--- a/MNIST_kNN_设计报告_最终提交版.docx
+++ b/MNIST_kNN_设计报告_最终提交版.docx
@@ -1065,15 +1065,15 @@
     <w:p ns2:paraId="6CE8120A"/>
     <w:p>
       <w:pPr>
-        <w:spacing w:after="120" w:line="220" w:lineRule="auto"/>
+        <w:spacing w:after="100" w:line="240" w:lineRule="auto"/>
         <w:jc w:val="left"/>
         <w:pBdr>
-          <w:bottom w:val="single" w:sz="12" w:space="4" w:color="292524"/>
+          <w:bottom w:val="single" w:sz="12" w:space="4" w:color="1E3A8A"/>
         </w:pBdr>
       </w:pPr>
       <w:r>
         <w:rPr>
-          <w:rFonts w:ascii="Microsoft YaHei" w:hAnsi="Microsoft YaHei" w:eastAsia="Microsoft YaHei"/>
+          <w:rFonts w:ascii="SimHei" w:hAnsi="SimHei" w:eastAsia="SimHei"/>
           <w:sz w:val="28"/>
           <w:szCs w:val="28"/>
           <w:color w:val="0F172A"/>
@@ -1084,12 +1084,13 @@
     </w:p>
     <w:p>
       <w:pPr>
-        <w:spacing w:after="40" w:line="220" w:lineRule="auto"/>
+        <w:spacing w:after="40" w:line="240" w:lineRule="auto"/>
         <w:jc w:val="left"/>
-      </w:pPr>
-      <w:r>
-        <w:rPr>
-          <w:rFonts w:ascii="Microsoft YaHei" w:hAnsi="Microsoft YaHei" w:eastAsia="Microsoft YaHei"/>
+        <w:ind w:firstLineChars="200" w:firstLine="420"/>
+      </w:pPr>
+      <w:r>
+        <w:rPr>
+          <w:rFonts w:ascii="Times New Roman" w:hAnsi="Times New Roman" w:eastAsia="SimSun"/>
           <w:sz w:val="19"/>
           <w:szCs w:val="19"/>
         </w:rPr>
@@ -1098,12 +1099,13 @@
     </w:p>
     <w:p>
       <w:pPr>
-        <w:spacing w:after="40" w:line="220" w:lineRule="auto"/>
+        <w:spacing w:after="40" w:line="240" w:lineRule="auto"/>
         <w:jc w:val="left"/>
-      </w:pPr>
-      <w:r>
-        <w:rPr>
-          <w:rFonts w:ascii="Microsoft YaHei" w:hAnsi="Microsoft YaHei" w:eastAsia="Microsoft YaHei"/>
+        <w:ind w:firstLineChars="200" w:firstLine="420"/>
+      </w:pPr>
+      <w:r>
+        <w:rPr>
+          <w:rFonts w:ascii="Times New Roman" w:hAnsi="Times New Roman" w:eastAsia="SimSun"/>
           <w:sz w:val="19"/>
           <w:szCs w:val="19"/>
         </w:rPr>
@@ -1112,18 +1114,342 @@
     </w:p>
     <w:p>
       <w:pPr>
-        <w:spacing w:after="40" w:line="220" w:lineRule="auto"/>
+        <w:spacing w:after="40" w:line="240" w:lineRule="auto"/>
         <w:jc w:val="left"/>
       </w:pPr>
       <w:r>
         <w:rPr>
-          <w:rFonts w:ascii="Microsoft YaHei" w:hAnsi="Microsoft YaHei" w:eastAsia="Microsoft YaHei"/>
+          <w:rFonts w:ascii="SimHei" w:hAnsi="SimHei" w:eastAsia="SimHei"/>
           <w:sz w:val="21"/>
           <w:szCs w:val="21"/>
           <w:color w:val="0F172A"/>
           <w:b/>
         </w:rPr>
         <w:t>1.1 核心算法设计与数学契约</w:t>
+      </w:r>
+    </w:p>
+    <w:p>
+      <w:pPr>
+        <w:spacing w:after="40" w:line="240" w:lineRule="auto"/>
+        <w:jc w:val="left"/>
+        <w:ind w:firstLineChars="200" w:firstLine="420"/>
+      </w:pPr>
+      <w:r>
+        <w:rPr>
+          <w:rFonts w:ascii="Times New Roman" w:hAnsi="Times New Roman" w:eastAsia="SimSun"/>
+          <w:sz w:val="19"/>
+          <w:szCs w:val="19"/>
+        </w:rPr>
+        <w:t>kNN 算法在欧氏空间下的核心计算开销源于成对样本距离度量。本项目采用基于矩阵代数展开的分批向量化公式，消除逐样本循环开销：</w:t>
+      </w:r>
+    </w:p>
+    <w:p>
+      <w:pPr>
+        <w:spacing w:after="30" w:line="240" w:lineRule="auto"/>
+        <w:jc w:val="center"/>
+      </w:pPr>
+      <w:r>
+        <w:rPr>
+          <w:rFonts w:ascii="Times New Roman" w:hAnsi="Times New Roman" w:eastAsia="SimSun"/>
+          <w:sz w:val="20"/>
+          <w:szCs w:val="20"/>
+        </w:rPr>
+        <w:t/>
+        <w:drawing>
+          <wp:inline distT="0" distB="0" distL="0" distR="0">
+            <wp:extent cx="4318000" cy="465761"/>
+            <wp:docPr id="101" name="eq_l2.png"/>
+            <a:graphic>
+              <a:graphicData uri="http://schemas.openxmlformats.org/drawingml/2006/picture">
+                <pic:pic>
+                  <pic:nvPicPr>
+                    <pic:cNvPr id="0" name="eq_l2.png"/>
+                    <pic:cNvPicPr/>
+                  </pic:nvPicPr>
+                  <pic:blipFill>
+                    <a:blip r:embed="rId6"/>
+                    <a:stretch>
+                      <a:fillRect/>
+                    </a:stretch>
+                  </pic:blipFill>
+                  <pic:spPr>
+                    <a:xfrm>
+                      <a:off x="0" y="0"/>
+                      <a:ext cx="4318000" cy="465761"/>
+                    </a:xfrm>
+                    <a:prstGeom prst="rect">
+                      <a:avLst/>
+                    </a:prstGeom>
+                  </pic:spPr>
+                </pic:pic>
+              </a:graphicData>
+            </a:graphic>
+          </wp:inline>
+        </w:drawing>
+      </w:r>
+      <w:r>
+        <w:rPr>
+          <w:sz w:val="18"/>
+        </w:rPr>
+        <w:t>   (式 1)</w:t>
+      </w:r>
+    </w:p>
+    <w:p>
+      <w:pPr>
+        <w:spacing w:after="40" w:line="240" w:lineRule="auto"/>
+        <w:jc w:val="left"/>
+        <w:ind w:firstLineChars="200" w:firstLine="420"/>
+      </w:pPr>
+      <w:r>
+        <w:rPr>
+          <w:rFonts w:ascii="Times New Roman" w:hAnsi="Times New Roman" w:eastAsia="SimSun"/>
+          <w:sz w:val="19"/>
+          <w:szCs w:val="19"/>
+        </w:rPr>
+        <w:t>其中，对矩阵乘法产生的微小负数舍入误差采用截断操作 np.maximum(d, 0)，确保严格满足距离度量公理。在近邻距离加权投票模式中，加权系数定义为距离的倒数：</w:t>
+      </w:r>
+    </w:p>
+    <w:p>
+      <w:pPr>
+        <w:spacing w:after="30" w:line="240" w:lineRule="auto"/>
+        <w:jc w:val="center"/>
+      </w:pPr>
+      <w:r>
+        <w:rPr>
+          <w:rFonts w:ascii="Times New Roman" w:hAnsi="Times New Roman" w:eastAsia="SimSun"/>
+          <w:sz w:val="20"/>
+          <w:szCs w:val="20"/>
+        </w:rPr>
+        <w:t/>
+        <w:drawing>
+          <wp:inline distT="0" distB="0" distL="0" distR="0">
+            <wp:extent cx="1778000" cy="535420"/>
+            <wp:docPr id="102" name="eq_weight.png"/>
+            <a:graphic>
+              <a:graphicData uri="http://schemas.openxmlformats.org/drawingml/2006/picture">
+                <pic:pic>
+                  <pic:nvPicPr>
+                    <pic:cNvPr id="0" name="eq_weight.png"/>
+                    <pic:cNvPicPr/>
+                  </pic:nvPicPr>
+                  <pic:blipFill>
+                    <a:blip r:embed="rId7"/>
+                    <a:stretch>
+                      <a:fillRect/>
+                    </a:stretch>
+                  </pic:blipFill>
+                  <pic:spPr>
+                    <a:xfrm>
+                      <a:off x="0" y="0"/>
+                      <a:ext cx="1778000" cy="535420"/>
+                    </a:xfrm>
+                    <a:prstGeom prst="rect">
+                      <a:avLst/>
+                    </a:prstGeom>
+                  </pic:spPr>
+                </pic:pic>
+              </a:graphicData>
+            </a:graphic>
+          </wp:inline>
+        </w:drawing>
+      </w:r>
+      <w:r>
+        <w:rPr>
+          <w:sz w:val="18"/>
+        </w:rPr>
+        <w:t>   (式 2)</w:t>
+      </w:r>
+    </w:p>
+    <w:p>
+      <w:pPr>
+        <w:spacing w:after="40" w:line="240" w:lineRule="auto"/>
+        <w:jc w:val="left"/>
+        <w:ind w:firstLineChars="200" w:firstLine="420"/>
+      </w:pPr>
+      <w:r>
+        <w:rPr>
+          <w:rFonts w:ascii="Times New Roman" w:hAnsi="Times New Roman" w:eastAsia="SimSun"/>
+          <w:sz w:val="19"/>
+          <w:szCs w:val="19"/>
+        </w:rPr>
+        <w:t>当近邻出现与查询样本完全重合的零距离点时，强制仅由零距离近邻独享投票权。最终多数票决策目标函数如下：</w:t>
+      </w:r>
+    </w:p>
+    <w:p>
+      <w:pPr>
+        <w:spacing w:after="30" w:line="240" w:lineRule="auto"/>
+        <w:jc w:val="center"/>
+      </w:pPr>
+      <w:r>
+        <w:rPr>
+          <w:rFonts w:ascii="Times New Roman" w:hAnsi="Times New Roman" w:eastAsia="SimSun"/>
+          <w:sz w:val="20"/>
+          <w:szCs w:val="20"/>
+        </w:rPr>
+        <w:t/>
+        <w:drawing>
+          <wp:inline distT="0" distB="0" distL="0" distR="0">
+            <wp:extent cx="4191000" cy="908506"/>
+            <wp:docPr id="103" name="eq_vote.png"/>
+            <a:graphic>
+              <a:graphicData uri="http://schemas.openxmlformats.org/drawingml/2006/picture">
+                <pic:pic>
+                  <pic:nvPicPr>
+                    <pic:cNvPr id="0" name="eq_vote.png"/>
+                    <pic:cNvPicPr/>
+                  </pic:nvPicPr>
+                  <pic:blipFill>
+                    <a:blip r:embed="rId8"/>
+                    <a:stretch>
+                      <a:fillRect/>
+                    </a:stretch>
+                  </pic:blipFill>
+                  <pic:spPr>
+                    <a:xfrm>
+                      <a:off x="0" y="0"/>
+                      <a:ext cx="4191000" cy="908506"/>
+                    </a:xfrm>
+                    <a:prstGeom prst="rect">
+                      <a:avLst/>
+                    </a:prstGeom>
+                  </pic:spPr>
+                </pic:pic>
+              </a:graphicData>
+            </a:graphic>
+          </wp:inline>
+        </w:drawing>
+      </w:r>
+      <w:r>
+        <w:rPr>
+          <w:sz w:val="18"/>
+        </w:rPr>
+        <w:t>   (式 3)</w:t>
+      </w:r>
+    </w:p>
+    <w:p>
+      <w:pPr>
+        <w:spacing w:after="40" w:line="240" w:lineRule="auto"/>
+        <w:jc w:val="left"/>
+        <w:ind w:firstLineChars="200" w:firstLine="420"/>
+      </w:pPr>
+      <w:r>
+        <w:rPr>
+          <w:rFonts w:ascii="Times New Roman" w:hAnsi="Times New Roman" w:eastAsia="SimSun"/>
+          <w:sz w:val="19"/>
+          <w:szCs w:val="19"/>
+        </w:rPr>
+        <w:t>• 确定性双层平票仲裁：近邻检索并列优先保留训练行号较小样本；多数票统计并列严格判定为类别编号较小者（0-9），契合课程标准。</w:t>
+      </w:r>
+    </w:p>
+    <w:p>
+      <w:pPr>
+        <w:spacing w:after="40" w:line="240" w:lineRule="auto"/>
+        <w:jc w:val="left"/>
+        <w:ind w:firstLineChars="200" w:firstLine="420"/>
+      </w:pPr>
+      <w:r>
+        <w:rPr>
+          <w:rFonts w:ascii="Times New Roman" w:hAnsi="Times New Roman" w:eastAsia="SimSun"/>
+          <w:sz w:val="19"/>
+          <w:szCs w:val="19"/>
+        </w:rPr>
+        <w:t>• Top-n 精度口径：按投票得分降序、类别编号升序排序，未获票类别得分归零后按编号补位，避免虚构高置信候选。</w:t>
+      </w:r>
+    </w:p>
+    <w:p>
+      <w:pPr>
+        <w:spacing w:after="30" w:line="240" w:lineRule="auto"/>
+        <w:jc w:val="left"/>
+      </w:pPr>
+      <w:r>
+        <w:rPr>
+          <w:rFonts w:ascii="Times New Roman" w:hAnsi="Times New Roman" w:eastAsia="SimSun"/>
+          <w:sz w:val="17"/>
+          <w:szCs w:val="17"/>
+        </w:rPr>
+        <w:t>关键词：MNIST手写体；k近邻分类器；SVD PCA；HOG梯度特征；分批向量化；Top-n精度</w:t>
+      </w:r>
+    </w:p>
+    <w:p>
+      <w:pPr>
+        <w:pageBreakBefore/>
+        <w:spacing w:after="100" w:line="240" w:lineRule="auto"/>
+        <w:jc w:val="left"/>
+        <w:pBdr>
+          <w:bottom w:val="single" w:sz="12" w:space="4" w:color="1E3A8A"/>
+        </w:pBdr>
+      </w:pPr>
+      <w:r>
+        <w:rPr>
+          <w:rFonts w:ascii="SimHei" w:hAnsi="SimHei" w:eastAsia="SimHei"/>
+          <w:sz w:val="28"/>
+          <w:szCs w:val="28"/>
+          <w:color w:val="0F172A"/>
+          <w:b/>
+        </w:rPr>
+        <w:t>二、数据集划分、实验环境与评价体系</w:t>
+      </w:r>
+    </w:p>
+    <w:p>
+      <w:pPr>
+        <w:spacing w:after="40" w:line="240" w:lineRule="auto"/>
+        <w:jc w:val="left"/>
+        <w:ind w:firstLineChars="200" w:firstLine="420"/>
+      </w:pPr>
+      <w:r>
+        <w:rPr>
+          <w:rFonts w:ascii="Times New Roman" w:hAnsi="Times New Roman" w:eastAsia="SimSun"/>
+          <w:sz w:val="19"/>
+          <w:szCs w:val="19"/>
+        </w:rPr>
+        <w:t>实验采用标准 MNIST 手写体数字数据集，每张图像为 28×28 灰度图（784 维原始特征，标签 0-9），像素除以 255 归一化。原始 IDX 格式无损转换，哈希清单记录于 data_manifest.json，杜绝重采样偏差。</w:t>
+      </w:r>
+    </w:p>
+    <w:p>
+      <w:pPr>
+        <w:spacing w:after="40" w:line="240" w:lineRule="auto"/>
+        <w:jc w:val="left"/>
+      </w:pPr>
+      <w:r>
+        <w:rPr>
+          <w:rFonts w:ascii="SimHei" w:hAnsi="SimHei" w:eastAsia="SimHei"/>
+          <w:sz w:val="21"/>
+          <w:szCs w:val="21"/>
+          <w:color w:val="0F172A"/>
+          <w:b/>
+        </w:rPr>
+        <w:t>2.1 严谨的三阶段子集划分（避免数据泄漏）</w:t>
+      </w:r>
+    </w:p>
+    <w:p>
+      <w:pPr>
+        <w:spacing w:after="40" w:line="240" w:lineRule="auto"/>
+        <w:jc w:val="left"/>
+        <w:ind w:firstLineChars="200" w:firstLine="420"/>
+      </w:pPr>
+      <w:r>
+        <w:rPr>
+          <w:rFonts w:ascii="Times New Roman" w:hAnsi="Times New Roman" w:eastAsia="SimSun"/>
+          <w:sz w:val="19"/>
+          <w:szCs w:val="19"/>
+        </w:rPr>
+        <w:t>以固定随机种子（42/43）从 60,000 张训练集分层抽取 12,000 张训练与 2,000 张验证子集（每类训练 1,200、验证 200 张，索引无交集）。PCA 投影基仅在 12,000 训练子集拟合，验证集仅映射。最终测试集（10,000 张）在锁定配置前保持完全盲态。</w:t>
+      </w:r>
+    </w:p>
+    <w:p>
+      <w:pPr>
+        <w:spacing w:after="40" w:line="240" w:lineRule="auto"/>
+        <w:jc w:val="left"/>
+      </w:pPr>
+      <w:r>
+        <w:rPr>
+          <w:rFonts w:ascii="SimHei" w:hAnsi="SimHei" w:eastAsia="SimHei"/>
+          <w:sz w:val="21"/>
+          <w:szCs w:val="21"/>
+          <w:color w:val="0F172A"/>
+          <w:b/>
+        </w:rPr>
+        <w:t>2.2 软硬件运行环境</w:t>
       </w:r>
     </w:p>
     <w:tbl>
@@ -1131,302 +1457,9 @@
         <w:tblW w:w="8300" w:type="dxa"/>
         <w:tblLayout w:type="fixed"/>
         <w:tblBorders>
-          <w:top w:val="single" w:sz="4" w:color="E7E5E0"/>
-          <w:bottom w:val="single" w:sz="4" w:color="E7E5E0"/>
-          <w:insideH w:val="single" w:sz="4" w:color="E7E5E0"/>
-        </w:tblBorders>
-        <w:tblCellMar>
-          <w:top w:w="50" w:type="dxa"/>
-          <w:bottom w:w="50" w:type="dxa"/>
-          <w:left w:w="50" w:type="dxa"/>
-          <w:right w:w="50" w:type="dxa"/>
-        </w:tblCellMar>
-      </w:tblPr>
-      <w:tblGrid>
-        <w:gridCol w:w="4500"/>
-        <w:gridCol w:w="3800"/>
-      </w:tblGrid>
-      <w:tr>
-        <w:tc>
-          <w:tcPr>
-            <w:tcW w:w="4500" w:type="dxa"/>
-            <w:shd w:fill="292524"/>
-          </w:tcPr>
-          <w:p>
-            <w:pPr>
-              <w:spacing w:after="0" w:before="0" w:line="190" w:lineRule="auto"/>
-              <w:jc w:val="left"/>
-            </w:pPr>
-            <w:r>
-              <w:rPr>
-                <w:rFonts w:ascii="Consolas" w:hAnsi="Consolas" w:eastAsia="Microsoft YaHei"/>
-                <w:sz w:val="13"/>
-                <w:b/>
-                <w:color w:val="FFFFFF"/>
-              </w:rPr>
-              <w:t>向量化欧氏距离展开公式</w:t>
-            </w:r>
-          </w:p>
-        </w:tc>
-        <w:tc>
-          <w:tcPr>
-            <w:tcW w:w="3800" w:type="dxa"/>
-            <w:shd w:fill="292524"/>
-          </w:tcPr>
-          <w:p>
-            <w:pPr>
-              <w:spacing w:after="0" w:before="0" w:line="190" w:lineRule="auto"/>
-              <w:jc w:val="center"/>
-            </w:pPr>
-            <w:r>
-              <w:rPr>
-                <w:rFonts w:ascii="Microsoft YaHei" w:hAnsi="Microsoft YaHei" w:eastAsia="Microsoft YaHei"/>
-                <w:sz w:val="15"/>
-                <w:b/>
-                <w:color w:val="FFFFFF"/>
-              </w:rPr>
-              <w:t>数学原理与工程意义</w:t>
-            </w:r>
-          </w:p>
-        </w:tc>
-      </w:tr>
-      <w:tr>
-        <w:tc>
-          <w:tcPr>
-            <w:tcW w:w="4500" w:type="dxa"/>
-          </w:tcPr>
-          <w:p>
-            <w:pPr>
-              <w:spacing w:after="0" w:before="0" w:line="190" w:lineRule="auto"/>
-              <w:jc w:val="left"/>
-            </w:pPr>
-            <w:r>
-              <w:rPr>
-                <w:rFonts w:ascii="Consolas" w:hAnsi="Consolas" w:eastAsia="Microsoft YaHei"/>
-                <w:sz w:val="13"/>
-              </w:rPr>
-              <w:t>||q - x||² = ||q||² + ||x||² - 2·q·x^T</w:t>
-            </w:r>
-          </w:p>
-        </w:tc>
-        <w:tc>
-          <w:tcPr>
-            <w:tcW w:w="3800" w:type="dxa"/>
-          </w:tcPr>
-          <w:p>
-            <w:pPr>
-              <w:spacing w:after="0" w:before="0" w:line="190" w:lineRule="auto"/>
-              <w:jc w:val="center"/>
-            </w:pPr>
-            <w:r>
-              <w:rPr>
-                <w:rFonts w:ascii="Microsoft YaHei" w:hAnsi="Microsoft YaHei" w:eastAsia="Microsoft YaHei"/>
-                <w:sz w:val="15"/>
-              </w:rPr>
-              <w:t>将成对距离展开为范数求和与矩阵乘法，单次调用 BLAS/CUDA GEMM 求解整批距离</w:t>
-            </w:r>
-          </w:p>
-        </w:tc>
-      </w:tr>
-      <w:tr>
-        <w:tc>
-          <w:tcPr>
-            <w:tcW w:w="4500" w:type="dxa"/>
-            <w:shd w:fill="FBF9F5"/>
-          </w:tcPr>
-          <w:p>
-            <w:pPr>
-              <w:spacing w:after="0" w:before="0" w:line="190" w:lineRule="auto"/>
-              <w:jc w:val="left"/>
-            </w:pPr>
-            <w:r>
-              <w:rPr>
-                <w:rFonts w:ascii="Consolas" w:hAnsi="Consolas" w:eastAsia="Microsoft YaHei"/>
-                <w:sz w:val="13"/>
-              </w:rPr>
-              <w:t>浮点截断 np.maximum(d, 0)</w:t>
-            </w:r>
-          </w:p>
-        </w:tc>
-        <w:tc>
-          <w:tcPr>
-            <w:tcW w:w="3800" w:type="dxa"/>
-            <w:shd w:fill="FBF9F5"/>
-          </w:tcPr>
-          <w:p>
-            <w:pPr>
-              <w:spacing w:after="0" w:before="0" w:line="190" w:lineRule="auto"/>
-              <w:jc w:val="center"/>
-            </w:pPr>
-            <w:r>
-              <w:rPr>
-                <w:rFonts w:ascii="Microsoft YaHei" w:hAnsi="Microsoft YaHei" w:eastAsia="Microsoft YaHei"/>
-                <w:sz w:val="15"/>
-              </w:rPr>
-              <w:t>消除浮点舍入微小负数误差，确保非负性，满足严格距离度量公理</w:t>
-            </w:r>
-          </w:p>
-        </w:tc>
-      </w:tr>
-    </w:tbl>
-    <w:p>
-      <w:pPr>
-        <w:spacing w:after="30" w:line="220" w:lineRule="auto"/>
-        <w:jc w:val="left"/>
-      </w:pPr>
-      <w:r>
-        <w:rPr>
-          <w:rFonts w:ascii="Microsoft YaHei" w:hAnsi="Microsoft YaHei" w:eastAsia="Microsoft YaHei"/>
-          <w:sz w:val="20"/>
-          <w:szCs w:val="20"/>
-        </w:rPr>
-        <w:t/>
-      </w:r>
-    </w:p>
-    <w:p>
-      <w:pPr>
-        <w:spacing w:after="40" w:line="220" w:lineRule="auto"/>
-        <w:jc w:val="left"/>
-      </w:pPr>
-      <w:r>
-        <w:rPr>
-          <w:rFonts w:ascii="Microsoft YaHei" w:hAnsi="Microsoft YaHei" w:eastAsia="Microsoft YaHei"/>
-          <w:sz w:val="19"/>
-          <w:szCs w:val="19"/>
-        </w:rPr>
-        <w:t>• 确定性双层平票仲裁：近邻检索并列优先保留训练行号较小样本；多数票统计并列严格判定为类别编号较小者（0-9），契合课程标准。</w:t>
-      </w:r>
-    </w:p>
-    <w:p>
-      <w:pPr>
-        <w:spacing w:after="40" w:line="220" w:lineRule="auto"/>
-        <w:jc w:val="left"/>
-      </w:pPr>
-      <w:r>
-        <w:rPr>
-          <w:rFonts w:ascii="Microsoft YaHei" w:hAnsi="Microsoft YaHei" w:eastAsia="Microsoft YaHei"/>
-          <w:sz w:val="19"/>
-          <w:szCs w:val="19"/>
-        </w:rPr>
-        <w:t>• 距离加权与零距离：距离权重严格采用 1/d（开平方后取倒数）；当存在距离为 0 的重合样本时，强制仅由零距离邻居独享投票权。</w:t>
-      </w:r>
-    </w:p>
-    <w:p>
-      <w:pPr>
-        <w:spacing w:after="40" w:line="220" w:lineRule="auto"/>
-        <w:jc w:val="left"/>
-      </w:pPr>
-      <w:r>
-        <w:rPr>
-          <w:rFonts w:ascii="Microsoft YaHei" w:hAnsi="Microsoft YaHei" w:eastAsia="Microsoft YaHei"/>
-          <w:sz w:val="19"/>
-          <w:szCs w:val="19"/>
-        </w:rPr>
-        <w:t>• Top-n 精度口径：按投票得分降序、类别编号升序排序，未获票类别得分归零后按编号补位，避免虚构高置信候选。</w:t>
-      </w:r>
-    </w:p>
-    <w:p>
-      <w:pPr>
-        <w:spacing w:after="30" w:line="220" w:lineRule="auto"/>
-        <w:jc w:val="left"/>
-      </w:pPr>
-      <w:r>
-        <w:rPr>
-          <w:rFonts w:ascii="Microsoft YaHei" w:hAnsi="Microsoft YaHei" w:eastAsia="Microsoft YaHei"/>
-          <w:sz w:val="17"/>
-          <w:szCs w:val="17"/>
-        </w:rPr>
-        <w:t>关键词：MNIST手写体；k近邻分类器；SVD PCA；HOG梯度特征；分批向量化；Top-n精度</w:t>
-      </w:r>
-    </w:p>
-    <w:p>
-      <w:pPr>
-        <w:pageBreakBefore/>
-        <w:spacing w:after="120" w:line="220" w:lineRule="auto"/>
-        <w:jc w:val="left"/>
-        <w:pBdr>
-          <w:bottom w:val="single" w:sz="12" w:space="4" w:color="292524"/>
-        </w:pBdr>
-      </w:pPr>
-      <w:r>
-        <w:rPr>
-          <w:rFonts w:ascii="Microsoft YaHei" w:hAnsi="Microsoft YaHei" w:eastAsia="Microsoft YaHei"/>
-          <w:sz w:val="28"/>
-          <w:szCs w:val="28"/>
-          <w:color w:val="0F172A"/>
-          <w:b/>
-        </w:rPr>
-        <w:t>二、数据集划分、实验环境与评价体系</w:t>
-      </w:r>
-    </w:p>
-    <w:p>
-      <w:pPr>
-        <w:spacing w:after="40" w:line="220" w:lineRule="auto"/>
-        <w:jc w:val="left"/>
-      </w:pPr>
-      <w:r>
-        <w:rPr>
-          <w:rFonts w:ascii="Microsoft YaHei" w:hAnsi="Microsoft YaHei" w:eastAsia="Microsoft YaHei"/>
-          <w:sz w:val="19"/>
-          <w:szCs w:val="19"/>
-        </w:rPr>
-        <w:t>实验采用标准 MNIST 手写体数字数据集，每张图像为 28×28 灰度图（784 维原始特征，标签 0-9），像素除以 255 归一化。原始 IDX 格式无损转换，哈希清单记录于 data_manifest.json，杜绝重采样偏差。</w:t>
-      </w:r>
-    </w:p>
-    <w:p>
-      <w:pPr>
-        <w:spacing w:after="40" w:line="220" w:lineRule="auto"/>
-        <w:jc w:val="left"/>
-      </w:pPr>
-      <w:r>
-        <w:rPr>
-          <w:rFonts w:ascii="Microsoft YaHei" w:hAnsi="Microsoft YaHei" w:eastAsia="Microsoft YaHei"/>
-          <w:sz w:val="21"/>
-          <w:szCs w:val="21"/>
-          <w:color w:val="0F172A"/>
-          <w:b/>
-        </w:rPr>
-        <w:t>2.1 严谨的三阶段子集划分（避免数据泄漏）</w:t>
-      </w:r>
-    </w:p>
-    <w:p>
-      <w:pPr>
-        <w:spacing w:after="40" w:line="220" w:lineRule="auto"/>
-        <w:jc w:val="left"/>
-      </w:pPr>
-      <w:r>
-        <w:rPr>
-          <w:rFonts w:ascii="Microsoft YaHei" w:hAnsi="Microsoft YaHei" w:eastAsia="Microsoft YaHei"/>
-          <w:sz w:val="19"/>
-          <w:szCs w:val="19"/>
-        </w:rPr>
-        <w:t>以固定随机种子（42/43）从 60,000 张训练集分层抽取 12,000 张训练与 2,000 张验证子集（每类训练 1,200、验证 200 张，索引无交集）。PCA 投影基仅在 12,000 训练子集拟合，验证集仅映射。最终测试集（10,000 张）在锁定配置前保持完全盲态。</w:t>
-      </w:r>
-    </w:p>
-    <w:p>
-      <w:pPr>
-        <w:spacing w:after="40" w:line="220" w:lineRule="auto"/>
-        <w:jc w:val="left"/>
-      </w:pPr>
-      <w:r>
-        <w:rPr>
-          <w:rFonts w:ascii="Microsoft YaHei" w:hAnsi="Microsoft YaHei" w:eastAsia="Microsoft YaHei"/>
-          <w:sz w:val="21"/>
-          <w:szCs w:val="21"/>
-          <w:color w:val="0F172A"/>
-          <w:b/>
-        </w:rPr>
-        <w:t>2.2 软硬件运行环境</w:t>
-      </w:r>
-    </w:p>
-    <w:tbl>
-      <w:tblPr>
-        <w:tblW w:w="8300" w:type="dxa"/>
-        <w:tblLayout w:type="fixed"/>
-        <w:tblBorders>
-          <w:top w:val="single" w:sz="4" w:color="E7E5E0"/>
-          <w:bottom w:val="single" w:sz="4" w:color="E7E5E0"/>
-          <w:insideH w:val="single" w:sz="4" w:color="E7E5E0"/>
+          <w:top w:val="single" w:sz="8" w:color="1E293B"/>
+          <w:bottom w:val="single" w:sz="8" w:color="1E293B"/>
+          <w:insideH w:val="single" w:sz="4" w:color="E2E8F0"/>
         </w:tblBorders>
         <w:tblCellMar>
           <w:top w:w="50" w:type="dxa"/>
@@ -1444,16 +1477,16 @@
         <w:tc>
           <w:tcPr>
             <w:tcW w:w="2000" w:type="dxa"/>
-            <w:shd w:fill="292524"/>
-          </w:tcPr>
-          <w:p>
-            <w:pPr>
-              <w:spacing w:after="0" w:before="0" w:line="190" w:lineRule="auto"/>
+            <w:shd w:fill="1E3A8A"/>
+          </w:tcPr>
+          <w:p>
+            <w:pPr>
+              <w:spacing w:after="0" w:before="0" w:line="200" w:lineRule="auto"/>
               <w:jc w:val="left"/>
             </w:pPr>
             <w:r>
               <w:rPr>
-                <w:rFonts w:ascii="Microsoft YaHei" w:hAnsi="Microsoft YaHei" w:eastAsia="Microsoft YaHei"/>
+                <w:rFonts w:ascii="SimHei" w:hAnsi="SimHei" w:eastAsia="SimHei"/>
                 <w:sz w:val="15"/>
                 <w:b/>
                 <w:color w:val="FFFFFF"/>
@@ -1465,16 +1498,16 @@
         <w:tc>
           <w:tcPr>
             <w:tcW w:w="3300" w:type="dxa"/>
-            <w:shd w:fill="292524"/>
-          </w:tcPr>
-          <w:p>
-            <w:pPr>
-              <w:spacing w:after="0" w:before="0" w:line="190" w:lineRule="auto"/>
-              <w:jc w:val="center"/>
-            </w:pPr>
-            <w:r>
-              <w:rPr>
-                <w:rFonts w:ascii="Microsoft YaHei" w:hAnsi="Microsoft YaHei" w:eastAsia="Microsoft YaHei"/>
+            <w:shd w:fill="1E3A8A"/>
+          </w:tcPr>
+          <w:p>
+            <w:pPr>
+              <w:spacing w:after="0" w:before="0" w:line="200" w:lineRule="auto"/>
+              <w:jc w:val="center"/>
+            </w:pPr>
+            <w:r>
+              <w:rPr>
+                <w:rFonts w:ascii="SimHei" w:hAnsi="SimHei" w:eastAsia="SimHei"/>
                 <w:sz w:val="15"/>
                 <w:b/>
                 <w:color w:val="FFFFFF"/>
@@ -1486,16 +1519,16 @@
         <w:tc>
           <w:tcPr>
             <w:tcW w:w="3000" w:type="dxa"/>
-            <w:shd w:fill="292524"/>
-          </w:tcPr>
-          <w:p>
-            <w:pPr>
-              <w:spacing w:after="0" w:before="0" w:line="190" w:lineRule="auto"/>
-              <w:jc w:val="center"/>
-            </w:pPr>
-            <w:r>
-              <w:rPr>
-                <w:rFonts w:ascii="Microsoft YaHei" w:hAnsi="Microsoft YaHei" w:eastAsia="Microsoft YaHei"/>
+            <w:shd w:fill="1E3A8A"/>
+          </w:tcPr>
+          <w:p>
+            <w:pPr>
+              <w:spacing w:after="0" w:before="0" w:line="200" w:lineRule="auto"/>
+              <w:jc w:val="center"/>
+            </w:pPr>
+            <w:r>
+              <w:rPr>
+                <w:rFonts w:ascii="SimHei" w:hAnsi="SimHei" w:eastAsia="SimHei"/>
                 <w:sz w:val="15"/>
                 <w:b/>
                 <w:color w:val="FFFFFF"/>
@@ -1512,12 +1545,12 @@
           </w:tcPr>
           <w:p>
             <w:pPr>
-              <w:spacing w:after="0" w:before="0" w:line="190" w:lineRule="auto"/>
+              <w:spacing w:after="0" w:before="0" w:line="200" w:lineRule="auto"/>
               <w:jc w:val="left"/>
             </w:pPr>
             <w:r>
               <w:rPr>
-                <w:rFonts w:ascii="Microsoft YaHei" w:hAnsi="Microsoft YaHei" w:eastAsia="Microsoft YaHei"/>
+                <w:rFonts w:ascii="Times New Roman" w:hAnsi="Times New Roman" w:eastAsia="SimSun"/>
                 <w:sz w:val="15"/>
               </w:rPr>
               <w:t>操作系统 / 处理器</w:t>
@@ -1530,12 +1563,12 @@
           </w:tcPr>
           <w:p>
             <w:pPr>
-              <w:spacing w:after="0" w:before="0" w:line="190" w:lineRule="auto"/>
-              <w:jc w:val="center"/>
-            </w:pPr>
-            <w:r>
-              <w:rPr>
-                <w:rFonts w:ascii="Microsoft YaHei" w:hAnsi="Microsoft YaHei" w:eastAsia="Microsoft YaHei"/>
+              <w:spacing w:after="0" w:before="0" w:line="200" w:lineRule="auto"/>
+              <w:jc w:val="center"/>
+            </w:pPr>
+            <w:r>
+              <w:rPr>
+                <w:rFonts w:ascii="Times New Roman" w:hAnsi="Times New Roman" w:eastAsia="SimSun"/>
                 <w:sz w:val="15"/>
               </w:rPr>
               <w:t>Windows 11 / x64 多核 CPU</w:t>
@@ -1548,12 +1581,12 @@
           </w:tcPr>
           <w:p>
             <w:pPr>
-              <w:spacing w:after="0" w:before="0" w:line="190" w:lineRule="auto"/>
-              <w:jc w:val="center"/>
-            </w:pPr>
-            <w:r>
-              <w:rPr>
-                <w:rFonts w:ascii="Microsoft YaHei" w:hAnsi="Microsoft YaHei" w:eastAsia="Microsoft YaHei"/>
+              <w:spacing w:after="0" w:before="0" w:line="200" w:lineRule="auto"/>
+              <w:jc w:val="center"/>
+            </w:pPr>
+            <w:r>
+              <w:rPr>
+                <w:rFonts w:ascii="Times New Roman" w:hAnsi="Times New Roman" w:eastAsia="SimSun"/>
                 <w:sz w:val="15"/>
               </w:rPr>
               <w:t>负责数据预处理与特征工程调度</w:t>
@@ -1565,16 +1598,16 @@
         <w:tc>
           <w:tcPr>
             <w:tcW w:w="2000" w:type="dxa"/>
-            <w:shd w:fill="FBF9F5"/>
-          </w:tcPr>
-          <w:p>
-            <w:pPr>
-              <w:spacing w:after="0" w:before="0" w:line="190" w:lineRule="auto"/>
+            <w:shd w:fill="F8FAFC"/>
+          </w:tcPr>
+          <w:p>
+            <w:pPr>
+              <w:spacing w:after="0" w:before="0" w:line="200" w:lineRule="auto"/>
               <w:jc w:val="left"/>
             </w:pPr>
             <w:r>
               <w:rPr>
-                <w:rFonts w:ascii="Microsoft YaHei" w:hAnsi="Microsoft YaHei" w:eastAsia="Microsoft YaHei"/>
+                <w:rFonts w:ascii="Times New Roman" w:hAnsi="Times New Roman" w:eastAsia="SimSun"/>
                 <w:sz w:val="15"/>
               </w:rPr>
               <w:t>图形加速卡 GPU</w:t>
@@ -1584,16 +1617,16 @@
         <w:tc>
           <w:tcPr>
             <w:tcW w:w="3300" w:type="dxa"/>
-            <w:shd w:fill="FBF9F5"/>
-          </w:tcPr>
-          <w:p>
-            <w:pPr>
-              <w:spacing w:after="0" w:before="0" w:line="190" w:lineRule="auto"/>
-              <w:jc w:val="center"/>
-            </w:pPr>
-            <w:r>
-              <w:rPr>
-                <w:rFonts w:ascii="Microsoft YaHei" w:hAnsi="Microsoft YaHei" w:eastAsia="Microsoft YaHei"/>
+            <w:shd w:fill="F8FAFC"/>
+          </w:tcPr>
+          <w:p>
+            <w:pPr>
+              <w:spacing w:after="0" w:before="0" w:line="200" w:lineRule="auto"/>
+              <w:jc w:val="center"/>
+            </w:pPr>
+            <w:r>
+              <w:rPr>
+                <w:rFonts w:ascii="Times New Roman" w:hAnsi="Times New Roman" w:eastAsia="SimSun"/>
                 <w:sz w:val="15"/>
               </w:rPr>
               <w:t>NVIDIA GeForce RTX 4080 Laptop GPU</w:t>
@@ -1603,16 +1636,16 @@
         <w:tc>
           <w:tcPr>
             <w:tcW w:w="3000" w:type="dxa"/>
-            <w:shd w:fill="FBF9F5"/>
-          </w:tcPr>
-          <w:p>
-            <w:pPr>
-              <w:spacing w:after="0" w:before="0" w:line="190" w:lineRule="auto"/>
-              <w:jc w:val="center"/>
-            </w:pPr>
-            <w:r>
-              <w:rPr>
-                <w:rFonts w:ascii="Microsoft YaHei" w:hAnsi="Microsoft YaHei" w:eastAsia="Microsoft YaHei"/>
+            <w:shd w:fill="F8FAFC"/>
+          </w:tcPr>
+          <w:p>
+            <w:pPr>
+              <w:spacing w:after="0" w:before="0" w:line="200" w:lineRule="auto"/>
+              <w:jc w:val="center"/>
+            </w:pPr>
+            <w:r>
+              <w:rPr>
+                <w:rFonts w:ascii="Times New Roman" w:hAnsi="Times New Roman" w:eastAsia="SimSun"/>
                 <w:sz w:val="15"/>
               </w:rPr>
               <w:t>用于分批向量化欧氏距离矩阵高速检索</w:t>
@@ -1627,12 +1660,12 @@
           </w:tcPr>
           <w:p>
             <w:pPr>
-              <w:spacing w:after="0" w:before="0" w:line="190" w:lineRule="auto"/>
+              <w:spacing w:after="0" w:before="0" w:line="200" w:lineRule="auto"/>
               <w:jc w:val="left"/>
             </w:pPr>
             <w:r>
               <w:rPr>
-                <w:rFonts w:ascii="Microsoft YaHei" w:hAnsi="Microsoft YaHei" w:eastAsia="Microsoft YaHei"/>
+                <w:rFonts w:ascii="Times New Roman" w:hAnsi="Times New Roman" w:eastAsia="SimSun"/>
                 <w:sz w:val="15"/>
               </w:rPr>
               <w:t>核心依赖库</w:t>
@@ -1645,12 +1678,12 @@
           </w:tcPr>
           <w:p>
             <w:pPr>
-              <w:spacing w:after="0" w:before="0" w:line="190" w:lineRule="auto"/>
-              <w:jc w:val="center"/>
-            </w:pPr>
-            <w:r>
-              <w:rPr>
-                <w:rFonts w:ascii="Microsoft YaHei" w:hAnsi="Microsoft YaHei" w:eastAsia="Microsoft YaHei"/>
+              <w:spacing w:after="0" w:before="0" w:line="200" w:lineRule="auto"/>
+              <w:jc w:val="center"/>
+            </w:pPr>
+            <w:r>
+              <w:rPr>
+                <w:rFonts w:ascii="Times New Roman" w:hAnsi="Times New Roman" w:eastAsia="SimSun"/>
                 <w:sz w:val="15"/>
               </w:rPr>
               <w:t>PyTorch 2.2 / CUDA / NumPy 1.26 / scikit-learn</w:t>
@@ -1663,12 +1696,12 @@
           </w:tcPr>
           <w:p>
             <w:pPr>
-              <w:spacing w:after="0" w:before="0" w:line="190" w:lineRule="auto"/>
-              <w:jc w:val="center"/>
-            </w:pPr>
-            <w:r>
-              <w:rPr>
-                <w:rFonts w:ascii="Microsoft YaHei" w:hAnsi="Microsoft YaHei" w:eastAsia="Microsoft YaHei"/>
+              <w:spacing w:after="0" w:before="0" w:line="200" w:lineRule="auto"/>
+              <w:jc w:val="center"/>
+            </w:pPr>
+            <w:r>
+              <w:rPr>
+                <w:rFonts w:ascii="Times New Roman" w:hAnsi="Times New Roman" w:eastAsia="SimSun"/>
                 <w:sz w:val="15"/>
               </w:rPr>
               <w:t>统一矩阵运算后端与严格 QA 交叉对照</w:t>
@@ -1680,16 +1713,16 @@
         <w:tc>
           <w:tcPr>
             <w:tcW w:w="2000" w:type="dxa"/>
-            <w:shd w:fill="FBF9F5"/>
-          </w:tcPr>
-          <w:p>
-            <w:pPr>
-              <w:spacing w:after="0" w:before="0" w:line="190" w:lineRule="auto"/>
+            <w:shd w:fill="F8FAFC"/>
+          </w:tcPr>
+          <w:p>
+            <w:pPr>
+              <w:spacing w:after="0" w:before="0" w:line="200" w:lineRule="auto"/>
               <w:jc w:val="left"/>
             </w:pPr>
             <w:r>
               <w:rPr>
-                <w:rFonts w:ascii="Microsoft YaHei" w:hAnsi="Microsoft YaHei" w:eastAsia="Microsoft YaHei"/>
+                <w:rFonts w:ascii="Times New Roman" w:hAnsi="Times New Roman" w:eastAsia="SimSun"/>
                 <w:sz w:val="15"/>
               </w:rPr>
               <w:t>特征处理库</w:t>
@@ -1699,16 +1732,16 @@
         <w:tc>
           <w:tcPr>
             <w:tcW w:w="3300" w:type="dxa"/>
-            <w:shd w:fill="FBF9F5"/>
-          </w:tcPr>
-          <w:p>
-            <w:pPr>
-              <w:spacing w:after="0" w:before="0" w:line="190" w:lineRule="auto"/>
-              <w:jc w:val="center"/>
-            </w:pPr>
-            <w:r>
-              <w:rPr>
-                <w:rFonts w:ascii="Microsoft YaHei" w:hAnsi="Microsoft YaHei" w:eastAsia="Microsoft YaHei"/>
+            <w:shd w:fill="F8FAFC"/>
+          </w:tcPr>
+          <w:p>
+            <w:pPr>
+              <w:spacing w:after="0" w:before="0" w:line="200" w:lineRule="auto"/>
+              <w:jc w:val="center"/>
+            </w:pPr>
+            <w:r>
+              <w:rPr>
+                <w:rFonts w:ascii="Times New Roman" w:hAnsi="Times New Roman" w:eastAsia="SimSun"/>
                 <w:sz w:val="15"/>
               </w:rPr>
               <w:t>scikit-image 0.22</w:t>
@@ -1718,16 +1751,16 @@
         <w:tc>
           <w:tcPr>
             <w:tcW w:w="3000" w:type="dxa"/>
-            <w:shd w:fill="FBF9F5"/>
-          </w:tcPr>
-          <w:p>
-            <w:pPr>
-              <w:spacing w:after="0" w:before="0" w:line="190" w:lineRule="auto"/>
-              <w:jc w:val="center"/>
-            </w:pPr>
-            <w:r>
-              <w:rPr>
-                <w:rFonts w:ascii="Microsoft YaHei" w:hAnsi="Microsoft YaHei" w:eastAsia="Microsoft YaHei"/>
+            <w:shd w:fill="F8FAFC"/>
+          </w:tcPr>
+          <w:p>
+            <w:pPr>
+              <w:spacing w:after="0" w:before="0" w:line="200" w:lineRule="auto"/>
+              <w:jc w:val="center"/>
+            </w:pPr>
+            <w:r>
+              <w:rPr>
+                <w:rFonts w:ascii="Times New Roman" w:hAnsi="Times New Roman" w:eastAsia="SimSun"/>
                 <w:sz w:val="15"/>
               </w:rPr>
               <w:t>用于提取 324 维 HOG 局部方向梯度特征</w:t>
@@ -1738,12 +1771,12 @@
     </w:tbl>
     <w:p>
       <w:pPr>
-        <w:spacing w:after="30" w:line="220" w:lineRule="auto"/>
+        <w:spacing w:after="30" w:line="240" w:lineRule="auto"/>
         <w:jc w:val="left"/>
       </w:pPr>
       <w:r>
         <w:rPr>
-          <w:rFonts w:ascii="Microsoft YaHei" w:hAnsi="Microsoft YaHei" w:eastAsia="Microsoft YaHei"/>
+          <w:rFonts w:ascii="Times New Roman" w:hAnsi="Times New Roman" w:eastAsia="SimSun"/>
           <w:sz w:val="20"/>
           <w:szCs w:val="20"/>
         </w:rPr>
@@ -1752,12 +1785,12 @@
     </w:p>
     <w:p>
       <w:pPr>
-        <w:spacing w:after="40" w:line="220" w:lineRule="auto"/>
+        <w:spacing w:after="40" w:line="240" w:lineRule="auto"/>
         <w:jc w:val="left"/>
       </w:pPr>
       <w:r>
         <w:rPr>
-          <w:rFonts w:ascii="Microsoft YaHei" w:hAnsi="Microsoft YaHei" w:eastAsia="Microsoft YaHei"/>
+          <w:rFonts w:ascii="SimHei" w:hAnsi="SimHei" w:eastAsia="SimHei"/>
           <w:sz w:val="21"/>
           <w:szCs w:val="21"/>
           <w:color w:val="0F172A"/>
@@ -1768,12 +1801,13 @@
     </w:p>
     <w:p>
       <w:pPr>
-        <w:spacing w:after="40" w:line="220" w:lineRule="auto"/>
+        <w:spacing w:after="40" w:line="240" w:lineRule="auto"/>
         <w:jc w:val="left"/>
-      </w:pPr>
-      <w:r>
-        <w:rPr>
-          <w:rFonts w:ascii="Microsoft YaHei" w:hAnsi="Microsoft YaHei" w:eastAsia="Microsoft YaHei"/>
+        <w:ind w:firstLineChars="200" w:firstLine="420"/>
+      </w:pPr>
+      <w:r>
+        <w:rPr>
+          <w:rFonts w:ascii="Times New Roman" w:hAnsi="Times New Roman" w:eastAsia="SimSun"/>
           <w:sz w:val="19"/>
           <w:szCs w:val="19"/>
         </w:rPr>
@@ -1783,15 +1817,15 @@
     <w:p>
       <w:pPr>
         <w:pageBreakBefore/>
-        <w:spacing w:after="120" w:line="220" w:lineRule="auto"/>
+        <w:spacing w:after="100" w:line="240" w:lineRule="auto"/>
         <w:jc w:val="left"/>
         <w:pBdr>
-          <w:bottom w:val="single" w:sz="12" w:space="4" w:color="292524"/>
+          <w:bottom w:val="single" w:sz="12" w:space="4" w:color="1E3A8A"/>
         </w:pBdr>
       </w:pPr>
       <w:r>
         <w:rPr>
-          <w:rFonts w:ascii="Microsoft YaHei" w:hAnsi="Microsoft YaHei" w:eastAsia="Microsoft YaHei"/>
+          <w:rFonts w:ascii="SimHei" w:hAnsi="SimHei" w:eastAsia="SimHei"/>
           <w:sz w:val="28"/>
           <w:szCs w:val="28"/>
           <w:color w:val="0F172A"/>
@@ -1802,12 +1836,13 @@
     </w:p>
     <w:p>
       <w:pPr>
-        <w:spacing w:after="40" w:line="220" w:lineRule="auto"/>
+        <w:spacing w:after="40" w:line="240" w:lineRule="auto"/>
         <w:jc w:val="left"/>
-      </w:pPr>
-      <w:r>
-        <w:rPr>
-          <w:rFonts w:ascii="Microsoft YaHei" w:hAnsi="Microsoft YaHei" w:eastAsia="Microsoft YaHei"/>
+        <w:ind w:firstLineChars="200" w:firstLine="420"/>
+      </w:pPr>
+      <w:r>
+        <w:rPr>
+          <w:rFonts w:ascii="Times New Roman" w:hAnsi="Times New Roman" w:eastAsia="SimSun"/>
           <w:sz w:val="19"/>
           <w:szCs w:val="19"/>
         </w:rPr>
@@ -1816,12 +1851,12 @@
     </w:p>
     <w:p>
       <w:pPr>
-        <w:spacing w:after="40" w:line="220" w:lineRule="auto"/>
+        <w:spacing w:after="40" w:line="240" w:lineRule="auto"/>
         <w:jc w:val="left"/>
       </w:pPr>
       <w:r>
         <w:rPr>
-          <w:rFonts w:ascii="Microsoft YaHei" w:hAnsi="Microsoft YaHei" w:eastAsia="Microsoft YaHei"/>
+          <w:rFonts w:ascii="SimHei" w:hAnsi="SimHei" w:eastAsia="SimHei"/>
           <w:sz w:val="21"/>
           <w:szCs w:val="21"/>
           <w:color w:val="0F172A"/>
@@ -1835,9 +1870,9 @@
         <w:tblW w:w="8300" w:type="dxa"/>
         <w:tblLayout w:type="fixed"/>
         <w:tblBorders>
-          <w:top w:val="single" w:sz="4" w:color="E7E5E0"/>
-          <w:bottom w:val="single" w:sz="4" w:color="E7E5E0"/>
-          <w:insideH w:val="single" w:sz="4" w:color="E7E5E0"/>
+          <w:top w:val="single" w:sz="8" w:color="1E293B"/>
+          <w:bottom w:val="single" w:sz="8" w:color="1E293B"/>
+          <w:insideH w:val="single" w:sz="4" w:color="E2E8F0"/>
         </w:tblBorders>
         <w:tblCellMar>
           <w:top w:w="50" w:type="dxa"/>
@@ -1854,16 +1889,16 @@
         <w:tc>
           <w:tcPr>
             <w:tcW w:w="4800" w:type="dxa"/>
-            <w:shd w:fill="292524"/>
-          </w:tcPr>
-          <w:p>
-            <w:pPr>
-              <w:spacing w:after="0" w:before="0" w:line="190" w:lineRule="auto"/>
+            <w:shd w:fill="1E3A8A"/>
+          </w:tcPr>
+          <w:p>
+            <w:pPr>
+              <w:spacing w:after="0" w:before="0" w:line="200" w:lineRule="auto"/>
               <w:jc w:val="left"/>
             </w:pPr>
             <w:r>
               <w:rPr>
-                <w:rFonts w:ascii="Consolas" w:hAnsi="Consolas" w:eastAsia="Microsoft YaHei"/>
+                <w:rFonts w:ascii="Consolas" w:hAnsi="Consolas" w:eastAsia="Consolas"/>
                 <w:sz w:val="13"/>
                 <w:b/>
                 <w:color w:val="FFFFFF"/>
@@ -1875,16 +1910,16 @@
         <w:tc>
           <w:tcPr>
             <w:tcW w:w="3500" w:type="dxa"/>
-            <w:shd w:fill="292524"/>
-          </w:tcPr>
-          <w:p>
-            <w:pPr>
-              <w:spacing w:after="0" w:before="0" w:line="190" w:lineRule="auto"/>
-              <w:jc w:val="center"/>
-            </w:pPr>
-            <w:r>
-              <w:rPr>
-                <w:rFonts w:ascii="Microsoft YaHei" w:hAnsi="Microsoft YaHei" w:eastAsia="Microsoft YaHei"/>
+            <w:shd w:fill="1E3A8A"/>
+          </w:tcPr>
+          <w:p>
+            <w:pPr>
+              <w:spacing w:after="0" w:before="0" w:line="200" w:lineRule="auto"/>
+              <w:jc w:val="center"/>
+            </w:pPr>
+            <w:r>
+              <w:rPr>
+                <w:rFonts w:ascii="SimHei" w:hAnsi="SimHei" w:eastAsia="SimHei"/>
                 <w:sz w:val="15"/>
                 <w:b/>
                 <w:color w:val="FFFFFF"/>
@@ -1901,12 +1936,12 @@
           </w:tcPr>
           <w:p>
             <w:pPr>
-              <w:spacing w:after="0" w:before="0" w:line="190" w:lineRule="auto"/>
+              <w:spacing w:after="0" w:before="0" w:line="200" w:lineRule="auto"/>
               <w:jc w:val="left"/>
             </w:pPr>
             <w:r>
               <w:rPr>
-                <w:rFonts w:ascii="Consolas" w:hAnsi="Consolas" w:eastAsia="Microsoft YaHei"/>
+                <w:rFonts w:ascii="Consolas" w:hAnsi="Consolas" w:eastAsia="Consolas"/>
                 <w:sz w:val="13"/>
               </w:rPr>
               <w:t>for start in range(0, len(query), batch):</w:t>
@@ -1919,12 +1954,12 @@
           </w:tcPr>
           <w:p>
             <w:pPr>
-              <w:spacing w:after="0" w:before="0" w:line="190" w:lineRule="auto"/>
-              <w:jc w:val="center"/>
-            </w:pPr>
-            <w:r>
-              <w:rPr>
-                <w:rFonts w:ascii="Microsoft YaHei" w:hAnsi="Microsoft YaHei" w:eastAsia="Microsoft YaHei"/>
+              <w:spacing w:after="0" w:before="0" w:line="200" w:lineRule="auto"/>
+              <w:jc w:val="center"/>
+            </w:pPr>
+            <w:r>
+              <w:rPr>
+                <w:rFonts w:ascii="Times New Roman" w:hAnsi="Times New Roman" w:eastAsia="SimSun"/>
                 <w:sz w:val="15"/>
               </w:rPr>
               <w:t>分批滑窗切片，限制单批显存与内存峰值占用</w:t>
@@ -1936,16 +1971,16 @@
         <w:tc>
           <w:tcPr>
             <w:tcW w:w="4800" w:type="dxa"/>
-            <w:shd w:fill="FBF9F5"/>
-          </w:tcPr>
-          <w:p>
-            <w:pPr>
-              <w:spacing w:after="0" w:before="0" w:line="190" w:lineRule="auto"/>
+            <w:shd w:fill="F8FAFC"/>
+          </w:tcPr>
+          <w:p>
+            <w:pPr>
+              <w:spacing w:after="0" w:before="0" w:line="200" w:lineRule="auto"/>
               <w:jc w:val="left"/>
             </w:pPr>
             <w:r>
               <w:rPr>
-                <w:rFonts w:ascii="Consolas" w:hAnsi="Consolas" w:eastAsia="Microsoft YaHei"/>
+                <w:rFonts w:ascii="Consolas" w:hAnsi="Consolas" w:eastAsia="Consolas"/>
                 <w:sz w:val="13"/>
               </w:rPr>
               <w:t>d = ((b*b).sum(1)[:,None] + norm[None,:] - 2*b@a.T).clamp_min(0)</w:t>
@@ -1955,16 +1990,16 @@
         <w:tc>
           <w:tcPr>
             <w:tcW w:w="3500" w:type="dxa"/>
-            <w:shd w:fill="FBF9F5"/>
-          </w:tcPr>
-          <w:p>
-            <w:pPr>
-              <w:spacing w:after="0" w:before="0" w:line="190" w:lineRule="auto"/>
-              <w:jc w:val="center"/>
-            </w:pPr>
-            <w:r>
-              <w:rPr>
-                <w:rFonts w:ascii="Microsoft YaHei" w:hAnsi="Microsoft YaHei" w:eastAsia="Microsoft YaHei"/>
+            <w:shd w:fill="F8FAFC"/>
+          </w:tcPr>
+          <w:p>
+            <w:pPr>
+              <w:spacing w:after="0" w:before="0" w:line="200" w:lineRule="auto"/>
+              <w:jc w:val="center"/>
+            </w:pPr>
+            <w:r>
+              <w:rPr>
+                <w:rFonts w:ascii="Times New Roman" w:hAnsi="Times New Roman" w:eastAsia="SimSun"/>
                 <w:sz w:val="15"/>
               </w:rPr>
               <w:t>GPU 矩阵广播计算欧氏平方距离，截断微小负值</w:t>
@@ -1979,12 +2014,12 @@
           </w:tcPr>
           <w:p>
             <w:pPr>
-              <w:spacing w:after="0" w:before="0" w:line="190" w:lineRule="auto"/>
+              <w:spacing w:after="0" w:before="0" w:line="200" w:lineRule="auto"/>
               <w:jc w:val="left"/>
             </w:pPr>
             <w:r>
               <w:rPr>
-                <w:rFonts w:ascii="Consolas" w:hAnsi="Consolas" w:eastAsia="Microsoft YaHei"/>
+                <w:rFonts w:ascii="Consolas" w:hAnsi="Consolas" w:eastAsia="Consolas"/>
                 <w:sz w:val="13"/>
               </w:rPr>
               <w:t>ix = np.argpartition(d, k-1, axis=1)[:, :k]</w:t>
@@ -1997,12 +2032,12 @@
           </w:tcPr>
           <w:p>
             <w:pPr>
-              <w:spacing w:after="0" w:before="0" w:line="190" w:lineRule="auto"/>
-              <w:jc w:val="center"/>
-            </w:pPr>
-            <w:r>
-              <w:rPr>
-                <w:rFonts w:ascii="Microsoft YaHei" w:hAnsi="Microsoft YaHei" w:eastAsia="Microsoft YaHei"/>
+              <w:spacing w:after="0" w:before="0" w:line="200" w:lineRule="auto"/>
+              <w:jc w:val="center"/>
+            </w:pPr>
+            <w:r>
+              <w:rPr>
+                <w:rFonts w:ascii="Times New Roman" w:hAnsi="Times New Roman" w:eastAsia="SimSun"/>
                 <w:sz w:val="15"/>
               </w:rPr>
               <w:t>快速选择算法筛选前 k 个近邻，复杂度从 O(N log N) 降至 O(N)</w:t>
@@ -2014,16 +2049,16 @@
         <w:tc>
           <w:tcPr>
             <w:tcW w:w="4800" w:type="dxa"/>
-            <w:shd w:fill="FBF9F5"/>
-          </w:tcPr>
-          <w:p>
-            <w:pPr>
-              <w:spacing w:after="0" w:before="0" w:line="190" w:lineRule="auto"/>
+            <w:shd w:fill="F8FAFC"/>
+          </w:tcPr>
+          <w:p>
+            <w:pPr>
+              <w:spacing w:after="0" w:before="0" w:line="200" w:lineRule="auto"/>
               <w:jc w:val="left"/>
             </w:pPr>
             <w:r>
               <w:rPr>
-                <w:rFonts w:ascii="Consolas" w:hAnsi="Consolas" w:eastAsia="Microsoft YaHei"/>
+                <w:rFonts w:ascii="Consolas" w:hAnsi="Consolas" w:eastAsia="Consolas"/>
                 <w:sz w:val="13"/>
               </w:rPr>
               <w:t>order = np.lexsort((ix, vals), axis=1)</w:t>
@@ -2033,16 +2068,16 @@
         <w:tc>
           <w:tcPr>
             <w:tcW w:w="3500" w:type="dxa"/>
-            <w:shd w:fill="FBF9F5"/>
-          </w:tcPr>
-          <w:p>
-            <w:pPr>
-              <w:spacing w:after="0" w:before="0" w:line="190" w:lineRule="auto"/>
-              <w:jc w:val="center"/>
-            </w:pPr>
-            <w:r>
-              <w:rPr>
-                <w:rFonts w:ascii="Microsoft YaHei" w:hAnsi="Microsoft YaHei" w:eastAsia="Microsoft YaHei"/>
+            <w:shd w:fill="F8FAFC"/>
+          </w:tcPr>
+          <w:p>
+            <w:pPr>
+              <w:spacing w:after="0" w:before="0" w:line="200" w:lineRule="auto"/>
+              <w:jc w:val="center"/>
+            </w:pPr>
+            <w:r>
+              <w:rPr>
+                <w:rFonts w:ascii="Times New Roman" w:hAnsi="Times New Roman" w:eastAsia="SimSun"/>
                 <w:sz w:val="15"/>
               </w:rPr>
               <w:t>字典序双键排序，彻底解决距离平票时的确定性行号决选</w:t>
@@ -2053,12 +2088,12 @@
     </w:tbl>
     <w:p>
       <w:pPr>
-        <w:spacing w:after="30" w:line="220" w:lineRule="auto"/>
+        <w:spacing w:after="30" w:line="240" w:lineRule="auto"/>
         <w:jc w:val="left"/>
       </w:pPr>
       <w:r>
         <w:rPr>
-          <w:rFonts w:ascii="Microsoft YaHei" w:hAnsi="Microsoft YaHei" w:eastAsia="Microsoft YaHei"/>
+          <w:rFonts w:ascii="Times New Roman" w:hAnsi="Times New Roman" w:eastAsia="SimSun"/>
           <w:sz w:val="20"/>
           <w:szCs w:val="20"/>
         </w:rPr>
@@ -2067,12 +2102,12 @@
     </w:p>
     <w:p>
       <w:pPr>
-        <w:spacing w:after="40" w:line="220" w:lineRule="auto"/>
+        <w:spacing w:after="40" w:line="240" w:lineRule="auto"/>
         <w:jc w:val="left"/>
       </w:pPr>
       <w:r>
         <w:rPr>
-          <w:rFonts w:ascii="Microsoft YaHei" w:hAnsi="Microsoft YaHei" w:eastAsia="Microsoft YaHei"/>
+          <w:rFonts w:ascii="SimHei" w:hAnsi="SimHei" w:eastAsia="SimHei"/>
           <w:sz w:val="21"/>
           <w:szCs w:val="21"/>
           <w:color w:val="0F172A"/>
@@ -2086,9 +2121,9 @@
         <w:tblW w:w="8300" w:type="dxa"/>
         <w:tblLayout w:type="fixed"/>
         <w:tblBorders>
-          <w:top w:val="single" w:sz="4" w:color="E7E5E0"/>
-          <w:bottom w:val="single" w:sz="4" w:color="E7E5E0"/>
-          <w:insideH w:val="single" w:sz="4" w:color="E7E5E0"/>
+          <w:top w:val="single" w:sz="8" w:color="1E293B"/>
+          <w:bottom w:val="single" w:sz="8" w:color="1E293B"/>
+          <w:insideH w:val="single" w:sz="4" w:color="E2E8F0"/>
         </w:tblBorders>
         <w:tblCellMar>
           <w:top w:w="50" w:type="dxa"/>
@@ -2107,16 +2142,16 @@
         <w:tc>
           <w:tcPr>
             <w:tcW w:w="2400" w:type="dxa"/>
-            <w:shd w:fill="292524"/>
-          </w:tcPr>
-          <w:p>
-            <w:pPr>
-              <w:spacing w:after="0" w:before="0" w:line="190" w:lineRule="auto"/>
+            <w:shd w:fill="1E3A8A"/>
+          </w:tcPr>
+          <w:p>
+            <w:pPr>
+              <w:spacing w:after="0" w:before="0" w:line="200" w:lineRule="auto"/>
               <w:jc w:val="left"/>
             </w:pPr>
             <w:r>
               <w:rPr>
-                <w:rFonts w:ascii="Microsoft YaHei" w:hAnsi="Microsoft YaHei" w:eastAsia="Microsoft YaHei"/>
+                <w:rFonts w:ascii="SimHei" w:hAnsi="SimHei" w:eastAsia="SimHei"/>
                 <w:sz w:val="15"/>
                 <w:b/>
                 <w:color w:val="FFFFFF"/>
@@ -2128,16 +2163,16 @@
         <w:tc>
           <w:tcPr>
             <w:tcW w:w="2600" w:type="dxa"/>
-            <w:shd w:fill="292524"/>
-          </w:tcPr>
-          <w:p>
-            <w:pPr>
-              <w:spacing w:after="0" w:before="0" w:line="190" w:lineRule="auto"/>
-              <w:jc w:val="center"/>
-            </w:pPr>
-            <w:r>
-              <w:rPr>
-                <w:rFonts w:ascii="Microsoft YaHei" w:hAnsi="Microsoft YaHei" w:eastAsia="Microsoft YaHei"/>
+            <w:shd w:fill="1E3A8A"/>
+          </w:tcPr>
+          <w:p>
+            <w:pPr>
+              <w:spacing w:after="0" w:before="0" w:line="200" w:lineRule="auto"/>
+              <w:jc w:val="center"/>
+            </w:pPr>
+            <w:r>
+              <w:rPr>
+                <w:rFonts w:ascii="SimHei" w:hAnsi="SimHei" w:eastAsia="SimHei"/>
                 <w:sz w:val="15"/>
                 <w:b/>
                 <w:color w:val="FFFFFF"/>
@@ -2149,16 +2184,16 @@
         <w:tc>
           <w:tcPr>
             <w:tcW w:w="1800" w:type="dxa"/>
-            <w:shd w:fill="292524"/>
-          </w:tcPr>
-          <w:p>
-            <w:pPr>
-              <w:spacing w:after="0" w:before="0" w:line="190" w:lineRule="auto"/>
-              <w:jc w:val="center"/>
-            </w:pPr>
-            <w:r>
-              <w:rPr>
-                <w:rFonts w:ascii="Microsoft YaHei" w:hAnsi="Microsoft YaHei" w:eastAsia="Microsoft YaHei"/>
+            <w:shd w:fill="1E3A8A"/>
+          </w:tcPr>
+          <w:p>
+            <w:pPr>
+              <w:spacing w:after="0" w:before="0" w:line="200" w:lineRule="auto"/>
+              <w:jc w:val="center"/>
+            </w:pPr>
+            <w:r>
+              <w:rPr>
+                <w:rFonts w:ascii="SimHei" w:hAnsi="SimHei" w:eastAsia="SimHei"/>
                 <w:sz w:val="15"/>
                 <w:b/>
                 <w:color w:val="FFFFFF"/>
@@ -2170,16 +2205,16 @@
         <w:tc>
           <w:tcPr>
             <w:tcW w:w="1500" w:type="dxa"/>
-            <w:shd w:fill="292524"/>
-          </w:tcPr>
-          <w:p>
-            <w:pPr>
-              <w:spacing w:after="0" w:before="0" w:line="190" w:lineRule="auto"/>
-              <w:jc w:val="center"/>
-            </w:pPr>
-            <w:r>
-              <w:rPr>
-                <w:rFonts w:ascii="Microsoft YaHei" w:hAnsi="Microsoft YaHei" w:eastAsia="Microsoft YaHei"/>
+            <w:shd w:fill="1E3A8A"/>
+          </w:tcPr>
+          <w:p>
+            <w:pPr>
+              <w:spacing w:after="0" w:before="0" w:line="200" w:lineRule="auto"/>
+              <w:jc w:val="center"/>
+            </w:pPr>
+            <w:r>
+              <w:rPr>
+                <w:rFonts w:ascii="SimHei" w:hAnsi="SimHei" w:eastAsia="SimHei"/>
                 <w:sz w:val="15"/>
                 <w:b/>
                 <w:color w:val="FFFFFF"/>
@@ -2196,12 +2231,12 @@
           </w:tcPr>
           <w:p>
             <w:pPr>
-              <w:spacing w:after="0" w:before="0" w:line="190" w:lineRule="auto"/>
+              <w:spacing w:after="0" w:before="0" w:line="200" w:lineRule="auto"/>
               <w:jc w:val="left"/>
             </w:pPr>
             <w:r>
               <w:rPr>
-                <w:rFonts w:ascii="Microsoft YaHei" w:hAnsi="Microsoft YaHei" w:eastAsia="Microsoft YaHei"/>
+                <w:rFonts w:ascii="Times New Roman" w:hAnsi="Times New Roman" w:eastAsia="SimSun"/>
                 <w:sz w:val="15"/>
               </w:rPr>
               <w:t>Python 原生双重循环</w:t>
@@ -2214,12 +2249,12 @@
           </w:tcPr>
           <w:p>
             <w:pPr>
-              <w:spacing w:after="0" w:before="0" w:line="190" w:lineRule="auto"/>
-              <w:jc w:val="center"/>
-            </w:pPr>
-            <w:r>
-              <w:rPr>
-                <w:rFonts w:ascii="Microsoft YaHei" w:hAnsi="Microsoft YaHei" w:eastAsia="Microsoft YaHei"/>
+              <w:spacing w:after="0" w:before="0" w:line="200" w:lineRule="auto"/>
+              <w:jc w:val="center"/>
+            </w:pPr>
+            <w:r>
+              <w:rPr>
+                <w:rFonts w:ascii="Times New Roman" w:hAnsi="Times New Roman" w:eastAsia="SimSun"/>
                 <w:sz w:val="15"/>
               </w:rPr>
               <w:t>32 × 240 × 24 维</w:t>
@@ -2232,12 +2267,12 @@
           </w:tcPr>
           <w:p>
             <w:pPr>
-              <w:spacing w:after="0" w:before="0" w:line="190" w:lineRule="auto"/>
-              <w:jc w:val="center"/>
-            </w:pPr>
-            <w:r>
-              <w:rPr>
-                <w:rFonts w:ascii="Microsoft YaHei" w:hAnsi="Microsoft YaHei" w:eastAsia="Microsoft YaHei"/>
+              <w:spacing w:after="0" w:before="0" w:line="200" w:lineRule="auto"/>
+              <w:jc w:val="center"/>
+            </w:pPr>
+            <w:r>
+              <w:rPr>
+                <w:rFonts w:ascii="Times New Roman" w:hAnsi="Times New Roman" w:eastAsia="SimSun"/>
                 <w:sz w:val="15"/>
               </w:rPr>
               <w:t>0.04412120 s</w:t>
@@ -2250,12 +2285,12 @@
           </w:tcPr>
           <w:p>
             <w:pPr>
-              <w:spacing w:after="0" w:before="0" w:line="190" w:lineRule="auto"/>
-              <w:jc w:val="center"/>
-            </w:pPr>
-            <w:r>
-              <w:rPr>
-                <w:rFonts w:ascii="Microsoft YaHei" w:hAnsi="Microsoft YaHei" w:eastAsia="Microsoft YaHei"/>
+              <w:spacing w:after="0" w:before="0" w:line="200" w:lineRule="auto"/>
+              <w:jc w:val="center"/>
+            </w:pPr>
+            <w:r>
+              <w:rPr>
+                <w:rFonts w:ascii="Times New Roman" w:hAnsi="Times New Roman" w:eastAsia="SimSun"/>
                 <w:sz w:val="15"/>
               </w:rPr>
               <w:t>1.0× (基准)</w:t>
@@ -2267,16 +2302,16 @@
         <w:tc>
           <w:tcPr>
             <w:tcW w:w="2400" w:type="dxa"/>
-            <w:shd w:fill="FBF9F5"/>
-          </w:tcPr>
-          <w:p>
-            <w:pPr>
-              <w:spacing w:after="0" w:before="0" w:line="190" w:lineRule="auto"/>
+            <w:shd w:fill="F8FAFC"/>
+          </w:tcPr>
+          <w:p>
+            <w:pPr>
+              <w:spacing w:after="0" w:before="0" w:line="200" w:lineRule="auto"/>
               <w:jc w:val="left"/>
             </w:pPr>
             <w:r>
               <w:rPr>
-                <w:rFonts w:ascii="Microsoft YaHei" w:hAnsi="Microsoft YaHei" w:eastAsia="Microsoft YaHei"/>
+                <w:rFonts w:ascii="Times New Roman" w:hAnsi="Times New Roman" w:eastAsia="SimSun"/>
                 <w:sz w:val="15"/>
               </w:rPr>
               <w:t>NumPy 广播矩阵向量化</w:t>
@@ -2286,16 +2321,16 @@
         <w:tc>
           <w:tcPr>
             <w:tcW w:w="2600" w:type="dxa"/>
-            <w:shd w:fill="FBF9F5"/>
-          </w:tcPr>
-          <w:p>
-            <w:pPr>
-              <w:spacing w:after="0" w:before="0" w:line="190" w:lineRule="auto"/>
-              <w:jc w:val="center"/>
-            </w:pPr>
-            <w:r>
-              <w:rPr>
-                <w:rFonts w:ascii="Microsoft YaHei" w:hAnsi="Microsoft YaHei" w:eastAsia="Microsoft YaHei"/>
+            <w:shd w:fill="F8FAFC"/>
+          </w:tcPr>
+          <w:p>
+            <w:pPr>
+              <w:spacing w:after="0" w:before="0" w:line="200" w:lineRule="auto"/>
+              <w:jc w:val="center"/>
+            </w:pPr>
+            <w:r>
+              <w:rPr>
+                <w:rFonts w:ascii="Times New Roman" w:hAnsi="Times New Roman" w:eastAsia="SimSun"/>
                 <w:sz w:val="15"/>
               </w:rPr>
               <w:t>32 × 240 × 24 维</w:t>
@@ -2305,16 +2340,16 @@
         <w:tc>
           <w:tcPr>
             <w:tcW w:w="1800" w:type="dxa"/>
-            <w:shd w:fill="FBF9F5"/>
-          </w:tcPr>
-          <w:p>
-            <w:pPr>
-              <w:spacing w:after="0" w:before="0" w:line="190" w:lineRule="auto"/>
-              <w:jc w:val="center"/>
-            </w:pPr>
-            <w:r>
-              <w:rPr>
-                <w:rFonts w:ascii="Microsoft YaHei" w:hAnsi="Microsoft YaHei" w:eastAsia="Microsoft YaHei"/>
+            <w:shd w:fill="F8FAFC"/>
+          </w:tcPr>
+          <w:p>
+            <w:pPr>
+              <w:spacing w:after="0" w:before="0" w:line="200" w:lineRule="auto"/>
+              <w:jc w:val="center"/>
+            </w:pPr>
+            <w:r>
+              <w:rPr>
+                <w:rFonts w:ascii="Times New Roman" w:hAnsi="Times New Roman" w:eastAsia="SimSun"/>
                 <w:sz w:val="15"/>
               </w:rPr>
               <w:t>0.00002820 s</w:t>
@@ -2324,16 +2359,16 @@
         <w:tc>
           <w:tcPr>
             <w:tcW w:w="1500" w:type="dxa"/>
-            <w:shd w:fill="FBF9F5"/>
-          </w:tcPr>
-          <w:p>
-            <w:pPr>
-              <w:spacing w:after="0" w:before="0" w:line="190" w:lineRule="auto"/>
-              <w:jc w:val="center"/>
-            </w:pPr>
-            <w:r>
-              <w:rPr>
-                <w:rFonts w:ascii="Microsoft YaHei" w:hAnsi="Microsoft YaHei" w:eastAsia="Microsoft YaHei"/>
+            <w:shd w:fill="F8FAFC"/>
+          </w:tcPr>
+          <w:p>
+            <w:pPr>
+              <w:spacing w:after="0" w:before="0" w:line="200" w:lineRule="auto"/>
+              <w:jc w:val="center"/>
+            </w:pPr>
+            <w:r>
+              <w:rPr>
+                <w:rFonts w:ascii="Times New Roman" w:hAnsi="Times New Roman" w:eastAsia="SimSun"/>
                 <w:sz w:val="15"/>
               </w:rPr>
               <w:t>1564.6× (极大加速)</w:t>
@@ -2344,12 +2379,12 @@
     </w:tbl>
     <w:p>
       <w:pPr>
-        <w:spacing w:after="30" w:line="220" w:lineRule="auto"/>
+        <w:spacing w:after="30" w:line="240" w:lineRule="auto"/>
         <w:jc w:val="left"/>
       </w:pPr>
       <w:r>
         <w:rPr>
-          <w:rFonts w:ascii="Microsoft YaHei" w:hAnsi="Microsoft YaHei" w:eastAsia="Microsoft YaHei"/>
+          <w:rFonts w:ascii="Times New Roman" w:hAnsi="Times New Roman" w:eastAsia="SimSun"/>
           <w:sz w:val="20"/>
           <w:szCs w:val="20"/>
         </w:rPr>
@@ -2358,12 +2393,12 @@
     </w:p>
     <w:p>
       <w:pPr>
-        <w:spacing w:after="40" w:line="220" w:lineRule="auto"/>
+        <w:spacing w:after="40" w:line="240" w:lineRule="auto"/>
         <w:jc w:val="left"/>
       </w:pPr>
       <w:r>
         <w:rPr>
-          <w:rFonts w:ascii="Microsoft YaHei" w:hAnsi="Microsoft YaHei" w:eastAsia="Microsoft YaHei"/>
+          <w:rFonts w:ascii="SimHei" w:hAnsi="SimHei" w:eastAsia="SimHei"/>
           <w:sz w:val="21"/>
           <w:szCs w:val="21"/>
           <w:color w:val="0F172A"/>
@@ -2374,12 +2409,13 @@
     </w:p>
     <w:p>
       <w:pPr>
-        <w:spacing w:after="40" w:line="220" w:lineRule="auto"/>
+        <w:spacing w:after="40" w:line="240" w:lineRule="auto"/>
         <w:jc w:val="left"/>
-      </w:pPr>
-      <w:r>
-        <w:rPr>
-          <w:rFonts w:ascii="Microsoft YaHei" w:hAnsi="Microsoft YaHei" w:eastAsia="Microsoft YaHei"/>
+        <w:ind w:firstLineChars="200" w:firstLine="420"/>
+      </w:pPr>
+      <w:r>
+        <w:rPr>
+          <w:rFonts w:ascii="Times New Roman" w:hAnsi="Times New Roman" w:eastAsia="SimSun"/>
           <w:sz w:val="19"/>
           <w:szCs w:val="19"/>
         </w:rPr>
@@ -2389,15 +2425,15 @@
     <w:p>
       <w:pPr>
         <w:pageBreakBefore/>
-        <w:spacing w:after="120" w:line="220" w:lineRule="auto"/>
+        <w:spacing w:after="100" w:line="240" w:lineRule="auto"/>
         <w:jc w:val="left"/>
         <w:pBdr>
-          <w:bottom w:val="single" w:sz="12" w:space="4" w:color="292524"/>
+          <w:bottom w:val="single" w:sz="12" w:space="4" w:color="1E3A8A"/>
         </w:pBdr>
       </w:pPr>
       <w:r>
         <w:rPr>
-          <w:rFonts w:ascii="Microsoft YaHei" w:hAnsi="Microsoft YaHei" w:eastAsia="Microsoft YaHei"/>
+          <w:rFonts w:ascii="SimHei" w:hAnsi="SimHei" w:eastAsia="SimHei"/>
           <w:sz w:val="28"/>
           <w:szCs w:val="28"/>
           <w:color w:val="0F172A"/>
@@ -2408,12 +2444,13 @@
     </w:p>
     <w:p>
       <w:pPr>
-        <w:spacing w:after="40" w:line="220" w:lineRule="auto"/>
+        <w:spacing w:after="40" w:line="240" w:lineRule="auto"/>
         <w:jc w:val="left"/>
-      </w:pPr>
-      <w:r>
-        <w:rPr>
-          <w:rFonts w:ascii="Microsoft YaHei" w:hAnsi="Microsoft YaHei" w:eastAsia="Microsoft YaHei"/>
+        <w:ind w:firstLineChars="200" w:firstLine="420"/>
+      </w:pPr>
+      <w:r>
+        <w:rPr>
+          <w:rFonts w:ascii="Times New Roman" w:hAnsi="Times New Roman" w:eastAsia="SimSun"/>
           <w:sz w:val="19"/>
           <w:szCs w:val="19"/>
         </w:rPr>
@@ -2422,12 +2459,12 @@
     </w:p>
     <w:p>
       <w:pPr>
-        <w:spacing w:after="20" w:line="220" w:lineRule="auto"/>
+        <w:spacing w:after="20" w:line="240" w:lineRule="auto"/>
         <w:jc w:val="center"/>
       </w:pPr>
       <w:r>
         <w:rPr>
-          <w:rFonts w:ascii="Microsoft YaHei" w:hAnsi="Microsoft YaHei" w:eastAsia="Microsoft YaHei"/>
+          <w:rFonts w:ascii="Times New Roman" w:hAnsi="Times New Roman" w:eastAsia="SimSun"/>
           <w:sz w:val="20"/>
           <w:szCs w:val="20"/>
         </w:rPr>
@@ -2435,7 +2472,7 @@
         <w:drawing>
           <wp:inline distT="0" distB="0" distL="0" distR="0">
             <wp:extent cx="4191000" cy="2329971"/>
-            <wp:docPr id="101" name="02_k_features.png"/>
+            <wp:docPr id="104" name="02_k_features.png"/>
             <a:graphic>
               <a:graphicData uri="http://schemas.openxmlformats.org/drawingml/2006/picture">
                 <pic:pic>
@@ -2444,7 +2481,7 @@
                     <pic:cNvPicPr/>
                   </pic:nvPicPr>
                   <pic:blipFill>
-                    <a:blip r:embed="rId6"/>
+                    <a:blip r:embed="rId9"/>
                     <a:stretch>
                       <a:fillRect/>
                     </a:stretch>
@@ -2467,12 +2504,12 @@
     </w:p>
     <w:p>
       <w:pPr>
-        <w:spacing w:after="30" w:line="220" w:lineRule="auto"/>
+        <w:spacing w:after="30" w:line="240" w:lineRule="auto"/>
         <w:jc w:val="left"/>
       </w:pPr>
       <w:r>
         <w:rPr>
-          <w:rFonts w:ascii="Microsoft YaHei" w:hAnsi="Microsoft YaHei" w:eastAsia="Microsoft YaHei"/>
+          <w:rFonts w:ascii="Times New Roman" w:hAnsi="Times New Roman" w:eastAsia="SimSun"/>
           <w:sz w:val="17"/>
           <w:szCs w:val="17"/>
         </w:rPr>
@@ -2481,12 +2518,12 @@
     </w:p>
     <w:p>
       <w:pPr>
-        <w:spacing w:after="40" w:line="220" w:lineRule="auto"/>
+        <w:spacing w:after="40" w:line="240" w:lineRule="auto"/>
         <w:jc w:val="left"/>
       </w:pPr>
       <w:r>
         <w:rPr>
-          <w:rFonts w:ascii="Microsoft YaHei" w:hAnsi="Microsoft YaHei" w:eastAsia="Microsoft YaHei"/>
+          <w:rFonts w:ascii="SimHei" w:hAnsi="SimHei" w:eastAsia="SimHei"/>
           <w:sz w:val="21"/>
           <w:szCs w:val="21"/>
           <w:color w:val="0F172A"/>
@@ -2500,9 +2537,9 @@
         <w:tblW w:w="8300" w:type="dxa"/>
         <w:tblLayout w:type="fixed"/>
         <w:tblBorders>
-          <w:top w:val="single" w:sz="4" w:color="E7E5E0"/>
-          <w:bottom w:val="single" w:sz="4" w:color="E7E5E0"/>
-          <w:insideH w:val="single" w:sz="4" w:color="E7E5E0"/>
+          <w:top w:val="single" w:sz="8" w:color="1E293B"/>
+          <w:bottom w:val="single" w:sz="8" w:color="1E293B"/>
+          <w:insideH w:val="single" w:sz="4" w:color="E2E8F0"/>
         </w:tblBorders>
         <w:tblCellMar>
           <w:top w:w="50" w:type="dxa"/>
@@ -2524,16 +2561,16 @@
         <w:tc>
           <w:tcPr>
             <w:tcW w:w="1800" w:type="dxa"/>
-            <w:shd w:fill="292524"/>
-          </w:tcPr>
-          <w:p>
-            <w:pPr>
-              <w:spacing w:after="0" w:before="0" w:line="190" w:lineRule="auto"/>
+            <w:shd w:fill="1E3A8A"/>
+          </w:tcPr>
+          <w:p>
+            <w:pPr>
+              <w:spacing w:after="0" w:before="0" w:line="200" w:lineRule="auto"/>
               <w:jc w:val="left"/>
             </w:pPr>
             <w:r>
               <w:rPr>
-                <w:rFonts w:ascii="Microsoft YaHei" w:hAnsi="Microsoft YaHei" w:eastAsia="Microsoft YaHei"/>
+                <w:rFonts w:ascii="SimHei" w:hAnsi="SimHei" w:eastAsia="SimHei"/>
                 <w:sz w:val="15"/>
                 <w:b/>
                 <w:color w:val="FFFFFF"/>
@@ -2545,16 +2582,16 @@
         <w:tc>
           <w:tcPr>
             <w:tcW w:w="1100" w:type="dxa"/>
-            <w:shd w:fill="292524"/>
-          </w:tcPr>
-          <w:p>
-            <w:pPr>
-              <w:spacing w:after="0" w:before="0" w:line="190" w:lineRule="auto"/>
-              <w:jc w:val="center"/>
-            </w:pPr>
-            <w:r>
-              <w:rPr>
-                <w:rFonts w:ascii="Microsoft YaHei" w:hAnsi="Microsoft YaHei" w:eastAsia="Microsoft YaHei"/>
+            <w:shd w:fill="1E3A8A"/>
+          </w:tcPr>
+          <w:p>
+            <w:pPr>
+              <w:spacing w:after="0" w:before="0" w:line="200" w:lineRule="auto"/>
+              <w:jc w:val="center"/>
+            </w:pPr>
+            <w:r>
+              <w:rPr>
+                <w:rFonts w:ascii="SimHei" w:hAnsi="SimHei" w:eastAsia="SimHei"/>
                 <w:sz w:val="15"/>
                 <w:b/>
                 <w:color w:val="FFFFFF"/>
@@ -2566,16 +2603,16 @@
         <w:tc>
           <w:tcPr>
             <w:tcW w:w="1100" w:type="dxa"/>
-            <w:shd w:fill="292524"/>
-          </w:tcPr>
-          <w:p>
-            <w:pPr>
-              <w:spacing w:after="0" w:before="0" w:line="190" w:lineRule="auto"/>
-              <w:jc w:val="center"/>
-            </w:pPr>
-            <w:r>
-              <w:rPr>
-                <w:rFonts w:ascii="Microsoft YaHei" w:hAnsi="Microsoft YaHei" w:eastAsia="Microsoft YaHei"/>
+            <w:shd w:fill="1E3A8A"/>
+          </w:tcPr>
+          <w:p>
+            <w:pPr>
+              <w:spacing w:after="0" w:before="0" w:line="200" w:lineRule="auto"/>
+              <w:jc w:val="center"/>
+            </w:pPr>
+            <w:r>
+              <w:rPr>
+                <w:rFonts w:ascii="SimHei" w:hAnsi="SimHei" w:eastAsia="SimHei"/>
                 <w:sz w:val="15"/>
                 <w:b/>
                 <w:color w:val="FFFFFF"/>
@@ -2587,16 +2624,16 @@
         <w:tc>
           <w:tcPr>
             <w:tcW w:w="1100" w:type="dxa"/>
-            <w:shd w:fill="292524"/>
-          </w:tcPr>
-          <w:p>
-            <w:pPr>
-              <w:spacing w:after="0" w:before="0" w:line="190" w:lineRule="auto"/>
-              <w:jc w:val="center"/>
-            </w:pPr>
-            <w:r>
-              <w:rPr>
-                <w:rFonts w:ascii="Microsoft YaHei" w:hAnsi="Microsoft YaHei" w:eastAsia="Microsoft YaHei"/>
+            <w:shd w:fill="1E3A8A"/>
+          </w:tcPr>
+          <w:p>
+            <w:pPr>
+              <w:spacing w:after="0" w:before="0" w:line="200" w:lineRule="auto"/>
+              <w:jc w:val="center"/>
+            </w:pPr>
+            <w:r>
+              <w:rPr>
+                <w:rFonts w:ascii="SimHei" w:hAnsi="SimHei" w:eastAsia="SimHei"/>
                 <w:sz w:val="15"/>
                 <w:b/>
                 <w:color w:val="FFFFFF"/>
@@ -2608,16 +2645,16 @@
         <w:tc>
           <w:tcPr>
             <w:tcW w:w="1100" w:type="dxa"/>
-            <w:shd w:fill="292524"/>
-          </w:tcPr>
-          <w:p>
-            <w:pPr>
-              <w:spacing w:after="0" w:before="0" w:line="190" w:lineRule="auto"/>
-              <w:jc w:val="center"/>
-            </w:pPr>
-            <w:r>
-              <w:rPr>
-                <w:rFonts w:ascii="Microsoft YaHei" w:hAnsi="Microsoft YaHei" w:eastAsia="Microsoft YaHei"/>
+            <w:shd w:fill="1E3A8A"/>
+          </w:tcPr>
+          <w:p>
+            <w:pPr>
+              <w:spacing w:after="0" w:before="0" w:line="200" w:lineRule="auto"/>
+              <w:jc w:val="center"/>
+            </w:pPr>
+            <w:r>
+              <w:rPr>
+                <w:rFonts w:ascii="SimHei" w:hAnsi="SimHei" w:eastAsia="SimHei"/>
                 <w:sz w:val="15"/>
                 <w:b/>
                 <w:color w:val="FFFFFF"/>
@@ -2629,16 +2666,16 @@
         <w:tc>
           <w:tcPr>
             <w:tcW w:w="1100" w:type="dxa"/>
-            <w:shd w:fill="292524"/>
-          </w:tcPr>
-          <w:p>
-            <w:pPr>
-              <w:spacing w:after="0" w:before="0" w:line="190" w:lineRule="auto"/>
-              <w:jc w:val="center"/>
-            </w:pPr>
-            <w:r>
-              <w:rPr>
-                <w:rFonts w:ascii="Microsoft YaHei" w:hAnsi="Microsoft YaHei" w:eastAsia="Microsoft YaHei"/>
+            <w:shd w:fill="1E3A8A"/>
+          </w:tcPr>
+          <w:p>
+            <w:pPr>
+              <w:spacing w:after="0" w:before="0" w:line="200" w:lineRule="auto"/>
+              <w:jc w:val="center"/>
+            </w:pPr>
+            <w:r>
+              <w:rPr>
+                <w:rFonts w:ascii="SimHei" w:hAnsi="SimHei" w:eastAsia="SimHei"/>
                 <w:sz w:val="15"/>
                 <w:b/>
                 <w:color w:val="FFFFFF"/>
@@ -2650,16 +2687,16 @@
         <w:tc>
           <w:tcPr>
             <w:tcW w:w="1000" w:type="dxa"/>
-            <w:shd w:fill="292524"/>
-          </w:tcPr>
-          <w:p>
-            <w:pPr>
-              <w:spacing w:after="0" w:before="0" w:line="190" w:lineRule="auto"/>
-              <w:jc w:val="center"/>
-            </w:pPr>
-            <w:r>
-              <w:rPr>
-                <w:rFonts w:ascii="Microsoft YaHei" w:hAnsi="Microsoft YaHei" w:eastAsia="Microsoft YaHei"/>
+            <w:shd w:fill="1E3A8A"/>
+          </w:tcPr>
+          <w:p>
+            <w:pPr>
+              <w:spacing w:after="0" w:before="0" w:line="200" w:lineRule="auto"/>
+              <w:jc w:val="center"/>
+            </w:pPr>
+            <w:r>
+              <w:rPr>
+                <w:rFonts w:ascii="SimHei" w:hAnsi="SimHei" w:eastAsia="SimHei"/>
                 <w:sz w:val="15"/>
                 <w:b/>
                 <w:color w:val="FFFFFF"/>
@@ -2676,12 +2713,12 @@
           </w:tcPr>
           <w:p>
             <w:pPr>
-              <w:spacing w:after="0" w:before="0" w:line="190" w:lineRule="auto"/>
+              <w:spacing w:after="0" w:before="0" w:line="200" w:lineRule="auto"/>
               <w:jc w:val="left"/>
             </w:pPr>
             <w:r>
               <w:rPr>
-                <w:rFonts w:ascii="Microsoft YaHei" w:hAnsi="Microsoft YaHei" w:eastAsia="Microsoft YaHei"/>
+                <w:rFonts w:ascii="Times New Roman" w:hAnsi="Times New Roman" w:eastAsia="SimSun"/>
                 <w:sz w:val="15"/>
               </w:rPr>
               <w:t>Raw 像素</w:t>
@@ -2694,12 +2731,12 @@
           </w:tcPr>
           <w:p>
             <w:pPr>
-              <w:spacing w:after="0" w:before="0" w:line="190" w:lineRule="auto"/>
-              <w:jc w:val="center"/>
-            </w:pPr>
-            <w:r>
-              <w:rPr>
-                <w:rFonts w:ascii="Microsoft YaHei" w:hAnsi="Microsoft YaHei" w:eastAsia="Microsoft YaHei"/>
+              <w:spacing w:after="0" w:before="0" w:line="200" w:lineRule="auto"/>
+              <w:jc w:val="center"/>
+            </w:pPr>
+            <w:r>
+              <w:rPr>
+                <w:rFonts w:ascii="Times New Roman" w:hAnsi="Times New Roman" w:eastAsia="SimSun"/>
                 <w:sz w:val="15"/>
               </w:rPr>
               <w:t>784</w:t>
@@ -2712,12 +2749,12 @@
           </w:tcPr>
           <w:p>
             <w:pPr>
-              <w:spacing w:after="0" w:before="0" w:line="190" w:lineRule="auto"/>
-              <w:jc w:val="center"/>
-            </w:pPr>
-            <w:r>
-              <w:rPr>
-                <w:rFonts w:ascii="Microsoft YaHei" w:hAnsi="Microsoft YaHei" w:eastAsia="Microsoft YaHei"/>
+              <w:spacing w:after="0" w:before="0" w:line="200" w:lineRule="auto"/>
+              <w:jc w:val="center"/>
+            </w:pPr>
+            <w:r>
+              <w:rPr>
+                <w:rFonts w:ascii="Times New Roman" w:hAnsi="Times New Roman" w:eastAsia="SimSun"/>
                 <w:sz w:val="15"/>
               </w:rPr>
               <w:t>94.80%</w:t>
@@ -2730,12 +2767,12 @@
           </w:tcPr>
           <w:p>
             <w:pPr>
-              <w:spacing w:after="0" w:before="0" w:line="190" w:lineRule="auto"/>
-              <w:jc w:val="center"/>
-            </w:pPr>
-            <w:r>
-              <w:rPr>
-                <w:rFonts w:ascii="Microsoft YaHei" w:hAnsi="Microsoft YaHei" w:eastAsia="Microsoft YaHei"/>
+              <w:spacing w:after="0" w:before="0" w:line="200" w:lineRule="auto"/>
+              <w:jc w:val="center"/>
+            </w:pPr>
+            <w:r>
+              <w:rPr>
+                <w:rFonts w:ascii="Times New Roman" w:hAnsi="Times New Roman" w:eastAsia="SimSun"/>
                 <w:sz w:val="15"/>
               </w:rPr>
               <w:t>94.80%</w:t>
@@ -2748,12 +2785,12 @@
           </w:tcPr>
           <w:p>
             <w:pPr>
-              <w:spacing w:after="0" w:before="0" w:line="190" w:lineRule="auto"/>
-              <w:jc w:val="center"/>
-            </w:pPr>
-            <w:r>
-              <w:rPr>
-                <w:rFonts w:ascii="Microsoft YaHei" w:hAnsi="Microsoft YaHei" w:eastAsia="Microsoft YaHei"/>
+              <w:spacing w:after="0" w:before="0" w:line="200" w:lineRule="auto"/>
+              <w:jc w:val="center"/>
+            </w:pPr>
+            <w:r>
+              <w:rPr>
+                <w:rFonts w:ascii="Times New Roman" w:hAnsi="Times New Roman" w:eastAsia="SimSun"/>
                 <w:sz w:val="15"/>
               </w:rPr>
               <w:t>94.85%</w:t>
@@ -2766,12 +2803,12 @@
           </w:tcPr>
           <w:p>
             <w:pPr>
-              <w:spacing w:after="0" w:before="0" w:line="190" w:lineRule="auto"/>
-              <w:jc w:val="center"/>
-            </w:pPr>
-            <w:r>
-              <w:rPr>
-                <w:rFonts w:ascii="Microsoft YaHei" w:hAnsi="Microsoft YaHei" w:eastAsia="Microsoft YaHei"/>
+              <w:spacing w:after="0" w:before="0" w:line="200" w:lineRule="auto"/>
+              <w:jc w:val="center"/>
+            </w:pPr>
+            <w:r>
+              <w:rPr>
+                <w:rFonts w:ascii="Times New Roman" w:hAnsi="Times New Roman" w:eastAsia="SimSun"/>
                 <w:sz w:val="15"/>
               </w:rPr>
               <w:t>94.75%</w:t>
@@ -2784,12 +2821,12 @@
           </w:tcPr>
           <w:p>
             <w:pPr>
-              <w:spacing w:after="0" w:before="0" w:line="190" w:lineRule="auto"/>
-              <w:jc w:val="center"/>
-            </w:pPr>
-            <w:r>
-              <w:rPr>
-                <w:rFonts w:ascii="Microsoft YaHei" w:hAnsi="Microsoft YaHei" w:eastAsia="Microsoft YaHei"/>
+              <w:spacing w:after="0" w:before="0" w:line="200" w:lineRule="auto"/>
+              <w:jc w:val="center"/>
+            </w:pPr>
+            <w:r>
+              <w:rPr>
+                <w:rFonts w:ascii="Times New Roman" w:hAnsi="Times New Roman" w:eastAsia="SimSun"/>
                 <w:sz w:val="15"/>
               </w:rPr>
               <w:t>94.50%</w:t>
@@ -2801,16 +2838,16 @@
         <w:tc>
           <w:tcPr>
             <w:tcW w:w="1800" w:type="dxa"/>
-            <w:shd w:fill="FBF9F5"/>
-          </w:tcPr>
-          <w:p>
-            <w:pPr>
-              <w:spacing w:after="0" w:before="0" w:line="190" w:lineRule="auto"/>
+            <w:shd w:fill="F8FAFC"/>
+          </w:tcPr>
+          <w:p>
+            <w:pPr>
+              <w:spacing w:after="0" w:before="0" w:line="200" w:lineRule="auto"/>
               <w:jc w:val="left"/>
             </w:pPr>
             <w:r>
               <w:rPr>
-                <w:rFonts w:ascii="Microsoft YaHei" w:hAnsi="Microsoft YaHei" w:eastAsia="Microsoft YaHei"/>
+                <w:rFonts w:ascii="Times New Roman" w:hAnsi="Times New Roman" w:eastAsia="SimSun"/>
                 <w:sz w:val="15"/>
               </w:rPr>
               <w:t>PCA-20</w:t>
@@ -2820,16 +2857,16 @@
         <w:tc>
           <w:tcPr>
             <w:tcW w:w="1100" w:type="dxa"/>
-            <w:shd w:fill="FBF9F5"/>
-          </w:tcPr>
-          <w:p>
-            <w:pPr>
-              <w:spacing w:after="0" w:before="0" w:line="190" w:lineRule="auto"/>
-              <w:jc w:val="center"/>
-            </w:pPr>
-            <w:r>
-              <w:rPr>
-                <w:rFonts w:ascii="Microsoft YaHei" w:hAnsi="Microsoft YaHei" w:eastAsia="Microsoft YaHei"/>
+            <w:shd w:fill="F8FAFC"/>
+          </w:tcPr>
+          <w:p>
+            <w:pPr>
+              <w:spacing w:after="0" w:before="0" w:line="200" w:lineRule="auto"/>
+              <w:jc w:val="center"/>
+            </w:pPr>
+            <w:r>
+              <w:rPr>
+                <w:rFonts w:ascii="Times New Roman" w:hAnsi="Times New Roman" w:eastAsia="SimSun"/>
                 <w:sz w:val="15"/>
               </w:rPr>
               <w:t>20</w:t>
@@ -2839,16 +2876,16 @@
         <w:tc>
           <w:tcPr>
             <w:tcW w:w="1100" w:type="dxa"/>
-            <w:shd w:fill="FBF9F5"/>
-          </w:tcPr>
-          <w:p>
-            <w:pPr>
-              <w:spacing w:after="0" w:before="0" w:line="190" w:lineRule="auto"/>
-              <w:jc w:val="center"/>
-            </w:pPr>
-            <w:r>
-              <w:rPr>
-                <w:rFonts w:ascii="Microsoft YaHei" w:hAnsi="Microsoft YaHei" w:eastAsia="Microsoft YaHei"/>
+            <w:shd w:fill="F8FAFC"/>
+          </w:tcPr>
+          <w:p>
+            <w:pPr>
+              <w:spacing w:after="0" w:before="0" w:line="200" w:lineRule="auto"/>
+              <w:jc w:val="center"/>
+            </w:pPr>
+            <w:r>
+              <w:rPr>
+                <w:rFonts w:ascii="Times New Roman" w:hAnsi="Times New Roman" w:eastAsia="SimSun"/>
                 <w:sz w:val="15"/>
               </w:rPr>
               <w:t>94.85%</w:t>
@@ -2858,16 +2895,16 @@
         <w:tc>
           <w:tcPr>
             <w:tcW w:w="1100" w:type="dxa"/>
-            <w:shd w:fill="FBF9F5"/>
-          </w:tcPr>
-          <w:p>
-            <w:pPr>
-              <w:spacing w:after="0" w:before="0" w:line="190" w:lineRule="auto"/>
-              <w:jc w:val="center"/>
-            </w:pPr>
-            <w:r>
-              <w:rPr>
-                <w:rFonts w:ascii="Microsoft YaHei" w:hAnsi="Microsoft YaHei" w:eastAsia="Microsoft YaHei"/>
+            <w:shd w:fill="F8FAFC"/>
+          </w:tcPr>
+          <w:p>
+            <w:pPr>
+              <w:spacing w:after="0" w:before="0" w:line="200" w:lineRule="auto"/>
+              <w:jc w:val="center"/>
+            </w:pPr>
+            <w:r>
+              <w:rPr>
+                <w:rFonts w:ascii="Times New Roman" w:hAnsi="Times New Roman" w:eastAsia="SimSun"/>
                 <w:sz w:val="15"/>
               </w:rPr>
               <w:t>94.90%</w:t>
@@ -2877,16 +2914,16 @@
         <w:tc>
           <w:tcPr>
             <w:tcW w:w="1100" w:type="dxa"/>
-            <w:shd w:fill="FBF9F5"/>
-          </w:tcPr>
-          <w:p>
-            <w:pPr>
-              <w:spacing w:after="0" w:before="0" w:line="190" w:lineRule="auto"/>
-              <w:jc w:val="center"/>
-            </w:pPr>
-            <w:r>
-              <w:rPr>
-                <w:rFonts w:ascii="Microsoft YaHei" w:hAnsi="Microsoft YaHei" w:eastAsia="Microsoft YaHei"/>
+            <w:shd w:fill="F8FAFC"/>
+          </w:tcPr>
+          <w:p>
+            <w:pPr>
+              <w:spacing w:after="0" w:before="0" w:line="200" w:lineRule="auto"/>
+              <w:jc w:val="center"/>
+            </w:pPr>
+            <w:r>
+              <w:rPr>
+                <w:rFonts w:ascii="Times New Roman" w:hAnsi="Times New Roman" w:eastAsia="SimSun"/>
                 <w:sz w:val="15"/>
               </w:rPr>
               <w:t>94.95%</w:t>
@@ -2896,16 +2933,16 @@
         <w:tc>
           <w:tcPr>
             <w:tcW w:w="1100" w:type="dxa"/>
-            <w:shd w:fill="FBF9F5"/>
-          </w:tcPr>
-          <w:p>
-            <w:pPr>
-              <w:spacing w:after="0" w:before="0" w:line="190" w:lineRule="auto"/>
-              <w:jc w:val="center"/>
-            </w:pPr>
-            <w:r>
-              <w:rPr>
-                <w:rFonts w:ascii="Microsoft YaHei" w:hAnsi="Microsoft YaHei" w:eastAsia="Microsoft YaHei"/>
+            <w:shd w:fill="F8FAFC"/>
+          </w:tcPr>
+          <w:p>
+            <w:pPr>
+              <w:spacing w:after="0" w:before="0" w:line="200" w:lineRule="auto"/>
+              <w:jc w:val="center"/>
+            </w:pPr>
+            <w:r>
+              <w:rPr>
+                <w:rFonts w:ascii="Times New Roman" w:hAnsi="Times New Roman" w:eastAsia="SimSun"/>
                 <w:sz w:val="15"/>
               </w:rPr>
               <w:t>94.95%</w:t>
@@ -2915,16 +2952,16 @@
         <w:tc>
           <w:tcPr>
             <w:tcW w:w="1000" w:type="dxa"/>
-            <w:shd w:fill="FBF9F5"/>
-          </w:tcPr>
-          <w:p>
-            <w:pPr>
-              <w:spacing w:after="0" w:before="0" w:line="190" w:lineRule="auto"/>
-              <w:jc w:val="center"/>
-            </w:pPr>
-            <w:r>
-              <w:rPr>
-                <w:rFonts w:ascii="Microsoft YaHei" w:hAnsi="Microsoft YaHei" w:eastAsia="Microsoft YaHei"/>
+            <w:shd w:fill="F8FAFC"/>
+          </w:tcPr>
+          <w:p>
+            <w:pPr>
+              <w:spacing w:after="0" w:before="0" w:line="200" w:lineRule="auto"/>
+              <w:jc w:val="center"/>
+            </w:pPr>
+            <w:r>
+              <w:rPr>
+                <w:rFonts w:ascii="Times New Roman" w:hAnsi="Times New Roman" w:eastAsia="SimSun"/>
                 <w:sz w:val="15"/>
               </w:rPr>
               <w:t>94.70%</w:t>
@@ -2939,12 +2976,12 @@
           </w:tcPr>
           <w:p>
             <w:pPr>
-              <w:spacing w:after="0" w:before="0" w:line="190" w:lineRule="auto"/>
+              <w:spacing w:after="0" w:before="0" w:line="200" w:lineRule="auto"/>
               <w:jc w:val="left"/>
             </w:pPr>
             <w:r>
               <w:rPr>
-                <w:rFonts w:ascii="Microsoft YaHei" w:hAnsi="Microsoft YaHei" w:eastAsia="Microsoft YaHei"/>
+                <w:rFonts w:ascii="Times New Roman" w:hAnsi="Times New Roman" w:eastAsia="SimSun"/>
                 <w:sz w:val="15"/>
               </w:rPr>
               <w:t>PCA-50</w:t>
@@ -2957,12 +2994,12 @@
           </w:tcPr>
           <w:p>
             <w:pPr>
-              <w:spacing w:after="0" w:before="0" w:line="190" w:lineRule="auto"/>
-              <w:jc w:val="center"/>
-            </w:pPr>
-            <w:r>
-              <w:rPr>
-                <w:rFonts w:ascii="Microsoft YaHei" w:hAnsi="Microsoft YaHei" w:eastAsia="Microsoft YaHei"/>
+              <w:spacing w:after="0" w:before="0" w:line="200" w:lineRule="auto"/>
+              <w:jc w:val="center"/>
+            </w:pPr>
+            <w:r>
+              <w:rPr>
+                <w:rFonts w:ascii="Times New Roman" w:hAnsi="Times New Roman" w:eastAsia="SimSun"/>
                 <w:sz w:val="15"/>
               </w:rPr>
               <w:t>50</w:t>
@@ -2975,12 +3012,12 @@
           </w:tcPr>
           <w:p>
             <w:pPr>
-              <w:spacing w:after="0" w:before="0" w:line="190" w:lineRule="auto"/>
-              <w:jc w:val="center"/>
-            </w:pPr>
-            <w:r>
-              <w:rPr>
-                <w:rFonts w:ascii="Microsoft YaHei" w:hAnsi="Microsoft YaHei" w:eastAsia="Microsoft YaHei"/>
+              <w:spacing w:after="0" w:before="0" w:line="200" w:lineRule="auto"/>
+              <w:jc w:val="center"/>
+            </w:pPr>
+            <w:r>
+              <w:rPr>
+                <w:rFonts w:ascii="Times New Roman" w:hAnsi="Times New Roman" w:eastAsia="SimSun"/>
                 <w:sz w:val="15"/>
               </w:rPr>
               <w:t>95.70%</w:t>
@@ -2993,12 +3030,12 @@
           </w:tcPr>
           <w:p>
             <w:pPr>
-              <w:spacing w:after="0" w:before="0" w:line="190" w:lineRule="auto"/>
-              <w:jc w:val="center"/>
-            </w:pPr>
-            <w:r>
-              <w:rPr>
-                <w:rFonts w:ascii="Microsoft YaHei" w:hAnsi="Microsoft YaHei" w:eastAsia="Microsoft YaHei"/>
+              <w:spacing w:after="0" w:before="0" w:line="200" w:lineRule="auto"/>
+              <w:jc w:val="center"/>
+            </w:pPr>
+            <w:r>
+              <w:rPr>
+                <w:rFonts w:ascii="Times New Roman" w:hAnsi="Times New Roman" w:eastAsia="SimSun"/>
                 <w:sz w:val="15"/>
               </w:rPr>
               <w:t>95.55%</w:t>
@@ -3011,12 +3048,12 @@
           </w:tcPr>
           <w:p>
             <w:pPr>
-              <w:spacing w:after="0" w:before="0" w:line="190" w:lineRule="auto"/>
-              <w:jc w:val="center"/>
-            </w:pPr>
-            <w:r>
-              <w:rPr>
-                <w:rFonts w:ascii="Microsoft YaHei" w:hAnsi="Microsoft YaHei" w:eastAsia="Microsoft YaHei"/>
+              <w:spacing w:after="0" w:before="0" w:line="200" w:lineRule="auto"/>
+              <w:jc w:val="center"/>
+            </w:pPr>
+            <w:r>
+              <w:rPr>
+                <w:rFonts w:ascii="Times New Roman" w:hAnsi="Times New Roman" w:eastAsia="SimSun"/>
                 <w:sz w:val="15"/>
               </w:rPr>
               <w:t>95.50%</w:t>
@@ -3029,12 +3066,12 @@
           </w:tcPr>
           <w:p>
             <w:pPr>
-              <w:spacing w:after="0" w:before="0" w:line="190" w:lineRule="auto"/>
-              <w:jc w:val="center"/>
-            </w:pPr>
-            <w:r>
-              <w:rPr>
-                <w:rFonts w:ascii="Microsoft YaHei" w:hAnsi="Microsoft YaHei" w:eastAsia="Microsoft YaHei"/>
+              <w:spacing w:after="0" w:before="0" w:line="200" w:lineRule="auto"/>
+              <w:jc w:val="center"/>
+            </w:pPr>
+            <w:r>
+              <w:rPr>
+                <w:rFonts w:ascii="Times New Roman" w:hAnsi="Times New Roman" w:eastAsia="SimSun"/>
                 <w:sz w:val="15"/>
               </w:rPr>
               <w:t>95.30%</w:t>
@@ -3047,12 +3084,12 @@
           </w:tcPr>
           <w:p>
             <w:pPr>
-              <w:spacing w:after="0" w:before="0" w:line="190" w:lineRule="auto"/>
-              <w:jc w:val="center"/>
-            </w:pPr>
-            <w:r>
-              <w:rPr>
-                <w:rFonts w:ascii="Microsoft YaHei" w:hAnsi="Microsoft YaHei" w:eastAsia="Microsoft YaHei"/>
+              <w:spacing w:after="0" w:before="0" w:line="200" w:lineRule="auto"/>
+              <w:jc w:val="center"/>
+            </w:pPr>
+            <w:r>
+              <w:rPr>
+                <w:rFonts w:ascii="Times New Roman" w:hAnsi="Times New Roman" w:eastAsia="SimSun"/>
                 <w:sz w:val="15"/>
               </w:rPr>
               <w:t>95.20%</w:t>
@@ -3064,16 +3101,16 @@
         <w:tc>
           <w:tcPr>
             <w:tcW w:w="1800" w:type="dxa"/>
-            <w:shd w:fill="FBF9F5"/>
-          </w:tcPr>
-          <w:p>
-            <w:pPr>
-              <w:spacing w:after="0" w:before="0" w:line="190" w:lineRule="auto"/>
+            <w:shd w:fill="F8FAFC"/>
+          </w:tcPr>
+          <w:p>
+            <w:pPr>
+              <w:spacing w:after="0" w:before="0" w:line="200" w:lineRule="auto"/>
               <w:jc w:val="left"/>
             </w:pPr>
             <w:r>
               <w:rPr>
-                <w:rFonts w:ascii="Microsoft YaHei" w:hAnsi="Microsoft YaHei" w:eastAsia="Microsoft YaHei"/>
+                <w:rFonts w:ascii="Times New Roman" w:hAnsi="Times New Roman" w:eastAsia="SimSun"/>
                 <w:sz w:val="15"/>
               </w:rPr>
               <w:t>PCA-100</w:t>
@@ -3083,16 +3120,16 @@
         <w:tc>
           <w:tcPr>
             <w:tcW w:w="1100" w:type="dxa"/>
-            <w:shd w:fill="FBF9F5"/>
-          </w:tcPr>
-          <w:p>
-            <w:pPr>
-              <w:spacing w:after="0" w:before="0" w:line="190" w:lineRule="auto"/>
-              <w:jc w:val="center"/>
-            </w:pPr>
-            <w:r>
-              <w:rPr>
-                <w:rFonts w:ascii="Microsoft YaHei" w:hAnsi="Microsoft YaHei" w:eastAsia="Microsoft YaHei"/>
+            <w:shd w:fill="F8FAFC"/>
+          </w:tcPr>
+          <w:p>
+            <w:pPr>
+              <w:spacing w:after="0" w:before="0" w:line="200" w:lineRule="auto"/>
+              <w:jc w:val="center"/>
+            </w:pPr>
+            <w:r>
+              <w:rPr>
+                <w:rFonts w:ascii="Times New Roman" w:hAnsi="Times New Roman" w:eastAsia="SimSun"/>
                 <w:sz w:val="15"/>
               </w:rPr>
               <w:t>100</w:t>
@@ -3102,16 +3139,16 @@
         <w:tc>
           <w:tcPr>
             <w:tcW w:w="1100" w:type="dxa"/>
-            <w:shd w:fill="FBF9F5"/>
-          </w:tcPr>
-          <w:p>
-            <w:pPr>
-              <w:spacing w:after="0" w:before="0" w:line="190" w:lineRule="auto"/>
-              <w:jc w:val="center"/>
-            </w:pPr>
-            <w:r>
-              <w:rPr>
-                <w:rFonts w:ascii="Microsoft YaHei" w:hAnsi="Microsoft YaHei" w:eastAsia="Microsoft YaHei"/>
+            <w:shd w:fill="F8FAFC"/>
+          </w:tcPr>
+          <w:p>
+            <w:pPr>
+              <w:spacing w:after="0" w:before="0" w:line="200" w:lineRule="auto"/>
+              <w:jc w:val="center"/>
+            </w:pPr>
+            <w:r>
+              <w:rPr>
+                <w:rFonts w:ascii="Times New Roman" w:hAnsi="Times New Roman" w:eastAsia="SimSun"/>
                 <w:sz w:val="15"/>
               </w:rPr>
               <w:t>95.30%</w:t>
@@ -3121,16 +3158,16 @@
         <w:tc>
           <w:tcPr>
             <w:tcW w:w="1100" w:type="dxa"/>
-            <w:shd w:fill="FBF9F5"/>
-          </w:tcPr>
-          <w:p>
-            <w:pPr>
-              <w:spacing w:after="0" w:before="0" w:line="190" w:lineRule="auto"/>
-              <w:jc w:val="center"/>
-            </w:pPr>
-            <w:r>
-              <w:rPr>
-                <w:rFonts w:ascii="Microsoft YaHei" w:hAnsi="Microsoft YaHei" w:eastAsia="Microsoft YaHei"/>
+            <w:shd w:fill="F8FAFC"/>
+          </w:tcPr>
+          <w:p>
+            <w:pPr>
+              <w:spacing w:after="0" w:before="0" w:line="200" w:lineRule="auto"/>
+              <w:jc w:val="center"/>
+            </w:pPr>
+            <w:r>
+              <w:rPr>
+                <w:rFonts w:ascii="Times New Roman" w:hAnsi="Times New Roman" w:eastAsia="SimSun"/>
                 <w:sz w:val="15"/>
               </w:rPr>
               <w:t>95.25%</w:t>
@@ -3140,16 +3177,16 @@
         <w:tc>
           <w:tcPr>
             <w:tcW w:w="1100" w:type="dxa"/>
-            <w:shd w:fill="FBF9F5"/>
-          </w:tcPr>
-          <w:p>
-            <w:pPr>
-              <w:spacing w:after="0" w:before="0" w:line="190" w:lineRule="auto"/>
-              <w:jc w:val="center"/>
-            </w:pPr>
-            <w:r>
-              <w:rPr>
-                <w:rFonts w:ascii="Microsoft YaHei" w:hAnsi="Microsoft YaHei" w:eastAsia="Microsoft YaHei"/>
+            <w:shd w:fill="F8FAFC"/>
+          </w:tcPr>
+          <w:p>
+            <w:pPr>
+              <w:spacing w:after="0" w:before="0" w:line="200" w:lineRule="auto"/>
+              <w:jc w:val="center"/>
+            </w:pPr>
+            <w:r>
+              <w:rPr>
+                <w:rFonts w:ascii="Times New Roman" w:hAnsi="Times New Roman" w:eastAsia="SimSun"/>
                 <w:sz w:val="15"/>
               </w:rPr>
               <w:t>95.25%</w:t>
@@ -3159,16 +3196,16 @@
         <w:tc>
           <w:tcPr>
             <w:tcW w:w="1100" w:type="dxa"/>
-            <w:shd w:fill="FBF9F5"/>
-          </w:tcPr>
-          <w:p>
-            <w:pPr>
-              <w:spacing w:after="0" w:before="0" w:line="190" w:lineRule="auto"/>
-              <w:jc w:val="center"/>
-            </w:pPr>
-            <w:r>
-              <w:rPr>
-                <w:rFonts w:ascii="Microsoft YaHei" w:hAnsi="Microsoft YaHei" w:eastAsia="Microsoft YaHei"/>
+            <w:shd w:fill="F8FAFC"/>
+          </w:tcPr>
+          <w:p>
+            <w:pPr>
+              <w:spacing w:after="0" w:before="0" w:line="200" w:lineRule="auto"/>
+              <w:jc w:val="center"/>
+            </w:pPr>
+            <w:r>
+              <w:rPr>
+                <w:rFonts w:ascii="Times New Roman" w:hAnsi="Times New Roman" w:eastAsia="SimSun"/>
                 <w:sz w:val="15"/>
               </w:rPr>
               <w:t>95.10%</w:t>
@@ -3178,16 +3215,16 @@
         <w:tc>
           <w:tcPr>
             <w:tcW w:w="1000" w:type="dxa"/>
-            <w:shd w:fill="FBF9F5"/>
-          </w:tcPr>
-          <w:p>
-            <w:pPr>
-              <w:spacing w:after="0" w:before="0" w:line="190" w:lineRule="auto"/>
-              <w:jc w:val="center"/>
-            </w:pPr>
-            <w:r>
-              <w:rPr>
-                <w:rFonts w:ascii="Microsoft YaHei" w:hAnsi="Microsoft YaHei" w:eastAsia="Microsoft YaHei"/>
+            <w:shd w:fill="F8FAFC"/>
+          </w:tcPr>
+          <w:p>
+            <w:pPr>
+              <w:spacing w:after="0" w:before="0" w:line="200" w:lineRule="auto"/>
+              <w:jc w:val="center"/>
+            </w:pPr>
+            <w:r>
+              <w:rPr>
+                <w:rFonts w:ascii="Times New Roman" w:hAnsi="Times New Roman" w:eastAsia="SimSun"/>
                 <w:sz w:val="15"/>
               </w:rPr>
               <w:t>95.05%</w:t>
@@ -3202,12 +3239,12 @@
           </w:tcPr>
           <w:p>
             <w:pPr>
-              <w:spacing w:after="0" w:before="0" w:line="190" w:lineRule="auto"/>
+              <w:spacing w:after="0" w:before="0" w:line="200" w:lineRule="auto"/>
               <w:jc w:val="left"/>
             </w:pPr>
             <w:r>
               <w:rPr>
-                <w:rFonts w:ascii="Microsoft YaHei" w:hAnsi="Microsoft YaHei" w:eastAsia="Microsoft YaHei"/>
+                <w:rFonts w:ascii="Times New Roman" w:hAnsi="Times New Roman" w:eastAsia="SimSun"/>
                 <w:sz w:val="15"/>
               </w:rPr>
               <w:t>HOG 特征</w:t>
@@ -3220,12 +3257,12 @@
           </w:tcPr>
           <w:p>
             <w:pPr>
-              <w:spacing w:after="0" w:before="0" w:line="190" w:lineRule="auto"/>
-              <w:jc w:val="center"/>
-            </w:pPr>
-            <w:r>
-              <w:rPr>
-                <w:rFonts w:ascii="Microsoft YaHei" w:hAnsi="Microsoft YaHei" w:eastAsia="Microsoft YaHei"/>
+              <w:spacing w:after="0" w:before="0" w:line="200" w:lineRule="auto"/>
+              <w:jc w:val="center"/>
+            </w:pPr>
+            <w:r>
+              <w:rPr>
+                <w:rFonts w:ascii="Times New Roman" w:hAnsi="Times New Roman" w:eastAsia="SimSun"/>
                 <w:sz w:val="15"/>
               </w:rPr>
               <w:t>324</w:t>
@@ -3238,12 +3275,12 @@
           </w:tcPr>
           <w:p>
             <w:pPr>
-              <w:spacing w:after="0" w:before="0" w:line="190" w:lineRule="auto"/>
-              <w:jc w:val="center"/>
-            </w:pPr>
-            <w:r>
-              <w:rPr>
-                <w:rFonts w:ascii="Microsoft YaHei" w:hAnsi="Microsoft YaHei" w:eastAsia="Microsoft YaHei"/>
+              <w:spacing w:after="0" w:before="0" w:line="200" w:lineRule="auto"/>
+              <w:jc w:val="center"/>
+            </w:pPr>
+            <w:r>
+              <w:rPr>
+                <w:rFonts w:ascii="Times New Roman" w:hAnsi="Times New Roman" w:eastAsia="SimSun"/>
                 <w:sz w:val="15"/>
               </w:rPr>
               <w:t>95.60%</w:t>
@@ -3256,12 +3293,12 @@
           </w:tcPr>
           <w:p>
             <w:pPr>
-              <w:spacing w:after="0" w:before="0" w:line="190" w:lineRule="auto"/>
-              <w:jc w:val="center"/>
-            </w:pPr>
-            <w:r>
-              <w:rPr>
-                <w:rFonts w:ascii="Microsoft YaHei" w:hAnsi="Microsoft YaHei" w:eastAsia="Microsoft YaHei"/>
+              <w:spacing w:after="0" w:before="0" w:line="200" w:lineRule="auto"/>
+              <w:jc w:val="center"/>
+            </w:pPr>
+            <w:r>
+              <w:rPr>
+                <w:rFonts w:ascii="Times New Roman" w:hAnsi="Times New Roman" w:eastAsia="SimSun"/>
                 <w:sz w:val="15"/>
               </w:rPr>
               <w:t>95.85%</w:t>
@@ -3274,12 +3311,12 @@
           </w:tcPr>
           <w:p>
             <w:pPr>
-              <w:spacing w:after="0" w:before="0" w:line="190" w:lineRule="auto"/>
-              <w:jc w:val="center"/>
-            </w:pPr>
-            <w:r>
-              <w:rPr>
-                <w:rFonts w:ascii="Microsoft YaHei" w:hAnsi="Microsoft YaHei" w:eastAsia="Microsoft YaHei"/>
+              <w:spacing w:after="0" w:before="0" w:line="200" w:lineRule="auto"/>
+              <w:jc w:val="center"/>
+            </w:pPr>
+            <w:r>
+              <w:rPr>
+                <w:rFonts w:ascii="Times New Roman" w:hAnsi="Times New Roman" w:eastAsia="SimSun"/>
                 <w:sz w:val="15"/>
               </w:rPr>
               <w:t>96.00%</w:t>
@@ -3292,12 +3329,12 @@
           </w:tcPr>
           <w:p>
             <w:pPr>
-              <w:spacing w:after="0" w:before="0" w:line="190" w:lineRule="auto"/>
-              <w:jc w:val="center"/>
-            </w:pPr>
-            <w:r>
-              <w:rPr>
-                <w:rFonts w:ascii="Microsoft YaHei" w:hAnsi="Microsoft YaHei" w:eastAsia="Microsoft YaHei"/>
+              <w:spacing w:after="0" w:before="0" w:line="200" w:lineRule="auto"/>
+              <w:jc w:val="center"/>
+            </w:pPr>
+            <w:r>
+              <w:rPr>
+                <w:rFonts w:ascii="Times New Roman" w:hAnsi="Times New Roman" w:eastAsia="SimSun"/>
                 <w:sz w:val="15"/>
               </w:rPr>
               <w:t>95.85%</w:t>
@@ -3310,12 +3347,12 @@
           </w:tcPr>
           <w:p>
             <w:pPr>
-              <w:spacing w:after="0" w:before="0" w:line="190" w:lineRule="auto"/>
-              <w:jc w:val="center"/>
-            </w:pPr>
-            <w:r>
-              <w:rPr>
-                <w:rFonts w:ascii="Microsoft YaHei" w:hAnsi="Microsoft YaHei" w:eastAsia="Microsoft YaHei"/>
+              <w:spacing w:after="0" w:before="0" w:line="200" w:lineRule="auto"/>
+              <w:jc w:val="center"/>
+            </w:pPr>
+            <w:r>
+              <w:rPr>
+                <w:rFonts w:ascii="Times New Roman" w:hAnsi="Times New Roman" w:eastAsia="SimSun"/>
                 <w:sz w:val="15"/>
               </w:rPr>
               <w:t>95.85%</w:t>
@@ -3326,12 +3363,12 @@
     </w:tbl>
     <w:p>
       <w:pPr>
-        <w:spacing w:after="30" w:line="220" w:lineRule="auto"/>
+        <w:spacing w:after="30" w:line="240" w:lineRule="auto"/>
         <w:jc w:val="left"/>
       </w:pPr>
       <w:r>
         <w:rPr>
-          <w:rFonts w:ascii="Microsoft YaHei" w:hAnsi="Microsoft YaHei" w:eastAsia="Microsoft YaHei"/>
+          <w:rFonts w:ascii="Times New Roman" w:hAnsi="Times New Roman" w:eastAsia="SimSun"/>
           <w:sz w:val="20"/>
           <w:szCs w:val="20"/>
         </w:rPr>
@@ -3340,12 +3377,13 @@
     </w:p>
     <w:p>
       <w:pPr>
-        <w:spacing w:after="40" w:line="220" w:lineRule="auto"/>
+        <w:spacing w:after="40" w:line="240" w:lineRule="auto"/>
         <w:jc w:val="left"/>
-      </w:pPr>
-      <w:r>
-        <w:rPr>
-          <w:rFonts w:ascii="Microsoft YaHei" w:hAnsi="Microsoft YaHei" w:eastAsia="Microsoft YaHei"/>
+        <w:ind w:firstLineChars="200" w:firstLine="420"/>
+      </w:pPr>
+      <w:r>
+        <w:rPr>
+          <w:rFonts w:ascii="Times New Roman" w:hAnsi="Times New Roman" w:eastAsia="SimSun"/>
           <w:sz w:val="19"/>
           <w:szCs w:val="19"/>
         </w:rPr>
@@ -3355,15 +3393,15 @@
     <w:p>
       <w:pPr>
         <w:pageBreakBefore/>
-        <w:spacing w:after="120" w:line="220" w:lineRule="auto"/>
+        <w:spacing w:after="100" w:line="240" w:lineRule="auto"/>
         <w:jc w:val="left"/>
         <w:pBdr>
-          <w:bottom w:val="single" w:sz="12" w:space="4" w:color="292524"/>
+          <w:bottom w:val="single" w:sz="12" w:space="4" w:color="1E3A8A"/>
         </w:pBdr>
       </w:pPr>
       <w:r>
         <w:rPr>
-          <w:rFonts w:ascii="Microsoft YaHei" w:hAnsi="Microsoft YaHei" w:eastAsia="Microsoft YaHei"/>
+          <w:rFonts w:ascii="SimHei" w:hAnsi="SimHei" w:eastAsia="SimHei"/>
           <w:sz w:val="28"/>
           <w:szCs w:val="28"/>
           <w:color w:val="0F172A"/>
@@ -3374,12 +3412,13 @@
     </w:p>
     <w:p>
       <w:pPr>
-        <w:spacing w:after="40" w:line="220" w:lineRule="auto"/>
+        <w:spacing w:after="40" w:line="240" w:lineRule="auto"/>
         <w:jc w:val="left"/>
-      </w:pPr>
-      <w:r>
-        <w:rPr>
-          <w:rFonts w:ascii="Microsoft YaHei" w:hAnsi="Microsoft YaHei" w:eastAsia="Microsoft YaHei"/>
+        <w:ind w:firstLineChars="200" w:firstLine="420"/>
+      </w:pPr>
+      <w:r>
+        <w:rPr>
+          <w:rFonts w:ascii="Times New Roman" w:hAnsi="Times New Roman" w:eastAsia="SimSun"/>
           <w:sz w:val="19"/>
           <w:szCs w:val="19"/>
         </w:rPr>
@@ -3388,12 +3427,12 @@
     </w:p>
     <w:p>
       <w:pPr>
-        <w:spacing w:after="20" w:line="220" w:lineRule="auto"/>
+        <w:spacing w:after="20" w:line="240" w:lineRule="auto"/>
         <w:jc w:val="center"/>
       </w:pPr>
       <w:r>
         <w:rPr>
-          <w:rFonts w:ascii="Microsoft YaHei" w:hAnsi="Microsoft YaHei" w:eastAsia="Microsoft YaHei"/>
+          <w:rFonts w:ascii="Times New Roman" w:hAnsi="Times New Roman" w:eastAsia="SimSun"/>
           <w:sz w:val="20"/>
           <w:szCs w:val="20"/>
         </w:rPr>
@@ -3401,7 +3440,7 @@
         <w:drawing>
           <wp:inline distT="0" distB="0" distL="0" distR="0">
             <wp:extent cx="3937000" cy="2225675"/>
-            <wp:docPr id="102" name="03_pca_variance.png"/>
+            <wp:docPr id="105" name="03_pca_variance.png"/>
             <a:graphic>
               <a:graphicData uri="http://schemas.openxmlformats.org/drawingml/2006/picture">
                 <pic:pic>
@@ -3410,7 +3449,7 @@
                     <pic:cNvPicPr/>
                   </pic:nvPicPr>
                   <pic:blipFill>
-                    <a:blip r:embed="rId7"/>
+                    <a:blip r:embed="rId10"/>
                     <a:stretch>
                       <a:fillRect/>
                     </a:stretch>
@@ -3433,12 +3472,12 @@
     </w:p>
     <w:p>
       <w:pPr>
-        <w:spacing w:after="30" w:line="220" w:lineRule="auto"/>
+        <w:spacing w:after="30" w:line="240" w:lineRule="auto"/>
         <w:jc w:val="left"/>
       </w:pPr>
       <w:r>
         <w:rPr>
-          <w:rFonts w:ascii="Microsoft YaHei" w:hAnsi="Microsoft YaHei" w:eastAsia="Microsoft YaHei"/>
+          <w:rFonts w:ascii="Times New Roman" w:hAnsi="Times New Roman" w:eastAsia="SimSun"/>
           <w:sz w:val="17"/>
           <w:szCs w:val="17"/>
         </w:rPr>
@@ -3447,12 +3486,12 @@
     </w:p>
     <w:p>
       <w:pPr>
-        <w:spacing w:after="40" w:line="220" w:lineRule="auto"/>
+        <w:spacing w:after="40" w:line="240" w:lineRule="auto"/>
         <w:jc w:val="left"/>
       </w:pPr>
       <w:r>
         <w:rPr>
-          <w:rFonts w:ascii="Microsoft YaHei" w:hAnsi="Microsoft YaHei" w:eastAsia="Microsoft YaHei"/>
+          <w:rFonts w:ascii="SimHei" w:hAnsi="SimHei" w:eastAsia="SimHei"/>
           <w:sz w:val="21"/>
           <w:szCs w:val="21"/>
           <w:color w:val="0F172A"/>
@@ -3466,9 +3505,9 @@
         <w:tblW w:w="8300" w:type="dxa"/>
         <w:tblLayout w:type="fixed"/>
         <w:tblBorders>
-          <w:top w:val="single" w:sz="4" w:color="E7E5E0"/>
-          <w:bottom w:val="single" w:sz="4" w:color="E7E5E0"/>
-          <w:insideH w:val="single" w:sz="4" w:color="E7E5E0"/>
+          <w:top w:val="single" w:sz="8" w:color="1E293B"/>
+          <w:bottom w:val="single" w:sz="8" w:color="1E293B"/>
+          <w:insideH w:val="single" w:sz="4" w:color="E2E8F0"/>
         </w:tblBorders>
         <w:tblCellMar>
           <w:top w:w="50" w:type="dxa"/>
@@ -3488,16 +3527,16 @@
         <w:tc>
           <w:tcPr>
             <w:tcW w:w="2400" w:type="dxa"/>
-            <w:shd w:fill="292524"/>
-          </w:tcPr>
-          <w:p>
-            <w:pPr>
-              <w:spacing w:after="0" w:before="0" w:line="190" w:lineRule="auto"/>
+            <w:shd w:fill="1E3A8A"/>
+          </w:tcPr>
+          <w:p>
+            <w:pPr>
+              <w:spacing w:after="0" w:before="0" w:line="200" w:lineRule="auto"/>
               <w:jc w:val="left"/>
             </w:pPr>
             <w:r>
               <w:rPr>
-                <w:rFonts w:ascii="Microsoft YaHei" w:hAnsi="Microsoft YaHei" w:eastAsia="Microsoft YaHei"/>
+                <w:rFonts w:ascii="SimHei" w:hAnsi="SimHei" w:eastAsia="SimHei"/>
                 <w:sz w:val="15"/>
                 <w:b/>
                 <w:color w:val="FFFFFF"/>
@@ -3509,16 +3548,16 @@
         <w:tc>
           <w:tcPr>
             <w:tcW w:w="1300" w:type="dxa"/>
-            <w:shd w:fill="292524"/>
-          </w:tcPr>
-          <w:p>
-            <w:pPr>
-              <w:spacing w:after="0" w:before="0" w:line="190" w:lineRule="auto"/>
-              <w:jc w:val="center"/>
-            </w:pPr>
-            <w:r>
-              <w:rPr>
-                <w:rFonts w:ascii="Microsoft YaHei" w:hAnsi="Microsoft YaHei" w:eastAsia="Microsoft YaHei"/>
+            <w:shd w:fill="1E3A8A"/>
+          </w:tcPr>
+          <w:p>
+            <w:pPr>
+              <w:spacing w:after="0" w:before="0" w:line="200" w:lineRule="auto"/>
+              <w:jc w:val="center"/>
+            </w:pPr>
+            <w:r>
+              <w:rPr>
+                <w:rFonts w:ascii="SimHei" w:hAnsi="SimHei" w:eastAsia="SimHei"/>
                 <w:sz w:val="15"/>
                 <w:b/>
                 <w:color w:val="FFFFFF"/>
@@ -3530,16 +3569,16 @@
         <w:tc>
           <w:tcPr>
             <w:tcW w:w="1300" w:type="dxa"/>
-            <w:shd w:fill="292524"/>
-          </w:tcPr>
-          <w:p>
-            <w:pPr>
-              <w:spacing w:after="0" w:before="0" w:line="190" w:lineRule="auto"/>
-              <w:jc w:val="center"/>
-            </w:pPr>
-            <w:r>
-              <w:rPr>
-                <w:rFonts w:ascii="Microsoft YaHei" w:hAnsi="Microsoft YaHei" w:eastAsia="Microsoft YaHei"/>
+            <w:shd w:fill="1E3A8A"/>
+          </w:tcPr>
+          <w:p>
+            <w:pPr>
+              <w:spacing w:after="0" w:before="0" w:line="200" w:lineRule="auto"/>
+              <w:jc w:val="center"/>
+            </w:pPr>
+            <w:r>
+              <w:rPr>
+                <w:rFonts w:ascii="SimHei" w:hAnsi="SimHei" w:eastAsia="SimHei"/>
                 <w:sz w:val="15"/>
                 <w:b/>
                 <w:color w:val="FFFFFF"/>
@@ -3551,16 +3590,16 @@
         <w:tc>
           <w:tcPr>
             <w:tcW w:w="1600" w:type="dxa"/>
-            <w:shd w:fill="292524"/>
-          </w:tcPr>
-          <w:p>
-            <w:pPr>
-              <w:spacing w:after="0" w:before="0" w:line="190" w:lineRule="auto"/>
-              <w:jc w:val="center"/>
-            </w:pPr>
-            <w:r>
-              <w:rPr>
-                <w:rFonts w:ascii="Microsoft YaHei" w:hAnsi="Microsoft YaHei" w:eastAsia="Microsoft YaHei"/>
+            <w:shd w:fill="1E3A8A"/>
+          </w:tcPr>
+          <w:p>
+            <w:pPr>
+              <w:spacing w:after="0" w:before="0" w:line="200" w:lineRule="auto"/>
+              <w:jc w:val="center"/>
+            </w:pPr>
+            <w:r>
+              <w:rPr>
+                <w:rFonts w:ascii="SimHei" w:hAnsi="SimHei" w:eastAsia="SimHei"/>
                 <w:sz w:val="15"/>
                 <w:b/>
                 <w:color w:val="FFFFFF"/>
@@ -3572,16 +3611,16 @@
         <w:tc>
           <w:tcPr>
             <w:tcW w:w="1700" w:type="dxa"/>
-            <w:shd w:fill="292524"/>
-          </w:tcPr>
-          <w:p>
-            <w:pPr>
-              <w:spacing w:after="0" w:before="0" w:line="190" w:lineRule="auto"/>
-              <w:jc w:val="center"/>
-            </w:pPr>
-            <w:r>
-              <w:rPr>
-                <w:rFonts w:ascii="Microsoft YaHei" w:hAnsi="Microsoft YaHei" w:eastAsia="Microsoft YaHei"/>
+            <w:shd w:fill="1E3A8A"/>
+          </w:tcPr>
+          <w:p>
+            <w:pPr>
+              <w:spacing w:after="0" w:before="0" w:line="200" w:lineRule="auto"/>
+              <w:jc w:val="center"/>
+            </w:pPr>
+            <w:r>
+              <w:rPr>
+                <w:rFonts w:ascii="SimHei" w:hAnsi="SimHei" w:eastAsia="SimHei"/>
                 <w:sz w:val="15"/>
                 <w:b/>
                 <w:color w:val="FFFFFF"/>
@@ -3598,12 +3637,12 @@
           </w:tcPr>
           <w:p>
             <w:pPr>
-              <w:spacing w:after="0" w:before="0" w:line="190" w:lineRule="auto"/>
+              <w:spacing w:after="0" w:before="0" w:line="200" w:lineRule="auto"/>
               <w:jc w:val="left"/>
             </w:pPr>
             <w:r>
               <w:rPr>
-                <w:rFonts w:ascii="Microsoft YaHei" w:hAnsi="Microsoft YaHei" w:eastAsia="Microsoft YaHei"/>
+                <w:rFonts w:ascii="Times New Roman" w:hAnsi="Times New Roman" w:eastAsia="SimSun"/>
                 <w:sz w:val="15"/>
               </w:rPr>
               <w:t>Raw 原始灰度像素</w:t>
@@ -3616,12 +3655,12 @@
           </w:tcPr>
           <w:p>
             <w:pPr>
-              <w:spacing w:after="0" w:before="0" w:line="190" w:lineRule="auto"/>
-              <w:jc w:val="center"/>
-            </w:pPr>
-            <w:r>
-              <w:rPr>
-                <w:rFonts w:ascii="Microsoft YaHei" w:hAnsi="Microsoft YaHei" w:eastAsia="Microsoft YaHei"/>
+              <w:spacing w:after="0" w:before="0" w:line="200" w:lineRule="auto"/>
+              <w:jc w:val="center"/>
+            </w:pPr>
+            <w:r>
+              <w:rPr>
+                <w:rFonts w:ascii="Times New Roman" w:hAnsi="Times New Roman" w:eastAsia="SimSun"/>
                 <w:sz w:val="15"/>
               </w:rPr>
               <w:t>784</w:t>
@@ -3634,12 +3673,12 @@
           </w:tcPr>
           <w:p>
             <w:pPr>
-              <w:spacing w:after="0" w:before="0" w:line="190" w:lineRule="auto"/>
-              <w:jc w:val="center"/>
-            </w:pPr>
-            <w:r>
-              <w:rPr>
-                <w:rFonts w:ascii="Microsoft YaHei" w:hAnsi="Microsoft YaHei" w:eastAsia="Microsoft YaHei"/>
+              <w:spacing w:after="0" w:before="0" w:line="200" w:lineRule="auto"/>
+              <w:jc w:val="center"/>
+            </w:pPr>
+            <w:r>
+              <w:rPr>
+                <w:rFonts w:ascii="Times New Roman" w:hAnsi="Times New Roman" w:eastAsia="SimSun"/>
                 <w:sz w:val="15"/>
               </w:rPr>
               <w:t>k=5</w:t>
@@ -3652,12 +3691,12 @@
           </w:tcPr>
           <w:p>
             <w:pPr>
-              <w:spacing w:after="0" w:before="0" w:line="190" w:lineRule="auto"/>
-              <w:jc w:val="center"/>
-            </w:pPr>
-            <w:r>
-              <w:rPr>
-                <w:rFonts w:ascii="Microsoft YaHei" w:hAnsi="Microsoft YaHei" w:eastAsia="Microsoft YaHei"/>
+              <w:spacing w:after="0" w:before="0" w:line="200" w:lineRule="auto"/>
+              <w:jc w:val="center"/>
+            </w:pPr>
+            <w:r>
+              <w:rPr>
+                <w:rFonts w:ascii="Times New Roman" w:hAnsi="Times New Roman" w:eastAsia="SimSun"/>
                 <w:sz w:val="15"/>
               </w:rPr>
               <w:t>距离加权</w:t>
@@ -3670,12 +3709,12 @@
           </w:tcPr>
           <w:p>
             <w:pPr>
-              <w:spacing w:after="0" w:before="0" w:line="190" w:lineRule="auto"/>
-              <w:jc w:val="center"/>
-            </w:pPr>
-            <w:r>
-              <w:rPr>
-                <w:rFonts w:ascii="Microsoft YaHei" w:hAnsi="Microsoft YaHei" w:eastAsia="Microsoft YaHei"/>
+              <w:spacing w:after="0" w:before="0" w:line="200" w:lineRule="auto"/>
+              <w:jc w:val="center"/>
+            </w:pPr>
+            <w:r>
+              <w:rPr>
+                <w:rFonts w:ascii="Times New Roman" w:hAnsi="Times New Roman" w:eastAsia="SimSun"/>
                 <w:sz w:val="15"/>
               </w:rPr>
               <w:t>94.85%</w:t>
@@ -3687,16 +3726,16 @@
         <w:tc>
           <w:tcPr>
             <w:tcW w:w="2400" w:type="dxa"/>
-            <w:shd w:fill="FBF9F5"/>
-          </w:tcPr>
-          <w:p>
-            <w:pPr>
-              <w:spacing w:after="0" w:before="0" w:line="190" w:lineRule="auto"/>
+            <w:shd w:fill="F8FAFC"/>
+          </w:tcPr>
+          <w:p>
+            <w:pPr>
+              <w:spacing w:after="0" w:before="0" w:line="200" w:lineRule="auto"/>
               <w:jc w:val="left"/>
             </w:pPr>
             <w:r>
               <w:rPr>
-                <w:rFonts w:ascii="Microsoft YaHei" w:hAnsi="Microsoft YaHei" w:eastAsia="Microsoft YaHei"/>
+                <w:rFonts w:ascii="Times New Roman" w:hAnsi="Times New Roman" w:eastAsia="SimSun"/>
                 <w:sz w:val="15"/>
               </w:rPr>
               <w:t>SVD PCA 降维 (20维)</w:t>
@@ -3706,16 +3745,16 @@
         <w:tc>
           <w:tcPr>
             <w:tcW w:w="1300" w:type="dxa"/>
-            <w:shd w:fill="FBF9F5"/>
-          </w:tcPr>
-          <w:p>
-            <w:pPr>
-              <w:spacing w:after="0" w:before="0" w:line="190" w:lineRule="auto"/>
-              <w:jc w:val="center"/>
-            </w:pPr>
-            <w:r>
-              <w:rPr>
-                <w:rFonts w:ascii="Microsoft YaHei" w:hAnsi="Microsoft YaHei" w:eastAsia="Microsoft YaHei"/>
+            <w:shd w:fill="F8FAFC"/>
+          </w:tcPr>
+          <w:p>
+            <w:pPr>
+              <w:spacing w:after="0" w:before="0" w:line="200" w:lineRule="auto"/>
+              <w:jc w:val="center"/>
+            </w:pPr>
+            <w:r>
+              <w:rPr>
+                <w:rFonts w:ascii="Times New Roman" w:hAnsi="Times New Roman" w:eastAsia="SimSun"/>
                 <w:sz w:val="15"/>
               </w:rPr>
               <w:t>20</w:t>
@@ -3725,16 +3764,16 @@
         <w:tc>
           <w:tcPr>
             <w:tcW w:w="1300" w:type="dxa"/>
-            <w:shd w:fill="FBF9F5"/>
-          </w:tcPr>
-          <w:p>
-            <w:pPr>
-              <w:spacing w:after="0" w:before="0" w:line="190" w:lineRule="auto"/>
-              <w:jc w:val="center"/>
-            </w:pPr>
-            <w:r>
-              <w:rPr>
-                <w:rFonts w:ascii="Microsoft YaHei" w:hAnsi="Microsoft YaHei" w:eastAsia="Microsoft YaHei"/>
+            <w:shd w:fill="F8FAFC"/>
+          </w:tcPr>
+          <w:p>
+            <w:pPr>
+              <w:spacing w:after="0" w:before="0" w:line="200" w:lineRule="auto"/>
+              <w:jc w:val="center"/>
+            </w:pPr>
+            <w:r>
+              <w:rPr>
+                <w:rFonts w:ascii="Times New Roman" w:hAnsi="Times New Roman" w:eastAsia="SimSun"/>
                 <w:sz w:val="15"/>
               </w:rPr>
               <w:t>k=5</w:t>
@@ -3744,16 +3783,16 @@
         <w:tc>
           <w:tcPr>
             <w:tcW w:w="1600" w:type="dxa"/>
-            <w:shd w:fill="FBF9F5"/>
-          </w:tcPr>
-          <w:p>
-            <w:pPr>
-              <w:spacing w:after="0" w:before="0" w:line="190" w:lineRule="auto"/>
-              <w:jc w:val="center"/>
-            </w:pPr>
-            <w:r>
-              <w:rPr>
-                <w:rFonts w:ascii="Microsoft YaHei" w:hAnsi="Microsoft YaHei" w:eastAsia="Microsoft YaHei"/>
+            <w:shd w:fill="F8FAFC"/>
+          </w:tcPr>
+          <w:p>
+            <w:pPr>
+              <w:spacing w:after="0" w:before="0" w:line="200" w:lineRule="auto"/>
+              <w:jc w:val="center"/>
+            </w:pPr>
+            <w:r>
+              <w:rPr>
+                <w:rFonts w:ascii="Times New Roman" w:hAnsi="Times New Roman" w:eastAsia="SimSun"/>
                 <w:sz w:val="15"/>
               </w:rPr>
               <w:t>距离加权</w:t>
@@ -3763,16 +3802,16 @@
         <w:tc>
           <w:tcPr>
             <w:tcW w:w="1700" w:type="dxa"/>
-            <w:shd w:fill="FBF9F5"/>
-          </w:tcPr>
-          <w:p>
-            <w:pPr>
-              <w:spacing w:after="0" w:before="0" w:line="190" w:lineRule="auto"/>
-              <w:jc w:val="center"/>
-            </w:pPr>
-            <w:r>
-              <w:rPr>
-                <w:rFonts w:ascii="Microsoft YaHei" w:hAnsi="Microsoft YaHei" w:eastAsia="Microsoft YaHei"/>
+            <w:shd w:fill="F8FAFC"/>
+          </w:tcPr>
+          <w:p>
+            <w:pPr>
+              <w:spacing w:after="0" w:before="0" w:line="200" w:lineRule="auto"/>
+              <w:jc w:val="center"/>
+            </w:pPr>
+            <w:r>
+              <w:rPr>
+                <w:rFonts w:ascii="Times New Roman" w:hAnsi="Times New Roman" w:eastAsia="SimSun"/>
                 <w:sz w:val="15"/>
               </w:rPr>
               <w:t>94.95%</w:t>
@@ -3787,12 +3826,12 @@
           </w:tcPr>
           <w:p>
             <w:pPr>
-              <w:spacing w:after="0" w:before="0" w:line="190" w:lineRule="auto"/>
+              <w:spacing w:after="0" w:before="0" w:line="200" w:lineRule="auto"/>
               <w:jc w:val="left"/>
             </w:pPr>
             <w:r>
               <w:rPr>
-                <w:rFonts w:ascii="Microsoft YaHei" w:hAnsi="Microsoft YaHei" w:eastAsia="Microsoft YaHei"/>
+                <w:rFonts w:ascii="Times New Roman" w:hAnsi="Times New Roman" w:eastAsia="SimSun"/>
                 <w:sz w:val="15"/>
               </w:rPr>
               <w:t>SVD PCA 降维 (100维)</w:t>
@@ -3805,12 +3844,12 @@
           </w:tcPr>
           <w:p>
             <w:pPr>
-              <w:spacing w:after="0" w:before="0" w:line="190" w:lineRule="auto"/>
-              <w:jc w:val="center"/>
-            </w:pPr>
-            <w:r>
-              <w:rPr>
-                <w:rFonts w:ascii="Microsoft YaHei" w:hAnsi="Microsoft YaHei" w:eastAsia="Microsoft YaHei"/>
+              <w:spacing w:after="0" w:before="0" w:line="200" w:lineRule="auto"/>
+              <w:jc w:val="center"/>
+            </w:pPr>
+            <w:r>
+              <w:rPr>
+                <w:rFonts w:ascii="Times New Roman" w:hAnsi="Times New Roman" w:eastAsia="SimSun"/>
                 <w:sz w:val="15"/>
               </w:rPr>
               <w:t>100</w:t>
@@ -3823,12 +3862,12 @@
           </w:tcPr>
           <w:p>
             <w:pPr>
-              <w:spacing w:after="0" w:before="0" w:line="190" w:lineRule="auto"/>
-              <w:jc w:val="center"/>
-            </w:pPr>
-            <w:r>
-              <w:rPr>
-                <w:rFonts w:ascii="Microsoft YaHei" w:hAnsi="Microsoft YaHei" w:eastAsia="Microsoft YaHei"/>
+              <w:spacing w:after="0" w:before="0" w:line="200" w:lineRule="auto"/>
+              <w:jc w:val="center"/>
+            </w:pPr>
+            <w:r>
+              <w:rPr>
+                <w:rFonts w:ascii="Times New Roman" w:hAnsi="Times New Roman" w:eastAsia="SimSun"/>
                 <w:sz w:val="15"/>
               </w:rPr>
               <w:t>k=1</w:t>
@@ -3841,12 +3880,12 @@
           </w:tcPr>
           <w:p>
             <w:pPr>
-              <w:spacing w:after="0" w:before="0" w:line="190" w:lineRule="auto"/>
-              <w:jc w:val="center"/>
-            </w:pPr>
-            <w:r>
-              <w:rPr>
-                <w:rFonts w:ascii="Microsoft YaHei" w:hAnsi="Microsoft YaHei" w:eastAsia="Microsoft YaHei"/>
+              <w:spacing w:after="0" w:before="0" w:line="200" w:lineRule="auto"/>
+              <w:jc w:val="center"/>
+            </w:pPr>
+            <w:r>
+              <w:rPr>
+                <w:rFonts w:ascii="Times New Roman" w:hAnsi="Times New Roman" w:eastAsia="SimSun"/>
                 <w:sz w:val="15"/>
               </w:rPr>
               <w:t>均匀投票</w:t>
@@ -3859,12 +3898,12 @@
           </w:tcPr>
           <w:p>
             <w:pPr>
-              <w:spacing w:after="0" w:before="0" w:line="190" w:lineRule="auto"/>
-              <w:jc w:val="center"/>
-            </w:pPr>
-            <w:r>
-              <w:rPr>
-                <w:rFonts w:ascii="Microsoft YaHei" w:hAnsi="Microsoft YaHei" w:eastAsia="Microsoft YaHei"/>
+              <w:spacing w:after="0" w:before="0" w:line="200" w:lineRule="auto"/>
+              <w:jc w:val="center"/>
+            </w:pPr>
+            <w:r>
+              <w:rPr>
+                <w:rFonts w:ascii="Times New Roman" w:hAnsi="Times New Roman" w:eastAsia="SimSun"/>
                 <w:sz w:val="15"/>
               </w:rPr>
               <w:t>95.30%</w:t>
@@ -3876,16 +3915,16 @@
         <w:tc>
           <w:tcPr>
             <w:tcW w:w="2400" w:type="dxa"/>
-            <w:shd w:fill="FBF9F5"/>
-          </w:tcPr>
-          <w:p>
-            <w:pPr>
-              <w:spacing w:after="0" w:before="0" w:line="190" w:lineRule="auto"/>
+            <w:shd w:fill="F8FAFC"/>
+          </w:tcPr>
+          <w:p>
+            <w:pPr>
+              <w:spacing w:after="0" w:before="0" w:line="200" w:lineRule="auto"/>
               <w:jc w:val="left"/>
             </w:pPr>
             <w:r>
               <w:rPr>
-                <w:rFonts w:ascii="Microsoft YaHei" w:hAnsi="Microsoft YaHei" w:eastAsia="Microsoft YaHei"/>
+                <w:rFonts w:ascii="Times New Roman" w:hAnsi="Times New Roman" w:eastAsia="SimSun"/>
                 <w:sz w:val="15"/>
               </w:rPr>
               <w:t>SVD PCA 降维 (50维)</w:t>
@@ -3895,16 +3934,16 @@
         <w:tc>
           <w:tcPr>
             <w:tcW w:w="1300" w:type="dxa"/>
-            <w:shd w:fill="FBF9F5"/>
-          </w:tcPr>
-          <w:p>
-            <w:pPr>
-              <w:spacing w:after="0" w:before="0" w:line="190" w:lineRule="auto"/>
-              <w:jc w:val="center"/>
-            </w:pPr>
-            <w:r>
-              <w:rPr>
-                <w:rFonts w:ascii="Microsoft YaHei" w:hAnsi="Microsoft YaHei" w:eastAsia="Microsoft YaHei"/>
+            <w:shd w:fill="F8FAFC"/>
+          </w:tcPr>
+          <w:p>
+            <w:pPr>
+              <w:spacing w:after="0" w:before="0" w:line="200" w:lineRule="auto"/>
+              <w:jc w:val="center"/>
+            </w:pPr>
+            <w:r>
+              <w:rPr>
+                <w:rFonts w:ascii="Times New Roman" w:hAnsi="Times New Roman" w:eastAsia="SimSun"/>
                 <w:sz w:val="15"/>
               </w:rPr>
               <w:t>50</w:t>
@@ -3914,16 +3953,16 @@
         <w:tc>
           <w:tcPr>
             <w:tcW w:w="1300" w:type="dxa"/>
-            <w:shd w:fill="FBF9F5"/>
-          </w:tcPr>
-          <w:p>
-            <w:pPr>
-              <w:spacing w:after="0" w:before="0" w:line="190" w:lineRule="auto"/>
-              <w:jc w:val="center"/>
-            </w:pPr>
-            <w:r>
-              <w:rPr>
-                <w:rFonts w:ascii="Microsoft YaHei" w:hAnsi="Microsoft YaHei" w:eastAsia="Microsoft YaHei"/>
+            <w:shd w:fill="F8FAFC"/>
+          </w:tcPr>
+          <w:p>
+            <w:pPr>
+              <w:spacing w:after="0" w:before="0" w:line="200" w:lineRule="auto"/>
+              <w:jc w:val="center"/>
+            </w:pPr>
+            <w:r>
+              <w:rPr>
+                <w:rFonts w:ascii="Times New Roman" w:hAnsi="Times New Roman" w:eastAsia="SimSun"/>
                 <w:sz w:val="15"/>
               </w:rPr>
               <w:t>k=1</w:t>
@@ -3933,16 +3972,16 @@
         <w:tc>
           <w:tcPr>
             <w:tcW w:w="1600" w:type="dxa"/>
-            <w:shd w:fill="FBF9F5"/>
-          </w:tcPr>
-          <w:p>
-            <w:pPr>
-              <w:spacing w:after="0" w:before="0" w:line="190" w:lineRule="auto"/>
-              <w:jc w:val="center"/>
-            </w:pPr>
-            <w:r>
-              <w:rPr>
-                <w:rFonts w:ascii="Microsoft YaHei" w:hAnsi="Microsoft YaHei" w:eastAsia="Microsoft YaHei"/>
+            <w:shd w:fill="F8FAFC"/>
+          </w:tcPr>
+          <w:p>
+            <w:pPr>
+              <w:spacing w:after="0" w:before="0" w:line="200" w:lineRule="auto"/>
+              <w:jc w:val="center"/>
+            </w:pPr>
+            <w:r>
+              <w:rPr>
+                <w:rFonts w:ascii="Times New Roman" w:hAnsi="Times New Roman" w:eastAsia="SimSun"/>
                 <w:sz w:val="15"/>
               </w:rPr>
               <w:t>均匀投票</w:t>
@@ -3952,16 +3991,16 @@
         <w:tc>
           <w:tcPr>
             <w:tcW w:w="1700" w:type="dxa"/>
-            <w:shd w:fill="FBF9F5"/>
-          </w:tcPr>
-          <w:p>
-            <w:pPr>
-              <w:spacing w:after="0" w:before="0" w:line="190" w:lineRule="auto"/>
-              <w:jc w:val="center"/>
-            </w:pPr>
-            <w:r>
-              <w:rPr>
-                <w:rFonts w:ascii="Microsoft YaHei" w:hAnsi="Microsoft YaHei" w:eastAsia="Microsoft YaHei"/>
+            <w:shd w:fill="F8FAFC"/>
+          </w:tcPr>
+          <w:p>
+            <w:pPr>
+              <w:spacing w:after="0" w:before="0" w:line="200" w:lineRule="auto"/>
+              <w:jc w:val="center"/>
+            </w:pPr>
+            <w:r>
+              <w:rPr>
+                <w:rFonts w:ascii="Times New Roman" w:hAnsi="Times New Roman" w:eastAsia="SimSun"/>
                 <w:sz w:val="15"/>
               </w:rPr>
               <w:t>95.70%</w:t>
@@ -3976,12 +4015,12 @@
           </w:tcPr>
           <w:p>
             <w:pPr>
-              <w:spacing w:after="0" w:before="0" w:line="190" w:lineRule="auto"/>
+              <w:spacing w:after="0" w:before="0" w:line="200" w:lineRule="auto"/>
               <w:jc w:val="left"/>
             </w:pPr>
             <w:r>
               <w:rPr>
-                <w:rFonts w:ascii="Microsoft YaHei" w:hAnsi="Microsoft YaHei" w:eastAsia="Microsoft YaHei"/>
+                <w:rFonts w:ascii="Times New Roman" w:hAnsi="Times New Roman" w:eastAsia="SimSun"/>
                 <w:sz w:val="15"/>
               </w:rPr>
               <w:t>HOG 方向梯度直方图</w:t>
@@ -3994,12 +4033,12 @@
           </w:tcPr>
           <w:p>
             <w:pPr>
-              <w:spacing w:after="0" w:before="0" w:line="190" w:lineRule="auto"/>
-              <w:jc w:val="center"/>
-            </w:pPr>
-            <w:r>
-              <w:rPr>
-                <w:rFonts w:ascii="Microsoft YaHei" w:hAnsi="Microsoft YaHei" w:eastAsia="Microsoft YaHei"/>
+              <w:spacing w:after="0" w:before="0" w:line="200" w:lineRule="auto"/>
+              <w:jc w:val="center"/>
+            </w:pPr>
+            <w:r>
+              <w:rPr>
+                <w:rFonts w:ascii="Times New Roman" w:hAnsi="Times New Roman" w:eastAsia="SimSun"/>
                 <w:sz w:val="15"/>
               </w:rPr>
               <w:t>324</w:t>
@@ -4012,12 +4051,12 @@
           </w:tcPr>
           <w:p>
             <w:pPr>
-              <w:spacing w:after="0" w:before="0" w:line="190" w:lineRule="auto"/>
-              <w:jc w:val="center"/>
-            </w:pPr>
-            <w:r>
-              <w:rPr>
-                <w:rFonts w:ascii="Microsoft YaHei" w:hAnsi="Microsoft YaHei" w:eastAsia="Microsoft YaHei"/>
+              <w:spacing w:after="0" w:before="0" w:line="200" w:lineRule="auto"/>
+              <w:jc w:val="center"/>
+            </w:pPr>
+            <w:r>
+              <w:rPr>
+                <w:rFonts w:ascii="Times New Roman" w:hAnsi="Times New Roman" w:eastAsia="SimSun"/>
                 <w:sz w:val="15"/>
               </w:rPr>
               <w:t>k=5</w:t>
@@ -4030,12 +4069,12 @@
           </w:tcPr>
           <w:p>
             <w:pPr>
-              <w:spacing w:after="0" w:before="0" w:line="190" w:lineRule="auto"/>
-              <w:jc w:val="center"/>
-            </w:pPr>
-            <w:r>
-              <w:rPr>
-                <w:rFonts w:ascii="Microsoft YaHei" w:hAnsi="Microsoft YaHei" w:eastAsia="Microsoft YaHei"/>
+              <w:spacing w:after="0" w:before="0" w:line="200" w:lineRule="auto"/>
+              <w:jc w:val="center"/>
+            </w:pPr>
+            <w:r>
+              <w:rPr>
+                <w:rFonts w:ascii="Times New Roman" w:hAnsi="Times New Roman" w:eastAsia="SimSun"/>
                 <w:sz w:val="15"/>
               </w:rPr>
               <w:t>均匀投票</w:t>
@@ -4048,12 +4087,12 @@
           </w:tcPr>
           <w:p>
             <w:pPr>
-              <w:spacing w:after="0" w:before="0" w:line="190" w:lineRule="auto"/>
-              <w:jc w:val="center"/>
-            </w:pPr>
-            <w:r>
-              <w:rPr>
-                <w:rFonts w:ascii="Microsoft YaHei" w:hAnsi="Microsoft YaHei" w:eastAsia="Microsoft YaHei"/>
+              <w:spacing w:after="0" w:before="0" w:line="200" w:lineRule="auto"/>
+              <w:jc w:val="center"/>
+            </w:pPr>
+            <w:r>
+              <w:rPr>
+                <w:rFonts w:ascii="Times New Roman" w:hAnsi="Times New Roman" w:eastAsia="SimSun"/>
                 <w:sz w:val="15"/>
               </w:rPr>
               <w:t>96.00% (最高)</w:t>
@@ -4064,12 +4103,12 @@
     </w:tbl>
     <w:p>
       <w:pPr>
-        <w:spacing w:after="30" w:line="220" w:lineRule="auto"/>
+        <w:spacing w:after="30" w:line="240" w:lineRule="auto"/>
         <w:jc w:val="left"/>
       </w:pPr>
       <w:r>
         <w:rPr>
-          <w:rFonts w:ascii="Microsoft YaHei" w:hAnsi="Microsoft YaHei" w:eastAsia="Microsoft YaHei"/>
+          <w:rFonts w:ascii="Times New Roman" w:hAnsi="Times New Roman" w:eastAsia="SimSun"/>
           <w:sz w:val="20"/>
           <w:szCs w:val="20"/>
         </w:rPr>
@@ -4078,12 +4117,13 @@
     </w:p>
     <w:p>
       <w:pPr>
-        <w:spacing w:after="40" w:line="220" w:lineRule="auto"/>
+        <w:spacing w:after="40" w:line="240" w:lineRule="auto"/>
         <w:jc w:val="left"/>
-      </w:pPr>
-      <w:r>
-        <w:rPr>
-          <w:rFonts w:ascii="Microsoft YaHei" w:hAnsi="Microsoft YaHei" w:eastAsia="Microsoft YaHei"/>
+        <w:ind w:firstLineChars="200" w:firstLine="420"/>
+      </w:pPr>
+      <w:r>
+        <w:rPr>
+          <w:rFonts w:ascii="Times New Roman" w:hAnsi="Times New Roman" w:eastAsia="SimSun"/>
           <w:sz w:val="19"/>
           <w:szCs w:val="19"/>
         </w:rPr>
@@ -4093,15 +4133,15 @@
     <w:p>
       <w:pPr>
         <w:pageBreakBefore/>
-        <w:spacing w:after="120" w:line="220" w:lineRule="auto"/>
+        <w:spacing w:after="100" w:line="240" w:lineRule="auto"/>
         <w:jc w:val="left"/>
         <w:pBdr>
-          <w:bottom w:val="single" w:sz="12" w:space="4" w:color="292524"/>
+          <w:bottom w:val="single" w:sz="12" w:space="4" w:color="1E3A8A"/>
         </w:pBdr>
       </w:pPr>
       <w:r>
         <w:rPr>
-          <w:rFonts w:ascii="Microsoft YaHei" w:hAnsi="Microsoft YaHei" w:eastAsia="Microsoft YaHei"/>
+          <w:rFonts w:ascii="SimHei" w:hAnsi="SimHei" w:eastAsia="SimHei"/>
           <w:sz w:val="28"/>
           <w:szCs w:val="28"/>
           <w:color w:val="0F172A"/>
@@ -4112,12 +4152,13 @@
     </w:p>
     <w:p>
       <w:pPr>
-        <w:spacing w:after="40" w:line="220" w:lineRule="auto"/>
+        <w:spacing w:after="40" w:line="240" w:lineRule="auto"/>
         <w:jc w:val="left"/>
-      </w:pPr>
-      <w:r>
-        <w:rPr>
-          <w:rFonts w:ascii="Microsoft YaHei" w:hAnsi="Microsoft YaHei" w:eastAsia="Microsoft YaHei"/>
+        <w:ind w:firstLineChars="200" w:firstLine="420"/>
+      </w:pPr>
+      <w:r>
+        <w:rPr>
+          <w:rFonts w:ascii="Times New Roman" w:hAnsi="Times New Roman" w:eastAsia="SimSun"/>
           <w:sz w:val="19"/>
           <w:szCs w:val="19"/>
         </w:rPr>
@@ -4126,12 +4167,12 @@
     </w:p>
     <w:p>
       <w:pPr>
-        <w:spacing w:after="40" w:line="220" w:lineRule="auto"/>
+        <w:spacing w:after="40" w:line="240" w:lineRule="auto"/>
         <w:jc w:val="left"/>
       </w:pPr>
       <w:r>
         <w:rPr>
-          <w:rFonts w:ascii="Microsoft YaHei" w:hAnsi="Microsoft YaHei" w:eastAsia="Microsoft YaHei"/>
+          <w:rFonts w:ascii="SimHei" w:hAnsi="SimHei" w:eastAsia="SimHei"/>
           <w:sz w:val="21"/>
           <w:szCs w:val="21"/>
           <w:color w:val="0F172A"/>
@@ -4145,9 +4186,9 @@
         <w:tblW w:w="8300" w:type="dxa"/>
         <w:tblLayout w:type="fixed"/>
         <w:tblBorders>
-          <w:top w:val="single" w:sz="4" w:color="E7E5E0"/>
-          <w:bottom w:val="single" w:sz="4" w:color="E7E5E0"/>
-          <w:insideH w:val="single" w:sz="4" w:color="E7E5E0"/>
+          <w:top w:val="single" w:sz="8" w:color="1E293B"/>
+          <w:bottom w:val="single" w:sz="8" w:color="1E293B"/>
+          <w:insideH w:val="single" w:sz="4" w:color="E2E8F0"/>
         </w:tblBorders>
         <w:tblCellMar>
           <w:top w:w="50" w:type="dxa"/>
@@ -4165,16 +4206,16 @@
         <w:tc>
           <w:tcPr>
             <w:tcW w:w="2000" w:type="dxa"/>
-            <w:shd w:fill="292524"/>
-          </w:tcPr>
-          <w:p>
-            <w:pPr>
-              <w:spacing w:after="0" w:before="0" w:line="190" w:lineRule="auto"/>
+            <w:shd w:fill="1E3A8A"/>
+          </w:tcPr>
+          <w:p>
+            <w:pPr>
+              <w:spacing w:after="0" w:before="0" w:line="200" w:lineRule="auto"/>
               <w:jc w:val="left"/>
             </w:pPr>
             <w:r>
               <w:rPr>
-                <w:rFonts w:ascii="Microsoft YaHei" w:hAnsi="Microsoft YaHei" w:eastAsia="Microsoft YaHei"/>
+                <w:rFonts w:ascii="SimHei" w:hAnsi="SimHei" w:eastAsia="SimHei"/>
                 <w:sz w:val="15"/>
                 <w:b/>
                 <w:color w:val="FFFFFF"/>
@@ -4186,16 +4227,16 @@
         <w:tc>
           <w:tcPr>
             <w:tcW w:w="2400" w:type="dxa"/>
-            <w:shd w:fill="292524"/>
-          </w:tcPr>
-          <w:p>
-            <w:pPr>
-              <w:spacing w:after="0" w:before="0" w:line="190" w:lineRule="auto"/>
-              <w:jc w:val="center"/>
-            </w:pPr>
-            <w:r>
-              <w:rPr>
-                <w:rFonts w:ascii="Microsoft YaHei" w:hAnsi="Microsoft YaHei" w:eastAsia="Microsoft YaHei"/>
+            <w:shd w:fill="1E3A8A"/>
+          </w:tcPr>
+          <w:p>
+            <w:pPr>
+              <w:spacing w:after="0" w:before="0" w:line="200" w:lineRule="auto"/>
+              <w:jc w:val="center"/>
+            </w:pPr>
+            <w:r>
+              <w:rPr>
+                <w:rFonts w:ascii="SimHei" w:hAnsi="SimHei" w:eastAsia="SimHei"/>
                 <w:sz w:val="15"/>
                 <w:b/>
                 <w:color w:val="FFFFFF"/>
@@ -4207,16 +4248,16 @@
         <w:tc>
           <w:tcPr>
             <w:tcW w:w="3900" w:type="dxa"/>
-            <w:shd w:fill="292524"/>
-          </w:tcPr>
-          <w:p>
-            <w:pPr>
-              <w:spacing w:after="0" w:before="0" w:line="190" w:lineRule="auto"/>
-              <w:jc w:val="center"/>
-            </w:pPr>
-            <w:r>
-              <w:rPr>
-                <w:rFonts w:ascii="Microsoft YaHei" w:hAnsi="Microsoft YaHei" w:eastAsia="Microsoft YaHei"/>
+            <w:shd w:fill="1E3A8A"/>
+          </w:tcPr>
+          <w:p>
+            <w:pPr>
+              <w:spacing w:after="0" w:before="0" w:line="200" w:lineRule="auto"/>
+              <w:jc w:val="center"/>
+            </w:pPr>
+            <w:r>
+              <w:rPr>
+                <w:rFonts w:ascii="SimHei" w:hAnsi="SimHei" w:eastAsia="SimHei"/>
                 <w:sz w:val="15"/>
                 <w:b/>
                 <w:color w:val="FFFFFF"/>
@@ -4233,12 +4274,12 @@
           </w:tcPr>
           <w:p>
             <w:pPr>
-              <w:spacing w:after="0" w:before="0" w:line="190" w:lineRule="auto"/>
+              <w:spacing w:after="0" w:before="0" w:line="200" w:lineRule="auto"/>
               <w:jc w:val="left"/>
             </w:pPr>
             <w:r>
               <w:rPr>
-                <w:rFonts w:ascii="Microsoft YaHei" w:hAnsi="Microsoft YaHei" w:eastAsia="Microsoft YaHei"/>
+                <w:rFonts w:ascii="Times New Roman" w:hAnsi="Times New Roman" w:eastAsia="SimSun"/>
                 <w:sz w:val="15"/>
               </w:rPr>
               <w:t>Top-1 准确率</w:t>
@@ -4251,12 +4292,12 @@
           </w:tcPr>
           <w:p>
             <w:pPr>
-              <w:spacing w:after="0" w:before="0" w:line="190" w:lineRule="auto"/>
-              <w:jc w:val="center"/>
-            </w:pPr>
-            <w:r>
-              <w:rPr>
-                <w:rFonts w:ascii="Microsoft YaHei" w:hAnsi="Microsoft YaHei" w:eastAsia="Microsoft YaHei"/>
+              <w:spacing w:after="0" w:before="0" w:line="200" w:lineRule="auto"/>
+              <w:jc w:val="center"/>
+            </w:pPr>
+            <w:r>
+              <w:rPr>
+                <w:rFonts w:ascii="Times New Roman" w:hAnsi="Times New Roman" w:eastAsia="SimSun"/>
                 <w:sz w:val="15"/>
               </w:rPr>
               <w:t>96.83% (9683 / 10000)</w:t>
@@ -4269,12 +4310,12 @@
           </w:tcPr>
           <w:p>
             <w:pPr>
-              <w:spacing w:after="0" w:before="0" w:line="190" w:lineRule="auto"/>
-              <w:jc w:val="center"/>
-            </w:pPr>
-            <w:r>
-              <w:rPr>
-                <w:rFonts w:ascii="Microsoft YaHei" w:hAnsi="Microsoft YaHei" w:eastAsia="Microsoft YaHei"/>
+              <w:spacing w:after="0" w:before="0" w:line="200" w:lineRule="auto"/>
+              <w:jc w:val="center"/>
+            </w:pPr>
+            <w:r>
+              <w:rPr>
+                <w:rFonts w:ascii="Times New Roman" w:hAnsi="Times New Roman" w:eastAsia="SimSun"/>
                 <w:sz w:val="15"/>
               </w:rPr>
               <w:t>预测首选类别完全正确的样本比例，泛化能力优异</w:t>
@@ -4286,16 +4327,16 @@
         <w:tc>
           <w:tcPr>
             <w:tcW w:w="2000" w:type="dxa"/>
-            <w:shd w:fill="FBF9F5"/>
-          </w:tcPr>
-          <w:p>
-            <w:pPr>
-              <w:spacing w:after="0" w:before="0" w:line="190" w:lineRule="auto"/>
+            <w:shd w:fill="F8FAFC"/>
+          </w:tcPr>
+          <w:p>
+            <w:pPr>
+              <w:spacing w:after="0" w:before="0" w:line="200" w:lineRule="auto"/>
               <w:jc w:val="left"/>
             </w:pPr>
             <w:r>
               <w:rPr>
-                <w:rFonts w:ascii="Microsoft YaHei" w:hAnsi="Microsoft YaHei" w:eastAsia="Microsoft YaHei"/>
+                <w:rFonts w:ascii="Times New Roman" w:hAnsi="Times New Roman" w:eastAsia="SimSun"/>
                 <w:sz w:val="15"/>
               </w:rPr>
               <w:t>Top-3 覆盖率</w:t>
@@ -4305,16 +4346,16 @@
         <w:tc>
           <w:tcPr>
             <w:tcW w:w="2400" w:type="dxa"/>
-            <w:shd w:fill="FBF9F5"/>
-          </w:tcPr>
-          <w:p>
-            <w:pPr>
-              <w:spacing w:after="0" w:before="0" w:line="190" w:lineRule="auto"/>
-              <w:jc w:val="center"/>
-            </w:pPr>
-            <w:r>
-              <w:rPr>
-                <w:rFonts w:ascii="Microsoft YaHei" w:hAnsi="Microsoft YaHei" w:eastAsia="Microsoft YaHei"/>
+            <w:shd w:fill="F8FAFC"/>
+          </w:tcPr>
+          <w:p>
+            <w:pPr>
+              <w:spacing w:after="0" w:before="0" w:line="200" w:lineRule="auto"/>
+              <w:jc w:val="center"/>
+            </w:pPr>
+            <w:r>
+              <w:rPr>
+                <w:rFonts w:ascii="Times New Roman" w:hAnsi="Times New Roman" w:eastAsia="SimSun"/>
                 <w:sz w:val="15"/>
               </w:rPr>
               <w:t>99.01% (9901 / 10000)</w:t>
@@ -4324,16 +4365,16 @@
         <w:tc>
           <w:tcPr>
             <w:tcW w:w="3900" w:type="dxa"/>
-            <w:shd w:fill="FBF9F5"/>
-          </w:tcPr>
-          <w:p>
-            <w:pPr>
-              <w:spacing w:after="0" w:before="0" w:line="190" w:lineRule="auto"/>
-              <w:jc w:val="center"/>
-            </w:pPr>
-            <w:r>
-              <w:rPr>
-                <w:rFonts w:ascii="Microsoft YaHei" w:hAnsi="Microsoft YaHei" w:eastAsia="Microsoft YaHei"/>
+            <w:shd w:fill="F8FAFC"/>
+          </w:tcPr>
+          <w:p>
+            <w:pPr>
+              <w:spacing w:after="0" w:before="0" w:line="200" w:lineRule="auto"/>
+              <w:jc w:val="center"/>
+            </w:pPr>
+            <w:r>
+              <w:rPr>
+                <w:rFonts w:ascii="Times New Roman" w:hAnsi="Times New Roman" w:eastAsia="SimSun"/>
                 <w:sz w:val="15"/>
               </w:rPr>
               <w:t>真实标签位于前 3 个候选类别的覆盖率，软预测能力极强</w:t>
@@ -4348,12 +4389,12 @@
           </w:tcPr>
           <w:p>
             <w:pPr>
-              <w:spacing w:after="0" w:before="0" w:line="190" w:lineRule="auto"/>
+              <w:spacing w:after="0" w:before="0" w:line="200" w:lineRule="auto"/>
               <w:jc w:val="left"/>
             </w:pPr>
             <w:r>
               <w:rPr>
-                <w:rFonts w:ascii="Microsoft YaHei" w:hAnsi="Microsoft YaHei" w:eastAsia="Microsoft YaHei"/>
+                <w:rFonts w:ascii="Times New Roman" w:hAnsi="Times New Roman" w:eastAsia="SimSun"/>
                 <w:sz w:val="15"/>
               </w:rPr>
               <w:t>Top-5 覆盖率</w:t>
@@ -4366,12 +4407,12 @@
           </w:tcPr>
           <w:p>
             <w:pPr>
-              <w:spacing w:after="0" w:before="0" w:line="190" w:lineRule="auto"/>
-              <w:jc w:val="center"/>
-            </w:pPr>
-            <w:r>
-              <w:rPr>
-                <w:rFonts w:ascii="Microsoft YaHei" w:hAnsi="Microsoft YaHei" w:eastAsia="Microsoft YaHei"/>
+              <w:spacing w:after="0" w:before="0" w:line="200" w:lineRule="auto"/>
+              <w:jc w:val="center"/>
+            </w:pPr>
+            <w:r>
+              <w:rPr>
+                <w:rFonts w:ascii="Times New Roman" w:hAnsi="Times New Roman" w:eastAsia="SimSun"/>
                 <w:sz w:val="15"/>
               </w:rPr>
               <w:t>99.26% (9926 / 10000)</w:t>
@@ -4384,12 +4425,12 @@
           </w:tcPr>
           <w:p>
             <w:pPr>
-              <w:spacing w:after="0" w:before="0" w:line="190" w:lineRule="auto"/>
-              <w:jc w:val="center"/>
-            </w:pPr>
-            <w:r>
-              <w:rPr>
-                <w:rFonts w:ascii="Microsoft YaHei" w:hAnsi="Microsoft YaHei" w:eastAsia="Microsoft YaHei"/>
+              <w:spacing w:after="0" w:before="0" w:line="200" w:lineRule="auto"/>
+              <w:jc w:val="center"/>
+            </w:pPr>
+            <w:r>
+              <w:rPr>
+                <w:rFonts w:ascii="Times New Roman" w:hAnsi="Times New Roman" w:eastAsia="SimSun"/>
                 <w:sz w:val="15"/>
               </w:rPr>
               <w:t>真实标签位于前 5 个候选类别的覆盖率，极少发生离谱误判</w:t>
@@ -4401,16 +4442,16 @@
         <w:tc>
           <w:tcPr>
             <w:tcW w:w="2000" w:type="dxa"/>
-            <w:shd w:fill="FBF9F5"/>
-          </w:tcPr>
-          <w:p>
-            <w:pPr>
-              <w:spacing w:after="0" w:before="0" w:line="190" w:lineRule="auto"/>
+            <w:shd w:fill="F8FAFC"/>
+          </w:tcPr>
+          <w:p>
+            <w:pPr>
+              <w:spacing w:after="0" w:before="0" w:line="200" w:lineRule="auto"/>
               <w:jc w:val="left"/>
             </w:pPr>
             <w:r>
               <w:rPr>
-                <w:rFonts w:ascii="Microsoft YaHei" w:hAnsi="Microsoft YaHei" w:eastAsia="Microsoft YaHei"/>
+                <w:rFonts w:ascii="Times New Roman" w:hAnsi="Times New Roman" w:eastAsia="SimSun"/>
                 <w:sz w:val="15"/>
               </w:rPr>
               <w:t>宏平均 Macro-F1</w:t>
@@ -4420,16 +4461,16 @@
         <w:tc>
           <w:tcPr>
             <w:tcW w:w="2400" w:type="dxa"/>
-            <w:shd w:fill="FBF9F5"/>
-          </w:tcPr>
-          <w:p>
-            <w:pPr>
-              <w:spacing w:after="0" w:before="0" w:line="190" w:lineRule="auto"/>
-              <w:jc w:val="center"/>
-            </w:pPr>
-            <w:r>
-              <w:rPr>
-                <w:rFonts w:ascii="Microsoft YaHei" w:hAnsi="Microsoft YaHei" w:eastAsia="Microsoft YaHei"/>
+            <w:shd w:fill="F8FAFC"/>
+          </w:tcPr>
+          <w:p>
+            <w:pPr>
+              <w:spacing w:after="0" w:before="0" w:line="200" w:lineRule="auto"/>
+              <w:jc w:val="center"/>
+            </w:pPr>
+            <w:r>
+              <w:rPr>
+                <w:rFonts w:ascii="Times New Roman" w:hAnsi="Times New Roman" w:eastAsia="SimSun"/>
                 <w:sz w:val="15"/>
               </w:rPr>
               <w:t>0.9682</w:t>
@@ -4439,16 +4480,16 @@
         <w:tc>
           <w:tcPr>
             <w:tcW w:w="3900" w:type="dxa"/>
-            <w:shd w:fill="FBF9F5"/>
-          </w:tcPr>
-          <w:p>
-            <w:pPr>
-              <w:spacing w:after="0" w:before="0" w:line="190" w:lineRule="auto"/>
-              <w:jc w:val="center"/>
-            </w:pPr>
-            <w:r>
-              <w:rPr>
-                <w:rFonts w:ascii="Microsoft YaHei" w:hAnsi="Microsoft YaHei" w:eastAsia="Microsoft YaHei"/>
+            <w:shd w:fill="F8FAFC"/>
+          </w:tcPr>
+          <w:p>
+            <w:pPr>
+              <w:spacing w:after="0" w:before="0" w:line="200" w:lineRule="auto"/>
+              <w:jc w:val="center"/>
+            </w:pPr>
+            <w:r>
+              <w:rPr>
+                <w:rFonts w:ascii="Times New Roman" w:hAnsi="Times New Roman" w:eastAsia="SimSun"/>
                 <w:sz w:val="15"/>
               </w:rPr>
               <w:t>客观平衡各类别识别精度的综合评价，无明显类别短板</w:t>
@@ -4459,12 +4500,12 @@
     </w:tbl>
     <w:p>
       <w:pPr>
-        <w:spacing w:after="30" w:line="220" w:lineRule="auto"/>
+        <w:spacing w:after="30" w:line="240" w:lineRule="auto"/>
         <w:jc w:val="left"/>
       </w:pPr>
       <w:r>
         <w:rPr>
-          <w:rFonts w:ascii="Microsoft YaHei" w:hAnsi="Microsoft YaHei" w:eastAsia="Microsoft YaHei"/>
+          <w:rFonts w:ascii="Times New Roman" w:hAnsi="Times New Roman" w:eastAsia="SimSun"/>
           <w:sz w:val="20"/>
           <w:szCs w:val="20"/>
         </w:rPr>
@@ -4473,12 +4514,12 @@
     </w:p>
     <w:p>
       <w:pPr>
-        <w:spacing w:after="40" w:line="220" w:lineRule="auto"/>
+        <w:spacing w:after="40" w:line="240" w:lineRule="auto"/>
         <w:jc w:val="left"/>
       </w:pPr>
       <w:r>
         <w:rPr>
-          <w:rFonts w:ascii="Microsoft YaHei" w:hAnsi="Microsoft YaHei" w:eastAsia="Microsoft YaHei"/>
+          <w:rFonts w:ascii="SimHei" w:hAnsi="SimHei" w:eastAsia="SimHei"/>
           <w:sz w:val="21"/>
           <w:szCs w:val="21"/>
           <w:color w:val="0F172A"/>
@@ -4492,9 +4533,9 @@
         <w:tblW w:w="8300" w:type="dxa"/>
         <w:tblLayout w:type="fixed"/>
         <w:tblBorders>
-          <w:top w:val="single" w:sz="4" w:color="E7E5E0"/>
-          <w:bottom w:val="single" w:sz="4" w:color="E7E5E0"/>
-          <w:insideH w:val="single" w:sz="4" w:color="E7E5E0"/>
+          <w:top w:val="single" w:sz="8" w:color="1E293B"/>
+          <w:bottom w:val="single" w:sz="8" w:color="1E293B"/>
+          <w:insideH w:val="single" w:sz="4" w:color="E2E8F0"/>
         </w:tblBorders>
         <w:tblCellMar>
           <w:top w:w="50" w:type="dxa"/>
@@ -4514,16 +4555,16 @@
         <w:tc>
           <w:tcPr>
             <w:tcW w:w="1500" w:type="dxa"/>
-            <w:shd w:fill="292524"/>
-          </w:tcPr>
-          <w:p>
-            <w:pPr>
-              <w:spacing w:after="0" w:before="0" w:line="190" w:lineRule="auto"/>
+            <w:shd w:fill="1E3A8A"/>
+          </w:tcPr>
+          <w:p>
+            <w:pPr>
+              <w:spacing w:after="0" w:before="0" w:line="200" w:lineRule="auto"/>
               <w:jc w:val="left"/>
             </w:pPr>
             <w:r>
               <w:rPr>
-                <w:rFonts w:ascii="Microsoft YaHei" w:hAnsi="Microsoft YaHei" w:eastAsia="Microsoft YaHei"/>
+                <w:rFonts w:ascii="SimHei" w:hAnsi="SimHei" w:eastAsia="SimHei"/>
                 <w:sz w:val="15"/>
                 <w:b/>
                 <w:color w:val="FFFFFF"/>
@@ -4535,16 +4576,16 @@
         <w:tc>
           <w:tcPr>
             <w:tcW w:w="1800" w:type="dxa"/>
-            <w:shd w:fill="292524"/>
-          </w:tcPr>
-          <w:p>
-            <w:pPr>
-              <w:spacing w:after="0" w:before="0" w:line="190" w:lineRule="auto"/>
-              <w:jc w:val="center"/>
-            </w:pPr>
-            <w:r>
-              <w:rPr>
-                <w:rFonts w:ascii="Microsoft YaHei" w:hAnsi="Microsoft YaHei" w:eastAsia="Microsoft YaHei"/>
+            <w:shd w:fill="1E3A8A"/>
+          </w:tcPr>
+          <w:p>
+            <w:pPr>
+              <w:spacing w:after="0" w:before="0" w:line="200" w:lineRule="auto"/>
+              <w:jc w:val="center"/>
+            </w:pPr>
+            <w:r>
+              <w:rPr>
+                <w:rFonts w:ascii="SimHei" w:hAnsi="SimHei" w:eastAsia="SimHei"/>
                 <w:sz w:val="15"/>
                 <w:b/>
                 <w:color w:val="FFFFFF"/>
@@ -4556,16 +4597,16 @@
         <w:tc>
           <w:tcPr>
             <w:tcW w:w="1800" w:type="dxa"/>
-            <w:shd w:fill="292524"/>
-          </w:tcPr>
-          <w:p>
-            <w:pPr>
-              <w:spacing w:after="0" w:before="0" w:line="190" w:lineRule="auto"/>
-              <w:jc w:val="center"/>
-            </w:pPr>
-            <w:r>
-              <w:rPr>
-                <w:rFonts w:ascii="Microsoft YaHei" w:hAnsi="Microsoft YaHei" w:eastAsia="Microsoft YaHei"/>
+            <w:shd w:fill="1E3A8A"/>
+          </w:tcPr>
+          <w:p>
+            <w:pPr>
+              <w:spacing w:after="0" w:before="0" w:line="200" w:lineRule="auto"/>
+              <w:jc w:val="center"/>
+            </w:pPr>
+            <w:r>
+              <w:rPr>
+                <w:rFonts w:ascii="SimHei" w:hAnsi="SimHei" w:eastAsia="SimHei"/>
                 <w:sz w:val="15"/>
                 <w:b/>
                 <w:color w:val="FFFFFF"/>
@@ -4577,16 +4618,16 @@
         <w:tc>
           <w:tcPr>
             <w:tcW w:w="1600" w:type="dxa"/>
-            <w:shd w:fill="292524"/>
-          </w:tcPr>
-          <w:p>
-            <w:pPr>
-              <w:spacing w:after="0" w:before="0" w:line="190" w:lineRule="auto"/>
-              <w:jc w:val="center"/>
-            </w:pPr>
-            <w:r>
-              <w:rPr>
-                <w:rFonts w:ascii="Microsoft YaHei" w:hAnsi="Microsoft YaHei" w:eastAsia="Microsoft YaHei"/>
+            <w:shd w:fill="1E3A8A"/>
+          </w:tcPr>
+          <w:p>
+            <w:pPr>
+              <w:spacing w:after="0" w:before="0" w:line="200" w:lineRule="auto"/>
+              <w:jc w:val="center"/>
+            </w:pPr>
+            <w:r>
+              <w:rPr>
+                <w:rFonts w:ascii="SimHei" w:hAnsi="SimHei" w:eastAsia="SimHei"/>
                 <w:sz w:val="15"/>
                 <w:b/>
                 <w:color w:val="FFFFFF"/>
@@ -4598,16 +4639,16 @@
         <w:tc>
           <w:tcPr>
             <w:tcW w:w="1600" w:type="dxa"/>
-            <w:shd w:fill="292524"/>
-          </w:tcPr>
-          <w:p>
-            <w:pPr>
-              <w:spacing w:after="0" w:before="0" w:line="190" w:lineRule="auto"/>
-              <w:jc w:val="center"/>
-            </w:pPr>
-            <w:r>
-              <w:rPr>
-                <w:rFonts w:ascii="Microsoft YaHei" w:hAnsi="Microsoft YaHei" w:eastAsia="Microsoft YaHei"/>
+            <w:shd w:fill="1E3A8A"/>
+          </w:tcPr>
+          <w:p>
+            <w:pPr>
+              <w:spacing w:after="0" w:before="0" w:line="200" w:lineRule="auto"/>
+              <w:jc w:val="center"/>
+            </w:pPr>
+            <w:r>
+              <w:rPr>
+                <w:rFonts w:ascii="SimHei" w:hAnsi="SimHei" w:eastAsia="SimHei"/>
                 <w:sz w:val="15"/>
                 <w:b/>
                 <w:color w:val="FFFFFF"/>
@@ -4624,12 +4665,12 @@
           </w:tcPr>
           <w:p>
             <w:pPr>
-              <w:spacing w:after="0" w:before="0" w:line="190" w:lineRule="auto"/>
+              <w:spacing w:after="0" w:before="0" w:line="200" w:lineRule="auto"/>
               <w:jc w:val="left"/>
             </w:pPr>
             <w:r>
               <w:rPr>
-                <w:rFonts w:ascii="Microsoft YaHei" w:hAnsi="Microsoft YaHei" w:eastAsia="Microsoft YaHei"/>
+                <w:rFonts w:ascii="Times New Roman" w:hAnsi="Times New Roman" w:eastAsia="SimSun"/>
                 <w:sz w:val="15"/>
               </w:rPr>
               <w:t>数字 0</w:t>
@@ -4642,12 +4683,12 @@
           </w:tcPr>
           <w:p>
             <w:pPr>
-              <w:spacing w:after="0" w:before="0" w:line="190" w:lineRule="auto"/>
-              <w:jc w:val="center"/>
-            </w:pPr>
-            <w:r>
-              <w:rPr>
-                <w:rFonts w:ascii="Microsoft YaHei" w:hAnsi="Microsoft YaHei" w:eastAsia="Microsoft YaHei"/>
+              <w:spacing w:after="0" w:before="0" w:line="200" w:lineRule="auto"/>
+              <w:jc w:val="center"/>
+            </w:pPr>
+            <w:r>
+              <w:rPr>
+                <w:rFonts w:ascii="Times New Roman" w:hAnsi="Times New Roman" w:eastAsia="SimSun"/>
                 <w:sz w:val="15"/>
               </w:rPr>
               <w:t>96.73%</w:t>
@@ -4660,12 +4701,12 @@
           </w:tcPr>
           <w:p>
             <w:pPr>
-              <w:spacing w:after="0" w:before="0" w:line="190" w:lineRule="auto"/>
-              <w:jc w:val="center"/>
-            </w:pPr>
-            <w:r>
-              <w:rPr>
-                <w:rFonts w:ascii="Microsoft YaHei" w:hAnsi="Microsoft YaHei" w:eastAsia="Microsoft YaHei"/>
+              <w:spacing w:after="0" w:before="0" w:line="200" w:lineRule="auto"/>
+              <w:jc w:val="center"/>
+            </w:pPr>
+            <w:r>
+              <w:rPr>
+                <w:rFonts w:ascii="Times New Roman" w:hAnsi="Times New Roman" w:eastAsia="SimSun"/>
                 <w:sz w:val="15"/>
               </w:rPr>
               <w:t>99.69%</w:t>
@@ -4678,12 +4719,12 @@
           </w:tcPr>
           <w:p>
             <w:pPr>
-              <w:spacing w:after="0" w:before="0" w:line="190" w:lineRule="auto"/>
-              <w:jc w:val="center"/>
-            </w:pPr>
-            <w:r>
-              <w:rPr>
-                <w:rFonts w:ascii="Microsoft YaHei" w:hAnsi="Microsoft YaHei" w:eastAsia="Microsoft YaHei"/>
+              <w:spacing w:after="0" w:before="0" w:line="200" w:lineRule="auto"/>
+              <w:jc w:val="center"/>
+            </w:pPr>
+            <w:r>
+              <w:rPr>
+                <w:rFonts w:ascii="Times New Roman" w:hAnsi="Times New Roman" w:eastAsia="SimSun"/>
                 <w:sz w:val="15"/>
               </w:rPr>
               <w:t>0.9819</w:t>
@@ -4696,12 +4737,12 @@
           </w:tcPr>
           <w:p>
             <w:pPr>
-              <w:spacing w:after="0" w:before="0" w:line="190" w:lineRule="auto"/>
-              <w:jc w:val="center"/>
-            </w:pPr>
-            <w:r>
-              <w:rPr>
-                <w:rFonts w:ascii="Microsoft YaHei" w:hAnsi="Microsoft YaHei" w:eastAsia="Microsoft YaHei"/>
+              <w:spacing w:after="0" w:before="0" w:line="200" w:lineRule="auto"/>
+              <w:jc w:val="center"/>
+            </w:pPr>
+            <w:r>
+              <w:rPr>
+                <w:rFonts w:ascii="Times New Roman" w:hAnsi="Times New Roman" w:eastAsia="SimSun"/>
                 <w:sz w:val="15"/>
               </w:rPr>
               <w:t>980</w:t>
@@ -4713,16 +4754,16 @@
         <w:tc>
           <w:tcPr>
             <w:tcW w:w="1500" w:type="dxa"/>
-            <w:shd w:fill="FBF9F5"/>
-          </w:tcPr>
-          <w:p>
-            <w:pPr>
-              <w:spacing w:after="0" w:before="0" w:line="190" w:lineRule="auto"/>
+            <w:shd w:fill="F8FAFC"/>
+          </w:tcPr>
+          <w:p>
+            <w:pPr>
+              <w:spacing w:after="0" w:before="0" w:line="200" w:lineRule="auto"/>
               <w:jc w:val="left"/>
             </w:pPr>
             <w:r>
               <w:rPr>
-                <w:rFonts w:ascii="Microsoft YaHei" w:hAnsi="Microsoft YaHei" w:eastAsia="Microsoft YaHei"/>
+                <w:rFonts w:ascii="Times New Roman" w:hAnsi="Times New Roman" w:eastAsia="SimSun"/>
                 <w:sz w:val="15"/>
               </w:rPr>
               <w:t>数字 1</w:t>
@@ -4732,16 +4773,16 @@
         <w:tc>
           <w:tcPr>
             <w:tcW w:w="1800" w:type="dxa"/>
-            <w:shd w:fill="FBF9F5"/>
-          </w:tcPr>
-          <w:p>
-            <w:pPr>
-              <w:spacing w:after="0" w:before="0" w:line="190" w:lineRule="auto"/>
-              <w:jc w:val="center"/>
-            </w:pPr>
-            <w:r>
-              <w:rPr>
-                <w:rFonts w:ascii="Microsoft YaHei" w:hAnsi="Microsoft YaHei" w:eastAsia="Microsoft YaHei"/>
+            <w:shd w:fill="F8FAFC"/>
+          </w:tcPr>
+          <w:p>
+            <w:pPr>
+              <w:spacing w:after="0" w:before="0" w:line="200" w:lineRule="auto"/>
+              <w:jc w:val="center"/>
+            </w:pPr>
+            <w:r>
+              <w:rPr>
+                <w:rFonts w:ascii="Times New Roman" w:hAnsi="Times New Roman" w:eastAsia="SimSun"/>
                 <w:sz w:val="15"/>
               </w:rPr>
               <w:t>98.85%</w:t>
@@ -4751,16 +4792,16 @@
         <w:tc>
           <w:tcPr>
             <w:tcW w:w="1800" w:type="dxa"/>
-            <w:shd w:fill="FBF9F5"/>
-          </w:tcPr>
-          <w:p>
-            <w:pPr>
-              <w:spacing w:after="0" w:before="0" w:line="190" w:lineRule="auto"/>
-              <w:jc w:val="center"/>
-            </w:pPr>
-            <w:r>
-              <w:rPr>
-                <w:rFonts w:ascii="Microsoft YaHei" w:hAnsi="Microsoft YaHei" w:eastAsia="Microsoft YaHei"/>
+            <w:shd w:fill="F8FAFC"/>
+          </w:tcPr>
+          <w:p>
+            <w:pPr>
+              <w:spacing w:after="0" w:before="0" w:line="200" w:lineRule="auto"/>
+              <w:jc w:val="center"/>
+            </w:pPr>
+            <w:r>
+              <w:rPr>
+                <w:rFonts w:ascii="Times New Roman" w:hAnsi="Times New Roman" w:eastAsia="SimSun"/>
                 <w:sz w:val="15"/>
               </w:rPr>
               <w:t>98.68%</w:t>
@@ -4770,16 +4811,16 @@
         <w:tc>
           <w:tcPr>
             <w:tcW w:w="1600" w:type="dxa"/>
-            <w:shd w:fill="FBF9F5"/>
-          </w:tcPr>
-          <w:p>
-            <w:pPr>
-              <w:spacing w:after="0" w:before="0" w:line="190" w:lineRule="auto"/>
-              <w:jc w:val="center"/>
-            </w:pPr>
-            <w:r>
-              <w:rPr>
-                <w:rFonts w:ascii="Microsoft YaHei" w:hAnsi="Microsoft YaHei" w:eastAsia="Microsoft YaHei"/>
+            <w:shd w:fill="F8FAFC"/>
+          </w:tcPr>
+          <w:p>
+            <w:pPr>
+              <w:spacing w:after="0" w:before="0" w:line="200" w:lineRule="auto"/>
+              <w:jc w:val="center"/>
+            </w:pPr>
+            <w:r>
+              <w:rPr>
+                <w:rFonts w:ascii="Times New Roman" w:hAnsi="Times New Roman" w:eastAsia="SimSun"/>
                 <w:sz w:val="15"/>
               </w:rPr>
               <w:t>0.9877</w:t>
@@ -4789,16 +4830,16 @@
         <w:tc>
           <w:tcPr>
             <w:tcW w:w="1600" w:type="dxa"/>
-            <w:shd w:fill="FBF9F5"/>
-          </w:tcPr>
-          <w:p>
-            <w:pPr>
-              <w:spacing w:after="0" w:before="0" w:line="190" w:lineRule="auto"/>
-              <w:jc w:val="center"/>
-            </w:pPr>
-            <w:r>
-              <w:rPr>
-                <w:rFonts w:ascii="Microsoft YaHei" w:hAnsi="Microsoft YaHei" w:eastAsia="Microsoft YaHei"/>
+            <w:shd w:fill="F8FAFC"/>
+          </w:tcPr>
+          <w:p>
+            <w:pPr>
+              <w:spacing w:after="0" w:before="0" w:line="200" w:lineRule="auto"/>
+              <w:jc w:val="center"/>
+            </w:pPr>
+            <w:r>
+              <w:rPr>
+                <w:rFonts w:ascii="Times New Roman" w:hAnsi="Times New Roman" w:eastAsia="SimSun"/>
                 <w:sz w:val="15"/>
               </w:rPr>
               <w:t>1135</w:t>
@@ -4813,12 +4854,12 @@
           </w:tcPr>
           <w:p>
             <w:pPr>
-              <w:spacing w:after="0" w:before="0" w:line="190" w:lineRule="auto"/>
+              <w:spacing w:after="0" w:before="0" w:line="200" w:lineRule="auto"/>
               <w:jc w:val="left"/>
             </w:pPr>
             <w:r>
               <w:rPr>
-                <w:rFonts w:ascii="Microsoft YaHei" w:hAnsi="Microsoft YaHei" w:eastAsia="Microsoft YaHei"/>
+                <w:rFonts w:ascii="Times New Roman" w:hAnsi="Times New Roman" w:eastAsia="SimSun"/>
                 <w:sz w:val="15"/>
               </w:rPr>
               <w:t>数字 2</w:t>
@@ -4831,12 +4872,12 @@
           </w:tcPr>
           <w:p>
             <w:pPr>
-              <w:spacing w:after="0" w:before="0" w:line="190" w:lineRule="auto"/>
-              <w:jc w:val="center"/>
-            </w:pPr>
-            <w:r>
-              <w:rPr>
-                <w:rFonts w:ascii="Microsoft YaHei" w:hAnsi="Microsoft YaHei" w:eastAsia="Microsoft YaHei"/>
+              <w:spacing w:after="0" w:before="0" w:line="200" w:lineRule="auto"/>
+              <w:jc w:val="center"/>
+            </w:pPr>
+            <w:r>
+              <w:rPr>
+                <w:rFonts w:ascii="Times New Roman" w:hAnsi="Times New Roman" w:eastAsia="SimSun"/>
                 <w:sz w:val="15"/>
               </w:rPr>
               <w:t>97.37%</w:t>
@@ -4849,12 +4890,12 @@
           </w:tcPr>
           <w:p>
             <w:pPr>
-              <w:spacing w:after="0" w:before="0" w:line="190" w:lineRule="auto"/>
-              <w:jc w:val="center"/>
-            </w:pPr>
-            <w:r>
-              <w:rPr>
-                <w:rFonts w:ascii="Microsoft YaHei" w:hAnsi="Microsoft YaHei" w:eastAsia="Microsoft YaHei"/>
+              <w:spacing w:after="0" w:before="0" w:line="200" w:lineRule="auto"/>
+              <w:jc w:val="center"/>
+            </w:pPr>
+            <w:r>
+              <w:rPr>
+                <w:rFonts w:ascii="Times New Roman" w:hAnsi="Times New Roman" w:eastAsia="SimSun"/>
                 <w:sz w:val="15"/>
               </w:rPr>
               <w:t>96.90%</w:t>
@@ -4867,12 +4908,12 @@
           </w:tcPr>
           <w:p>
             <w:pPr>
-              <w:spacing w:after="0" w:before="0" w:line="190" w:lineRule="auto"/>
-              <w:jc w:val="center"/>
-            </w:pPr>
-            <w:r>
-              <w:rPr>
-                <w:rFonts w:ascii="Microsoft YaHei" w:hAnsi="Microsoft YaHei" w:eastAsia="Microsoft YaHei"/>
+              <w:spacing w:after="0" w:before="0" w:line="200" w:lineRule="auto"/>
+              <w:jc w:val="center"/>
+            </w:pPr>
+            <w:r>
+              <w:rPr>
+                <w:rFonts w:ascii="Times New Roman" w:hAnsi="Times New Roman" w:eastAsia="SimSun"/>
                 <w:sz w:val="15"/>
               </w:rPr>
               <w:t>0.9713</w:t>
@@ -4885,12 +4926,12 @@
           </w:tcPr>
           <w:p>
             <w:pPr>
-              <w:spacing w:after="0" w:before="0" w:line="190" w:lineRule="auto"/>
-              <w:jc w:val="center"/>
-            </w:pPr>
-            <w:r>
-              <w:rPr>
-                <w:rFonts w:ascii="Microsoft YaHei" w:hAnsi="Microsoft YaHei" w:eastAsia="Microsoft YaHei"/>
+              <w:spacing w:after="0" w:before="0" w:line="200" w:lineRule="auto"/>
+              <w:jc w:val="center"/>
+            </w:pPr>
+            <w:r>
+              <w:rPr>
+                <w:rFonts w:ascii="Times New Roman" w:hAnsi="Times New Roman" w:eastAsia="SimSun"/>
                 <w:sz w:val="15"/>
               </w:rPr>
               <w:t>1032</w:t>
@@ -4902,16 +4943,16 @@
         <w:tc>
           <w:tcPr>
             <w:tcW w:w="1500" w:type="dxa"/>
-            <w:shd w:fill="FBF9F5"/>
-          </w:tcPr>
-          <w:p>
-            <w:pPr>
-              <w:spacing w:after="0" w:before="0" w:line="190" w:lineRule="auto"/>
+            <w:shd w:fill="F8FAFC"/>
+          </w:tcPr>
+          <w:p>
+            <w:pPr>
+              <w:spacing w:after="0" w:before="0" w:line="200" w:lineRule="auto"/>
               <w:jc w:val="left"/>
             </w:pPr>
             <w:r>
               <w:rPr>
-                <w:rFonts w:ascii="Microsoft YaHei" w:hAnsi="Microsoft YaHei" w:eastAsia="Microsoft YaHei"/>
+                <w:rFonts w:ascii="Times New Roman" w:hAnsi="Times New Roman" w:eastAsia="SimSun"/>
                 <w:sz w:val="15"/>
               </w:rPr>
               <w:t>数字 3</w:t>
@@ -4921,16 +4962,16 @@
         <w:tc>
           <w:tcPr>
             <w:tcW w:w="1800" w:type="dxa"/>
-            <w:shd w:fill="FBF9F5"/>
-          </w:tcPr>
-          <w:p>
-            <w:pPr>
-              <w:spacing w:after="0" w:before="0" w:line="190" w:lineRule="auto"/>
-              <w:jc w:val="center"/>
-            </w:pPr>
-            <w:r>
-              <w:rPr>
-                <w:rFonts w:ascii="Microsoft YaHei" w:hAnsi="Microsoft YaHei" w:eastAsia="Microsoft YaHei"/>
+            <w:shd w:fill="F8FAFC"/>
+          </w:tcPr>
+          <w:p>
+            <w:pPr>
+              <w:spacing w:after="0" w:before="0" w:line="200" w:lineRule="auto"/>
+              <w:jc w:val="center"/>
+            </w:pPr>
+            <w:r>
+              <w:rPr>
+                <w:rFonts w:ascii="Times New Roman" w:hAnsi="Times New Roman" w:eastAsia="SimSun"/>
                 <w:sz w:val="15"/>
               </w:rPr>
               <w:t>95.05%</w:t>
@@ -4940,16 +4981,16 @@
         <w:tc>
           <w:tcPr>
             <w:tcW w:w="1800" w:type="dxa"/>
-            <w:shd w:fill="FBF9F5"/>
-          </w:tcPr>
-          <w:p>
-            <w:pPr>
-              <w:spacing w:after="0" w:before="0" w:line="190" w:lineRule="auto"/>
-              <w:jc w:val="center"/>
-            </w:pPr>
-            <w:r>
-              <w:rPr>
-                <w:rFonts w:ascii="Microsoft YaHei" w:hAnsi="Microsoft YaHei" w:eastAsia="Microsoft YaHei"/>
+            <w:shd w:fill="F8FAFC"/>
+          </w:tcPr>
+          <w:p>
+            <w:pPr>
+              <w:spacing w:after="0" w:before="0" w:line="200" w:lineRule="auto"/>
+              <w:jc w:val="center"/>
+            </w:pPr>
+            <w:r>
+              <w:rPr>
+                <w:rFonts w:ascii="Times New Roman" w:hAnsi="Times New Roman" w:eastAsia="SimSun"/>
                 <w:sz w:val="15"/>
               </w:rPr>
               <w:t>96.93%</w:t>
@@ -4959,16 +5000,16 @@
         <w:tc>
           <w:tcPr>
             <w:tcW w:w="1600" w:type="dxa"/>
-            <w:shd w:fill="FBF9F5"/>
-          </w:tcPr>
-          <w:p>
-            <w:pPr>
-              <w:spacing w:after="0" w:before="0" w:line="190" w:lineRule="auto"/>
-              <w:jc w:val="center"/>
-            </w:pPr>
-            <w:r>
-              <w:rPr>
-                <w:rFonts w:ascii="Microsoft YaHei" w:hAnsi="Microsoft YaHei" w:eastAsia="Microsoft YaHei"/>
+            <w:shd w:fill="F8FAFC"/>
+          </w:tcPr>
+          <w:p>
+            <w:pPr>
+              <w:spacing w:after="0" w:before="0" w:line="200" w:lineRule="auto"/>
+              <w:jc w:val="center"/>
+            </w:pPr>
+            <w:r>
+              <w:rPr>
+                <w:rFonts w:ascii="Times New Roman" w:hAnsi="Times New Roman" w:eastAsia="SimSun"/>
                 <w:sz w:val="15"/>
               </w:rPr>
               <w:t>0.9598</w:t>
@@ -4978,16 +5019,16 @@
         <w:tc>
           <w:tcPr>
             <w:tcW w:w="1600" w:type="dxa"/>
-            <w:shd w:fill="FBF9F5"/>
-          </w:tcPr>
-          <w:p>
-            <w:pPr>
-              <w:spacing w:after="0" w:before="0" w:line="190" w:lineRule="auto"/>
-              <w:jc w:val="center"/>
-            </w:pPr>
-            <w:r>
-              <w:rPr>
-                <w:rFonts w:ascii="Microsoft YaHei" w:hAnsi="Microsoft YaHei" w:eastAsia="Microsoft YaHei"/>
+            <w:shd w:fill="F8FAFC"/>
+          </w:tcPr>
+          <w:p>
+            <w:pPr>
+              <w:spacing w:after="0" w:before="0" w:line="200" w:lineRule="auto"/>
+              <w:jc w:val="center"/>
+            </w:pPr>
+            <w:r>
+              <w:rPr>
+                <w:rFonts w:ascii="Times New Roman" w:hAnsi="Times New Roman" w:eastAsia="SimSun"/>
                 <w:sz w:val="15"/>
               </w:rPr>
               <w:t>1010</w:t>
@@ -5002,12 +5043,12 @@
           </w:tcPr>
           <w:p>
             <w:pPr>
-              <w:spacing w:after="0" w:before="0" w:line="190" w:lineRule="auto"/>
+              <w:spacing w:after="0" w:before="0" w:line="200" w:lineRule="auto"/>
               <w:jc w:val="left"/>
             </w:pPr>
             <w:r>
               <w:rPr>
-                <w:rFonts w:ascii="Microsoft YaHei" w:hAnsi="Microsoft YaHei" w:eastAsia="Microsoft YaHei"/>
+                <w:rFonts w:ascii="Times New Roman" w:hAnsi="Times New Roman" w:eastAsia="SimSun"/>
                 <w:sz w:val="15"/>
               </w:rPr>
               <w:t>数字 4</w:t>
@@ -5020,12 +5061,12 @@
           </w:tcPr>
           <w:p>
             <w:pPr>
-              <w:spacing w:after="0" w:before="0" w:line="190" w:lineRule="auto"/>
-              <w:jc w:val="center"/>
-            </w:pPr>
-            <w:r>
-              <w:rPr>
-                <w:rFonts w:ascii="Microsoft YaHei" w:hAnsi="Microsoft YaHei" w:eastAsia="Microsoft YaHei"/>
+              <w:spacing w:after="0" w:before="0" w:line="200" w:lineRule="auto"/>
+              <w:jc w:val="center"/>
+            </w:pPr>
+            <w:r>
+              <w:rPr>
+                <w:rFonts w:ascii="Times New Roman" w:hAnsi="Times New Roman" w:eastAsia="SimSun"/>
                 <w:sz w:val="15"/>
               </w:rPr>
               <w:t>99.03%</w:t>
@@ -5038,12 +5079,12 @@
           </w:tcPr>
           <w:p>
             <w:pPr>
-              <w:spacing w:after="0" w:before="0" w:line="190" w:lineRule="auto"/>
-              <w:jc w:val="center"/>
-            </w:pPr>
-            <w:r>
-              <w:rPr>
-                <w:rFonts w:ascii="Microsoft YaHei" w:hAnsi="Microsoft YaHei" w:eastAsia="Microsoft YaHei"/>
+              <w:spacing w:after="0" w:before="0" w:line="200" w:lineRule="auto"/>
+              <w:jc w:val="center"/>
+            </w:pPr>
+            <w:r>
+              <w:rPr>
+                <w:rFonts w:ascii="Times New Roman" w:hAnsi="Times New Roman" w:eastAsia="SimSun"/>
                 <w:sz w:val="15"/>
               </w:rPr>
               <w:t>93.99%</w:t>
@@ -5056,12 +5097,12 @@
           </w:tcPr>
           <w:p>
             <w:pPr>
-              <w:spacing w:after="0" w:before="0" w:line="190" w:lineRule="auto"/>
-              <w:jc w:val="center"/>
-            </w:pPr>
-            <w:r>
-              <w:rPr>
-                <w:rFonts w:ascii="Microsoft YaHei" w:hAnsi="Microsoft YaHei" w:eastAsia="Microsoft YaHei"/>
+              <w:spacing w:after="0" w:before="0" w:line="200" w:lineRule="auto"/>
+              <w:jc w:val="center"/>
+            </w:pPr>
+            <w:r>
+              <w:rPr>
+                <w:rFonts w:ascii="Times New Roman" w:hAnsi="Times New Roman" w:eastAsia="SimSun"/>
                 <w:sz w:val="15"/>
               </w:rPr>
               <w:t>0.9645</w:t>
@@ -5074,12 +5115,12 @@
           </w:tcPr>
           <w:p>
             <w:pPr>
-              <w:spacing w:after="0" w:before="0" w:line="190" w:lineRule="auto"/>
-              <w:jc w:val="center"/>
-            </w:pPr>
-            <w:r>
-              <w:rPr>
-                <w:rFonts w:ascii="Microsoft YaHei" w:hAnsi="Microsoft YaHei" w:eastAsia="Microsoft YaHei"/>
+              <w:spacing w:after="0" w:before="0" w:line="200" w:lineRule="auto"/>
+              <w:jc w:val="center"/>
+            </w:pPr>
+            <w:r>
+              <w:rPr>
+                <w:rFonts w:ascii="Times New Roman" w:hAnsi="Times New Roman" w:eastAsia="SimSun"/>
                 <w:sz w:val="15"/>
               </w:rPr>
               <w:t>982</w:t>
@@ -5091,16 +5132,16 @@
         <w:tc>
           <w:tcPr>
             <w:tcW w:w="1500" w:type="dxa"/>
-            <w:shd w:fill="FBF9F5"/>
-          </w:tcPr>
-          <w:p>
-            <w:pPr>
-              <w:spacing w:after="0" w:before="0" w:line="190" w:lineRule="auto"/>
+            <w:shd w:fill="F8FAFC"/>
+          </w:tcPr>
+          <w:p>
+            <w:pPr>
+              <w:spacing w:after="0" w:before="0" w:line="200" w:lineRule="auto"/>
               <w:jc w:val="left"/>
             </w:pPr>
             <w:r>
               <w:rPr>
-                <w:rFonts w:ascii="Microsoft YaHei" w:hAnsi="Microsoft YaHei" w:eastAsia="Microsoft YaHei"/>
+                <w:rFonts w:ascii="Times New Roman" w:hAnsi="Times New Roman" w:eastAsia="SimSun"/>
                 <w:sz w:val="15"/>
               </w:rPr>
               <w:t>数字 5</w:t>
@@ -5110,16 +5151,16 @@
         <w:tc>
           <w:tcPr>
             <w:tcW w:w="1800" w:type="dxa"/>
-            <w:shd w:fill="FBF9F5"/>
-          </w:tcPr>
-          <w:p>
-            <w:pPr>
-              <w:spacing w:after="0" w:before="0" w:line="190" w:lineRule="auto"/>
-              <w:jc w:val="center"/>
-            </w:pPr>
-            <w:r>
-              <w:rPr>
-                <w:rFonts w:ascii="Microsoft YaHei" w:hAnsi="Microsoft YaHei" w:eastAsia="Microsoft YaHei"/>
+            <w:shd w:fill="F8FAFC"/>
+          </w:tcPr>
+          <w:p>
+            <w:pPr>
+              <w:spacing w:after="0" w:before="0" w:line="200" w:lineRule="auto"/>
+              <w:jc w:val="center"/>
+            </w:pPr>
+            <w:r>
+              <w:rPr>
+                <w:rFonts w:ascii="Times New Roman" w:hAnsi="Times New Roman" w:eastAsia="SimSun"/>
                 <w:sz w:val="15"/>
               </w:rPr>
               <w:t>98.51%</w:t>
@@ -5129,16 +5170,16 @@
         <w:tc>
           <w:tcPr>
             <w:tcW w:w="1800" w:type="dxa"/>
-            <w:shd w:fill="FBF9F5"/>
-          </w:tcPr>
-          <w:p>
-            <w:pPr>
-              <w:spacing w:after="0" w:before="0" w:line="190" w:lineRule="auto"/>
-              <w:jc w:val="center"/>
-            </w:pPr>
-            <w:r>
-              <w:rPr>
-                <w:rFonts w:ascii="Microsoft YaHei" w:hAnsi="Microsoft YaHei" w:eastAsia="Microsoft YaHei"/>
+            <w:shd w:fill="F8FAFC"/>
+          </w:tcPr>
+          <w:p>
+            <w:pPr>
+              <w:spacing w:after="0" w:before="0" w:line="200" w:lineRule="auto"/>
+              <w:jc w:val="center"/>
+            </w:pPr>
+            <w:r>
+              <w:rPr>
+                <w:rFonts w:ascii="Times New Roman" w:hAnsi="Times New Roman" w:eastAsia="SimSun"/>
                 <w:sz w:val="15"/>
               </w:rPr>
               <w:t>96.30%</w:t>
@@ -5148,16 +5189,16 @@
         <w:tc>
           <w:tcPr>
             <w:tcW w:w="1600" w:type="dxa"/>
-            <w:shd w:fill="FBF9F5"/>
-          </w:tcPr>
-          <w:p>
-            <w:pPr>
-              <w:spacing w:after="0" w:before="0" w:line="190" w:lineRule="auto"/>
-              <w:jc w:val="center"/>
-            </w:pPr>
-            <w:r>
-              <w:rPr>
-                <w:rFonts w:ascii="Microsoft YaHei" w:hAnsi="Microsoft YaHei" w:eastAsia="Microsoft YaHei"/>
+            <w:shd w:fill="F8FAFC"/>
+          </w:tcPr>
+          <w:p>
+            <w:pPr>
+              <w:spacing w:after="0" w:before="0" w:line="200" w:lineRule="auto"/>
+              <w:jc w:val="center"/>
+            </w:pPr>
+            <w:r>
+              <w:rPr>
+                <w:rFonts w:ascii="Times New Roman" w:hAnsi="Times New Roman" w:eastAsia="SimSun"/>
                 <w:sz w:val="15"/>
               </w:rPr>
               <w:t>0.9739</w:t>
@@ -5167,16 +5208,16 @@
         <w:tc>
           <w:tcPr>
             <w:tcW w:w="1600" w:type="dxa"/>
-            <w:shd w:fill="FBF9F5"/>
-          </w:tcPr>
-          <w:p>
-            <w:pPr>
-              <w:spacing w:after="0" w:before="0" w:line="190" w:lineRule="auto"/>
-              <w:jc w:val="center"/>
-            </w:pPr>
-            <w:r>
-              <w:rPr>
-                <w:rFonts w:ascii="Microsoft YaHei" w:hAnsi="Microsoft YaHei" w:eastAsia="Microsoft YaHei"/>
+            <w:shd w:fill="F8FAFC"/>
+          </w:tcPr>
+          <w:p>
+            <w:pPr>
+              <w:spacing w:after="0" w:before="0" w:line="200" w:lineRule="auto"/>
+              <w:jc w:val="center"/>
+            </w:pPr>
+            <w:r>
+              <w:rPr>
+                <w:rFonts w:ascii="Times New Roman" w:hAnsi="Times New Roman" w:eastAsia="SimSun"/>
                 <w:sz w:val="15"/>
               </w:rPr>
               <w:t>892</w:t>
@@ -5191,12 +5232,12 @@
           </w:tcPr>
           <w:p>
             <w:pPr>
-              <w:spacing w:after="0" w:before="0" w:line="190" w:lineRule="auto"/>
+              <w:spacing w:after="0" w:before="0" w:line="200" w:lineRule="auto"/>
               <w:jc w:val="left"/>
             </w:pPr>
             <w:r>
               <w:rPr>
-                <w:rFonts w:ascii="Microsoft YaHei" w:hAnsi="Microsoft YaHei" w:eastAsia="Microsoft YaHei"/>
+                <w:rFonts w:ascii="Times New Roman" w:hAnsi="Times New Roman" w:eastAsia="SimSun"/>
                 <w:sz w:val="15"/>
               </w:rPr>
               <w:t>数字 6</w:t>
@@ -5209,12 +5250,12 @@
           </w:tcPr>
           <w:p>
             <w:pPr>
-              <w:spacing w:after="0" w:before="0" w:line="190" w:lineRule="auto"/>
-              <w:jc w:val="center"/>
-            </w:pPr>
-            <w:r>
-              <w:rPr>
-                <w:rFonts w:ascii="Microsoft YaHei" w:hAnsi="Microsoft YaHei" w:eastAsia="Microsoft YaHei"/>
+              <w:spacing w:after="0" w:before="0" w:line="200" w:lineRule="auto"/>
+              <w:jc w:val="center"/>
+            </w:pPr>
+            <w:r>
+              <w:rPr>
+                <w:rFonts w:ascii="Times New Roman" w:hAnsi="Times New Roman" w:eastAsia="SimSun"/>
                 <w:sz w:val="15"/>
               </w:rPr>
               <w:t>97.02%</w:t>
@@ -5227,12 +5268,12 @@
           </w:tcPr>
           <w:p>
             <w:pPr>
-              <w:spacing w:after="0" w:before="0" w:line="190" w:lineRule="auto"/>
-              <w:jc w:val="center"/>
-            </w:pPr>
-            <w:r>
-              <w:rPr>
-                <w:rFonts w:ascii="Microsoft YaHei" w:hAnsi="Microsoft YaHei" w:eastAsia="Microsoft YaHei"/>
+              <w:spacing w:after="0" w:before="0" w:line="200" w:lineRule="auto"/>
+              <w:jc w:val="center"/>
+            </w:pPr>
+            <w:r>
+              <w:rPr>
+                <w:rFonts w:ascii="Times New Roman" w:hAnsi="Times New Roman" w:eastAsia="SimSun"/>
                 <w:sz w:val="15"/>
               </w:rPr>
               <w:t>98.54%</w:t>
@@ -5245,12 +5286,12 @@
           </w:tcPr>
           <w:p>
             <w:pPr>
-              <w:spacing w:after="0" w:before="0" w:line="190" w:lineRule="auto"/>
-              <w:jc w:val="center"/>
-            </w:pPr>
-            <w:r>
-              <w:rPr>
-                <w:rFonts w:ascii="Microsoft YaHei" w:hAnsi="Microsoft YaHei" w:eastAsia="Microsoft YaHei"/>
+              <w:spacing w:after="0" w:before="0" w:line="200" w:lineRule="auto"/>
+              <w:jc w:val="center"/>
+            </w:pPr>
+            <w:r>
+              <w:rPr>
+                <w:rFonts w:ascii="Times New Roman" w:hAnsi="Times New Roman" w:eastAsia="SimSun"/>
                 <w:sz w:val="15"/>
               </w:rPr>
               <w:t>0.9777</w:t>
@@ -5263,12 +5304,12 @@
           </w:tcPr>
           <w:p>
             <w:pPr>
-              <w:spacing w:after="0" w:before="0" w:line="190" w:lineRule="auto"/>
-              <w:jc w:val="center"/>
-            </w:pPr>
-            <w:r>
-              <w:rPr>
-                <w:rFonts w:ascii="Microsoft YaHei" w:hAnsi="Microsoft YaHei" w:eastAsia="Microsoft YaHei"/>
+              <w:spacing w:after="0" w:before="0" w:line="200" w:lineRule="auto"/>
+              <w:jc w:val="center"/>
+            </w:pPr>
+            <w:r>
+              <w:rPr>
+                <w:rFonts w:ascii="Times New Roman" w:hAnsi="Times New Roman" w:eastAsia="SimSun"/>
                 <w:sz w:val="15"/>
               </w:rPr>
               <w:t>958</w:t>
@@ -5280,16 +5321,16 @@
         <w:tc>
           <w:tcPr>
             <w:tcW w:w="1500" w:type="dxa"/>
-            <w:shd w:fill="FBF9F5"/>
-          </w:tcPr>
-          <w:p>
-            <w:pPr>
-              <w:spacing w:after="0" w:before="0" w:line="190" w:lineRule="auto"/>
+            <w:shd w:fill="F8FAFC"/>
+          </w:tcPr>
+          <w:p>
+            <w:pPr>
+              <w:spacing w:after="0" w:before="0" w:line="200" w:lineRule="auto"/>
               <w:jc w:val="left"/>
             </w:pPr>
             <w:r>
               <w:rPr>
-                <w:rFonts w:ascii="Microsoft YaHei" w:hAnsi="Microsoft YaHei" w:eastAsia="Microsoft YaHei"/>
+                <w:rFonts w:ascii="Times New Roman" w:hAnsi="Times New Roman" w:eastAsia="SimSun"/>
                 <w:sz w:val="15"/>
               </w:rPr>
               <w:t>数字 7</w:t>
@@ -5299,16 +5340,16 @@
         <w:tc>
           <w:tcPr>
             <w:tcW w:w="1800" w:type="dxa"/>
-            <w:shd w:fill="FBF9F5"/>
-          </w:tcPr>
-          <w:p>
-            <w:pPr>
-              <w:spacing w:after="0" w:before="0" w:line="190" w:lineRule="auto"/>
-              <w:jc w:val="center"/>
-            </w:pPr>
-            <w:r>
-              <w:rPr>
-                <w:rFonts w:ascii="Microsoft YaHei" w:hAnsi="Microsoft YaHei" w:eastAsia="Microsoft YaHei"/>
+            <w:shd w:fill="F8FAFC"/>
+          </w:tcPr>
+          <w:p>
+            <w:pPr>
+              <w:spacing w:after="0" w:before="0" w:line="200" w:lineRule="auto"/>
+              <w:jc w:val="center"/>
+            </w:pPr>
+            <w:r>
+              <w:rPr>
+                <w:rFonts w:ascii="Times New Roman" w:hAnsi="Times New Roman" w:eastAsia="SimSun"/>
                 <w:sz w:val="15"/>
               </w:rPr>
               <w:t>96.95%</w:t>
@@ -5318,16 +5359,16 @@
         <w:tc>
           <w:tcPr>
             <w:tcW w:w="1800" w:type="dxa"/>
-            <w:shd w:fill="FBF9F5"/>
-          </w:tcPr>
-          <w:p>
-            <w:pPr>
-              <w:spacing w:after="0" w:before="0" w:line="190" w:lineRule="auto"/>
-              <w:jc w:val="center"/>
-            </w:pPr>
-            <w:r>
-              <w:rPr>
-                <w:rFonts w:ascii="Microsoft YaHei" w:hAnsi="Microsoft YaHei" w:eastAsia="Microsoft YaHei"/>
+            <w:shd w:fill="F8FAFC"/>
+          </w:tcPr>
+          <w:p>
+            <w:pPr>
+              <w:spacing w:after="0" w:before="0" w:line="200" w:lineRule="auto"/>
+              <w:jc w:val="center"/>
+            </w:pPr>
+            <w:r>
+              <w:rPr>
+                <w:rFonts w:ascii="Times New Roman" w:hAnsi="Times New Roman" w:eastAsia="SimSun"/>
                 <w:sz w:val="15"/>
               </w:rPr>
               <w:t>95.82%</w:t>
@@ -5337,16 +5378,16 @@
         <w:tc>
           <w:tcPr>
             <w:tcW w:w="1600" w:type="dxa"/>
-            <w:shd w:fill="FBF9F5"/>
-          </w:tcPr>
-          <w:p>
-            <w:pPr>
-              <w:spacing w:after="0" w:before="0" w:line="190" w:lineRule="auto"/>
-              <w:jc w:val="center"/>
-            </w:pPr>
-            <w:r>
-              <w:rPr>
-                <w:rFonts w:ascii="Microsoft YaHei" w:hAnsi="Microsoft YaHei" w:eastAsia="Microsoft YaHei"/>
+            <w:shd w:fill="F8FAFC"/>
+          </w:tcPr>
+          <w:p>
+            <w:pPr>
+              <w:spacing w:after="0" w:before="0" w:line="200" w:lineRule="auto"/>
+              <w:jc w:val="center"/>
+            </w:pPr>
+            <w:r>
+              <w:rPr>
+                <w:rFonts w:ascii="Times New Roman" w:hAnsi="Times New Roman" w:eastAsia="SimSun"/>
                 <w:sz w:val="15"/>
               </w:rPr>
               <w:t>0.9638</w:t>
@@ -5356,16 +5397,16 @@
         <w:tc>
           <w:tcPr>
             <w:tcW w:w="1600" w:type="dxa"/>
-            <w:shd w:fill="FBF9F5"/>
-          </w:tcPr>
-          <w:p>
-            <w:pPr>
-              <w:spacing w:after="0" w:before="0" w:line="190" w:lineRule="auto"/>
-              <w:jc w:val="center"/>
-            </w:pPr>
-            <w:r>
-              <w:rPr>
-                <w:rFonts w:ascii="Microsoft YaHei" w:hAnsi="Microsoft YaHei" w:eastAsia="Microsoft YaHei"/>
+            <w:shd w:fill="F8FAFC"/>
+          </w:tcPr>
+          <w:p>
+            <w:pPr>
+              <w:spacing w:after="0" w:before="0" w:line="200" w:lineRule="auto"/>
+              <w:jc w:val="center"/>
+            </w:pPr>
+            <w:r>
+              <w:rPr>
+                <w:rFonts w:ascii="Times New Roman" w:hAnsi="Times New Roman" w:eastAsia="SimSun"/>
                 <w:sz w:val="15"/>
               </w:rPr>
               <w:t>1028</w:t>
@@ -5380,12 +5421,12 @@
           </w:tcPr>
           <w:p>
             <w:pPr>
-              <w:spacing w:after="0" w:before="0" w:line="190" w:lineRule="auto"/>
+              <w:spacing w:after="0" w:before="0" w:line="200" w:lineRule="auto"/>
               <w:jc w:val="left"/>
             </w:pPr>
             <w:r>
               <w:rPr>
-                <w:rFonts w:ascii="Microsoft YaHei" w:hAnsi="Microsoft YaHei" w:eastAsia="Microsoft YaHei"/>
+                <w:rFonts w:ascii="Times New Roman" w:hAnsi="Times New Roman" w:eastAsia="SimSun"/>
                 <w:sz w:val="15"/>
               </w:rPr>
               <w:t>数字 8</w:t>
@@ -5398,12 +5439,12 @@
           </w:tcPr>
           <w:p>
             <w:pPr>
-              <w:spacing w:after="0" w:before="0" w:line="190" w:lineRule="auto"/>
-              <w:jc w:val="center"/>
-            </w:pPr>
-            <w:r>
-              <w:rPr>
-                <w:rFonts w:ascii="Microsoft YaHei" w:hAnsi="Microsoft YaHei" w:eastAsia="Microsoft YaHei"/>
+              <w:spacing w:after="0" w:before="0" w:line="200" w:lineRule="auto"/>
+              <w:jc w:val="center"/>
+            </w:pPr>
+            <w:r>
+              <w:rPr>
+                <w:rFonts w:ascii="Times New Roman" w:hAnsi="Times New Roman" w:eastAsia="SimSun"/>
                 <w:sz w:val="15"/>
               </w:rPr>
               <w:t>96.66%</w:t>
@@ -5416,12 +5457,12 @@
           </w:tcPr>
           <w:p>
             <w:pPr>
-              <w:spacing w:after="0" w:before="0" w:line="190" w:lineRule="auto"/>
-              <w:jc w:val="center"/>
-            </w:pPr>
-            <w:r>
-              <w:rPr>
-                <w:rFonts w:ascii="Microsoft YaHei" w:hAnsi="Microsoft YaHei" w:eastAsia="Microsoft YaHei"/>
+              <w:spacing w:after="0" w:before="0" w:line="200" w:lineRule="auto"/>
+              <w:jc w:val="center"/>
+            </w:pPr>
+            <w:r>
+              <w:rPr>
+                <w:rFonts w:ascii="Times New Roman" w:hAnsi="Times New Roman" w:eastAsia="SimSun"/>
                 <w:sz w:val="15"/>
               </w:rPr>
               <w:t>94.97%</w:t>
@@ -5434,12 +5475,12 @@
           </w:tcPr>
           <w:p>
             <w:pPr>
-              <w:spacing w:after="0" w:before="0" w:line="190" w:lineRule="auto"/>
-              <w:jc w:val="center"/>
-            </w:pPr>
-            <w:r>
-              <w:rPr>
-                <w:rFonts w:ascii="Microsoft YaHei" w:hAnsi="Microsoft YaHei" w:eastAsia="Microsoft YaHei"/>
+              <w:spacing w:after="0" w:before="0" w:line="200" w:lineRule="auto"/>
+              <w:jc w:val="center"/>
+            </w:pPr>
+            <w:r>
+              <w:rPr>
+                <w:rFonts w:ascii="Times New Roman" w:hAnsi="Times New Roman" w:eastAsia="SimSun"/>
                 <w:sz w:val="15"/>
               </w:rPr>
               <w:t>0.9581</w:t>
@@ -5452,12 +5493,12 @@
           </w:tcPr>
           <w:p>
             <w:pPr>
-              <w:spacing w:after="0" w:before="0" w:line="190" w:lineRule="auto"/>
-              <w:jc w:val="center"/>
-            </w:pPr>
-            <w:r>
-              <w:rPr>
-                <w:rFonts w:ascii="Microsoft YaHei" w:hAnsi="Microsoft YaHei" w:eastAsia="Microsoft YaHei"/>
+              <w:spacing w:after="0" w:before="0" w:line="200" w:lineRule="auto"/>
+              <w:jc w:val="center"/>
+            </w:pPr>
+            <w:r>
+              <w:rPr>
+                <w:rFonts w:ascii="Times New Roman" w:hAnsi="Times New Roman" w:eastAsia="SimSun"/>
                 <w:sz w:val="15"/>
               </w:rPr>
               <w:t>974</w:t>
@@ -5469,16 +5510,16 @@
         <w:tc>
           <w:tcPr>
             <w:tcW w:w="1500" w:type="dxa"/>
-            <w:shd w:fill="FBF9F5"/>
-          </w:tcPr>
-          <w:p>
-            <w:pPr>
-              <w:spacing w:after="0" w:before="0" w:line="190" w:lineRule="auto"/>
+            <w:shd w:fill="F8FAFC"/>
+          </w:tcPr>
+          <w:p>
+            <w:pPr>
+              <w:spacing w:after="0" w:before="0" w:line="200" w:lineRule="auto"/>
               <w:jc w:val="left"/>
             </w:pPr>
             <w:r>
               <w:rPr>
-                <w:rFonts w:ascii="Microsoft YaHei" w:hAnsi="Microsoft YaHei" w:eastAsia="Microsoft YaHei"/>
+                <w:rFonts w:ascii="Times New Roman" w:hAnsi="Times New Roman" w:eastAsia="SimSun"/>
                 <w:sz w:val="15"/>
               </w:rPr>
               <w:t>数字 9</w:t>
@@ -5488,16 +5529,16 @@
         <w:tc>
           <w:tcPr>
             <w:tcW w:w="1800" w:type="dxa"/>
-            <w:shd w:fill="FBF9F5"/>
-          </w:tcPr>
-          <w:p>
-            <w:pPr>
-              <w:spacing w:after="0" w:before="0" w:line="190" w:lineRule="auto"/>
-              <w:jc w:val="center"/>
-            </w:pPr>
-            <w:r>
-              <w:rPr>
-                <w:rFonts w:ascii="Microsoft YaHei" w:hAnsi="Microsoft YaHei" w:eastAsia="Microsoft YaHei"/>
+            <w:shd w:fill="F8FAFC"/>
+          </w:tcPr>
+          <w:p>
+            <w:pPr>
+              <w:spacing w:after="0" w:before="0" w:line="200" w:lineRule="auto"/>
+              <w:jc w:val="center"/>
+            </w:pPr>
+            <w:r>
+              <w:rPr>
+                <w:rFonts w:ascii="Times New Roman" w:hAnsi="Times New Roman" w:eastAsia="SimSun"/>
                 <w:sz w:val="15"/>
               </w:rPr>
               <w:t>92.48%</w:t>
@@ -5507,16 +5548,16 @@
         <w:tc>
           <w:tcPr>
             <w:tcW w:w="1800" w:type="dxa"/>
-            <w:shd w:fill="FBF9F5"/>
-          </w:tcPr>
-          <w:p>
-            <w:pPr>
-              <w:spacing w:after="0" w:before="0" w:line="190" w:lineRule="auto"/>
-              <w:jc w:val="center"/>
-            </w:pPr>
-            <w:r>
-              <w:rPr>
-                <w:rFonts w:ascii="Microsoft YaHei" w:hAnsi="Microsoft YaHei" w:eastAsia="Microsoft YaHei"/>
+            <w:shd w:fill="F8FAFC"/>
+          </w:tcPr>
+          <w:p>
+            <w:pPr>
+              <w:spacing w:after="0" w:before="0" w:line="200" w:lineRule="auto"/>
+              <w:jc w:val="center"/>
+            </w:pPr>
+            <w:r>
+              <w:rPr>
+                <w:rFonts w:ascii="Times New Roman" w:hAnsi="Times New Roman" w:eastAsia="SimSun"/>
                 <w:sz w:val="15"/>
               </w:rPr>
               <w:t>96.23%</w:t>
@@ -5526,16 +5567,16 @@
         <w:tc>
           <w:tcPr>
             <w:tcW w:w="1600" w:type="dxa"/>
-            <w:shd w:fill="FBF9F5"/>
-          </w:tcPr>
-          <w:p>
-            <w:pPr>
-              <w:spacing w:after="0" w:before="0" w:line="190" w:lineRule="auto"/>
-              <w:jc w:val="center"/>
-            </w:pPr>
-            <w:r>
-              <w:rPr>
-                <w:rFonts w:ascii="Microsoft YaHei" w:hAnsi="Microsoft YaHei" w:eastAsia="Microsoft YaHei"/>
+            <w:shd w:fill="F8FAFC"/>
+          </w:tcPr>
+          <w:p>
+            <w:pPr>
+              <w:spacing w:after="0" w:before="0" w:line="200" w:lineRule="auto"/>
+              <w:jc w:val="center"/>
+            </w:pPr>
+            <w:r>
+              <w:rPr>
+                <w:rFonts w:ascii="Times New Roman" w:hAnsi="Times New Roman" w:eastAsia="SimSun"/>
                 <w:sz w:val="15"/>
               </w:rPr>
               <w:t>0.9432</w:t>
@@ -5545,16 +5586,16 @@
         <w:tc>
           <w:tcPr>
             <w:tcW w:w="1600" w:type="dxa"/>
-            <w:shd w:fill="FBF9F5"/>
-          </w:tcPr>
-          <w:p>
-            <w:pPr>
-              <w:spacing w:after="0" w:before="0" w:line="190" w:lineRule="auto"/>
-              <w:jc w:val="center"/>
-            </w:pPr>
-            <w:r>
-              <w:rPr>
-                <w:rFonts w:ascii="Microsoft YaHei" w:hAnsi="Microsoft YaHei" w:eastAsia="Microsoft YaHei"/>
+            <w:shd w:fill="F8FAFC"/>
+          </w:tcPr>
+          <w:p>
+            <w:pPr>
+              <w:spacing w:after="0" w:before="0" w:line="200" w:lineRule="auto"/>
+              <w:jc w:val="center"/>
+            </w:pPr>
+            <w:r>
+              <w:rPr>
+                <w:rFonts w:ascii="Times New Roman" w:hAnsi="Times New Roman" w:eastAsia="SimSun"/>
                 <w:sz w:val="15"/>
               </w:rPr>
               <w:t>1009</w:t>
@@ -5565,12 +5606,12 @@
     </w:tbl>
     <w:p>
       <w:pPr>
-        <w:spacing w:after="30" w:line="220" w:lineRule="auto"/>
+        <w:spacing w:after="30" w:line="240" w:lineRule="auto"/>
         <w:jc w:val="left"/>
       </w:pPr>
       <w:r>
         <w:rPr>
-          <w:rFonts w:ascii="Microsoft YaHei" w:hAnsi="Microsoft YaHei" w:eastAsia="Microsoft YaHei"/>
+          <w:rFonts w:ascii="Times New Roman" w:hAnsi="Times New Roman" w:eastAsia="SimSun"/>
           <w:sz w:val="20"/>
           <w:szCs w:val="20"/>
         </w:rPr>
@@ -5579,12 +5620,13 @@
     </w:p>
     <w:p>
       <w:pPr>
-        <w:spacing w:after="40" w:line="220" w:lineRule="auto"/>
+        <w:spacing w:after="40" w:line="240" w:lineRule="auto"/>
         <w:jc w:val="left"/>
-      </w:pPr>
-      <w:r>
-        <w:rPr>
-          <w:rFonts w:ascii="Microsoft YaHei" w:hAnsi="Microsoft YaHei" w:eastAsia="Microsoft YaHei"/>
+        <w:ind w:firstLineChars="200" w:firstLine="420"/>
+      </w:pPr>
+      <w:r>
+        <w:rPr>
+          <w:rFonts w:ascii="Times New Roman" w:hAnsi="Times New Roman" w:eastAsia="SimSun"/>
           <w:sz w:val="19"/>
           <w:szCs w:val="19"/>
         </w:rPr>
@@ -5594,15 +5636,15 @@
     <w:p>
       <w:pPr>
         <w:pageBreakBefore/>
-        <w:spacing w:after="120" w:line="220" w:lineRule="auto"/>
+        <w:spacing w:after="100" w:line="240" w:lineRule="auto"/>
         <w:jc w:val="left"/>
         <w:pBdr>
-          <w:bottom w:val="single" w:sz="12" w:space="4" w:color="292524"/>
+          <w:bottom w:val="single" w:sz="12" w:space="4" w:color="1E3A8A"/>
         </w:pBdr>
       </w:pPr>
       <w:r>
         <w:rPr>
-          <w:rFonts w:ascii="Microsoft YaHei" w:hAnsi="Microsoft YaHei" w:eastAsia="Microsoft YaHei"/>
+          <w:rFonts w:ascii="SimHei" w:hAnsi="SimHei" w:eastAsia="SimHei"/>
           <w:sz w:val="28"/>
           <w:szCs w:val="28"/>
           <w:color w:val="0F172A"/>
@@ -5613,12 +5655,13 @@
     </w:p>
     <w:p>
       <w:pPr>
-        <w:spacing w:after="40" w:line="220" w:lineRule="auto"/>
+        <w:spacing w:after="40" w:line="240" w:lineRule="auto"/>
         <w:jc w:val="left"/>
-      </w:pPr>
-      <w:r>
-        <w:rPr>
-          <w:rFonts w:ascii="Microsoft YaHei" w:hAnsi="Microsoft YaHei" w:eastAsia="Microsoft YaHei"/>
+        <w:ind w:firstLineChars="200" w:firstLine="420"/>
+      </w:pPr>
+      <w:r>
+        <w:rPr>
+          <w:rFonts w:ascii="Times New Roman" w:hAnsi="Times New Roman" w:eastAsia="SimSun"/>
           <w:sz w:val="19"/>
           <w:szCs w:val="19"/>
         </w:rPr>
@@ -5627,20 +5670,20 @@
     </w:p>
     <w:p>
       <w:pPr>
-        <w:spacing w:after="20" w:line="220" w:lineRule="auto"/>
+        <w:spacing w:after="20" w:line="240" w:lineRule="auto"/>
         <w:jc w:val="center"/>
       </w:pPr>
       <w:r>
         <w:rPr>
-          <w:rFonts w:ascii="Microsoft YaHei" w:hAnsi="Microsoft YaHei" w:eastAsia="Microsoft YaHei"/>
+          <w:rFonts w:ascii="Times New Roman" w:hAnsi="Times New Roman" w:eastAsia="SimSun"/>
           <w:sz w:val="20"/>
           <w:szCs w:val="20"/>
         </w:rPr>
         <w:t/>
         <w:drawing>
           <wp:inline distT="0" distB="0" distL="0" distR="0">
-            <wp:extent cx="3302000" cy="2832981"/>
-            <wp:docPr id="103" name="01_confusion.png"/>
+            <wp:extent cx="3302000" cy="2933511"/>
+            <wp:docPr id="106" name="01_confusion.png"/>
             <a:graphic>
               <a:graphicData uri="http://schemas.openxmlformats.org/drawingml/2006/picture">
                 <pic:pic>
@@ -5649,7 +5692,7 @@
                     <pic:cNvPicPr/>
                   </pic:nvPicPr>
                   <pic:blipFill>
-                    <a:blip r:embed="rId8"/>
+                    <a:blip r:embed="rId11"/>
                     <a:stretch>
                       <a:fillRect/>
                     </a:stretch>
@@ -5657,7 +5700,7 @@
                   <pic:spPr>
                     <a:xfrm>
                       <a:off x="0" y="0"/>
-                      <a:ext cx="3302000" cy="2832981"/>
+                      <a:ext cx="3302000" cy="2933511"/>
                     </a:xfrm>
                     <a:prstGeom prst="rect">
                       <a:avLst/>
@@ -5672,12 +5715,12 @@
     </w:p>
     <w:p>
       <w:pPr>
-        <w:spacing w:after="30" w:line="220" w:lineRule="auto"/>
+        <w:spacing w:after="30" w:line="240" w:lineRule="auto"/>
         <w:jc w:val="left"/>
       </w:pPr>
       <w:r>
         <w:rPr>
-          <w:rFonts w:ascii="Microsoft YaHei" w:hAnsi="Microsoft YaHei" w:eastAsia="Microsoft YaHei"/>
+          <w:rFonts w:ascii="Times New Roman" w:hAnsi="Times New Roman" w:eastAsia="SimSun"/>
           <w:sz w:val="17"/>
           <w:szCs w:val="17"/>
         </w:rPr>
@@ -5686,12 +5729,12 @@
     </w:p>
     <w:p>
       <w:pPr>
-        <w:spacing w:after="40" w:line="220" w:lineRule="auto"/>
+        <w:spacing w:after="40" w:line="240" w:lineRule="auto"/>
         <w:jc w:val="left"/>
       </w:pPr>
       <w:r>
         <w:rPr>
-          <w:rFonts w:ascii="Microsoft YaHei" w:hAnsi="Microsoft YaHei" w:eastAsia="Microsoft YaHei"/>
+          <w:rFonts w:ascii="SimHei" w:hAnsi="SimHei" w:eastAsia="SimHei"/>
           <w:sz w:val="21"/>
           <w:szCs w:val="21"/>
           <w:color w:val="0F172A"/>
@@ -5705,9 +5748,9 @@
         <w:tblW w:w="8300" w:type="dxa"/>
         <w:tblLayout w:type="fixed"/>
         <w:tblBorders>
-          <w:top w:val="single" w:sz="4" w:color="E7E5E0"/>
-          <w:bottom w:val="single" w:sz="4" w:color="E7E5E0"/>
-          <w:insideH w:val="single" w:sz="4" w:color="E7E5E0"/>
+          <w:top w:val="single" w:sz="8" w:color="1E293B"/>
+          <w:bottom w:val="single" w:sz="8" w:color="1E293B"/>
+          <w:insideH w:val="single" w:sz="4" w:color="E2E8F0"/>
         </w:tblBorders>
         <w:tblCellMar>
           <w:top w:w="50" w:type="dxa"/>
@@ -5725,16 +5768,16 @@
         <w:tc>
           <w:tcPr>
             <w:tcW w:w="1600" w:type="dxa"/>
-            <w:shd w:fill="292524"/>
-          </w:tcPr>
-          <w:p>
-            <w:pPr>
-              <w:spacing w:after="0" w:before="0" w:line="190" w:lineRule="auto"/>
+            <w:shd w:fill="1E3A8A"/>
+          </w:tcPr>
+          <w:p>
+            <w:pPr>
+              <w:spacing w:after="0" w:before="0" w:line="200" w:lineRule="auto"/>
               <w:jc w:val="left"/>
             </w:pPr>
             <w:r>
               <w:rPr>
-                <w:rFonts w:ascii="Microsoft YaHei" w:hAnsi="Microsoft YaHei" w:eastAsia="Microsoft YaHei"/>
+                <w:rFonts w:ascii="SimHei" w:hAnsi="SimHei" w:eastAsia="SimHei"/>
                 <w:sz w:val="15"/>
                 <w:b/>
                 <w:color w:val="FFFFFF"/>
@@ -5746,16 +5789,16 @@
         <w:tc>
           <w:tcPr>
             <w:tcW w:w="1200" w:type="dxa"/>
-            <w:shd w:fill="292524"/>
-          </w:tcPr>
-          <w:p>
-            <w:pPr>
-              <w:spacing w:after="0" w:before="0" w:line="190" w:lineRule="auto"/>
-              <w:jc w:val="center"/>
-            </w:pPr>
-            <w:r>
-              <w:rPr>
-                <w:rFonts w:ascii="Microsoft YaHei" w:hAnsi="Microsoft YaHei" w:eastAsia="Microsoft YaHei"/>
+            <w:shd w:fill="1E3A8A"/>
+          </w:tcPr>
+          <w:p>
+            <w:pPr>
+              <w:spacing w:after="0" w:before="0" w:line="200" w:lineRule="auto"/>
+              <w:jc w:val="center"/>
+            </w:pPr>
+            <w:r>
+              <w:rPr>
+                <w:rFonts w:ascii="SimHei" w:hAnsi="SimHei" w:eastAsia="SimHei"/>
                 <w:sz w:val="15"/>
                 <w:b/>
                 <w:color w:val="FFFFFF"/>
@@ -5767,16 +5810,16 @@
         <w:tc>
           <w:tcPr>
             <w:tcW w:w="5500" w:type="dxa"/>
-            <w:shd w:fill="292524"/>
-          </w:tcPr>
-          <w:p>
-            <w:pPr>
-              <w:spacing w:after="0" w:before="0" w:line="190" w:lineRule="auto"/>
-              <w:jc w:val="center"/>
-            </w:pPr>
-            <w:r>
-              <w:rPr>
-                <w:rFonts w:ascii="Microsoft YaHei" w:hAnsi="Microsoft YaHei" w:eastAsia="Microsoft YaHei"/>
+            <w:shd w:fill="1E3A8A"/>
+          </w:tcPr>
+          <w:p>
+            <w:pPr>
+              <w:spacing w:after="0" w:before="0" w:line="200" w:lineRule="auto"/>
+              <w:jc w:val="center"/>
+            </w:pPr>
+            <w:r>
+              <w:rPr>
+                <w:rFonts w:ascii="SimHei" w:hAnsi="SimHei" w:eastAsia="SimHei"/>
                 <w:sz w:val="15"/>
                 <w:b/>
                 <w:color w:val="FFFFFF"/>
@@ -5793,12 +5836,12 @@
           </w:tcPr>
           <w:p>
             <w:pPr>
-              <w:spacing w:after="0" w:before="0" w:line="190" w:lineRule="auto"/>
+              <w:spacing w:after="0" w:before="0" w:line="200" w:lineRule="auto"/>
               <w:jc w:val="left"/>
             </w:pPr>
             <w:r>
               <w:rPr>
-                <w:rFonts w:ascii="Microsoft YaHei" w:hAnsi="Microsoft YaHei" w:eastAsia="Microsoft YaHei"/>
+                <w:rFonts w:ascii="Times New Roman" w:hAnsi="Times New Roman" w:eastAsia="SimSun"/>
                 <w:sz w:val="15"/>
               </w:rPr>
               <w:t>4 → 9</w:t>
@@ -5811,12 +5854,12 @@
           </w:tcPr>
           <w:p>
             <w:pPr>
-              <w:spacing w:after="0" w:before="0" w:line="190" w:lineRule="auto"/>
-              <w:jc w:val="center"/>
-            </w:pPr>
-            <w:r>
-              <w:rPr>
-                <w:rFonts w:ascii="Microsoft YaHei" w:hAnsi="Microsoft YaHei" w:eastAsia="Microsoft YaHei"/>
+              <w:spacing w:after="0" w:before="0" w:line="200" w:lineRule="auto"/>
+              <w:jc w:val="center"/>
+            </w:pPr>
+            <w:r>
+              <w:rPr>
+                <w:rFonts w:ascii="Times New Roman" w:hAnsi="Times New Roman" w:eastAsia="SimSun"/>
                 <w:sz w:val="15"/>
               </w:rPr>
               <w:t>45 张</w:t>
@@ -5829,12 +5872,12 @@
           </w:tcPr>
           <w:p>
             <w:pPr>
-              <w:spacing w:after="0" w:before="0" w:line="190" w:lineRule="auto"/>
-              <w:jc w:val="center"/>
-            </w:pPr>
-            <w:r>
-              <w:rPr>
-                <w:rFonts w:ascii="Microsoft YaHei" w:hAnsi="Microsoft YaHei" w:eastAsia="Microsoft YaHei"/>
+              <w:spacing w:after="0" w:before="0" w:line="200" w:lineRule="auto"/>
+              <w:jc w:val="center"/>
+            </w:pPr>
+            <w:r>
+              <w:rPr>
+                <w:rFonts w:ascii="Times New Roman" w:hAnsi="Times New Roman" w:eastAsia="SimSun"/>
                 <w:sz w:val="15"/>
               </w:rPr>
               <w:t>书写 4 时顶部闭合回折，局部梯度与倾斜的 9 几乎完全同构</w:t>
@@ -5846,16 +5889,16 @@
         <w:tc>
           <w:tcPr>
             <w:tcW w:w="1600" w:type="dxa"/>
-            <w:shd w:fill="FBF9F5"/>
-          </w:tcPr>
-          <w:p>
-            <w:pPr>
-              <w:spacing w:after="0" w:before="0" w:line="190" w:lineRule="auto"/>
+            <w:shd w:fill="F8FAFC"/>
+          </w:tcPr>
+          <w:p>
+            <w:pPr>
+              <w:spacing w:after="0" w:before="0" w:line="200" w:lineRule="auto"/>
               <w:jc w:val="left"/>
             </w:pPr>
             <w:r>
               <w:rPr>
-                <w:rFonts w:ascii="Microsoft YaHei" w:hAnsi="Microsoft YaHei" w:eastAsia="Microsoft YaHei"/>
+                <w:rFonts w:ascii="Times New Roman" w:hAnsi="Times New Roman" w:eastAsia="SimSun"/>
                 <w:sz w:val="15"/>
               </w:rPr>
               <w:t>7 → 9</w:t>
@@ -5865,16 +5908,16 @@
         <w:tc>
           <w:tcPr>
             <w:tcW w:w="1200" w:type="dxa"/>
-            <w:shd w:fill="FBF9F5"/>
-          </w:tcPr>
-          <w:p>
-            <w:pPr>
-              <w:spacing w:after="0" w:before="0" w:line="190" w:lineRule="auto"/>
-              <w:jc w:val="center"/>
-            </w:pPr>
-            <w:r>
-              <w:rPr>
-                <w:rFonts w:ascii="Microsoft YaHei" w:hAnsi="Microsoft YaHei" w:eastAsia="Microsoft YaHei"/>
+            <w:shd w:fill="F8FAFC"/>
+          </w:tcPr>
+          <w:p>
+            <w:pPr>
+              <w:spacing w:after="0" w:before="0" w:line="200" w:lineRule="auto"/>
+              <w:jc w:val="center"/>
+            </w:pPr>
+            <w:r>
+              <w:rPr>
+                <w:rFonts w:ascii="Times New Roman" w:hAnsi="Times New Roman" w:eastAsia="SimSun"/>
                 <w:sz w:val="15"/>
               </w:rPr>
               <w:t>21 张</w:t>
@@ -5884,16 +5927,16 @@
         <w:tc>
           <w:tcPr>
             <w:tcW w:w="5500" w:type="dxa"/>
-            <w:shd w:fill="FBF9F5"/>
-          </w:tcPr>
-          <w:p>
-            <w:pPr>
-              <w:spacing w:after="0" w:before="0" w:line="190" w:lineRule="auto"/>
-              <w:jc w:val="center"/>
-            </w:pPr>
-            <w:r>
-              <w:rPr>
-                <w:rFonts w:ascii="Microsoft YaHei" w:hAnsi="Microsoft YaHei" w:eastAsia="Microsoft YaHei"/>
+            <w:shd w:fill="F8FAFC"/>
+          </w:tcPr>
+          <w:p>
+            <w:pPr>
+              <w:spacing w:after="0" w:before="0" w:line="200" w:lineRule="auto"/>
+              <w:jc w:val="center"/>
+            </w:pPr>
+            <w:r>
+              <w:rPr>
+                <w:rFonts w:ascii="Times New Roman" w:hAnsi="Times New Roman" w:eastAsia="SimSun"/>
                 <w:sz w:val="15"/>
               </w:rPr>
               <w:t>书写 7 时横画向左下大弧度弯折或带中横杠，形成封闭环伪特征</w:t>
@@ -5908,12 +5951,12 @@
           </w:tcPr>
           <w:p>
             <w:pPr>
-              <w:spacing w:after="0" w:before="0" w:line="190" w:lineRule="auto"/>
+              <w:spacing w:after="0" w:before="0" w:line="200" w:lineRule="auto"/>
               <w:jc w:val="left"/>
             </w:pPr>
             <w:r>
               <w:rPr>
-                <w:rFonts w:ascii="Microsoft YaHei" w:hAnsi="Microsoft YaHei" w:eastAsia="Microsoft YaHei"/>
+                <w:rFonts w:ascii="Times New Roman" w:hAnsi="Times New Roman" w:eastAsia="SimSun"/>
                 <w:sz w:val="15"/>
               </w:rPr>
               <w:t>5 → 3</w:t>
@@ -5926,12 +5969,12 @@
           </w:tcPr>
           <w:p>
             <w:pPr>
-              <w:spacing w:after="0" w:before="0" w:line="190" w:lineRule="auto"/>
-              <w:jc w:val="center"/>
-            </w:pPr>
-            <w:r>
-              <w:rPr>
-                <w:rFonts w:ascii="Microsoft YaHei" w:hAnsi="Microsoft YaHei" w:eastAsia="Microsoft YaHei"/>
+              <w:spacing w:after="0" w:before="0" w:line="200" w:lineRule="auto"/>
+              <w:jc w:val="center"/>
+            </w:pPr>
+            <w:r>
+              <w:rPr>
+                <w:rFonts w:ascii="Times New Roman" w:hAnsi="Times New Roman" w:eastAsia="SimSun"/>
                 <w:sz w:val="15"/>
               </w:rPr>
               <w:t>14 张</w:t>
@@ -5944,12 +5987,12 @@
           </w:tcPr>
           <w:p>
             <w:pPr>
-              <w:spacing w:after="0" w:before="0" w:line="190" w:lineRule="auto"/>
-              <w:jc w:val="center"/>
-            </w:pPr>
-            <w:r>
-              <w:rPr>
-                <w:rFonts w:ascii="Microsoft YaHei" w:hAnsi="Microsoft YaHei" w:eastAsia="Microsoft YaHei"/>
+              <w:spacing w:after="0" w:before="0" w:line="200" w:lineRule="auto"/>
+              <w:jc w:val="center"/>
+            </w:pPr>
+            <w:r>
+              <w:rPr>
+                <w:rFonts w:ascii="Times New Roman" w:hAnsi="Times New Roman" w:eastAsia="SimSun"/>
                 <w:sz w:val="15"/>
               </w:rPr>
               <w:t>手写 5 的上横与竖画断开，下方半圆与数字 3 的下半弧严重重叠</w:t>
@@ -5961,16 +6004,16 @@
         <w:tc>
           <w:tcPr>
             <w:tcW w:w="1600" w:type="dxa"/>
-            <w:shd w:fill="FBF9F5"/>
-          </w:tcPr>
-          <w:p>
-            <w:pPr>
-              <w:spacing w:after="0" w:before="0" w:line="190" w:lineRule="auto"/>
+            <w:shd w:fill="F8FAFC"/>
+          </w:tcPr>
+          <w:p>
+            <w:pPr>
+              <w:spacing w:after="0" w:before="0" w:line="200" w:lineRule="auto"/>
               <w:jc w:val="left"/>
             </w:pPr>
             <w:r>
               <w:rPr>
-                <w:rFonts w:ascii="Microsoft YaHei" w:hAnsi="Microsoft YaHei" w:eastAsia="Microsoft YaHei"/>
+                <w:rFonts w:ascii="Times New Roman" w:hAnsi="Times New Roman" w:eastAsia="SimSun"/>
                 <w:sz w:val="15"/>
               </w:rPr>
               <w:t>9 → 3</w:t>
@@ -5980,16 +6023,16 @@
         <w:tc>
           <w:tcPr>
             <w:tcW w:w="1200" w:type="dxa"/>
-            <w:shd w:fill="FBF9F5"/>
-          </w:tcPr>
-          <w:p>
-            <w:pPr>
-              <w:spacing w:after="0" w:before="0" w:line="190" w:lineRule="auto"/>
-              <w:jc w:val="center"/>
-            </w:pPr>
-            <w:r>
-              <w:rPr>
-                <w:rFonts w:ascii="Microsoft YaHei" w:hAnsi="Microsoft YaHei" w:eastAsia="Microsoft YaHei"/>
+            <w:shd w:fill="F8FAFC"/>
+          </w:tcPr>
+          <w:p>
+            <w:pPr>
+              <w:spacing w:after="0" w:before="0" w:line="200" w:lineRule="auto"/>
+              <w:jc w:val="center"/>
+            </w:pPr>
+            <w:r>
+              <w:rPr>
+                <w:rFonts w:ascii="Times New Roman" w:hAnsi="Times New Roman" w:eastAsia="SimSun"/>
                 <w:sz w:val="15"/>
               </w:rPr>
               <w:t>13 张</w:t>
@@ -5999,16 +6042,16 @@
         <w:tc>
           <w:tcPr>
             <w:tcW w:w="5500" w:type="dxa"/>
-            <w:shd w:fill="FBF9F5"/>
-          </w:tcPr>
-          <w:p>
-            <w:pPr>
-              <w:spacing w:after="0" w:before="0" w:line="190" w:lineRule="auto"/>
-              <w:jc w:val="center"/>
-            </w:pPr>
-            <w:r>
-              <w:rPr>
-                <w:rFonts w:ascii="Microsoft YaHei" w:hAnsi="Microsoft YaHei" w:eastAsia="Microsoft YaHei"/>
+            <w:shd w:fill="F8FAFC"/>
+          </w:tcPr>
+          <w:p>
+            <w:pPr>
+              <w:spacing w:after="0" w:before="0" w:line="200" w:lineRule="auto"/>
+              <w:jc w:val="center"/>
+            </w:pPr>
+            <w:r>
+              <w:rPr>
+                <w:rFonts w:ascii="Times New Roman" w:hAnsi="Times New Roman" w:eastAsia="SimSun"/>
                 <w:sz w:val="15"/>
               </w:rPr>
               <w:t>手写 9 头部开裂且下半笔顺弯曲，近邻检索落入 3 的聚集区</w:t>
@@ -6019,12 +6062,12 @@
     </w:tbl>
     <w:p>
       <w:pPr>
-        <w:spacing w:after="30" w:line="220" w:lineRule="auto"/>
+        <w:spacing w:after="30" w:line="240" w:lineRule="auto"/>
         <w:jc w:val="left"/>
       </w:pPr>
       <w:r>
         <w:rPr>
-          <w:rFonts w:ascii="Microsoft YaHei" w:hAnsi="Microsoft YaHei" w:eastAsia="Microsoft YaHei"/>
+          <w:rFonts w:ascii="Times New Roman" w:hAnsi="Times New Roman" w:eastAsia="SimSun"/>
           <w:sz w:val="20"/>
           <w:szCs w:val="20"/>
         </w:rPr>
@@ -6033,12 +6076,13 @@
     </w:p>
     <w:p>
       <w:pPr>
-        <w:spacing w:after="40" w:line="220" w:lineRule="auto"/>
+        <w:spacing w:after="40" w:line="240" w:lineRule="auto"/>
         <w:jc w:val="left"/>
-      </w:pPr>
-      <w:r>
-        <w:rPr>
-          <w:rFonts w:ascii="Microsoft YaHei" w:hAnsi="Microsoft YaHei" w:eastAsia="Microsoft YaHei"/>
+        <w:ind w:firstLineChars="200" w:firstLine="420"/>
+      </w:pPr>
+      <w:r>
+        <w:rPr>
+          <w:rFonts w:ascii="Times New Roman" w:hAnsi="Times New Roman" w:eastAsia="SimSun"/>
           <w:sz w:val="19"/>
           <w:szCs w:val="19"/>
         </w:rPr>
@@ -6048,15 +6092,15 @@
     <w:p>
       <w:pPr>
         <w:pageBreakBefore/>
-        <w:spacing w:after="120" w:line="220" w:lineRule="auto"/>
+        <w:spacing w:after="100" w:line="240" w:lineRule="auto"/>
         <w:jc w:val="left"/>
         <w:pBdr>
-          <w:bottom w:val="single" w:sz="12" w:space="4" w:color="292524"/>
+          <w:bottom w:val="single" w:sz="12" w:space="4" w:color="1E3A8A"/>
         </w:pBdr>
       </w:pPr>
       <w:r>
         <w:rPr>
-          <w:rFonts w:ascii="Microsoft YaHei" w:hAnsi="Microsoft YaHei" w:eastAsia="Microsoft YaHei"/>
+          <w:rFonts w:ascii="SimHei" w:hAnsi="SimHei" w:eastAsia="SimHei"/>
           <w:sz w:val="28"/>
           <w:szCs w:val="28"/>
           <w:color w:val="0F172A"/>
@@ -6067,12 +6111,13 @@
     </w:p>
     <w:p>
       <w:pPr>
-        <w:spacing w:after="40" w:line="220" w:lineRule="auto"/>
+        <w:spacing w:after="40" w:line="240" w:lineRule="auto"/>
         <w:jc w:val="left"/>
-      </w:pPr>
-      <w:r>
-        <w:rPr>
-          <w:rFonts w:ascii="Microsoft YaHei" w:hAnsi="Microsoft YaHei" w:eastAsia="Microsoft YaHei"/>
+        <w:ind w:firstLineChars="200" w:firstLine="420"/>
+      </w:pPr>
+      <w:r>
+        <w:rPr>
+          <w:rFonts w:ascii="Times New Roman" w:hAnsi="Times New Roman" w:eastAsia="SimSun"/>
           <w:sz w:val="19"/>
           <w:szCs w:val="19"/>
         </w:rPr>
@@ -6081,12 +6126,12 @@
     </w:p>
     <w:p>
       <w:pPr>
-        <w:spacing w:after="40" w:line="220" w:lineRule="auto"/>
+        <w:spacing w:after="40" w:line="240" w:lineRule="auto"/>
         <w:jc w:val="left"/>
       </w:pPr>
       <w:r>
         <w:rPr>
-          <w:rFonts w:ascii="Microsoft YaHei" w:hAnsi="Microsoft YaHei" w:eastAsia="Microsoft YaHei"/>
+          <w:rFonts w:ascii="SimHei" w:hAnsi="SimHei" w:eastAsia="SimHei"/>
           <w:sz w:val="21"/>
           <w:szCs w:val="21"/>
           <w:color w:val="0F172A"/>
@@ -6100,9 +6145,9 @@
         <w:tblW w:w="8300" w:type="dxa"/>
         <w:tblLayout w:type="fixed"/>
         <w:tblBorders>
-          <w:top w:val="single" w:sz="4" w:color="E7E5E0"/>
-          <w:bottom w:val="single" w:sz="4" w:color="E7E5E0"/>
-          <w:insideH w:val="single" w:sz="4" w:color="E7E5E0"/>
+          <w:top w:val="single" w:sz="8" w:color="1E293B"/>
+          <w:bottom w:val="single" w:sz="8" w:color="1E293B"/>
+          <w:insideH w:val="single" w:sz="4" w:color="E2E8F0"/>
         </w:tblBorders>
         <w:tblCellMar>
           <w:top w:w="50" w:type="dxa"/>
@@ -6120,16 +6165,16 @@
         <w:tc>
           <w:tcPr>
             <w:tcW w:w="2300" w:type="dxa"/>
-            <w:shd w:fill="292524"/>
-          </w:tcPr>
-          <w:p>
-            <w:pPr>
-              <w:spacing w:after="0" w:before="0" w:line="190" w:lineRule="auto"/>
+            <w:shd w:fill="1E3A8A"/>
+          </w:tcPr>
+          <w:p>
+            <w:pPr>
+              <w:spacing w:after="0" w:before="0" w:line="200" w:lineRule="auto"/>
               <w:jc w:val="left"/>
             </w:pPr>
             <w:r>
               <w:rPr>
-                <w:rFonts w:ascii="Microsoft YaHei" w:hAnsi="Microsoft YaHei" w:eastAsia="Microsoft YaHei"/>
+                <w:rFonts w:ascii="SimHei" w:hAnsi="SimHei" w:eastAsia="SimHei"/>
                 <w:sz w:val="15"/>
                 <w:b/>
                 <w:color w:val="FFFFFF"/>
@@ -6141,16 +6186,16 @@
         <w:tc>
           <w:tcPr>
             <w:tcW w:w="4200" w:type="dxa"/>
-            <w:shd w:fill="292524"/>
-          </w:tcPr>
-          <w:p>
-            <w:pPr>
-              <w:spacing w:after="0" w:before="0" w:line="190" w:lineRule="auto"/>
-              <w:jc w:val="center"/>
-            </w:pPr>
-            <w:r>
-              <w:rPr>
-                <w:rFonts w:ascii="Microsoft YaHei" w:hAnsi="Microsoft YaHei" w:eastAsia="Microsoft YaHei"/>
+            <w:shd w:fill="1E3A8A"/>
+          </w:tcPr>
+          <w:p>
+            <w:pPr>
+              <w:spacing w:after="0" w:before="0" w:line="200" w:lineRule="auto"/>
+              <w:jc w:val="center"/>
+            </w:pPr>
+            <w:r>
+              <w:rPr>
+                <w:rFonts w:ascii="SimHei" w:hAnsi="SimHei" w:eastAsia="SimHei"/>
                 <w:sz w:val="15"/>
                 <w:b/>
                 <w:color w:val="FFFFFF"/>
@@ -6162,16 +6207,16 @@
         <w:tc>
           <w:tcPr>
             <w:tcW w:w="1800" w:type="dxa"/>
-            <w:shd w:fill="292524"/>
-          </w:tcPr>
-          <w:p>
-            <w:pPr>
-              <w:spacing w:after="0" w:before="0" w:line="190" w:lineRule="auto"/>
-              <w:jc w:val="center"/>
-            </w:pPr>
-            <w:r>
-              <w:rPr>
-                <w:rFonts w:ascii="Microsoft YaHei" w:hAnsi="Microsoft YaHei" w:eastAsia="Microsoft YaHei"/>
+            <w:shd w:fill="1E3A8A"/>
+          </w:tcPr>
+          <w:p>
+            <w:pPr>
+              <w:spacing w:after="0" w:before="0" w:line="200" w:lineRule="auto"/>
+              <w:jc w:val="center"/>
+            </w:pPr>
+            <w:r>
+              <w:rPr>
+                <w:rFonts w:ascii="SimHei" w:hAnsi="SimHei" w:eastAsia="SimHei"/>
                 <w:sz w:val="15"/>
                 <w:b/>
                 <w:color w:val="FFFFFF"/>
@@ -6188,12 +6233,12 @@
           </w:tcPr>
           <w:p>
             <w:pPr>
-              <w:spacing w:after="0" w:before="0" w:line="190" w:lineRule="auto"/>
+              <w:spacing w:after="0" w:before="0" w:line="200" w:lineRule="auto"/>
               <w:jc w:val="left"/>
             </w:pPr>
             <w:r>
               <w:rPr>
-                <w:rFonts w:ascii="Microsoft YaHei" w:hAnsi="Microsoft YaHei" w:eastAsia="Microsoft YaHei"/>
+                <w:rFonts w:ascii="Times New Roman" w:hAnsi="Times New Roman" w:eastAsia="SimSun"/>
                 <w:sz w:val="15"/>
               </w:rPr>
               <w:t>11 项算法单元测试</w:t>
@@ -6206,12 +6251,12 @@
           </w:tcPr>
           <w:p>
             <w:pPr>
-              <w:spacing w:after="0" w:before="0" w:line="190" w:lineRule="auto"/>
-              <w:jc w:val="center"/>
-            </w:pPr>
-            <w:r>
-              <w:rPr>
-                <w:rFonts w:ascii="Microsoft YaHei" w:hAnsi="Microsoft YaHei" w:eastAsia="Microsoft YaHei"/>
+              <w:spacing w:after="0" w:before="0" w:line="200" w:lineRule="auto"/>
+              <w:jc w:val="center"/>
+            </w:pPr>
+            <w:r>
+              <w:rPr>
+                <w:rFonts w:ascii="Times New Roman" w:hAnsi="Times New Roman" w:eastAsia="SimSun"/>
                 <w:sz w:val="15"/>
               </w:rPr>
               <w:t>涵盖独立距离公式、平票机制、零距离特权、Top-n 单调性</w:t>
@@ -6224,12 +6269,12 @@
           </w:tcPr>
           <w:p>
             <w:pPr>
-              <w:spacing w:after="0" w:before="0" w:line="190" w:lineRule="auto"/>
-              <w:jc w:val="center"/>
-            </w:pPr>
-            <w:r>
-              <w:rPr>
-                <w:rFonts w:ascii="Microsoft YaHei" w:hAnsi="Microsoft YaHei" w:eastAsia="Microsoft YaHei"/>
+              <w:spacing w:after="0" w:before="0" w:line="200" w:lineRule="auto"/>
+              <w:jc w:val="center"/>
+            </w:pPr>
+            <w:r>
+              <w:rPr>
+                <w:rFonts w:ascii="Times New Roman" w:hAnsi="Times New Roman" w:eastAsia="SimSun"/>
                 <w:sz w:val="15"/>
               </w:rPr>
               <w:t>全部通过 (11/11)</w:t>
@@ -6241,16 +6286,16 @@
         <w:tc>
           <w:tcPr>
             <w:tcW w:w="2300" w:type="dxa"/>
-            <w:shd w:fill="FBF9F5"/>
-          </w:tcPr>
-          <w:p>
-            <w:pPr>
-              <w:spacing w:after="0" w:before="0" w:line="190" w:lineRule="auto"/>
+            <w:shd w:fill="F8FAFC"/>
+          </w:tcPr>
+          <w:p>
+            <w:pPr>
+              <w:spacing w:after="0" w:before="0" w:line="200" w:lineRule="auto"/>
               <w:jc w:val="left"/>
             </w:pPr>
             <w:r>
               <w:rPr>
-                <w:rFonts w:ascii="Microsoft YaHei" w:hAnsi="Microsoft YaHei" w:eastAsia="Microsoft YaHei"/>
+                <w:rFonts w:ascii="Times New Roman" w:hAnsi="Times New Roman" w:eastAsia="SimSun"/>
                 <w:sz w:val="15"/>
               </w:rPr>
               <w:t>10 组 sklearn 对照</w:t>
@@ -6260,16 +6305,16 @@
         <w:tc>
           <w:tcPr>
             <w:tcW w:w="4200" w:type="dxa"/>
-            <w:shd w:fill="FBF9F5"/>
-          </w:tcPr>
-          <w:p>
-            <w:pPr>
-              <w:spacing w:after="0" w:before="0" w:line="190" w:lineRule="auto"/>
-              <w:jc w:val="center"/>
-            </w:pPr>
-            <w:r>
-              <w:rPr>
-                <w:rFonts w:ascii="Microsoft YaHei" w:hAnsi="Microsoft YaHei" w:eastAsia="Microsoft YaHei"/>
+            <w:shd w:fill="F8FAFC"/>
+          </w:tcPr>
+          <w:p>
+            <w:pPr>
+              <w:spacing w:after="0" w:before="0" w:line="200" w:lineRule="auto"/>
+              <w:jc w:val="center"/>
+            </w:pPr>
+            <w:r>
+              <w:rPr>
+                <w:rFonts w:ascii="Times New Roman" w:hAnsi="Times New Roman" w:eastAsia="SimSun"/>
                 <w:sz w:val="15"/>
               </w:rPr>
               <w:t>真实 MNIST 验证集上与官方库输出逐样本完全一致</w:t>
@@ -6279,16 +6324,16 @@
         <w:tc>
           <w:tcPr>
             <w:tcW w:w="1800" w:type="dxa"/>
-            <w:shd w:fill="FBF9F5"/>
-          </w:tcPr>
-          <w:p>
-            <w:pPr>
-              <w:spacing w:after="0" w:before="0" w:line="190" w:lineRule="auto"/>
-              <w:jc w:val="center"/>
-            </w:pPr>
-            <w:r>
-              <w:rPr>
-                <w:rFonts w:ascii="Microsoft YaHei" w:hAnsi="Microsoft YaHei" w:eastAsia="Microsoft YaHei"/>
+            <w:shd w:fill="F8FAFC"/>
+          </w:tcPr>
+          <w:p>
+            <w:pPr>
+              <w:spacing w:after="0" w:before="0" w:line="200" w:lineRule="auto"/>
+              <w:jc w:val="center"/>
+            </w:pPr>
+            <w:r>
+              <w:rPr>
+                <w:rFonts w:ascii="Times New Roman" w:hAnsi="Times New Roman" w:eastAsia="SimSun"/>
                 <w:sz w:val="15"/>
               </w:rPr>
               <w:t>一致率 100%</w:t>
@@ -6303,12 +6348,12 @@
           </w:tcPr>
           <w:p>
             <w:pPr>
-              <w:spacing w:after="0" w:before="0" w:line="190" w:lineRule="auto"/>
+              <w:spacing w:after="0" w:before="0" w:line="200" w:lineRule="auto"/>
               <w:jc w:val="left"/>
             </w:pPr>
             <w:r>
               <w:rPr>
-                <w:rFonts w:ascii="Microsoft YaHei" w:hAnsi="Microsoft YaHei" w:eastAsia="Microsoft YaHei"/>
+                <w:rFonts w:ascii="Times New Roman" w:hAnsi="Times New Roman" w:eastAsia="SimSun"/>
                 <w:sz w:val="15"/>
               </w:rPr>
               <w:t>端到端运行效率</w:t>
@@ -6321,12 +6366,12 @@
           </w:tcPr>
           <w:p>
             <w:pPr>
-              <w:spacing w:after="0" w:before="0" w:line="190" w:lineRule="auto"/>
-              <w:jc w:val="center"/>
-            </w:pPr>
-            <w:r>
-              <w:rPr>
-                <w:rFonts w:ascii="Microsoft YaHei" w:hAnsi="Microsoft YaHei" w:eastAsia="Microsoft YaHei"/>
+              <w:spacing w:after="0" w:before="0" w:line="200" w:lineRule="auto"/>
+              <w:jc w:val="center"/>
+            </w:pPr>
+            <w:r>
+              <w:rPr>
+                <w:rFonts w:ascii="Times New Roman" w:hAnsi="Times New Roman" w:eastAsia="SimSun"/>
                 <w:sz w:val="15"/>
               </w:rPr>
               <w:t>GPU 向量化近邻检索 2.53s；多数票统计 0.0021s</w:t>
@@ -6339,12 +6384,12 @@
           </w:tcPr>
           <w:p>
             <w:pPr>
-              <w:spacing w:after="0" w:before="0" w:line="190" w:lineRule="auto"/>
-              <w:jc w:val="center"/>
-            </w:pPr>
-            <w:r>
-              <w:rPr>
-                <w:rFonts w:ascii="Microsoft YaHei" w:hAnsi="Microsoft YaHei" w:eastAsia="Microsoft YaHei"/>
+              <w:spacing w:after="0" w:before="0" w:line="200" w:lineRule="auto"/>
+              <w:jc w:val="center"/>
+            </w:pPr>
+            <w:r>
+              <w:rPr>
+                <w:rFonts w:ascii="Times New Roman" w:hAnsi="Times New Roman" w:eastAsia="SimSun"/>
                 <w:sz w:val="15"/>
               </w:rPr>
               <w:t>达到工业级高效吞吐</w:t>
@@ -6355,12 +6400,12 @@
     </w:tbl>
     <w:p>
       <w:pPr>
-        <w:spacing w:after="30" w:line="220" w:lineRule="auto"/>
+        <w:spacing w:after="30" w:line="240" w:lineRule="auto"/>
         <w:jc w:val="left"/>
       </w:pPr>
       <w:r>
         <w:rPr>
-          <w:rFonts w:ascii="Microsoft YaHei" w:hAnsi="Microsoft YaHei" w:eastAsia="Microsoft YaHei"/>
+          <w:rFonts w:ascii="Times New Roman" w:hAnsi="Times New Roman" w:eastAsia="SimSun"/>
           <w:sz w:val="20"/>
           <w:szCs w:val="20"/>
         </w:rPr>
@@ -6369,12 +6414,12 @@
     </w:p>
     <w:p>
       <w:pPr>
-        <w:spacing w:after="40" w:line="220" w:lineRule="auto"/>
+        <w:spacing w:after="40" w:line="240" w:lineRule="auto"/>
         <w:jc w:val="left"/>
       </w:pPr>
       <w:r>
         <w:rPr>
-          <w:rFonts w:ascii="Microsoft YaHei" w:hAnsi="Microsoft YaHei" w:eastAsia="Microsoft YaHei"/>
+          <w:rFonts w:ascii="SimHei" w:hAnsi="SimHei" w:eastAsia="SimHei"/>
           <w:sz w:val="21"/>
           <w:szCs w:val="21"/>
           <w:color w:val="0F172A"/>
@@ -6385,12 +6430,13 @@
     </w:p>
     <w:p>
       <w:pPr>
-        <w:spacing w:after="40" w:line="220" w:lineRule="auto"/>
+        <w:spacing w:after="40" w:line="240" w:lineRule="auto"/>
         <w:jc w:val="left"/>
-      </w:pPr>
-      <w:r>
-        <w:rPr>
-          <w:rFonts w:ascii="Microsoft YaHei" w:hAnsi="Microsoft YaHei" w:eastAsia="Microsoft YaHei"/>
+        <w:ind w:firstLineChars="200" w:firstLine="420"/>
+      </w:pPr>
+      <w:r>
+        <w:rPr>
+          <w:rFonts w:ascii="Times New Roman" w:hAnsi="Times New Roman" w:eastAsia="SimSun"/>
           <w:sz w:val="19"/>
           <w:szCs w:val="19"/>
         </w:rPr>
@@ -6464,7 +6510,7 @@
               <w:drawing>
                 <wp:inline distT="0" distB="0" distL="0" distR="0">
                   <wp:extent cx="1143000" cy="1143000"/>
-                  <wp:docPr id="104" name="website_qr.png"/>
+                  <wp:docPr id="107" name="website_qr.png"/>
                   <a:graphic>
                     <a:graphicData uri="http://schemas.openxmlformats.org/drawingml/2006/picture">
                       <pic:pic>
@@ -6473,7 +6519,7 @@
                           <pic:cNvPicPr/>
                         </pic:nvPicPr>
                         <pic:blipFill>
-                          <a:blip r:embed="rId9"/>
+                          <a:blip r:embed="rId12"/>
                           <a:stretch>
                             <a:fillRect/>
                           </a:stretch>
@@ -6510,15 +6556,15 @@
     <w:p>
       <w:pPr>
         <w:pageBreakBefore/>
-        <w:spacing w:after="120" w:line="220" w:lineRule="auto"/>
+        <w:spacing w:after="100" w:line="240" w:lineRule="auto"/>
         <w:jc w:val="left"/>
         <w:pBdr>
-          <w:bottom w:val="single" w:sz="12" w:space="4" w:color="292524"/>
+          <w:bottom w:val="single" w:sz="12" w:space="4" w:color="1E3A8A"/>
         </w:pBdr>
       </w:pPr>
       <w:r>
         <w:rPr>
-          <w:rFonts w:ascii="Microsoft YaHei" w:hAnsi="Microsoft YaHei" w:eastAsia="Microsoft YaHei"/>
+          <w:rFonts w:ascii="SimHei" w:hAnsi="SimHei" w:eastAsia="SimHei"/>
           <w:sz w:val="28"/>
           <w:szCs w:val="28"/>
           <w:color w:val="0F172A"/>
@@ -6529,34 +6575,35 @@
     </w:p>
     <w:p>
       <w:pPr>
-        <w:spacing w:after="40" w:line="220" w:lineRule="auto"/>
+        <w:spacing w:after="40" w:line="240" w:lineRule="auto"/>
         <w:jc w:val="left"/>
-      </w:pPr>
-      <w:r>
-        <w:rPr>
-          <w:rFonts w:ascii="Microsoft YaHei" w:hAnsi="Microsoft YaHei" w:eastAsia="Microsoft YaHei"/>
+        <w:ind w:firstLineChars="200" w:firstLine="420"/>
+      </w:pPr>
+      <w:r>
+        <w:rPr>
+          <w:rFonts w:ascii="Times New Roman" w:hAnsi="Times New Roman" w:eastAsia="SimSun"/>
           <w:sz w:val="19"/>
           <w:szCs w:val="19"/>
         </w:rPr>
-        <w:t>为便于任课老师直观审查全量实验数据、对比特征曲线与检视算法源码，本项目同步构建了学术社论排版风格的前端在线交互系统（Editorial Warm Paper Style）。系统彻底摒弃冗余的修饰性图标，以极简排版、大号衬线体核心数据指标与结构化双栏对比，全面呈现算法数学契约、两层确定性平票机制与工程加速效果。</w:t>
+        <w:t>为便于任课老师直观审查全量实验数据、对比特征曲线与检视算法源码，本项目同步构建了严谨学术规范的前端在线交互系统。系统彻底摒弃冗余的修饰性图标，以纯净学术白（Academic Clean White）为基底，采用清晰衬线体核心数据指标与结构化双栏对比，全面呈现算法数学契约、两层确定性平票机制与工程加速效果。</w:t>
       </w:r>
     </w:p>
     <w:p>
       <w:pPr>
-        <w:spacing w:after="20" w:line="220" w:lineRule="auto"/>
+        <w:spacing w:after="20" w:line="240" w:lineRule="auto"/>
         <w:jc w:val="center"/>
       </w:pPr>
       <w:r>
         <w:rPr>
-          <w:rFonts w:ascii="Microsoft YaHei" w:hAnsi="Microsoft YaHei" w:eastAsia="Microsoft YaHei"/>
+          <w:rFonts w:ascii="Times New Roman" w:hAnsi="Times New Roman" w:eastAsia="SimSun"/>
           <w:sz w:val="20"/>
           <w:szCs w:val="20"/>
         </w:rPr>
         <w:t/>
         <w:drawing>
           <wp:inline distT="0" distB="0" distL="0" distR="0">
-            <wp:extent cx="6096000" cy="3496930"/>
-            <wp:docPr id="105" name="editorial_report_showcase.png"/>
+            <wp:extent cx="6096000" cy="3545485"/>
+            <wp:docPr id="108" name="editorial_report_showcase.png"/>
             <a:graphic>
               <a:graphicData uri="http://schemas.openxmlformats.org/drawingml/2006/picture">
                 <pic:pic>
@@ -6565,7 +6612,7 @@
                     <pic:cNvPicPr/>
                   </pic:nvPicPr>
                   <pic:blipFill>
-                    <a:blip r:embed="rId10"/>
+                    <a:blip r:embed="rId13"/>
                     <a:stretch>
                       <a:fillRect/>
                     </a:stretch>
@@ -6573,7 +6620,7 @@
                   <pic:spPr>
                     <a:xfrm>
                       <a:off x="0" y="0"/>
-                      <a:ext cx="6096000" cy="3496930"/>
+                      <a:ext cx="6096000" cy="3545485"/>
                     </a:xfrm>
                     <a:prstGeom prst="rect">
                       <a:avLst/>
@@ -6588,30 +6635,31 @@
     </w:p>
     <w:p>
       <w:pPr>
-        <w:spacing w:after="30" w:line="220" w:lineRule="auto"/>
+        <w:spacing w:after="30" w:line="240" w:lineRule="auto"/>
         <w:jc w:val="left"/>
       </w:pPr>
       <w:r>
         <w:rPr>
-          <w:rFonts w:ascii="Microsoft YaHei" w:hAnsi="Microsoft YaHei" w:eastAsia="Microsoft YaHei"/>
+          <w:rFonts w:ascii="Times New Roman" w:hAnsi="Times New Roman" w:eastAsia="SimSun"/>
           <w:sz w:val="17"/>
           <w:szCs w:val="17"/>
         </w:rPr>
-        <w:t>图 4：项目开源前端在线交互平台整体设计与核心技术特性概览（Editorial Warm Paper Style）</w:t>
+        <w:t>图 4：项目开源前端在线交互平台整体设计与核心技术特性概览（Academic Paper Design）</w:t>
       </w:r>
     </w:p>
     <w:p>
       <w:pPr>
-        <w:spacing w:after="40" w:line="220" w:lineRule="auto"/>
+        <w:spacing w:after="40" w:line="240" w:lineRule="auto"/>
         <w:jc w:val="left"/>
-      </w:pPr>
-      <w:r>
-        <w:rPr>
-          <w:rFonts w:ascii="Microsoft YaHei" w:hAnsi="Microsoft YaHei" w:eastAsia="Microsoft YaHei"/>
+        <w:ind w:firstLineChars="200" w:firstLine="420"/>
+      </w:pPr>
+      <w:r>
+        <w:rPr>
+          <w:rFonts w:ascii="Times New Roman" w:hAnsi="Times New Roman" w:eastAsia="SimSun"/>
           <w:sz w:val="19"/>
           <w:szCs w:val="19"/>
         </w:rPr>
-        <w:t>在线平台支持 100 组超参数验证曲线即时缩放审查、SVD PCA 主成分方差分布交互、全量 10,000 张测试集 10×10 混淆矩阵热力高亮，并内置 5 大核心代码模块（core.py、qa.py、run.py 等）的原生高亮阅读器，具备工业级端到端严谨交付规范。</w:t>
+        <w:t>在线平台支持 100 组超参数验证曲线即时缩放审查、SVD PCA 主成分方差分布交互、全量 10,000 张测试集经典蓝色混淆矩阵热力高亮，并内置 5 大核心代码模块（core.py、qa.py、run.py 等）的原生高亮阅读器，具备工业级端到端严谨交付规范。</w:t>
       </w:r>
     </w:p>
     <w:sectPr>

--- a/MNIST_kNN_设计报告_最终提交版.docx
+++ b/MNIST_kNN_设计报告_最终提交版.docx
@@ -5665,7 +5665,7 @@
           <w:sz w:val="19"/>
           <w:szCs w:val="19"/>
         </w:rPr>
-        <w:t>计算全量 10,000 张测试集 10×10 混淆矩阵，并对 317 个错误样本（3.17%）及近邻进行检索与可视化归因。</w:t>
+        <w:t>为探究模型在测试集上的判别瓶颈，实验计算了全量 10,000 张测试集的 10×10 混淆矩阵，并对 317 个错误样本（3.17% 误判率）提取前 5 个训练集近邻进行可视化溯源分析。</w:t>
       </w:r>
     </w:p>
     <w:p>
@@ -5682,7 +5682,7 @@
         <w:t/>
         <w:drawing>
           <wp:inline distT="0" distB="0" distL="0" distR="0">
-            <wp:extent cx="3302000" cy="2933511"/>
+            <wp:extent cx="2794000" cy="2482202"/>
             <wp:docPr id="106" name="01_confusion.png"/>
             <a:graphic>
               <a:graphicData uri="http://schemas.openxmlformats.org/drawingml/2006/picture">
@@ -5700,7 +5700,7 @@
                   <pic:spPr>
                     <a:xfrm>
                       <a:off x="0" y="0"/>
-                      <a:ext cx="3302000" cy="2933511"/>
+                      <a:ext cx="2794000" cy="2482202"/>
                     </a:xfrm>
                     <a:prstGeom prst="rect">
                       <a:avLst/>
@@ -5740,330 +5740,13 @@
           <w:color w:val="0F172A"/>
           <w:b/>
         </w:rPr>
-        <w:t>7.1 高频有向混淆对统计与成因解释</w:t>
-      </w:r>
-    </w:p>
-    <w:tbl>
-      <w:tblPr>
-        <w:tblW w:w="8300" w:type="dxa"/>
-        <w:tblLayout w:type="fixed"/>
-        <w:tblBorders>
-          <w:top w:val="single" w:sz="8" w:color="1E293B"/>
-          <w:bottom w:val="single" w:sz="8" w:color="1E293B"/>
-          <w:insideH w:val="single" w:sz="4" w:color="E2E8F0"/>
-        </w:tblBorders>
-        <w:tblCellMar>
-          <w:top w:w="50" w:type="dxa"/>
-          <w:bottom w:w="50" w:type="dxa"/>
-          <w:left w:w="50" w:type="dxa"/>
-          <w:right w:w="50" w:type="dxa"/>
-        </w:tblCellMar>
-      </w:tblPr>
-      <w:tblGrid>
-        <w:gridCol w:w="1600"/>
-        <w:gridCol w:w="1200"/>
-        <w:gridCol w:w="5500"/>
-      </w:tblGrid>
-      <w:tr>
-        <w:tc>
-          <w:tcPr>
-            <w:tcW w:w="1600" w:type="dxa"/>
-            <w:shd w:fill="1E3A8A"/>
-          </w:tcPr>
-          <w:p>
-            <w:pPr>
-              <w:spacing w:after="0" w:before="0" w:line="200" w:lineRule="auto"/>
-              <w:jc w:val="left"/>
-            </w:pPr>
-            <w:r>
-              <w:rPr>
-                <w:rFonts w:ascii="SimHei" w:hAnsi="SimHei" w:eastAsia="SimHei"/>
-                <w:sz w:val="15"/>
-                <w:b/>
-                <w:color w:val="FFFFFF"/>
-              </w:rPr>
-              <w:t>易混淆样本对</w:t>
-            </w:r>
-          </w:p>
-        </w:tc>
-        <w:tc>
-          <w:tcPr>
-            <w:tcW w:w="1200" w:type="dxa"/>
-            <w:shd w:fill="1E3A8A"/>
-          </w:tcPr>
-          <w:p>
-            <w:pPr>
-              <w:spacing w:after="0" w:before="0" w:line="200" w:lineRule="auto"/>
-              <w:jc w:val="center"/>
-            </w:pPr>
-            <w:r>
-              <w:rPr>
-                <w:rFonts w:ascii="SimHei" w:hAnsi="SimHei" w:eastAsia="SimHei"/>
-                <w:sz w:val="15"/>
-                <w:b/>
-                <w:color w:val="FFFFFF"/>
-              </w:rPr>
-              <w:t>误判数量</w:t>
-            </w:r>
-          </w:p>
-        </w:tc>
-        <w:tc>
-          <w:tcPr>
-            <w:tcW w:w="5500" w:type="dxa"/>
-            <w:shd w:fill="1E3A8A"/>
-          </w:tcPr>
-          <w:p>
-            <w:pPr>
-              <w:spacing w:after="0" w:before="0" w:line="200" w:lineRule="auto"/>
-              <w:jc w:val="center"/>
-            </w:pPr>
-            <w:r>
-              <w:rPr>
-                <w:rFonts w:ascii="SimHei" w:hAnsi="SimHei" w:eastAsia="SimHei"/>
-                <w:sz w:val="15"/>
-                <w:b/>
-                <w:color w:val="FFFFFF"/>
-              </w:rPr>
-              <w:t>形态学成因与特征重叠解释</w:t>
-            </w:r>
-          </w:p>
-        </w:tc>
-      </w:tr>
-      <w:tr>
-        <w:tc>
-          <w:tcPr>
-            <w:tcW w:w="1600" w:type="dxa"/>
-          </w:tcPr>
-          <w:p>
-            <w:pPr>
-              <w:spacing w:after="0" w:before="0" w:line="200" w:lineRule="auto"/>
-              <w:jc w:val="left"/>
-            </w:pPr>
-            <w:r>
-              <w:rPr>
-                <w:rFonts w:ascii="Times New Roman" w:hAnsi="Times New Roman" w:eastAsia="SimSun"/>
-                <w:sz w:val="15"/>
-              </w:rPr>
-              <w:t>4 → 9</w:t>
-            </w:r>
-          </w:p>
-        </w:tc>
-        <w:tc>
-          <w:tcPr>
-            <w:tcW w:w="1200" w:type="dxa"/>
-          </w:tcPr>
-          <w:p>
-            <w:pPr>
-              <w:spacing w:after="0" w:before="0" w:line="200" w:lineRule="auto"/>
-              <w:jc w:val="center"/>
-            </w:pPr>
-            <w:r>
-              <w:rPr>
-                <w:rFonts w:ascii="Times New Roman" w:hAnsi="Times New Roman" w:eastAsia="SimSun"/>
-                <w:sz w:val="15"/>
-              </w:rPr>
-              <w:t>45 张</w:t>
-            </w:r>
-          </w:p>
-        </w:tc>
-        <w:tc>
-          <w:tcPr>
-            <w:tcW w:w="5500" w:type="dxa"/>
-          </w:tcPr>
-          <w:p>
-            <w:pPr>
-              <w:spacing w:after="0" w:before="0" w:line="200" w:lineRule="auto"/>
-              <w:jc w:val="center"/>
-            </w:pPr>
-            <w:r>
-              <w:rPr>
-                <w:rFonts w:ascii="Times New Roman" w:hAnsi="Times New Roman" w:eastAsia="SimSun"/>
-                <w:sz w:val="15"/>
-              </w:rPr>
-              <w:t>书写 4 时顶部闭合回折，局部梯度与倾斜的 9 几乎完全同构</w:t>
-            </w:r>
-          </w:p>
-        </w:tc>
-      </w:tr>
-      <w:tr>
-        <w:tc>
-          <w:tcPr>
-            <w:tcW w:w="1600" w:type="dxa"/>
-            <w:shd w:fill="F8FAFC"/>
-          </w:tcPr>
-          <w:p>
-            <w:pPr>
-              <w:spacing w:after="0" w:before="0" w:line="200" w:lineRule="auto"/>
-              <w:jc w:val="left"/>
-            </w:pPr>
-            <w:r>
-              <w:rPr>
-                <w:rFonts w:ascii="Times New Roman" w:hAnsi="Times New Roman" w:eastAsia="SimSun"/>
-                <w:sz w:val="15"/>
-              </w:rPr>
-              <w:t>7 → 9</w:t>
-            </w:r>
-          </w:p>
-        </w:tc>
-        <w:tc>
-          <w:tcPr>
-            <w:tcW w:w="1200" w:type="dxa"/>
-            <w:shd w:fill="F8FAFC"/>
-          </w:tcPr>
-          <w:p>
-            <w:pPr>
-              <w:spacing w:after="0" w:before="0" w:line="200" w:lineRule="auto"/>
-              <w:jc w:val="center"/>
-            </w:pPr>
-            <w:r>
-              <w:rPr>
-                <w:rFonts w:ascii="Times New Roman" w:hAnsi="Times New Roman" w:eastAsia="SimSun"/>
-                <w:sz w:val="15"/>
-              </w:rPr>
-              <w:t>21 张</w:t>
-            </w:r>
-          </w:p>
-        </w:tc>
-        <w:tc>
-          <w:tcPr>
-            <w:tcW w:w="5500" w:type="dxa"/>
-            <w:shd w:fill="F8FAFC"/>
-          </w:tcPr>
-          <w:p>
-            <w:pPr>
-              <w:spacing w:after="0" w:before="0" w:line="200" w:lineRule="auto"/>
-              <w:jc w:val="center"/>
-            </w:pPr>
-            <w:r>
-              <w:rPr>
-                <w:rFonts w:ascii="Times New Roman" w:hAnsi="Times New Roman" w:eastAsia="SimSun"/>
-                <w:sz w:val="15"/>
-              </w:rPr>
-              <w:t>书写 7 时横画向左下大弧度弯折或带中横杠，形成封闭环伪特征</w:t>
-            </w:r>
-          </w:p>
-        </w:tc>
-      </w:tr>
-      <w:tr>
-        <w:tc>
-          <w:tcPr>
-            <w:tcW w:w="1600" w:type="dxa"/>
-          </w:tcPr>
-          <w:p>
-            <w:pPr>
-              <w:spacing w:after="0" w:before="0" w:line="200" w:lineRule="auto"/>
-              <w:jc w:val="left"/>
-            </w:pPr>
-            <w:r>
-              <w:rPr>
-                <w:rFonts w:ascii="Times New Roman" w:hAnsi="Times New Roman" w:eastAsia="SimSun"/>
-                <w:sz w:val="15"/>
-              </w:rPr>
-              <w:t>5 → 3</w:t>
-            </w:r>
-          </w:p>
-        </w:tc>
-        <w:tc>
-          <w:tcPr>
-            <w:tcW w:w="1200" w:type="dxa"/>
-          </w:tcPr>
-          <w:p>
-            <w:pPr>
-              <w:spacing w:after="0" w:before="0" w:line="200" w:lineRule="auto"/>
-              <w:jc w:val="center"/>
-            </w:pPr>
-            <w:r>
-              <w:rPr>
-                <w:rFonts w:ascii="Times New Roman" w:hAnsi="Times New Roman" w:eastAsia="SimSun"/>
-                <w:sz w:val="15"/>
-              </w:rPr>
-              <w:t>14 张</w:t>
-            </w:r>
-          </w:p>
-        </w:tc>
-        <w:tc>
-          <w:tcPr>
-            <w:tcW w:w="5500" w:type="dxa"/>
-          </w:tcPr>
-          <w:p>
-            <w:pPr>
-              <w:spacing w:after="0" w:before="0" w:line="200" w:lineRule="auto"/>
-              <w:jc w:val="center"/>
-            </w:pPr>
-            <w:r>
-              <w:rPr>
-                <w:rFonts w:ascii="Times New Roman" w:hAnsi="Times New Roman" w:eastAsia="SimSun"/>
-                <w:sz w:val="15"/>
-              </w:rPr>
-              <w:t>手写 5 的上横与竖画断开，下方半圆与数字 3 的下半弧严重重叠</w:t>
-            </w:r>
-          </w:p>
-        </w:tc>
-      </w:tr>
-      <w:tr>
-        <w:tc>
-          <w:tcPr>
-            <w:tcW w:w="1600" w:type="dxa"/>
-            <w:shd w:fill="F8FAFC"/>
-          </w:tcPr>
-          <w:p>
-            <w:pPr>
-              <w:spacing w:after="0" w:before="0" w:line="200" w:lineRule="auto"/>
-              <w:jc w:val="left"/>
-            </w:pPr>
-            <w:r>
-              <w:rPr>
-                <w:rFonts w:ascii="Times New Roman" w:hAnsi="Times New Roman" w:eastAsia="SimSun"/>
-                <w:sz w:val="15"/>
-              </w:rPr>
-              <w:t>9 → 3</w:t>
-            </w:r>
-          </w:p>
-        </w:tc>
-        <w:tc>
-          <w:tcPr>
-            <w:tcW w:w="1200" w:type="dxa"/>
-            <w:shd w:fill="F8FAFC"/>
-          </w:tcPr>
-          <w:p>
-            <w:pPr>
-              <w:spacing w:after="0" w:before="0" w:line="200" w:lineRule="auto"/>
-              <w:jc w:val="center"/>
-            </w:pPr>
-            <w:r>
-              <w:rPr>
-                <w:rFonts w:ascii="Times New Roman" w:hAnsi="Times New Roman" w:eastAsia="SimSun"/>
-                <w:sz w:val="15"/>
-              </w:rPr>
-              <w:t>13 张</w:t>
-            </w:r>
-          </w:p>
-        </w:tc>
-        <w:tc>
-          <w:tcPr>
-            <w:tcW w:w="5500" w:type="dxa"/>
-            <w:shd w:fill="F8FAFC"/>
-          </w:tcPr>
-          <w:p>
-            <w:pPr>
-              <w:spacing w:after="0" w:before="0" w:line="200" w:lineRule="auto"/>
-              <w:jc w:val="center"/>
-            </w:pPr>
-            <w:r>
-              <w:rPr>
-                <w:rFonts w:ascii="Times New Roman" w:hAnsi="Times New Roman" w:eastAsia="SimSun"/>
-                <w:sz w:val="15"/>
-              </w:rPr>
-              <w:t>手写 9 头部开裂且下半笔顺弯曲，近邻检索落入 3 的聚集区</w:t>
-            </w:r>
-          </w:p>
-        </w:tc>
-      </w:tr>
-    </w:tbl>
-    <w:p>
-      <w:pPr>
-        <w:spacing w:after="30" w:line="240" w:lineRule="auto"/>
-        <w:jc w:val="left"/>
+        <w:t>7.1 典型误分类样本与训练集近邻对比</w:t>
+      </w:r>
+    </w:p>
+    <w:p>
+      <w:pPr>
+        <w:spacing w:after="20" w:line="240" w:lineRule="auto"/>
+        <w:jc w:val="center"/>
       </w:pPr>
       <w:r>
         <w:rPr>
@@ -6072,6 +5755,67 @@
           <w:szCs w:val="20"/>
         </w:rPr>
         <w:t/>
+        <w:drawing>
+          <wp:inline distT="0" distB="0" distL="0" distR="0">
+            <wp:extent cx="5334000" cy="2477354"/>
+            <wp:docPr id="107" name="04_error_neighbors_compact.png"/>
+            <a:graphic>
+              <a:graphicData uri="http://schemas.openxmlformats.org/drawingml/2006/picture">
+                <pic:pic>
+                  <pic:nvPicPr>
+                    <pic:cNvPr id="0" name="04_error_neighbors_compact.png"/>
+                    <pic:cNvPicPr/>
+                  </pic:nvPicPr>
+                  <pic:blipFill>
+                    <a:blip r:embed="rId12"/>
+                    <a:stretch>
+                      <a:fillRect/>
+                    </a:stretch>
+                  </pic:blipFill>
+                  <pic:spPr>
+                    <a:xfrm>
+                      <a:off x="0" y="0"/>
+                      <a:ext cx="5334000" cy="2477354"/>
+                    </a:xfrm>
+                    <a:prstGeom prst="rect">
+                      <a:avLst/>
+                    </a:prstGeom>
+                  </pic:spPr>
+                </pic:pic>
+              </a:graphicData>
+            </a:graphic>
+          </wp:inline>
+        </w:drawing>
+      </w:r>
+    </w:p>
+    <w:p>
+      <w:pPr>
+        <w:spacing w:after="30" w:line="240" w:lineRule="auto"/>
+        <w:jc w:val="left"/>
+      </w:pPr>
+      <w:r>
+        <w:rPr>
+          <w:rFonts w:ascii="Times New Roman" w:hAnsi="Times New Roman" w:eastAsia="SimSun"/>
+          <w:sz w:val="17"/>
+          <w:szCs w:val="17"/>
+        </w:rPr>
+        <w:t>图 4：典型高频混淆测试样本（红）与其前 5 个训练集近邻图谱（绿为同类，红为异类）</w:t>
+      </w:r>
+    </w:p>
+    <w:p>
+      <w:pPr>
+        <w:spacing w:after="40" w:line="240" w:lineRule="auto"/>
+        <w:jc w:val="left"/>
+      </w:pPr>
+      <w:r>
+        <w:rPr>
+          <w:rFonts w:ascii="SimHei" w:hAnsi="SimHei" w:eastAsia="SimHei"/>
+          <w:sz w:val="21"/>
+          <w:szCs w:val="21"/>
+          <w:color w:val="0F172A"/>
+          <w:b/>
+        </w:rPr>
+        <w:t>7.2 高频有向混淆成因分析</w:t>
       </w:r>
     </w:p>
     <w:p>
@@ -6086,7 +5830,37 @@
           <w:sz w:val="19"/>
           <w:szCs w:val="19"/>
         </w:rPr>
-        <w:t>归因诊断：误分类多源于书写粘连或笔画形变。kNN 作为非参数记忆型分类器，完全受制于局部流形密度，在两类交界模糊带易受局部偏差误导。</w:t>
+        <w:t>• 4 → 9（45例）：书写 4 时顶部闭合回折，局部梯度特征与倾斜书写的 9 高度同构，导致多数近邻均被判定为 9。</w:t>
+      </w:r>
+    </w:p>
+    <w:p>
+      <w:pPr>
+        <w:spacing w:after="40" w:line="240" w:lineRule="auto"/>
+        <w:jc w:val="left"/>
+        <w:ind w:firstLineChars="200" w:firstLine="420"/>
+      </w:pPr>
+      <w:r>
+        <w:rPr>
+          <w:rFonts w:ascii="Times New Roman" w:hAnsi="Times New Roman" w:eastAsia="SimSun"/>
+          <w:sz w:val="19"/>
+          <w:szCs w:val="19"/>
+        </w:rPr>
+        <w:t>• 7 → 9（21例）与 5 → 3（14例）：手写 7 带有中横杠或大弧度弯折，形成封闭环伪特征；手写 5 的上横与竖画断开，下方半圆与 3 的圆弧高度重合。</w:t>
+      </w:r>
+    </w:p>
+    <w:p>
+      <w:pPr>
+        <w:spacing w:after="40" w:line="240" w:lineRule="auto"/>
+        <w:jc w:val="left"/>
+        <w:ind w:firstLineChars="200" w:firstLine="420"/>
+      </w:pPr>
+      <w:r>
+        <w:rPr>
+          <w:rFonts w:ascii="Times New Roman" w:hAnsi="Times New Roman" w:eastAsia="SimSun"/>
+          <w:sz w:val="19"/>
+          <w:szCs w:val="19"/>
+        </w:rPr>
+        <w:t>• 局限性：kNN 属于基于局部流形密度的记忆型分类器，在两类交界重叠区域容易受局部样本噪声误导。</w:t>
       </w:r>
     </w:p>
     <w:p>
@@ -6106,7 +5880,7 @@
           <w:color w:val="0F172A"/>
           <w:b/>
         </w:rPr>
-        <w:t>八、总结讨论、QA 验证与在线源码仓库</w:t>
+        <w:t>八、总结讨论、算法 QA 验证与工程复现</w:t>
       </w:r>
     </w:p>
     <w:p>
@@ -6121,7 +5895,7 @@
           <w:sz w:val="19"/>
           <w:szCs w:val="19"/>
         </w:rPr>
-        <w:t>本实验完成了从数据预处理、SVD PCA 降维、分批向量化、100 组参数搜索到全量测试的闭环。在 MNIST 10,000 张测试集上取得 96.83% 准确率，充分验证了向量化 kNN 与 HOG 特征在手写体识别任务上的实用价值。</w:t>
+        <w:t>本课程设计完整实现了从原始 IDX 数据无损预处理、中心化 SVD PCA 降维、局部梯度 HOG 提取、分批向量化矩阵检索、100 组超参数无偏搜索到独立全量测试的闭环。在全量 10,000 张测试集上达到 96.83% Top-1 识别率，且 GPU 分批检索耗时仅 2.53 秒，充分验证了向量化 kNN 在手写数字识别任务上的有效性与工程效率。</w:t>
       </w:r>
     </w:p>
     <w:p>
@@ -6137,7 +5911,7 @@
           <w:color w:val="0F172A"/>
           <w:b/>
         </w:rPr>
-        <w:t>8.1 算法 QA 验证清单与交付完整性</w:t>
+        <w:t>8.1 算法单元测试与科学性验证</w:t>
       </w:r>
     </w:p>
     <w:tbl>
@@ -6200,7 +5974,7 @@
                 <w:b/>
                 <w:color w:val="FFFFFF"/>
               </w:rPr>
-              <w:t>检验依据与方法</w:t>
+              <w:t>检验依据与验证方法</w:t>
             </w:r>
           </w:p>
         </w:tc>
@@ -6298,7 +6072,7 @@
                 <w:rFonts w:ascii="Times New Roman" w:hAnsi="Times New Roman" w:eastAsia="SimSun"/>
                 <w:sz w:val="15"/>
               </w:rPr>
-              <w:t>10 组 sklearn 对照</w:t>
+              <w:t>10 组 sklearn 交叉验证</w:t>
             </w:r>
           </w:p>
         </w:tc>
@@ -6317,7 +6091,7 @@
                 <w:rFonts w:ascii="Times New Roman" w:hAnsi="Times New Roman" w:eastAsia="SimSun"/>
                 <w:sz w:val="15"/>
               </w:rPr>
-              <w:t>真实 MNIST 验证集上与官方库输出逐样本完全一致</w:t>
+              <w:t>在真实 MNIST 划分上与官方库输出逐样本完全比对</w:t>
             </w:r>
           </w:p>
         </w:tc>
@@ -6336,7 +6110,7 @@
                 <w:rFonts w:ascii="Times New Roman" w:hAnsi="Times New Roman" w:eastAsia="SimSun"/>
                 <w:sz w:val="15"/>
               </w:rPr>
-              <w:t>一致率 100%</w:t>
+              <w:t>一致率 100.00%</w:t>
             </w:r>
           </w:p>
         </w:tc>
@@ -6425,7 +6199,7 @@
           <w:color w:val="0F172A"/>
           <w:b/>
         </w:rPr>
-        <w:t>8.2 项目开源仓库与在线交互报告（供老师查阅）</w:t>
+        <w:t>8.2 作业工程复现说明</w:t>
       </w:r>
     </w:p>
     <w:p>
@@ -6440,119 +6214,39 @@
           <w:sz w:val="19"/>
           <w:szCs w:val="19"/>
         </w:rPr>
-        <w:t>本报告对应的全部源代码、100 组原始实验数据、高清矢量图表及自动化复现脚本已独立开源托管至全新 GitHub 仓库并部署为 GitHub Pages 静态网站，任课老师可直接点击链接或扫描右侧二维码在线审查源码与运行结果：</w:t>
-      </w:r>
-    </w:p>
-    <w:tbl>
-      <w:tblPr>
-        <w:tblW w:w="8300" w:type="dxa"/>
-        <w:tblBorders>
-          <w:top w:val="none"/>
-          <w:bottom w:val="none"/>
-          <w:left w:val="none"/>
-          <w:right w:val="none"/>
-          <w:insideH w:val="none"/>
-          <w:insideV w:val="none"/>
-        </w:tblBorders>
-      </w:tblPr>
-      <w:tr>
-        <w:tc>
-          <w:tcPr>
-            <w:tcW w:w="6100" w:type="dxa"/>
-          </w:tcPr>
-          <w:p>
-            <w:r>
-              <w:rPr>
-                <w:b/>
-              </w:rPr>
-              <w:t>• 在线静态报告与源码浏览：</w:t>
-            </w:r>
-          </w:p>
-          <w:p>
-            <w:r>
-              <w:rPr>
-                <w:color w:val="292524"/>
-              </w:rPr>
-              <w:t>https://lzcxvfs-maker.github.io/mnist-knn-analysis-2026/</w:t>
-            </w:r>
-          </w:p>
-          <w:p>
-            <w:r>
-              <w:rPr>
-                <w:b/>
-              </w:rPr>
-              <w:t>• GitHub 完整开源工程仓库：</w:t>
-            </w:r>
-          </w:p>
-          <w:p>
-            <w:r>
-              <w:rPr>
-                <w:color w:val="292524"/>
-              </w:rPr>
-              <w:t>https://github.com/lzcxvfs-maker/mnist-knn-analysis-2026</w:t>
-            </w:r>
-          </w:p>
-          <w:p>
-            <w:r>
-              <w:t>（支持一键运行复现：python run.py &amp;&amp; python handoff.py）</w:t>
-            </w:r>
-          </w:p>
-        </w:tc>
-        <w:tc>
-          <w:tcPr>
-            <w:tcW w:w="2200" w:type="dxa"/>
-          </w:tcPr>
-          <w:p>
-            <w:pPr>
-              <w:jc w:val="center"/>
-            </w:pPr>
-            <w:r>
-              <w:drawing>
-                <wp:inline distT="0" distB="0" distL="0" distR="0">
-                  <wp:extent cx="1143000" cy="1143000"/>
-                  <wp:docPr id="107" name="website_qr.png"/>
-                  <a:graphic>
-                    <a:graphicData uri="http://schemas.openxmlformats.org/drawingml/2006/picture">
-                      <pic:pic>
-                        <pic:nvPicPr>
-                          <pic:cNvPr id="0" name="website_qr.png"/>
-                          <pic:cNvPicPr/>
-                        </pic:nvPicPr>
-                        <pic:blipFill>
-                          <a:blip r:embed="rId12"/>
-                          <a:stretch>
-                            <a:fillRect/>
-                          </a:stretch>
-                        </pic:blipFill>
-                        <pic:spPr>
-                          <a:xfrm>
-                            <a:off x="0" y="0"/>
-                            <a:ext cx="1143000" cy="1143000"/>
-                          </a:xfrm>
-                          <a:prstGeom prst="rect">
-                            <a:avLst/>
-                          </a:prstGeom>
-                        </pic:spPr>
-                      </pic:pic>
-                    </a:graphicData>
-                  </a:graphic>
-                </wp:inline>
-              </w:drawing>
-            </w:r>
-          </w:p>
-          <w:p>
-            <w:pPr>
-              <w:jc w:val="center"/>
-            </w:pPr>
-            <w:r>
-              <w:rPr>
-                <w:sz w:val="13"/>
-              </w:rPr>
-            </w:r>
-          </w:p>
-        </w:tc>
-      </w:tr>
-    </w:tbl>
+        <w:t>为保证实验严谨与结论可查，全部源代码均包含独立单元测试与哈希指纹校验：</w:t>
+      </w:r>
+    </w:p>
+    <w:p>
+      <w:pPr>
+        <w:spacing w:after="40" w:line="240" w:lineRule="auto"/>
+        <w:jc w:val="left"/>
+        <w:ind w:firstLineChars="200" w:firstLine="420"/>
+      </w:pPr>
+      <w:r>
+        <w:rPr>
+          <w:rFonts w:ascii="Times New Roman" w:hAnsi="Times New Roman" w:eastAsia="SimSun"/>
+          <w:sz w:val="19"/>
+          <w:szCs w:val="19"/>
+        </w:rPr>
+        <w:t>• 环境要求：Python 3.11+ / PyTorch 2.2 / NumPy 1.26 / scikit-learn / scikit-image。</w:t>
+      </w:r>
+    </w:p>
+    <w:p>
+      <w:pPr>
+        <w:spacing w:after="40" w:line="240" w:lineRule="auto"/>
+        <w:jc w:val="left"/>
+        <w:ind w:firstLineChars="200" w:firstLine="420"/>
+      </w:pPr>
+      <w:r>
+        <w:rPr>
+          <w:rFonts w:ascii="Times New Roman" w:hAnsi="Times New Roman" w:eastAsia="SimSun"/>
+          <w:sz w:val="19"/>
+          <w:szCs w:val="19"/>
+        </w:rPr>
+        <w:t>• 一键复现：运行 python run.py 执行全流程，运行 python qa.py 执行 11 项算法 QA 单元测试。</w:t>
+      </w:r>
+    </w:p>
     <w:p>
       <w:pPr>
         <w:pageBreakBefore/>
@@ -6570,7 +6264,7 @@
           <w:color w:val="0F172A"/>
           <w:b/>
         </w:rPr>
-        <w:t>九、开源前端交互平台与核心设计特性展示</w:t>
+        <w:t>九、开源工程仓库与在线交互报告</w:t>
       </w:r>
     </w:p>
     <w:p>
@@ -6585,7 +6279,7 @@
           <w:sz w:val="19"/>
           <w:szCs w:val="19"/>
         </w:rPr>
-        <w:t>为便于任课老师直观审查全量实验数据、对比特征曲线与检视算法源码，本项目同步构建了严谨学术规范的前端在线交互系统。系统彻底摒弃冗余的修饰性图标，以纯净学术白（Academic Clean White）为基底，采用清晰衬线体核心数据指标与结构化双栏对比，全面呈现算法数学契约、两层确定性平票机制与工程加速效果。</w:t>
+        <w:t>为方便老师全方位审阅本次课程设计的完整实现、交互式检视 100 组超参数消融曲线并查验算法源代码，我已将全部源码、原始实验数据包及说明文档开源托管至 GitHub，并搭建了无依赖的 GitHub Pages 在线静态网站：</w:t>
       </w:r>
     </w:p>
     <w:p>
@@ -6602,7 +6296,7 @@
         <w:t/>
         <w:drawing>
           <wp:inline distT="0" distB="0" distL="0" distR="0">
-            <wp:extent cx="6096000" cy="3545485"/>
+            <wp:extent cx="5842000" cy="3397757"/>
             <wp:docPr id="108" name="editorial_report_showcase.png"/>
             <a:graphic>
               <a:graphicData uri="http://schemas.openxmlformats.org/drawingml/2006/picture">
@@ -6620,7 +6314,7 @@
                   <pic:spPr>
                     <a:xfrm>
                       <a:off x="0" y="0"/>
-                      <a:ext cx="6096000" cy="3545485"/>
+                      <a:ext cx="5842000" cy="3397757"/>
                     </a:xfrm>
                     <a:prstGeom prst="rect">
                       <a:avLst/>
@@ -6644,24 +6338,120 @@
           <w:sz w:val="17"/>
           <w:szCs w:val="17"/>
         </w:rPr>
-        <w:t>图 4：项目开源前端在线交互平台整体设计与核心技术特性概览（Academic Paper Design）</w:t>
-      </w:r>
-    </w:p>
-    <w:p>
-      <w:pPr>
-        <w:spacing w:after="40" w:line="240" w:lineRule="auto"/>
-        <w:jc w:val="left"/>
-        <w:ind w:firstLineChars="200" w:firstLine="420"/>
-      </w:pPr>
-      <w:r>
-        <w:rPr>
-          <w:rFonts w:ascii="Times New Roman" w:hAnsi="Times New Roman" w:eastAsia="SimSun"/>
-          <w:sz w:val="19"/>
-          <w:szCs w:val="19"/>
-        </w:rPr>
-        <w:t>在线平台支持 100 组超参数验证曲线即时缩放审查、SVD PCA 主成分方差分布交互、全量 10,000 张测试集经典蓝色混淆矩阵热力高亮，并内置 5 大核心代码模块（core.py、qa.py、run.py 等）的原生高亮阅读器，具备工业级端到端严谨交付规范。</w:t>
-      </w:r>
-    </w:p>
+        <w:t>图 5：开源前端在线交互报告系统整体架构与核心技术特性</w:t>
+      </w:r>
+    </w:p>
+    <w:tbl>
+      <w:tblPr>
+        <w:tblW w:w="8300" w:type="dxa"/>
+        <w:tblBorders>
+          <w:top w:val="none"/>
+          <w:bottom w:val="none"/>
+          <w:left w:val="none"/>
+          <w:right w:val="none"/>
+          <w:insideH w:val="none"/>
+          <w:insideV w:val="none"/>
+        </w:tblBorders>
+      </w:tblPr>
+      <w:tr>
+        <w:tc>
+          <w:tcPr>
+            <w:tcW w:w="6100" w:type="dxa"/>
+          </w:tcPr>
+          <w:p>
+            <w:r>
+              <w:rPr>
+                <w:b/>
+              </w:rPr>
+              <w:t>• 在线静态报告与源码浏览：</w:t>
+            </w:r>
+          </w:p>
+          <w:p>
+            <w:r>
+              <w:rPr>
+                <w:color w:val="1E3A8A"/>
+              </w:rPr>
+              <w:t>https://lzcxvfs-maker.github.io/mnist-knn-analysis-2026/</w:t>
+            </w:r>
+          </w:p>
+          <w:p>
+            <w:r>
+              <w:rPr>
+                <w:b/>
+              </w:rPr>
+              <w:t>• GitHub 完整开源工程仓库：</w:t>
+            </w:r>
+          </w:p>
+          <w:p>
+            <w:r>
+              <w:rPr>
+                <w:color w:val="1E3A8A"/>
+              </w:rPr>
+              <w:t>https://github.com/lzcxvfs-maker/mnist-knn-analysis-2026</w:t>
+            </w:r>
+          </w:p>
+          <w:p>
+            <w:r>
+              <w:t>（在线网站支持即时交互审查；老师亦可随时在本地一键运行复现）</w:t>
+            </w:r>
+          </w:p>
+        </w:tc>
+        <w:tc>
+          <w:tcPr>
+            <w:tcW w:w="2200" w:type="dxa"/>
+          </w:tcPr>
+          <w:p>
+            <w:pPr>
+              <w:jc w:val="center"/>
+            </w:pPr>
+            <w:r>
+              <w:drawing>
+                <wp:inline distT="0" distB="0" distL="0" distR="0">
+                  <wp:extent cx="1079500" cy="1079500"/>
+                  <wp:docPr id="109" name="website_qr.png"/>
+                  <a:graphic>
+                    <a:graphicData uri="http://schemas.openxmlformats.org/drawingml/2006/picture">
+                      <pic:pic>
+                        <pic:nvPicPr>
+                          <pic:cNvPr id="0" name="website_qr.png"/>
+                          <pic:cNvPicPr/>
+                        </pic:nvPicPr>
+                        <pic:blipFill>
+                          <a:blip r:embed="rId14"/>
+                          <a:stretch>
+                            <a:fillRect/>
+                          </a:stretch>
+                        </pic:blipFill>
+                        <pic:spPr>
+                          <a:xfrm>
+                            <a:off x="0" y="0"/>
+                            <a:ext cx="1079500" cy="1079500"/>
+                          </a:xfrm>
+                          <a:prstGeom prst="rect">
+                            <a:avLst/>
+                          </a:prstGeom>
+                        </pic:spPr>
+                      </pic:pic>
+                    </a:graphicData>
+                  </a:graphic>
+                </wp:inline>
+              </w:drawing>
+            </w:r>
+          </w:p>
+          <w:p>
+            <w:pPr>
+              <w:jc w:val="center"/>
+            </w:pPr>
+            <w:r>
+              <w:rPr>
+                <w:sz w:val="13"/>
+              </w:rPr>
+              <w:t>手机扫码直接浏览</w:t>
+            </w:r>
+          </w:p>
+        </w:tc>
+      </w:tr>
+    </w:tbl>
     <w:sectPr>
       <w:pgSz w:w="11906" w:h="16838"/>
       <w:pgMar w:top="1440" w:right="1800" w:bottom="1440" w:left="1800" w:header="851" w:footer="992" w:gutter="0"/>

--- a/MNIST_kNN_设计报告_最终提交版.docx
+++ b/MNIST_kNN_设计报告_最终提交版.docx
@@ -1,22 +1,24 @@
 
 <file path=word/document.xml><?xml version="1.0" encoding="utf-8"?>
-<w:document xmlns:a="http://schemas.openxmlformats.org/drawingml/2006/main" xmlns:ns1="http://schemas.openxmlformats.org/markup-compatibility/2006" xmlns:ns2="http://schemas.microsoft.com/office/word/2010/wordml" xmlns:ns7="http://schemas.microsoft.com/office/drawing/2010/main" xmlns:pic="http://schemas.openxmlformats.org/drawingml/2006/picture" xmlns:r="http://schemas.openxmlformats.org/officeDocument/2006/relationships" xmlns:w="http://schemas.openxmlformats.org/wordprocessingml/2006/main" xmlns:wp="http://schemas.openxmlformats.org/drawingml/2006/wordprocessingDrawing" ns1:Ignorable="w14 w15 wp14">
+<w:document xmlns:wpc="http://schemas.microsoft.com/office/word/2010/wordprocessingCanvas" xmlns:cx="http://schemas.microsoft.com/office/drawing/2014/chartex" xmlns:cx1="http://schemas.microsoft.com/office/drawing/2015/9/8/chartex" xmlns:cx2="http://schemas.microsoft.com/office/drawing/2015/10/21/chartex" xmlns:cx3="http://schemas.microsoft.com/office/drawing/2016/5/9/chartex" xmlns:cx4="http://schemas.microsoft.com/office/drawing/2016/5/10/chartex" xmlns:cx5="http://schemas.microsoft.com/office/drawing/2016/5/11/chartex" xmlns:cx6="http://schemas.microsoft.com/office/drawing/2016/5/12/chartex" xmlns:cx7="http://schemas.microsoft.com/office/drawing/2016/5/13/chartex" xmlns:cx8="http://schemas.microsoft.com/office/drawing/2016/5/14/chartex" xmlns:mc="http://schemas.openxmlformats.org/markup-compatibility/2006" xmlns:o="urn:schemas-microsoft-com:office:office" xmlns:r="http://schemas.openxmlformats.org/officeDocument/2006/relationships" xmlns:m="http://schemas.openxmlformats.org/officeDocument/2006/math" xmlns:v="urn:schemas-microsoft-com:vml" xmlns:wp14="http://schemas.microsoft.com/office/word/2010/wordprocessingDrawing" xmlns:wp="http://schemas.openxmlformats.org/drawingml/2006/wordprocessingDrawing" xmlns:w="http://schemas.openxmlformats.org/wordprocessingml/2006/main" xmlns:w14="http://schemas.microsoft.com/office/word/2010/wordml" xmlns:w10="urn:schemas-microsoft-com:office:word" xmlns:w15="http://schemas.microsoft.com/office/word/2012/wordml" xmlns:wpg="http://schemas.microsoft.com/office/word/2010/wordprocessingGroup" xmlns:wpi="http://schemas.microsoft.com/office/word/2010/wordprocessingInk" xmlns:wne="http://schemas.microsoft.com/office/word/2006/wordml" xmlns:wps="http://schemas.microsoft.com/office/word/2010/wordprocessingShape" xmlns:wpsCustomData="http://www.wps.cn/officeDocument/2013/wpsCustomData" mc:Ignorable="w14 w15 wp14">
   <w:body>
-    <w:p ns2:paraId="114E3759">
+    <w:p>
       <w:pPr>
         <w:ind w:firstLine="420" w:firstLineChars="200"/>
         <w:rPr>
           <w:rFonts w:ascii="Times New Roman" w:hAnsi="Times New Roman" w:eastAsia="宋体" w:cs="Times New Roman"/>
           <w:szCs w:val="21"/>
-          <ns2:ligatures ns2:val="none"/>
-        </w:rPr>
-      </w:pPr>
+          <w14:ligatures w14:val="none"/>
+        </w:rPr>
+      </w:pPr>
+      <w:bookmarkStart w:id="1" w:name="_GoBack"/>
+      <w:bookmarkEnd w:id="1"/>
       <w:bookmarkStart w:id="0" w:name="_Toc14098"/>
       <w:r>
         <w:rPr>
           <w:rFonts w:ascii="Times New Roman" w:hAnsi="Times New Roman" w:eastAsia="宋体" w:cs="Times New Roman"/>
           <w:szCs w:val="21"/>
-          <ns2:ligatures ns2:val="none"/>
+          <w14:ligatures w14:val="none"/>
         </w:rPr>
         <w:drawing>
           <wp:inline distT="0" distB="0" distL="0" distR="0">
@@ -24,11 +26,11 @@
             <wp:effectExtent l="0" t="0" r="13970" b="10160"/>
             <wp:docPr id="33" name="图片 1" descr="内大logo加字黑"/>
             <wp:cNvGraphicFramePr>
-              <a:graphicFrameLocks noChangeAspect="1"/>
+              <a:graphicFrameLocks xmlns:a="http://schemas.openxmlformats.org/drawingml/2006/main" noChangeAspect="1"/>
             </wp:cNvGraphicFramePr>
-            <a:graphic>
+            <a:graphic xmlns:a="http://schemas.openxmlformats.org/drawingml/2006/main">
               <a:graphicData uri="http://schemas.openxmlformats.org/drawingml/2006/picture">
-                <pic:pic>
+                <pic:pic xmlns:pic="http://schemas.openxmlformats.org/drawingml/2006/picture">
                   <pic:nvPicPr>
                     <pic:cNvPr id="33" name="图片 1" descr="内大logo加字黑"/>
                     <pic:cNvPicPr>
@@ -36,10 +38,10 @@
                     </pic:cNvPicPr>
                   </pic:nvPicPr>
                   <pic:blipFill>
-                    <a:blip r:embed="rId4" cstate="print">
+                    <a:blip r:embed="rId9" cstate="print">
                       <a:extLst>
                         <a:ext uri="{28A0092B-C50C-407E-A947-70E740481C1C}">
-                          <ns7:useLocalDpi val="0"/>
+                          <a14:useLocalDpi xmlns:a14="http://schemas.microsoft.com/office/drawing/2010/main" val="0"/>
                         </a:ext>
                       </a:extLst>
                     </a:blip>
@@ -68,117 +70,117 @@
         </w:drawing>
       </w:r>
     </w:p>
-    <w:p ns2:paraId="00AE1D63">
+    <w:p>
       <w:pPr>
         <w:ind w:firstLine="420" w:firstLineChars="200"/>
         <w:rPr>
           <w:rFonts w:ascii="Times New Roman" w:hAnsi="Times New Roman" w:eastAsia="宋体" w:cs="Times New Roman"/>
           <w:szCs w:val="21"/>
-          <ns2:ligatures ns2:val="none"/>
-        </w:rPr>
-      </w:pPr>
-    </w:p>
-    <w:p ns2:paraId="32AA2074">
+          <w14:ligatures w14:val="none"/>
+        </w:rPr>
+      </w:pPr>
+    </w:p>
+    <w:p>
       <w:pPr>
         <w:ind w:firstLine="420" w:firstLineChars="200"/>
         <w:rPr>
           <w:rFonts w:ascii="Times New Roman" w:hAnsi="Times New Roman" w:eastAsia="宋体" w:cs="Times New Roman"/>
           <w:szCs w:val="21"/>
-          <ns2:ligatures ns2:val="none"/>
-        </w:rPr>
-      </w:pPr>
-    </w:p>
-    <w:p ns2:paraId="43ABD28A">
+          <w14:ligatures w14:val="none"/>
+        </w:rPr>
+      </w:pPr>
+    </w:p>
+    <w:p>
       <w:pPr>
         <w:ind w:firstLine="420" w:firstLineChars="200"/>
         <w:rPr>
           <w:rFonts w:ascii="Times New Roman" w:hAnsi="Times New Roman" w:eastAsia="宋体" w:cs="Times New Roman"/>
           <w:szCs w:val="21"/>
-          <ns2:ligatures ns2:val="none"/>
-        </w:rPr>
-      </w:pPr>
-    </w:p>
-    <w:p ns2:paraId="31B8D9A7">
+          <w14:ligatures w14:val="none"/>
+        </w:rPr>
+      </w:pPr>
+    </w:p>
+    <w:p>
       <w:pPr>
         <w:ind w:firstLine="420" w:firstLineChars="200"/>
         <w:rPr>
           <w:rFonts w:ascii="Times New Roman" w:hAnsi="Times New Roman" w:eastAsia="宋体" w:cs="Times New Roman"/>
           <w:szCs w:val="21"/>
-          <ns2:ligatures ns2:val="none"/>
-        </w:rPr>
-      </w:pPr>
-    </w:p>
-    <w:p ns2:paraId="1B82B1D7">
+          <w14:ligatures w14:val="none"/>
+        </w:rPr>
+      </w:pPr>
+    </w:p>
+    <w:p>
       <w:pPr>
         <w:ind w:firstLine="420" w:firstLineChars="200"/>
         <w:rPr>
           <w:rFonts w:ascii="Times New Roman" w:hAnsi="Times New Roman" w:eastAsia="宋体" w:cs="Times New Roman"/>
           <w:szCs w:val="21"/>
-          <ns2:ligatures ns2:val="none"/>
-        </w:rPr>
-      </w:pPr>
-    </w:p>
-    <w:p ns2:paraId="7FED343B">
+          <w14:ligatures w14:val="none"/>
+        </w:rPr>
+      </w:pPr>
+    </w:p>
+    <w:p>
       <w:pPr>
         <w:ind w:firstLine="420" w:firstLineChars="200"/>
         <w:rPr>
           <w:rFonts w:ascii="Times New Roman" w:hAnsi="Times New Roman" w:eastAsia="宋体" w:cs="Times New Roman"/>
           <w:szCs w:val="21"/>
-          <ns2:ligatures ns2:val="none"/>
-        </w:rPr>
-      </w:pPr>
-    </w:p>
-    <w:p ns2:paraId="49F9C54D">
+          <w14:ligatures w14:val="none"/>
+        </w:rPr>
+      </w:pPr>
+    </w:p>
+    <w:p>
       <w:pPr>
         <w:ind w:firstLine="420" w:firstLineChars="200"/>
         <w:rPr>
           <w:rFonts w:ascii="Times New Roman" w:hAnsi="Times New Roman" w:eastAsia="宋体" w:cs="Times New Roman"/>
           <w:szCs w:val="21"/>
-          <ns2:ligatures ns2:val="none"/>
-        </w:rPr>
-      </w:pPr>
-    </w:p>
-    <w:p ns2:paraId="0E12FD35">
+          <w14:ligatures w14:val="none"/>
+        </w:rPr>
+      </w:pPr>
+    </w:p>
+    <w:p>
       <w:pPr>
         <w:ind w:firstLine="420" w:firstLineChars="200"/>
         <w:rPr>
           <w:rFonts w:ascii="Times New Roman" w:hAnsi="Times New Roman" w:eastAsia="宋体" w:cs="Times New Roman"/>
           <w:szCs w:val="21"/>
-          <ns2:ligatures ns2:val="none"/>
-        </w:rPr>
-      </w:pPr>
-    </w:p>
-    <w:p ns2:paraId="098892C1">
+          <w14:ligatures w14:val="none"/>
+        </w:rPr>
+      </w:pPr>
+    </w:p>
+    <w:p>
       <w:pPr>
         <w:ind w:firstLine="420" w:firstLineChars="200"/>
         <w:rPr>
           <w:rFonts w:ascii="Times New Roman" w:hAnsi="Times New Roman" w:eastAsia="宋体" w:cs="Times New Roman"/>
           <w:szCs w:val="21"/>
-          <ns2:ligatures ns2:val="none"/>
-        </w:rPr>
-      </w:pPr>
-    </w:p>
-    <w:p ns2:paraId="5772A7F1">
+          <w14:ligatures w14:val="none"/>
+        </w:rPr>
+      </w:pPr>
+    </w:p>
+    <w:p>
       <w:pPr>
         <w:ind w:firstLine="420" w:firstLineChars="200"/>
         <w:rPr>
           <w:rFonts w:ascii="Times New Roman" w:hAnsi="Times New Roman" w:eastAsia="宋体" w:cs="Times New Roman"/>
           <w:szCs w:val="21"/>
-          <ns2:ligatures ns2:val="none"/>
-        </w:rPr>
-      </w:pPr>
-    </w:p>
-    <w:p ns2:paraId="64A19A5F">
+          <w14:ligatures w14:val="none"/>
+        </w:rPr>
+      </w:pPr>
+    </w:p>
+    <w:p>
       <w:pPr>
         <w:ind w:firstLine="420" w:firstLineChars="200"/>
         <w:rPr>
           <w:rFonts w:ascii="Times New Roman" w:hAnsi="Times New Roman" w:eastAsia="宋体" w:cs="Times New Roman"/>
           <w:szCs w:val="21"/>
-          <ns2:ligatures ns2:val="none"/>
-        </w:rPr>
-      </w:pPr>
-    </w:p>
-    <w:p ns2:paraId="26AC15D7">
+          <w14:ligatures w14:val="none"/>
+        </w:rPr>
+      </w:pPr>
+    </w:p>
+    <w:p>
       <w:pPr>
         <w:jc w:val="center"/>
         <w:rPr>
@@ -187,7 +189,7 @@
           <w:bCs/>
           <w:sz w:val="72"/>
           <w:szCs w:val="72"/>
-          <ns2:ligatures ns2:val="none"/>
+          <w14:ligatures w14:val="none"/>
         </w:rPr>
       </w:pPr>
       <w:r>
@@ -197,7 +199,7 @@
           <w:bCs/>
           <w:sz w:val="72"/>
           <w:szCs w:val="72"/>
-          <ns2:ligatures ns2:val="none"/>
+          <w14:ligatures w14:val="none"/>
         </w:rPr>
         <w:t>《</w:t>
       </w:r>
@@ -209,7 +211,7 @@
           <w:sz w:val="72"/>
           <w:szCs w:val="72"/>
           <w:lang w:val="en-US" w:eastAsia="zh-CN"/>
-          <ns2:ligatures ns2:val="none"/>
+          <w14:ligatures w14:val="none"/>
         </w:rPr>
         <w:t>深度学习</w:t>
       </w:r>
@@ -220,7 +222,7 @@
           <w:bCs/>
           <w:sz w:val="72"/>
           <w:szCs w:val="72"/>
-          <ns2:ligatures ns2:val="none"/>
+          <w14:ligatures w14:val="none"/>
         </w:rPr>
         <w:t>》</w:t>
       </w:r>
@@ -232,7 +234,7 @@
           <w:sz w:val="72"/>
           <w:szCs w:val="72"/>
           <w:lang w:val="en-US" w:eastAsia="zh-CN"/>
-          <ns2:ligatures ns2:val="none"/>
+          <w14:ligatures w14:val="none"/>
         </w:rPr>
         <w:t>设计</w:t>
       </w:r>
@@ -243,169 +245,169 @@
           <w:bCs/>
           <w:sz w:val="72"/>
           <w:szCs w:val="72"/>
-          <ns2:ligatures ns2:val="none"/>
+          <w14:ligatures w14:val="none"/>
         </w:rPr>
         <w:t>报告</w:t>
       </w:r>
     </w:p>
-    <w:p ns2:paraId="32CE9F17">
-      <w:pPr>
-        <w:ind w:firstLine="420" w:firstLineChars="200"/>
+    <w:p>
+      <w:pPr>
+        <w:ind w:firstLine="422" w:firstLineChars="200"/>
         <w:rPr>
           <w:rFonts w:ascii="Times New Roman" w:hAnsi="Times New Roman" w:eastAsia="黑体" w:cs="Times New Roman"/>
           <w:b/>
           <w:bCs/>
           <w:szCs w:val="21"/>
-          <ns2:ligatures ns2:val="none"/>
-        </w:rPr>
-      </w:pPr>
-    </w:p>
-    <w:p ns2:paraId="3BBA01DC">
-      <w:pPr>
-        <w:ind w:firstLine="420" w:firstLineChars="200"/>
+          <w14:ligatures w14:val="none"/>
+        </w:rPr>
+      </w:pPr>
+    </w:p>
+    <w:p>
+      <w:pPr>
+        <w:ind w:firstLine="422" w:firstLineChars="200"/>
         <w:jc w:val="center"/>
         <w:rPr>
           <w:rFonts w:ascii="Times New Roman" w:hAnsi="Times New Roman" w:eastAsia="黑体" w:cs="Times New Roman"/>
           <w:b/>
           <w:bCs/>
           <w:szCs w:val="21"/>
-          <ns2:ligatures ns2:val="none"/>
-        </w:rPr>
-      </w:pPr>
-    </w:p>
-    <w:p ns2:paraId="69E619DB">
-      <w:pPr>
-        <w:ind w:firstLine="420" w:firstLineChars="200"/>
+          <w14:ligatures w14:val="none"/>
+        </w:rPr>
+      </w:pPr>
+    </w:p>
+    <w:p>
+      <w:pPr>
+        <w:ind w:firstLine="422" w:firstLineChars="200"/>
         <w:jc w:val="center"/>
         <w:rPr>
           <w:rFonts w:ascii="Times New Roman" w:hAnsi="Times New Roman" w:eastAsia="黑体" w:cs="Times New Roman"/>
           <w:b/>
           <w:bCs/>
           <w:szCs w:val="21"/>
-          <ns2:ligatures ns2:val="none"/>
-        </w:rPr>
-      </w:pPr>
-    </w:p>
-    <w:p ns2:paraId="3B7AC498">
-      <w:pPr>
-        <w:ind w:firstLine="420" w:firstLineChars="200"/>
+          <w14:ligatures w14:val="none"/>
+        </w:rPr>
+      </w:pPr>
+    </w:p>
+    <w:p>
+      <w:pPr>
+        <w:ind w:firstLine="422" w:firstLineChars="200"/>
         <w:jc w:val="center"/>
         <w:rPr>
           <w:rFonts w:ascii="Times New Roman" w:hAnsi="Times New Roman" w:eastAsia="黑体" w:cs="Times New Roman"/>
           <w:b/>
           <w:bCs/>
           <w:szCs w:val="21"/>
-          <ns2:ligatures ns2:val="none"/>
-        </w:rPr>
-      </w:pPr>
-    </w:p>
-    <w:p ns2:paraId="6FD4D37B">
-      <w:pPr>
-        <w:ind w:firstLine="420" w:firstLineChars="200"/>
+          <w14:ligatures w14:val="none"/>
+        </w:rPr>
+      </w:pPr>
+    </w:p>
+    <w:p>
+      <w:pPr>
+        <w:ind w:firstLine="422" w:firstLineChars="200"/>
         <w:jc w:val="center"/>
         <w:rPr>
           <w:rFonts w:ascii="Times New Roman" w:hAnsi="Times New Roman" w:eastAsia="黑体" w:cs="Times New Roman"/>
           <w:b/>
           <w:bCs/>
           <w:szCs w:val="21"/>
-          <ns2:ligatures ns2:val="none"/>
-        </w:rPr>
-      </w:pPr>
-    </w:p>
-    <w:p ns2:paraId="52C214D6">
-      <w:pPr>
-        <w:ind w:firstLine="420" w:firstLineChars="200"/>
+          <w14:ligatures w14:val="none"/>
+        </w:rPr>
+      </w:pPr>
+    </w:p>
+    <w:p>
+      <w:pPr>
+        <w:ind w:firstLine="422" w:firstLineChars="200"/>
         <w:jc w:val="center"/>
         <w:rPr>
           <w:rFonts w:ascii="Times New Roman" w:hAnsi="Times New Roman" w:eastAsia="黑体" w:cs="Times New Roman"/>
           <w:b/>
           <w:bCs/>
           <w:szCs w:val="21"/>
-          <ns2:ligatures ns2:val="none"/>
-        </w:rPr>
-      </w:pPr>
-    </w:p>
-    <w:p ns2:paraId="7AA63905">
-      <w:pPr>
-        <w:ind w:firstLine="420" w:firstLineChars="200"/>
+          <w14:ligatures w14:val="none"/>
+        </w:rPr>
+      </w:pPr>
+    </w:p>
+    <w:p>
+      <w:pPr>
+        <w:ind w:firstLine="422" w:firstLineChars="200"/>
         <w:jc w:val="center"/>
         <w:rPr>
           <w:rFonts w:ascii="Times New Roman" w:hAnsi="Times New Roman" w:eastAsia="黑体" w:cs="Times New Roman"/>
           <w:b/>
           <w:bCs/>
           <w:szCs w:val="21"/>
-          <ns2:ligatures ns2:val="none"/>
-        </w:rPr>
-      </w:pPr>
-    </w:p>
-    <w:p ns2:paraId="55E66881">
-      <w:pPr>
-        <w:ind w:firstLine="420" w:firstLineChars="200"/>
+          <w14:ligatures w14:val="none"/>
+        </w:rPr>
+      </w:pPr>
+    </w:p>
+    <w:p>
+      <w:pPr>
+        <w:ind w:firstLine="422" w:firstLineChars="200"/>
         <w:jc w:val="center"/>
         <w:rPr>
           <w:rFonts w:ascii="Times New Roman" w:hAnsi="Times New Roman" w:eastAsia="黑体" w:cs="Times New Roman"/>
           <w:b/>
           <w:bCs/>
           <w:szCs w:val="21"/>
-          <ns2:ligatures ns2:val="none"/>
-        </w:rPr>
-      </w:pPr>
-    </w:p>
-    <w:p ns2:paraId="03440817">
-      <w:pPr>
-        <w:ind w:firstLine="420" w:firstLineChars="200"/>
+          <w14:ligatures w14:val="none"/>
+        </w:rPr>
+      </w:pPr>
+    </w:p>
+    <w:p>
+      <w:pPr>
+        <w:ind w:firstLine="422" w:firstLineChars="200"/>
         <w:jc w:val="center"/>
         <w:rPr>
           <w:rFonts w:ascii="Times New Roman" w:hAnsi="Times New Roman" w:eastAsia="黑体" w:cs="Times New Roman"/>
           <w:b/>
           <w:bCs/>
           <w:szCs w:val="21"/>
-          <ns2:ligatures ns2:val="none"/>
-        </w:rPr>
-      </w:pPr>
-    </w:p>
-    <w:p ns2:paraId="63F70B0F">
-      <w:pPr>
-        <w:ind w:firstLine="420" w:firstLineChars="200"/>
+          <w14:ligatures w14:val="none"/>
+        </w:rPr>
+      </w:pPr>
+    </w:p>
+    <w:p>
+      <w:pPr>
+        <w:ind w:firstLine="422" w:firstLineChars="200"/>
         <w:jc w:val="center"/>
         <w:rPr>
           <w:rFonts w:ascii="Times New Roman" w:hAnsi="Times New Roman" w:eastAsia="黑体" w:cs="Times New Roman"/>
           <w:b/>
           <w:bCs/>
           <w:szCs w:val="21"/>
-          <ns2:ligatures ns2:val="none"/>
-        </w:rPr>
-      </w:pPr>
-    </w:p>
-    <w:p ns2:paraId="17701AD7">
-      <w:pPr>
-        <w:ind w:firstLine="420" w:firstLineChars="200"/>
+          <w14:ligatures w14:val="none"/>
+        </w:rPr>
+      </w:pPr>
+    </w:p>
+    <w:p>
+      <w:pPr>
+        <w:ind w:firstLine="422" w:firstLineChars="200"/>
         <w:jc w:val="center"/>
         <w:rPr>
           <w:rFonts w:ascii="Times New Roman" w:hAnsi="Times New Roman" w:eastAsia="黑体" w:cs="Times New Roman"/>
           <w:b/>
           <w:bCs/>
           <w:szCs w:val="21"/>
-          <ns2:ligatures ns2:val="none"/>
-        </w:rPr>
-      </w:pPr>
-    </w:p>
-    <w:p ns2:paraId="42C27329">
-      <w:pPr>
-        <w:ind w:firstLine="420" w:firstLineChars="200"/>
+          <w14:ligatures w14:val="none"/>
+        </w:rPr>
+      </w:pPr>
+    </w:p>
+    <w:p>
+      <w:pPr>
+        <w:ind w:firstLine="422" w:firstLineChars="200"/>
         <w:jc w:val="center"/>
         <w:rPr>
           <w:rFonts w:ascii="Times New Roman" w:hAnsi="Times New Roman" w:eastAsia="黑体" w:cs="Times New Roman"/>
           <w:b/>
           <w:bCs/>
           <w:szCs w:val="21"/>
-          <ns2:ligatures ns2:val="none"/>
+          <w14:ligatures w14:val="none"/>
         </w:rPr>
       </w:pPr>
     </w:p>
     <w:tbl>
       <w:tblPr>
-        <w:tblStyle w:val="3"/>
+        <w:tblStyle w:val="5"/>
         <w:tblpPr w:leftFromText="180" w:rightFromText="180" w:vertAnchor="text" w:horzAnchor="page" w:tblpXSpec="center" w:tblpY="403"/>
         <w:tblOverlap w:val="never"/>
         <w:tblW w:w="0" w:type="auto"/>
@@ -431,7 +433,23 @@
         <w:gridCol w:w="465"/>
         <w:gridCol w:w="3982"/>
       </w:tblGrid>
-      <w:tr ns2:paraId="3EBBF29D">
+      <w:tr>
+        <w:tblPrEx>
+          <w:tblBorders>
+            <w:top w:val="none" w:color="auto" w:sz="0" w:space="0"/>
+            <w:left w:val="none" w:color="auto" w:sz="0" w:space="0"/>
+            <w:bottom w:val="single" w:color="auto" w:sz="4" w:space="0"/>
+            <w:right w:val="none" w:color="auto" w:sz="0" w:space="0"/>
+            <w:insideH w:val="single" w:color="auto" w:sz="4" w:space="0"/>
+            <w:insideV w:val="none" w:color="auto" w:sz="0" w:space="0"/>
+          </w:tblBorders>
+          <w:tblCellMar>
+            <w:top w:w="0" w:type="dxa"/>
+            <w:left w:w="108" w:type="dxa"/>
+            <w:bottom w:w="0" w:type="dxa"/>
+            <w:right w:w="108" w:type="dxa"/>
+          </w:tblCellMar>
+        </w:tblPrEx>
         <w:tc>
           <w:tcPr>
             <w:tcW w:w="1035" w:type="dxa"/>
@@ -442,7 +460,7 @@
               <w:right w:val="nil"/>
             </w:tcBorders>
           </w:tcPr>
-          <w:p ns2:paraId="38C8C98E">
+          <w:p>
             <w:pPr>
               <w:jc w:val="center"/>
               <w:rPr>
@@ -450,7 +468,7 @@
                 <w:kern w:val="0"/>
                 <w:sz w:val="32"/>
                 <w:szCs w:val="32"/>
-                <ns2:ligatures ns2:val="none"/>
+                <w14:ligatures w14:val="none"/>
               </w:rPr>
             </w:pPr>
             <w:r>
@@ -459,7 +477,7 @@
                 <w:kern w:val="0"/>
                 <w:sz w:val="32"/>
                 <w:szCs w:val="32"/>
-                <ns2:ligatures ns2:val="none"/>
+                <w14:ligatures w14:val="none"/>
               </w:rPr>
               <w:t>学院</w:t>
             </w:r>
@@ -475,7 +493,7 @@
               <w:right w:val="nil"/>
             </w:tcBorders>
           </w:tcPr>
-          <w:p ns2:paraId="09E92860">
+          <w:p>
             <w:pPr>
               <w:jc w:val="center"/>
               <w:rPr>
@@ -483,7 +501,7 @@
                 <w:kern w:val="0"/>
                 <w:sz w:val="32"/>
                 <w:szCs w:val="32"/>
-                <ns2:ligatures ns2:val="none"/>
+                <w14:ligatures w14:val="none"/>
               </w:rPr>
             </w:pPr>
             <w:r>
@@ -492,7 +510,7 @@
                 <w:kern w:val="0"/>
                 <w:sz w:val="32"/>
                 <w:szCs w:val="32"/>
-                <ns2:ligatures ns2:val="none"/>
+                <w14:ligatures w14:val="none"/>
               </w:rPr>
               <w:t>：</w:t>
             </w:r>
@@ -508,7 +526,7 @@
               <w:right w:val="nil"/>
             </w:tcBorders>
           </w:tcPr>
-          <w:p ns2:paraId="50BEB1E8">
+          <w:p>
             <w:pPr>
               <w:jc w:val="center"/>
               <w:rPr>
@@ -516,7 +534,7 @@
                 <w:kern w:val="0"/>
                 <w:sz w:val="32"/>
                 <w:szCs w:val="32"/>
-                <ns2:ligatures ns2:val="none"/>
+                <w14:ligatures w14:val="none"/>
               </w:rPr>
             </w:pPr>
             <w:r>
@@ -525,14 +543,30 @@
                 <w:kern w:val="0"/>
                 <w:sz w:val="32"/>
                 <w:szCs w:val="32"/>
-                <ns2:ligatures ns2:val="none"/>
+                <w14:ligatures w14:val="none"/>
               </w:rPr>
               <w:t>电子信息工程学院</w:t>
             </w:r>
           </w:p>
         </w:tc>
       </w:tr>
-      <w:tr ns2:paraId="658CDCE7">
+      <w:tr>
+        <w:tblPrEx>
+          <w:tblBorders>
+            <w:top w:val="none" w:color="auto" w:sz="0" w:space="0"/>
+            <w:left w:val="none" w:color="auto" w:sz="0" w:space="0"/>
+            <w:bottom w:val="single" w:color="auto" w:sz="4" w:space="0"/>
+            <w:right w:val="none" w:color="auto" w:sz="0" w:space="0"/>
+            <w:insideH w:val="single" w:color="auto" w:sz="4" w:space="0"/>
+            <w:insideV w:val="none" w:color="auto" w:sz="0" w:space="0"/>
+          </w:tblBorders>
+          <w:tblCellMar>
+            <w:top w:w="0" w:type="dxa"/>
+            <w:left w:w="108" w:type="dxa"/>
+            <w:bottom w:w="0" w:type="dxa"/>
+            <w:right w:w="108" w:type="dxa"/>
+          </w:tblCellMar>
+        </w:tblPrEx>
         <w:tc>
           <w:tcPr>
             <w:tcW w:w="1035" w:type="dxa"/>
@@ -543,7 +577,7 @@
               <w:right w:val="nil"/>
             </w:tcBorders>
           </w:tcPr>
-          <w:p ns2:paraId="4B574900">
+          <w:p>
             <w:pPr>
               <w:jc w:val="center"/>
               <w:rPr>
@@ -551,7 +585,7 @@
                 <w:kern w:val="0"/>
                 <w:sz w:val="32"/>
                 <w:szCs w:val="32"/>
-                <ns2:ligatures ns2:val="none"/>
+                <w14:ligatures w14:val="none"/>
               </w:rPr>
             </w:pPr>
             <w:r>
@@ -560,7 +594,7 @@
                 <w:kern w:val="0"/>
                 <w:sz w:val="32"/>
                 <w:szCs w:val="32"/>
-                <ns2:ligatures ns2:val="none"/>
+                <w14:ligatures w14:val="none"/>
               </w:rPr>
               <w:t>年级</w:t>
             </w:r>
@@ -576,7 +610,7 @@
               <w:right w:val="nil"/>
             </w:tcBorders>
           </w:tcPr>
-          <w:p ns2:paraId="6E986847">
+          <w:p>
             <w:pPr>
               <w:jc w:val="center"/>
               <w:rPr>
@@ -584,7 +618,7 @@
                 <w:kern w:val="0"/>
                 <w:sz w:val="32"/>
                 <w:szCs w:val="32"/>
-                <ns2:ligatures ns2:val="none"/>
+                <w14:ligatures w14:val="none"/>
               </w:rPr>
             </w:pPr>
             <w:r>
@@ -593,7 +627,7 @@
                 <w:kern w:val="0"/>
                 <w:sz w:val="32"/>
                 <w:szCs w:val="32"/>
-                <ns2:ligatures ns2:val="none"/>
+                <w14:ligatures w14:val="none"/>
               </w:rPr>
               <w:t>：</w:t>
             </w:r>
@@ -609,7 +643,7 @@
               <w:right w:val="nil"/>
             </w:tcBorders>
           </w:tcPr>
-          <w:p ns2:paraId="67E55F7B">
+          <w:p>
             <w:pPr>
               <w:jc w:val="center"/>
               <w:rPr>
@@ -617,7 +651,7 @@
                 <w:kern w:val="0"/>
                 <w:sz w:val="32"/>
                 <w:szCs w:val="32"/>
-                <ns2:ligatures ns2:val="none"/>
+                <w14:ligatures w14:val="none"/>
               </w:rPr>
             </w:pPr>
             <w:r>
@@ -626,14 +660,30 @@
                 <w:kern w:val="0"/>
                 <w:sz w:val="32"/>
                 <w:szCs w:val="32"/>
-                <ns2:ligatures ns2:val="none"/>
+                <w14:ligatures w14:val="none"/>
               </w:rPr>
               <w:t>2023级</w:t>
             </w:r>
           </w:p>
         </w:tc>
       </w:tr>
-      <w:tr ns2:paraId="73AC8EB3">
+      <w:tr>
+        <w:tblPrEx>
+          <w:tblBorders>
+            <w:top w:val="none" w:color="auto" w:sz="0" w:space="0"/>
+            <w:left w:val="none" w:color="auto" w:sz="0" w:space="0"/>
+            <w:bottom w:val="single" w:color="auto" w:sz="4" w:space="0"/>
+            <w:right w:val="none" w:color="auto" w:sz="0" w:space="0"/>
+            <w:insideH w:val="single" w:color="auto" w:sz="4" w:space="0"/>
+            <w:insideV w:val="none" w:color="auto" w:sz="0" w:space="0"/>
+          </w:tblBorders>
+          <w:tblCellMar>
+            <w:top w:w="0" w:type="dxa"/>
+            <w:left w:w="108" w:type="dxa"/>
+            <w:bottom w:w="0" w:type="dxa"/>
+            <w:right w:w="108" w:type="dxa"/>
+          </w:tblCellMar>
+        </w:tblPrEx>
         <w:tc>
           <w:tcPr>
             <w:tcW w:w="1035" w:type="dxa"/>
@@ -644,7 +694,7 @@
               <w:right w:val="nil"/>
             </w:tcBorders>
           </w:tcPr>
-          <w:p ns2:paraId="68038759">
+          <w:p>
             <w:pPr>
               <w:jc w:val="center"/>
               <w:rPr>
@@ -652,7 +702,7 @@
                 <w:kern w:val="0"/>
                 <w:sz w:val="32"/>
                 <w:szCs w:val="32"/>
-                <ns2:ligatures ns2:val="none"/>
+                <w14:ligatures w14:val="none"/>
               </w:rPr>
             </w:pPr>
             <w:r>
@@ -661,7 +711,7 @@
                 <w:kern w:val="0"/>
                 <w:sz w:val="32"/>
                 <w:szCs w:val="32"/>
-                <ns2:ligatures ns2:val="none"/>
+                <w14:ligatures w14:val="none"/>
               </w:rPr>
               <w:t>专业</w:t>
             </w:r>
@@ -677,7 +727,7 @@
               <w:right w:val="nil"/>
             </w:tcBorders>
           </w:tcPr>
-          <w:p ns2:paraId="6A6C3DB7">
+          <w:p>
             <w:pPr>
               <w:jc w:val="center"/>
               <w:rPr>
@@ -685,7 +735,7 @@
                 <w:kern w:val="0"/>
                 <w:sz w:val="32"/>
                 <w:szCs w:val="32"/>
-                <ns2:ligatures ns2:val="none"/>
+                <w14:ligatures w14:val="none"/>
               </w:rPr>
             </w:pPr>
             <w:r>
@@ -694,7 +744,7 @@
                 <w:kern w:val="0"/>
                 <w:sz w:val="32"/>
                 <w:szCs w:val="32"/>
-                <ns2:ligatures ns2:val="none"/>
+                <w14:ligatures w14:val="none"/>
               </w:rPr>
               <w:t>：</w:t>
             </w:r>
@@ -710,7 +760,7 @@
               <w:right w:val="nil"/>
             </w:tcBorders>
           </w:tcPr>
-          <w:p ns2:paraId="55889442">
+          <w:p>
             <w:pPr>
               <w:jc w:val="center"/>
               <w:rPr>
@@ -718,7 +768,7 @@
                 <w:kern w:val="0"/>
                 <w:sz w:val="32"/>
                 <w:szCs w:val="32"/>
-                <ns2:ligatures ns2:val="none"/>
+                <w14:ligatures w14:val="none"/>
               </w:rPr>
             </w:pPr>
             <w:r>
@@ -727,14 +777,30 @@
                 <w:kern w:val="0"/>
                 <w:sz w:val="32"/>
                 <w:szCs w:val="32"/>
-                <ns2:ligatures ns2:val="none"/>
+                <w14:ligatures w14:val="none"/>
               </w:rPr>
               <w:t>通信工程（产教融合）</w:t>
             </w:r>
           </w:p>
         </w:tc>
       </w:tr>
-      <w:tr ns2:paraId="03A2E894">
+      <w:tr>
+        <w:tblPrEx>
+          <w:tblBorders>
+            <w:top w:val="none" w:color="auto" w:sz="0" w:space="0"/>
+            <w:left w:val="none" w:color="auto" w:sz="0" w:space="0"/>
+            <w:bottom w:val="single" w:color="auto" w:sz="4" w:space="0"/>
+            <w:right w:val="none" w:color="auto" w:sz="0" w:space="0"/>
+            <w:insideH w:val="single" w:color="auto" w:sz="4" w:space="0"/>
+            <w:insideV w:val="none" w:color="auto" w:sz="0" w:space="0"/>
+          </w:tblBorders>
+          <w:tblCellMar>
+            <w:top w:w="0" w:type="dxa"/>
+            <w:left w:w="108" w:type="dxa"/>
+            <w:bottom w:w="0" w:type="dxa"/>
+            <w:right w:w="108" w:type="dxa"/>
+          </w:tblCellMar>
+        </w:tblPrEx>
         <w:tc>
           <w:tcPr>
             <w:tcW w:w="1035" w:type="dxa"/>
@@ -745,7 +811,7 @@
               <w:right w:val="nil"/>
             </w:tcBorders>
           </w:tcPr>
-          <w:p ns2:paraId="3DEB6A5B">
+          <w:p>
             <w:pPr>
               <w:jc w:val="center"/>
               <w:rPr>
@@ -753,7 +819,7 @@
                 <w:kern w:val="0"/>
                 <w:sz w:val="32"/>
                 <w:szCs w:val="32"/>
-                <ns2:ligatures ns2:val="none"/>
+                <w14:ligatures w14:val="none"/>
               </w:rPr>
             </w:pPr>
             <w:r>
@@ -762,7 +828,7 @@
                 <w:kern w:val="0"/>
                 <w:sz w:val="32"/>
                 <w:szCs w:val="32"/>
-                <ns2:ligatures ns2:val="none"/>
+                <w14:ligatures w14:val="none"/>
               </w:rPr>
               <w:t>姓名</w:t>
             </w:r>
@@ -778,7 +844,7 @@
               <w:right w:val="nil"/>
             </w:tcBorders>
           </w:tcPr>
-          <w:p ns2:paraId="0B5BEC52">
+          <w:p>
             <w:pPr>
               <w:jc w:val="center"/>
               <w:rPr>
@@ -786,7 +852,7 @@
                 <w:kern w:val="0"/>
                 <w:sz w:val="32"/>
                 <w:szCs w:val="32"/>
-                <ns2:ligatures ns2:val="none"/>
+                <w14:ligatures w14:val="none"/>
               </w:rPr>
             </w:pPr>
             <w:r>
@@ -795,7 +861,7 @@
                 <w:kern w:val="0"/>
                 <w:sz w:val="32"/>
                 <w:szCs w:val="32"/>
-                <ns2:ligatures ns2:val="none"/>
+                <w14:ligatures w14:val="none"/>
               </w:rPr>
               <w:t>：</w:t>
             </w:r>
@@ -811,7 +877,7 @@
               <w:right w:val="nil"/>
             </w:tcBorders>
           </w:tcPr>
-          <w:p ns2:paraId="6085AF4C">
+          <w:p>
             <w:pPr>
               <w:jc w:val="center"/>
               <w:rPr>
@@ -819,13 +885,29 @@
                 <w:kern w:val="0"/>
                 <w:sz w:val="32"/>
                 <w:szCs w:val="32"/>
-                <ns2:ligatures ns2:val="none"/>
+                <w14:ligatures w14:val="none"/>
               </w:rPr>
             </w:pPr>
           </w:p>
         </w:tc>
       </w:tr>
-      <w:tr ns2:paraId="004DA668">
+      <w:tr>
+        <w:tblPrEx>
+          <w:tblBorders>
+            <w:top w:val="none" w:color="auto" w:sz="0" w:space="0"/>
+            <w:left w:val="none" w:color="auto" w:sz="0" w:space="0"/>
+            <w:bottom w:val="single" w:color="auto" w:sz="4" w:space="0"/>
+            <w:right w:val="none" w:color="auto" w:sz="0" w:space="0"/>
+            <w:insideH w:val="single" w:color="auto" w:sz="4" w:space="0"/>
+            <w:insideV w:val="none" w:color="auto" w:sz="0" w:space="0"/>
+          </w:tblBorders>
+          <w:tblCellMar>
+            <w:top w:w="0" w:type="dxa"/>
+            <w:left w:w="108" w:type="dxa"/>
+            <w:bottom w:w="0" w:type="dxa"/>
+            <w:right w:w="108" w:type="dxa"/>
+          </w:tblCellMar>
+        </w:tblPrEx>
         <w:tc>
           <w:tcPr>
             <w:tcW w:w="1035" w:type="dxa"/>
@@ -836,7 +918,7 @@
               <w:right w:val="nil"/>
             </w:tcBorders>
           </w:tcPr>
-          <w:p ns2:paraId="1BC133CF">
+          <w:p>
             <w:pPr>
               <w:jc w:val="center"/>
               <w:rPr>
@@ -844,7 +926,7 @@
                 <w:kern w:val="0"/>
                 <w:sz w:val="32"/>
                 <w:szCs w:val="32"/>
-                <ns2:ligatures ns2:val="none"/>
+                <w14:ligatures w14:val="none"/>
               </w:rPr>
             </w:pPr>
             <w:r>
@@ -853,7 +935,7 @@
                 <w:kern w:val="0"/>
                 <w:sz w:val="32"/>
                 <w:szCs w:val="32"/>
-                <ns2:ligatures ns2:val="none"/>
+                <w14:ligatures w14:val="none"/>
               </w:rPr>
               <w:t>学号</w:t>
             </w:r>
@@ -869,7 +951,7 @@
               <w:right w:val="nil"/>
             </w:tcBorders>
           </w:tcPr>
-          <w:p ns2:paraId="5DED4EF5">
+          <w:p>
             <w:pPr>
               <w:jc w:val="center"/>
               <w:rPr>
@@ -877,7 +959,7 @@
                 <w:kern w:val="0"/>
                 <w:sz w:val="32"/>
                 <w:szCs w:val="32"/>
-                <ns2:ligatures ns2:val="none"/>
+                <w14:ligatures w14:val="none"/>
               </w:rPr>
             </w:pPr>
             <w:r>
@@ -886,7 +968,7 @@
                 <w:kern w:val="0"/>
                 <w:sz w:val="32"/>
                 <w:szCs w:val="32"/>
-                <ns2:ligatures ns2:val="none"/>
+                <w14:ligatures w14:val="none"/>
               </w:rPr>
               <w:t>：</w:t>
             </w:r>
@@ -902,7 +984,7 @@
               <w:right w:val="nil"/>
             </w:tcBorders>
           </w:tcPr>
-          <w:p ns2:paraId="73FB0722">
+          <w:p>
             <w:pPr>
               <w:jc w:val="center"/>
               <w:rPr>
@@ -910,15 +992,29 @@
                 <w:kern w:val="0"/>
                 <w:sz w:val="32"/>
                 <w:szCs w:val="32"/>
-                <ns2:ligatures ns2:val="none"/>
-              </w:rPr>
-            </w:pPr>
-            <w:bookmarkStart w:id="1" w:name="_GoBack"/>
-            <w:bookmarkEnd w:id="1"/>
+                <w14:ligatures w14:val="none"/>
+              </w:rPr>
+            </w:pPr>
           </w:p>
         </w:tc>
       </w:tr>
-      <w:tr ns2:paraId="26992706">
+      <w:tr>
+        <w:tblPrEx>
+          <w:tblBorders>
+            <w:top w:val="none" w:color="auto" w:sz="0" w:space="0"/>
+            <w:left w:val="none" w:color="auto" w:sz="0" w:space="0"/>
+            <w:bottom w:val="single" w:color="auto" w:sz="4" w:space="0"/>
+            <w:right w:val="none" w:color="auto" w:sz="0" w:space="0"/>
+            <w:insideH w:val="single" w:color="auto" w:sz="4" w:space="0"/>
+            <w:insideV w:val="none" w:color="auto" w:sz="0" w:space="0"/>
+          </w:tblBorders>
+          <w:tblCellMar>
+            <w:top w:w="0" w:type="dxa"/>
+            <w:left w:w="108" w:type="dxa"/>
+            <w:bottom w:w="0" w:type="dxa"/>
+            <w:right w:w="108" w:type="dxa"/>
+          </w:tblCellMar>
+        </w:tblPrEx>
         <w:tc>
           <w:tcPr>
             <w:tcW w:w="1035" w:type="dxa"/>
@@ -929,7 +1025,7 @@
               <w:right w:val="nil"/>
             </w:tcBorders>
           </w:tcPr>
-          <w:p ns2:paraId="3DF58B6B">
+          <w:p>
             <w:pPr>
               <w:jc w:val="center"/>
               <w:rPr>
@@ -937,7 +1033,7 @@
                 <w:kern w:val="0"/>
                 <w:sz w:val="32"/>
                 <w:szCs w:val="32"/>
-                <ns2:ligatures ns2:val="none"/>
+                <w14:ligatures w14:val="none"/>
               </w:rPr>
             </w:pPr>
             <w:r>
@@ -946,7 +1042,7 @@
                 <w:kern w:val="0"/>
                 <w:sz w:val="32"/>
                 <w:szCs w:val="32"/>
-                <ns2:ligatures ns2:val="none"/>
+                <w14:ligatures w14:val="none"/>
               </w:rPr>
               <w:t>日期</w:t>
             </w:r>
@@ -962,7 +1058,7 @@
               <w:right w:val="nil"/>
             </w:tcBorders>
           </w:tcPr>
-          <w:p ns2:paraId="0FF26516">
+          <w:p>
             <w:pPr>
               <w:jc w:val="center"/>
               <w:rPr>
@@ -970,7 +1066,7 @@
                 <w:kern w:val="0"/>
                 <w:sz w:val="32"/>
                 <w:szCs w:val="32"/>
-                <ns2:ligatures ns2:val="none"/>
+                <w14:ligatures w14:val="none"/>
               </w:rPr>
             </w:pPr>
             <w:r>
@@ -979,7 +1075,7 @@
                 <w:kern w:val="0"/>
                 <w:sz w:val="32"/>
                 <w:szCs w:val="32"/>
-                <ns2:ligatures ns2:val="none"/>
+                <w14:ligatures w14:val="none"/>
               </w:rPr>
               <w:t>：</w:t>
             </w:r>
@@ -995,7 +1091,7 @@
               <w:right w:val="nil"/>
             </w:tcBorders>
           </w:tcPr>
-          <w:p ns2:paraId="611CBD5B">
+          <w:p>
             <w:pPr>
               <w:jc w:val="center"/>
               <w:rPr>
@@ -1003,7 +1099,7 @@
                 <w:kern w:val="0"/>
                 <w:sz w:val="32"/>
                 <w:szCs w:val="32"/>
-                <ns2:ligatures ns2:val="none"/>
+                <w14:ligatures w14:val="none"/>
               </w:rPr>
             </w:pPr>
             <w:r>
@@ -1012,7 +1108,7 @@
                 <w:kern w:val="0"/>
                 <w:sz w:val="32"/>
                 <w:szCs w:val="32"/>
-                <ns2:ligatures ns2:val="none"/>
+                <w14:ligatures w14:val="none"/>
               </w:rPr>
               <w:t>2026年5月12日</w:t>
             </w:r>
@@ -1020,15 +1116,15 @@
         </w:tc>
       </w:tr>
     </w:tbl>
-    <w:p ns2:paraId="5C7AD849">
-      <w:pPr>
-        <w:ind w:firstLine="420" w:firstLineChars="200"/>
+    <w:p>
+      <w:pPr>
+        <w:ind w:firstLine="422" w:firstLineChars="200"/>
         <w:rPr>
           <w:rFonts w:ascii="Times New Roman" w:hAnsi="Times New Roman" w:eastAsia="黑体" w:cs="Times New Roman"/>
           <w:b/>
           <w:bCs/>
           <w:szCs w:val="21"/>
-          <ns2:ligatures ns2:val="none"/>
+          <w14:ligatures w14:val="none"/>
         </w:rPr>
       </w:pPr>
       <w:r>
@@ -1037,12 +1133,12 @@
           <w:b/>
           <w:bCs/>
           <w:szCs w:val="21"/>
-          <ns2:ligatures ns2:val="none"/>
+          <w14:ligatures w14:val="none"/>
         </w:rPr>
         <w:t xml:space="preserve">                                 </w:t>
       </w:r>
     </w:p>
-    <w:p ns2:paraId="6FC850D1">
+    <w:p>
       <w:pPr>
         <w:widowControl/>
         <w:jc w:val="left"/>
@@ -1051,96 +1147,696 @@
           <w:b/>
           <w:bCs/>
           <w:szCs w:val="21"/>
-          <ns2:ligatures ns2:val="none"/>
+          <w14:ligatures w14:val="none"/>
         </w:rPr>
         <w:sectPr>
+          <w:headerReference r:id="rId4" w:type="first"/>
+          <w:footerReference r:id="rId6" w:type="first"/>
+          <w:headerReference r:id="rId3" w:type="default"/>
+          <w:footerReference r:id="rId5" w:type="default"/>
           <w:pgSz w:w="11906" w:h="16838"/>
           <w:pgMar w:top="1440" w:right="1080" w:bottom="1440" w:left="1080" w:header="851" w:footer="992" w:gutter="0"/>
           <w:cols w:space="720" w:num="1"/>
+          <w:titlePg/>
           <w:docGrid w:type="lines" w:linePitch="312" w:charSpace="0"/>
         </w:sectPr>
       </w:pPr>
     </w:p>
     <w:bookmarkEnd w:id="0"/>
-    <w:p ns2:paraId="6CE8120A"/>
-    <w:p>
-      <w:pPr>
+    <w:p/>
+    <w:p>
+      <w:pPr>
+        <w:pBdr>
+          <w:bottom w:val="single" w:color="1E3A8A" w:sz="12" w:space="4"/>
+        </w:pBdr>
         <w:spacing w:after="100" w:line="240" w:lineRule="auto"/>
         <w:jc w:val="left"/>
-        <w:pBdr>
-          <w:bottom w:val="single" w:sz="12" w:space="4" w:color="1E3A8A"/>
-        </w:pBdr>
       </w:pPr>
       <w:r>
         <w:rPr>
-          <w:rFonts w:ascii="SimHei" w:hAnsi="SimHei" w:eastAsia="SimHei"/>
+          <w:rFonts w:ascii="黑体" w:hAnsi="黑体" w:eastAsia="黑体"/>
+          <w:b/>
+          <w:color w:val="0F172A"/>
           <w:sz w:val="28"/>
           <w:szCs w:val="28"/>
-          <w:color w:val="0F172A"/>
-          <w:b/>
-        </w:rPr>
-        <w:t>一、摘要与方法原则</w:t>
+        </w:rPr>
+        <w:t>一、摘要、章节目录与方法原则</w:t>
+      </w:r>
+    </w:p>
+    <w:p>
+      <w:pPr>
+        <w:spacing w:after="40" w:line="240" w:lineRule="auto"/>
+        <w:ind w:firstLine="380" w:firstLineChars="200"/>
+        <w:jc w:val="left"/>
+      </w:pPr>
+      <w:r>
+        <w:rPr>
+          <w:rFonts w:ascii="Times New Roman" w:hAnsi="Times New Roman" w:eastAsia="宋体"/>
+          <w:sz w:val="19"/>
+          <w:szCs w:val="19"/>
+        </w:rPr>
+        <w:t>本报告基于经典非参数模式识别算法——k近邻（k-Nearest Neighbors, kNN），针对 MNIST 手写体数字图像分类任务展开全面系统的工程实现与评估。传统 kNN 训练零开销但推理计算量巨大，本项目完整实现了中心化 SVD PCA 降维、HOG 局部特征提取及分批向量化距离检索算法。实验遵循三阶段无泄漏划分原则：从 60,000 张训练集中抽取 12,000 张训练子集与 2,000 张独立验证子集进行 100 组超参数网格搜索；锁定最优配置后，使用全部 60,000 张训练样本拟合并在独立的 10,000 张全量测试集上进行最终评测。</w:t>
       </w:r>
     </w:p>
     <w:p>
       <w:pPr>
         <w:spacing w:after="40" w:line="240" w:lineRule="auto"/>
         <w:jc w:val="left"/>
-        <w:ind w:firstLineChars="200" w:firstLine="420"/>
       </w:pPr>
       <w:r>
         <w:rPr>
-          <w:rFonts w:ascii="Times New Roman" w:hAnsi="Times New Roman" w:eastAsia="SimSun"/>
+          <w:rFonts w:ascii="黑体" w:hAnsi="黑体" w:eastAsia="黑体"/>
+          <w:b/>
+          <w:color w:val="0F172A"/>
+          <w:sz w:val="21"/>
+          <w:szCs w:val="21"/>
+        </w:rPr>
+        <w:t>1.1 报告章节导航与目录索引 (Table of Contents)</w:t>
+      </w:r>
+    </w:p>
+    <w:tbl>
+      <w:tblPr>
+        <w:tblStyle w:val="4"/>
+        <w:tblW w:w="8300" w:type="dxa"/>
+        <w:tblInd w:w="0" w:type="dxa"/>
+        <w:tblBorders>
+          <w:top w:val="single" w:color="1E293B" w:sz="8" w:space="0"/>
+          <w:left w:val="none" w:color="auto" w:sz="0" w:space="0"/>
+          <w:bottom w:val="single" w:color="1E293B" w:sz="8" w:space="0"/>
+          <w:right w:val="none" w:color="auto" w:sz="0" w:space="0"/>
+          <w:insideH w:val="single" w:color="E2E8F0" w:sz="4" w:space="0"/>
+          <w:insideV w:val="none" w:color="auto" w:sz="0" w:space="0"/>
+        </w:tblBorders>
+        <w:tblLayout w:type="fixed"/>
+        <w:tblCellMar>
+          <w:top w:w="50" w:type="dxa"/>
+          <w:left w:w="50" w:type="dxa"/>
+          <w:bottom w:w="50" w:type="dxa"/>
+          <w:right w:w="50" w:type="dxa"/>
+        </w:tblCellMar>
+      </w:tblPr>
+      <w:tblGrid>
+        <w:gridCol w:w="2800"/>
+        <w:gridCol w:w="1350"/>
+        <w:gridCol w:w="2800"/>
+        <w:gridCol w:w="1350"/>
+      </w:tblGrid>
+      <w:tr>
+        <w:tblPrEx>
+          <w:tblBorders>
+            <w:top w:val="single" w:color="1E293B" w:sz="8" w:space="0"/>
+            <w:left w:val="none" w:color="auto" w:sz="0" w:space="0"/>
+            <w:bottom w:val="single" w:color="1E293B" w:sz="8" w:space="0"/>
+            <w:right w:val="none" w:color="auto" w:sz="0" w:space="0"/>
+            <w:insideH w:val="single" w:color="E2E8F0" w:sz="4" w:space="0"/>
+            <w:insideV w:val="none" w:color="auto" w:sz="0" w:space="0"/>
+          </w:tblBorders>
+          <w:tblCellMar>
+            <w:top w:w="50" w:type="dxa"/>
+            <w:left w:w="50" w:type="dxa"/>
+            <w:bottom w:w="50" w:type="dxa"/>
+            <w:right w:w="50" w:type="dxa"/>
+          </w:tblCellMar>
+        </w:tblPrEx>
+        <w:tc>
+          <w:tcPr>
+            <w:tcW w:w="2800" w:type="dxa"/>
+            <w:shd w:val="clear" w:color="auto" w:fill="1E3A8A"/>
+          </w:tcPr>
+          <w:p>
+            <w:pPr>
+              <w:spacing w:before="0" w:after="0" w:line="200" w:lineRule="auto"/>
+              <w:jc w:val="left"/>
+            </w:pPr>
+            <w:r>
+              <w:rPr>
+                <w:rFonts w:ascii="黑体" w:hAnsi="黑体" w:eastAsia="黑体"/>
+                <w:b/>
+                <w:color w:val="FFFFFF"/>
+                <w:sz w:val="15"/>
+              </w:rPr>
+              <w:t>章节编号与主题</w:t>
+            </w:r>
+          </w:p>
+        </w:tc>
+        <w:tc>
+          <w:tcPr>
+            <w:tcW w:w="1350" w:type="dxa"/>
+            <w:shd w:val="clear" w:color="auto" w:fill="1E3A8A"/>
+          </w:tcPr>
+          <w:p>
+            <w:pPr>
+              <w:spacing w:before="0" w:after="0" w:line="200" w:lineRule="auto"/>
+              <w:jc w:val="center"/>
+            </w:pPr>
+            <w:r>
+              <w:rPr>
+                <w:rFonts w:ascii="黑体" w:hAnsi="黑体" w:eastAsia="黑体"/>
+                <w:b/>
+                <w:color w:val="FFFFFF"/>
+                <w:sz w:val="15"/>
+              </w:rPr>
+              <w:t>所在页码</w:t>
+            </w:r>
+          </w:p>
+        </w:tc>
+        <w:tc>
+          <w:tcPr>
+            <w:tcW w:w="2800" w:type="dxa"/>
+            <w:shd w:val="clear" w:color="auto" w:fill="1E3A8A"/>
+          </w:tcPr>
+          <w:p>
+            <w:pPr>
+              <w:spacing w:before="0" w:after="0" w:line="200" w:lineRule="auto"/>
+              <w:jc w:val="center"/>
+            </w:pPr>
+            <w:r>
+              <w:rPr>
+                <w:rFonts w:ascii="黑体" w:hAnsi="黑体" w:eastAsia="黑体"/>
+                <w:b/>
+                <w:color w:val="FFFFFF"/>
+                <w:sz w:val="15"/>
+              </w:rPr>
+              <w:t>章节编号与主题</w:t>
+            </w:r>
+          </w:p>
+        </w:tc>
+        <w:tc>
+          <w:tcPr>
+            <w:tcW w:w="1350" w:type="dxa"/>
+            <w:shd w:val="clear" w:color="auto" w:fill="1E3A8A"/>
+          </w:tcPr>
+          <w:p>
+            <w:pPr>
+              <w:spacing w:before="0" w:after="0" w:line="200" w:lineRule="auto"/>
+              <w:jc w:val="center"/>
+            </w:pPr>
+            <w:r>
+              <w:rPr>
+                <w:rFonts w:ascii="黑体" w:hAnsi="黑体" w:eastAsia="黑体"/>
+                <w:b/>
+                <w:color w:val="FFFFFF"/>
+                <w:sz w:val="15"/>
+              </w:rPr>
+              <w:t>所在页码</w:t>
+            </w:r>
+          </w:p>
+        </w:tc>
+      </w:tr>
+      <w:tr>
+        <w:tblPrEx>
+          <w:tblBorders>
+            <w:top w:val="single" w:color="1E293B" w:sz="8" w:space="0"/>
+            <w:left w:val="none" w:color="auto" w:sz="0" w:space="0"/>
+            <w:bottom w:val="single" w:color="1E293B" w:sz="8" w:space="0"/>
+            <w:right w:val="none" w:color="auto" w:sz="0" w:space="0"/>
+            <w:insideH w:val="single" w:color="E2E8F0" w:sz="4" w:space="0"/>
+            <w:insideV w:val="none" w:color="auto" w:sz="0" w:space="0"/>
+          </w:tblBorders>
+          <w:tblCellMar>
+            <w:top w:w="50" w:type="dxa"/>
+            <w:left w:w="50" w:type="dxa"/>
+            <w:bottom w:w="50" w:type="dxa"/>
+            <w:right w:w="50" w:type="dxa"/>
+          </w:tblCellMar>
+        </w:tblPrEx>
+        <w:tc>
+          <w:tcPr>
+            <w:tcW w:w="2800" w:type="dxa"/>
+          </w:tcPr>
+          <w:p>
+            <w:pPr>
+              <w:spacing w:before="0" w:after="0" w:line="200" w:lineRule="auto"/>
+              <w:jc w:val="left"/>
+            </w:pPr>
+            <w:r>
+              <w:rPr>
+                <w:rFonts w:ascii="Times New Roman" w:hAnsi="Times New Roman" w:eastAsia="宋体"/>
+                <w:sz w:val="15"/>
+              </w:rPr>
+              <w:t>一、摘要、目录与方法原则</w:t>
+            </w:r>
+          </w:p>
+        </w:tc>
+        <w:tc>
+          <w:tcPr>
+            <w:tcW w:w="1350" w:type="dxa"/>
+          </w:tcPr>
+          <w:p>
+            <w:pPr>
+              <w:spacing w:before="0" w:after="0" w:line="200" w:lineRule="auto"/>
+              <w:jc w:val="center"/>
+            </w:pPr>
+            <w:r>
+              <w:rPr>
+                <w:rFonts w:ascii="Times New Roman" w:hAnsi="Times New Roman" w:eastAsia="宋体"/>
+                <w:sz w:val="15"/>
+              </w:rPr>
+              <w:t>第 2 页</w:t>
+            </w:r>
+          </w:p>
+        </w:tc>
+        <w:tc>
+          <w:tcPr>
+            <w:tcW w:w="2800" w:type="dxa"/>
+          </w:tcPr>
+          <w:p>
+            <w:pPr>
+              <w:spacing w:before="0" w:after="0" w:line="200" w:lineRule="auto"/>
+              <w:jc w:val="center"/>
+            </w:pPr>
+            <w:r>
+              <w:rPr>
+                <w:rFonts w:ascii="Times New Roman" w:hAnsi="Times New Roman" w:eastAsia="宋体"/>
+                <w:sz w:val="15"/>
+              </w:rPr>
+              <w:t>六、完整测试集评估与逐类诊断</w:t>
+            </w:r>
+          </w:p>
+        </w:tc>
+        <w:tc>
+          <w:tcPr>
+            <w:tcW w:w="1350" w:type="dxa"/>
+          </w:tcPr>
+          <w:p>
+            <w:pPr>
+              <w:spacing w:before="0" w:after="0" w:line="200" w:lineRule="auto"/>
+              <w:jc w:val="center"/>
+            </w:pPr>
+            <w:r>
+              <w:rPr>
+                <w:rFonts w:ascii="Times New Roman" w:hAnsi="Times New Roman" w:eastAsia="宋体"/>
+                <w:sz w:val="15"/>
+              </w:rPr>
+              <w:t>第 7 页</w:t>
+            </w:r>
+          </w:p>
+        </w:tc>
+      </w:tr>
+      <w:tr>
+        <w:tblPrEx>
+          <w:tblBorders>
+            <w:top w:val="single" w:color="1E293B" w:sz="8" w:space="0"/>
+            <w:left w:val="none" w:color="auto" w:sz="0" w:space="0"/>
+            <w:bottom w:val="single" w:color="1E293B" w:sz="8" w:space="0"/>
+            <w:right w:val="none" w:color="auto" w:sz="0" w:space="0"/>
+            <w:insideH w:val="single" w:color="E2E8F0" w:sz="4" w:space="0"/>
+            <w:insideV w:val="none" w:color="auto" w:sz="0" w:space="0"/>
+          </w:tblBorders>
+          <w:tblCellMar>
+            <w:top w:w="50" w:type="dxa"/>
+            <w:left w:w="50" w:type="dxa"/>
+            <w:bottom w:w="50" w:type="dxa"/>
+            <w:right w:w="50" w:type="dxa"/>
+          </w:tblCellMar>
+        </w:tblPrEx>
+        <w:tc>
+          <w:tcPr>
+            <w:tcW w:w="2800" w:type="dxa"/>
+            <w:shd w:val="clear" w:color="auto" w:fill="F8FAFC"/>
+          </w:tcPr>
+          <w:p>
+            <w:pPr>
+              <w:spacing w:before="0" w:after="0" w:line="200" w:lineRule="auto"/>
+              <w:jc w:val="left"/>
+            </w:pPr>
+            <w:r>
+              <w:rPr>
+                <w:rFonts w:ascii="Times New Roman" w:hAnsi="Times New Roman" w:eastAsia="宋体"/>
+                <w:sz w:val="15"/>
+              </w:rPr>
+              <w:t>二、数据集划分、环境与指标</w:t>
+            </w:r>
+          </w:p>
+        </w:tc>
+        <w:tc>
+          <w:tcPr>
+            <w:tcW w:w="1350" w:type="dxa"/>
+            <w:shd w:val="clear" w:color="auto" w:fill="F8FAFC"/>
+          </w:tcPr>
+          <w:p>
+            <w:pPr>
+              <w:spacing w:before="0" w:after="0" w:line="200" w:lineRule="auto"/>
+              <w:jc w:val="center"/>
+            </w:pPr>
+            <w:r>
+              <w:rPr>
+                <w:rFonts w:ascii="Times New Roman" w:hAnsi="Times New Roman" w:eastAsia="宋体"/>
+                <w:sz w:val="15"/>
+              </w:rPr>
+              <w:t>第 3 页</w:t>
+            </w:r>
+          </w:p>
+        </w:tc>
+        <w:tc>
+          <w:tcPr>
+            <w:tcW w:w="2800" w:type="dxa"/>
+            <w:shd w:val="clear" w:color="auto" w:fill="F8FAFC"/>
+          </w:tcPr>
+          <w:p>
+            <w:pPr>
+              <w:spacing w:before="0" w:after="0" w:line="200" w:lineRule="auto"/>
+              <w:jc w:val="center"/>
+            </w:pPr>
+            <w:r>
+              <w:rPr>
+                <w:rFonts w:ascii="Times New Roman" w:hAnsi="Times New Roman" w:eastAsia="宋体"/>
+                <w:sz w:val="15"/>
+              </w:rPr>
+              <w:t>七、混淆矩阵深入诊断与错误归因</w:t>
+            </w:r>
+          </w:p>
+        </w:tc>
+        <w:tc>
+          <w:tcPr>
+            <w:tcW w:w="1350" w:type="dxa"/>
+            <w:shd w:val="clear" w:color="auto" w:fill="F8FAFC"/>
+          </w:tcPr>
+          <w:p>
+            <w:pPr>
+              <w:spacing w:before="0" w:after="0" w:line="200" w:lineRule="auto"/>
+              <w:jc w:val="center"/>
+            </w:pPr>
+            <w:r>
+              <w:rPr>
+                <w:rFonts w:ascii="Times New Roman" w:hAnsi="Times New Roman" w:eastAsia="宋体"/>
+                <w:sz w:val="15"/>
+              </w:rPr>
+              <w:t>第 8 页</w:t>
+            </w:r>
+          </w:p>
+        </w:tc>
+      </w:tr>
+      <w:tr>
+        <w:tblPrEx>
+          <w:tblBorders>
+            <w:top w:val="single" w:color="1E293B" w:sz="8" w:space="0"/>
+            <w:left w:val="none" w:color="auto" w:sz="0" w:space="0"/>
+            <w:bottom w:val="single" w:color="1E293B" w:sz="8" w:space="0"/>
+            <w:right w:val="none" w:color="auto" w:sz="0" w:space="0"/>
+            <w:insideH w:val="single" w:color="E2E8F0" w:sz="4" w:space="0"/>
+            <w:insideV w:val="none" w:color="auto" w:sz="0" w:space="0"/>
+          </w:tblBorders>
+          <w:tblCellMar>
+            <w:top w:w="50" w:type="dxa"/>
+            <w:left w:w="50" w:type="dxa"/>
+            <w:bottom w:w="50" w:type="dxa"/>
+            <w:right w:w="50" w:type="dxa"/>
+          </w:tblCellMar>
+        </w:tblPrEx>
+        <w:tc>
+          <w:tcPr>
+            <w:tcW w:w="2800" w:type="dxa"/>
+          </w:tcPr>
+          <w:p>
+            <w:pPr>
+              <w:spacing w:before="0" w:after="0" w:line="200" w:lineRule="auto"/>
+              <w:jc w:val="left"/>
+            </w:pPr>
+            <w:r>
+              <w:rPr>
+                <w:rFonts w:ascii="Times New Roman" w:hAnsi="Times New Roman" w:eastAsia="宋体"/>
+                <w:sz w:val="15"/>
+              </w:rPr>
+              <w:t>三、向量化实现与微基准对比</w:t>
+            </w:r>
+          </w:p>
+        </w:tc>
+        <w:tc>
+          <w:tcPr>
+            <w:tcW w:w="1350" w:type="dxa"/>
+          </w:tcPr>
+          <w:p>
+            <w:pPr>
+              <w:spacing w:before="0" w:after="0" w:line="200" w:lineRule="auto"/>
+              <w:jc w:val="center"/>
+            </w:pPr>
+            <w:r>
+              <w:rPr>
+                <w:rFonts w:ascii="Times New Roman" w:hAnsi="Times New Roman" w:eastAsia="宋体"/>
+                <w:sz w:val="15"/>
+              </w:rPr>
+              <w:t>第 4 页</w:t>
+            </w:r>
+          </w:p>
+        </w:tc>
+        <w:tc>
+          <w:tcPr>
+            <w:tcW w:w="2800" w:type="dxa"/>
+          </w:tcPr>
+          <w:p>
+            <w:pPr>
+              <w:spacing w:before="0" w:after="0" w:line="200" w:lineRule="auto"/>
+              <w:jc w:val="center"/>
+            </w:pPr>
+            <w:r>
+              <w:rPr>
+                <w:rFonts w:ascii="Times New Roman" w:hAnsi="Times New Roman" w:eastAsia="宋体"/>
+                <w:sz w:val="15"/>
+              </w:rPr>
+              <w:t>八、总结讨论、QA验证与工程复现</w:t>
+            </w:r>
+          </w:p>
+        </w:tc>
+        <w:tc>
+          <w:tcPr>
+            <w:tcW w:w="1350" w:type="dxa"/>
+          </w:tcPr>
+          <w:p>
+            <w:pPr>
+              <w:spacing w:before="0" w:after="0" w:line="200" w:lineRule="auto"/>
+              <w:jc w:val="center"/>
+            </w:pPr>
+            <w:r>
+              <w:rPr>
+                <w:rFonts w:ascii="Times New Roman" w:hAnsi="Times New Roman" w:eastAsia="宋体"/>
+                <w:sz w:val="15"/>
+              </w:rPr>
+              <w:t>第 9 页</w:t>
+            </w:r>
+          </w:p>
+        </w:tc>
+      </w:tr>
+      <w:tr>
+        <w:tblPrEx>
+          <w:tblBorders>
+            <w:top w:val="single" w:color="1E293B" w:sz="8" w:space="0"/>
+            <w:left w:val="none" w:color="auto" w:sz="0" w:space="0"/>
+            <w:bottom w:val="single" w:color="1E293B" w:sz="8" w:space="0"/>
+            <w:right w:val="none" w:color="auto" w:sz="0" w:space="0"/>
+            <w:insideH w:val="single" w:color="E2E8F0" w:sz="4" w:space="0"/>
+            <w:insideV w:val="none" w:color="auto" w:sz="0" w:space="0"/>
+          </w:tblBorders>
+          <w:tblCellMar>
+            <w:top w:w="50" w:type="dxa"/>
+            <w:left w:w="50" w:type="dxa"/>
+            <w:bottom w:w="50" w:type="dxa"/>
+            <w:right w:w="50" w:type="dxa"/>
+          </w:tblCellMar>
+        </w:tblPrEx>
+        <w:tc>
+          <w:tcPr>
+            <w:tcW w:w="2800" w:type="dxa"/>
+            <w:shd w:val="clear" w:color="auto" w:fill="F8FAFC"/>
+          </w:tcPr>
+          <w:p>
+            <w:pPr>
+              <w:spacing w:before="0" w:after="0" w:line="200" w:lineRule="auto"/>
+              <w:jc w:val="left"/>
+            </w:pPr>
+            <w:r>
+              <w:rPr>
+                <w:rFonts w:ascii="Times New Roman" w:hAnsi="Times New Roman" w:eastAsia="宋体"/>
+                <w:sz w:val="15"/>
+              </w:rPr>
+              <w:t>四、100 组网格搜索消融规律</w:t>
+            </w:r>
+          </w:p>
+        </w:tc>
+        <w:tc>
+          <w:tcPr>
+            <w:tcW w:w="1350" w:type="dxa"/>
+            <w:shd w:val="clear" w:color="auto" w:fill="F8FAFC"/>
+          </w:tcPr>
+          <w:p>
+            <w:pPr>
+              <w:spacing w:before="0" w:after="0" w:line="200" w:lineRule="auto"/>
+              <w:jc w:val="center"/>
+            </w:pPr>
+            <w:r>
+              <w:rPr>
+                <w:rFonts w:ascii="Times New Roman" w:hAnsi="Times New Roman" w:eastAsia="宋体"/>
+                <w:sz w:val="15"/>
+              </w:rPr>
+              <w:t>第 5 页</w:t>
+            </w:r>
+          </w:p>
+        </w:tc>
+        <w:tc>
+          <w:tcPr>
+            <w:tcW w:w="2800" w:type="dxa"/>
+            <w:shd w:val="clear" w:color="auto" w:fill="F8FAFC"/>
+          </w:tcPr>
+          <w:p>
+            <w:pPr>
+              <w:spacing w:before="0" w:after="0" w:line="200" w:lineRule="auto"/>
+              <w:jc w:val="center"/>
+            </w:pPr>
+            <w:r>
+              <w:rPr>
+                <w:rFonts w:ascii="Times New Roman" w:hAnsi="Times New Roman" w:eastAsia="宋体"/>
+                <w:sz w:val="15"/>
+              </w:rPr>
+              <w:t>九、开源工程仓库与在线交互报告</w:t>
+            </w:r>
+          </w:p>
+        </w:tc>
+        <w:tc>
+          <w:tcPr>
+            <w:tcW w:w="1350" w:type="dxa"/>
+            <w:shd w:val="clear" w:color="auto" w:fill="F8FAFC"/>
+          </w:tcPr>
+          <w:p>
+            <w:pPr>
+              <w:spacing w:before="0" w:after="0" w:line="200" w:lineRule="auto"/>
+              <w:jc w:val="center"/>
+            </w:pPr>
+            <w:r>
+              <w:rPr>
+                <w:rFonts w:ascii="Times New Roman" w:hAnsi="Times New Roman" w:eastAsia="宋体"/>
+                <w:sz w:val="15"/>
+              </w:rPr>
+              <w:t>第 10 页</w:t>
+            </w:r>
+          </w:p>
+        </w:tc>
+      </w:tr>
+      <w:tr>
+        <w:tblPrEx>
+          <w:tblBorders>
+            <w:top w:val="single" w:color="1E293B" w:sz="8" w:space="0"/>
+            <w:left w:val="none" w:color="auto" w:sz="0" w:space="0"/>
+            <w:bottom w:val="single" w:color="1E293B" w:sz="8" w:space="0"/>
+            <w:right w:val="none" w:color="auto" w:sz="0" w:space="0"/>
+            <w:insideH w:val="single" w:color="E2E8F0" w:sz="4" w:space="0"/>
+            <w:insideV w:val="none" w:color="auto" w:sz="0" w:space="0"/>
+          </w:tblBorders>
+          <w:tblCellMar>
+            <w:top w:w="50" w:type="dxa"/>
+            <w:left w:w="50" w:type="dxa"/>
+            <w:bottom w:w="50" w:type="dxa"/>
+            <w:right w:w="50" w:type="dxa"/>
+          </w:tblCellMar>
+        </w:tblPrEx>
+        <w:tc>
+          <w:tcPr>
+            <w:tcW w:w="2800" w:type="dxa"/>
+          </w:tcPr>
+          <w:p>
+            <w:pPr>
+              <w:spacing w:before="0" w:after="0" w:line="200" w:lineRule="auto"/>
+              <w:jc w:val="left"/>
+            </w:pPr>
+            <w:r>
+              <w:rPr>
+                <w:rFonts w:ascii="Times New Roman" w:hAnsi="Times New Roman" w:eastAsia="宋体"/>
+                <w:sz w:val="15"/>
+              </w:rPr>
+              <w:t>五、图像特征探索与降维对比</w:t>
+            </w:r>
+          </w:p>
+        </w:tc>
+        <w:tc>
+          <w:tcPr>
+            <w:tcW w:w="1350" w:type="dxa"/>
+          </w:tcPr>
+          <w:p>
+            <w:pPr>
+              <w:spacing w:before="0" w:after="0" w:line="200" w:lineRule="auto"/>
+              <w:jc w:val="center"/>
+            </w:pPr>
+            <w:r>
+              <w:rPr>
+                <w:rFonts w:ascii="Times New Roman" w:hAnsi="Times New Roman" w:eastAsia="宋体"/>
+                <w:sz w:val="15"/>
+              </w:rPr>
+              <w:t>第 6 页</w:t>
+            </w:r>
+          </w:p>
+        </w:tc>
+        <w:tc>
+          <w:tcPr>
+            <w:tcW w:w="2800" w:type="dxa"/>
+          </w:tcPr>
+          <w:p>
+            <w:pPr>
+              <w:spacing w:before="0" w:after="0" w:line="200" w:lineRule="auto"/>
+              <w:jc w:val="center"/>
+            </w:pPr>
+            <w:r>
+              <w:rPr>
+                <w:rFonts w:ascii="Times New Roman" w:hAnsi="Times New Roman" w:eastAsia="宋体"/>
+                <w:sz w:val="15"/>
+              </w:rPr>
+              <w:t>附录：在线网站与扫码查验系统</w:t>
+            </w:r>
+          </w:p>
+        </w:tc>
+        <w:tc>
+          <w:tcPr>
+            <w:tcW w:w="1350" w:type="dxa"/>
+          </w:tcPr>
+          <w:p>
+            <w:pPr>
+              <w:spacing w:before="0" w:after="0" w:line="200" w:lineRule="auto"/>
+              <w:jc w:val="center"/>
+            </w:pPr>
+            <w:r>
+              <w:rPr>
+                <w:rFonts w:ascii="Times New Roman" w:hAnsi="Times New Roman" w:eastAsia="宋体"/>
+                <w:sz w:val="15"/>
+              </w:rPr>
+              <w:t>第 10 页</w:t>
+            </w:r>
+          </w:p>
+        </w:tc>
+      </w:tr>
+    </w:tbl>
+    <w:p>
+      <w:pPr>
+        <w:spacing w:after="30" w:line="240" w:lineRule="auto"/>
+        <w:jc w:val="left"/>
+      </w:pPr>
+    </w:p>
+    <w:p>
+      <w:pPr>
+        <w:spacing w:after="40" w:line="240" w:lineRule="auto"/>
+        <w:jc w:val="left"/>
+      </w:pPr>
+      <w:r>
+        <w:rPr>
+          <w:rFonts w:ascii="黑体" w:hAnsi="黑体" w:eastAsia="黑体"/>
+          <w:b/>
+          <w:color w:val="0F172A"/>
+          <w:sz w:val="21"/>
+          <w:szCs w:val="21"/>
+        </w:rPr>
+        <w:t>1.2 核心算法设计与数学契约</w:t>
+      </w:r>
+    </w:p>
+    <w:p>
+      <w:pPr>
+        <w:spacing w:after="40" w:line="240" w:lineRule="auto"/>
+        <w:ind w:firstLine="380" w:firstLineChars="200"/>
+        <w:jc w:val="left"/>
+      </w:pPr>
+      <w:r>
+        <w:rPr>
+          <w:rFonts w:ascii="Times New Roman" w:hAnsi="Times New Roman" w:eastAsia="宋体"/>
           <w:sz w:val="19"/>
           <w:szCs w:val="19"/>
         </w:rPr>
-        <w:t>本报告基于经典非参数模式识别算法——k近邻（k-Nearest Neighbors, kNN），针对 MNIST 手写体数字图像分类任务展开全面系统的工程实现与评估。传统 kNN 训练零开销但推理计算量巨大，本项目完整实现了中心化 SVD PCA 降维、HOG（方向梯度直方图）局部特征提取，以及基于矩阵代数展开的分批向量化距离检索算法。</w:t>
-      </w:r>
-    </w:p>
-    <w:p>
-      <w:pPr>
-        <w:spacing w:after="40" w:line="240" w:lineRule="auto"/>
-        <w:jc w:val="left"/>
-        <w:ind w:firstLineChars="200" w:firstLine="420"/>
-      </w:pPr>
-      <w:r>
-        <w:rPr>
-          <w:rFonts w:ascii="Times New Roman" w:hAnsi="Times New Roman" w:eastAsia="SimSun"/>
-          <w:sz w:val="19"/>
-          <w:szCs w:val="19"/>
-        </w:rPr>
-        <w:t>在严格的科学实验规范下，本项目遵循三阶段无泄漏划分原则：从 60,000 张训练集中抽取 12,000 张训练子集与 2,000 张独立验证子集进行 100 组超参数网格搜索；锁定最优配置后，使用全部 60,000 张训练样本拟合并在独立的 10,000 张全量测试集上进行最终评测。</w:t>
-      </w:r>
-    </w:p>
-    <w:p>
-      <w:pPr>
-        <w:spacing w:after="40" w:line="240" w:lineRule="auto"/>
-        <w:jc w:val="left"/>
-      </w:pPr>
-      <w:r>
-        <w:rPr>
-          <w:rFonts w:ascii="SimHei" w:hAnsi="SimHei" w:eastAsia="SimHei"/>
-          <w:sz w:val="21"/>
-          <w:szCs w:val="21"/>
-          <w:color w:val="0F172A"/>
-          <w:b/>
-        </w:rPr>
-        <w:t>1.1 核心算法设计与数学契约</w:t>
-      </w:r>
-    </w:p>
-    <w:p>
-      <w:pPr>
-        <w:spacing w:after="40" w:line="240" w:lineRule="auto"/>
-        <w:jc w:val="left"/>
-        <w:ind w:firstLineChars="200" w:firstLine="420"/>
-      </w:pPr>
-      <w:r>
-        <w:rPr>
-          <w:rFonts w:ascii="Times New Roman" w:hAnsi="Times New Roman" w:eastAsia="SimSun"/>
-          <w:sz w:val="19"/>
-          <w:szCs w:val="19"/>
-        </w:rPr>
-        <w:t>kNN 算法在欧氏空间下的核心计算开销源于成对样本距离度量。本项目采用基于矩阵代数展开的分批向量化公式，消除逐样本循环开销：</w:t>
+        <w:t>采用矩阵代数展开的分批向量化公式消除循环开销，并对负值截断满足距离公理：</w:t>
       </w:r>
     </w:p>
     <w:p>
@@ -1150,24 +1846,25 @@
       </w:pPr>
       <w:r>
         <w:rPr>
-          <w:rFonts w:ascii="Times New Roman" w:hAnsi="Times New Roman" w:eastAsia="SimSun"/>
+          <w:rFonts w:ascii="Times New Roman" w:hAnsi="Times New Roman" w:eastAsia="宋体"/>
           <w:sz w:val="20"/>
           <w:szCs w:val="20"/>
         </w:rPr>
-        <w:t/>
         <w:drawing>
           <wp:inline distT="0" distB="0" distL="0" distR="0">
-            <wp:extent cx="4318000" cy="465761"/>
+            <wp:extent cx="3810000" cy="410845"/>
+            <wp:effectExtent l="0" t="0" r="0" b="635"/>
             <wp:docPr id="101" name="eq_l2.png"/>
-            <a:graphic>
+            <wp:cNvGraphicFramePr/>
+            <a:graphic xmlns:a="http://schemas.openxmlformats.org/drawingml/2006/main">
               <a:graphicData uri="http://schemas.openxmlformats.org/drawingml/2006/picture">
-                <pic:pic>
+                <pic:pic xmlns:pic="http://schemas.openxmlformats.org/drawingml/2006/picture">
                   <pic:nvPicPr>
-                    <pic:cNvPr id="0" name="eq_l2.png"/>
+                    <pic:cNvPr id="101" name="eq_l2.png"/>
                     <pic:cNvPicPr/>
                   </pic:nvPicPr>
                   <pic:blipFill>
-                    <a:blip r:embed="rId6"/>
+                    <a:blip r:embed="rId10"/>
                     <a:stretch>
                       <a:fillRect/>
                     </a:stretch>
@@ -1175,7 +1872,7 @@
                   <pic:spPr>
                     <a:xfrm>
                       <a:off x="0" y="0"/>
-                      <a:ext cx="4318000" cy="465761"/>
+                      <a:ext cx="3810000" cy="410966"/>
                     </a:xfrm>
                     <a:prstGeom prst="rect">
                       <a:avLst/>
@@ -1191,22 +1888,22 @@
         <w:rPr>
           <w:sz w:val="18"/>
         </w:rPr>
-        <w:t>   (式 1)</w:t>
+        <w:t>(式 1)</w:t>
       </w:r>
     </w:p>
     <w:p>
       <w:pPr>
         <w:spacing w:after="40" w:line="240" w:lineRule="auto"/>
+        <w:ind w:firstLine="380" w:firstLineChars="200"/>
         <w:jc w:val="left"/>
-        <w:ind w:firstLineChars="200" w:firstLine="420"/>
       </w:pPr>
       <w:r>
         <w:rPr>
-          <w:rFonts w:ascii="Times New Roman" w:hAnsi="Times New Roman" w:eastAsia="SimSun"/>
+          <w:rFonts w:ascii="Times New Roman" w:hAnsi="Times New Roman" w:eastAsia="宋体"/>
           <w:sz w:val="19"/>
           <w:szCs w:val="19"/>
         </w:rPr>
-        <w:t>其中，对矩阵乘法产生的微小负数舍入误差采用截断操作 np.maximum(d, 0)，确保严格满足距离度量公理。在近邻距离加权投票模式中，加权系数定义为距离的倒数：</w:t>
+        <w:t>在距离加权投票模式中，加权系数定义为距离倒数（零距离近邻独享投票权）：</w:t>
       </w:r>
     </w:p>
     <w:p>
@@ -1216,24 +1913,25 @@
       </w:pPr>
       <w:r>
         <w:rPr>
-          <w:rFonts w:ascii="Times New Roman" w:hAnsi="Times New Roman" w:eastAsia="SimSun"/>
+          <w:rFonts w:ascii="Times New Roman" w:hAnsi="Times New Roman" w:eastAsia="宋体"/>
           <w:sz w:val="20"/>
           <w:szCs w:val="20"/>
         </w:rPr>
-        <w:t/>
         <w:drawing>
           <wp:inline distT="0" distB="0" distL="0" distR="0">
-            <wp:extent cx="1778000" cy="535420"/>
+            <wp:extent cx="1524000" cy="458470"/>
+            <wp:effectExtent l="0" t="0" r="0" b="13970"/>
             <wp:docPr id="102" name="eq_weight.png"/>
-            <a:graphic>
+            <wp:cNvGraphicFramePr/>
+            <a:graphic xmlns:a="http://schemas.openxmlformats.org/drawingml/2006/main">
               <a:graphicData uri="http://schemas.openxmlformats.org/drawingml/2006/picture">
-                <pic:pic>
+                <pic:pic xmlns:pic="http://schemas.openxmlformats.org/drawingml/2006/picture">
                   <pic:nvPicPr>
-                    <pic:cNvPr id="0" name="eq_weight.png"/>
+                    <pic:cNvPr id="102" name="eq_weight.png"/>
                     <pic:cNvPicPr/>
                   </pic:nvPicPr>
                   <pic:blipFill>
-                    <a:blip r:embed="rId7"/>
+                    <a:blip r:embed="rId11"/>
                     <a:stretch>
                       <a:fillRect/>
                     </a:stretch>
@@ -1241,7 +1939,7 @@
                   <pic:spPr>
                     <a:xfrm>
                       <a:off x="0" y="0"/>
-                      <a:ext cx="1778000" cy="535420"/>
+                      <a:ext cx="1524000" cy="458931"/>
                     </a:xfrm>
                     <a:prstGeom prst="rect">
                       <a:avLst/>
@@ -1257,22 +1955,22 @@
         <w:rPr>
           <w:sz w:val="18"/>
         </w:rPr>
-        <w:t>   (式 2)</w:t>
+        <w:t>(式 2)</w:t>
       </w:r>
     </w:p>
     <w:p>
       <w:pPr>
         <w:spacing w:after="40" w:line="240" w:lineRule="auto"/>
+        <w:ind w:firstLine="380" w:firstLineChars="200"/>
         <w:jc w:val="left"/>
-        <w:ind w:firstLineChars="200" w:firstLine="420"/>
       </w:pPr>
       <w:r>
         <w:rPr>
-          <w:rFonts w:ascii="Times New Roman" w:hAnsi="Times New Roman" w:eastAsia="SimSun"/>
+          <w:rFonts w:ascii="Times New Roman" w:hAnsi="Times New Roman" w:eastAsia="宋体"/>
           <w:sz w:val="19"/>
           <w:szCs w:val="19"/>
         </w:rPr>
-        <w:t>当近邻出现与查询样本完全重合的零距离点时，强制仅由零距离近邻独享投票权。最终多数票决策目标函数如下：</w:t>
+        <w:t>最终多数票决策目标函数如下（式中 I 为指示函数）：</w:t>
       </w:r>
     </w:p>
     <w:p>
@@ -1282,24 +1980,25 @@
       </w:pPr>
       <w:r>
         <w:rPr>
-          <w:rFonts w:ascii="Times New Roman" w:hAnsi="Times New Roman" w:eastAsia="SimSun"/>
+          <w:rFonts w:ascii="Times New Roman" w:hAnsi="Times New Roman" w:eastAsia="宋体"/>
           <w:sz w:val="20"/>
           <w:szCs w:val="20"/>
         </w:rPr>
-        <w:t/>
         <w:drawing>
           <wp:inline distT="0" distB="0" distL="0" distR="0">
-            <wp:extent cx="4191000" cy="908506"/>
+            <wp:extent cx="3683000" cy="798195"/>
+            <wp:effectExtent l="0" t="0" r="5080" b="9525"/>
             <wp:docPr id="103" name="eq_vote.png"/>
-            <a:graphic>
+            <wp:cNvGraphicFramePr/>
+            <a:graphic xmlns:a="http://schemas.openxmlformats.org/drawingml/2006/main">
               <a:graphicData uri="http://schemas.openxmlformats.org/drawingml/2006/picture">
-                <pic:pic>
+                <pic:pic xmlns:pic="http://schemas.openxmlformats.org/drawingml/2006/picture">
                   <pic:nvPicPr>
-                    <pic:cNvPr id="0" name="eq_vote.png"/>
+                    <pic:cNvPr id="103" name="eq_vote.png"/>
                     <pic:cNvPicPr/>
                   </pic:nvPicPr>
                   <pic:blipFill>
-                    <a:blip r:embed="rId8"/>
+                    <a:blip r:embed="rId12"/>
                     <a:stretch>
                       <a:fillRect/>
                     </a:stretch>
@@ -1307,7 +2006,7 @@
                   <pic:spPr>
                     <a:xfrm>
                       <a:off x="0" y="0"/>
-                      <a:ext cx="4191000" cy="908506"/>
+                      <a:ext cx="3683000" cy="798384"/>
                     </a:xfrm>
                     <a:prstGeom prst="rect">
                       <a:avLst/>
@@ -1323,148 +2022,138 @@
         <w:rPr>
           <w:sz w:val="18"/>
         </w:rPr>
-        <w:t>   (式 3)</w:t>
+        <w:t>(式 3)</w:t>
+      </w:r>
+    </w:p>
+    <w:p>
+      <w:pPr>
+        <w:spacing w:after="40" w:line="240" w:lineRule="auto"/>
+        <w:ind w:firstLine="380" w:firstLineChars="200"/>
+        <w:jc w:val="left"/>
+      </w:pPr>
+      <w:r>
+        <w:rPr>
+          <w:rFonts w:ascii="Times New Roman" w:hAnsi="Times New Roman" w:eastAsia="宋体"/>
+          <w:sz w:val="19"/>
+          <w:szCs w:val="19"/>
+        </w:rPr>
+        <w:t>• 确定性平票仲裁：近邻检索并列优先保留训练行号较小样本；多数票统计并列严格判定为类别编号较小者（0-9）。</w:t>
+      </w:r>
+    </w:p>
+    <w:p>
+      <w:pPr>
+        <w:spacing w:after="30" w:line="240" w:lineRule="auto"/>
+        <w:jc w:val="left"/>
+      </w:pPr>
+      <w:r>
+        <w:rPr>
+          <w:rFonts w:ascii="Times New Roman" w:hAnsi="Times New Roman" w:eastAsia="宋体"/>
+          <w:sz w:val="17"/>
+          <w:szCs w:val="17"/>
+        </w:rPr>
+        <w:t>关键词：MNIST手写体；k近邻分类器；SVD PCA；HOG梯度特征；分批向量化；Top-n精度</w:t>
+      </w:r>
+    </w:p>
+    <w:p>
+      <w:pPr>
+        <w:pageBreakBefore/>
+        <w:pBdr>
+          <w:bottom w:val="single" w:color="1E3A8A" w:sz="12" w:space="4"/>
+        </w:pBdr>
+        <w:spacing w:after="100" w:line="240" w:lineRule="auto"/>
+        <w:jc w:val="left"/>
+      </w:pPr>
+      <w:r>
+        <w:rPr>
+          <w:rFonts w:ascii="黑体" w:hAnsi="黑体" w:eastAsia="黑体"/>
+          <w:b/>
+          <w:color w:val="0F172A"/>
+          <w:sz w:val="28"/>
+          <w:szCs w:val="28"/>
+        </w:rPr>
+        <w:t>二、数据集划分、实验环境与评价体系</w:t>
+      </w:r>
+    </w:p>
+    <w:p>
+      <w:pPr>
+        <w:spacing w:after="40" w:line="240" w:lineRule="auto"/>
+        <w:ind w:firstLine="380" w:firstLineChars="200"/>
+        <w:jc w:val="left"/>
+      </w:pPr>
+      <w:r>
+        <w:rPr>
+          <w:rFonts w:ascii="Times New Roman" w:hAnsi="Times New Roman" w:eastAsia="宋体"/>
+          <w:sz w:val="19"/>
+          <w:szCs w:val="19"/>
+        </w:rPr>
+        <w:t>实验采用标准 MNIST 手写体数字数据集，每张图像为 28×28 灰度图（784 维原始特征，标签 0-9），像素除以 255 归一化。原始 IDX 格式无损转换，哈希清单记录于 data_manifest.json，杜绝重采样偏差。</w:t>
       </w:r>
     </w:p>
     <w:p>
       <w:pPr>
         <w:spacing w:after="40" w:line="240" w:lineRule="auto"/>
         <w:jc w:val="left"/>
-        <w:ind w:firstLineChars="200" w:firstLine="420"/>
       </w:pPr>
       <w:r>
         <w:rPr>
-          <w:rFonts w:ascii="Times New Roman" w:hAnsi="Times New Roman" w:eastAsia="SimSun"/>
+          <w:rFonts w:ascii="黑体" w:hAnsi="黑体" w:eastAsia="黑体"/>
+          <w:b/>
+          <w:color w:val="0F172A"/>
+          <w:sz w:val="21"/>
+          <w:szCs w:val="21"/>
+        </w:rPr>
+        <w:t>2.1 严谨的三阶段子集划分（避免数据泄漏）</w:t>
+      </w:r>
+    </w:p>
+    <w:p>
+      <w:pPr>
+        <w:spacing w:after="40" w:line="240" w:lineRule="auto"/>
+        <w:ind w:firstLine="380" w:firstLineChars="200"/>
+        <w:jc w:val="left"/>
+      </w:pPr>
+      <w:r>
+        <w:rPr>
+          <w:rFonts w:ascii="Times New Roman" w:hAnsi="Times New Roman" w:eastAsia="宋体"/>
           <w:sz w:val="19"/>
           <w:szCs w:val="19"/>
         </w:rPr>
-        <w:t>• 确定性双层平票仲裁：近邻检索并列优先保留训练行号较小样本；多数票统计并列严格判定为类别编号较小者（0-9），契合课程标准。</w:t>
+        <w:t>以固定随机种子（42/43）从 60,000 张训练集分层抽取 12,000 张训练与 2,000 张验证子集（每类训练 1,200、验证 200 张，索引无交集）。PCA 投影基仅在 12,000 训练子集拟合，验证集仅映射。最终测试集（10,000 张）在锁定配置前保持完全盲态。</w:t>
       </w:r>
     </w:p>
     <w:p>
       <w:pPr>
         <w:spacing w:after="40" w:line="240" w:lineRule="auto"/>
         <w:jc w:val="left"/>
-        <w:ind w:firstLineChars="200" w:firstLine="420"/>
       </w:pPr>
       <w:r>
         <w:rPr>
-          <w:rFonts w:ascii="Times New Roman" w:hAnsi="Times New Roman" w:eastAsia="SimSun"/>
-          <w:sz w:val="19"/>
-          <w:szCs w:val="19"/>
-        </w:rPr>
-        <w:t>• Top-n 精度口径：按投票得分降序、类别编号升序排序，未获票类别得分归零后按编号补位，避免虚构高置信候选。</w:t>
-      </w:r>
-    </w:p>
-    <w:p>
-      <w:pPr>
-        <w:spacing w:after="30" w:line="240" w:lineRule="auto"/>
-        <w:jc w:val="left"/>
-      </w:pPr>
-      <w:r>
-        <w:rPr>
-          <w:rFonts w:ascii="Times New Roman" w:hAnsi="Times New Roman" w:eastAsia="SimSun"/>
-          <w:sz w:val="17"/>
-          <w:szCs w:val="17"/>
-        </w:rPr>
-        <w:t>关键词：MNIST手写体；k近邻分类器；SVD PCA；HOG梯度特征；分批向量化；Top-n精度</w:t>
-      </w:r>
-    </w:p>
-    <w:p>
-      <w:pPr>
-        <w:pageBreakBefore/>
-        <w:spacing w:after="100" w:line="240" w:lineRule="auto"/>
-        <w:jc w:val="left"/>
-        <w:pBdr>
-          <w:bottom w:val="single" w:sz="12" w:space="4" w:color="1E3A8A"/>
-        </w:pBdr>
-      </w:pPr>
-      <w:r>
-        <w:rPr>
-          <w:rFonts w:ascii="SimHei" w:hAnsi="SimHei" w:eastAsia="SimHei"/>
-          <w:sz w:val="28"/>
-          <w:szCs w:val="28"/>
+          <w:rFonts w:ascii="黑体" w:hAnsi="黑体" w:eastAsia="黑体"/>
+          <w:b/>
           <w:color w:val="0F172A"/>
-          <w:b/>
-        </w:rPr>
-        <w:t>二、数据集划分、实验环境与评价体系</w:t>
-      </w:r>
-    </w:p>
-    <w:p>
-      <w:pPr>
-        <w:spacing w:after="40" w:line="240" w:lineRule="auto"/>
-        <w:jc w:val="left"/>
-        <w:ind w:firstLineChars="200" w:firstLine="420"/>
-      </w:pPr>
-      <w:r>
-        <w:rPr>
-          <w:rFonts w:ascii="Times New Roman" w:hAnsi="Times New Roman" w:eastAsia="SimSun"/>
-          <w:sz w:val="19"/>
-          <w:szCs w:val="19"/>
-        </w:rPr>
-        <w:t>实验采用标准 MNIST 手写体数字数据集，每张图像为 28×28 灰度图（784 维原始特征，标签 0-9），像素除以 255 归一化。原始 IDX 格式无损转换，哈希清单记录于 data_manifest.json，杜绝重采样偏差。</w:t>
-      </w:r>
-    </w:p>
-    <w:p>
-      <w:pPr>
-        <w:spacing w:after="40" w:line="240" w:lineRule="auto"/>
-        <w:jc w:val="left"/>
-      </w:pPr>
-      <w:r>
-        <w:rPr>
-          <w:rFonts w:ascii="SimHei" w:hAnsi="SimHei" w:eastAsia="SimHei"/>
           <w:sz w:val="21"/>
           <w:szCs w:val="21"/>
-          <w:color w:val="0F172A"/>
-          <w:b/>
-        </w:rPr>
-        <w:t>2.1 严谨的三阶段子集划分（避免数据泄漏）</w:t>
-      </w:r>
-    </w:p>
-    <w:p>
-      <w:pPr>
-        <w:spacing w:after="40" w:line="240" w:lineRule="auto"/>
-        <w:jc w:val="left"/>
-        <w:ind w:firstLineChars="200" w:firstLine="420"/>
-      </w:pPr>
-      <w:r>
-        <w:rPr>
-          <w:rFonts w:ascii="Times New Roman" w:hAnsi="Times New Roman" w:eastAsia="SimSun"/>
-          <w:sz w:val="19"/>
-          <w:szCs w:val="19"/>
-        </w:rPr>
-        <w:t>以固定随机种子（42/43）从 60,000 张训练集分层抽取 12,000 张训练与 2,000 张验证子集（每类训练 1,200、验证 200 张，索引无交集）。PCA 投影基仅在 12,000 训练子集拟合，验证集仅映射。最终测试集（10,000 张）在锁定配置前保持完全盲态。</w:t>
-      </w:r>
-    </w:p>
-    <w:p>
-      <w:pPr>
-        <w:spacing w:after="40" w:line="240" w:lineRule="auto"/>
-        <w:jc w:val="left"/>
-      </w:pPr>
-      <w:r>
-        <w:rPr>
-          <w:rFonts w:ascii="SimHei" w:hAnsi="SimHei" w:eastAsia="SimHei"/>
-          <w:sz w:val="21"/>
-          <w:szCs w:val="21"/>
-          <w:color w:val="0F172A"/>
-          <w:b/>
         </w:rPr>
         <w:t>2.2 软硬件运行环境</w:t>
       </w:r>
     </w:p>
     <w:tbl>
       <w:tblPr>
+        <w:tblStyle w:val="4"/>
         <w:tblW w:w="8300" w:type="dxa"/>
+        <w:tblInd w:w="0" w:type="dxa"/>
+        <w:tblBorders>
+          <w:top w:val="single" w:color="1E293B" w:sz="8" w:space="0"/>
+          <w:left w:val="none" w:color="auto" w:sz="0" w:space="0"/>
+          <w:bottom w:val="single" w:color="1E293B" w:sz="8" w:space="0"/>
+          <w:right w:val="none" w:color="auto" w:sz="0" w:space="0"/>
+          <w:insideH w:val="single" w:color="E2E8F0" w:sz="4" w:space="0"/>
+          <w:insideV w:val="none" w:color="auto" w:sz="0" w:space="0"/>
+        </w:tblBorders>
         <w:tblLayout w:type="fixed"/>
-        <w:tblBorders>
-          <w:top w:val="single" w:sz="8" w:color="1E293B"/>
-          <w:bottom w:val="single" w:sz="8" w:color="1E293B"/>
-          <w:insideH w:val="single" w:sz="4" w:color="E2E8F0"/>
-        </w:tblBorders>
         <w:tblCellMar>
           <w:top w:w="50" w:type="dxa"/>
+          <w:left w:w="50" w:type="dxa"/>
           <w:bottom w:w="50" w:type="dxa"/>
-          <w:left w:w="50" w:type="dxa"/>
           <w:right w:w="50" w:type="dxa"/>
         </w:tblCellMar>
       </w:tblPr>
@@ -1474,22 +2163,38 @@
         <w:gridCol w:w="3000"/>
       </w:tblGrid>
       <w:tr>
+        <w:tblPrEx>
+          <w:tblBorders>
+            <w:top w:val="single" w:color="1E293B" w:sz="8" w:space="0"/>
+            <w:left w:val="none" w:color="auto" w:sz="0" w:space="0"/>
+            <w:bottom w:val="single" w:color="1E293B" w:sz="8" w:space="0"/>
+            <w:right w:val="none" w:color="auto" w:sz="0" w:space="0"/>
+            <w:insideH w:val="single" w:color="E2E8F0" w:sz="4" w:space="0"/>
+            <w:insideV w:val="none" w:color="auto" w:sz="0" w:space="0"/>
+          </w:tblBorders>
+          <w:tblCellMar>
+            <w:top w:w="50" w:type="dxa"/>
+            <w:left w:w="50" w:type="dxa"/>
+            <w:bottom w:w="50" w:type="dxa"/>
+            <w:right w:w="50" w:type="dxa"/>
+          </w:tblCellMar>
+        </w:tblPrEx>
         <w:tc>
           <w:tcPr>
             <w:tcW w:w="2000" w:type="dxa"/>
-            <w:shd w:fill="1E3A8A"/>
-          </w:tcPr>
-          <w:p>
-            <w:pPr>
-              <w:spacing w:after="0" w:before="0" w:line="200" w:lineRule="auto"/>
+            <w:shd w:val="clear" w:color="auto" w:fill="1E3A8A"/>
+          </w:tcPr>
+          <w:p>
+            <w:pPr>
+              <w:spacing w:before="0" w:after="0" w:line="200" w:lineRule="auto"/>
               <w:jc w:val="left"/>
             </w:pPr>
             <w:r>
               <w:rPr>
-                <w:rFonts w:ascii="SimHei" w:hAnsi="SimHei" w:eastAsia="SimHei"/>
-                <w:sz w:val="15"/>
+                <w:rFonts w:ascii="黑体" w:hAnsi="黑体" w:eastAsia="黑体"/>
                 <w:b/>
                 <w:color w:val="FFFFFF"/>
+                <w:sz w:val="15"/>
               </w:rPr>
               <w:t>环境组件</w:t>
             </w:r>
@@ -1498,19 +2203,19 @@
         <w:tc>
           <w:tcPr>
             <w:tcW w:w="3300" w:type="dxa"/>
-            <w:shd w:fill="1E3A8A"/>
-          </w:tcPr>
-          <w:p>
-            <w:pPr>
-              <w:spacing w:after="0" w:before="0" w:line="200" w:lineRule="auto"/>
-              <w:jc w:val="center"/>
-            </w:pPr>
-            <w:r>
-              <w:rPr>
-                <w:rFonts w:ascii="SimHei" w:hAnsi="SimHei" w:eastAsia="SimHei"/>
-                <w:sz w:val="15"/>
+            <w:shd w:val="clear" w:color="auto" w:fill="1E3A8A"/>
+          </w:tcPr>
+          <w:p>
+            <w:pPr>
+              <w:spacing w:before="0" w:after="0" w:line="200" w:lineRule="auto"/>
+              <w:jc w:val="center"/>
+            </w:pPr>
+            <w:r>
+              <w:rPr>
+                <w:rFonts w:ascii="黑体" w:hAnsi="黑体" w:eastAsia="黑体"/>
                 <w:b/>
                 <w:color w:val="FFFFFF"/>
+                <w:sz w:val="15"/>
               </w:rPr>
               <w:t>配置与版本</w:t>
             </w:r>
@@ -1519,19 +2224,19 @@
         <w:tc>
           <w:tcPr>
             <w:tcW w:w="3000" w:type="dxa"/>
-            <w:shd w:fill="1E3A8A"/>
-          </w:tcPr>
-          <w:p>
-            <w:pPr>
-              <w:spacing w:after="0" w:before="0" w:line="200" w:lineRule="auto"/>
-              <w:jc w:val="center"/>
-            </w:pPr>
-            <w:r>
-              <w:rPr>
-                <w:rFonts w:ascii="SimHei" w:hAnsi="SimHei" w:eastAsia="SimHei"/>
-                <w:sz w:val="15"/>
+            <w:shd w:val="clear" w:color="auto" w:fill="1E3A8A"/>
+          </w:tcPr>
+          <w:p>
+            <w:pPr>
+              <w:spacing w:before="0" w:after="0" w:line="200" w:lineRule="auto"/>
+              <w:jc w:val="center"/>
+            </w:pPr>
+            <w:r>
+              <w:rPr>
+                <w:rFonts w:ascii="黑体" w:hAnsi="黑体" w:eastAsia="黑体"/>
                 <w:b/>
                 <w:color w:val="FFFFFF"/>
+                <w:sz w:val="15"/>
               </w:rPr>
               <w:t>功能说明</w:t>
             </w:r>
@@ -1539,18 +2244,34 @@
         </w:tc>
       </w:tr>
       <w:tr>
+        <w:tblPrEx>
+          <w:tblBorders>
+            <w:top w:val="single" w:color="1E293B" w:sz="8" w:space="0"/>
+            <w:left w:val="none" w:color="auto" w:sz="0" w:space="0"/>
+            <w:bottom w:val="single" w:color="1E293B" w:sz="8" w:space="0"/>
+            <w:right w:val="none" w:color="auto" w:sz="0" w:space="0"/>
+            <w:insideH w:val="single" w:color="E2E8F0" w:sz="4" w:space="0"/>
+            <w:insideV w:val="none" w:color="auto" w:sz="0" w:space="0"/>
+          </w:tblBorders>
+          <w:tblCellMar>
+            <w:top w:w="50" w:type="dxa"/>
+            <w:left w:w="50" w:type="dxa"/>
+            <w:bottom w:w="50" w:type="dxa"/>
+            <w:right w:w="50" w:type="dxa"/>
+          </w:tblCellMar>
+        </w:tblPrEx>
         <w:tc>
           <w:tcPr>
             <w:tcW w:w="2000" w:type="dxa"/>
           </w:tcPr>
           <w:p>
             <w:pPr>
-              <w:spacing w:after="0" w:before="0" w:line="200" w:lineRule="auto"/>
+              <w:spacing w:before="0" w:after="0" w:line="200" w:lineRule="auto"/>
               <w:jc w:val="left"/>
             </w:pPr>
             <w:r>
               <w:rPr>
-                <w:rFonts w:ascii="Times New Roman" w:hAnsi="Times New Roman" w:eastAsia="SimSun"/>
+                <w:rFonts w:ascii="Times New Roman" w:hAnsi="Times New Roman" w:eastAsia="宋体"/>
                 <w:sz w:val="15"/>
               </w:rPr>
               <w:t>操作系统 / 处理器</w:t>
@@ -1563,12 +2284,12 @@
           </w:tcPr>
           <w:p>
             <w:pPr>
-              <w:spacing w:after="0" w:before="0" w:line="200" w:lineRule="auto"/>
-              <w:jc w:val="center"/>
-            </w:pPr>
-            <w:r>
-              <w:rPr>
-                <w:rFonts w:ascii="Times New Roman" w:hAnsi="Times New Roman" w:eastAsia="SimSun"/>
+              <w:spacing w:before="0" w:after="0" w:line="200" w:lineRule="auto"/>
+              <w:jc w:val="center"/>
+            </w:pPr>
+            <w:r>
+              <w:rPr>
+                <w:rFonts w:ascii="Times New Roman" w:hAnsi="Times New Roman" w:eastAsia="宋体"/>
                 <w:sz w:val="15"/>
               </w:rPr>
               <w:t>Windows 11 / x64 多核 CPU</w:t>
@@ -1581,12 +2302,12 @@
           </w:tcPr>
           <w:p>
             <w:pPr>
-              <w:spacing w:after="0" w:before="0" w:line="200" w:lineRule="auto"/>
-              <w:jc w:val="center"/>
-            </w:pPr>
-            <w:r>
-              <w:rPr>
-                <w:rFonts w:ascii="Times New Roman" w:hAnsi="Times New Roman" w:eastAsia="SimSun"/>
+              <w:spacing w:before="0" w:after="0" w:line="200" w:lineRule="auto"/>
+              <w:jc w:val="center"/>
+            </w:pPr>
+            <w:r>
+              <w:rPr>
+                <w:rFonts w:ascii="Times New Roman" w:hAnsi="Times New Roman" w:eastAsia="宋体"/>
                 <w:sz w:val="15"/>
               </w:rPr>
               <w:t>负责数据预处理与特征工程调度</w:t>
@@ -1595,19 +2316,35 @@
         </w:tc>
       </w:tr>
       <w:tr>
+        <w:tblPrEx>
+          <w:tblBorders>
+            <w:top w:val="single" w:color="1E293B" w:sz="8" w:space="0"/>
+            <w:left w:val="none" w:color="auto" w:sz="0" w:space="0"/>
+            <w:bottom w:val="single" w:color="1E293B" w:sz="8" w:space="0"/>
+            <w:right w:val="none" w:color="auto" w:sz="0" w:space="0"/>
+            <w:insideH w:val="single" w:color="E2E8F0" w:sz="4" w:space="0"/>
+            <w:insideV w:val="none" w:color="auto" w:sz="0" w:space="0"/>
+          </w:tblBorders>
+          <w:tblCellMar>
+            <w:top w:w="50" w:type="dxa"/>
+            <w:left w:w="50" w:type="dxa"/>
+            <w:bottom w:w="50" w:type="dxa"/>
+            <w:right w:w="50" w:type="dxa"/>
+          </w:tblCellMar>
+        </w:tblPrEx>
         <w:tc>
           <w:tcPr>
             <w:tcW w:w="2000" w:type="dxa"/>
-            <w:shd w:fill="F8FAFC"/>
-          </w:tcPr>
-          <w:p>
-            <w:pPr>
-              <w:spacing w:after="0" w:before="0" w:line="200" w:lineRule="auto"/>
+            <w:shd w:val="clear" w:color="auto" w:fill="F8FAFC"/>
+          </w:tcPr>
+          <w:p>
+            <w:pPr>
+              <w:spacing w:before="0" w:after="0" w:line="200" w:lineRule="auto"/>
               <w:jc w:val="left"/>
             </w:pPr>
             <w:r>
               <w:rPr>
-                <w:rFonts w:ascii="Times New Roman" w:hAnsi="Times New Roman" w:eastAsia="SimSun"/>
+                <w:rFonts w:ascii="Times New Roman" w:hAnsi="Times New Roman" w:eastAsia="宋体"/>
                 <w:sz w:val="15"/>
               </w:rPr>
               <w:t>图形加速卡 GPU</w:t>
@@ -1617,16 +2354,16 @@
         <w:tc>
           <w:tcPr>
             <w:tcW w:w="3300" w:type="dxa"/>
-            <w:shd w:fill="F8FAFC"/>
-          </w:tcPr>
-          <w:p>
-            <w:pPr>
-              <w:spacing w:after="0" w:before="0" w:line="200" w:lineRule="auto"/>
-              <w:jc w:val="center"/>
-            </w:pPr>
-            <w:r>
-              <w:rPr>
-                <w:rFonts w:ascii="Times New Roman" w:hAnsi="Times New Roman" w:eastAsia="SimSun"/>
+            <w:shd w:val="clear" w:color="auto" w:fill="F8FAFC"/>
+          </w:tcPr>
+          <w:p>
+            <w:pPr>
+              <w:spacing w:before="0" w:after="0" w:line="200" w:lineRule="auto"/>
+              <w:jc w:val="center"/>
+            </w:pPr>
+            <w:r>
+              <w:rPr>
+                <w:rFonts w:ascii="Times New Roman" w:hAnsi="Times New Roman" w:eastAsia="宋体"/>
                 <w:sz w:val="15"/>
               </w:rPr>
               <w:t>NVIDIA GeForce RTX 4080 Laptop GPU</w:t>
@@ -1636,16 +2373,16 @@
         <w:tc>
           <w:tcPr>
             <w:tcW w:w="3000" w:type="dxa"/>
-            <w:shd w:fill="F8FAFC"/>
-          </w:tcPr>
-          <w:p>
-            <w:pPr>
-              <w:spacing w:after="0" w:before="0" w:line="200" w:lineRule="auto"/>
-              <w:jc w:val="center"/>
-            </w:pPr>
-            <w:r>
-              <w:rPr>
-                <w:rFonts w:ascii="Times New Roman" w:hAnsi="Times New Roman" w:eastAsia="SimSun"/>
+            <w:shd w:val="clear" w:color="auto" w:fill="F8FAFC"/>
+          </w:tcPr>
+          <w:p>
+            <w:pPr>
+              <w:spacing w:before="0" w:after="0" w:line="200" w:lineRule="auto"/>
+              <w:jc w:val="center"/>
+            </w:pPr>
+            <w:r>
+              <w:rPr>
+                <w:rFonts w:ascii="Times New Roman" w:hAnsi="Times New Roman" w:eastAsia="宋体"/>
                 <w:sz w:val="15"/>
               </w:rPr>
               <w:t>用于分批向量化欧氏距离矩阵高速检索</w:t>
@@ -1654,18 +2391,34 @@
         </w:tc>
       </w:tr>
       <w:tr>
+        <w:tblPrEx>
+          <w:tblBorders>
+            <w:top w:val="single" w:color="1E293B" w:sz="8" w:space="0"/>
+            <w:left w:val="none" w:color="auto" w:sz="0" w:space="0"/>
+            <w:bottom w:val="single" w:color="1E293B" w:sz="8" w:space="0"/>
+            <w:right w:val="none" w:color="auto" w:sz="0" w:space="0"/>
+            <w:insideH w:val="single" w:color="E2E8F0" w:sz="4" w:space="0"/>
+            <w:insideV w:val="none" w:color="auto" w:sz="0" w:space="0"/>
+          </w:tblBorders>
+          <w:tblCellMar>
+            <w:top w:w="50" w:type="dxa"/>
+            <w:left w:w="50" w:type="dxa"/>
+            <w:bottom w:w="50" w:type="dxa"/>
+            <w:right w:w="50" w:type="dxa"/>
+          </w:tblCellMar>
+        </w:tblPrEx>
         <w:tc>
           <w:tcPr>
             <w:tcW w:w="2000" w:type="dxa"/>
           </w:tcPr>
           <w:p>
             <w:pPr>
-              <w:spacing w:after="0" w:before="0" w:line="200" w:lineRule="auto"/>
+              <w:spacing w:before="0" w:after="0" w:line="200" w:lineRule="auto"/>
               <w:jc w:val="left"/>
             </w:pPr>
             <w:r>
               <w:rPr>
-                <w:rFonts w:ascii="Times New Roman" w:hAnsi="Times New Roman" w:eastAsia="SimSun"/>
+                <w:rFonts w:ascii="Times New Roman" w:hAnsi="Times New Roman" w:eastAsia="宋体"/>
                 <w:sz w:val="15"/>
               </w:rPr>
               <w:t>核心依赖库</w:t>
@@ -1678,12 +2431,12 @@
           </w:tcPr>
           <w:p>
             <w:pPr>
-              <w:spacing w:after="0" w:before="0" w:line="200" w:lineRule="auto"/>
-              <w:jc w:val="center"/>
-            </w:pPr>
-            <w:r>
-              <w:rPr>
-                <w:rFonts w:ascii="Times New Roman" w:hAnsi="Times New Roman" w:eastAsia="SimSun"/>
+              <w:spacing w:before="0" w:after="0" w:line="200" w:lineRule="auto"/>
+              <w:jc w:val="center"/>
+            </w:pPr>
+            <w:r>
+              <w:rPr>
+                <w:rFonts w:ascii="Times New Roman" w:hAnsi="Times New Roman" w:eastAsia="宋体"/>
                 <w:sz w:val="15"/>
               </w:rPr>
               <w:t>PyTorch 2.2 / CUDA / NumPy 1.26 / scikit-learn</w:t>
@@ -1696,12 +2449,12 @@
           </w:tcPr>
           <w:p>
             <w:pPr>
-              <w:spacing w:after="0" w:before="0" w:line="200" w:lineRule="auto"/>
-              <w:jc w:val="center"/>
-            </w:pPr>
-            <w:r>
-              <w:rPr>
-                <w:rFonts w:ascii="Times New Roman" w:hAnsi="Times New Roman" w:eastAsia="SimSun"/>
+              <w:spacing w:before="0" w:after="0" w:line="200" w:lineRule="auto"/>
+              <w:jc w:val="center"/>
+            </w:pPr>
+            <w:r>
+              <w:rPr>
+                <w:rFonts w:ascii="Times New Roman" w:hAnsi="Times New Roman" w:eastAsia="宋体"/>
                 <w:sz w:val="15"/>
               </w:rPr>
               <w:t>统一矩阵运算后端与严格 QA 交叉对照</w:t>
@@ -1710,19 +2463,35 @@
         </w:tc>
       </w:tr>
       <w:tr>
+        <w:tblPrEx>
+          <w:tblBorders>
+            <w:top w:val="single" w:color="1E293B" w:sz="8" w:space="0"/>
+            <w:left w:val="none" w:color="auto" w:sz="0" w:space="0"/>
+            <w:bottom w:val="single" w:color="1E293B" w:sz="8" w:space="0"/>
+            <w:right w:val="none" w:color="auto" w:sz="0" w:space="0"/>
+            <w:insideH w:val="single" w:color="E2E8F0" w:sz="4" w:space="0"/>
+            <w:insideV w:val="none" w:color="auto" w:sz="0" w:space="0"/>
+          </w:tblBorders>
+          <w:tblCellMar>
+            <w:top w:w="50" w:type="dxa"/>
+            <w:left w:w="50" w:type="dxa"/>
+            <w:bottom w:w="50" w:type="dxa"/>
+            <w:right w:w="50" w:type="dxa"/>
+          </w:tblCellMar>
+        </w:tblPrEx>
         <w:tc>
           <w:tcPr>
             <w:tcW w:w="2000" w:type="dxa"/>
-            <w:shd w:fill="F8FAFC"/>
-          </w:tcPr>
-          <w:p>
-            <w:pPr>
-              <w:spacing w:after="0" w:before="0" w:line="200" w:lineRule="auto"/>
+            <w:shd w:val="clear" w:color="auto" w:fill="F8FAFC"/>
+          </w:tcPr>
+          <w:p>
+            <w:pPr>
+              <w:spacing w:before="0" w:after="0" w:line="200" w:lineRule="auto"/>
               <w:jc w:val="left"/>
             </w:pPr>
             <w:r>
               <w:rPr>
-                <w:rFonts w:ascii="Times New Roman" w:hAnsi="Times New Roman" w:eastAsia="SimSun"/>
+                <w:rFonts w:ascii="Times New Roman" w:hAnsi="Times New Roman" w:eastAsia="宋体"/>
                 <w:sz w:val="15"/>
               </w:rPr>
               <w:t>特征处理库</w:t>
@@ -1732,16 +2501,16 @@
         <w:tc>
           <w:tcPr>
             <w:tcW w:w="3300" w:type="dxa"/>
-            <w:shd w:fill="F8FAFC"/>
-          </w:tcPr>
-          <w:p>
-            <w:pPr>
-              <w:spacing w:after="0" w:before="0" w:line="200" w:lineRule="auto"/>
-              <w:jc w:val="center"/>
-            </w:pPr>
-            <w:r>
-              <w:rPr>
-                <w:rFonts w:ascii="Times New Roman" w:hAnsi="Times New Roman" w:eastAsia="SimSun"/>
+            <w:shd w:val="clear" w:color="auto" w:fill="F8FAFC"/>
+          </w:tcPr>
+          <w:p>
+            <w:pPr>
+              <w:spacing w:before="0" w:after="0" w:line="200" w:lineRule="auto"/>
+              <w:jc w:val="center"/>
+            </w:pPr>
+            <w:r>
+              <w:rPr>
+                <w:rFonts w:ascii="Times New Roman" w:hAnsi="Times New Roman" w:eastAsia="宋体"/>
                 <w:sz w:val="15"/>
               </w:rPr>
               <w:t>scikit-image 0.22</w:t>
@@ -1751,16 +2520,16 @@
         <w:tc>
           <w:tcPr>
             <w:tcW w:w="3000" w:type="dxa"/>
-            <w:shd w:fill="F8FAFC"/>
-          </w:tcPr>
-          <w:p>
-            <w:pPr>
-              <w:spacing w:after="0" w:before="0" w:line="200" w:lineRule="auto"/>
-              <w:jc w:val="center"/>
-            </w:pPr>
-            <w:r>
-              <w:rPr>
-                <w:rFonts w:ascii="Times New Roman" w:hAnsi="Times New Roman" w:eastAsia="SimSun"/>
+            <w:shd w:val="clear" w:color="auto" w:fill="F8FAFC"/>
+          </w:tcPr>
+          <w:p>
+            <w:pPr>
+              <w:spacing w:before="0" w:after="0" w:line="200" w:lineRule="auto"/>
+              <w:jc w:val="center"/>
+            </w:pPr>
+            <w:r>
+              <w:rPr>
+                <w:rFonts w:ascii="Times New Roman" w:hAnsi="Times New Roman" w:eastAsia="宋体"/>
                 <w:sz w:val="15"/>
               </w:rPr>
               <w:t>用于提取 324 维 HOG 局部方向梯度特征</w:t>
@@ -1774,14 +2543,6 @@
         <w:spacing w:after="30" w:line="240" w:lineRule="auto"/>
         <w:jc w:val="left"/>
       </w:pPr>
-      <w:r>
-        <w:rPr>
-          <w:rFonts w:ascii="Times New Roman" w:hAnsi="Times New Roman" w:eastAsia="SimSun"/>
-          <w:sz w:val="20"/>
-          <w:szCs w:val="20"/>
-        </w:rPr>
-        <w:t/>
-      </w:r>
     </w:p>
     <w:p>
       <w:pPr>
@@ -1790,11 +2551,11 @@
       </w:pPr>
       <w:r>
         <w:rPr>
-          <w:rFonts w:ascii="SimHei" w:hAnsi="SimHei" w:eastAsia="SimHei"/>
+          <w:rFonts w:ascii="黑体" w:hAnsi="黑体" w:eastAsia="黑体"/>
+          <w:b/>
+          <w:color w:val="0F172A"/>
           <w:sz w:val="21"/>
           <w:szCs w:val="21"/>
-          <w:color w:val="0F172A"/>
-          <w:b/>
         </w:rPr>
         <w:t>2.3 评价指标体系</w:t>
       </w:r>
@@ -1802,12 +2563,12 @@
     <w:p>
       <w:pPr>
         <w:spacing w:after="40" w:line="240" w:lineRule="auto"/>
+        <w:ind w:firstLine="380" w:firstLineChars="200"/>
         <w:jc w:val="left"/>
-        <w:ind w:firstLineChars="200" w:firstLine="420"/>
       </w:pPr>
       <w:r>
         <w:rPr>
-          <w:rFonts w:ascii="Times New Roman" w:hAnsi="Times New Roman" w:eastAsia="SimSun"/>
+          <w:rFonts w:ascii="Times New Roman" w:hAnsi="Times New Roman" w:eastAsia="宋体"/>
           <w:sz w:val="19"/>
           <w:szCs w:val="19"/>
         </w:rPr>
@@ -1817,19 +2578,19 @@
     <w:p>
       <w:pPr>
         <w:pageBreakBefore/>
+        <w:pBdr>
+          <w:bottom w:val="single" w:color="1E3A8A" w:sz="12" w:space="4"/>
+        </w:pBdr>
         <w:spacing w:after="100" w:line="240" w:lineRule="auto"/>
         <w:jc w:val="left"/>
-        <w:pBdr>
-          <w:bottom w:val="single" w:sz="12" w:space="4" w:color="1E3A8A"/>
-        </w:pBdr>
       </w:pPr>
       <w:r>
         <w:rPr>
-          <w:rFonts w:ascii="SimHei" w:hAnsi="SimHei" w:eastAsia="SimHei"/>
+          <w:rFonts w:ascii="黑体" w:hAnsi="黑体" w:eastAsia="黑体"/>
+          <w:b/>
+          <w:color w:val="0F172A"/>
           <w:sz w:val="28"/>
           <w:szCs w:val="28"/>
-          <w:color w:val="0F172A"/>
-          <w:b/>
         </w:rPr>
         <w:t>三、分批向量化 kNN 实现与微基准效率分析</w:t>
       </w:r>
@@ -1837,12 +2598,12 @@
     <w:p>
       <w:pPr>
         <w:spacing w:after="40" w:line="240" w:lineRule="auto"/>
+        <w:ind w:firstLine="380" w:firstLineChars="200"/>
         <w:jc w:val="left"/>
-        <w:ind w:firstLineChars="200" w:firstLine="420"/>
       </w:pPr>
       <w:r>
         <w:rPr>
-          <w:rFonts w:ascii="Times New Roman" w:hAnsi="Times New Roman" w:eastAsia="SimSun"/>
+          <w:rFonts w:ascii="Times New Roman" w:hAnsi="Times New Roman" w:eastAsia="宋体"/>
           <w:sz w:val="19"/>
           <w:szCs w:val="19"/>
         </w:rPr>
@@ -1856,28 +2617,33 @@
       </w:pPr>
       <w:r>
         <w:rPr>
-          <w:rFonts w:ascii="SimHei" w:hAnsi="SimHei" w:eastAsia="SimHei"/>
+          <w:rFonts w:ascii="黑体" w:hAnsi="黑体" w:eastAsia="黑体"/>
+          <w:b/>
+          <w:color w:val="0F172A"/>
           <w:sz w:val="21"/>
           <w:szCs w:val="21"/>
-          <w:color w:val="0F172A"/>
-          <w:b/>
         </w:rPr>
         <w:t>3.1 核心算法实现摘录（core.py）</w:t>
       </w:r>
     </w:p>
     <w:tbl>
       <w:tblPr>
+        <w:tblStyle w:val="4"/>
         <w:tblW w:w="8300" w:type="dxa"/>
+        <w:tblInd w:w="0" w:type="dxa"/>
+        <w:tblBorders>
+          <w:top w:val="single" w:color="1E293B" w:sz="8" w:space="0"/>
+          <w:left w:val="none" w:color="auto" w:sz="0" w:space="0"/>
+          <w:bottom w:val="single" w:color="1E293B" w:sz="8" w:space="0"/>
+          <w:right w:val="none" w:color="auto" w:sz="0" w:space="0"/>
+          <w:insideH w:val="single" w:color="E2E8F0" w:sz="4" w:space="0"/>
+          <w:insideV w:val="none" w:color="auto" w:sz="0" w:space="0"/>
+        </w:tblBorders>
         <w:tblLayout w:type="fixed"/>
-        <w:tblBorders>
-          <w:top w:val="single" w:sz="8" w:color="1E293B"/>
-          <w:bottom w:val="single" w:sz="8" w:color="1E293B"/>
-          <w:insideH w:val="single" w:sz="4" w:color="E2E8F0"/>
-        </w:tblBorders>
         <w:tblCellMar>
           <w:top w:w="50" w:type="dxa"/>
+          <w:left w:w="50" w:type="dxa"/>
           <w:bottom w:w="50" w:type="dxa"/>
-          <w:left w:w="50" w:type="dxa"/>
           <w:right w:w="50" w:type="dxa"/>
         </w:tblCellMar>
       </w:tblPr>
@@ -1886,57 +2652,144 @@
         <w:gridCol w:w="3500"/>
       </w:tblGrid>
       <w:tr>
+        <w:tblPrEx>
+          <w:tblBorders>
+            <w:top w:val="single" w:color="1E293B" w:sz="8" w:space="0"/>
+            <w:left w:val="none" w:color="auto" w:sz="0" w:space="0"/>
+            <w:bottom w:val="single" w:color="1E293B" w:sz="8" w:space="0"/>
+            <w:right w:val="none" w:color="auto" w:sz="0" w:space="0"/>
+            <w:insideH w:val="single" w:color="E2E8F0" w:sz="4" w:space="0"/>
+            <w:insideV w:val="none" w:color="auto" w:sz="0" w:space="0"/>
+          </w:tblBorders>
+          <w:tblCellMar>
+            <w:top w:w="50" w:type="dxa"/>
+            <w:left w:w="50" w:type="dxa"/>
+            <w:bottom w:w="50" w:type="dxa"/>
+            <w:right w:w="50" w:type="dxa"/>
+          </w:tblCellMar>
+        </w:tblPrEx>
         <w:tc>
           <w:tcPr>
             <w:tcW w:w="4800" w:type="dxa"/>
-            <w:shd w:fill="1E3A8A"/>
-          </w:tcPr>
-          <w:p>
-            <w:pPr>
-              <w:spacing w:after="0" w:before="0" w:line="200" w:lineRule="auto"/>
+            <w:shd w:val="clear" w:color="auto" w:fill="1E3A8A"/>
+          </w:tcPr>
+          <w:p>
+            <w:pPr>
+              <w:spacing w:before="0" w:after="0" w:line="200" w:lineRule="auto"/>
+              <w:jc w:val="left"/>
+            </w:pPr>
+            <w:r>
+              <w:rPr>
+                <w:rFonts w:ascii="Consolas" w:hAnsi="Consolas" w:eastAsia="Consolas"/>
+                <w:b/>
+                <w:color w:val="FFFFFF"/>
+                <w:sz w:val="13"/>
+              </w:rPr>
+              <w:t>核心函数与向量化代码摘录</w:t>
+            </w:r>
+          </w:p>
+        </w:tc>
+        <w:tc>
+          <w:tcPr>
+            <w:tcW w:w="3500" w:type="dxa"/>
+            <w:shd w:val="clear" w:color="auto" w:fill="1E3A8A"/>
+          </w:tcPr>
+          <w:p>
+            <w:pPr>
+              <w:spacing w:before="0" w:after="0" w:line="200" w:lineRule="auto"/>
+              <w:jc w:val="center"/>
+            </w:pPr>
+            <w:r>
+              <w:rPr>
+                <w:rFonts w:ascii="黑体" w:hAnsi="黑体" w:eastAsia="黑体"/>
+                <w:b/>
+                <w:color w:val="FFFFFF"/>
+                <w:sz w:val="15"/>
+              </w:rPr>
+              <w:t>执行逻辑与算法优化说明</w:t>
+            </w:r>
+          </w:p>
+        </w:tc>
+      </w:tr>
+      <w:tr>
+        <w:tblPrEx>
+          <w:tblBorders>
+            <w:top w:val="single" w:color="1E293B" w:sz="8" w:space="0"/>
+            <w:left w:val="none" w:color="auto" w:sz="0" w:space="0"/>
+            <w:bottom w:val="single" w:color="1E293B" w:sz="8" w:space="0"/>
+            <w:right w:val="none" w:color="auto" w:sz="0" w:space="0"/>
+            <w:insideH w:val="single" w:color="E2E8F0" w:sz="4" w:space="0"/>
+            <w:insideV w:val="none" w:color="auto" w:sz="0" w:space="0"/>
+          </w:tblBorders>
+          <w:tblCellMar>
+            <w:top w:w="50" w:type="dxa"/>
+            <w:left w:w="50" w:type="dxa"/>
+            <w:bottom w:w="50" w:type="dxa"/>
+            <w:right w:w="50" w:type="dxa"/>
+          </w:tblCellMar>
+        </w:tblPrEx>
+        <w:tc>
+          <w:tcPr>
+            <w:tcW w:w="4800" w:type="dxa"/>
+          </w:tcPr>
+          <w:p>
+            <w:pPr>
+              <w:spacing w:before="0" w:after="0" w:line="200" w:lineRule="auto"/>
               <w:jc w:val="left"/>
             </w:pPr>
             <w:r>
               <w:rPr>
                 <w:rFonts w:ascii="Consolas" w:hAnsi="Consolas" w:eastAsia="Consolas"/>
                 <w:sz w:val="13"/>
-                <w:b/>
-                <w:color w:val="FFFFFF"/>
-              </w:rPr>
-              <w:t>核心函数与向量化代码摘录</w:t>
+              </w:rPr>
+              <w:t>for start in range(0, len(query), batch):</w:t>
             </w:r>
           </w:p>
         </w:tc>
         <w:tc>
           <w:tcPr>
             <w:tcW w:w="3500" w:type="dxa"/>
-            <w:shd w:fill="1E3A8A"/>
-          </w:tcPr>
-          <w:p>
-            <w:pPr>
-              <w:spacing w:after="0" w:before="0" w:line="200" w:lineRule="auto"/>
-              <w:jc w:val="center"/>
-            </w:pPr>
-            <w:r>
-              <w:rPr>
-                <w:rFonts w:ascii="SimHei" w:hAnsi="SimHei" w:eastAsia="SimHei"/>
-                <w:sz w:val="15"/>
-                <w:b/>
-                <w:color w:val="FFFFFF"/>
-              </w:rPr>
-              <w:t>执行逻辑与算法优化说明</w:t>
+          </w:tcPr>
+          <w:p>
+            <w:pPr>
+              <w:spacing w:before="0" w:after="0" w:line="200" w:lineRule="auto"/>
+              <w:jc w:val="center"/>
+            </w:pPr>
+            <w:r>
+              <w:rPr>
+                <w:rFonts w:ascii="Times New Roman" w:hAnsi="Times New Roman" w:eastAsia="宋体"/>
+                <w:sz w:val="15"/>
+              </w:rPr>
+              <w:t>分批滑窗切片，限制单批显存与内存峰值占用</w:t>
             </w:r>
           </w:p>
         </w:tc>
       </w:tr>
       <w:tr>
+        <w:tblPrEx>
+          <w:tblBorders>
+            <w:top w:val="single" w:color="1E293B" w:sz="8" w:space="0"/>
+            <w:left w:val="none" w:color="auto" w:sz="0" w:space="0"/>
+            <w:bottom w:val="single" w:color="1E293B" w:sz="8" w:space="0"/>
+            <w:right w:val="none" w:color="auto" w:sz="0" w:space="0"/>
+            <w:insideH w:val="single" w:color="E2E8F0" w:sz="4" w:space="0"/>
+            <w:insideV w:val="none" w:color="auto" w:sz="0" w:space="0"/>
+          </w:tblBorders>
+          <w:tblCellMar>
+            <w:top w:w="50" w:type="dxa"/>
+            <w:left w:w="50" w:type="dxa"/>
+            <w:bottom w:w="50" w:type="dxa"/>
+            <w:right w:w="50" w:type="dxa"/>
+          </w:tblCellMar>
+        </w:tblPrEx>
         <w:tc>
           <w:tcPr>
             <w:tcW w:w="4800" w:type="dxa"/>
-          </w:tcPr>
-          <w:p>
-            <w:pPr>
-              <w:spacing w:after="0" w:before="0" w:line="200" w:lineRule="auto"/>
+            <w:shd w:val="clear" w:color="auto" w:fill="F8FAFC"/>
+          </w:tcPr>
+          <w:p>
+            <w:pPr>
+              <w:spacing w:before="0" w:after="0" w:line="200" w:lineRule="auto"/>
               <w:jc w:val="left"/>
             </w:pPr>
             <w:r>
@@ -1944,38 +2797,54 @@
                 <w:rFonts w:ascii="Consolas" w:hAnsi="Consolas" w:eastAsia="Consolas"/>
                 <w:sz w:val="13"/>
               </w:rPr>
-              <w:t>for start in range(0, len(query), batch):</w:t>
+              <w:t>d = ((b*b).sum(1)[:,None] + norm[None,:] - 2*b@a.T).clamp_min(0)</w:t>
             </w:r>
           </w:p>
         </w:tc>
         <w:tc>
           <w:tcPr>
             <w:tcW w:w="3500" w:type="dxa"/>
-          </w:tcPr>
-          <w:p>
-            <w:pPr>
-              <w:spacing w:after="0" w:before="0" w:line="200" w:lineRule="auto"/>
-              <w:jc w:val="center"/>
-            </w:pPr>
-            <w:r>
-              <w:rPr>
-                <w:rFonts w:ascii="Times New Roman" w:hAnsi="Times New Roman" w:eastAsia="SimSun"/>
-                <w:sz w:val="15"/>
-              </w:rPr>
-              <w:t>分批滑窗切片，限制单批显存与内存峰值占用</w:t>
+            <w:shd w:val="clear" w:color="auto" w:fill="F8FAFC"/>
+          </w:tcPr>
+          <w:p>
+            <w:pPr>
+              <w:spacing w:before="0" w:after="0" w:line="200" w:lineRule="auto"/>
+              <w:jc w:val="center"/>
+            </w:pPr>
+            <w:r>
+              <w:rPr>
+                <w:rFonts w:ascii="Times New Roman" w:hAnsi="Times New Roman" w:eastAsia="宋体"/>
+                <w:sz w:val="15"/>
+              </w:rPr>
+              <w:t>GPU 矩阵广播计算欧氏平方距离，截断微小负值</w:t>
             </w:r>
           </w:p>
         </w:tc>
       </w:tr>
       <w:tr>
+        <w:tblPrEx>
+          <w:tblBorders>
+            <w:top w:val="single" w:color="1E293B" w:sz="8" w:space="0"/>
+            <w:left w:val="none" w:color="auto" w:sz="0" w:space="0"/>
+            <w:bottom w:val="single" w:color="1E293B" w:sz="8" w:space="0"/>
+            <w:right w:val="none" w:color="auto" w:sz="0" w:space="0"/>
+            <w:insideH w:val="single" w:color="E2E8F0" w:sz="4" w:space="0"/>
+            <w:insideV w:val="none" w:color="auto" w:sz="0" w:space="0"/>
+          </w:tblBorders>
+          <w:tblCellMar>
+            <w:top w:w="50" w:type="dxa"/>
+            <w:left w:w="50" w:type="dxa"/>
+            <w:bottom w:w="50" w:type="dxa"/>
+            <w:right w:w="50" w:type="dxa"/>
+          </w:tblCellMar>
+        </w:tblPrEx>
         <w:tc>
           <w:tcPr>
             <w:tcW w:w="4800" w:type="dxa"/>
-            <w:shd w:fill="F8FAFC"/>
-          </w:tcPr>
-          <w:p>
-            <w:pPr>
-              <w:spacing w:after="0" w:before="0" w:line="200" w:lineRule="auto"/>
+          </w:tcPr>
+          <w:p>
+            <w:pPr>
+              <w:spacing w:before="0" w:after="0" w:line="200" w:lineRule="auto"/>
               <w:jc w:val="left"/>
             </w:pPr>
             <w:r>
@@ -1983,38 +2852,54 @@
                 <w:rFonts w:ascii="Consolas" w:hAnsi="Consolas" w:eastAsia="Consolas"/>
                 <w:sz w:val="13"/>
               </w:rPr>
-              <w:t>d = ((b*b).sum(1)[:,None] + norm[None,:] - 2*b@a.T).clamp_min(0)</w:t>
+              <w:t>ix = np.argpartition(d, k-1, axis=1)[:, :k]</w:t>
             </w:r>
           </w:p>
         </w:tc>
         <w:tc>
           <w:tcPr>
             <w:tcW w:w="3500" w:type="dxa"/>
-            <w:shd w:fill="F8FAFC"/>
-          </w:tcPr>
-          <w:p>
-            <w:pPr>
-              <w:spacing w:after="0" w:before="0" w:line="200" w:lineRule="auto"/>
-              <w:jc w:val="center"/>
-            </w:pPr>
-            <w:r>
-              <w:rPr>
-                <w:rFonts w:ascii="Times New Roman" w:hAnsi="Times New Roman" w:eastAsia="SimSun"/>
-                <w:sz w:val="15"/>
-              </w:rPr>
-              <w:t>GPU 矩阵广播计算欧氏平方距离，截断微小负值</w:t>
+          </w:tcPr>
+          <w:p>
+            <w:pPr>
+              <w:spacing w:before="0" w:after="0" w:line="200" w:lineRule="auto"/>
+              <w:jc w:val="center"/>
+            </w:pPr>
+            <w:r>
+              <w:rPr>
+                <w:rFonts w:ascii="Times New Roman" w:hAnsi="Times New Roman" w:eastAsia="宋体"/>
+                <w:sz w:val="15"/>
+              </w:rPr>
+              <w:t>快速选择算法筛选前 k 个近邻，复杂度从 O(N log N) 降至 O(N)</w:t>
             </w:r>
           </w:p>
         </w:tc>
       </w:tr>
       <w:tr>
+        <w:tblPrEx>
+          <w:tblBorders>
+            <w:top w:val="single" w:color="1E293B" w:sz="8" w:space="0"/>
+            <w:left w:val="none" w:color="auto" w:sz="0" w:space="0"/>
+            <w:bottom w:val="single" w:color="1E293B" w:sz="8" w:space="0"/>
+            <w:right w:val="none" w:color="auto" w:sz="0" w:space="0"/>
+            <w:insideH w:val="single" w:color="E2E8F0" w:sz="4" w:space="0"/>
+            <w:insideV w:val="none" w:color="auto" w:sz="0" w:space="0"/>
+          </w:tblBorders>
+          <w:tblCellMar>
+            <w:top w:w="50" w:type="dxa"/>
+            <w:left w:w="50" w:type="dxa"/>
+            <w:bottom w:w="50" w:type="dxa"/>
+            <w:right w:w="50" w:type="dxa"/>
+          </w:tblCellMar>
+        </w:tblPrEx>
         <w:tc>
           <w:tcPr>
             <w:tcW w:w="4800" w:type="dxa"/>
-          </w:tcPr>
-          <w:p>
-            <w:pPr>
-              <w:spacing w:after="0" w:before="0" w:line="200" w:lineRule="auto"/>
+            <w:shd w:val="clear" w:color="auto" w:fill="F8FAFC"/>
+          </w:tcPr>
+          <w:p>
+            <w:pPr>
+              <w:spacing w:before="0" w:after="0" w:line="200" w:lineRule="auto"/>
               <w:jc w:val="left"/>
             </w:pPr>
             <w:r>
@@ -2022,62 +2907,23 @@
                 <w:rFonts w:ascii="Consolas" w:hAnsi="Consolas" w:eastAsia="Consolas"/>
                 <w:sz w:val="13"/>
               </w:rPr>
-              <w:t>ix = np.argpartition(d, k-1, axis=1)[:, :k]</w:t>
+              <w:t>order = np.lexsort((ix, vals), axis=1)</w:t>
             </w:r>
           </w:p>
         </w:tc>
         <w:tc>
           <w:tcPr>
             <w:tcW w:w="3500" w:type="dxa"/>
-          </w:tcPr>
-          <w:p>
-            <w:pPr>
-              <w:spacing w:after="0" w:before="0" w:line="200" w:lineRule="auto"/>
-              <w:jc w:val="center"/>
-            </w:pPr>
-            <w:r>
-              <w:rPr>
-                <w:rFonts w:ascii="Times New Roman" w:hAnsi="Times New Roman" w:eastAsia="SimSun"/>
-                <w:sz w:val="15"/>
-              </w:rPr>
-              <w:t>快速选择算法筛选前 k 个近邻，复杂度从 O(N log N) 降至 O(N)</w:t>
-            </w:r>
-          </w:p>
-        </w:tc>
-      </w:tr>
-      <w:tr>
-        <w:tc>
-          <w:tcPr>
-            <w:tcW w:w="4800" w:type="dxa"/>
-            <w:shd w:fill="F8FAFC"/>
-          </w:tcPr>
-          <w:p>
-            <w:pPr>
-              <w:spacing w:after="0" w:before="0" w:line="200" w:lineRule="auto"/>
-              <w:jc w:val="left"/>
-            </w:pPr>
-            <w:r>
-              <w:rPr>
-                <w:rFonts w:ascii="Consolas" w:hAnsi="Consolas" w:eastAsia="Consolas"/>
-                <w:sz w:val="13"/>
-              </w:rPr>
-              <w:t>order = np.lexsort((ix, vals), axis=1)</w:t>
-            </w:r>
-          </w:p>
-        </w:tc>
-        <w:tc>
-          <w:tcPr>
-            <w:tcW w:w="3500" w:type="dxa"/>
-            <w:shd w:fill="F8FAFC"/>
-          </w:tcPr>
-          <w:p>
-            <w:pPr>
-              <w:spacing w:after="0" w:before="0" w:line="200" w:lineRule="auto"/>
-              <w:jc w:val="center"/>
-            </w:pPr>
-            <w:r>
-              <w:rPr>
-                <w:rFonts w:ascii="Times New Roman" w:hAnsi="Times New Roman" w:eastAsia="SimSun"/>
+            <w:shd w:val="clear" w:color="auto" w:fill="F8FAFC"/>
+          </w:tcPr>
+          <w:p>
+            <w:pPr>
+              <w:spacing w:before="0" w:after="0" w:line="200" w:lineRule="auto"/>
+              <w:jc w:val="center"/>
+            </w:pPr>
+            <w:r>
+              <w:rPr>
+                <w:rFonts w:ascii="Times New Roman" w:hAnsi="Times New Roman" w:eastAsia="宋体"/>
                 <w:sz w:val="15"/>
               </w:rPr>
               <w:t>字典序双键排序，彻底解决距离平票时的确定性行号决选</w:t>
@@ -2091,14 +2937,6 @@
         <w:spacing w:after="30" w:line="240" w:lineRule="auto"/>
         <w:jc w:val="left"/>
       </w:pPr>
-      <w:r>
-        <w:rPr>
-          <w:rFonts w:ascii="Times New Roman" w:hAnsi="Times New Roman" w:eastAsia="SimSun"/>
-          <w:sz w:val="20"/>
-          <w:szCs w:val="20"/>
-        </w:rPr>
-        <w:t/>
-      </w:r>
     </w:p>
     <w:p>
       <w:pPr>
@@ -2107,28 +2945,33 @@
       </w:pPr>
       <w:r>
         <w:rPr>
-          <w:rFonts w:ascii="SimHei" w:hAnsi="SimHei" w:eastAsia="SimHei"/>
+          <w:rFonts w:ascii="黑体" w:hAnsi="黑体" w:eastAsia="黑体"/>
+          <w:b/>
+          <w:color w:val="0F172A"/>
           <w:sz w:val="21"/>
           <w:szCs w:val="21"/>
-          <w:color w:val="0F172A"/>
-          <w:b/>
         </w:rPr>
         <w:t>3.2 距离计算微基准对比（同一 CPU 数据集，3 次中位数）</w:t>
       </w:r>
     </w:p>
     <w:tbl>
       <w:tblPr>
+        <w:tblStyle w:val="4"/>
         <w:tblW w:w="8300" w:type="dxa"/>
+        <w:tblInd w:w="0" w:type="dxa"/>
+        <w:tblBorders>
+          <w:top w:val="single" w:color="1E293B" w:sz="8" w:space="0"/>
+          <w:left w:val="none" w:color="auto" w:sz="0" w:space="0"/>
+          <w:bottom w:val="single" w:color="1E293B" w:sz="8" w:space="0"/>
+          <w:right w:val="none" w:color="auto" w:sz="0" w:space="0"/>
+          <w:insideH w:val="single" w:color="E2E8F0" w:sz="4" w:space="0"/>
+          <w:insideV w:val="none" w:color="auto" w:sz="0" w:space="0"/>
+        </w:tblBorders>
         <w:tblLayout w:type="fixed"/>
-        <w:tblBorders>
-          <w:top w:val="single" w:sz="8" w:color="1E293B"/>
-          <w:bottom w:val="single" w:sz="8" w:color="1E293B"/>
-          <w:insideH w:val="single" w:sz="4" w:color="E2E8F0"/>
-        </w:tblBorders>
         <w:tblCellMar>
           <w:top w:w="50" w:type="dxa"/>
+          <w:left w:w="50" w:type="dxa"/>
           <w:bottom w:w="50" w:type="dxa"/>
-          <w:left w:w="50" w:type="dxa"/>
           <w:right w:w="50" w:type="dxa"/>
         </w:tblCellMar>
       </w:tblPr>
@@ -2139,22 +2982,38 @@
         <w:gridCol w:w="1500"/>
       </w:tblGrid>
       <w:tr>
+        <w:tblPrEx>
+          <w:tblBorders>
+            <w:top w:val="single" w:color="1E293B" w:sz="8" w:space="0"/>
+            <w:left w:val="none" w:color="auto" w:sz="0" w:space="0"/>
+            <w:bottom w:val="single" w:color="1E293B" w:sz="8" w:space="0"/>
+            <w:right w:val="none" w:color="auto" w:sz="0" w:space="0"/>
+            <w:insideH w:val="single" w:color="E2E8F0" w:sz="4" w:space="0"/>
+            <w:insideV w:val="none" w:color="auto" w:sz="0" w:space="0"/>
+          </w:tblBorders>
+          <w:tblCellMar>
+            <w:top w:w="50" w:type="dxa"/>
+            <w:left w:w="50" w:type="dxa"/>
+            <w:bottom w:w="50" w:type="dxa"/>
+            <w:right w:w="50" w:type="dxa"/>
+          </w:tblCellMar>
+        </w:tblPrEx>
         <w:tc>
           <w:tcPr>
             <w:tcW w:w="2400" w:type="dxa"/>
-            <w:shd w:fill="1E3A8A"/>
-          </w:tcPr>
-          <w:p>
-            <w:pPr>
-              <w:spacing w:after="0" w:before="0" w:line="200" w:lineRule="auto"/>
+            <w:shd w:val="clear" w:color="auto" w:fill="1E3A8A"/>
+          </w:tcPr>
+          <w:p>
+            <w:pPr>
+              <w:spacing w:before="0" w:after="0" w:line="200" w:lineRule="auto"/>
               <w:jc w:val="left"/>
             </w:pPr>
             <w:r>
               <w:rPr>
-                <w:rFonts w:ascii="SimHei" w:hAnsi="SimHei" w:eastAsia="SimHei"/>
-                <w:sz w:val="15"/>
+                <w:rFonts w:ascii="黑体" w:hAnsi="黑体" w:eastAsia="黑体"/>
                 <w:b/>
                 <w:color w:val="FFFFFF"/>
+                <w:sz w:val="15"/>
               </w:rPr>
               <w:t>计算方法</w:t>
             </w:r>
@@ -2163,19 +3022,19 @@
         <w:tc>
           <w:tcPr>
             <w:tcW w:w="2600" w:type="dxa"/>
-            <w:shd w:fill="1E3A8A"/>
-          </w:tcPr>
-          <w:p>
-            <w:pPr>
-              <w:spacing w:after="0" w:before="0" w:line="200" w:lineRule="auto"/>
-              <w:jc w:val="center"/>
-            </w:pPr>
-            <w:r>
-              <w:rPr>
-                <w:rFonts w:ascii="SimHei" w:hAnsi="SimHei" w:eastAsia="SimHei"/>
-                <w:sz w:val="15"/>
+            <w:shd w:val="clear" w:color="auto" w:fill="1E3A8A"/>
+          </w:tcPr>
+          <w:p>
+            <w:pPr>
+              <w:spacing w:before="0" w:after="0" w:line="200" w:lineRule="auto"/>
+              <w:jc w:val="center"/>
+            </w:pPr>
+            <w:r>
+              <w:rPr>
+                <w:rFonts w:ascii="黑体" w:hAnsi="黑体" w:eastAsia="黑体"/>
                 <w:b/>
                 <w:color w:val="FFFFFF"/>
+                <w:sz w:val="15"/>
               </w:rPr>
               <w:t>样本规模 (查询×训练×维度)</w:t>
             </w:r>
@@ -2184,19 +3043,19 @@
         <w:tc>
           <w:tcPr>
             <w:tcW w:w="1800" w:type="dxa"/>
-            <w:shd w:fill="1E3A8A"/>
-          </w:tcPr>
-          <w:p>
-            <w:pPr>
-              <w:spacing w:after="0" w:before="0" w:line="200" w:lineRule="auto"/>
-              <w:jc w:val="center"/>
-            </w:pPr>
-            <w:r>
-              <w:rPr>
-                <w:rFonts w:ascii="SimHei" w:hAnsi="SimHei" w:eastAsia="SimHei"/>
-                <w:sz w:val="15"/>
+            <w:shd w:val="clear" w:color="auto" w:fill="1E3A8A"/>
+          </w:tcPr>
+          <w:p>
+            <w:pPr>
+              <w:spacing w:before="0" w:after="0" w:line="200" w:lineRule="auto"/>
+              <w:jc w:val="center"/>
+            </w:pPr>
+            <w:r>
+              <w:rPr>
+                <w:rFonts w:ascii="黑体" w:hAnsi="黑体" w:eastAsia="黑体"/>
                 <w:b/>
                 <w:color w:val="FFFFFF"/>
+                <w:sz w:val="15"/>
               </w:rPr>
               <w:t>中位数耗时 (秒)</w:t>
             </w:r>
@@ -2205,19 +3064,19 @@
         <w:tc>
           <w:tcPr>
             <w:tcW w:w="1500" w:type="dxa"/>
-            <w:shd w:fill="1E3A8A"/>
-          </w:tcPr>
-          <w:p>
-            <w:pPr>
-              <w:spacing w:after="0" w:before="0" w:line="200" w:lineRule="auto"/>
-              <w:jc w:val="center"/>
-            </w:pPr>
-            <w:r>
-              <w:rPr>
-                <w:rFonts w:ascii="SimHei" w:hAnsi="SimHei" w:eastAsia="SimHei"/>
-                <w:sz w:val="15"/>
+            <w:shd w:val="clear" w:color="auto" w:fill="1E3A8A"/>
+          </w:tcPr>
+          <w:p>
+            <w:pPr>
+              <w:spacing w:before="0" w:after="0" w:line="200" w:lineRule="auto"/>
+              <w:jc w:val="center"/>
+            </w:pPr>
+            <w:r>
+              <w:rPr>
+                <w:rFonts w:ascii="黑体" w:hAnsi="黑体" w:eastAsia="黑体"/>
                 <w:b/>
                 <w:color w:val="FFFFFF"/>
+                <w:sz w:val="15"/>
               </w:rPr>
               <w:t>相对加速比</w:t>
             </w:r>
@@ -2225,18 +3084,34 @@
         </w:tc>
       </w:tr>
       <w:tr>
+        <w:tblPrEx>
+          <w:tblBorders>
+            <w:top w:val="single" w:color="1E293B" w:sz="8" w:space="0"/>
+            <w:left w:val="none" w:color="auto" w:sz="0" w:space="0"/>
+            <w:bottom w:val="single" w:color="1E293B" w:sz="8" w:space="0"/>
+            <w:right w:val="none" w:color="auto" w:sz="0" w:space="0"/>
+            <w:insideH w:val="single" w:color="E2E8F0" w:sz="4" w:space="0"/>
+            <w:insideV w:val="none" w:color="auto" w:sz="0" w:space="0"/>
+          </w:tblBorders>
+          <w:tblCellMar>
+            <w:top w:w="50" w:type="dxa"/>
+            <w:left w:w="50" w:type="dxa"/>
+            <w:bottom w:w="50" w:type="dxa"/>
+            <w:right w:w="50" w:type="dxa"/>
+          </w:tblCellMar>
+        </w:tblPrEx>
         <w:tc>
           <w:tcPr>
             <w:tcW w:w="2400" w:type="dxa"/>
           </w:tcPr>
           <w:p>
             <w:pPr>
-              <w:spacing w:after="0" w:before="0" w:line="200" w:lineRule="auto"/>
+              <w:spacing w:before="0" w:after="0" w:line="200" w:lineRule="auto"/>
               <w:jc w:val="left"/>
             </w:pPr>
             <w:r>
               <w:rPr>
-                <w:rFonts w:ascii="Times New Roman" w:hAnsi="Times New Roman" w:eastAsia="SimSun"/>
+                <w:rFonts w:ascii="Times New Roman" w:hAnsi="Times New Roman" w:eastAsia="宋体"/>
                 <w:sz w:val="15"/>
               </w:rPr>
               <w:t>Python 原生双重循环</w:t>
@@ -2249,12 +3124,12 @@
           </w:tcPr>
           <w:p>
             <w:pPr>
-              <w:spacing w:after="0" w:before="0" w:line="200" w:lineRule="auto"/>
-              <w:jc w:val="center"/>
-            </w:pPr>
-            <w:r>
-              <w:rPr>
-                <w:rFonts w:ascii="Times New Roman" w:hAnsi="Times New Roman" w:eastAsia="SimSun"/>
+              <w:spacing w:before="0" w:after="0" w:line="200" w:lineRule="auto"/>
+              <w:jc w:val="center"/>
+            </w:pPr>
+            <w:r>
+              <w:rPr>
+                <w:rFonts w:ascii="Times New Roman" w:hAnsi="Times New Roman" w:eastAsia="宋体"/>
                 <w:sz w:val="15"/>
               </w:rPr>
               <w:t>32 × 240 × 24 维</w:t>
@@ -2267,12 +3142,12 @@
           </w:tcPr>
           <w:p>
             <w:pPr>
-              <w:spacing w:after="0" w:before="0" w:line="200" w:lineRule="auto"/>
-              <w:jc w:val="center"/>
-            </w:pPr>
-            <w:r>
-              <w:rPr>
-                <w:rFonts w:ascii="Times New Roman" w:hAnsi="Times New Roman" w:eastAsia="SimSun"/>
+              <w:spacing w:before="0" w:after="0" w:line="200" w:lineRule="auto"/>
+              <w:jc w:val="center"/>
+            </w:pPr>
+            <w:r>
+              <w:rPr>
+                <w:rFonts w:ascii="Times New Roman" w:hAnsi="Times New Roman" w:eastAsia="宋体"/>
                 <w:sz w:val="15"/>
               </w:rPr>
               <w:t>0.04412120 s</w:t>
@@ -2285,12 +3160,12 @@
           </w:tcPr>
           <w:p>
             <w:pPr>
-              <w:spacing w:after="0" w:before="0" w:line="200" w:lineRule="auto"/>
-              <w:jc w:val="center"/>
-            </w:pPr>
-            <w:r>
-              <w:rPr>
-                <w:rFonts w:ascii="Times New Roman" w:hAnsi="Times New Roman" w:eastAsia="SimSun"/>
+              <w:spacing w:before="0" w:after="0" w:line="200" w:lineRule="auto"/>
+              <w:jc w:val="center"/>
+            </w:pPr>
+            <w:r>
+              <w:rPr>
+                <w:rFonts w:ascii="Times New Roman" w:hAnsi="Times New Roman" w:eastAsia="宋体"/>
                 <w:sz w:val="15"/>
               </w:rPr>
               <w:t>1.0× (基准)</w:t>
@@ -2299,19 +3174,35 @@
         </w:tc>
       </w:tr>
       <w:tr>
+        <w:tblPrEx>
+          <w:tblBorders>
+            <w:top w:val="single" w:color="1E293B" w:sz="8" w:space="0"/>
+            <w:left w:val="none" w:color="auto" w:sz="0" w:space="0"/>
+            <w:bottom w:val="single" w:color="1E293B" w:sz="8" w:space="0"/>
+            <w:right w:val="none" w:color="auto" w:sz="0" w:space="0"/>
+            <w:insideH w:val="single" w:color="E2E8F0" w:sz="4" w:space="0"/>
+            <w:insideV w:val="none" w:color="auto" w:sz="0" w:space="0"/>
+          </w:tblBorders>
+          <w:tblCellMar>
+            <w:top w:w="50" w:type="dxa"/>
+            <w:left w:w="50" w:type="dxa"/>
+            <w:bottom w:w="50" w:type="dxa"/>
+            <w:right w:w="50" w:type="dxa"/>
+          </w:tblCellMar>
+        </w:tblPrEx>
         <w:tc>
           <w:tcPr>
             <w:tcW w:w="2400" w:type="dxa"/>
-            <w:shd w:fill="F8FAFC"/>
-          </w:tcPr>
-          <w:p>
-            <w:pPr>
-              <w:spacing w:after="0" w:before="0" w:line="200" w:lineRule="auto"/>
+            <w:shd w:val="clear" w:color="auto" w:fill="F8FAFC"/>
+          </w:tcPr>
+          <w:p>
+            <w:pPr>
+              <w:spacing w:before="0" w:after="0" w:line="200" w:lineRule="auto"/>
               <w:jc w:val="left"/>
             </w:pPr>
             <w:r>
               <w:rPr>
-                <w:rFonts w:ascii="Times New Roman" w:hAnsi="Times New Roman" w:eastAsia="SimSun"/>
+                <w:rFonts w:ascii="Times New Roman" w:hAnsi="Times New Roman" w:eastAsia="宋体"/>
                 <w:sz w:val="15"/>
               </w:rPr>
               <w:t>NumPy 广播矩阵向量化</w:t>
@@ -2321,16 +3212,16 @@
         <w:tc>
           <w:tcPr>
             <w:tcW w:w="2600" w:type="dxa"/>
-            <w:shd w:fill="F8FAFC"/>
-          </w:tcPr>
-          <w:p>
-            <w:pPr>
-              <w:spacing w:after="0" w:before="0" w:line="200" w:lineRule="auto"/>
-              <w:jc w:val="center"/>
-            </w:pPr>
-            <w:r>
-              <w:rPr>
-                <w:rFonts w:ascii="Times New Roman" w:hAnsi="Times New Roman" w:eastAsia="SimSun"/>
+            <w:shd w:val="clear" w:color="auto" w:fill="F8FAFC"/>
+          </w:tcPr>
+          <w:p>
+            <w:pPr>
+              <w:spacing w:before="0" w:after="0" w:line="200" w:lineRule="auto"/>
+              <w:jc w:val="center"/>
+            </w:pPr>
+            <w:r>
+              <w:rPr>
+                <w:rFonts w:ascii="Times New Roman" w:hAnsi="Times New Roman" w:eastAsia="宋体"/>
                 <w:sz w:val="15"/>
               </w:rPr>
               <w:t>32 × 240 × 24 维</w:t>
@@ -2340,16 +3231,16 @@
         <w:tc>
           <w:tcPr>
             <w:tcW w:w="1800" w:type="dxa"/>
-            <w:shd w:fill="F8FAFC"/>
-          </w:tcPr>
-          <w:p>
-            <w:pPr>
-              <w:spacing w:after="0" w:before="0" w:line="200" w:lineRule="auto"/>
-              <w:jc w:val="center"/>
-            </w:pPr>
-            <w:r>
-              <w:rPr>
-                <w:rFonts w:ascii="Times New Roman" w:hAnsi="Times New Roman" w:eastAsia="SimSun"/>
+            <w:shd w:val="clear" w:color="auto" w:fill="F8FAFC"/>
+          </w:tcPr>
+          <w:p>
+            <w:pPr>
+              <w:spacing w:before="0" w:after="0" w:line="200" w:lineRule="auto"/>
+              <w:jc w:val="center"/>
+            </w:pPr>
+            <w:r>
+              <w:rPr>
+                <w:rFonts w:ascii="Times New Roman" w:hAnsi="Times New Roman" w:eastAsia="宋体"/>
                 <w:sz w:val="15"/>
               </w:rPr>
               <w:t>0.00002820 s</w:t>
@@ -2359,16 +3250,16 @@
         <w:tc>
           <w:tcPr>
             <w:tcW w:w="1500" w:type="dxa"/>
-            <w:shd w:fill="F8FAFC"/>
-          </w:tcPr>
-          <w:p>
-            <w:pPr>
-              <w:spacing w:after="0" w:before="0" w:line="200" w:lineRule="auto"/>
-              <w:jc w:val="center"/>
-            </w:pPr>
-            <w:r>
-              <w:rPr>
-                <w:rFonts w:ascii="Times New Roman" w:hAnsi="Times New Roman" w:eastAsia="SimSun"/>
+            <w:shd w:val="clear" w:color="auto" w:fill="F8FAFC"/>
+          </w:tcPr>
+          <w:p>
+            <w:pPr>
+              <w:spacing w:before="0" w:after="0" w:line="200" w:lineRule="auto"/>
+              <w:jc w:val="center"/>
+            </w:pPr>
+            <w:r>
+              <w:rPr>
+                <w:rFonts w:ascii="Times New Roman" w:hAnsi="Times New Roman" w:eastAsia="宋体"/>
                 <w:sz w:val="15"/>
               </w:rPr>
               <w:t>1564.6× (极大加速)</w:t>
@@ -2382,106 +3273,99 @@
         <w:spacing w:after="30" w:line="240" w:lineRule="auto"/>
         <w:jc w:val="left"/>
       </w:pPr>
+    </w:p>
+    <w:p>
+      <w:pPr>
+        <w:spacing w:after="40" w:line="240" w:lineRule="auto"/>
+        <w:jc w:val="left"/>
+      </w:pPr>
       <w:r>
         <w:rPr>
-          <w:rFonts w:ascii="Times New Roman" w:hAnsi="Times New Roman" w:eastAsia="SimSun"/>
+          <w:rFonts w:ascii="黑体" w:hAnsi="黑体" w:eastAsia="黑体"/>
+          <w:b/>
+          <w:color w:val="0F172A"/>
+          <w:sz w:val="21"/>
+          <w:szCs w:val="21"/>
+        </w:rPr>
+        <w:t>3.3 与 scikit-learn 独立实现交叉核对</w:t>
+      </w:r>
+    </w:p>
+    <w:p>
+      <w:pPr>
+        <w:spacing w:after="40" w:line="240" w:lineRule="auto"/>
+        <w:ind w:firstLine="380" w:firstLineChars="200"/>
+        <w:jc w:val="left"/>
+      </w:pPr>
+      <w:r>
+        <w:rPr>
+          <w:rFonts w:ascii="Times New Roman" w:hAnsi="Times New Roman" w:eastAsia="宋体"/>
+          <w:sz w:val="19"/>
+          <w:szCs w:val="19"/>
+        </w:rPr>
+        <w:t>在同一划分上针对 10 组配置与 KNeighborsClassifier(algorithm='brute') 进行独立对照，2,000 条验证预测完全一致（一致率严格达到 100.00%），证明自编逻辑的数值可靠性。</w:t>
+      </w:r>
+    </w:p>
+    <w:p>
+      <w:pPr>
+        <w:pageBreakBefore/>
+        <w:pBdr>
+          <w:bottom w:val="single" w:color="1E3A8A" w:sz="12" w:space="4"/>
+        </w:pBdr>
+        <w:spacing w:after="100" w:line="240" w:lineRule="auto"/>
+        <w:jc w:val="left"/>
+      </w:pPr>
+      <w:r>
+        <w:rPr>
+          <w:rFonts w:ascii="黑体" w:hAnsi="黑体" w:eastAsia="黑体"/>
+          <w:b/>
+          <w:color w:val="0F172A"/>
+          <w:sz w:val="28"/>
+          <w:szCs w:val="28"/>
+        </w:rPr>
+        <w:t>四、100 组网格搜索：超参数 k 与特征表现规律</w:t>
+      </w:r>
+    </w:p>
+    <w:p>
+      <w:pPr>
+        <w:spacing w:after="40" w:line="240" w:lineRule="auto"/>
+        <w:ind w:firstLine="380" w:firstLineChars="200"/>
+        <w:jc w:val="left"/>
+      </w:pPr>
+      <w:r>
+        <w:rPr>
+          <w:rFonts w:ascii="Times New Roman" w:hAnsi="Times New Roman" w:eastAsia="宋体"/>
+          <w:sz w:val="19"/>
+          <w:szCs w:val="19"/>
+        </w:rPr>
+        <w:t>实验在 5 种特征 × 2 种距离 × 2 种加权 × 5 个 k 值下完成 100 组验证实验。下图展示同一验证划分在 L2 距离与均匀投票下的 Top-1 曲线。</w:t>
+      </w:r>
+    </w:p>
+    <w:p>
+      <w:pPr>
+        <w:spacing w:after="20" w:line="240" w:lineRule="auto"/>
+        <w:jc w:val="center"/>
+      </w:pPr>
+      <w:r>
+        <w:rPr>
+          <w:rFonts w:ascii="Times New Roman" w:hAnsi="Times New Roman" w:eastAsia="宋体"/>
           <w:sz w:val="20"/>
           <w:szCs w:val="20"/>
         </w:rPr>
-        <w:t/>
-      </w:r>
-    </w:p>
-    <w:p>
-      <w:pPr>
-        <w:spacing w:after="40" w:line="240" w:lineRule="auto"/>
-        <w:jc w:val="left"/>
-      </w:pPr>
-      <w:r>
-        <w:rPr>
-          <w:rFonts w:ascii="SimHei" w:hAnsi="SimHei" w:eastAsia="SimHei"/>
-          <w:sz w:val="21"/>
-          <w:szCs w:val="21"/>
-          <w:color w:val="0F172A"/>
-          <w:b/>
-        </w:rPr>
-        <w:t>3.3 与 scikit-learn 独立实现交叉核对</w:t>
-      </w:r>
-    </w:p>
-    <w:p>
-      <w:pPr>
-        <w:spacing w:after="40" w:line="240" w:lineRule="auto"/>
-        <w:jc w:val="left"/>
-        <w:ind w:firstLineChars="200" w:firstLine="420"/>
-      </w:pPr>
-      <w:r>
-        <w:rPr>
-          <w:rFonts w:ascii="Times New Roman" w:hAnsi="Times New Roman" w:eastAsia="SimSun"/>
-          <w:sz w:val="19"/>
-          <w:szCs w:val="19"/>
-        </w:rPr>
-        <w:t>在同一划分上针对 10 组配置与 KNeighborsClassifier(algorithm='brute') 进行独立对照，2,000 条验证预测完全一致（一致率严格达到 100.00%），证明自编逻辑的数值可靠性。</w:t>
-      </w:r>
-    </w:p>
-    <w:p>
-      <w:pPr>
-        <w:pageBreakBefore/>
-        <w:spacing w:after="100" w:line="240" w:lineRule="auto"/>
-        <w:jc w:val="left"/>
-        <w:pBdr>
-          <w:bottom w:val="single" w:sz="12" w:space="4" w:color="1E3A8A"/>
-        </w:pBdr>
-      </w:pPr>
-      <w:r>
-        <w:rPr>
-          <w:rFonts w:ascii="SimHei" w:hAnsi="SimHei" w:eastAsia="SimHei"/>
-          <w:sz w:val="28"/>
-          <w:szCs w:val="28"/>
-          <w:color w:val="0F172A"/>
-          <w:b/>
-        </w:rPr>
-        <w:t>四、100 组网格搜索：超参数 k 与特征表现规律</w:t>
-      </w:r>
-    </w:p>
-    <w:p>
-      <w:pPr>
-        <w:spacing w:after="40" w:line="240" w:lineRule="auto"/>
-        <w:jc w:val="left"/>
-        <w:ind w:firstLineChars="200" w:firstLine="420"/>
-      </w:pPr>
-      <w:r>
-        <w:rPr>
-          <w:rFonts w:ascii="Times New Roman" w:hAnsi="Times New Roman" w:eastAsia="SimSun"/>
-          <w:sz w:val="19"/>
-          <w:szCs w:val="19"/>
-        </w:rPr>
-        <w:t>实验在 5 种特征 × 2 种距离 × 2 种加权 × 5 个 k 值下完成 100 组验证实验。下图展示同一验证划分在 L2 距离与均匀投票下的 Top-1 曲线。</w:t>
-      </w:r>
-    </w:p>
-    <w:p>
-      <w:pPr>
-        <w:spacing w:after="20" w:line="240" w:lineRule="auto"/>
-        <w:jc w:val="center"/>
-      </w:pPr>
-      <w:r>
-        <w:rPr>
-          <w:rFonts w:ascii="Times New Roman" w:hAnsi="Times New Roman" w:eastAsia="SimSun"/>
-          <w:sz w:val="20"/>
-          <w:szCs w:val="20"/>
-        </w:rPr>
-        <w:t/>
         <w:drawing>
           <wp:inline distT="0" distB="0" distL="0" distR="0">
-            <wp:extent cx="4191000" cy="2329971"/>
+            <wp:extent cx="4191000" cy="2329815"/>
+            <wp:effectExtent l="0" t="0" r="0" b="1905"/>
             <wp:docPr id="104" name="02_k_features.png"/>
-            <a:graphic>
+            <wp:cNvGraphicFramePr/>
+            <a:graphic xmlns:a="http://schemas.openxmlformats.org/drawingml/2006/main">
               <a:graphicData uri="http://schemas.openxmlformats.org/drawingml/2006/picture">
-                <pic:pic>
+                <pic:pic xmlns:pic="http://schemas.openxmlformats.org/drawingml/2006/picture">
                   <pic:nvPicPr>
-                    <pic:cNvPr id="0" name="02_k_features.png"/>
+                    <pic:cNvPr id="104" name="02_k_features.png"/>
                     <pic:cNvPicPr/>
                   </pic:nvPicPr>
                   <pic:blipFill>
-                    <a:blip r:embed="rId9"/>
+                    <a:blip r:embed="rId13"/>
                     <a:stretch>
                       <a:fillRect/>
                     </a:stretch>
@@ -2509,7 +3393,7 @@
       </w:pPr>
       <w:r>
         <w:rPr>
-          <w:rFonts w:ascii="Times New Roman" w:hAnsi="Times New Roman" w:eastAsia="SimSun"/>
+          <w:rFonts w:ascii="Times New Roman" w:hAnsi="Times New Roman" w:eastAsia="宋体"/>
           <w:sz w:val="17"/>
           <w:szCs w:val="17"/>
         </w:rPr>
@@ -2523,28 +3407,33 @@
       </w:pPr>
       <w:r>
         <w:rPr>
-          <w:rFonts w:ascii="SimHei" w:hAnsi="SimHei" w:eastAsia="SimHei"/>
+          <w:rFonts w:ascii="黑体" w:hAnsi="黑体" w:eastAsia="黑体"/>
+          <w:b/>
+          <w:color w:val="0F172A"/>
           <w:sz w:val="21"/>
           <w:szCs w:val="21"/>
-          <w:color w:val="0F172A"/>
-          <w:b/>
         </w:rPr>
         <w:t>4.1 典型配置验证准确率对比表</w:t>
       </w:r>
     </w:p>
     <w:tbl>
       <w:tblPr>
+        <w:tblStyle w:val="4"/>
         <w:tblW w:w="8300" w:type="dxa"/>
+        <w:tblInd w:w="0" w:type="dxa"/>
+        <w:tblBorders>
+          <w:top w:val="single" w:color="1E293B" w:sz="8" w:space="0"/>
+          <w:left w:val="none" w:color="auto" w:sz="0" w:space="0"/>
+          <w:bottom w:val="single" w:color="1E293B" w:sz="8" w:space="0"/>
+          <w:right w:val="none" w:color="auto" w:sz="0" w:space="0"/>
+          <w:insideH w:val="single" w:color="E2E8F0" w:sz="4" w:space="0"/>
+          <w:insideV w:val="none" w:color="auto" w:sz="0" w:space="0"/>
+        </w:tblBorders>
         <w:tblLayout w:type="fixed"/>
-        <w:tblBorders>
-          <w:top w:val="single" w:sz="8" w:color="1E293B"/>
-          <w:bottom w:val="single" w:sz="8" w:color="1E293B"/>
-          <w:insideH w:val="single" w:sz="4" w:color="E2E8F0"/>
-        </w:tblBorders>
         <w:tblCellMar>
           <w:top w:w="50" w:type="dxa"/>
+          <w:left w:w="50" w:type="dxa"/>
           <w:bottom w:w="50" w:type="dxa"/>
-          <w:left w:w="50" w:type="dxa"/>
           <w:right w:w="50" w:type="dxa"/>
         </w:tblCellMar>
       </w:tblPr>
@@ -2558,22 +3447,38 @@
         <w:gridCol w:w="1000"/>
       </w:tblGrid>
       <w:tr>
+        <w:tblPrEx>
+          <w:tblBorders>
+            <w:top w:val="single" w:color="1E293B" w:sz="8" w:space="0"/>
+            <w:left w:val="none" w:color="auto" w:sz="0" w:space="0"/>
+            <w:bottom w:val="single" w:color="1E293B" w:sz="8" w:space="0"/>
+            <w:right w:val="none" w:color="auto" w:sz="0" w:space="0"/>
+            <w:insideH w:val="single" w:color="E2E8F0" w:sz="4" w:space="0"/>
+            <w:insideV w:val="none" w:color="auto" w:sz="0" w:space="0"/>
+          </w:tblBorders>
+          <w:tblCellMar>
+            <w:top w:w="50" w:type="dxa"/>
+            <w:left w:w="50" w:type="dxa"/>
+            <w:bottom w:w="50" w:type="dxa"/>
+            <w:right w:w="50" w:type="dxa"/>
+          </w:tblCellMar>
+        </w:tblPrEx>
         <w:tc>
           <w:tcPr>
             <w:tcW w:w="1800" w:type="dxa"/>
-            <w:shd w:fill="1E3A8A"/>
-          </w:tcPr>
-          <w:p>
-            <w:pPr>
-              <w:spacing w:after="0" w:before="0" w:line="200" w:lineRule="auto"/>
+            <w:shd w:val="clear" w:color="auto" w:fill="1E3A8A"/>
+          </w:tcPr>
+          <w:p>
+            <w:pPr>
+              <w:spacing w:before="0" w:after="0" w:line="200" w:lineRule="auto"/>
               <w:jc w:val="left"/>
             </w:pPr>
             <w:r>
               <w:rPr>
-                <w:rFonts w:ascii="SimHei" w:hAnsi="SimHei" w:eastAsia="SimHei"/>
-                <w:sz w:val="15"/>
+                <w:rFonts w:ascii="黑体" w:hAnsi="黑体" w:eastAsia="黑体"/>
                 <w:b/>
                 <w:color w:val="FFFFFF"/>
+                <w:sz w:val="15"/>
               </w:rPr>
               <w:t>特征空间</w:t>
             </w:r>
@@ -2582,19 +3487,19 @@
         <w:tc>
           <w:tcPr>
             <w:tcW w:w="1100" w:type="dxa"/>
-            <w:shd w:fill="1E3A8A"/>
-          </w:tcPr>
-          <w:p>
-            <w:pPr>
-              <w:spacing w:after="0" w:before="0" w:line="200" w:lineRule="auto"/>
-              <w:jc w:val="center"/>
-            </w:pPr>
-            <w:r>
-              <w:rPr>
-                <w:rFonts w:ascii="SimHei" w:hAnsi="SimHei" w:eastAsia="SimHei"/>
-                <w:sz w:val="15"/>
+            <w:shd w:val="clear" w:color="auto" w:fill="1E3A8A"/>
+          </w:tcPr>
+          <w:p>
+            <w:pPr>
+              <w:spacing w:before="0" w:after="0" w:line="200" w:lineRule="auto"/>
+              <w:jc w:val="center"/>
+            </w:pPr>
+            <w:r>
+              <w:rPr>
+                <w:rFonts w:ascii="黑体" w:hAnsi="黑体" w:eastAsia="黑体"/>
                 <w:b/>
                 <w:color w:val="FFFFFF"/>
+                <w:sz w:val="15"/>
               </w:rPr>
               <w:t>维度</w:t>
             </w:r>
@@ -2603,19 +3508,19 @@
         <w:tc>
           <w:tcPr>
             <w:tcW w:w="1100" w:type="dxa"/>
-            <w:shd w:fill="1E3A8A"/>
-          </w:tcPr>
-          <w:p>
-            <w:pPr>
-              <w:spacing w:after="0" w:before="0" w:line="200" w:lineRule="auto"/>
-              <w:jc w:val="center"/>
-            </w:pPr>
-            <w:r>
-              <w:rPr>
-                <w:rFonts w:ascii="SimHei" w:hAnsi="SimHei" w:eastAsia="SimHei"/>
-                <w:sz w:val="15"/>
+            <w:shd w:val="clear" w:color="auto" w:fill="1E3A8A"/>
+          </w:tcPr>
+          <w:p>
+            <w:pPr>
+              <w:spacing w:before="0" w:after="0" w:line="200" w:lineRule="auto"/>
+              <w:jc w:val="center"/>
+            </w:pPr>
+            <w:r>
+              <w:rPr>
+                <w:rFonts w:ascii="黑体" w:hAnsi="黑体" w:eastAsia="黑体"/>
                 <w:b/>
                 <w:color w:val="FFFFFF"/>
+                <w:sz w:val="15"/>
               </w:rPr>
               <w:t>k=1</w:t>
             </w:r>
@@ -2624,19 +3529,19 @@
         <w:tc>
           <w:tcPr>
             <w:tcW w:w="1100" w:type="dxa"/>
-            <w:shd w:fill="1E3A8A"/>
-          </w:tcPr>
-          <w:p>
-            <w:pPr>
-              <w:spacing w:after="0" w:before="0" w:line="200" w:lineRule="auto"/>
-              <w:jc w:val="center"/>
-            </w:pPr>
-            <w:r>
-              <w:rPr>
-                <w:rFonts w:ascii="SimHei" w:hAnsi="SimHei" w:eastAsia="SimHei"/>
-                <w:sz w:val="15"/>
+            <w:shd w:val="clear" w:color="auto" w:fill="1E3A8A"/>
+          </w:tcPr>
+          <w:p>
+            <w:pPr>
+              <w:spacing w:before="0" w:after="0" w:line="200" w:lineRule="auto"/>
+              <w:jc w:val="center"/>
+            </w:pPr>
+            <w:r>
+              <w:rPr>
+                <w:rFonts w:ascii="黑体" w:hAnsi="黑体" w:eastAsia="黑体"/>
                 <w:b/>
                 <w:color w:val="FFFFFF"/>
+                <w:sz w:val="15"/>
               </w:rPr>
               <w:t>k=3</w:t>
             </w:r>
@@ -2645,19 +3550,19 @@
         <w:tc>
           <w:tcPr>
             <w:tcW w:w="1100" w:type="dxa"/>
-            <w:shd w:fill="1E3A8A"/>
-          </w:tcPr>
-          <w:p>
-            <w:pPr>
-              <w:spacing w:after="0" w:before="0" w:line="200" w:lineRule="auto"/>
-              <w:jc w:val="center"/>
-            </w:pPr>
-            <w:r>
-              <w:rPr>
-                <w:rFonts w:ascii="SimHei" w:hAnsi="SimHei" w:eastAsia="SimHei"/>
-                <w:sz w:val="15"/>
+            <w:shd w:val="clear" w:color="auto" w:fill="1E3A8A"/>
+          </w:tcPr>
+          <w:p>
+            <w:pPr>
+              <w:spacing w:before="0" w:after="0" w:line="200" w:lineRule="auto"/>
+              <w:jc w:val="center"/>
+            </w:pPr>
+            <w:r>
+              <w:rPr>
+                <w:rFonts w:ascii="黑体" w:hAnsi="黑体" w:eastAsia="黑体"/>
                 <w:b/>
                 <w:color w:val="FFFFFF"/>
+                <w:sz w:val="15"/>
               </w:rPr>
               <w:t>k=5 (锁定)</w:t>
             </w:r>
@@ -2666,19 +3571,19 @@
         <w:tc>
           <w:tcPr>
             <w:tcW w:w="1100" w:type="dxa"/>
-            <w:shd w:fill="1E3A8A"/>
-          </w:tcPr>
-          <w:p>
-            <w:pPr>
-              <w:spacing w:after="0" w:before="0" w:line="200" w:lineRule="auto"/>
-              <w:jc w:val="center"/>
-            </w:pPr>
-            <w:r>
-              <w:rPr>
-                <w:rFonts w:ascii="SimHei" w:hAnsi="SimHei" w:eastAsia="SimHei"/>
-                <w:sz w:val="15"/>
+            <w:shd w:val="clear" w:color="auto" w:fill="1E3A8A"/>
+          </w:tcPr>
+          <w:p>
+            <w:pPr>
+              <w:spacing w:before="0" w:after="0" w:line="200" w:lineRule="auto"/>
+              <w:jc w:val="center"/>
+            </w:pPr>
+            <w:r>
+              <w:rPr>
+                <w:rFonts w:ascii="黑体" w:hAnsi="黑体" w:eastAsia="黑体"/>
                 <w:b/>
                 <w:color w:val="FFFFFF"/>
+                <w:sz w:val="15"/>
               </w:rPr>
               <w:t>k=7</w:t>
             </w:r>
@@ -2687,19 +3592,19 @@
         <w:tc>
           <w:tcPr>
             <w:tcW w:w="1000" w:type="dxa"/>
-            <w:shd w:fill="1E3A8A"/>
-          </w:tcPr>
-          <w:p>
-            <w:pPr>
-              <w:spacing w:after="0" w:before="0" w:line="200" w:lineRule="auto"/>
-              <w:jc w:val="center"/>
-            </w:pPr>
-            <w:r>
-              <w:rPr>
-                <w:rFonts w:ascii="SimHei" w:hAnsi="SimHei" w:eastAsia="SimHei"/>
-                <w:sz w:val="15"/>
+            <w:shd w:val="clear" w:color="auto" w:fill="1E3A8A"/>
+          </w:tcPr>
+          <w:p>
+            <w:pPr>
+              <w:spacing w:before="0" w:after="0" w:line="200" w:lineRule="auto"/>
+              <w:jc w:val="center"/>
+            </w:pPr>
+            <w:r>
+              <w:rPr>
+                <w:rFonts w:ascii="黑体" w:hAnsi="黑体" w:eastAsia="黑体"/>
                 <w:b/>
                 <w:color w:val="FFFFFF"/>
+                <w:sz w:val="15"/>
               </w:rPr>
               <w:t>k=9</w:t>
             </w:r>
@@ -2707,18 +3612,34 @@
         </w:tc>
       </w:tr>
       <w:tr>
+        <w:tblPrEx>
+          <w:tblBorders>
+            <w:top w:val="single" w:color="1E293B" w:sz="8" w:space="0"/>
+            <w:left w:val="none" w:color="auto" w:sz="0" w:space="0"/>
+            <w:bottom w:val="single" w:color="1E293B" w:sz="8" w:space="0"/>
+            <w:right w:val="none" w:color="auto" w:sz="0" w:space="0"/>
+            <w:insideH w:val="single" w:color="E2E8F0" w:sz="4" w:space="0"/>
+            <w:insideV w:val="none" w:color="auto" w:sz="0" w:space="0"/>
+          </w:tblBorders>
+          <w:tblCellMar>
+            <w:top w:w="50" w:type="dxa"/>
+            <w:left w:w="50" w:type="dxa"/>
+            <w:bottom w:w="50" w:type="dxa"/>
+            <w:right w:w="50" w:type="dxa"/>
+          </w:tblCellMar>
+        </w:tblPrEx>
         <w:tc>
           <w:tcPr>
             <w:tcW w:w="1800" w:type="dxa"/>
           </w:tcPr>
           <w:p>
             <w:pPr>
-              <w:spacing w:after="0" w:before="0" w:line="200" w:lineRule="auto"/>
+              <w:spacing w:before="0" w:after="0" w:line="200" w:lineRule="auto"/>
               <w:jc w:val="left"/>
             </w:pPr>
             <w:r>
               <w:rPr>
-                <w:rFonts w:ascii="Times New Roman" w:hAnsi="Times New Roman" w:eastAsia="SimSun"/>
+                <w:rFonts w:ascii="Times New Roman" w:hAnsi="Times New Roman" w:eastAsia="宋体"/>
                 <w:sz w:val="15"/>
               </w:rPr>
               <w:t>Raw 像素</w:t>
@@ -2731,12 +3652,12 @@
           </w:tcPr>
           <w:p>
             <w:pPr>
-              <w:spacing w:after="0" w:before="0" w:line="200" w:lineRule="auto"/>
-              <w:jc w:val="center"/>
-            </w:pPr>
-            <w:r>
-              <w:rPr>
-                <w:rFonts w:ascii="Times New Roman" w:hAnsi="Times New Roman" w:eastAsia="SimSun"/>
+              <w:spacing w:before="0" w:after="0" w:line="200" w:lineRule="auto"/>
+              <w:jc w:val="center"/>
+            </w:pPr>
+            <w:r>
+              <w:rPr>
+                <w:rFonts w:ascii="Times New Roman" w:hAnsi="Times New Roman" w:eastAsia="宋体"/>
                 <w:sz w:val="15"/>
               </w:rPr>
               <w:t>784</w:t>
@@ -2749,12 +3670,12 @@
           </w:tcPr>
           <w:p>
             <w:pPr>
-              <w:spacing w:after="0" w:before="0" w:line="200" w:lineRule="auto"/>
-              <w:jc w:val="center"/>
-            </w:pPr>
-            <w:r>
-              <w:rPr>
-                <w:rFonts w:ascii="Times New Roman" w:hAnsi="Times New Roman" w:eastAsia="SimSun"/>
+              <w:spacing w:before="0" w:after="0" w:line="200" w:lineRule="auto"/>
+              <w:jc w:val="center"/>
+            </w:pPr>
+            <w:r>
+              <w:rPr>
+                <w:rFonts w:ascii="Times New Roman" w:hAnsi="Times New Roman" w:eastAsia="宋体"/>
                 <w:sz w:val="15"/>
               </w:rPr>
               <w:t>94.80%</w:t>
@@ -2767,12 +3688,12 @@
           </w:tcPr>
           <w:p>
             <w:pPr>
-              <w:spacing w:after="0" w:before="0" w:line="200" w:lineRule="auto"/>
-              <w:jc w:val="center"/>
-            </w:pPr>
-            <w:r>
-              <w:rPr>
-                <w:rFonts w:ascii="Times New Roman" w:hAnsi="Times New Roman" w:eastAsia="SimSun"/>
+              <w:spacing w:before="0" w:after="0" w:line="200" w:lineRule="auto"/>
+              <w:jc w:val="center"/>
+            </w:pPr>
+            <w:r>
+              <w:rPr>
+                <w:rFonts w:ascii="Times New Roman" w:hAnsi="Times New Roman" w:eastAsia="宋体"/>
                 <w:sz w:val="15"/>
               </w:rPr>
               <w:t>94.80%</w:t>
@@ -2785,12 +3706,12 @@
           </w:tcPr>
           <w:p>
             <w:pPr>
-              <w:spacing w:after="0" w:before="0" w:line="200" w:lineRule="auto"/>
-              <w:jc w:val="center"/>
-            </w:pPr>
-            <w:r>
-              <w:rPr>
-                <w:rFonts w:ascii="Times New Roman" w:hAnsi="Times New Roman" w:eastAsia="SimSun"/>
+              <w:spacing w:before="0" w:after="0" w:line="200" w:lineRule="auto"/>
+              <w:jc w:val="center"/>
+            </w:pPr>
+            <w:r>
+              <w:rPr>
+                <w:rFonts w:ascii="Times New Roman" w:hAnsi="Times New Roman" w:eastAsia="宋体"/>
                 <w:sz w:val="15"/>
               </w:rPr>
               <w:t>94.85%</w:t>
@@ -2803,12 +3724,12 @@
           </w:tcPr>
           <w:p>
             <w:pPr>
-              <w:spacing w:after="0" w:before="0" w:line="200" w:lineRule="auto"/>
-              <w:jc w:val="center"/>
-            </w:pPr>
-            <w:r>
-              <w:rPr>
-                <w:rFonts w:ascii="Times New Roman" w:hAnsi="Times New Roman" w:eastAsia="SimSun"/>
+              <w:spacing w:before="0" w:after="0" w:line="200" w:lineRule="auto"/>
+              <w:jc w:val="center"/>
+            </w:pPr>
+            <w:r>
+              <w:rPr>
+                <w:rFonts w:ascii="Times New Roman" w:hAnsi="Times New Roman" w:eastAsia="宋体"/>
                 <w:sz w:val="15"/>
               </w:rPr>
               <w:t>94.75%</w:t>
@@ -2821,12 +3742,12 @@
           </w:tcPr>
           <w:p>
             <w:pPr>
-              <w:spacing w:after="0" w:before="0" w:line="200" w:lineRule="auto"/>
-              <w:jc w:val="center"/>
-            </w:pPr>
-            <w:r>
-              <w:rPr>
-                <w:rFonts w:ascii="Times New Roman" w:hAnsi="Times New Roman" w:eastAsia="SimSun"/>
+              <w:spacing w:before="0" w:after="0" w:line="200" w:lineRule="auto"/>
+              <w:jc w:val="center"/>
+            </w:pPr>
+            <w:r>
+              <w:rPr>
+                <w:rFonts w:ascii="Times New Roman" w:hAnsi="Times New Roman" w:eastAsia="宋体"/>
                 <w:sz w:val="15"/>
               </w:rPr>
               <w:t>94.50%</w:t>
@@ -2835,19 +3756,35 @@
         </w:tc>
       </w:tr>
       <w:tr>
+        <w:tblPrEx>
+          <w:tblBorders>
+            <w:top w:val="single" w:color="1E293B" w:sz="8" w:space="0"/>
+            <w:left w:val="none" w:color="auto" w:sz="0" w:space="0"/>
+            <w:bottom w:val="single" w:color="1E293B" w:sz="8" w:space="0"/>
+            <w:right w:val="none" w:color="auto" w:sz="0" w:space="0"/>
+            <w:insideH w:val="single" w:color="E2E8F0" w:sz="4" w:space="0"/>
+            <w:insideV w:val="none" w:color="auto" w:sz="0" w:space="0"/>
+          </w:tblBorders>
+          <w:tblCellMar>
+            <w:top w:w="50" w:type="dxa"/>
+            <w:left w:w="50" w:type="dxa"/>
+            <w:bottom w:w="50" w:type="dxa"/>
+            <w:right w:w="50" w:type="dxa"/>
+          </w:tblCellMar>
+        </w:tblPrEx>
         <w:tc>
           <w:tcPr>
             <w:tcW w:w="1800" w:type="dxa"/>
-            <w:shd w:fill="F8FAFC"/>
-          </w:tcPr>
-          <w:p>
-            <w:pPr>
-              <w:spacing w:after="0" w:before="0" w:line="200" w:lineRule="auto"/>
+            <w:shd w:val="clear" w:color="auto" w:fill="F8FAFC"/>
+          </w:tcPr>
+          <w:p>
+            <w:pPr>
+              <w:spacing w:before="0" w:after="0" w:line="200" w:lineRule="auto"/>
               <w:jc w:val="left"/>
             </w:pPr>
             <w:r>
               <w:rPr>
-                <w:rFonts w:ascii="Times New Roman" w:hAnsi="Times New Roman" w:eastAsia="SimSun"/>
+                <w:rFonts w:ascii="Times New Roman" w:hAnsi="Times New Roman" w:eastAsia="宋体"/>
                 <w:sz w:val="15"/>
               </w:rPr>
               <w:t>PCA-20</w:t>
@@ -2857,16 +3794,16 @@
         <w:tc>
           <w:tcPr>
             <w:tcW w:w="1100" w:type="dxa"/>
-            <w:shd w:fill="F8FAFC"/>
-          </w:tcPr>
-          <w:p>
-            <w:pPr>
-              <w:spacing w:after="0" w:before="0" w:line="200" w:lineRule="auto"/>
-              <w:jc w:val="center"/>
-            </w:pPr>
-            <w:r>
-              <w:rPr>
-                <w:rFonts w:ascii="Times New Roman" w:hAnsi="Times New Roman" w:eastAsia="SimSun"/>
+            <w:shd w:val="clear" w:color="auto" w:fill="F8FAFC"/>
+          </w:tcPr>
+          <w:p>
+            <w:pPr>
+              <w:spacing w:before="0" w:after="0" w:line="200" w:lineRule="auto"/>
+              <w:jc w:val="center"/>
+            </w:pPr>
+            <w:r>
+              <w:rPr>
+                <w:rFonts w:ascii="Times New Roman" w:hAnsi="Times New Roman" w:eastAsia="宋体"/>
                 <w:sz w:val="15"/>
               </w:rPr>
               <w:t>20</w:t>
@@ -2876,16 +3813,16 @@
         <w:tc>
           <w:tcPr>
             <w:tcW w:w="1100" w:type="dxa"/>
-            <w:shd w:fill="F8FAFC"/>
-          </w:tcPr>
-          <w:p>
-            <w:pPr>
-              <w:spacing w:after="0" w:before="0" w:line="200" w:lineRule="auto"/>
-              <w:jc w:val="center"/>
-            </w:pPr>
-            <w:r>
-              <w:rPr>
-                <w:rFonts w:ascii="Times New Roman" w:hAnsi="Times New Roman" w:eastAsia="SimSun"/>
+            <w:shd w:val="clear" w:color="auto" w:fill="F8FAFC"/>
+          </w:tcPr>
+          <w:p>
+            <w:pPr>
+              <w:spacing w:before="0" w:after="0" w:line="200" w:lineRule="auto"/>
+              <w:jc w:val="center"/>
+            </w:pPr>
+            <w:r>
+              <w:rPr>
+                <w:rFonts w:ascii="Times New Roman" w:hAnsi="Times New Roman" w:eastAsia="宋体"/>
                 <w:sz w:val="15"/>
               </w:rPr>
               <w:t>94.85%</w:t>
@@ -2895,16 +3832,16 @@
         <w:tc>
           <w:tcPr>
             <w:tcW w:w="1100" w:type="dxa"/>
-            <w:shd w:fill="F8FAFC"/>
-          </w:tcPr>
-          <w:p>
-            <w:pPr>
-              <w:spacing w:after="0" w:before="0" w:line="200" w:lineRule="auto"/>
-              <w:jc w:val="center"/>
-            </w:pPr>
-            <w:r>
-              <w:rPr>
-                <w:rFonts w:ascii="Times New Roman" w:hAnsi="Times New Roman" w:eastAsia="SimSun"/>
+            <w:shd w:val="clear" w:color="auto" w:fill="F8FAFC"/>
+          </w:tcPr>
+          <w:p>
+            <w:pPr>
+              <w:spacing w:before="0" w:after="0" w:line="200" w:lineRule="auto"/>
+              <w:jc w:val="center"/>
+            </w:pPr>
+            <w:r>
+              <w:rPr>
+                <w:rFonts w:ascii="Times New Roman" w:hAnsi="Times New Roman" w:eastAsia="宋体"/>
                 <w:sz w:val="15"/>
               </w:rPr>
               <w:t>94.90%</w:t>
@@ -2914,16 +3851,16 @@
         <w:tc>
           <w:tcPr>
             <w:tcW w:w="1100" w:type="dxa"/>
-            <w:shd w:fill="F8FAFC"/>
-          </w:tcPr>
-          <w:p>
-            <w:pPr>
-              <w:spacing w:after="0" w:before="0" w:line="200" w:lineRule="auto"/>
-              <w:jc w:val="center"/>
-            </w:pPr>
-            <w:r>
-              <w:rPr>
-                <w:rFonts w:ascii="Times New Roman" w:hAnsi="Times New Roman" w:eastAsia="SimSun"/>
+            <w:shd w:val="clear" w:color="auto" w:fill="F8FAFC"/>
+          </w:tcPr>
+          <w:p>
+            <w:pPr>
+              <w:spacing w:before="0" w:after="0" w:line="200" w:lineRule="auto"/>
+              <w:jc w:val="center"/>
+            </w:pPr>
+            <w:r>
+              <w:rPr>
+                <w:rFonts w:ascii="Times New Roman" w:hAnsi="Times New Roman" w:eastAsia="宋体"/>
                 <w:sz w:val="15"/>
               </w:rPr>
               <w:t>94.95%</w:t>
@@ -2933,16 +3870,16 @@
         <w:tc>
           <w:tcPr>
             <w:tcW w:w="1100" w:type="dxa"/>
-            <w:shd w:fill="F8FAFC"/>
-          </w:tcPr>
-          <w:p>
-            <w:pPr>
-              <w:spacing w:after="0" w:before="0" w:line="200" w:lineRule="auto"/>
-              <w:jc w:val="center"/>
-            </w:pPr>
-            <w:r>
-              <w:rPr>
-                <w:rFonts w:ascii="Times New Roman" w:hAnsi="Times New Roman" w:eastAsia="SimSun"/>
+            <w:shd w:val="clear" w:color="auto" w:fill="F8FAFC"/>
+          </w:tcPr>
+          <w:p>
+            <w:pPr>
+              <w:spacing w:before="0" w:after="0" w:line="200" w:lineRule="auto"/>
+              <w:jc w:val="center"/>
+            </w:pPr>
+            <w:r>
+              <w:rPr>
+                <w:rFonts w:ascii="Times New Roman" w:hAnsi="Times New Roman" w:eastAsia="宋体"/>
                 <w:sz w:val="15"/>
               </w:rPr>
               <w:t>94.95%</w:t>
@@ -2952,16 +3889,16 @@
         <w:tc>
           <w:tcPr>
             <w:tcW w:w="1000" w:type="dxa"/>
-            <w:shd w:fill="F8FAFC"/>
-          </w:tcPr>
-          <w:p>
-            <w:pPr>
-              <w:spacing w:after="0" w:before="0" w:line="200" w:lineRule="auto"/>
-              <w:jc w:val="center"/>
-            </w:pPr>
-            <w:r>
-              <w:rPr>
-                <w:rFonts w:ascii="Times New Roman" w:hAnsi="Times New Roman" w:eastAsia="SimSun"/>
+            <w:shd w:val="clear" w:color="auto" w:fill="F8FAFC"/>
+          </w:tcPr>
+          <w:p>
+            <w:pPr>
+              <w:spacing w:before="0" w:after="0" w:line="200" w:lineRule="auto"/>
+              <w:jc w:val="center"/>
+            </w:pPr>
+            <w:r>
+              <w:rPr>
+                <w:rFonts w:ascii="Times New Roman" w:hAnsi="Times New Roman" w:eastAsia="宋体"/>
                 <w:sz w:val="15"/>
               </w:rPr>
               <w:t>94.70%</w:t>
@@ -2970,18 +3907,34 @@
         </w:tc>
       </w:tr>
       <w:tr>
+        <w:tblPrEx>
+          <w:tblBorders>
+            <w:top w:val="single" w:color="1E293B" w:sz="8" w:space="0"/>
+            <w:left w:val="none" w:color="auto" w:sz="0" w:space="0"/>
+            <w:bottom w:val="single" w:color="1E293B" w:sz="8" w:space="0"/>
+            <w:right w:val="none" w:color="auto" w:sz="0" w:space="0"/>
+            <w:insideH w:val="single" w:color="E2E8F0" w:sz="4" w:space="0"/>
+            <w:insideV w:val="none" w:color="auto" w:sz="0" w:space="0"/>
+          </w:tblBorders>
+          <w:tblCellMar>
+            <w:top w:w="50" w:type="dxa"/>
+            <w:left w:w="50" w:type="dxa"/>
+            <w:bottom w:w="50" w:type="dxa"/>
+            <w:right w:w="50" w:type="dxa"/>
+          </w:tblCellMar>
+        </w:tblPrEx>
         <w:tc>
           <w:tcPr>
             <w:tcW w:w="1800" w:type="dxa"/>
           </w:tcPr>
           <w:p>
             <w:pPr>
-              <w:spacing w:after="0" w:before="0" w:line="200" w:lineRule="auto"/>
+              <w:spacing w:before="0" w:after="0" w:line="200" w:lineRule="auto"/>
               <w:jc w:val="left"/>
             </w:pPr>
             <w:r>
               <w:rPr>
-                <w:rFonts w:ascii="Times New Roman" w:hAnsi="Times New Roman" w:eastAsia="SimSun"/>
+                <w:rFonts w:ascii="Times New Roman" w:hAnsi="Times New Roman" w:eastAsia="宋体"/>
                 <w:sz w:val="15"/>
               </w:rPr>
               <w:t>PCA-50</w:t>
@@ -2994,12 +3947,12 @@
           </w:tcPr>
           <w:p>
             <w:pPr>
-              <w:spacing w:after="0" w:before="0" w:line="200" w:lineRule="auto"/>
-              <w:jc w:val="center"/>
-            </w:pPr>
-            <w:r>
-              <w:rPr>
-                <w:rFonts w:ascii="Times New Roman" w:hAnsi="Times New Roman" w:eastAsia="SimSun"/>
+              <w:spacing w:before="0" w:after="0" w:line="200" w:lineRule="auto"/>
+              <w:jc w:val="center"/>
+            </w:pPr>
+            <w:r>
+              <w:rPr>
+                <w:rFonts w:ascii="Times New Roman" w:hAnsi="Times New Roman" w:eastAsia="宋体"/>
                 <w:sz w:val="15"/>
               </w:rPr>
               <w:t>50</w:t>
@@ -3012,12 +3965,12 @@
           </w:tcPr>
           <w:p>
             <w:pPr>
-              <w:spacing w:after="0" w:before="0" w:line="200" w:lineRule="auto"/>
-              <w:jc w:val="center"/>
-            </w:pPr>
-            <w:r>
-              <w:rPr>
-                <w:rFonts w:ascii="Times New Roman" w:hAnsi="Times New Roman" w:eastAsia="SimSun"/>
+              <w:spacing w:before="0" w:after="0" w:line="200" w:lineRule="auto"/>
+              <w:jc w:val="center"/>
+            </w:pPr>
+            <w:r>
+              <w:rPr>
+                <w:rFonts w:ascii="Times New Roman" w:hAnsi="Times New Roman" w:eastAsia="宋体"/>
                 <w:sz w:val="15"/>
               </w:rPr>
               <w:t>95.70%</w:t>
@@ -3030,12 +3983,12 @@
           </w:tcPr>
           <w:p>
             <w:pPr>
-              <w:spacing w:after="0" w:before="0" w:line="200" w:lineRule="auto"/>
-              <w:jc w:val="center"/>
-            </w:pPr>
-            <w:r>
-              <w:rPr>
-                <w:rFonts w:ascii="Times New Roman" w:hAnsi="Times New Roman" w:eastAsia="SimSun"/>
+              <w:spacing w:before="0" w:after="0" w:line="200" w:lineRule="auto"/>
+              <w:jc w:val="center"/>
+            </w:pPr>
+            <w:r>
+              <w:rPr>
+                <w:rFonts w:ascii="Times New Roman" w:hAnsi="Times New Roman" w:eastAsia="宋体"/>
                 <w:sz w:val="15"/>
               </w:rPr>
               <w:t>95.55%</w:t>
@@ -3048,12 +4001,12 @@
           </w:tcPr>
           <w:p>
             <w:pPr>
-              <w:spacing w:after="0" w:before="0" w:line="200" w:lineRule="auto"/>
-              <w:jc w:val="center"/>
-            </w:pPr>
-            <w:r>
-              <w:rPr>
-                <w:rFonts w:ascii="Times New Roman" w:hAnsi="Times New Roman" w:eastAsia="SimSun"/>
+              <w:spacing w:before="0" w:after="0" w:line="200" w:lineRule="auto"/>
+              <w:jc w:val="center"/>
+            </w:pPr>
+            <w:r>
+              <w:rPr>
+                <w:rFonts w:ascii="Times New Roman" w:hAnsi="Times New Roman" w:eastAsia="宋体"/>
                 <w:sz w:val="15"/>
               </w:rPr>
               <w:t>95.50%</w:t>
@@ -3066,12 +4019,12 @@
           </w:tcPr>
           <w:p>
             <w:pPr>
-              <w:spacing w:after="0" w:before="0" w:line="200" w:lineRule="auto"/>
-              <w:jc w:val="center"/>
-            </w:pPr>
-            <w:r>
-              <w:rPr>
-                <w:rFonts w:ascii="Times New Roman" w:hAnsi="Times New Roman" w:eastAsia="SimSun"/>
+              <w:spacing w:before="0" w:after="0" w:line="200" w:lineRule="auto"/>
+              <w:jc w:val="center"/>
+            </w:pPr>
+            <w:r>
+              <w:rPr>
+                <w:rFonts w:ascii="Times New Roman" w:hAnsi="Times New Roman" w:eastAsia="宋体"/>
                 <w:sz w:val="15"/>
               </w:rPr>
               <w:t>95.30%</w:t>
@@ -3084,12 +4037,12 @@
           </w:tcPr>
           <w:p>
             <w:pPr>
-              <w:spacing w:after="0" w:before="0" w:line="200" w:lineRule="auto"/>
-              <w:jc w:val="center"/>
-            </w:pPr>
-            <w:r>
-              <w:rPr>
-                <w:rFonts w:ascii="Times New Roman" w:hAnsi="Times New Roman" w:eastAsia="SimSun"/>
+              <w:spacing w:before="0" w:after="0" w:line="200" w:lineRule="auto"/>
+              <w:jc w:val="center"/>
+            </w:pPr>
+            <w:r>
+              <w:rPr>
+                <w:rFonts w:ascii="Times New Roman" w:hAnsi="Times New Roman" w:eastAsia="宋体"/>
                 <w:sz w:val="15"/>
               </w:rPr>
               <w:t>95.20%</w:t>
@@ -3098,19 +4051,35 @@
         </w:tc>
       </w:tr>
       <w:tr>
+        <w:tblPrEx>
+          <w:tblBorders>
+            <w:top w:val="single" w:color="1E293B" w:sz="8" w:space="0"/>
+            <w:left w:val="none" w:color="auto" w:sz="0" w:space="0"/>
+            <w:bottom w:val="single" w:color="1E293B" w:sz="8" w:space="0"/>
+            <w:right w:val="none" w:color="auto" w:sz="0" w:space="0"/>
+            <w:insideH w:val="single" w:color="E2E8F0" w:sz="4" w:space="0"/>
+            <w:insideV w:val="none" w:color="auto" w:sz="0" w:space="0"/>
+          </w:tblBorders>
+          <w:tblCellMar>
+            <w:top w:w="50" w:type="dxa"/>
+            <w:left w:w="50" w:type="dxa"/>
+            <w:bottom w:w="50" w:type="dxa"/>
+            <w:right w:w="50" w:type="dxa"/>
+          </w:tblCellMar>
+        </w:tblPrEx>
         <w:tc>
           <w:tcPr>
             <w:tcW w:w="1800" w:type="dxa"/>
-            <w:shd w:fill="F8FAFC"/>
-          </w:tcPr>
-          <w:p>
-            <w:pPr>
-              <w:spacing w:after="0" w:before="0" w:line="200" w:lineRule="auto"/>
+            <w:shd w:val="clear" w:color="auto" w:fill="F8FAFC"/>
+          </w:tcPr>
+          <w:p>
+            <w:pPr>
+              <w:spacing w:before="0" w:after="0" w:line="200" w:lineRule="auto"/>
               <w:jc w:val="left"/>
             </w:pPr>
             <w:r>
               <w:rPr>
-                <w:rFonts w:ascii="Times New Roman" w:hAnsi="Times New Roman" w:eastAsia="SimSun"/>
+                <w:rFonts w:ascii="Times New Roman" w:hAnsi="Times New Roman" w:eastAsia="宋体"/>
                 <w:sz w:val="15"/>
               </w:rPr>
               <w:t>PCA-100</w:t>
@@ -3120,16 +4089,16 @@
         <w:tc>
           <w:tcPr>
             <w:tcW w:w="1100" w:type="dxa"/>
-            <w:shd w:fill="F8FAFC"/>
-          </w:tcPr>
-          <w:p>
-            <w:pPr>
-              <w:spacing w:after="0" w:before="0" w:line="200" w:lineRule="auto"/>
-              <w:jc w:val="center"/>
-            </w:pPr>
-            <w:r>
-              <w:rPr>
-                <w:rFonts w:ascii="Times New Roman" w:hAnsi="Times New Roman" w:eastAsia="SimSun"/>
+            <w:shd w:val="clear" w:color="auto" w:fill="F8FAFC"/>
+          </w:tcPr>
+          <w:p>
+            <w:pPr>
+              <w:spacing w:before="0" w:after="0" w:line="200" w:lineRule="auto"/>
+              <w:jc w:val="center"/>
+            </w:pPr>
+            <w:r>
+              <w:rPr>
+                <w:rFonts w:ascii="Times New Roman" w:hAnsi="Times New Roman" w:eastAsia="宋体"/>
                 <w:sz w:val="15"/>
               </w:rPr>
               <w:t>100</w:t>
@@ -3139,16 +4108,16 @@
         <w:tc>
           <w:tcPr>
             <w:tcW w:w="1100" w:type="dxa"/>
-            <w:shd w:fill="F8FAFC"/>
-          </w:tcPr>
-          <w:p>
-            <w:pPr>
-              <w:spacing w:after="0" w:before="0" w:line="200" w:lineRule="auto"/>
-              <w:jc w:val="center"/>
-            </w:pPr>
-            <w:r>
-              <w:rPr>
-                <w:rFonts w:ascii="Times New Roman" w:hAnsi="Times New Roman" w:eastAsia="SimSun"/>
+            <w:shd w:val="clear" w:color="auto" w:fill="F8FAFC"/>
+          </w:tcPr>
+          <w:p>
+            <w:pPr>
+              <w:spacing w:before="0" w:after="0" w:line="200" w:lineRule="auto"/>
+              <w:jc w:val="center"/>
+            </w:pPr>
+            <w:r>
+              <w:rPr>
+                <w:rFonts w:ascii="Times New Roman" w:hAnsi="Times New Roman" w:eastAsia="宋体"/>
                 <w:sz w:val="15"/>
               </w:rPr>
               <w:t>95.30%</w:t>
@@ -3158,16 +4127,16 @@
         <w:tc>
           <w:tcPr>
             <w:tcW w:w="1100" w:type="dxa"/>
-            <w:shd w:fill="F8FAFC"/>
-          </w:tcPr>
-          <w:p>
-            <w:pPr>
-              <w:spacing w:after="0" w:before="0" w:line="200" w:lineRule="auto"/>
-              <w:jc w:val="center"/>
-            </w:pPr>
-            <w:r>
-              <w:rPr>
-                <w:rFonts w:ascii="Times New Roman" w:hAnsi="Times New Roman" w:eastAsia="SimSun"/>
+            <w:shd w:val="clear" w:color="auto" w:fill="F8FAFC"/>
+          </w:tcPr>
+          <w:p>
+            <w:pPr>
+              <w:spacing w:before="0" w:after="0" w:line="200" w:lineRule="auto"/>
+              <w:jc w:val="center"/>
+            </w:pPr>
+            <w:r>
+              <w:rPr>
+                <w:rFonts w:ascii="Times New Roman" w:hAnsi="Times New Roman" w:eastAsia="宋体"/>
                 <w:sz w:val="15"/>
               </w:rPr>
               <w:t>95.25%</w:t>
@@ -3177,16 +4146,16 @@
         <w:tc>
           <w:tcPr>
             <w:tcW w:w="1100" w:type="dxa"/>
-            <w:shd w:fill="F8FAFC"/>
-          </w:tcPr>
-          <w:p>
-            <w:pPr>
-              <w:spacing w:after="0" w:before="0" w:line="200" w:lineRule="auto"/>
-              <w:jc w:val="center"/>
-            </w:pPr>
-            <w:r>
-              <w:rPr>
-                <w:rFonts w:ascii="Times New Roman" w:hAnsi="Times New Roman" w:eastAsia="SimSun"/>
+            <w:shd w:val="clear" w:color="auto" w:fill="F8FAFC"/>
+          </w:tcPr>
+          <w:p>
+            <w:pPr>
+              <w:spacing w:before="0" w:after="0" w:line="200" w:lineRule="auto"/>
+              <w:jc w:val="center"/>
+            </w:pPr>
+            <w:r>
+              <w:rPr>
+                <w:rFonts w:ascii="Times New Roman" w:hAnsi="Times New Roman" w:eastAsia="宋体"/>
                 <w:sz w:val="15"/>
               </w:rPr>
               <w:t>95.25%</w:t>
@@ -3196,16 +4165,16 @@
         <w:tc>
           <w:tcPr>
             <w:tcW w:w="1100" w:type="dxa"/>
-            <w:shd w:fill="F8FAFC"/>
-          </w:tcPr>
-          <w:p>
-            <w:pPr>
-              <w:spacing w:after="0" w:before="0" w:line="200" w:lineRule="auto"/>
-              <w:jc w:val="center"/>
-            </w:pPr>
-            <w:r>
-              <w:rPr>
-                <w:rFonts w:ascii="Times New Roman" w:hAnsi="Times New Roman" w:eastAsia="SimSun"/>
+            <w:shd w:val="clear" w:color="auto" w:fill="F8FAFC"/>
+          </w:tcPr>
+          <w:p>
+            <w:pPr>
+              <w:spacing w:before="0" w:after="0" w:line="200" w:lineRule="auto"/>
+              <w:jc w:val="center"/>
+            </w:pPr>
+            <w:r>
+              <w:rPr>
+                <w:rFonts w:ascii="Times New Roman" w:hAnsi="Times New Roman" w:eastAsia="宋体"/>
                 <w:sz w:val="15"/>
               </w:rPr>
               <w:t>95.10%</w:t>
@@ -3215,16 +4184,16 @@
         <w:tc>
           <w:tcPr>
             <w:tcW w:w="1000" w:type="dxa"/>
-            <w:shd w:fill="F8FAFC"/>
-          </w:tcPr>
-          <w:p>
-            <w:pPr>
-              <w:spacing w:after="0" w:before="0" w:line="200" w:lineRule="auto"/>
-              <w:jc w:val="center"/>
-            </w:pPr>
-            <w:r>
-              <w:rPr>
-                <w:rFonts w:ascii="Times New Roman" w:hAnsi="Times New Roman" w:eastAsia="SimSun"/>
+            <w:shd w:val="clear" w:color="auto" w:fill="F8FAFC"/>
+          </w:tcPr>
+          <w:p>
+            <w:pPr>
+              <w:spacing w:before="0" w:after="0" w:line="200" w:lineRule="auto"/>
+              <w:jc w:val="center"/>
+            </w:pPr>
+            <w:r>
+              <w:rPr>
+                <w:rFonts w:ascii="Times New Roman" w:hAnsi="Times New Roman" w:eastAsia="宋体"/>
                 <w:sz w:val="15"/>
               </w:rPr>
               <w:t>95.05%</w:t>
@@ -3233,18 +4202,34 @@
         </w:tc>
       </w:tr>
       <w:tr>
+        <w:tblPrEx>
+          <w:tblBorders>
+            <w:top w:val="single" w:color="1E293B" w:sz="8" w:space="0"/>
+            <w:left w:val="none" w:color="auto" w:sz="0" w:space="0"/>
+            <w:bottom w:val="single" w:color="1E293B" w:sz="8" w:space="0"/>
+            <w:right w:val="none" w:color="auto" w:sz="0" w:space="0"/>
+            <w:insideH w:val="single" w:color="E2E8F0" w:sz="4" w:space="0"/>
+            <w:insideV w:val="none" w:color="auto" w:sz="0" w:space="0"/>
+          </w:tblBorders>
+          <w:tblCellMar>
+            <w:top w:w="50" w:type="dxa"/>
+            <w:left w:w="50" w:type="dxa"/>
+            <w:bottom w:w="50" w:type="dxa"/>
+            <w:right w:w="50" w:type="dxa"/>
+          </w:tblCellMar>
+        </w:tblPrEx>
         <w:tc>
           <w:tcPr>
             <w:tcW w:w="1800" w:type="dxa"/>
           </w:tcPr>
           <w:p>
             <w:pPr>
-              <w:spacing w:after="0" w:before="0" w:line="200" w:lineRule="auto"/>
+              <w:spacing w:before="0" w:after="0" w:line="200" w:lineRule="auto"/>
               <w:jc w:val="left"/>
             </w:pPr>
             <w:r>
               <w:rPr>
-                <w:rFonts w:ascii="Times New Roman" w:hAnsi="Times New Roman" w:eastAsia="SimSun"/>
+                <w:rFonts w:ascii="Times New Roman" w:hAnsi="Times New Roman" w:eastAsia="宋体"/>
                 <w:sz w:val="15"/>
               </w:rPr>
               <w:t>HOG 特征</w:t>
@@ -3257,12 +4242,12 @@
           </w:tcPr>
           <w:p>
             <w:pPr>
-              <w:spacing w:after="0" w:before="0" w:line="200" w:lineRule="auto"/>
-              <w:jc w:val="center"/>
-            </w:pPr>
-            <w:r>
-              <w:rPr>
-                <w:rFonts w:ascii="Times New Roman" w:hAnsi="Times New Roman" w:eastAsia="SimSun"/>
+              <w:spacing w:before="0" w:after="0" w:line="200" w:lineRule="auto"/>
+              <w:jc w:val="center"/>
+            </w:pPr>
+            <w:r>
+              <w:rPr>
+                <w:rFonts w:ascii="Times New Roman" w:hAnsi="Times New Roman" w:eastAsia="宋体"/>
                 <w:sz w:val="15"/>
               </w:rPr>
               <w:t>324</w:t>
@@ -3275,12 +4260,12 @@
           </w:tcPr>
           <w:p>
             <w:pPr>
-              <w:spacing w:after="0" w:before="0" w:line="200" w:lineRule="auto"/>
-              <w:jc w:val="center"/>
-            </w:pPr>
-            <w:r>
-              <w:rPr>
-                <w:rFonts w:ascii="Times New Roman" w:hAnsi="Times New Roman" w:eastAsia="SimSun"/>
+              <w:spacing w:before="0" w:after="0" w:line="200" w:lineRule="auto"/>
+              <w:jc w:val="center"/>
+            </w:pPr>
+            <w:r>
+              <w:rPr>
+                <w:rFonts w:ascii="Times New Roman" w:hAnsi="Times New Roman" w:eastAsia="宋体"/>
                 <w:sz w:val="15"/>
               </w:rPr>
               <w:t>95.60%</w:t>
@@ -3293,12 +4278,12 @@
           </w:tcPr>
           <w:p>
             <w:pPr>
-              <w:spacing w:after="0" w:before="0" w:line="200" w:lineRule="auto"/>
-              <w:jc w:val="center"/>
-            </w:pPr>
-            <w:r>
-              <w:rPr>
-                <w:rFonts w:ascii="Times New Roman" w:hAnsi="Times New Roman" w:eastAsia="SimSun"/>
+              <w:spacing w:before="0" w:after="0" w:line="200" w:lineRule="auto"/>
+              <w:jc w:val="center"/>
+            </w:pPr>
+            <w:r>
+              <w:rPr>
+                <w:rFonts w:ascii="Times New Roman" w:hAnsi="Times New Roman" w:eastAsia="宋体"/>
                 <w:sz w:val="15"/>
               </w:rPr>
               <w:t>95.85%</w:t>
@@ -3311,12 +4296,12 @@
           </w:tcPr>
           <w:p>
             <w:pPr>
-              <w:spacing w:after="0" w:before="0" w:line="200" w:lineRule="auto"/>
-              <w:jc w:val="center"/>
-            </w:pPr>
-            <w:r>
-              <w:rPr>
-                <w:rFonts w:ascii="Times New Roman" w:hAnsi="Times New Roman" w:eastAsia="SimSun"/>
+              <w:spacing w:before="0" w:after="0" w:line="200" w:lineRule="auto"/>
+              <w:jc w:val="center"/>
+            </w:pPr>
+            <w:r>
+              <w:rPr>
+                <w:rFonts w:ascii="Times New Roman" w:hAnsi="Times New Roman" w:eastAsia="宋体"/>
                 <w:sz w:val="15"/>
               </w:rPr>
               <w:t>96.00%</w:t>
@@ -3329,12 +4314,12 @@
           </w:tcPr>
           <w:p>
             <w:pPr>
-              <w:spacing w:after="0" w:before="0" w:line="200" w:lineRule="auto"/>
-              <w:jc w:val="center"/>
-            </w:pPr>
-            <w:r>
-              <w:rPr>
-                <w:rFonts w:ascii="Times New Roman" w:hAnsi="Times New Roman" w:eastAsia="SimSun"/>
+              <w:spacing w:before="0" w:after="0" w:line="200" w:lineRule="auto"/>
+              <w:jc w:val="center"/>
+            </w:pPr>
+            <w:r>
+              <w:rPr>
+                <w:rFonts w:ascii="Times New Roman" w:hAnsi="Times New Roman" w:eastAsia="宋体"/>
                 <w:sz w:val="15"/>
               </w:rPr>
               <w:t>95.85%</w:t>
@@ -3347,12 +4332,12 @@
           </w:tcPr>
           <w:p>
             <w:pPr>
-              <w:spacing w:after="0" w:before="0" w:line="200" w:lineRule="auto"/>
-              <w:jc w:val="center"/>
-            </w:pPr>
-            <w:r>
-              <w:rPr>
-                <w:rFonts w:ascii="Times New Roman" w:hAnsi="Times New Roman" w:eastAsia="SimSun"/>
+              <w:spacing w:before="0" w:after="0" w:line="200" w:lineRule="auto"/>
+              <w:jc w:val="center"/>
+            </w:pPr>
+            <w:r>
+              <w:rPr>
+                <w:rFonts w:ascii="Times New Roman" w:hAnsi="Times New Roman" w:eastAsia="宋体"/>
                 <w:sz w:val="15"/>
               </w:rPr>
               <w:t>95.85%</w:t>
@@ -3366,90 +4351,83 @@
         <w:spacing w:after="30" w:line="240" w:lineRule="auto"/>
         <w:jc w:val="left"/>
       </w:pPr>
+    </w:p>
+    <w:p>
+      <w:pPr>
+        <w:spacing w:after="40" w:line="240" w:lineRule="auto"/>
+        <w:ind w:firstLine="380" w:firstLineChars="200"/>
+        <w:jc w:val="left"/>
+      </w:pPr>
       <w:r>
         <w:rPr>
-          <w:rFonts w:ascii="Times New Roman" w:hAnsi="Times New Roman" w:eastAsia="SimSun"/>
+          <w:rFonts w:ascii="Times New Roman" w:hAnsi="Times New Roman" w:eastAsia="宋体"/>
+          <w:sz w:val="19"/>
+          <w:szCs w:val="19"/>
+        </w:rPr>
+        <w:t>k 过小易受噪点影响过拟合；k 过大决策平滑欠拟合。在 HOG 特征下，k=5 取得 96.00% 最高验证率，有效平衡了局部判别力与抗噪鲁棒性。</w:t>
+      </w:r>
+    </w:p>
+    <w:p>
+      <w:pPr>
+        <w:pageBreakBefore/>
+        <w:pBdr>
+          <w:bottom w:val="single" w:color="1E3A8A" w:sz="12" w:space="4"/>
+        </w:pBdr>
+        <w:spacing w:after="100" w:line="240" w:lineRule="auto"/>
+        <w:jc w:val="left"/>
+      </w:pPr>
+      <w:r>
+        <w:rPr>
+          <w:rFonts w:ascii="黑体" w:hAnsi="黑体" w:eastAsia="黑体"/>
+          <w:b/>
+          <w:color w:val="0F172A"/>
+          <w:sz w:val="28"/>
+          <w:szCs w:val="28"/>
+        </w:rPr>
+        <w:t>五、图像特征探索：SVD PCA 降维与局部梯度 HOG</w:t>
+      </w:r>
+    </w:p>
+    <w:p>
+      <w:pPr>
+        <w:spacing w:after="40" w:line="240" w:lineRule="auto"/>
+        <w:ind w:firstLine="380" w:firstLineChars="200"/>
+        <w:jc w:val="left"/>
+      </w:pPr>
+      <w:r>
+        <w:rPr>
+          <w:rFonts w:ascii="Times New Roman" w:hAnsi="Times New Roman" w:eastAsia="宋体"/>
+          <w:sz w:val="19"/>
+          <w:szCs w:val="19"/>
+        </w:rPr>
+        <w:t>自主实现的中心化 SVD PCA 仅使用训练子集分解。前 20 维保留 63.8% 方差；前 50 维保留 82.5% 方差；前 100 维保留 91.4% 方差。</w:t>
+      </w:r>
+    </w:p>
+    <w:p>
+      <w:pPr>
+        <w:spacing w:after="20" w:line="240" w:lineRule="auto"/>
+        <w:jc w:val="center"/>
+      </w:pPr>
+      <w:r>
+        <w:rPr>
+          <w:rFonts w:ascii="Times New Roman" w:hAnsi="Times New Roman" w:eastAsia="宋体"/>
           <w:sz w:val="20"/>
           <w:szCs w:val="20"/>
         </w:rPr>
-        <w:t/>
-      </w:r>
-    </w:p>
-    <w:p>
-      <w:pPr>
-        <w:spacing w:after="40" w:line="240" w:lineRule="auto"/>
-        <w:jc w:val="left"/>
-        <w:ind w:firstLineChars="200" w:firstLine="420"/>
-      </w:pPr>
-      <w:r>
-        <w:rPr>
-          <w:rFonts w:ascii="Times New Roman" w:hAnsi="Times New Roman" w:eastAsia="SimSun"/>
-          <w:sz w:val="19"/>
-          <w:szCs w:val="19"/>
-        </w:rPr>
-        <w:t>k 过小易受噪点影响过拟合；k 过大决策平滑欠拟合。在 HOG 特征下，k=5 取得 96.00% 最高验证率，有效平衡了局部判别力与抗噪鲁棒性。</w:t>
-      </w:r>
-    </w:p>
-    <w:p>
-      <w:pPr>
-        <w:pageBreakBefore/>
-        <w:spacing w:after="100" w:line="240" w:lineRule="auto"/>
-        <w:jc w:val="left"/>
-        <w:pBdr>
-          <w:bottom w:val="single" w:sz="12" w:space="4" w:color="1E3A8A"/>
-        </w:pBdr>
-      </w:pPr>
-      <w:r>
-        <w:rPr>
-          <w:rFonts w:ascii="SimHei" w:hAnsi="SimHei" w:eastAsia="SimHei"/>
-          <w:sz w:val="28"/>
-          <w:szCs w:val="28"/>
-          <w:color w:val="0F172A"/>
-          <w:b/>
-        </w:rPr>
-        <w:t>五、图像特征探索：SVD PCA 降维与局部梯度 HOG</w:t>
-      </w:r>
-    </w:p>
-    <w:p>
-      <w:pPr>
-        <w:spacing w:after="40" w:line="240" w:lineRule="auto"/>
-        <w:jc w:val="left"/>
-        <w:ind w:firstLineChars="200" w:firstLine="420"/>
-      </w:pPr>
-      <w:r>
-        <w:rPr>
-          <w:rFonts w:ascii="Times New Roman" w:hAnsi="Times New Roman" w:eastAsia="SimSun"/>
-          <w:sz w:val="19"/>
-          <w:szCs w:val="19"/>
-        </w:rPr>
-        <w:t>自主实现的中心化 SVD PCA 仅使用训练子集分解。前 20 维保留 63.8% 方差；前 50 维保留 82.5% 方差；前 100 维保留 91.4% 方差。</w:t>
-      </w:r>
-    </w:p>
-    <w:p>
-      <w:pPr>
-        <w:spacing w:after="20" w:line="240" w:lineRule="auto"/>
-        <w:jc w:val="center"/>
-      </w:pPr>
-      <w:r>
-        <w:rPr>
-          <w:rFonts w:ascii="Times New Roman" w:hAnsi="Times New Roman" w:eastAsia="SimSun"/>
-          <w:sz w:val="20"/>
-          <w:szCs w:val="20"/>
-        </w:rPr>
-        <w:t/>
         <w:drawing>
           <wp:inline distT="0" distB="0" distL="0" distR="0">
             <wp:extent cx="3937000" cy="2225675"/>
+            <wp:effectExtent l="0" t="0" r="10160" b="14605"/>
             <wp:docPr id="105" name="03_pca_variance.png"/>
-            <a:graphic>
+            <wp:cNvGraphicFramePr/>
+            <a:graphic xmlns:a="http://schemas.openxmlformats.org/drawingml/2006/main">
               <a:graphicData uri="http://schemas.openxmlformats.org/drawingml/2006/picture">
-                <pic:pic>
+                <pic:pic xmlns:pic="http://schemas.openxmlformats.org/drawingml/2006/picture">
                   <pic:nvPicPr>
-                    <pic:cNvPr id="0" name="03_pca_variance.png"/>
+                    <pic:cNvPr id="105" name="03_pca_variance.png"/>
                     <pic:cNvPicPr/>
                   </pic:nvPicPr>
                   <pic:blipFill>
-                    <a:blip r:embed="rId10"/>
+                    <a:blip r:embed="rId14"/>
                     <a:stretch>
                       <a:fillRect/>
                     </a:stretch>
@@ -3477,7 +4455,7 @@
       </w:pPr>
       <w:r>
         <w:rPr>
-          <w:rFonts w:ascii="Times New Roman" w:hAnsi="Times New Roman" w:eastAsia="SimSun"/>
+          <w:rFonts w:ascii="Times New Roman" w:hAnsi="Times New Roman" w:eastAsia="宋体"/>
           <w:sz w:val="17"/>
           <w:szCs w:val="17"/>
         </w:rPr>
@@ -3491,28 +4469,33 @@
       </w:pPr>
       <w:r>
         <w:rPr>
-          <w:rFonts w:ascii="SimHei" w:hAnsi="SimHei" w:eastAsia="SimHei"/>
+          <w:rFonts w:ascii="黑体" w:hAnsi="黑体" w:eastAsia="黑体"/>
+          <w:b/>
+          <w:color w:val="0F172A"/>
           <w:sz w:val="21"/>
           <w:szCs w:val="21"/>
-          <w:color w:val="0F172A"/>
-          <w:b/>
         </w:rPr>
         <w:t>5.1 特征方案最高验证准确率对比</w:t>
       </w:r>
     </w:p>
     <w:tbl>
       <w:tblPr>
+        <w:tblStyle w:val="4"/>
         <w:tblW w:w="8300" w:type="dxa"/>
+        <w:tblInd w:w="0" w:type="dxa"/>
+        <w:tblBorders>
+          <w:top w:val="single" w:color="1E293B" w:sz="8" w:space="0"/>
+          <w:left w:val="none" w:color="auto" w:sz="0" w:space="0"/>
+          <w:bottom w:val="single" w:color="1E293B" w:sz="8" w:space="0"/>
+          <w:right w:val="none" w:color="auto" w:sz="0" w:space="0"/>
+          <w:insideH w:val="single" w:color="E2E8F0" w:sz="4" w:space="0"/>
+          <w:insideV w:val="none" w:color="auto" w:sz="0" w:space="0"/>
+        </w:tblBorders>
         <w:tblLayout w:type="fixed"/>
-        <w:tblBorders>
-          <w:top w:val="single" w:sz="8" w:color="1E293B"/>
-          <w:bottom w:val="single" w:sz="8" w:color="1E293B"/>
-          <w:insideH w:val="single" w:sz="4" w:color="E2E8F0"/>
-        </w:tblBorders>
         <w:tblCellMar>
           <w:top w:w="50" w:type="dxa"/>
+          <w:left w:w="50" w:type="dxa"/>
           <w:bottom w:w="50" w:type="dxa"/>
-          <w:left w:w="50" w:type="dxa"/>
           <w:right w:w="50" w:type="dxa"/>
         </w:tblCellMar>
       </w:tblPr>
@@ -3524,22 +4507,38 @@
         <w:gridCol w:w="1700"/>
       </w:tblGrid>
       <w:tr>
+        <w:tblPrEx>
+          <w:tblBorders>
+            <w:top w:val="single" w:color="1E293B" w:sz="8" w:space="0"/>
+            <w:left w:val="none" w:color="auto" w:sz="0" w:space="0"/>
+            <w:bottom w:val="single" w:color="1E293B" w:sz="8" w:space="0"/>
+            <w:right w:val="none" w:color="auto" w:sz="0" w:space="0"/>
+            <w:insideH w:val="single" w:color="E2E8F0" w:sz="4" w:space="0"/>
+            <w:insideV w:val="none" w:color="auto" w:sz="0" w:space="0"/>
+          </w:tblBorders>
+          <w:tblCellMar>
+            <w:top w:w="50" w:type="dxa"/>
+            <w:left w:w="50" w:type="dxa"/>
+            <w:bottom w:w="50" w:type="dxa"/>
+            <w:right w:w="50" w:type="dxa"/>
+          </w:tblCellMar>
+        </w:tblPrEx>
         <w:tc>
           <w:tcPr>
             <w:tcW w:w="2400" w:type="dxa"/>
-            <w:shd w:fill="1E3A8A"/>
-          </w:tcPr>
-          <w:p>
-            <w:pPr>
-              <w:spacing w:after="0" w:before="0" w:line="200" w:lineRule="auto"/>
+            <w:shd w:val="clear" w:color="auto" w:fill="1E3A8A"/>
+          </w:tcPr>
+          <w:p>
+            <w:pPr>
+              <w:spacing w:before="0" w:after="0" w:line="200" w:lineRule="auto"/>
               <w:jc w:val="left"/>
             </w:pPr>
             <w:r>
               <w:rPr>
-                <w:rFonts w:ascii="SimHei" w:hAnsi="SimHei" w:eastAsia="SimHei"/>
-                <w:sz w:val="15"/>
+                <w:rFonts w:ascii="黑体" w:hAnsi="黑体" w:eastAsia="黑体"/>
                 <w:b/>
                 <w:color w:val="FFFFFF"/>
+                <w:sz w:val="15"/>
               </w:rPr>
               <w:t>特征提取方案</w:t>
             </w:r>
@@ -3548,19 +4547,19 @@
         <w:tc>
           <w:tcPr>
             <w:tcW w:w="1300" w:type="dxa"/>
-            <w:shd w:fill="1E3A8A"/>
-          </w:tcPr>
-          <w:p>
-            <w:pPr>
-              <w:spacing w:after="0" w:before="0" w:line="200" w:lineRule="auto"/>
-              <w:jc w:val="center"/>
-            </w:pPr>
-            <w:r>
-              <w:rPr>
-                <w:rFonts w:ascii="SimHei" w:hAnsi="SimHei" w:eastAsia="SimHei"/>
-                <w:sz w:val="15"/>
+            <w:shd w:val="clear" w:color="auto" w:fill="1E3A8A"/>
+          </w:tcPr>
+          <w:p>
+            <w:pPr>
+              <w:spacing w:before="0" w:after="0" w:line="200" w:lineRule="auto"/>
+              <w:jc w:val="center"/>
+            </w:pPr>
+            <w:r>
+              <w:rPr>
+                <w:rFonts w:ascii="黑体" w:hAnsi="黑体" w:eastAsia="黑体"/>
                 <w:b/>
                 <w:color w:val="FFFFFF"/>
+                <w:sz w:val="15"/>
               </w:rPr>
               <w:t>特征维度</w:t>
             </w:r>
@@ -3569,19 +4568,19 @@
         <w:tc>
           <w:tcPr>
             <w:tcW w:w="1300" w:type="dxa"/>
-            <w:shd w:fill="1E3A8A"/>
-          </w:tcPr>
-          <w:p>
-            <w:pPr>
-              <w:spacing w:after="0" w:before="0" w:line="200" w:lineRule="auto"/>
-              <w:jc w:val="center"/>
-            </w:pPr>
-            <w:r>
-              <w:rPr>
-                <w:rFonts w:ascii="SimHei" w:hAnsi="SimHei" w:eastAsia="SimHei"/>
-                <w:sz w:val="15"/>
+            <w:shd w:val="clear" w:color="auto" w:fill="1E3A8A"/>
+          </w:tcPr>
+          <w:p>
+            <w:pPr>
+              <w:spacing w:before="0" w:after="0" w:line="200" w:lineRule="auto"/>
+              <w:jc w:val="center"/>
+            </w:pPr>
+            <w:r>
+              <w:rPr>
+                <w:rFonts w:ascii="黑体" w:hAnsi="黑体" w:eastAsia="黑体"/>
                 <w:b/>
                 <w:color w:val="FFFFFF"/>
+                <w:sz w:val="15"/>
               </w:rPr>
               <w:t>最佳 k</w:t>
             </w:r>
@@ -3590,19 +4589,19 @@
         <w:tc>
           <w:tcPr>
             <w:tcW w:w="1600" w:type="dxa"/>
-            <w:shd w:fill="1E3A8A"/>
-          </w:tcPr>
-          <w:p>
-            <w:pPr>
-              <w:spacing w:after="0" w:before="0" w:line="200" w:lineRule="auto"/>
-              <w:jc w:val="center"/>
-            </w:pPr>
-            <w:r>
-              <w:rPr>
-                <w:rFonts w:ascii="SimHei" w:hAnsi="SimHei" w:eastAsia="SimHei"/>
-                <w:sz w:val="15"/>
+            <w:shd w:val="clear" w:color="auto" w:fill="1E3A8A"/>
+          </w:tcPr>
+          <w:p>
+            <w:pPr>
+              <w:spacing w:before="0" w:after="0" w:line="200" w:lineRule="auto"/>
+              <w:jc w:val="center"/>
+            </w:pPr>
+            <w:r>
+              <w:rPr>
+                <w:rFonts w:ascii="黑体" w:hAnsi="黑体" w:eastAsia="黑体"/>
                 <w:b/>
                 <w:color w:val="FFFFFF"/>
+                <w:sz w:val="15"/>
               </w:rPr>
               <w:t>最佳加权</w:t>
             </w:r>
@@ -3611,19 +4610,19 @@
         <w:tc>
           <w:tcPr>
             <w:tcW w:w="1700" w:type="dxa"/>
-            <w:shd w:fill="1E3A8A"/>
-          </w:tcPr>
-          <w:p>
-            <w:pPr>
-              <w:spacing w:after="0" w:before="0" w:line="200" w:lineRule="auto"/>
-              <w:jc w:val="center"/>
-            </w:pPr>
-            <w:r>
-              <w:rPr>
-                <w:rFonts w:ascii="SimHei" w:hAnsi="SimHei" w:eastAsia="SimHei"/>
-                <w:sz w:val="15"/>
+            <w:shd w:val="clear" w:color="auto" w:fill="1E3A8A"/>
+          </w:tcPr>
+          <w:p>
+            <w:pPr>
+              <w:spacing w:before="0" w:after="0" w:line="200" w:lineRule="auto"/>
+              <w:jc w:val="center"/>
+            </w:pPr>
+            <w:r>
+              <w:rPr>
+                <w:rFonts w:ascii="黑体" w:hAnsi="黑体" w:eastAsia="黑体"/>
                 <w:b/>
                 <w:color w:val="FFFFFF"/>
+                <w:sz w:val="15"/>
               </w:rPr>
               <w:t>最高验证准确率</w:t>
             </w:r>
@@ -3631,18 +4630,34 @@
         </w:tc>
       </w:tr>
       <w:tr>
+        <w:tblPrEx>
+          <w:tblBorders>
+            <w:top w:val="single" w:color="1E293B" w:sz="8" w:space="0"/>
+            <w:left w:val="none" w:color="auto" w:sz="0" w:space="0"/>
+            <w:bottom w:val="single" w:color="1E293B" w:sz="8" w:space="0"/>
+            <w:right w:val="none" w:color="auto" w:sz="0" w:space="0"/>
+            <w:insideH w:val="single" w:color="E2E8F0" w:sz="4" w:space="0"/>
+            <w:insideV w:val="none" w:color="auto" w:sz="0" w:space="0"/>
+          </w:tblBorders>
+          <w:tblCellMar>
+            <w:top w:w="50" w:type="dxa"/>
+            <w:left w:w="50" w:type="dxa"/>
+            <w:bottom w:w="50" w:type="dxa"/>
+            <w:right w:w="50" w:type="dxa"/>
+          </w:tblCellMar>
+        </w:tblPrEx>
         <w:tc>
           <w:tcPr>
             <w:tcW w:w="2400" w:type="dxa"/>
           </w:tcPr>
           <w:p>
             <w:pPr>
-              <w:spacing w:after="0" w:before="0" w:line="200" w:lineRule="auto"/>
+              <w:spacing w:before="0" w:after="0" w:line="200" w:lineRule="auto"/>
               <w:jc w:val="left"/>
             </w:pPr>
             <w:r>
               <w:rPr>
-                <w:rFonts w:ascii="Times New Roman" w:hAnsi="Times New Roman" w:eastAsia="SimSun"/>
+                <w:rFonts w:ascii="Times New Roman" w:hAnsi="Times New Roman" w:eastAsia="宋体"/>
                 <w:sz w:val="15"/>
               </w:rPr>
               <w:t>Raw 原始灰度像素</w:t>
@@ -3655,12 +4670,12 @@
           </w:tcPr>
           <w:p>
             <w:pPr>
-              <w:spacing w:after="0" w:before="0" w:line="200" w:lineRule="auto"/>
-              <w:jc w:val="center"/>
-            </w:pPr>
-            <w:r>
-              <w:rPr>
-                <w:rFonts w:ascii="Times New Roman" w:hAnsi="Times New Roman" w:eastAsia="SimSun"/>
+              <w:spacing w:before="0" w:after="0" w:line="200" w:lineRule="auto"/>
+              <w:jc w:val="center"/>
+            </w:pPr>
+            <w:r>
+              <w:rPr>
+                <w:rFonts w:ascii="Times New Roman" w:hAnsi="Times New Roman" w:eastAsia="宋体"/>
                 <w:sz w:val="15"/>
               </w:rPr>
               <w:t>784</w:t>
@@ -3673,12 +4688,12 @@
           </w:tcPr>
           <w:p>
             <w:pPr>
-              <w:spacing w:after="0" w:before="0" w:line="200" w:lineRule="auto"/>
-              <w:jc w:val="center"/>
-            </w:pPr>
-            <w:r>
-              <w:rPr>
-                <w:rFonts w:ascii="Times New Roman" w:hAnsi="Times New Roman" w:eastAsia="SimSun"/>
+              <w:spacing w:before="0" w:after="0" w:line="200" w:lineRule="auto"/>
+              <w:jc w:val="center"/>
+            </w:pPr>
+            <w:r>
+              <w:rPr>
+                <w:rFonts w:ascii="Times New Roman" w:hAnsi="Times New Roman" w:eastAsia="宋体"/>
                 <w:sz w:val="15"/>
               </w:rPr>
               <w:t>k=5</w:t>
@@ -3691,12 +4706,12 @@
           </w:tcPr>
           <w:p>
             <w:pPr>
-              <w:spacing w:after="0" w:before="0" w:line="200" w:lineRule="auto"/>
-              <w:jc w:val="center"/>
-            </w:pPr>
-            <w:r>
-              <w:rPr>
-                <w:rFonts w:ascii="Times New Roman" w:hAnsi="Times New Roman" w:eastAsia="SimSun"/>
+              <w:spacing w:before="0" w:after="0" w:line="200" w:lineRule="auto"/>
+              <w:jc w:val="center"/>
+            </w:pPr>
+            <w:r>
+              <w:rPr>
+                <w:rFonts w:ascii="Times New Roman" w:hAnsi="Times New Roman" w:eastAsia="宋体"/>
                 <w:sz w:val="15"/>
               </w:rPr>
               <w:t>距离加权</w:t>
@@ -3709,12 +4724,12 @@
           </w:tcPr>
           <w:p>
             <w:pPr>
-              <w:spacing w:after="0" w:before="0" w:line="200" w:lineRule="auto"/>
-              <w:jc w:val="center"/>
-            </w:pPr>
-            <w:r>
-              <w:rPr>
-                <w:rFonts w:ascii="Times New Roman" w:hAnsi="Times New Roman" w:eastAsia="SimSun"/>
+              <w:spacing w:before="0" w:after="0" w:line="200" w:lineRule="auto"/>
+              <w:jc w:val="center"/>
+            </w:pPr>
+            <w:r>
+              <w:rPr>
+                <w:rFonts w:ascii="Times New Roman" w:hAnsi="Times New Roman" w:eastAsia="宋体"/>
                 <w:sz w:val="15"/>
               </w:rPr>
               <w:t>94.85%</w:t>
@@ -3723,19 +4738,35 @@
         </w:tc>
       </w:tr>
       <w:tr>
+        <w:tblPrEx>
+          <w:tblBorders>
+            <w:top w:val="single" w:color="1E293B" w:sz="8" w:space="0"/>
+            <w:left w:val="none" w:color="auto" w:sz="0" w:space="0"/>
+            <w:bottom w:val="single" w:color="1E293B" w:sz="8" w:space="0"/>
+            <w:right w:val="none" w:color="auto" w:sz="0" w:space="0"/>
+            <w:insideH w:val="single" w:color="E2E8F0" w:sz="4" w:space="0"/>
+            <w:insideV w:val="none" w:color="auto" w:sz="0" w:space="0"/>
+          </w:tblBorders>
+          <w:tblCellMar>
+            <w:top w:w="50" w:type="dxa"/>
+            <w:left w:w="50" w:type="dxa"/>
+            <w:bottom w:w="50" w:type="dxa"/>
+            <w:right w:w="50" w:type="dxa"/>
+          </w:tblCellMar>
+        </w:tblPrEx>
         <w:tc>
           <w:tcPr>
             <w:tcW w:w="2400" w:type="dxa"/>
-            <w:shd w:fill="F8FAFC"/>
-          </w:tcPr>
-          <w:p>
-            <w:pPr>
-              <w:spacing w:after="0" w:before="0" w:line="200" w:lineRule="auto"/>
+            <w:shd w:val="clear" w:color="auto" w:fill="F8FAFC"/>
+          </w:tcPr>
+          <w:p>
+            <w:pPr>
+              <w:spacing w:before="0" w:after="0" w:line="200" w:lineRule="auto"/>
               <w:jc w:val="left"/>
             </w:pPr>
             <w:r>
               <w:rPr>
-                <w:rFonts w:ascii="Times New Roman" w:hAnsi="Times New Roman" w:eastAsia="SimSun"/>
+                <w:rFonts w:ascii="Times New Roman" w:hAnsi="Times New Roman" w:eastAsia="宋体"/>
                 <w:sz w:val="15"/>
               </w:rPr>
               <w:t>SVD PCA 降维 (20维)</w:t>
@@ -3745,16 +4776,16 @@
         <w:tc>
           <w:tcPr>
             <w:tcW w:w="1300" w:type="dxa"/>
-            <w:shd w:fill="F8FAFC"/>
-          </w:tcPr>
-          <w:p>
-            <w:pPr>
-              <w:spacing w:after="0" w:before="0" w:line="200" w:lineRule="auto"/>
-              <w:jc w:val="center"/>
-            </w:pPr>
-            <w:r>
-              <w:rPr>
-                <w:rFonts w:ascii="Times New Roman" w:hAnsi="Times New Roman" w:eastAsia="SimSun"/>
+            <w:shd w:val="clear" w:color="auto" w:fill="F8FAFC"/>
+          </w:tcPr>
+          <w:p>
+            <w:pPr>
+              <w:spacing w:before="0" w:after="0" w:line="200" w:lineRule="auto"/>
+              <w:jc w:val="center"/>
+            </w:pPr>
+            <w:r>
+              <w:rPr>
+                <w:rFonts w:ascii="Times New Roman" w:hAnsi="Times New Roman" w:eastAsia="宋体"/>
                 <w:sz w:val="15"/>
               </w:rPr>
               <w:t>20</w:t>
@@ -3764,16 +4795,16 @@
         <w:tc>
           <w:tcPr>
             <w:tcW w:w="1300" w:type="dxa"/>
-            <w:shd w:fill="F8FAFC"/>
-          </w:tcPr>
-          <w:p>
-            <w:pPr>
-              <w:spacing w:after="0" w:before="0" w:line="200" w:lineRule="auto"/>
-              <w:jc w:val="center"/>
-            </w:pPr>
-            <w:r>
-              <w:rPr>
-                <w:rFonts w:ascii="Times New Roman" w:hAnsi="Times New Roman" w:eastAsia="SimSun"/>
+            <w:shd w:val="clear" w:color="auto" w:fill="F8FAFC"/>
+          </w:tcPr>
+          <w:p>
+            <w:pPr>
+              <w:spacing w:before="0" w:after="0" w:line="200" w:lineRule="auto"/>
+              <w:jc w:val="center"/>
+            </w:pPr>
+            <w:r>
+              <w:rPr>
+                <w:rFonts w:ascii="Times New Roman" w:hAnsi="Times New Roman" w:eastAsia="宋体"/>
                 <w:sz w:val="15"/>
               </w:rPr>
               <w:t>k=5</w:t>
@@ -3783,16 +4814,16 @@
         <w:tc>
           <w:tcPr>
             <w:tcW w:w="1600" w:type="dxa"/>
-            <w:shd w:fill="F8FAFC"/>
-          </w:tcPr>
-          <w:p>
-            <w:pPr>
-              <w:spacing w:after="0" w:before="0" w:line="200" w:lineRule="auto"/>
-              <w:jc w:val="center"/>
-            </w:pPr>
-            <w:r>
-              <w:rPr>
-                <w:rFonts w:ascii="Times New Roman" w:hAnsi="Times New Roman" w:eastAsia="SimSun"/>
+            <w:shd w:val="clear" w:color="auto" w:fill="F8FAFC"/>
+          </w:tcPr>
+          <w:p>
+            <w:pPr>
+              <w:spacing w:before="0" w:after="0" w:line="200" w:lineRule="auto"/>
+              <w:jc w:val="center"/>
+            </w:pPr>
+            <w:r>
+              <w:rPr>
+                <w:rFonts w:ascii="Times New Roman" w:hAnsi="Times New Roman" w:eastAsia="宋体"/>
                 <w:sz w:val="15"/>
               </w:rPr>
               <w:t>距离加权</w:t>
@@ -3802,16 +4833,16 @@
         <w:tc>
           <w:tcPr>
             <w:tcW w:w="1700" w:type="dxa"/>
-            <w:shd w:fill="F8FAFC"/>
-          </w:tcPr>
-          <w:p>
-            <w:pPr>
-              <w:spacing w:after="0" w:before="0" w:line="200" w:lineRule="auto"/>
-              <w:jc w:val="center"/>
-            </w:pPr>
-            <w:r>
-              <w:rPr>
-                <w:rFonts w:ascii="Times New Roman" w:hAnsi="Times New Roman" w:eastAsia="SimSun"/>
+            <w:shd w:val="clear" w:color="auto" w:fill="F8FAFC"/>
+          </w:tcPr>
+          <w:p>
+            <w:pPr>
+              <w:spacing w:before="0" w:after="0" w:line="200" w:lineRule="auto"/>
+              <w:jc w:val="center"/>
+            </w:pPr>
+            <w:r>
+              <w:rPr>
+                <w:rFonts w:ascii="Times New Roman" w:hAnsi="Times New Roman" w:eastAsia="宋体"/>
                 <w:sz w:val="15"/>
               </w:rPr>
               <w:t>94.95%</w:t>
@@ -3820,18 +4851,34 @@
         </w:tc>
       </w:tr>
       <w:tr>
+        <w:tblPrEx>
+          <w:tblBorders>
+            <w:top w:val="single" w:color="1E293B" w:sz="8" w:space="0"/>
+            <w:left w:val="none" w:color="auto" w:sz="0" w:space="0"/>
+            <w:bottom w:val="single" w:color="1E293B" w:sz="8" w:space="0"/>
+            <w:right w:val="none" w:color="auto" w:sz="0" w:space="0"/>
+            <w:insideH w:val="single" w:color="E2E8F0" w:sz="4" w:space="0"/>
+            <w:insideV w:val="none" w:color="auto" w:sz="0" w:space="0"/>
+          </w:tblBorders>
+          <w:tblCellMar>
+            <w:top w:w="50" w:type="dxa"/>
+            <w:left w:w="50" w:type="dxa"/>
+            <w:bottom w:w="50" w:type="dxa"/>
+            <w:right w:w="50" w:type="dxa"/>
+          </w:tblCellMar>
+        </w:tblPrEx>
         <w:tc>
           <w:tcPr>
             <w:tcW w:w="2400" w:type="dxa"/>
           </w:tcPr>
           <w:p>
             <w:pPr>
-              <w:spacing w:after="0" w:before="0" w:line="200" w:lineRule="auto"/>
+              <w:spacing w:before="0" w:after="0" w:line="200" w:lineRule="auto"/>
               <w:jc w:val="left"/>
             </w:pPr>
             <w:r>
               <w:rPr>
-                <w:rFonts w:ascii="Times New Roman" w:hAnsi="Times New Roman" w:eastAsia="SimSun"/>
+                <w:rFonts w:ascii="Times New Roman" w:hAnsi="Times New Roman" w:eastAsia="宋体"/>
                 <w:sz w:val="15"/>
               </w:rPr>
               <w:t>SVD PCA 降维 (100维)</w:t>
@@ -3844,12 +4891,12 @@
           </w:tcPr>
           <w:p>
             <w:pPr>
-              <w:spacing w:after="0" w:before="0" w:line="200" w:lineRule="auto"/>
-              <w:jc w:val="center"/>
-            </w:pPr>
-            <w:r>
-              <w:rPr>
-                <w:rFonts w:ascii="Times New Roman" w:hAnsi="Times New Roman" w:eastAsia="SimSun"/>
+              <w:spacing w:before="0" w:after="0" w:line="200" w:lineRule="auto"/>
+              <w:jc w:val="center"/>
+            </w:pPr>
+            <w:r>
+              <w:rPr>
+                <w:rFonts w:ascii="Times New Roman" w:hAnsi="Times New Roman" w:eastAsia="宋体"/>
                 <w:sz w:val="15"/>
               </w:rPr>
               <w:t>100</w:t>
@@ -3862,12 +4909,12 @@
           </w:tcPr>
           <w:p>
             <w:pPr>
-              <w:spacing w:after="0" w:before="0" w:line="200" w:lineRule="auto"/>
-              <w:jc w:val="center"/>
-            </w:pPr>
-            <w:r>
-              <w:rPr>
-                <w:rFonts w:ascii="Times New Roman" w:hAnsi="Times New Roman" w:eastAsia="SimSun"/>
+              <w:spacing w:before="0" w:after="0" w:line="200" w:lineRule="auto"/>
+              <w:jc w:val="center"/>
+            </w:pPr>
+            <w:r>
+              <w:rPr>
+                <w:rFonts w:ascii="Times New Roman" w:hAnsi="Times New Roman" w:eastAsia="宋体"/>
                 <w:sz w:val="15"/>
               </w:rPr>
               <w:t>k=1</w:t>
@@ -3880,12 +4927,12 @@
           </w:tcPr>
           <w:p>
             <w:pPr>
-              <w:spacing w:after="0" w:before="0" w:line="200" w:lineRule="auto"/>
-              <w:jc w:val="center"/>
-            </w:pPr>
-            <w:r>
-              <w:rPr>
-                <w:rFonts w:ascii="Times New Roman" w:hAnsi="Times New Roman" w:eastAsia="SimSun"/>
+              <w:spacing w:before="0" w:after="0" w:line="200" w:lineRule="auto"/>
+              <w:jc w:val="center"/>
+            </w:pPr>
+            <w:r>
+              <w:rPr>
+                <w:rFonts w:ascii="Times New Roman" w:hAnsi="Times New Roman" w:eastAsia="宋体"/>
                 <w:sz w:val="15"/>
               </w:rPr>
               <w:t>均匀投票</w:t>
@@ -3898,12 +4945,12 @@
           </w:tcPr>
           <w:p>
             <w:pPr>
-              <w:spacing w:after="0" w:before="0" w:line="200" w:lineRule="auto"/>
-              <w:jc w:val="center"/>
-            </w:pPr>
-            <w:r>
-              <w:rPr>
-                <w:rFonts w:ascii="Times New Roman" w:hAnsi="Times New Roman" w:eastAsia="SimSun"/>
+              <w:spacing w:before="0" w:after="0" w:line="200" w:lineRule="auto"/>
+              <w:jc w:val="center"/>
+            </w:pPr>
+            <w:r>
+              <w:rPr>
+                <w:rFonts w:ascii="Times New Roman" w:hAnsi="Times New Roman" w:eastAsia="宋体"/>
                 <w:sz w:val="15"/>
               </w:rPr>
               <w:t>95.30%</w:t>
@@ -3912,19 +4959,35 @@
         </w:tc>
       </w:tr>
       <w:tr>
+        <w:tblPrEx>
+          <w:tblBorders>
+            <w:top w:val="single" w:color="1E293B" w:sz="8" w:space="0"/>
+            <w:left w:val="none" w:color="auto" w:sz="0" w:space="0"/>
+            <w:bottom w:val="single" w:color="1E293B" w:sz="8" w:space="0"/>
+            <w:right w:val="none" w:color="auto" w:sz="0" w:space="0"/>
+            <w:insideH w:val="single" w:color="E2E8F0" w:sz="4" w:space="0"/>
+            <w:insideV w:val="none" w:color="auto" w:sz="0" w:space="0"/>
+          </w:tblBorders>
+          <w:tblCellMar>
+            <w:top w:w="50" w:type="dxa"/>
+            <w:left w:w="50" w:type="dxa"/>
+            <w:bottom w:w="50" w:type="dxa"/>
+            <w:right w:w="50" w:type="dxa"/>
+          </w:tblCellMar>
+        </w:tblPrEx>
         <w:tc>
           <w:tcPr>
             <w:tcW w:w="2400" w:type="dxa"/>
-            <w:shd w:fill="F8FAFC"/>
-          </w:tcPr>
-          <w:p>
-            <w:pPr>
-              <w:spacing w:after="0" w:before="0" w:line="200" w:lineRule="auto"/>
+            <w:shd w:val="clear" w:color="auto" w:fill="F8FAFC"/>
+          </w:tcPr>
+          <w:p>
+            <w:pPr>
+              <w:spacing w:before="0" w:after="0" w:line="200" w:lineRule="auto"/>
               <w:jc w:val="left"/>
             </w:pPr>
             <w:r>
               <w:rPr>
-                <w:rFonts w:ascii="Times New Roman" w:hAnsi="Times New Roman" w:eastAsia="SimSun"/>
+                <w:rFonts w:ascii="Times New Roman" w:hAnsi="Times New Roman" w:eastAsia="宋体"/>
                 <w:sz w:val="15"/>
               </w:rPr>
               <w:t>SVD PCA 降维 (50维)</w:t>
@@ -3934,16 +4997,16 @@
         <w:tc>
           <w:tcPr>
             <w:tcW w:w="1300" w:type="dxa"/>
-            <w:shd w:fill="F8FAFC"/>
-          </w:tcPr>
-          <w:p>
-            <w:pPr>
-              <w:spacing w:after="0" w:before="0" w:line="200" w:lineRule="auto"/>
-              <w:jc w:val="center"/>
-            </w:pPr>
-            <w:r>
-              <w:rPr>
-                <w:rFonts w:ascii="Times New Roman" w:hAnsi="Times New Roman" w:eastAsia="SimSun"/>
+            <w:shd w:val="clear" w:color="auto" w:fill="F8FAFC"/>
+          </w:tcPr>
+          <w:p>
+            <w:pPr>
+              <w:spacing w:before="0" w:after="0" w:line="200" w:lineRule="auto"/>
+              <w:jc w:val="center"/>
+            </w:pPr>
+            <w:r>
+              <w:rPr>
+                <w:rFonts w:ascii="Times New Roman" w:hAnsi="Times New Roman" w:eastAsia="宋体"/>
                 <w:sz w:val="15"/>
               </w:rPr>
               <w:t>50</w:t>
@@ -3953,16 +5016,16 @@
         <w:tc>
           <w:tcPr>
             <w:tcW w:w="1300" w:type="dxa"/>
-            <w:shd w:fill="F8FAFC"/>
-          </w:tcPr>
-          <w:p>
-            <w:pPr>
-              <w:spacing w:after="0" w:before="0" w:line="200" w:lineRule="auto"/>
-              <w:jc w:val="center"/>
-            </w:pPr>
-            <w:r>
-              <w:rPr>
-                <w:rFonts w:ascii="Times New Roman" w:hAnsi="Times New Roman" w:eastAsia="SimSun"/>
+            <w:shd w:val="clear" w:color="auto" w:fill="F8FAFC"/>
+          </w:tcPr>
+          <w:p>
+            <w:pPr>
+              <w:spacing w:before="0" w:after="0" w:line="200" w:lineRule="auto"/>
+              <w:jc w:val="center"/>
+            </w:pPr>
+            <w:r>
+              <w:rPr>
+                <w:rFonts w:ascii="Times New Roman" w:hAnsi="Times New Roman" w:eastAsia="宋体"/>
                 <w:sz w:val="15"/>
               </w:rPr>
               <w:t>k=1</w:t>
@@ -3972,16 +5035,16 @@
         <w:tc>
           <w:tcPr>
             <w:tcW w:w="1600" w:type="dxa"/>
-            <w:shd w:fill="F8FAFC"/>
-          </w:tcPr>
-          <w:p>
-            <w:pPr>
-              <w:spacing w:after="0" w:before="0" w:line="200" w:lineRule="auto"/>
-              <w:jc w:val="center"/>
-            </w:pPr>
-            <w:r>
-              <w:rPr>
-                <w:rFonts w:ascii="Times New Roman" w:hAnsi="Times New Roman" w:eastAsia="SimSun"/>
+            <w:shd w:val="clear" w:color="auto" w:fill="F8FAFC"/>
+          </w:tcPr>
+          <w:p>
+            <w:pPr>
+              <w:spacing w:before="0" w:after="0" w:line="200" w:lineRule="auto"/>
+              <w:jc w:val="center"/>
+            </w:pPr>
+            <w:r>
+              <w:rPr>
+                <w:rFonts w:ascii="Times New Roman" w:hAnsi="Times New Roman" w:eastAsia="宋体"/>
                 <w:sz w:val="15"/>
               </w:rPr>
               <w:t>均匀投票</w:t>
@@ -3991,16 +5054,16 @@
         <w:tc>
           <w:tcPr>
             <w:tcW w:w="1700" w:type="dxa"/>
-            <w:shd w:fill="F8FAFC"/>
-          </w:tcPr>
-          <w:p>
-            <w:pPr>
-              <w:spacing w:after="0" w:before="0" w:line="200" w:lineRule="auto"/>
-              <w:jc w:val="center"/>
-            </w:pPr>
-            <w:r>
-              <w:rPr>
-                <w:rFonts w:ascii="Times New Roman" w:hAnsi="Times New Roman" w:eastAsia="SimSun"/>
+            <w:shd w:val="clear" w:color="auto" w:fill="F8FAFC"/>
+          </w:tcPr>
+          <w:p>
+            <w:pPr>
+              <w:spacing w:before="0" w:after="0" w:line="200" w:lineRule="auto"/>
+              <w:jc w:val="center"/>
+            </w:pPr>
+            <w:r>
+              <w:rPr>
+                <w:rFonts w:ascii="Times New Roman" w:hAnsi="Times New Roman" w:eastAsia="宋体"/>
                 <w:sz w:val="15"/>
               </w:rPr>
               <w:t>95.70%</w:t>
@@ -4009,18 +5072,34 @@
         </w:tc>
       </w:tr>
       <w:tr>
+        <w:tblPrEx>
+          <w:tblBorders>
+            <w:top w:val="single" w:color="1E293B" w:sz="8" w:space="0"/>
+            <w:left w:val="none" w:color="auto" w:sz="0" w:space="0"/>
+            <w:bottom w:val="single" w:color="1E293B" w:sz="8" w:space="0"/>
+            <w:right w:val="none" w:color="auto" w:sz="0" w:space="0"/>
+            <w:insideH w:val="single" w:color="E2E8F0" w:sz="4" w:space="0"/>
+            <w:insideV w:val="none" w:color="auto" w:sz="0" w:space="0"/>
+          </w:tblBorders>
+          <w:tblCellMar>
+            <w:top w:w="50" w:type="dxa"/>
+            <w:left w:w="50" w:type="dxa"/>
+            <w:bottom w:w="50" w:type="dxa"/>
+            <w:right w:w="50" w:type="dxa"/>
+          </w:tblCellMar>
+        </w:tblPrEx>
         <w:tc>
           <w:tcPr>
             <w:tcW w:w="2400" w:type="dxa"/>
           </w:tcPr>
           <w:p>
             <w:pPr>
-              <w:spacing w:after="0" w:before="0" w:line="200" w:lineRule="auto"/>
+              <w:spacing w:before="0" w:after="0" w:line="200" w:lineRule="auto"/>
               <w:jc w:val="left"/>
             </w:pPr>
             <w:r>
               <w:rPr>
-                <w:rFonts w:ascii="Times New Roman" w:hAnsi="Times New Roman" w:eastAsia="SimSun"/>
+                <w:rFonts w:ascii="Times New Roman" w:hAnsi="Times New Roman" w:eastAsia="宋体"/>
                 <w:sz w:val="15"/>
               </w:rPr>
               <w:t>HOG 方向梯度直方图</w:t>
@@ -4033,12 +5112,12 @@
           </w:tcPr>
           <w:p>
             <w:pPr>
-              <w:spacing w:after="0" w:before="0" w:line="200" w:lineRule="auto"/>
-              <w:jc w:val="center"/>
-            </w:pPr>
-            <w:r>
-              <w:rPr>
-                <w:rFonts w:ascii="Times New Roman" w:hAnsi="Times New Roman" w:eastAsia="SimSun"/>
+              <w:spacing w:before="0" w:after="0" w:line="200" w:lineRule="auto"/>
+              <w:jc w:val="center"/>
+            </w:pPr>
+            <w:r>
+              <w:rPr>
+                <w:rFonts w:ascii="Times New Roman" w:hAnsi="Times New Roman" w:eastAsia="宋体"/>
                 <w:sz w:val="15"/>
               </w:rPr>
               <w:t>324</w:t>
@@ -4051,12 +5130,12 @@
           </w:tcPr>
           <w:p>
             <w:pPr>
-              <w:spacing w:after="0" w:before="0" w:line="200" w:lineRule="auto"/>
-              <w:jc w:val="center"/>
-            </w:pPr>
-            <w:r>
-              <w:rPr>
-                <w:rFonts w:ascii="Times New Roman" w:hAnsi="Times New Roman" w:eastAsia="SimSun"/>
+              <w:spacing w:before="0" w:after="0" w:line="200" w:lineRule="auto"/>
+              <w:jc w:val="center"/>
+            </w:pPr>
+            <w:r>
+              <w:rPr>
+                <w:rFonts w:ascii="Times New Roman" w:hAnsi="Times New Roman" w:eastAsia="宋体"/>
                 <w:sz w:val="15"/>
               </w:rPr>
               <w:t>k=5</w:t>
@@ -4069,12 +5148,12 @@
           </w:tcPr>
           <w:p>
             <w:pPr>
-              <w:spacing w:after="0" w:before="0" w:line="200" w:lineRule="auto"/>
-              <w:jc w:val="center"/>
-            </w:pPr>
-            <w:r>
-              <w:rPr>
-                <w:rFonts w:ascii="Times New Roman" w:hAnsi="Times New Roman" w:eastAsia="SimSun"/>
+              <w:spacing w:before="0" w:after="0" w:line="200" w:lineRule="auto"/>
+              <w:jc w:val="center"/>
+            </w:pPr>
+            <w:r>
+              <w:rPr>
+                <w:rFonts w:ascii="Times New Roman" w:hAnsi="Times New Roman" w:eastAsia="宋体"/>
                 <w:sz w:val="15"/>
               </w:rPr>
               <w:t>均匀投票</w:t>
@@ -4087,12 +5166,12 @@
           </w:tcPr>
           <w:p>
             <w:pPr>
-              <w:spacing w:after="0" w:before="0" w:line="200" w:lineRule="auto"/>
-              <w:jc w:val="center"/>
-            </w:pPr>
-            <w:r>
-              <w:rPr>
-                <w:rFonts w:ascii="Times New Roman" w:hAnsi="Times New Roman" w:eastAsia="SimSun"/>
+              <w:spacing w:before="0" w:after="0" w:line="200" w:lineRule="auto"/>
+              <w:jc w:val="center"/>
+            </w:pPr>
+            <w:r>
+              <w:rPr>
+                <w:rFonts w:ascii="Times New Roman" w:hAnsi="Times New Roman" w:eastAsia="宋体"/>
                 <w:sz w:val="15"/>
               </w:rPr>
               <w:t>96.00% (最高)</w:t>
@@ -4106,94 +5185,91 @@
         <w:spacing w:after="30" w:line="240" w:lineRule="auto"/>
         <w:jc w:val="left"/>
       </w:pPr>
+    </w:p>
+    <w:p>
+      <w:pPr>
+        <w:spacing w:after="40" w:line="240" w:lineRule="auto"/>
+        <w:ind w:firstLine="380" w:firstLineChars="200"/>
+        <w:jc w:val="left"/>
+      </w:pPr>
       <w:r>
         <w:rPr>
-          <w:rFonts w:ascii="Times New Roman" w:hAnsi="Times New Roman" w:eastAsia="SimSun"/>
-          <w:sz w:val="20"/>
-          <w:szCs w:val="20"/>
-        </w:rPr>
-        <w:t/>
+          <w:rFonts w:ascii="Times New Roman" w:hAnsi="Times New Roman" w:eastAsia="宋体"/>
+          <w:sz w:val="19"/>
+          <w:szCs w:val="19"/>
+        </w:rPr>
+        <w:t>PCA-50 仅用 50 维即反超 784 维原始像素；HOG 凭借 9 方向局部梯度对笔画形变的强几何不变性取得最优表现。因此最终配置锁定为 HOG、324 维、L2、k=5、均匀投票。</w:t>
+      </w:r>
+    </w:p>
+    <w:p>
+      <w:pPr>
+        <w:pageBreakBefore/>
+        <w:pBdr>
+          <w:bottom w:val="single" w:color="1E3A8A" w:sz="12" w:space="4"/>
+        </w:pBdr>
+        <w:spacing w:after="100" w:line="240" w:lineRule="auto"/>
+        <w:jc w:val="left"/>
+      </w:pPr>
+      <w:r>
+        <w:rPr>
+          <w:rFonts w:ascii="黑体" w:hAnsi="黑体" w:eastAsia="黑体"/>
+          <w:b/>
+          <w:color w:val="0F172A"/>
+          <w:sz w:val="28"/>
+          <w:szCs w:val="28"/>
+        </w:rPr>
+        <w:t>六、完整测试集评估（10,000 张）与逐类性能诊断</w:t>
+      </w:r>
+    </w:p>
+    <w:p>
+      <w:pPr>
+        <w:spacing w:after="40" w:line="240" w:lineRule="auto"/>
+        <w:ind w:firstLine="380" w:firstLineChars="200"/>
+        <w:jc w:val="left"/>
+      </w:pPr>
+      <w:r>
+        <w:rPr>
+          <w:rFonts w:ascii="Times New Roman" w:hAnsi="Times New Roman" w:eastAsia="宋体"/>
+          <w:sz w:val="19"/>
+          <w:szCs w:val="19"/>
+        </w:rPr>
+        <w:t>锁定最优配置后，使用全量 60,000 张训练样本重新拟合，对独立 10,000 张测试集进行单次最终无偏评测。</w:t>
       </w:r>
     </w:p>
     <w:p>
       <w:pPr>
         <w:spacing w:after="40" w:line="240" w:lineRule="auto"/>
         <w:jc w:val="left"/>
-        <w:ind w:firstLineChars="200" w:firstLine="420"/>
       </w:pPr>
       <w:r>
         <w:rPr>
-          <w:rFonts w:ascii="Times New Roman" w:hAnsi="Times New Roman" w:eastAsia="SimSun"/>
-          <w:sz w:val="19"/>
-          <w:szCs w:val="19"/>
-        </w:rPr>
-        <w:t>PCA-50 仅用 50 维即反超 784 维原始像素；HOG 凭借 9 方向局部梯度对笔画形变的强几何不变性取得最优表现。因此最终配置锁定为 HOG、324 维、L2、k=5、均匀投票。</w:t>
-      </w:r>
-    </w:p>
-    <w:p>
-      <w:pPr>
-        <w:pageBreakBefore/>
-        <w:spacing w:after="100" w:line="240" w:lineRule="auto"/>
-        <w:jc w:val="left"/>
-        <w:pBdr>
-          <w:bottom w:val="single" w:sz="12" w:space="4" w:color="1E3A8A"/>
-        </w:pBdr>
-      </w:pPr>
-      <w:r>
-        <w:rPr>
-          <w:rFonts w:ascii="SimHei" w:hAnsi="SimHei" w:eastAsia="SimHei"/>
-          <w:sz w:val="28"/>
-          <w:szCs w:val="28"/>
+          <w:rFonts w:ascii="黑体" w:hAnsi="黑体" w:eastAsia="黑体"/>
+          <w:b/>
           <w:color w:val="0F172A"/>
-          <w:b/>
-        </w:rPr>
-        <w:t>六、完整测试集评估（10,000 张）与逐类性能诊断</w:t>
-      </w:r>
-    </w:p>
-    <w:p>
-      <w:pPr>
-        <w:spacing w:after="40" w:line="240" w:lineRule="auto"/>
-        <w:jc w:val="left"/>
-        <w:ind w:firstLineChars="200" w:firstLine="420"/>
-      </w:pPr>
-      <w:r>
-        <w:rPr>
-          <w:rFonts w:ascii="Times New Roman" w:hAnsi="Times New Roman" w:eastAsia="SimSun"/>
-          <w:sz w:val="19"/>
-          <w:szCs w:val="19"/>
-        </w:rPr>
-        <w:t>锁定最优配置后，使用全量 60,000 张训练样本重新拟合，对独立 10,000 张测试集进行单次最终无偏评测。</w:t>
-      </w:r>
-    </w:p>
-    <w:p>
-      <w:pPr>
-        <w:spacing w:after="40" w:line="240" w:lineRule="auto"/>
-        <w:jc w:val="left"/>
-      </w:pPr>
-      <w:r>
-        <w:rPr>
-          <w:rFonts w:ascii="SimHei" w:hAnsi="SimHei" w:eastAsia="SimHei"/>
           <w:sz w:val="21"/>
           <w:szCs w:val="21"/>
-          <w:color w:val="0F172A"/>
-          <w:b/>
         </w:rPr>
         <w:t>6.1 最终测试综合指标汇总</w:t>
       </w:r>
     </w:p>
     <w:tbl>
       <w:tblPr>
+        <w:tblStyle w:val="4"/>
         <w:tblW w:w="8300" w:type="dxa"/>
+        <w:tblInd w:w="0" w:type="dxa"/>
+        <w:tblBorders>
+          <w:top w:val="single" w:color="1E293B" w:sz="8" w:space="0"/>
+          <w:left w:val="none" w:color="auto" w:sz="0" w:space="0"/>
+          <w:bottom w:val="single" w:color="1E293B" w:sz="8" w:space="0"/>
+          <w:right w:val="none" w:color="auto" w:sz="0" w:space="0"/>
+          <w:insideH w:val="single" w:color="E2E8F0" w:sz="4" w:space="0"/>
+          <w:insideV w:val="none" w:color="auto" w:sz="0" w:space="0"/>
+        </w:tblBorders>
         <w:tblLayout w:type="fixed"/>
-        <w:tblBorders>
-          <w:top w:val="single" w:sz="8" w:color="1E293B"/>
-          <w:bottom w:val="single" w:sz="8" w:color="1E293B"/>
-          <w:insideH w:val="single" w:sz="4" w:color="E2E8F0"/>
-        </w:tblBorders>
         <w:tblCellMar>
           <w:top w:w="50" w:type="dxa"/>
+          <w:left w:w="50" w:type="dxa"/>
           <w:bottom w:w="50" w:type="dxa"/>
-          <w:left w:w="50" w:type="dxa"/>
           <w:right w:w="50" w:type="dxa"/>
         </w:tblCellMar>
       </w:tblPr>
@@ -4203,22 +5279,38 @@
         <w:gridCol w:w="3900"/>
       </w:tblGrid>
       <w:tr>
+        <w:tblPrEx>
+          <w:tblBorders>
+            <w:top w:val="single" w:color="1E293B" w:sz="8" w:space="0"/>
+            <w:left w:val="none" w:color="auto" w:sz="0" w:space="0"/>
+            <w:bottom w:val="single" w:color="1E293B" w:sz="8" w:space="0"/>
+            <w:right w:val="none" w:color="auto" w:sz="0" w:space="0"/>
+            <w:insideH w:val="single" w:color="E2E8F0" w:sz="4" w:space="0"/>
+            <w:insideV w:val="none" w:color="auto" w:sz="0" w:space="0"/>
+          </w:tblBorders>
+          <w:tblCellMar>
+            <w:top w:w="50" w:type="dxa"/>
+            <w:left w:w="50" w:type="dxa"/>
+            <w:bottom w:w="50" w:type="dxa"/>
+            <w:right w:w="50" w:type="dxa"/>
+          </w:tblCellMar>
+        </w:tblPrEx>
         <w:tc>
           <w:tcPr>
             <w:tcW w:w="2000" w:type="dxa"/>
-            <w:shd w:fill="1E3A8A"/>
-          </w:tcPr>
-          <w:p>
-            <w:pPr>
-              <w:spacing w:after="0" w:before="0" w:line="200" w:lineRule="auto"/>
+            <w:shd w:val="clear" w:color="auto" w:fill="1E3A8A"/>
+          </w:tcPr>
+          <w:p>
+            <w:pPr>
+              <w:spacing w:before="0" w:after="0" w:line="200" w:lineRule="auto"/>
               <w:jc w:val="left"/>
             </w:pPr>
             <w:r>
               <w:rPr>
-                <w:rFonts w:ascii="SimHei" w:hAnsi="SimHei" w:eastAsia="SimHei"/>
-                <w:sz w:val="15"/>
+                <w:rFonts w:ascii="黑体" w:hAnsi="黑体" w:eastAsia="黑体"/>
                 <w:b/>
                 <w:color w:val="FFFFFF"/>
+                <w:sz w:val="15"/>
               </w:rPr>
               <w:t>评价指标</w:t>
             </w:r>
@@ -4227,19 +5319,19 @@
         <w:tc>
           <w:tcPr>
             <w:tcW w:w="2400" w:type="dxa"/>
-            <w:shd w:fill="1E3A8A"/>
-          </w:tcPr>
-          <w:p>
-            <w:pPr>
-              <w:spacing w:after="0" w:before="0" w:line="200" w:lineRule="auto"/>
-              <w:jc w:val="center"/>
-            </w:pPr>
-            <w:r>
-              <w:rPr>
-                <w:rFonts w:ascii="SimHei" w:hAnsi="SimHei" w:eastAsia="SimHei"/>
-                <w:sz w:val="15"/>
+            <w:shd w:val="clear" w:color="auto" w:fill="1E3A8A"/>
+          </w:tcPr>
+          <w:p>
+            <w:pPr>
+              <w:spacing w:before="0" w:after="0" w:line="200" w:lineRule="auto"/>
+              <w:jc w:val="center"/>
+            </w:pPr>
+            <w:r>
+              <w:rPr>
+                <w:rFonts w:ascii="黑体" w:hAnsi="黑体" w:eastAsia="黑体"/>
                 <w:b/>
                 <w:color w:val="FFFFFF"/>
+                <w:sz w:val="15"/>
               </w:rPr>
               <w:t>测试集结果</w:t>
             </w:r>
@@ -4248,19 +5340,19 @@
         <w:tc>
           <w:tcPr>
             <w:tcW w:w="3900" w:type="dxa"/>
-            <w:shd w:fill="1E3A8A"/>
-          </w:tcPr>
-          <w:p>
-            <w:pPr>
-              <w:spacing w:after="0" w:before="0" w:line="200" w:lineRule="auto"/>
-              <w:jc w:val="center"/>
-            </w:pPr>
-            <w:r>
-              <w:rPr>
-                <w:rFonts w:ascii="SimHei" w:hAnsi="SimHei" w:eastAsia="SimHei"/>
-                <w:sz w:val="15"/>
+            <w:shd w:val="clear" w:color="auto" w:fill="1E3A8A"/>
+          </w:tcPr>
+          <w:p>
+            <w:pPr>
+              <w:spacing w:before="0" w:after="0" w:line="200" w:lineRule="auto"/>
+              <w:jc w:val="center"/>
+            </w:pPr>
+            <w:r>
+              <w:rPr>
+                <w:rFonts w:ascii="黑体" w:hAnsi="黑体" w:eastAsia="黑体"/>
                 <w:b/>
                 <w:color w:val="FFFFFF"/>
+                <w:sz w:val="15"/>
               </w:rPr>
               <w:t>指标定义与表现解读</w:t>
             </w:r>
@@ -4268,18 +5360,34 @@
         </w:tc>
       </w:tr>
       <w:tr>
+        <w:tblPrEx>
+          <w:tblBorders>
+            <w:top w:val="single" w:color="1E293B" w:sz="8" w:space="0"/>
+            <w:left w:val="none" w:color="auto" w:sz="0" w:space="0"/>
+            <w:bottom w:val="single" w:color="1E293B" w:sz="8" w:space="0"/>
+            <w:right w:val="none" w:color="auto" w:sz="0" w:space="0"/>
+            <w:insideH w:val="single" w:color="E2E8F0" w:sz="4" w:space="0"/>
+            <w:insideV w:val="none" w:color="auto" w:sz="0" w:space="0"/>
+          </w:tblBorders>
+          <w:tblCellMar>
+            <w:top w:w="50" w:type="dxa"/>
+            <w:left w:w="50" w:type="dxa"/>
+            <w:bottom w:w="50" w:type="dxa"/>
+            <w:right w:w="50" w:type="dxa"/>
+          </w:tblCellMar>
+        </w:tblPrEx>
         <w:tc>
           <w:tcPr>
             <w:tcW w:w="2000" w:type="dxa"/>
           </w:tcPr>
           <w:p>
             <w:pPr>
-              <w:spacing w:after="0" w:before="0" w:line="200" w:lineRule="auto"/>
+              <w:spacing w:before="0" w:after="0" w:line="200" w:lineRule="auto"/>
               <w:jc w:val="left"/>
             </w:pPr>
             <w:r>
               <w:rPr>
-                <w:rFonts w:ascii="Times New Roman" w:hAnsi="Times New Roman" w:eastAsia="SimSun"/>
+                <w:rFonts w:ascii="Times New Roman" w:hAnsi="Times New Roman" w:eastAsia="宋体"/>
                 <w:sz w:val="15"/>
               </w:rPr>
               <w:t>Top-1 准确率</w:t>
@@ -4292,12 +5400,12 @@
           </w:tcPr>
           <w:p>
             <w:pPr>
-              <w:spacing w:after="0" w:before="0" w:line="200" w:lineRule="auto"/>
-              <w:jc w:val="center"/>
-            </w:pPr>
-            <w:r>
-              <w:rPr>
-                <w:rFonts w:ascii="Times New Roman" w:hAnsi="Times New Roman" w:eastAsia="SimSun"/>
+              <w:spacing w:before="0" w:after="0" w:line="200" w:lineRule="auto"/>
+              <w:jc w:val="center"/>
+            </w:pPr>
+            <w:r>
+              <w:rPr>
+                <w:rFonts w:ascii="Times New Roman" w:hAnsi="Times New Roman" w:eastAsia="宋体"/>
                 <w:sz w:val="15"/>
               </w:rPr>
               <w:t>96.83% (9683 / 10000)</w:t>
@@ -4310,12 +5418,12 @@
           </w:tcPr>
           <w:p>
             <w:pPr>
-              <w:spacing w:after="0" w:before="0" w:line="200" w:lineRule="auto"/>
-              <w:jc w:val="center"/>
-            </w:pPr>
-            <w:r>
-              <w:rPr>
-                <w:rFonts w:ascii="Times New Roman" w:hAnsi="Times New Roman" w:eastAsia="SimSun"/>
+              <w:spacing w:before="0" w:after="0" w:line="200" w:lineRule="auto"/>
+              <w:jc w:val="center"/>
+            </w:pPr>
+            <w:r>
+              <w:rPr>
+                <w:rFonts w:ascii="Times New Roman" w:hAnsi="Times New Roman" w:eastAsia="宋体"/>
                 <w:sz w:val="15"/>
               </w:rPr>
               <w:t>预测首选类别完全正确的样本比例，泛化能力优异</w:t>
@@ -4324,19 +5432,35 @@
         </w:tc>
       </w:tr>
       <w:tr>
+        <w:tblPrEx>
+          <w:tblBorders>
+            <w:top w:val="single" w:color="1E293B" w:sz="8" w:space="0"/>
+            <w:left w:val="none" w:color="auto" w:sz="0" w:space="0"/>
+            <w:bottom w:val="single" w:color="1E293B" w:sz="8" w:space="0"/>
+            <w:right w:val="none" w:color="auto" w:sz="0" w:space="0"/>
+            <w:insideH w:val="single" w:color="E2E8F0" w:sz="4" w:space="0"/>
+            <w:insideV w:val="none" w:color="auto" w:sz="0" w:space="0"/>
+          </w:tblBorders>
+          <w:tblCellMar>
+            <w:top w:w="50" w:type="dxa"/>
+            <w:left w:w="50" w:type="dxa"/>
+            <w:bottom w:w="50" w:type="dxa"/>
+            <w:right w:w="50" w:type="dxa"/>
+          </w:tblCellMar>
+        </w:tblPrEx>
         <w:tc>
           <w:tcPr>
             <w:tcW w:w="2000" w:type="dxa"/>
-            <w:shd w:fill="F8FAFC"/>
-          </w:tcPr>
-          <w:p>
-            <w:pPr>
-              <w:spacing w:after="0" w:before="0" w:line="200" w:lineRule="auto"/>
+            <w:shd w:val="clear" w:color="auto" w:fill="F8FAFC"/>
+          </w:tcPr>
+          <w:p>
+            <w:pPr>
+              <w:spacing w:before="0" w:after="0" w:line="200" w:lineRule="auto"/>
               <w:jc w:val="left"/>
             </w:pPr>
             <w:r>
               <w:rPr>
-                <w:rFonts w:ascii="Times New Roman" w:hAnsi="Times New Roman" w:eastAsia="SimSun"/>
+                <w:rFonts w:ascii="Times New Roman" w:hAnsi="Times New Roman" w:eastAsia="宋体"/>
                 <w:sz w:val="15"/>
               </w:rPr>
               <w:t>Top-3 覆盖率</w:t>
@@ -4346,16 +5470,16 @@
         <w:tc>
           <w:tcPr>
             <w:tcW w:w="2400" w:type="dxa"/>
-            <w:shd w:fill="F8FAFC"/>
-          </w:tcPr>
-          <w:p>
-            <w:pPr>
-              <w:spacing w:after="0" w:before="0" w:line="200" w:lineRule="auto"/>
-              <w:jc w:val="center"/>
-            </w:pPr>
-            <w:r>
-              <w:rPr>
-                <w:rFonts w:ascii="Times New Roman" w:hAnsi="Times New Roman" w:eastAsia="SimSun"/>
+            <w:shd w:val="clear" w:color="auto" w:fill="F8FAFC"/>
+          </w:tcPr>
+          <w:p>
+            <w:pPr>
+              <w:spacing w:before="0" w:after="0" w:line="200" w:lineRule="auto"/>
+              <w:jc w:val="center"/>
+            </w:pPr>
+            <w:r>
+              <w:rPr>
+                <w:rFonts w:ascii="Times New Roman" w:hAnsi="Times New Roman" w:eastAsia="宋体"/>
                 <w:sz w:val="15"/>
               </w:rPr>
               <w:t>99.01% (9901 / 10000)</w:t>
@@ -4365,16 +5489,16 @@
         <w:tc>
           <w:tcPr>
             <w:tcW w:w="3900" w:type="dxa"/>
-            <w:shd w:fill="F8FAFC"/>
-          </w:tcPr>
-          <w:p>
-            <w:pPr>
-              <w:spacing w:after="0" w:before="0" w:line="200" w:lineRule="auto"/>
-              <w:jc w:val="center"/>
-            </w:pPr>
-            <w:r>
-              <w:rPr>
-                <w:rFonts w:ascii="Times New Roman" w:hAnsi="Times New Roman" w:eastAsia="SimSun"/>
+            <w:shd w:val="clear" w:color="auto" w:fill="F8FAFC"/>
+          </w:tcPr>
+          <w:p>
+            <w:pPr>
+              <w:spacing w:before="0" w:after="0" w:line="200" w:lineRule="auto"/>
+              <w:jc w:val="center"/>
+            </w:pPr>
+            <w:r>
+              <w:rPr>
+                <w:rFonts w:ascii="Times New Roman" w:hAnsi="Times New Roman" w:eastAsia="宋体"/>
                 <w:sz w:val="15"/>
               </w:rPr>
               <w:t>真实标签位于前 3 个候选类别的覆盖率，软预测能力极强</w:t>
@@ -4383,18 +5507,34 @@
         </w:tc>
       </w:tr>
       <w:tr>
+        <w:tblPrEx>
+          <w:tblBorders>
+            <w:top w:val="single" w:color="1E293B" w:sz="8" w:space="0"/>
+            <w:left w:val="none" w:color="auto" w:sz="0" w:space="0"/>
+            <w:bottom w:val="single" w:color="1E293B" w:sz="8" w:space="0"/>
+            <w:right w:val="none" w:color="auto" w:sz="0" w:space="0"/>
+            <w:insideH w:val="single" w:color="E2E8F0" w:sz="4" w:space="0"/>
+            <w:insideV w:val="none" w:color="auto" w:sz="0" w:space="0"/>
+          </w:tblBorders>
+          <w:tblCellMar>
+            <w:top w:w="50" w:type="dxa"/>
+            <w:left w:w="50" w:type="dxa"/>
+            <w:bottom w:w="50" w:type="dxa"/>
+            <w:right w:w="50" w:type="dxa"/>
+          </w:tblCellMar>
+        </w:tblPrEx>
         <w:tc>
           <w:tcPr>
             <w:tcW w:w="2000" w:type="dxa"/>
           </w:tcPr>
           <w:p>
             <w:pPr>
-              <w:spacing w:after="0" w:before="0" w:line="200" w:lineRule="auto"/>
+              <w:spacing w:before="0" w:after="0" w:line="200" w:lineRule="auto"/>
               <w:jc w:val="left"/>
             </w:pPr>
             <w:r>
               <w:rPr>
-                <w:rFonts w:ascii="Times New Roman" w:hAnsi="Times New Roman" w:eastAsia="SimSun"/>
+                <w:rFonts w:ascii="Times New Roman" w:hAnsi="Times New Roman" w:eastAsia="宋体"/>
                 <w:sz w:val="15"/>
               </w:rPr>
               <w:t>Top-5 覆盖率</w:t>
@@ -4407,12 +5547,12 @@
           </w:tcPr>
           <w:p>
             <w:pPr>
-              <w:spacing w:after="0" w:before="0" w:line="200" w:lineRule="auto"/>
-              <w:jc w:val="center"/>
-            </w:pPr>
-            <w:r>
-              <w:rPr>
-                <w:rFonts w:ascii="Times New Roman" w:hAnsi="Times New Roman" w:eastAsia="SimSun"/>
+              <w:spacing w:before="0" w:after="0" w:line="200" w:lineRule="auto"/>
+              <w:jc w:val="center"/>
+            </w:pPr>
+            <w:r>
+              <w:rPr>
+                <w:rFonts w:ascii="Times New Roman" w:hAnsi="Times New Roman" w:eastAsia="宋体"/>
                 <w:sz w:val="15"/>
               </w:rPr>
               <w:t>99.26% (9926 / 10000)</w:t>
@@ -4425,12 +5565,12 @@
           </w:tcPr>
           <w:p>
             <w:pPr>
-              <w:spacing w:after="0" w:before="0" w:line="200" w:lineRule="auto"/>
-              <w:jc w:val="center"/>
-            </w:pPr>
-            <w:r>
-              <w:rPr>
-                <w:rFonts w:ascii="Times New Roman" w:hAnsi="Times New Roman" w:eastAsia="SimSun"/>
+              <w:spacing w:before="0" w:after="0" w:line="200" w:lineRule="auto"/>
+              <w:jc w:val="center"/>
+            </w:pPr>
+            <w:r>
+              <w:rPr>
+                <w:rFonts w:ascii="Times New Roman" w:hAnsi="Times New Roman" w:eastAsia="宋体"/>
                 <w:sz w:val="15"/>
               </w:rPr>
               <w:t>真实标签位于前 5 个候选类别的覆盖率，极少发生离谱误判</w:t>
@@ -4439,19 +5579,35 @@
         </w:tc>
       </w:tr>
       <w:tr>
+        <w:tblPrEx>
+          <w:tblBorders>
+            <w:top w:val="single" w:color="1E293B" w:sz="8" w:space="0"/>
+            <w:left w:val="none" w:color="auto" w:sz="0" w:space="0"/>
+            <w:bottom w:val="single" w:color="1E293B" w:sz="8" w:space="0"/>
+            <w:right w:val="none" w:color="auto" w:sz="0" w:space="0"/>
+            <w:insideH w:val="single" w:color="E2E8F0" w:sz="4" w:space="0"/>
+            <w:insideV w:val="none" w:color="auto" w:sz="0" w:space="0"/>
+          </w:tblBorders>
+          <w:tblCellMar>
+            <w:top w:w="50" w:type="dxa"/>
+            <w:left w:w="50" w:type="dxa"/>
+            <w:bottom w:w="50" w:type="dxa"/>
+            <w:right w:w="50" w:type="dxa"/>
+          </w:tblCellMar>
+        </w:tblPrEx>
         <w:tc>
           <w:tcPr>
             <w:tcW w:w="2000" w:type="dxa"/>
-            <w:shd w:fill="F8FAFC"/>
-          </w:tcPr>
-          <w:p>
-            <w:pPr>
-              <w:spacing w:after="0" w:before="0" w:line="200" w:lineRule="auto"/>
+            <w:shd w:val="clear" w:color="auto" w:fill="F8FAFC"/>
+          </w:tcPr>
+          <w:p>
+            <w:pPr>
+              <w:spacing w:before="0" w:after="0" w:line="200" w:lineRule="auto"/>
               <w:jc w:val="left"/>
             </w:pPr>
             <w:r>
               <w:rPr>
-                <w:rFonts w:ascii="Times New Roman" w:hAnsi="Times New Roman" w:eastAsia="SimSun"/>
+                <w:rFonts w:ascii="Times New Roman" w:hAnsi="Times New Roman" w:eastAsia="宋体"/>
                 <w:sz w:val="15"/>
               </w:rPr>
               <w:t>宏平均 Macro-F1</w:t>
@@ -4461,16 +5617,16 @@
         <w:tc>
           <w:tcPr>
             <w:tcW w:w="2400" w:type="dxa"/>
-            <w:shd w:fill="F8FAFC"/>
-          </w:tcPr>
-          <w:p>
-            <w:pPr>
-              <w:spacing w:after="0" w:before="0" w:line="200" w:lineRule="auto"/>
-              <w:jc w:val="center"/>
-            </w:pPr>
-            <w:r>
-              <w:rPr>
-                <w:rFonts w:ascii="Times New Roman" w:hAnsi="Times New Roman" w:eastAsia="SimSun"/>
+            <w:shd w:val="clear" w:color="auto" w:fill="F8FAFC"/>
+          </w:tcPr>
+          <w:p>
+            <w:pPr>
+              <w:spacing w:before="0" w:after="0" w:line="200" w:lineRule="auto"/>
+              <w:jc w:val="center"/>
+            </w:pPr>
+            <w:r>
+              <w:rPr>
+                <w:rFonts w:ascii="Times New Roman" w:hAnsi="Times New Roman" w:eastAsia="宋体"/>
                 <w:sz w:val="15"/>
               </w:rPr>
               <w:t>0.9682</w:t>
@@ -4480,16 +5636,16 @@
         <w:tc>
           <w:tcPr>
             <w:tcW w:w="3900" w:type="dxa"/>
-            <w:shd w:fill="F8FAFC"/>
-          </w:tcPr>
-          <w:p>
-            <w:pPr>
-              <w:spacing w:after="0" w:before="0" w:line="200" w:lineRule="auto"/>
-              <w:jc w:val="center"/>
-            </w:pPr>
-            <w:r>
-              <w:rPr>
-                <w:rFonts w:ascii="Times New Roman" w:hAnsi="Times New Roman" w:eastAsia="SimSun"/>
+            <w:shd w:val="clear" w:color="auto" w:fill="F8FAFC"/>
+          </w:tcPr>
+          <w:p>
+            <w:pPr>
+              <w:spacing w:before="0" w:after="0" w:line="200" w:lineRule="auto"/>
+              <w:jc w:val="center"/>
+            </w:pPr>
+            <w:r>
+              <w:rPr>
+                <w:rFonts w:ascii="Times New Roman" w:hAnsi="Times New Roman" w:eastAsia="宋体"/>
                 <w:sz w:val="15"/>
               </w:rPr>
               <w:t>客观平衡各类别识别精度的综合评价，无明显类别短板</w:t>
@@ -4503,14 +5659,6 @@
         <w:spacing w:after="30" w:line="240" w:lineRule="auto"/>
         <w:jc w:val="left"/>
       </w:pPr>
-      <w:r>
-        <w:rPr>
-          <w:rFonts w:ascii="Times New Roman" w:hAnsi="Times New Roman" w:eastAsia="SimSun"/>
-          <w:sz w:val="20"/>
-          <w:szCs w:val="20"/>
-        </w:rPr>
-        <w:t/>
-      </w:r>
     </w:p>
     <w:p>
       <w:pPr>
@@ -4519,28 +5667,33 @@
       </w:pPr>
       <w:r>
         <w:rPr>
-          <w:rFonts w:ascii="SimHei" w:hAnsi="SimHei" w:eastAsia="SimHei"/>
+          <w:rFonts w:ascii="黑体" w:hAnsi="黑体" w:eastAsia="黑体"/>
+          <w:b/>
+          <w:color w:val="0F172A"/>
           <w:sz w:val="21"/>
           <w:szCs w:val="21"/>
-          <w:color w:val="0F172A"/>
-          <w:b/>
         </w:rPr>
         <w:t>6.2 逐类别详细分类报告 (Class-wise Report)</w:t>
       </w:r>
     </w:p>
     <w:tbl>
       <w:tblPr>
+        <w:tblStyle w:val="4"/>
         <w:tblW w:w="8300" w:type="dxa"/>
+        <w:tblInd w:w="0" w:type="dxa"/>
+        <w:tblBorders>
+          <w:top w:val="single" w:color="1E293B" w:sz="8" w:space="0"/>
+          <w:left w:val="none" w:color="auto" w:sz="0" w:space="0"/>
+          <w:bottom w:val="single" w:color="1E293B" w:sz="8" w:space="0"/>
+          <w:right w:val="none" w:color="auto" w:sz="0" w:space="0"/>
+          <w:insideH w:val="single" w:color="E2E8F0" w:sz="4" w:space="0"/>
+          <w:insideV w:val="none" w:color="auto" w:sz="0" w:space="0"/>
+        </w:tblBorders>
         <w:tblLayout w:type="fixed"/>
-        <w:tblBorders>
-          <w:top w:val="single" w:sz="8" w:color="1E293B"/>
-          <w:bottom w:val="single" w:sz="8" w:color="1E293B"/>
-          <w:insideH w:val="single" w:sz="4" w:color="E2E8F0"/>
-        </w:tblBorders>
         <w:tblCellMar>
           <w:top w:w="50" w:type="dxa"/>
+          <w:left w:w="50" w:type="dxa"/>
           <w:bottom w:w="50" w:type="dxa"/>
-          <w:left w:w="50" w:type="dxa"/>
           <w:right w:w="50" w:type="dxa"/>
         </w:tblCellMar>
       </w:tblPr>
@@ -4552,22 +5705,38 @@
         <w:gridCol w:w="1600"/>
       </w:tblGrid>
       <w:tr>
+        <w:tblPrEx>
+          <w:tblBorders>
+            <w:top w:val="single" w:color="1E293B" w:sz="8" w:space="0"/>
+            <w:left w:val="none" w:color="auto" w:sz="0" w:space="0"/>
+            <w:bottom w:val="single" w:color="1E293B" w:sz="8" w:space="0"/>
+            <w:right w:val="none" w:color="auto" w:sz="0" w:space="0"/>
+            <w:insideH w:val="single" w:color="E2E8F0" w:sz="4" w:space="0"/>
+            <w:insideV w:val="none" w:color="auto" w:sz="0" w:space="0"/>
+          </w:tblBorders>
+          <w:tblCellMar>
+            <w:top w:w="50" w:type="dxa"/>
+            <w:left w:w="50" w:type="dxa"/>
+            <w:bottom w:w="50" w:type="dxa"/>
+            <w:right w:w="50" w:type="dxa"/>
+          </w:tblCellMar>
+        </w:tblPrEx>
         <w:tc>
           <w:tcPr>
             <w:tcW w:w="1500" w:type="dxa"/>
-            <w:shd w:fill="1E3A8A"/>
-          </w:tcPr>
-          <w:p>
-            <w:pPr>
-              <w:spacing w:after="0" w:before="0" w:line="200" w:lineRule="auto"/>
+            <w:shd w:val="clear" w:color="auto" w:fill="1E3A8A"/>
+          </w:tcPr>
+          <w:p>
+            <w:pPr>
+              <w:spacing w:before="0" w:after="0" w:line="200" w:lineRule="auto"/>
               <w:jc w:val="left"/>
             </w:pPr>
             <w:r>
               <w:rPr>
-                <w:rFonts w:ascii="SimHei" w:hAnsi="SimHei" w:eastAsia="SimHei"/>
-                <w:sz w:val="15"/>
+                <w:rFonts w:ascii="黑体" w:hAnsi="黑体" w:eastAsia="黑体"/>
                 <w:b/>
                 <w:color w:val="FFFFFF"/>
+                <w:sz w:val="15"/>
               </w:rPr>
               <w:t>类别</w:t>
             </w:r>
@@ -4576,19 +5745,19 @@
         <w:tc>
           <w:tcPr>
             <w:tcW w:w="1800" w:type="dxa"/>
-            <w:shd w:fill="1E3A8A"/>
-          </w:tcPr>
-          <w:p>
-            <w:pPr>
-              <w:spacing w:after="0" w:before="0" w:line="200" w:lineRule="auto"/>
-              <w:jc w:val="center"/>
-            </w:pPr>
-            <w:r>
-              <w:rPr>
-                <w:rFonts w:ascii="SimHei" w:hAnsi="SimHei" w:eastAsia="SimHei"/>
-                <w:sz w:val="15"/>
+            <w:shd w:val="clear" w:color="auto" w:fill="1E3A8A"/>
+          </w:tcPr>
+          <w:p>
+            <w:pPr>
+              <w:spacing w:before="0" w:after="0" w:line="200" w:lineRule="auto"/>
+              <w:jc w:val="center"/>
+            </w:pPr>
+            <w:r>
+              <w:rPr>
+                <w:rFonts w:ascii="黑体" w:hAnsi="黑体" w:eastAsia="黑体"/>
                 <w:b/>
                 <w:color w:val="FFFFFF"/>
+                <w:sz w:val="15"/>
               </w:rPr>
               <w:t>Precision</w:t>
             </w:r>
@@ -4597,19 +5766,19 @@
         <w:tc>
           <w:tcPr>
             <w:tcW w:w="1800" w:type="dxa"/>
-            <w:shd w:fill="1E3A8A"/>
-          </w:tcPr>
-          <w:p>
-            <w:pPr>
-              <w:spacing w:after="0" w:before="0" w:line="200" w:lineRule="auto"/>
-              <w:jc w:val="center"/>
-            </w:pPr>
-            <w:r>
-              <w:rPr>
-                <w:rFonts w:ascii="SimHei" w:hAnsi="SimHei" w:eastAsia="SimHei"/>
-                <w:sz w:val="15"/>
+            <w:shd w:val="clear" w:color="auto" w:fill="1E3A8A"/>
+          </w:tcPr>
+          <w:p>
+            <w:pPr>
+              <w:spacing w:before="0" w:after="0" w:line="200" w:lineRule="auto"/>
+              <w:jc w:val="center"/>
+            </w:pPr>
+            <w:r>
+              <w:rPr>
+                <w:rFonts w:ascii="黑体" w:hAnsi="黑体" w:eastAsia="黑体"/>
                 <w:b/>
                 <w:color w:val="FFFFFF"/>
+                <w:sz w:val="15"/>
               </w:rPr>
               <w:t>Recall</w:t>
             </w:r>
@@ -4618,19 +5787,19 @@
         <w:tc>
           <w:tcPr>
             <w:tcW w:w="1600" w:type="dxa"/>
-            <w:shd w:fill="1E3A8A"/>
-          </w:tcPr>
-          <w:p>
-            <w:pPr>
-              <w:spacing w:after="0" w:before="0" w:line="200" w:lineRule="auto"/>
-              <w:jc w:val="center"/>
-            </w:pPr>
-            <w:r>
-              <w:rPr>
-                <w:rFonts w:ascii="SimHei" w:hAnsi="SimHei" w:eastAsia="SimHei"/>
-                <w:sz w:val="15"/>
+            <w:shd w:val="clear" w:color="auto" w:fill="1E3A8A"/>
+          </w:tcPr>
+          <w:p>
+            <w:pPr>
+              <w:spacing w:before="0" w:after="0" w:line="200" w:lineRule="auto"/>
+              <w:jc w:val="center"/>
+            </w:pPr>
+            <w:r>
+              <w:rPr>
+                <w:rFonts w:ascii="黑体" w:hAnsi="黑体" w:eastAsia="黑体"/>
                 <w:b/>
                 <w:color w:val="FFFFFF"/>
+                <w:sz w:val="15"/>
               </w:rPr>
               <w:t>F1-Score</w:t>
             </w:r>
@@ -4639,19 +5808,19 @@
         <w:tc>
           <w:tcPr>
             <w:tcW w:w="1600" w:type="dxa"/>
-            <w:shd w:fill="1E3A8A"/>
-          </w:tcPr>
-          <w:p>
-            <w:pPr>
-              <w:spacing w:after="0" w:before="0" w:line="200" w:lineRule="auto"/>
-              <w:jc w:val="center"/>
-            </w:pPr>
-            <w:r>
-              <w:rPr>
-                <w:rFonts w:ascii="SimHei" w:hAnsi="SimHei" w:eastAsia="SimHei"/>
-                <w:sz w:val="15"/>
+            <w:shd w:val="clear" w:color="auto" w:fill="1E3A8A"/>
+          </w:tcPr>
+          <w:p>
+            <w:pPr>
+              <w:spacing w:before="0" w:after="0" w:line="200" w:lineRule="auto"/>
+              <w:jc w:val="center"/>
+            </w:pPr>
+            <w:r>
+              <w:rPr>
+                <w:rFonts w:ascii="黑体" w:hAnsi="黑体" w:eastAsia="黑体"/>
                 <w:b/>
                 <w:color w:val="FFFFFF"/>
+                <w:sz w:val="15"/>
               </w:rPr>
               <w:t>样本数</w:t>
             </w:r>
@@ -4659,18 +5828,34 @@
         </w:tc>
       </w:tr>
       <w:tr>
+        <w:tblPrEx>
+          <w:tblBorders>
+            <w:top w:val="single" w:color="1E293B" w:sz="8" w:space="0"/>
+            <w:left w:val="none" w:color="auto" w:sz="0" w:space="0"/>
+            <w:bottom w:val="single" w:color="1E293B" w:sz="8" w:space="0"/>
+            <w:right w:val="none" w:color="auto" w:sz="0" w:space="0"/>
+            <w:insideH w:val="single" w:color="E2E8F0" w:sz="4" w:space="0"/>
+            <w:insideV w:val="none" w:color="auto" w:sz="0" w:space="0"/>
+          </w:tblBorders>
+          <w:tblCellMar>
+            <w:top w:w="50" w:type="dxa"/>
+            <w:left w:w="50" w:type="dxa"/>
+            <w:bottom w:w="50" w:type="dxa"/>
+            <w:right w:w="50" w:type="dxa"/>
+          </w:tblCellMar>
+        </w:tblPrEx>
         <w:tc>
           <w:tcPr>
             <w:tcW w:w="1500" w:type="dxa"/>
           </w:tcPr>
           <w:p>
             <w:pPr>
-              <w:spacing w:after="0" w:before="0" w:line="200" w:lineRule="auto"/>
+              <w:spacing w:before="0" w:after="0" w:line="200" w:lineRule="auto"/>
               <w:jc w:val="left"/>
             </w:pPr>
             <w:r>
               <w:rPr>
-                <w:rFonts w:ascii="Times New Roman" w:hAnsi="Times New Roman" w:eastAsia="SimSun"/>
+                <w:rFonts w:ascii="Times New Roman" w:hAnsi="Times New Roman" w:eastAsia="宋体"/>
                 <w:sz w:val="15"/>
               </w:rPr>
               <w:t>数字 0</w:t>
@@ -4683,12 +5868,12 @@
           </w:tcPr>
           <w:p>
             <w:pPr>
-              <w:spacing w:after="0" w:before="0" w:line="200" w:lineRule="auto"/>
-              <w:jc w:val="center"/>
-            </w:pPr>
-            <w:r>
-              <w:rPr>
-                <w:rFonts w:ascii="Times New Roman" w:hAnsi="Times New Roman" w:eastAsia="SimSun"/>
+              <w:spacing w:before="0" w:after="0" w:line="200" w:lineRule="auto"/>
+              <w:jc w:val="center"/>
+            </w:pPr>
+            <w:r>
+              <w:rPr>
+                <w:rFonts w:ascii="Times New Roman" w:hAnsi="Times New Roman" w:eastAsia="宋体"/>
                 <w:sz w:val="15"/>
               </w:rPr>
               <w:t>96.73%</w:t>
@@ -4701,12 +5886,12 @@
           </w:tcPr>
           <w:p>
             <w:pPr>
-              <w:spacing w:after="0" w:before="0" w:line="200" w:lineRule="auto"/>
-              <w:jc w:val="center"/>
-            </w:pPr>
-            <w:r>
-              <w:rPr>
-                <w:rFonts w:ascii="Times New Roman" w:hAnsi="Times New Roman" w:eastAsia="SimSun"/>
+              <w:spacing w:before="0" w:after="0" w:line="200" w:lineRule="auto"/>
+              <w:jc w:val="center"/>
+            </w:pPr>
+            <w:r>
+              <w:rPr>
+                <w:rFonts w:ascii="Times New Roman" w:hAnsi="Times New Roman" w:eastAsia="宋体"/>
                 <w:sz w:val="15"/>
               </w:rPr>
               <w:t>99.69%</w:t>
@@ -4719,12 +5904,12 @@
           </w:tcPr>
           <w:p>
             <w:pPr>
-              <w:spacing w:after="0" w:before="0" w:line="200" w:lineRule="auto"/>
-              <w:jc w:val="center"/>
-            </w:pPr>
-            <w:r>
-              <w:rPr>
-                <w:rFonts w:ascii="Times New Roman" w:hAnsi="Times New Roman" w:eastAsia="SimSun"/>
+              <w:spacing w:before="0" w:after="0" w:line="200" w:lineRule="auto"/>
+              <w:jc w:val="center"/>
+            </w:pPr>
+            <w:r>
+              <w:rPr>
+                <w:rFonts w:ascii="Times New Roman" w:hAnsi="Times New Roman" w:eastAsia="宋体"/>
                 <w:sz w:val="15"/>
               </w:rPr>
               <w:t>0.9819</w:t>
@@ -4737,12 +5922,12 @@
           </w:tcPr>
           <w:p>
             <w:pPr>
-              <w:spacing w:after="0" w:before="0" w:line="200" w:lineRule="auto"/>
-              <w:jc w:val="center"/>
-            </w:pPr>
-            <w:r>
-              <w:rPr>
-                <w:rFonts w:ascii="Times New Roman" w:hAnsi="Times New Roman" w:eastAsia="SimSun"/>
+              <w:spacing w:before="0" w:after="0" w:line="200" w:lineRule="auto"/>
+              <w:jc w:val="center"/>
+            </w:pPr>
+            <w:r>
+              <w:rPr>
+                <w:rFonts w:ascii="Times New Roman" w:hAnsi="Times New Roman" w:eastAsia="宋体"/>
                 <w:sz w:val="15"/>
               </w:rPr>
               <w:t>980</w:t>
@@ -4751,19 +5936,35 @@
         </w:tc>
       </w:tr>
       <w:tr>
+        <w:tblPrEx>
+          <w:tblBorders>
+            <w:top w:val="single" w:color="1E293B" w:sz="8" w:space="0"/>
+            <w:left w:val="none" w:color="auto" w:sz="0" w:space="0"/>
+            <w:bottom w:val="single" w:color="1E293B" w:sz="8" w:space="0"/>
+            <w:right w:val="none" w:color="auto" w:sz="0" w:space="0"/>
+            <w:insideH w:val="single" w:color="E2E8F0" w:sz="4" w:space="0"/>
+            <w:insideV w:val="none" w:color="auto" w:sz="0" w:space="0"/>
+          </w:tblBorders>
+          <w:tblCellMar>
+            <w:top w:w="50" w:type="dxa"/>
+            <w:left w:w="50" w:type="dxa"/>
+            <w:bottom w:w="50" w:type="dxa"/>
+            <w:right w:w="50" w:type="dxa"/>
+          </w:tblCellMar>
+        </w:tblPrEx>
         <w:tc>
           <w:tcPr>
             <w:tcW w:w="1500" w:type="dxa"/>
-            <w:shd w:fill="F8FAFC"/>
-          </w:tcPr>
-          <w:p>
-            <w:pPr>
-              <w:spacing w:after="0" w:before="0" w:line="200" w:lineRule="auto"/>
+            <w:shd w:val="clear" w:color="auto" w:fill="F8FAFC"/>
+          </w:tcPr>
+          <w:p>
+            <w:pPr>
+              <w:spacing w:before="0" w:after="0" w:line="200" w:lineRule="auto"/>
               <w:jc w:val="left"/>
             </w:pPr>
             <w:r>
               <w:rPr>
-                <w:rFonts w:ascii="Times New Roman" w:hAnsi="Times New Roman" w:eastAsia="SimSun"/>
+                <w:rFonts w:ascii="Times New Roman" w:hAnsi="Times New Roman" w:eastAsia="宋体"/>
                 <w:sz w:val="15"/>
               </w:rPr>
               <w:t>数字 1</w:t>
@@ -4773,16 +5974,16 @@
         <w:tc>
           <w:tcPr>
             <w:tcW w:w="1800" w:type="dxa"/>
-            <w:shd w:fill="F8FAFC"/>
-          </w:tcPr>
-          <w:p>
-            <w:pPr>
-              <w:spacing w:after="0" w:before="0" w:line="200" w:lineRule="auto"/>
-              <w:jc w:val="center"/>
-            </w:pPr>
-            <w:r>
-              <w:rPr>
-                <w:rFonts w:ascii="Times New Roman" w:hAnsi="Times New Roman" w:eastAsia="SimSun"/>
+            <w:shd w:val="clear" w:color="auto" w:fill="F8FAFC"/>
+          </w:tcPr>
+          <w:p>
+            <w:pPr>
+              <w:spacing w:before="0" w:after="0" w:line="200" w:lineRule="auto"/>
+              <w:jc w:val="center"/>
+            </w:pPr>
+            <w:r>
+              <w:rPr>
+                <w:rFonts w:ascii="Times New Roman" w:hAnsi="Times New Roman" w:eastAsia="宋体"/>
                 <w:sz w:val="15"/>
               </w:rPr>
               <w:t>98.85%</w:t>
@@ -4792,16 +5993,16 @@
         <w:tc>
           <w:tcPr>
             <w:tcW w:w="1800" w:type="dxa"/>
-            <w:shd w:fill="F8FAFC"/>
-          </w:tcPr>
-          <w:p>
-            <w:pPr>
-              <w:spacing w:after="0" w:before="0" w:line="200" w:lineRule="auto"/>
-              <w:jc w:val="center"/>
-            </w:pPr>
-            <w:r>
-              <w:rPr>
-                <w:rFonts w:ascii="Times New Roman" w:hAnsi="Times New Roman" w:eastAsia="SimSun"/>
+            <w:shd w:val="clear" w:color="auto" w:fill="F8FAFC"/>
+          </w:tcPr>
+          <w:p>
+            <w:pPr>
+              <w:spacing w:before="0" w:after="0" w:line="200" w:lineRule="auto"/>
+              <w:jc w:val="center"/>
+            </w:pPr>
+            <w:r>
+              <w:rPr>
+                <w:rFonts w:ascii="Times New Roman" w:hAnsi="Times New Roman" w:eastAsia="宋体"/>
                 <w:sz w:val="15"/>
               </w:rPr>
               <w:t>98.68%</w:t>
@@ -4811,16 +6012,16 @@
         <w:tc>
           <w:tcPr>
             <w:tcW w:w="1600" w:type="dxa"/>
-            <w:shd w:fill="F8FAFC"/>
-          </w:tcPr>
-          <w:p>
-            <w:pPr>
-              <w:spacing w:after="0" w:before="0" w:line="200" w:lineRule="auto"/>
-              <w:jc w:val="center"/>
-            </w:pPr>
-            <w:r>
-              <w:rPr>
-                <w:rFonts w:ascii="Times New Roman" w:hAnsi="Times New Roman" w:eastAsia="SimSun"/>
+            <w:shd w:val="clear" w:color="auto" w:fill="F8FAFC"/>
+          </w:tcPr>
+          <w:p>
+            <w:pPr>
+              <w:spacing w:before="0" w:after="0" w:line="200" w:lineRule="auto"/>
+              <w:jc w:val="center"/>
+            </w:pPr>
+            <w:r>
+              <w:rPr>
+                <w:rFonts w:ascii="Times New Roman" w:hAnsi="Times New Roman" w:eastAsia="宋体"/>
                 <w:sz w:val="15"/>
               </w:rPr>
               <w:t>0.9877</w:t>
@@ -4830,16 +6031,16 @@
         <w:tc>
           <w:tcPr>
             <w:tcW w:w="1600" w:type="dxa"/>
-            <w:shd w:fill="F8FAFC"/>
-          </w:tcPr>
-          <w:p>
-            <w:pPr>
-              <w:spacing w:after="0" w:before="0" w:line="200" w:lineRule="auto"/>
-              <w:jc w:val="center"/>
-            </w:pPr>
-            <w:r>
-              <w:rPr>
-                <w:rFonts w:ascii="Times New Roman" w:hAnsi="Times New Roman" w:eastAsia="SimSun"/>
+            <w:shd w:val="clear" w:color="auto" w:fill="F8FAFC"/>
+          </w:tcPr>
+          <w:p>
+            <w:pPr>
+              <w:spacing w:before="0" w:after="0" w:line="200" w:lineRule="auto"/>
+              <w:jc w:val="center"/>
+            </w:pPr>
+            <w:r>
+              <w:rPr>
+                <w:rFonts w:ascii="Times New Roman" w:hAnsi="Times New Roman" w:eastAsia="宋体"/>
                 <w:sz w:val="15"/>
               </w:rPr>
               <w:t>1135</w:t>
@@ -4848,18 +6049,34 @@
         </w:tc>
       </w:tr>
       <w:tr>
+        <w:tblPrEx>
+          <w:tblBorders>
+            <w:top w:val="single" w:color="1E293B" w:sz="8" w:space="0"/>
+            <w:left w:val="none" w:color="auto" w:sz="0" w:space="0"/>
+            <w:bottom w:val="single" w:color="1E293B" w:sz="8" w:space="0"/>
+            <w:right w:val="none" w:color="auto" w:sz="0" w:space="0"/>
+            <w:insideH w:val="single" w:color="E2E8F0" w:sz="4" w:space="0"/>
+            <w:insideV w:val="none" w:color="auto" w:sz="0" w:space="0"/>
+          </w:tblBorders>
+          <w:tblCellMar>
+            <w:top w:w="50" w:type="dxa"/>
+            <w:left w:w="50" w:type="dxa"/>
+            <w:bottom w:w="50" w:type="dxa"/>
+            <w:right w:w="50" w:type="dxa"/>
+          </w:tblCellMar>
+        </w:tblPrEx>
         <w:tc>
           <w:tcPr>
             <w:tcW w:w="1500" w:type="dxa"/>
           </w:tcPr>
           <w:p>
             <w:pPr>
-              <w:spacing w:after="0" w:before="0" w:line="200" w:lineRule="auto"/>
+              <w:spacing w:before="0" w:after="0" w:line="200" w:lineRule="auto"/>
               <w:jc w:val="left"/>
             </w:pPr>
             <w:r>
               <w:rPr>
-                <w:rFonts w:ascii="Times New Roman" w:hAnsi="Times New Roman" w:eastAsia="SimSun"/>
+                <w:rFonts w:ascii="Times New Roman" w:hAnsi="Times New Roman" w:eastAsia="宋体"/>
                 <w:sz w:val="15"/>
               </w:rPr>
               <w:t>数字 2</w:t>
@@ -4872,12 +6089,12 @@
           </w:tcPr>
           <w:p>
             <w:pPr>
-              <w:spacing w:after="0" w:before="0" w:line="200" w:lineRule="auto"/>
-              <w:jc w:val="center"/>
-            </w:pPr>
-            <w:r>
-              <w:rPr>
-                <w:rFonts w:ascii="Times New Roman" w:hAnsi="Times New Roman" w:eastAsia="SimSun"/>
+              <w:spacing w:before="0" w:after="0" w:line="200" w:lineRule="auto"/>
+              <w:jc w:val="center"/>
+            </w:pPr>
+            <w:r>
+              <w:rPr>
+                <w:rFonts w:ascii="Times New Roman" w:hAnsi="Times New Roman" w:eastAsia="宋体"/>
                 <w:sz w:val="15"/>
               </w:rPr>
               <w:t>97.37%</w:t>
@@ -4890,12 +6107,12 @@
           </w:tcPr>
           <w:p>
             <w:pPr>
-              <w:spacing w:after="0" w:before="0" w:line="200" w:lineRule="auto"/>
-              <w:jc w:val="center"/>
-            </w:pPr>
-            <w:r>
-              <w:rPr>
-                <w:rFonts w:ascii="Times New Roman" w:hAnsi="Times New Roman" w:eastAsia="SimSun"/>
+              <w:spacing w:before="0" w:after="0" w:line="200" w:lineRule="auto"/>
+              <w:jc w:val="center"/>
+            </w:pPr>
+            <w:r>
+              <w:rPr>
+                <w:rFonts w:ascii="Times New Roman" w:hAnsi="Times New Roman" w:eastAsia="宋体"/>
                 <w:sz w:val="15"/>
               </w:rPr>
               <w:t>96.90%</w:t>
@@ -4908,12 +6125,12 @@
           </w:tcPr>
           <w:p>
             <w:pPr>
-              <w:spacing w:after="0" w:before="0" w:line="200" w:lineRule="auto"/>
-              <w:jc w:val="center"/>
-            </w:pPr>
-            <w:r>
-              <w:rPr>
-                <w:rFonts w:ascii="Times New Roman" w:hAnsi="Times New Roman" w:eastAsia="SimSun"/>
+              <w:spacing w:before="0" w:after="0" w:line="200" w:lineRule="auto"/>
+              <w:jc w:val="center"/>
+            </w:pPr>
+            <w:r>
+              <w:rPr>
+                <w:rFonts w:ascii="Times New Roman" w:hAnsi="Times New Roman" w:eastAsia="宋体"/>
                 <w:sz w:val="15"/>
               </w:rPr>
               <w:t>0.9713</w:t>
@@ -4926,12 +6143,12 @@
           </w:tcPr>
           <w:p>
             <w:pPr>
-              <w:spacing w:after="0" w:before="0" w:line="200" w:lineRule="auto"/>
-              <w:jc w:val="center"/>
-            </w:pPr>
-            <w:r>
-              <w:rPr>
-                <w:rFonts w:ascii="Times New Roman" w:hAnsi="Times New Roman" w:eastAsia="SimSun"/>
+              <w:spacing w:before="0" w:after="0" w:line="200" w:lineRule="auto"/>
+              <w:jc w:val="center"/>
+            </w:pPr>
+            <w:r>
+              <w:rPr>
+                <w:rFonts w:ascii="Times New Roman" w:hAnsi="Times New Roman" w:eastAsia="宋体"/>
                 <w:sz w:val="15"/>
               </w:rPr>
               <w:t>1032</w:t>
@@ -4940,19 +6157,35 @@
         </w:tc>
       </w:tr>
       <w:tr>
+        <w:tblPrEx>
+          <w:tblBorders>
+            <w:top w:val="single" w:color="1E293B" w:sz="8" w:space="0"/>
+            <w:left w:val="none" w:color="auto" w:sz="0" w:space="0"/>
+            <w:bottom w:val="single" w:color="1E293B" w:sz="8" w:space="0"/>
+            <w:right w:val="none" w:color="auto" w:sz="0" w:space="0"/>
+            <w:insideH w:val="single" w:color="E2E8F0" w:sz="4" w:space="0"/>
+            <w:insideV w:val="none" w:color="auto" w:sz="0" w:space="0"/>
+          </w:tblBorders>
+          <w:tblCellMar>
+            <w:top w:w="50" w:type="dxa"/>
+            <w:left w:w="50" w:type="dxa"/>
+            <w:bottom w:w="50" w:type="dxa"/>
+            <w:right w:w="50" w:type="dxa"/>
+          </w:tblCellMar>
+        </w:tblPrEx>
         <w:tc>
           <w:tcPr>
             <w:tcW w:w="1500" w:type="dxa"/>
-            <w:shd w:fill="F8FAFC"/>
-          </w:tcPr>
-          <w:p>
-            <w:pPr>
-              <w:spacing w:after="0" w:before="0" w:line="200" w:lineRule="auto"/>
+            <w:shd w:val="clear" w:color="auto" w:fill="F8FAFC"/>
+          </w:tcPr>
+          <w:p>
+            <w:pPr>
+              <w:spacing w:before="0" w:after="0" w:line="200" w:lineRule="auto"/>
               <w:jc w:val="left"/>
             </w:pPr>
             <w:r>
               <w:rPr>
-                <w:rFonts w:ascii="Times New Roman" w:hAnsi="Times New Roman" w:eastAsia="SimSun"/>
+                <w:rFonts w:ascii="Times New Roman" w:hAnsi="Times New Roman" w:eastAsia="宋体"/>
                 <w:sz w:val="15"/>
               </w:rPr>
               <w:t>数字 3</w:t>
@@ -4962,16 +6195,16 @@
         <w:tc>
           <w:tcPr>
             <w:tcW w:w="1800" w:type="dxa"/>
-            <w:shd w:fill="F8FAFC"/>
-          </w:tcPr>
-          <w:p>
-            <w:pPr>
-              <w:spacing w:after="0" w:before="0" w:line="200" w:lineRule="auto"/>
-              <w:jc w:val="center"/>
-            </w:pPr>
-            <w:r>
-              <w:rPr>
-                <w:rFonts w:ascii="Times New Roman" w:hAnsi="Times New Roman" w:eastAsia="SimSun"/>
+            <w:shd w:val="clear" w:color="auto" w:fill="F8FAFC"/>
+          </w:tcPr>
+          <w:p>
+            <w:pPr>
+              <w:spacing w:before="0" w:after="0" w:line="200" w:lineRule="auto"/>
+              <w:jc w:val="center"/>
+            </w:pPr>
+            <w:r>
+              <w:rPr>
+                <w:rFonts w:ascii="Times New Roman" w:hAnsi="Times New Roman" w:eastAsia="宋体"/>
                 <w:sz w:val="15"/>
               </w:rPr>
               <w:t>95.05%</w:t>
@@ -4981,16 +6214,16 @@
         <w:tc>
           <w:tcPr>
             <w:tcW w:w="1800" w:type="dxa"/>
-            <w:shd w:fill="F8FAFC"/>
-          </w:tcPr>
-          <w:p>
-            <w:pPr>
-              <w:spacing w:after="0" w:before="0" w:line="200" w:lineRule="auto"/>
-              <w:jc w:val="center"/>
-            </w:pPr>
-            <w:r>
-              <w:rPr>
-                <w:rFonts w:ascii="Times New Roman" w:hAnsi="Times New Roman" w:eastAsia="SimSun"/>
+            <w:shd w:val="clear" w:color="auto" w:fill="F8FAFC"/>
+          </w:tcPr>
+          <w:p>
+            <w:pPr>
+              <w:spacing w:before="0" w:after="0" w:line="200" w:lineRule="auto"/>
+              <w:jc w:val="center"/>
+            </w:pPr>
+            <w:r>
+              <w:rPr>
+                <w:rFonts w:ascii="Times New Roman" w:hAnsi="Times New Roman" w:eastAsia="宋体"/>
                 <w:sz w:val="15"/>
               </w:rPr>
               <w:t>96.93%</w:t>
@@ -5000,16 +6233,16 @@
         <w:tc>
           <w:tcPr>
             <w:tcW w:w="1600" w:type="dxa"/>
-            <w:shd w:fill="F8FAFC"/>
-          </w:tcPr>
-          <w:p>
-            <w:pPr>
-              <w:spacing w:after="0" w:before="0" w:line="200" w:lineRule="auto"/>
-              <w:jc w:val="center"/>
-            </w:pPr>
-            <w:r>
-              <w:rPr>
-                <w:rFonts w:ascii="Times New Roman" w:hAnsi="Times New Roman" w:eastAsia="SimSun"/>
+            <w:shd w:val="clear" w:color="auto" w:fill="F8FAFC"/>
+          </w:tcPr>
+          <w:p>
+            <w:pPr>
+              <w:spacing w:before="0" w:after="0" w:line="200" w:lineRule="auto"/>
+              <w:jc w:val="center"/>
+            </w:pPr>
+            <w:r>
+              <w:rPr>
+                <w:rFonts w:ascii="Times New Roman" w:hAnsi="Times New Roman" w:eastAsia="宋体"/>
                 <w:sz w:val="15"/>
               </w:rPr>
               <w:t>0.9598</w:t>
@@ -5019,16 +6252,16 @@
         <w:tc>
           <w:tcPr>
             <w:tcW w:w="1600" w:type="dxa"/>
-            <w:shd w:fill="F8FAFC"/>
-          </w:tcPr>
-          <w:p>
-            <w:pPr>
-              <w:spacing w:after="0" w:before="0" w:line="200" w:lineRule="auto"/>
-              <w:jc w:val="center"/>
-            </w:pPr>
-            <w:r>
-              <w:rPr>
-                <w:rFonts w:ascii="Times New Roman" w:hAnsi="Times New Roman" w:eastAsia="SimSun"/>
+            <w:shd w:val="clear" w:color="auto" w:fill="F8FAFC"/>
+          </w:tcPr>
+          <w:p>
+            <w:pPr>
+              <w:spacing w:before="0" w:after="0" w:line="200" w:lineRule="auto"/>
+              <w:jc w:val="center"/>
+            </w:pPr>
+            <w:r>
+              <w:rPr>
+                <w:rFonts w:ascii="Times New Roman" w:hAnsi="Times New Roman" w:eastAsia="宋体"/>
                 <w:sz w:val="15"/>
               </w:rPr>
               <w:t>1010</w:t>
@@ -5037,18 +6270,34 @@
         </w:tc>
       </w:tr>
       <w:tr>
+        <w:tblPrEx>
+          <w:tblBorders>
+            <w:top w:val="single" w:color="1E293B" w:sz="8" w:space="0"/>
+            <w:left w:val="none" w:color="auto" w:sz="0" w:space="0"/>
+            <w:bottom w:val="single" w:color="1E293B" w:sz="8" w:space="0"/>
+            <w:right w:val="none" w:color="auto" w:sz="0" w:space="0"/>
+            <w:insideH w:val="single" w:color="E2E8F0" w:sz="4" w:space="0"/>
+            <w:insideV w:val="none" w:color="auto" w:sz="0" w:space="0"/>
+          </w:tblBorders>
+          <w:tblCellMar>
+            <w:top w:w="50" w:type="dxa"/>
+            <w:left w:w="50" w:type="dxa"/>
+            <w:bottom w:w="50" w:type="dxa"/>
+            <w:right w:w="50" w:type="dxa"/>
+          </w:tblCellMar>
+        </w:tblPrEx>
         <w:tc>
           <w:tcPr>
             <w:tcW w:w="1500" w:type="dxa"/>
           </w:tcPr>
           <w:p>
             <w:pPr>
-              <w:spacing w:after="0" w:before="0" w:line="200" w:lineRule="auto"/>
+              <w:spacing w:before="0" w:after="0" w:line="200" w:lineRule="auto"/>
               <w:jc w:val="left"/>
             </w:pPr>
             <w:r>
               <w:rPr>
-                <w:rFonts w:ascii="Times New Roman" w:hAnsi="Times New Roman" w:eastAsia="SimSun"/>
+                <w:rFonts w:ascii="Times New Roman" w:hAnsi="Times New Roman" w:eastAsia="宋体"/>
                 <w:sz w:val="15"/>
               </w:rPr>
               <w:t>数字 4</w:t>
@@ -5061,12 +6310,12 @@
           </w:tcPr>
           <w:p>
             <w:pPr>
-              <w:spacing w:after="0" w:before="0" w:line="200" w:lineRule="auto"/>
-              <w:jc w:val="center"/>
-            </w:pPr>
-            <w:r>
-              <w:rPr>
-                <w:rFonts w:ascii="Times New Roman" w:hAnsi="Times New Roman" w:eastAsia="SimSun"/>
+              <w:spacing w:before="0" w:after="0" w:line="200" w:lineRule="auto"/>
+              <w:jc w:val="center"/>
+            </w:pPr>
+            <w:r>
+              <w:rPr>
+                <w:rFonts w:ascii="Times New Roman" w:hAnsi="Times New Roman" w:eastAsia="宋体"/>
                 <w:sz w:val="15"/>
               </w:rPr>
               <w:t>99.03%</w:t>
@@ -5079,12 +6328,12 @@
           </w:tcPr>
           <w:p>
             <w:pPr>
-              <w:spacing w:after="0" w:before="0" w:line="200" w:lineRule="auto"/>
-              <w:jc w:val="center"/>
-            </w:pPr>
-            <w:r>
-              <w:rPr>
-                <w:rFonts w:ascii="Times New Roman" w:hAnsi="Times New Roman" w:eastAsia="SimSun"/>
+              <w:spacing w:before="0" w:after="0" w:line="200" w:lineRule="auto"/>
+              <w:jc w:val="center"/>
+            </w:pPr>
+            <w:r>
+              <w:rPr>
+                <w:rFonts w:ascii="Times New Roman" w:hAnsi="Times New Roman" w:eastAsia="宋体"/>
                 <w:sz w:val="15"/>
               </w:rPr>
               <w:t>93.99%</w:t>
@@ -5097,12 +6346,12 @@
           </w:tcPr>
           <w:p>
             <w:pPr>
-              <w:spacing w:after="0" w:before="0" w:line="200" w:lineRule="auto"/>
-              <w:jc w:val="center"/>
-            </w:pPr>
-            <w:r>
-              <w:rPr>
-                <w:rFonts w:ascii="Times New Roman" w:hAnsi="Times New Roman" w:eastAsia="SimSun"/>
+              <w:spacing w:before="0" w:after="0" w:line="200" w:lineRule="auto"/>
+              <w:jc w:val="center"/>
+            </w:pPr>
+            <w:r>
+              <w:rPr>
+                <w:rFonts w:ascii="Times New Roman" w:hAnsi="Times New Roman" w:eastAsia="宋体"/>
                 <w:sz w:val="15"/>
               </w:rPr>
               <w:t>0.9645</w:t>
@@ -5115,12 +6364,12 @@
           </w:tcPr>
           <w:p>
             <w:pPr>
-              <w:spacing w:after="0" w:before="0" w:line="200" w:lineRule="auto"/>
-              <w:jc w:val="center"/>
-            </w:pPr>
-            <w:r>
-              <w:rPr>
-                <w:rFonts w:ascii="Times New Roman" w:hAnsi="Times New Roman" w:eastAsia="SimSun"/>
+              <w:spacing w:before="0" w:after="0" w:line="200" w:lineRule="auto"/>
+              <w:jc w:val="center"/>
+            </w:pPr>
+            <w:r>
+              <w:rPr>
+                <w:rFonts w:ascii="Times New Roman" w:hAnsi="Times New Roman" w:eastAsia="宋体"/>
                 <w:sz w:val="15"/>
               </w:rPr>
               <w:t>982</w:t>
@@ -5129,19 +6378,35 @@
         </w:tc>
       </w:tr>
       <w:tr>
+        <w:tblPrEx>
+          <w:tblBorders>
+            <w:top w:val="single" w:color="1E293B" w:sz="8" w:space="0"/>
+            <w:left w:val="none" w:color="auto" w:sz="0" w:space="0"/>
+            <w:bottom w:val="single" w:color="1E293B" w:sz="8" w:space="0"/>
+            <w:right w:val="none" w:color="auto" w:sz="0" w:space="0"/>
+            <w:insideH w:val="single" w:color="E2E8F0" w:sz="4" w:space="0"/>
+            <w:insideV w:val="none" w:color="auto" w:sz="0" w:space="0"/>
+          </w:tblBorders>
+          <w:tblCellMar>
+            <w:top w:w="50" w:type="dxa"/>
+            <w:left w:w="50" w:type="dxa"/>
+            <w:bottom w:w="50" w:type="dxa"/>
+            <w:right w:w="50" w:type="dxa"/>
+          </w:tblCellMar>
+        </w:tblPrEx>
         <w:tc>
           <w:tcPr>
             <w:tcW w:w="1500" w:type="dxa"/>
-            <w:shd w:fill="F8FAFC"/>
-          </w:tcPr>
-          <w:p>
-            <w:pPr>
-              <w:spacing w:after="0" w:before="0" w:line="200" w:lineRule="auto"/>
+            <w:shd w:val="clear" w:color="auto" w:fill="F8FAFC"/>
+          </w:tcPr>
+          <w:p>
+            <w:pPr>
+              <w:spacing w:before="0" w:after="0" w:line="200" w:lineRule="auto"/>
               <w:jc w:val="left"/>
             </w:pPr>
             <w:r>
               <w:rPr>
-                <w:rFonts w:ascii="Times New Roman" w:hAnsi="Times New Roman" w:eastAsia="SimSun"/>
+                <w:rFonts w:ascii="Times New Roman" w:hAnsi="Times New Roman" w:eastAsia="宋体"/>
                 <w:sz w:val="15"/>
               </w:rPr>
               <w:t>数字 5</w:t>
@@ -5151,16 +6416,16 @@
         <w:tc>
           <w:tcPr>
             <w:tcW w:w="1800" w:type="dxa"/>
-            <w:shd w:fill="F8FAFC"/>
-          </w:tcPr>
-          <w:p>
-            <w:pPr>
-              <w:spacing w:after="0" w:before="0" w:line="200" w:lineRule="auto"/>
-              <w:jc w:val="center"/>
-            </w:pPr>
-            <w:r>
-              <w:rPr>
-                <w:rFonts w:ascii="Times New Roman" w:hAnsi="Times New Roman" w:eastAsia="SimSun"/>
+            <w:shd w:val="clear" w:color="auto" w:fill="F8FAFC"/>
+          </w:tcPr>
+          <w:p>
+            <w:pPr>
+              <w:spacing w:before="0" w:after="0" w:line="200" w:lineRule="auto"/>
+              <w:jc w:val="center"/>
+            </w:pPr>
+            <w:r>
+              <w:rPr>
+                <w:rFonts w:ascii="Times New Roman" w:hAnsi="Times New Roman" w:eastAsia="宋体"/>
                 <w:sz w:val="15"/>
               </w:rPr>
               <w:t>98.51%</w:t>
@@ -5170,16 +6435,16 @@
         <w:tc>
           <w:tcPr>
             <w:tcW w:w="1800" w:type="dxa"/>
-            <w:shd w:fill="F8FAFC"/>
-          </w:tcPr>
-          <w:p>
-            <w:pPr>
-              <w:spacing w:after="0" w:before="0" w:line="200" w:lineRule="auto"/>
-              <w:jc w:val="center"/>
-            </w:pPr>
-            <w:r>
-              <w:rPr>
-                <w:rFonts w:ascii="Times New Roman" w:hAnsi="Times New Roman" w:eastAsia="SimSun"/>
+            <w:shd w:val="clear" w:color="auto" w:fill="F8FAFC"/>
+          </w:tcPr>
+          <w:p>
+            <w:pPr>
+              <w:spacing w:before="0" w:after="0" w:line="200" w:lineRule="auto"/>
+              <w:jc w:val="center"/>
+            </w:pPr>
+            <w:r>
+              <w:rPr>
+                <w:rFonts w:ascii="Times New Roman" w:hAnsi="Times New Roman" w:eastAsia="宋体"/>
                 <w:sz w:val="15"/>
               </w:rPr>
               <w:t>96.30%</w:t>
@@ -5189,16 +6454,16 @@
         <w:tc>
           <w:tcPr>
             <w:tcW w:w="1600" w:type="dxa"/>
-            <w:shd w:fill="F8FAFC"/>
-          </w:tcPr>
-          <w:p>
-            <w:pPr>
-              <w:spacing w:after="0" w:before="0" w:line="200" w:lineRule="auto"/>
-              <w:jc w:val="center"/>
-            </w:pPr>
-            <w:r>
-              <w:rPr>
-                <w:rFonts w:ascii="Times New Roman" w:hAnsi="Times New Roman" w:eastAsia="SimSun"/>
+            <w:shd w:val="clear" w:color="auto" w:fill="F8FAFC"/>
+          </w:tcPr>
+          <w:p>
+            <w:pPr>
+              <w:spacing w:before="0" w:after="0" w:line="200" w:lineRule="auto"/>
+              <w:jc w:val="center"/>
+            </w:pPr>
+            <w:r>
+              <w:rPr>
+                <w:rFonts w:ascii="Times New Roman" w:hAnsi="Times New Roman" w:eastAsia="宋体"/>
                 <w:sz w:val="15"/>
               </w:rPr>
               <w:t>0.9739</w:t>
@@ -5208,16 +6473,16 @@
         <w:tc>
           <w:tcPr>
             <w:tcW w:w="1600" w:type="dxa"/>
-            <w:shd w:fill="F8FAFC"/>
-          </w:tcPr>
-          <w:p>
-            <w:pPr>
-              <w:spacing w:after="0" w:before="0" w:line="200" w:lineRule="auto"/>
-              <w:jc w:val="center"/>
-            </w:pPr>
-            <w:r>
-              <w:rPr>
-                <w:rFonts w:ascii="Times New Roman" w:hAnsi="Times New Roman" w:eastAsia="SimSun"/>
+            <w:shd w:val="clear" w:color="auto" w:fill="F8FAFC"/>
+          </w:tcPr>
+          <w:p>
+            <w:pPr>
+              <w:spacing w:before="0" w:after="0" w:line="200" w:lineRule="auto"/>
+              <w:jc w:val="center"/>
+            </w:pPr>
+            <w:r>
+              <w:rPr>
+                <w:rFonts w:ascii="Times New Roman" w:hAnsi="Times New Roman" w:eastAsia="宋体"/>
                 <w:sz w:val="15"/>
               </w:rPr>
               <w:t>892</w:t>
@@ -5226,18 +6491,34 @@
         </w:tc>
       </w:tr>
       <w:tr>
+        <w:tblPrEx>
+          <w:tblBorders>
+            <w:top w:val="single" w:color="1E293B" w:sz="8" w:space="0"/>
+            <w:left w:val="none" w:color="auto" w:sz="0" w:space="0"/>
+            <w:bottom w:val="single" w:color="1E293B" w:sz="8" w:space="0"/>
+            <w:right w:val="none" w:color="auto" w:sz="0" w:space="0"/>
+            <w:insideH w:val="single" w:color="E2E8F0" w:sz="4" w:space="0"/>
+            <w:insideV w:val="none" w:color="auto" w:sz="0" w:space="0"/>
+          </w:tblBorders>
+          <w:tblCellMar>
+            <w:top w:w="50" w:type="dxa"/>
+            <w:left w:w="50" w:type="dxa"/>
+            <w:bottom w:w="50" w:type="dxa"/>
+            <w:right w:w="50" w:type="dxa"/>
+          </w:tblCellMar>
+        </w:tblPrEx>
         <w:tc>
           <w:tcPr>
             <w:tcW w:w="1500" w:type="dxa"/>
           </w:tcPr>
           <w:p>
             <w:pPr>
-              <w:spacing w:after="0" w:before="0" w:line="200" w:lineRule="auto"/>
+              <w:spacing w:before="0" w:after="0" w:line="200" w:lineRule="auto"/>
               <w:jc w:val="left"/>
             </w:pPr>
             <w:r>
               <w:rPr>
-                <w:rFonts w:ascii="Times New Roman" w:hAnsi="Times New Roman" w:eastAsia="SimSun"/>
+                <w:rFonts w:ascii="Times New Roman" w:hAnsi="Times New Roman" w:eastAsia="宋体"/>
                 <w:sz w:val="15"/>
               </w:rPr>
               <w:t>数字 6</w:t>
@@ -5250,12 +6531,12 @@
           </w:tcPr>
           <w:p>
             <w:pPr>
-              <w:spacing w:after="0" w:before="0" w:line="200" w:lineRule="auto"/>
-              <w:jc w:val="center"/>
-            </w:pPr>
-            <w:r>
-              <w:rPr>
-                <w:rFonts w:ascii="Times New Roman" w:hAnsi="Times New Roman" w:eastAsia="SimSun"/>
+              <w:spacing w:before="0" w:after="0" w:line="200" w:lineRule="auto"/>
+              <w:jc w:val="center"/>
+            </w:pPr>
+            <w:r>
+              <w:rPr>
+                <w:rFonts w:ascii="Times New Roman" w:hAnsi="Times New Roman" w:eastAsia="宋体"/>
                 <w:sz w:val="15"/>
               </w:rPr>
               <w:t>97.02%</w:t>
@@ -5268,12 +6549,12 @@
           </w:tcPr>
           <w:p>
             <w:pPr>
-              <w:spacing w:after="0" w:before="0" w:line="200" w:lineRule="auto"/>
-              <w:jc w:val="center"/>
-            </w:pPr>
-            <w:r>
-              <w:rPr>
-                <w:rFonts w:ascii="Times New Roman" w:hAnsi="Times New Roman" w:eastAsia="SimSun"/>
+              <w:spacing w:before="0" w:after="0" w:line="200" w:lineRule="auto"/>
+              <w:jc w:val="center"/>
+            </w:pPr>
+            <w:r>
+              <w:rPr>
+                <w:rFonts w:ascii="Times New Roman" w:hAnsi="Times New Roman" w:eastAsia="宋体"/>
                 <w:sz w:val="15"/>
               </w:rPr>
               <w:t>98.54%</w:t>
@@ -5286,12 +6567,12 @@
           </w:tcPr>
           <w:p>
             <w:pPr>
-              <w:spacing w:after="0" w:before="0" w:line="200" w:lineRule="auto"/>
-              <w:jc w:val="center"/>
-            </w:pPr>
-            <w:r>
-              <w:rPr>
-                <w:rFonts w:ascii="Times New Roman" w:hAnsi="Times New Roman" w:eastAsia="SimSun"/>
+              <w:spacing w:before="0" w:after="0" w:line="200" w:lineRule="auto"/>
+              <w:jc w:val="center"/>
+            </w:pPr>
+            <w:r>
+              <w:rPr>
+                <w:rFonts w:ascii="Times New Roman" w:hAnsi="Times New Roman" w:eastAsia="宋体"/>
                 <w:sz w:val="15"/>
               </w:rPr>
               <w:t>0.9777</w:t>
@@ -5304,12 +6585,12 @@
           </w:tcPr>
           <w:p>
             <w:pPr>
-              <w:spacing w:after="0" w:before="0" w:line="200" w:lineRule="auto"/>
-              <w:jc w:val="center"/>
-            </w:pPr>
-            <w:r>
-              <w:rPr>
-                <w:rFonts w:ascii="Times New Roman" w:hAnsi="Times New Roman" w:eastAsia="SimSun"/>
+              <w:spacing w:before="0" w:after="0" w:line="200" w:lineRule="auto"/>
+              <w:jc w:val="center"/>
+            </w:pPr>
+            <w:r>
+              <w:rPr>
+                <w:rFonts w:ascii="Times New Roman" w:hAnsi="Times New Roman" w:eastAsia="宋体"/>
                 <w:sz w:val="15"/>
               </w:rPr>
               <w:t>958</w:t>
@@ -5318,19 +6599,35 @@
         </w:tc>
       </w:tr>
       <w:tr>
+        <w:tblPrEx>
+          <w:tblBorders>
+            <w:top w:val="single" w:color="1E293B" w:sz="8" w:space="0"/>
+            <w:left w:val="none" w:color="auto" w:sz="0" w:space="0"/>
+            <w:bottom w:val="single" w:color="1E293B" w:sz="8" w:space="0"/>
+            <w:right w:val="none" w:color="auto" w:sz="0" w:space="0"/>
+            <w:insideH w:val="single" w:color="E2E8F0" w:sz="4" w:space="0"/>
+            <w:insideV w:val="none" w:color="auto" w:sz="0" w:space="0"/>
+          </w:tblBorders>
+          <w:tblCellMar>
+            <w:top w:w="50" w:type="dxa"/>
+            <w:left w:w="50" w:type="dxa"/>
+            <w:bottom w:w="50" w:type="dxa"/>
+            <w:right w:w="50" w:type="dxa"/>
+          </w:tblCellMar>
+        </w:tblPrEx>
         <w:tc>
           <w:tcPr>
             <w:tcW w:w="1500" w:type="dxa"/>
-            <w:shd w:fill="F8FAFC"/>
-          </w:tcPr>
-          <w:p>
-            <w:pPr>
-              <w:spacing w:after="0" w:before="0" w:line="200" w:lineRule="auto"/>
+            <w:shd w:val="clear" w:color="auto" w:fill="F8FAFC"/>
+          </w:tcPr>
+          <w:p>
+            <w:pPr>
+              <w:spacing w:before="0" w:after="0" w:line="200" w:lineRule="auto"/>
               <w:jc w:val="left"/>
             </w:pPr>
             <w:r>
               <w:rPr>
-                <w:rFonts w:ascii="Times New Roman" w:hAnsi="Times New Roman" w:eastAsia="SimSun"/>
+                <w:rFonts w:ascii="Times New Roman" w:hAnsi="Times New Roman" w:eastAsia="宋体"/>
                 <w:sz w:val="15"/>
               </w:rPr>
               <w:t>数字 7</w:t>
@@ -5340,16 +6637,16 @@
         <w:tc>
           <w:tcPr>
             <w:tcW w:w="1800" w:type="dxa"/>
-            <w:shd w:fill="F8FAFC"/>
-          </w:tcPr>
-          <w:p>
-            <w:pPr>
-              <w:spacing w:after="0" w:before="0" w:line="200" w:lineRule="auto"/>
-              <w:jc w:val="center"/>
-            </w:pPr>
-            <w:r>
-              <w:rPr>
-                <w:rFonts w:ascii="Times New Roman" w:hAnsi="Times New Roman" w:eastAsia="SimSun"/>
+            <w:shd w:val="clear" w:color="auto" w:fill="F8FAFC"/>
+          </w:tcPr>
+          <w:p>
+            <w:pPr>
+              <w:spacing w:before="0" w:after="0" w:line="200" w:lineRule="auto"/>
+              <w:jc w:val="center"/>
+            </w:pPr>
+            <w:r>
+              <w:rPr>
+                <w:rFonts w:ascii="Times New Roman" w:hAnsi="Times New Roman" w:eastAsia="宋体"/>
                 <w:sz w:val="15"/>
               </w:rPr>
               <w:t>96.95%</w:t>
@@ -5359,16 +6656,16 @@
         <w:tc>
           <w:tcPr>
             <w:tcW w:w="1800" w:type="dxa"/>
-            <w:shd w:fill="F8FAFC"/>
-          </w:tcPr>
-          <w:p>
-            <w:pPr>
-              <w:spacing w:after="0" w:before="0" w:line="200" w:lineRule="auto"/>
-              <w:jc w:val="center"/>
-            </w:pPr>
-            <w:r>
-              <w:rPr>
-                <w:rFonts w:ascii="Times New Roman" w:hAnsi="Times New Roman" w:eastAsia="SimSun"/>
+            <w:shd w:val="clear" w:color="auto" w:fill="F8FAFC"/>
+          </w:tcPr>
+          <w:p>
+            <w:pPr>
+              <w:spacing w:before="0" w:after="0" w:line="200" w:lineRule="auto"/>
+              <w:jc w:val="center"/>
+            </w:pPr>
+            <w:r>
+              <w:rPr>
+                <w:rFonts w:ascii="Times New Roman" w:hAnsi="Times New Roman" w:eastAsia="宋体"/>
                 <w:sz w:val="15"/>
               </w:rPr>
               <w:t>95.82%</w:t>
@@ -5378,16 +6675,16 @@
         <w:tc>
           <w:tcPr>
             <w:tcW w:w="1600" w:type="dxa"/>
-            <w:shd w:fill="F8FAFC"/>
-          </w:tcPr>
-          <w:p>
-            <w:pPr>
-              <w:spacing w:after="0" w:before="0" w:line="200" w:lineRule="auto"/>
-              <w:jc w:val="center"/>
-            </w:pPr>
-            <w:r>
-              <w:rPr>
-                <w:rFonts w:ascii="Times New Roman" w:hAnsi="Times New Roman" w:eastAsia="SimSun"/>
+            <w:shd w:val="clear" w:color="auto" w:fill="F8FAFC"/>
+          </w:tcPr>
+          <w:p>
+            <w:pPr>
+              <w:spacing w:before="0" w:after="0" w:line="200" w:lineRule="auto"/>
+              <w:jc w:val="center"/>
+            </w:pPr>
+            <w:r>
+              <w:rPr>
+                <w:rFonts w:ascii="Times New Roman" w:hAnsi="Times New Roman" w:eastAsia="宋体"/>
                 <w:sz w:val="15"/>
               </w:rPr>
               <w:t>0.9638</w:t>
@@ -5397,16 +6694,16 @@
         <w:tc>
           <w:tcPr>
             <w:tcW w:w="1600" w:type="dxa"/>
-            <w:shd w:fill="F8FAFC"/>
-          </w:tcPr>
-          <w:p>
-            <w:pPr>
-              <w:spacing w:after="0" w:before="0" w:line="200" w:lineRule="auto"/>
-              <w:jc w:val="center"/>
-            </w:pPr>
-            <w:r>
-              <w:rPr>
-                <w:rFonts w:ascii="Times New Roman" w:hAnsi="Times New Roman" w:eastAsia="SimSun"/>
+            <w:shd w:val="clear" w:color="auto" w:fill="F8FAFC"/>
+          </w:tcPr>
+          <w:p>
+            <w:pPr>
+              <w:spacing w:before="0" w:after="0" w:line="200" w:lineRule="auto"/>
+              <w:jc w:val="center"/>
+            </w:pPr>
+            <w:r>
+              <w:rPr>
+                <w:rFonts w:ascii="Times New Roman" w:hAnsi="Times New Roman" w:eastAsia="宋体"/>
                 <w:sz w:val="15"/>
               </w:rPr>
               <w:t>1028</w:t>
@@ -5415,18 +6712,34 @@
         </w:tc>
       </w:tr>
       <w:tr>
+        <w:tblPrEx>
+          <w:tblBorders>
+            <w:top w:val="single" w:color="1E293B" w:sz="8" w:space="0"/>
+            <w:left w:val="none" w:color="auto" w:sz="0" w:space="0"/>
+            <w:bottom w:val="single" w:color="1E293B" w:sz="8" w:space="0"/>
+            <w:right w:val="none" w:color="auto" w:sz="0" w:space="0"/>
+            <w:insideH w:val="single" w:color="E2E8F0" w:sz="4" w:space="0"/>
+            <w:insideV w:val="none" w:color="auto" w:sz="0" w:space="0"/>
+          </w:tblBorders>
+          <w:tblCellMar>
+            <w:top w:w="50" w:type="dxa"/>
+            <w:left w:w="50" w:type="dxa"/>
+            <w:bottom w:w="50" w:type="dxa"/>
+            <w:right w:w="50" w:type="dxa"/>
+          </w:tblCellMar>
+        </w:tblPrEx>
         <w:tc>
           <w:tcPr>
             <w:tcW w:w="1500" w:type="dxa"/>
           </w:tcPr>
           <w:p>
             <w:pPr>
-              <w:spacing w:after="0" w:before="0" w:line="200" w:lineRule="auto"/>
+              <w:spacing w:before="0" w:after="0" w:line="200" w:lineRule="auto"/>
               <w:jc w:val="left"/>
             </w:pPr>
             <w:r>
               <w:rPr>
-                <w:rFonts w:ascii="Times New Roman" w:hAnsi="Times New Roman" w:eastAsia="SimSun"/>
+                <w:rFonts w:ascii="Times New Roman" w:hAnsi="Times New Roman" w:eastAsia="宋体"/>
                 <w:sz w:val="15"/>
               </w:rPr>
               <w:t>数字 8</w:t>
@@ -5439,12 +6752,12 @@
           </w:tcPr>
           <w:p>
             <w:pPr>
-              <w:spacing w:after="0" w:before="0" w:line="200" w:lineRule="auto"/>
-              <w:jc w:val="center"/>
-            </w:pPr>
-            <w:r>
-              <w:rPr>
-                <w:rFonts w:ascii="Times New Roman" w:hAnsi="Times New Roman" w:eastAsia="SimSun"/>
+              <w:spacing w:before="0" w:after="0" w:line="200" w:lineRule="auto"/>
+              <w:jc w:val="center"/>
+            </w:pPr>
+            <w:r>
+              <w:rPr>
+                <w:rFonts w:ascii="Times New Roman" w:hAnsi="Times New Roman" w:eastAsia="宋体"/>
                 <w:sz w:val="15"/>
               </w:rPr>
               <w:t>96.66%</w:t>
@@ -5457,12 +6770,12 @@
           </w:tcPr>
           <w:p>
             <w:pPr>
-              <w:spacing w:after="0" w:before="0" w:line="200" w:lineRule="auto"/>
-              <w:jc w:val="center"/>
-            </w:pPr>
-            <w:r>
-              <w:rPr>
-                <w:rFonts w:ascii="Times New Roman" w:hAnsi="Times New Roman" w:eastAsia="SimSun"/>
+              <w:spacing w:before="0" w:after="0" w:line="200" w:lineRule="auto"/>
+              <w:jc w:val="center"/>
+            </w:pPr>
+            <w:r>
+              <w:rPr>
+                <w:rFonts w:ascii="Times New Roman" w:hAnsi="Times New Roman" w:eastAsia="宋体"/>
                 <w:sz w:val="15"/>
               </w:rPr>
               <w:t>94.97%</w:t>
@@ -5475,12 +6788,12 @@
           </w:tcPr>
           <w:p>
             <w:pPr>
-              <w:spacing w:after="0" w:before="0" w:line="200" w:lineRule="auto"/>
-              <w:jc w:val="center"/>
-            </w:pPr>
-            <w:r>
-              <w:rPr>
-                <w:rFonts w:ascii="Times New Roman" w:hAnsi="Times New Roman" w:eastAsia="SimSun"/>
+              <w:spacing w:before="0" w:after="0" w:line="200" w:lineRule="auto"/>
+              <w:jc w:val="center"/>
+            </w:pPr>
+            <w:r>
+              <w:rPr>
+                <w:rFonts w:ascii="Times New Roman" w:hAnsi="Times New Roman" w:eastAsia="宋体"/>
                 <w:sz w:val="15"/>
               </w:rPr>
               <w:t>0.9581</w:t>
@@ -5493,12 +6806,12 @@
           </w:tcPr>
           <w:p>
             <w:pPr>
-              <w:spacing w:after="0" w:before="0" w:line="200" w:lineRule="auto"/>
-              <w:jc w:val="center"/>
-            </w:pPr>
-            <w:r>
-              <w:rPr>
-                <w:rFonts w:ascii="Times New Roman" w:hAnsi="Times New Roman" w:eastAsia="SimSun"/>
+              <w:spacing w:before="0" w:after="0" w:line="200" w:lineRule="auto"/>
+              <w:jc w:val="center"/>
+            </w:pPr>
+            <w:r>
+              <w:rPr>
+                <w:rFonts w:ascii="Times New Roman" w:hAnsi="Times New Roman" w:eastAsia="宋体"/>
                 <w:sz w:val="15"/>
               </w:rPr>
               <w:t>974</w:t>
@@ -5507,19 +6820,35 @@
         </w:tc>
       </w:tr>
       <w:tr>
+        <w:tblPrEx>
+          <w:tblBorders>
+            <w:top w:val="single" w:color="1E293B" w:sz="8" w:space="0"/>
+            <w:left w:val="none" w:color="auto" w:sz="0" w:space="0"/>
+            <w:bottom w:val="single" w:color="1E293B" w:sz="8" w:space="0"/>
+            <w:right w:val="none" w:color="auto" w:sz="0" w:space="0"/>
+            <w:insideH w:val="single" w:color="E2E8F0" w:sz="4" w:space="0"/>
+            <w:insideV w:val="none" w:color="auto" w:sz="0" w:space="0"/>
+          </w:tblBorders>
+          <w:tblCellMar>
+            <w:top w:w="50" w:type="dxa"/>
+            <w:left w:w="50" w:type="dxa"/>
+            <w:bottom w:w="50" w:type="dxa"/>
+            <w:right w:w="50" w:type="dxa"/>
+          </w:tblCellMar>
+        </w:tblPrEx>
         <w:tc>
           <w:tcPr>
             <w:tcW w:w="1500" w:type="dxa"/>
-            <w:shd w:fill="F8FAFC"/>
-          </w:tcPr>
-          <w:p>
-            <w:pPr>
-              <w:spacing w:after="0" w:before="0" w:line="200" w:lineRule="auto"/>
+            <w:shd w:val="clear" w:color="auto" w:fill="F8FAFC"/>
+          </w:tcPr>
+          <w:p>
+            <w:pPr>
+              <w:spacing w:before="0" w:after="0" w:line="200" w:lineRule="auto"/>
               <w:jc w:val="left"/>
             </w:pPr>
             <w:r>
               <w:rPr>
-                <w:rFonts w:ascii="Times New Roman" w:hAnsi="Times New Roman" w:eastAsia="SimSun"/>
+                <w:rFonts w:ascii="Times New Roman" w:hAnsi="Times New Roman" w:eastAsia="宋体"/>
                 <w:sz w:val="15"/>
               </w:rPr>
               <w:t>数字 9</w:t>
@@ -5529,16 +6858,16 @@
         <w:tc>
           <w:tcPr>
             <w:tcW w:w="1800" w:type="dxa"/>
-            <w:shd w:fill="F8FAFC"/>
-          </w:tcPr>
-          <w:p>
-            <w:pPr>
-              <w:spacing w:after="0" w:before="0" w:line="200" w:lineRule="auto"/>
-              <w:jc w:val="center"/>
-            </w:pPr>
-            <w:r>
-              <w:rPr>
-                <w:rFonts w:ascii="Times New Roman" w:hAnsi="Times New Roman" w:eastAsia="SimSun"/>
+            <w:shd w:val="clear" w:color="auto" w:fill="F8FAFC"/>
+          </w:tcPr>
+          <w:p>
+            <w:pPr>
+              <w:spacing w:before="0" w:after="0" w:line="200" w:lineRule="auto"/>
+              <w:jc w:val="center"/>
+            </w:pPr>
+            <w:r>
+              <w:rPr>
+                <w:rFonts w:ascii="Times New Roman" w:hAnsi="Times New Roman" w:eastAsia="宋体"/>
                 <w:sz w:val="15"/>
               </w:rPr>
               <w:t>92.48%</w:t>
@@ -5548,16 +6877,16 @@
         <w:tc>
           <w:tcPr>
             <w:tcW w:w="1800" w:type="dxa"/>
-            <w:shd w:fill="F8FAFC"/>
-          </w:tcPr>
-          <w:p>
-            <w:pPr>
-              <w:spacing w:after="0" w:before="0" w:line="200" w:lineRule="auto"/>
-              <w:jc w:val="center"/>
-            </w:pPr>
-            <w:r>
-              <w:rPr>
-                <w:rFonts w:ascii="Times New Roman" w:hAnsi="Times New Roman" w:eastAsia="SimSun"/>
+            <w:shd w:val="clear" w:color="auto" w:fill="F8FAFC"/>
+          </w:tcPr>
+          <w:p>
+            <w:pPr>
+              <w:spacing w:before="0" w:after="0" w:line="200" w:lineRule="auto"/>
+              <w:jc w:val="center"/>
+            </w:pPr>
+            <w:r>
+              <w:rPr>
+                <w:rFonts w:ascii="Times New Roman" w:hAnsi="Times New Roman" w:eastAsia="宋体"/>
                 <w:sz w:val="15"/>
               </w:rPr>
               <w:t>96.23%</w:t>
@@ -5567,16 +6896,16 @@
         <w:tc>
           <w:tcPr>
             <w:tcW w:w="1600" w:type="dxa"/>
-            <w:shd w:fill="F8FAFC"/>
-          </w:tcPr>
-          <w:p>
-            <w:pPr>
-              <w:spacing w:after="0" w:before="0" w:line="200" w:lineRule="auto"/>
-              <w:jc w:val="center"/>
-            </w:pPr>
-            <w:r>
-              <w:rPr>
-                <w:rFonts w:ascii="Times New Roman" w:hAnsi="Times New Roman" w:eastAsia="SimSun"/>
+            <w:shd w:val="clear" w:color="auto" w:fill="F8FAFC"/>
+          </w:tcPr>
+          <w:p>
+            <w:pPr>
+              <w:spacing w:before="0" w:after="0" w:line="200" w:lineRule="auto"/>
+              <w:jc w:val="center"/>
+            </w:pPr>
+            <w:r>
+              <w:rPr>
+                <w:rFonts w:ascii="Times New Roman" w:hAnsi="Times New Roman" w:eastAsia="宋体"/>
                 <w:sz w:val="15"/>
               </w:rPr>
               <w:t>0.9432</w:t>
@@ -5586,16 +6915,16 @@
         <w:tc>
           <w:tcPr>
             <w:tcW w:w="1600" w:type="dxa"/>
-            <w:shd w:fill="F8FAFC"/>
-          </w:tcPr>
-          <w:p>
-            <w:pPr>
-              <w:spacing w:after="0" w:before="0" w:line="200" w:lineRule="auto"/>
-              <w:jc w:val="center"/>
-            </w:pPr>
-            <w:r>
-              <w:rPr>
-                <w:rFonts w:ascii="Times New Roman" w:hAnsi="Times New Roman" w:eastAsia="SimSun"/>
+            <w:shd w:val="clear" w:color="auto" w:fill="F8FAFC"/>
+          </w:tcPr>
+          <w:p>
+            <w:pPr>
+              <w:spacing w:before="0" w:after="0" w:line="200" w:lineRule="auto"/>
+              <w:jc w:val="center"/>
+            </w:pPr>
+            <w:r>
+              <w:rPr>
+                <w:rFonts w:ascii="Times New Roman" w:hAnsi="Times New Roman" w:eastAsia="宋体"/>
                 <w:sz w:val="15"/>
               </w:rPr>
               <w:t>1009</w:t>
@@ -5609,90 +6938,83 @@
         <w:spacing w:after="30" w:line="240" w:lineRule="auto"/>
         <w:jc w:val="left"/>
       </w:pPr>
+    </w:p>
+    <w:p>
+      <w:pPr>
+        <w:spacing w:after="40" w:line="240" w:lineRule="auto"/>
+        <w:ind w:firstLine="380" w:firstLineChars="200"/>
+        <w:jc w:val="left"/>
+      </w:pPr>
       <w:r>
         <w:rPr>
-          <w:rFonts w:ascii="Times New Roman" w:hAnsi="Times New Roman" w:eastAsia="SimSun"/>
+          <w:rFonts w:ascii="Times New Roman" w:hAnsi="Times New Roman" w:eastAsia="宋体"/>
+          <w:sz w:val="19"/>
+          <w:szCs w:val="19"/>
+        </w:rPr>
+        <w:t>数字 0 与 1 查全率最高（&gt;98.6%）；数字 9 查准率相对较低（92.48%），易受 4 和 7 的单向混淆侵扰。</w:t>
+      </w:r>
+    </w:p>
+    <w:p>
+      <w:pPr>
+        <w:pageBreakBefore/>
+        <w:pBdr>
+          <w:bottom w:val="single" w:color="1E3A8A" w:sz="12" w:space="4"/>
+        </w:pBdr>
+        <w:spacing w:after="100" w:line="240" w:lineRule="auto"/>
+        <w:jc w:val="left"/>
+      </w:pPr>
+      <w:r>
+        <w:rPr>
+          <w:rFonts w:ascii="黑体" w:hAnsi="黑体" w:eastAsia="黑体"/>
+          <w:b/>
+          <w:color w:val="0F172A"/>
+          <w:sz w:val="28"/>
+          <w:szCs w:val="28"/>
+        </w:rPr>
+        <w:t>七、混淆矩阵深入诊断与误分类案例归因</w:t>
+      </w:r>
+    </w:p>
+    <w:p>
+      <w:pPr>
+        <w:spacing w:after="40" w:line="240" w:lineRule="auto"/>
+        <w:ind w:firstLine="380" w:firstLineChars="200"/>
+        <w:jc w:val="left"/>
+      </w:pPr>
+      <w:r>
+        <w:rPr>
+          <w:rFonts w:ascii="Times New Roman" w:hAnsi="Times New Roman" w:eastAsia="宋体"/>
+          <w:sz w:val="19"/>
+          <w:szCs w:val="19"/>
+        </w:rPr>
+        <w:t>为探究模型在测试集上的判别瓶颈，实验计算了全量 10,000 张测试集的 10×10 混淆矩阵，并对 317 个错误样本（3.17% 误判率）提取前 5 个训练集近邻进行可视化溯源分析。</w:t>
+      </w:r>
+    </w:p>
+    <w:p>
+      <w:pPr>
+        <w:spacing w:after="20" w:line="240" w:lineRule="auto"/>
+        <w:jc w:val="center"/>
+      </w:pPr>
+      <w:r>
+        <w:rPr>
+          <w:rFonts w:ascii="Times New Roman" w:hAnsi="Times New Roman" w:eastAsia="宋体"/>
           <w:sz w:val="20"/>
           <w:szCs w:val="20"/>
         </w:rPr>
-        <w:t/>
-      </w:r>
-    </w:p>
-    <w:p>
-      <w:pPr>
-        <w:spacing w:after="40" w:line="240" w:lineRule="auto"/>
-        <w:jc w:val="left"/>
-        <w:ind w:firstLineChars="200" w:firstLine="420"/>
-      </w:pPr>
-      <w:r>
-        <w:rPr>
-          <w:rFonts w:ascii="Times New Roman" w:hAnsi="Times New Roman" w:eastAsia="SimSun"/>
-          <w:sz w:val="19"/>
-          <w:szCs w:val="19"/>
-        </w:rPr>
-        <w:t>数字 0 与 1 查全率最高（&gt;98.6%）；数字 9 查准率相对较低（92.48%），易受 4 和 7 的单向混淆侵扰。</w:t>
-      </w:r>
-    </w:p>
-    <w:p>
-      <w:pPr>
-        <w:pageBreakBefore/>
-        <w:spacing w:after="100" w:line="240" w:lineRule="auto"/>
-        <w:jc w:val="left"/>
-        <w:pBdr>
-          <w:bottom w:val="single" w:sz="12" w:space="4" w:color="1E3A8A"/>
-        </w:pBdr>
-      </w:pPr>
-      <w:r>
-        <w:rPr>
-          <w:rFonts w:ascii="SimHei" w:hAnsi="SimHei" w:eastAsia="SimHei"/>
-          <w:sz w:val="28"/>
-          <w:szCs w:val="28"/>
-          <w:color w:val="0F172A"/>
-          <w:b/>
-        </w:rPr>
-        <w:t>七、混淆矩阵深入诊断与误分类案例归因</w:t>
-      </w:r>
-    </w:p>
-    <w:p>
-      <w:pPr>
-        <w:spacing w:after="40" w:line="240" w:lineRule="auto"/>
-        <w:jc w:val="left"/>
-        <w:ind w:firstLineChars="200" w:firstLine="420"/>
-      </w:pPr>
-      <w:r>
-        <w:rPr>
-          <w:rFonts w:ascii="Times New Roman" w:hAnsi="Times New Roman" w:eastAsia="SimSun"/>
-          <w:sz w:val="19"/>
-          <w:szCs w:val="19"/>
-        </w:rPr>
-        <w:t>为探究模型在测试集上的判别瓶颈，实验计算了全量 10,000 张测试集的 10×10 混淆矩阵，并对 317 个错误样本（3.17% 误判率）提取前 5 个训练集近邻进行可视化溯源分析。</w:t>
-      </w:r>
-    </w:p>
-    <w:p>
-      <w:pPr>
-        <w:spacing w:after="20" w:line="240" w:lineRule="auto"/>
-        <w:jc w:val="center"/>
-      </w:pPr>
-      <w:r>
-        <w:rPr>
-          <w:rFonts w:ascii="Times New Roman" w:hAnsi="Times New Roman" w:eastAsia="SimSun"/>
-          <w:sz w:val="20"/>
-          <w:szCs w:val="20"/>
-        </w:rPr>
-        <w:t/>
         <w:drawing>
           <wp:inline distT="0" distB="0" distL="0" distR="0">
-            <wp:extent cx="2794000" cy="2482202"/>
+            <wp:extent cx="2540000" cy="2256155"/>
+            <wp:effectExtent l="0" t="0" r="5080" b="14605"/>
             <wp:docPr id="106" name="01_confusion.png"/>
-            <a:graphic>
+            <wp:cNvGraphicFramePr/>
+            <a:graphic xmlns:a="http://schemas.openxmlformats.org/drawingml/2006/main">
               <a:graphicData uri="http://schemas.openxmlformats.org/drawingml/2006/picture">
-                <pic:pic>
+                <pic:pic xmlns:pic="http://schemas.openxmlformats.org/drawingml/2006/picture">
                   <pic:nvPicPr>
-                    <pic:cNvPr id="0" name="01_confusion.png"/>
+                    <pic:cNvPr id="106" name="01_confusion.png"/>
                     <pic:cNvPicPr/>
                   </pic:nvPicPr>
                   <pic:blipFill>
-                    <a:blip r:embed="rId11"/>
+                    <a:blip r:embed="rId15"/>
                     <a:stretch>
                       <a:fillRect/>
                     </a:stretch>
@@ -5700,7 +7022,7 @@
                   <pic:spPr>
                     <a:xfrm>
                       <a:off x="0" y="0"/>
-                      <a:ext cx="2794000" cy="2482202"/>
+                      <a:ext cx="2540000" cy="2256547"/>
                     </a:xfrm>
                     <a:prstGeom prst="rect">
                       <a:avLst/>
@@ -5720,7 +7042,7 @@
       </w:pPr>
       <w:r>
         <w:rPr>
-          <w:rFonts w:ascii="Times New Roman" w:hAnsi="Times New Roman" w:eastAsia="SimSun"/>
+          <w:rFonts w:ascii="Times New Roman" w:hAnsi="Times New Roman" w:eastAsia="宋体"/>
           <w:sz w:val="17"/>
           <w:szCs w:val="17"/>
         </w:rPr>
@@ -5734,13 +7056,13 @@
       </w:pPr>
       <w:r>
         <w:rPr>
-          <w:rFonts w:ascii="SimHei" w:hAnsi="SimHei" w:eastAsia="SimHei"/>
+          <w:rFonts w:ascii="黑体" w:hAnsi="黑体" w:eastAsia="黑体"/>
+          <w:b/>
+          <w:color w:val="0F172A"/>
           <w:sz w:val="21"/>
           <w:szCs w:val="21"/>
-          <w:color w:val="0F172A"/>
-          <w:b/>
-        </w:rPr>
-        <w:t>7.1 典型误分类样本与训练集近邻对比</w:t>
+        </w:rPr>
+        <w:t>7.1 典型误分类样本与训练集近邻对比原图</w:t>
       </w:r>
     </w:p>
     <w:p>
@@ -5750,24 +7072,25 @@
       </w:pPr>
       <w:r>
         <w:rPr>
-          <w:rFonts w:ascii="Times New Roman" w:hAnsi="Times New Roman" w:eastAsia="SimSun"/>
+          <w:rFonts w:ascii="Times New Roman" w:hAnsi="Times New Roman" w:eastAsia="宋体"/>
           <w:sz w:val="20"/>
           <w:szCs w:val="20"/>
         </w:rPr>
-        <w:t/>
         <w:drawing>
           <wp:inline distT="0" distB="0" distL="0" distR="0">
-            <wp:extent cx="5334000" cy="2477354"/>
+            <wp:extent cx="5080000" cy="2359025"/>
+            <wp:effectExtent l="0" t="0" r="10160" b="3175"/>
             <wp:docPr id="107" name="04_error_neighbors_compact.png"/>
-            <a:graphic>
+            <wp:cNvGraphicFramePr/>
+            <a:graphic xmlns:a="http://schemas.openxmlformats.org/drawingml/2006/main">
               <a:graphicData uri="http://schemas.openxmlformats.org/drawingml/2006/picture">
-                <pic:pic>
+                <pic:pic xmlns:pic="http://schemas.openxmlformats.org/drawingml/2006/picture">
                   <pic:nvPicPr>
-                    <pic:cNvPr id="0" name="04_error_neighbors_compact.png"/>
+                    <pic:cNvPr id="107" name="04_error_neighbors_compact.png"/>
                     <pic:cNvPicPr/>
                   </pic:nvPicPr>
                   <pic:blipFill>
-                    <a:blip r:embed="rId12"/>
+                    <a:blip r:embed="rId16"/>
                     <a:stretch>
                       <a:fillRect/>
                     </a:stretch>
@@ -5775,7 +7098,7 @@
                   <pic:spPr>
                     <a:xfrm>
                       <a:off x="0" y="0"/>
-                      <a:ext cx="5334000" cy="2477354"/>
+                      <a:ext cx="5080000" cy="2359385"/>
                     </a:xfrm>
                     <a:prstGeom prst="rect">
                       <a:avLst/>
@@ -5795,11 +7118,11 @@
       </w:pPr>
       <w:r>
         <w:rPr>
-          <w:rFonts w:ascii="Times New Roman" w:hAnsi="Times New Roman" w:eastAsia="SimSun"/>
+          <w:rFonts w:ascii="Times New Roman" w:hAnsi="Times New Roman" w:eastAsia="宋体"/>
           <w:sz w:val="17"/>
           <w:szCs w:val="17"/>
         </w:rPr>
-        <w:t>图 4：典型高频混淆测试样本（红）与其前 5 个训练集近邻图谱（绿为同类，红为异类）</w:t>
+        <w:t>图 4：典型高频混淆测试样本（红框标出）与其前 5 个训练集近邻检索图谱（绿色为真实同类，红色为误导异类）</w:t>
       </w:r>
     </w:p>
     <w:p>
@@ -5809,124 +7132,129 @@
       </w:pPr>
       <w:r>
         <w:rPr>
-          <w:rFonts w:ascii="SimHei" w:hAnsi="SimHei" w:eastAsia="SimHei"/>
+          <w:rFonts w:ascii="黑体" w:hAnsi="黑体" w:eastAsia="黑体"/>
+          <w:b/>
+          <w:color w:val="0F172A"/>
           <w:sz w:val="21"/>
           <w:szCs w:val="21"/>
+        </w:rPr>
+        <w:t>7.2 高频有向混淆形态学成因与算法局限性探讨</w:t>
+      </w:r>
+    </w:p>
+    <w:p>
+      <w:pPr>
+        <w:spacing w:after="40" w:line="240" w:lineRule="auto"/>
+        <w:ind w:firstLine="380" w:firstLineChars="200"/>
+        <w:jc w:val="left"/>
+      </w:pPr>
+      <w:r>
+        <w:rPr>
+          <w:rFonts w:ascii="Times New Roman" w:hAnsi="Times New Roman" w:eastAsia="宋体"/>
+          <w:sz w:val="19"/>
+          <w:szCs w:val="19"/>
+        </w:rPr>
+        <w:t>• 典型混淆对 4 → 9（共 45 例，占比最高）：书写 4 时若顶部笔画闭合回折，其局部笔画走向与倾斜书写的 9 产生高度几何与梯度重叠，导致前 5 个近邻中有 4-5 个均被判定为 9。</w:t>
+      </w:r>
+    </w:p>
+    <w:p>
+      <w:pPr>
+        <w:spacing w:after="40" w:line="240" w:lineRule="auto"/>
+        <w:ind w:firstLine="380" w:firstLineChars="200"/>
+        <w:jc w:val="left"/>
+      </w:pPr>
+      <w:r>
+        <w:rPr>
+          <w:rFonts w:ascii="Times New Roman" w:hAnsi="Times New Roman" w:eastAsia="宋体"/>
+          <w:sz w:val="19"/>
+          <w:szCs w:val="19"/>
+        </w:rPr>
+        <w:t>• 典型混淆对 7 → 9（21 例）与 5 → 3（14 例）：手写 7 若带有中横杠或顶部大圆弧折角，会形成类似 9 的封闭环伪特征；而手写 5 的顶部横画若与竖画断开，下方半圆弧线与 3 的圆弧拓扑高度吻合。</w:t>
+      </w:r>
+    </w:p>
+    <w:p>
+      <w:pPr>
+        <w:spacing w:after="40" w:line="240" w:lineRule="auto"/>
+        <w:ind w:firstLine="380" w:firstLineChars="200"/>
+        <w:jc w:val="left"/>
+      </w:pPr>
+      <w:r>
+        <w:rPr>
+          <w:rFonts w:ascii="Times New Roman" w:hAnsi="Times New Roman" w:eastAsia="宋体"/>
+          <w:sz w:val="19"/>
+          <w:szCs w:val="19"/>
+        </w:rPr>
+        <w:t>• 算法内在局限性：kNN 属于基于局部流形欧氏距离的非参数记忆型分类器，缺乏卷积神经网络对全局结构与笔画拓扑的抽象建模能力；在样本空间边界重叠或书写歧义区域，极易受到孤立噪声样本的近邻诱导误判。</w:t>
+      </w:r>
+    </w:p>
+    <w:p>
+      <w:pPr>
+        <w:pageBreakBefore/>
+        <w:pBdr>
+          <w:bottom w:val="single" w:color="1E3A8A" w:sz="12" w:space="4"/>
+        </w:pBdr>
+        <w:spacing w:after="100" w:line="240" w:lineRule="auto"/>
+        <w:jc w:val="left"/>
+      </w:pPr>
+      <w:r>
+        <w:rPr>
+          <w:rFonts w:ascii="黑体" w:hAnsi="黑体" w:eastAsia="黑体"/>
+          <w:b/>
           <w:color w:val="0F172A"/>
-          <w:b/>
-        </w:rPr>
-        <w:t>7.2 高频有向混淆成因分析</w:t>
+          <w:sz w:val="28"/>
+          <w:szCs w:val="28"/>
+        </w:rPr>
+        <w:t>八、总结讨论、算法 QA 验证与工程复现</w:t>
+      </w:r>
+    </w:p>
+    <w:p>
+      <w:pPr>
+        <w:spacing w:after="40" w:line="240" w:lineRule="auto"/>
+        <w:ind w:firstLine="380" w:firstLineChars="200"/>
+        <w:jc w:val="left"/>
+      </w:pPr>
+      <w:r>
+        <w:rPr>
+          <w:rFonts w:ascii="Times New Roman" w:hAnsi="Times New Roman" w:eastAsia="宋体"/>
+          <w:sz w:val="19"/>
+          <w:szCs w:val="19"/>
+        </w:rPr>
+        <w:t>本课程设计完整实现了从原始 IDX 数据无损预处理、中心化 SVD PCA 降维、局部梯度 HOG 提取、分批向量化矩阵检索、100 组超参数无偏搜索到独立全量测试的闭环。在全量 10,000 张测试集上达到 96.83% Top-1 识别率，且 GPU 分批检索耗时仅 2.53 秒，充分验证了向量化 kNN 在手写数字识别任务上的有效性与工程效率。</w:t>
       </w:r>
     </w:p>
     <w:p>
       <w:pPr>
         <w:spacing w:after="40" w:line="240" w:lineRule="auto"/>
         <w:jc w:val="left"/>
-        <w:ind w:firstLineChars="200" w:firstLine="420"/>
       </w:pPr>
       <w:r>
         <w:rPr>
-          <w:rFonts w:ascii="Times New Roman" w:hAnsi="Times New Roman" w:eastAsia="SimSun"/>
-          <w:sz w:val="19"/>
-          <w:szCs w:val="19"/>
-        </w:rPr>
-        <w:t>• 4 → 9（45例）：书写 4 时顶部闭合回折，局部梯度特征与倾斜书写的 9 高度同构，导致多数近邻均被判定为 9。</w:t>
-      </w:r>
-    </w:p>
-    <w:p>
-      <w:pPr>
-        <w:spacing w:after="40" w:line="240" w:lineRule="auto"/>
-        <w:jc w:val="left"/>
-        <w:ind w:firstLineChars="200" w:firstLine="420"/>
-      </w:pPr>
-      <w:r>
-        <w:rPr>
-          <w:rFonts w:ascii="Times New Roman" w:hAnsi="Times New Roman" w:eastAsia="SimSun"/>
-          <w:sz w:val="19"/>
-          <w:szCs w:val="19"/>
-        </w:rPr>
-        <w:t>• 7 → 9（21例）与 5 → 3（14例）：手写 7 带有中横杠或大弧度弯折，形成封闭环伪特征；手写 5 的上横与竖画断开，下方半圆与 3 的圆弧高度重合。</w:t>
-      </w:r>
-    </w:p>
-    <w:p>
-      <w:pPr>
-        <w:spacing w:after="40" w:line="240" w:lineRule="auto"/>
-        <w:jc w:val="left"/>
-        <w:ind w:firstLineChars="200" w:firstLine="420"/>
-      </w:pPr>
-      <w:r>
-        <w:rPr>
-          <w:rFonts w:ascii="Times New Roman" w:hAnsi="Times New Roman" w:eastAsia="SimSun"/>
-          <w:sz w:val="19"/>
-          <w:szCs w:val="19"/>
-        </w:rPr>
-        <w:t>• 局限性：kNN 属于基于局部流形密度的记忆型分类器，在两类交界重叠区域容易受局部样本噪声误导。</w:t>
-      </w:r>
-    </w:p>
-    <w:p>
-      <w:pPr>
-        <w:pageBreakBefore/>
-        <w:spacing w:after="100" w:line="240" w:lineRule="auto"/>
-        <w:jc w:val="left"/>
-        <w:pBdr>
-          <w:bottom w:val="single" w:sz="12" w:space="4" w:color="1E3A8A"/>
-        </w:pBdr>
-      </w:pPr>
-      <w:r>
-        <w:rPr>
-          <w:rFonts w:ascii="SimHei" w:hAnsi="SimHei" w:eastAsia="SimHei"/>
-          <w:sz w:val="28"/>
-          <w:szCs w:val="28"/>
+          <w:rFonts w:ascii="黑体" w:hAnsi="黑体" w:eastAsia="黑体"/>
+          <w:b/>
           <w:color w:val="0F172A"/>
-          <w:b/>
-        </w:rPr>
-        <w:t>八、总结讨论、算法 QA 验证与工程复现</w:t>
-      </w:r>
-    </w:p>
-    <w:p>
-      <w:pPr>
-        <w:spacing w:after="40" w:line="240" w:lineRule="auto"/>
-        <w:jc w:val="left"/>
-        <w:ind w:firstLineChars="200" w:firstLine="420"/>
-      </w:pPr>
-      <w:r>
-        <w:rPr>
-          <w:rFonts w:ascii="Times New Roman" w:hAnsi="Times New Roman" w:eastAsia="SimSun"/>
-          <w:sz w:val="19"/>
-          <w:szCs w:val="19"/>
-        </w:rPr>
-        <w:t>本课程设计完整实现了从原始 IDX 数据无损预处理、中心化 SVD PCA 降维、局部梯度 HOG 提取、分批向量化矩阵检索、100 组超参数无偏搜索到独立全量测试的闭环。在全量 10,000 张测试集上达到 96.83% Top-1 识别率，且 GPU 分批检索耗时仅 2.53 秒，充分验证了向量化 kNN 在手写数字识别任务上的有效性与工程效率。</w:t>
-      </w:r>
-    </w:p>
-    <w:p>
-      <w:pPr>
-        <w:spacing w:after="40" w:line="240" w:lineRule="auto"/>
-        <w:jc w:val="left"/>
-      </w:pPr>
-      <w:r>
-        <w:rPr>
-          <w:rFonts w:ascii="SimHei" w:hAnsi="SimHei" w:eastAsia="SimHei"/>
           <w:sz w:val="21"/>
           <w:szCs w:val="21"/>
-          <w:color w:val="0F172A"/>
-          <w:b/>
         </w:rPr>
         <w:t>8.1 算法单元测试与科学性验证</w:t>
       </w:r>
     </w:p>
     <w:tbl>
       <w:tblPr>
+        <w:tblStyle w:val="4"/>
         <w:tblW w:w="8300" w:type="dxa"/>
+        <w:tblInd w:w="0" w:type="dxa"/>
+        <w:tblBorders>
+          <w:top w:val="single" w:color="1E293B" w:sz="8" w:space="0"/>
+          <w:left w:val="none" w:color="auto" w:sz="0" w:space="0"/>
+          <w:bottom w:val="single" w:color="1E293B" w:sz="8" w:space="0"/>
+          <w:right w:val="none" w:color="auto" w:sz="0" w:space="0"/>
+          <w:insideH w:val="single" w:color="E2E8F0" w:sz="4" w:space="0"/>
+          <w:insideV w:val="none" w:color="auto" w:sz="0" w:space="0"/>
+        </w:tblBorders>
         <w:tblLayout w:type="fixed"/>
-        <w:tblBorders>
-          <w:top w:val="single" w:sz="8" w:color="1E293B"/>
-          <w:bottom w:val="single" w:sz="8" w:color="1E293B"/>
-          <w:insideH w:val="single" w:sz="4" w:color="E2E8F0"/>
-        </w:tblBorders>
         <w:tblCellMar>
           <w:top w:w="50" w:type="dxa"/>
+          <w:left w:w="50" w:type="dxa"/>
           <w:bottom w:w="50" w:type="dxa"/>
-          <w:left w:w="50" w:type="dxa"/>
           <w:right w:w="50" w:type="dxa"/>
         </w:tblCellMar>
       </w:tblPr>
@@ -5936,22 +7264,38 @@
         <w:gridCol w:w="1800"/>
       </w:tblGrid>
       <w:tr>
+        <w:tblPrEx>
+          <w:tblBorders>
+            <w:top w:val="single" w:color="1E293B" w:sz="8" w:space="0"/>
+            <w:left w:val="none" w:color="auto" w:sz="0" w:space="0"/>
+            <w:bottom w:val="single" w:color="1E293B" w:sz="8" w:space="0"/>
+            <w:right w:val="none" w:color="auto" w:sz="0" w:space="0"/>
+            <w:insideH w:val="single" w:color="E2E8F0" w:sz="4" w:space="0"/>
+            <w:insideV w:val="none" w:color="auto" w:sz="0" w:space="0"/>
+          </w:tblBorders>
+          <w:tblCellMar>
+            <w:top w:w="50" w:type="dxa"/>
+            <w:left w:w="50" w:type="dxa"/>
+            <w:bottom w:w="50" w:type="dxa"/>
+            <w:right w:w="50" w:type="dxa"/>
+          </w:tblCellMar>
+        </w:tblPrEx>
         <w:tc>
           <w:tcPr>
             <w:tcW w:w="2300" w:type="dxa"/>
-            <w:shd w:fill="1E3A8A"/>
-          </w:tcPr>
-          <w:p>
-            <w:pPr>
-              <w:spacing w:after="0" w:before="0" w:line="200" w:lineRule="auto"/>
+            <w:shd w:val="clear" w:color="auto" w:fill="1E3A8A"/>
+          </w:tcPr>
+          <w:p>
+            <w:pPr>
+              <w:spacing w:before="0" w:after="0" w:line="200" w:lineRule="auto"/>
               <w:jc w:val="left"/>
             </w:pPr>
             <w:r>
               <w:rPr>
-                <w:rFonts w:ascii="SimHei" w:hAnsi="SimHei" w:eastAsia="SimHei"/>
-                <w:sz w:val="15"/>
+                <w:rFonts w:ascii="黑体" w:hAnsi="黑体" w:eastAsia="黑体"/>
                 <w:b/>
                 <w:color w:val="FFFFFF"/>
+                <w:sz w:val="15"/>
               </w:rPr>
               <w:t>QA 检查条目</w:t>
             </w:r>
@@ -5960,19 +7304,19 @@
         <w:tc>
           <w:tcPr>
             <w:tcW w:w="4200" w:type="dxa"/>
-            <w:shd w:fill="1E3A8A"/>
-          </w:tcPr>
-          <w:p>
-            <w:pPr>
-              <w:spacing w:after="0" w:before="0" w:line="200" w:lineRule="auto"/>
-              <w:jc w:val="center"/>
-            </w:pPr>
-            <w:r>
-              <w:rPr>
-                <w:rFonts w:ascii="SimHei" w:hAnsi="SimHei" w:eastAsia="SimHei"/>
-                <w:sz w:val="15"/>
+            <w:shd w:val="clear" w:color="auto" w:fill="1E3A8A"/>
+          </w:tcPr>
+          <w:p>
+            <w:pPr>
+              <w:spacing w:before="0" w:after="0" w:line="200" w:lineRule="auto"/>
+              <w:jc w:val="center"/>
+            </w:pPr>
+            <w:r>
+              <w:rPr>
+                <w:rFonts w:ascii="黑体" w:hAnsi="黑体" w:eastAsia="黑体"/>
                 <w:b/>
                 <w:color w:val="FFFFFF"/>
+                <w:sz w:val="15"/>
               </w:rPr>
               <w:t>检验依据与验证方法</w:t>
             </w:r>
@@ -5981,19 +7325,19 @@
         <w:tc>
           <w:tcPr>
             <w:tcW w:w="1800" w:type="dxa"/>
-            <w:shd w:fill="1E3A8A"/>
-          </w:tcPr>
-          <w:p>
-            <w:pPr>
-              <w:spacing w:after="0" w:before="0" w:line="200" w:lineRule="auto"/>
-              <w:jc w:val="center"/>
-            </w:pPr>
-            <w:r>
-              <w:rPr>
-                <w:rFonts w:ascii="SimHei" w:hAnsi="SimHei" w:eastAsia="SimHei"/>
-                <w:sz w:val="15"/>
+            <w:shd w:val="clear" w:color="auto" w:fill="1E3A8A"/>
+          </w:tcPr>
+          <w:p>
+            <w:pPr>
+              <w:spacing w:before="0" w:after="0" w:line="200" w:lineRule="auto"/>
+              <w:jc w:val="center"/>
+            </w:pPr>
+            <w:r>
+              <w:rPr>
+                <w:rFonts w:ascii="黑体" w:hAnsi="黑体" w:eastAsia="黑体"/>
                 <w:b/>
                 <w:color w:val="FFFFFF"/>
+                <w:sz w:val="15"/>
               </w:rPr>
               <w:t>验证结论</w:t>
             </w:r>
@@ -6001,18 +7345,34 @@
         </w:tc>
       </w:tr>
       <w:tr>
+        <w:tblPrEx>
+          <w:tblBorders>
+            <w:top w:val="single" w:color="1E293B" w:sz="8" w:space="0"/>
+            <w:left w:val="none" w:color="auto" w:sz="0" w:space="0"/>
+            <w:bottom w:val="single" w:color="1E293B" w:sz="8" w:space="0"/>
+            <w:right w:val="none" w:color="auto" w:sz="0" w:space="0"/>
+            <w:insideH w:val="single" w:color="E2E8F0" w:sz="4" w:space="0"/>
+            <w:insideV w:val="none" w:color="auto" w:sz="0" w:space="0"/>
+          </w:tblBorders>
+          <w:tblCellMar>
+            <w:top w:w="50" w:type="dxa"/>
+            <w:left w:w="50" w:type="dxa"/>
+            <w:bottom w:w="50" w:type="dxa"/>
+            <w:right w:w="50" w:type="dxa"/>
+          </w:tblCellMar>
+        </w:tblPrEx>
         <w:tc>
           <w:tcPr>
             <w:tcW w:w="2300" w:type="dxa"/>
           </w:tcPr>
           <w:p>
             <w:pPr>
-              <w:spacing w:after="0" w:before="0" w:line="200" w:lineRule="auto"/>
+              <w:spacing w:before="0" w:after="0" w:line="200" w:lineRule="auto"/>
               <w:jc w:val="left"/>
             </w:pPr>
             <w:r>
               <w:rPr>
-                <w:rFonts w:ascii="Times New Roman" w:hAnsi="Times New Roman" w:eastAsia="SimSun"/>
+                <w:rFonts w:ascii="Times New Roman" w:hAnsi="Times New Roman" w:eastAsia="宋体"/>
                 <w:sz w:val="15"/>
               </w:rPr>
               <w:t>11 项算法单元测试</w:t>
@@ -6025,12 +7385,12 @@
           </w:tcPr>
           <w:p>
             <w:pPr>
-              <w:spacing w:after="0" w:before="0" w:line="200" w:lineRule="auto"/>
-              <w:jc w:val="center"/>
-            </w:pPr>
-            <w:r>
-              <w:rPr>
-                <w:rFonts w:ascii="Times New Roman" w:hAnsi="Times New Roman" w:eastAsia="SimSun"/>
+              <w:spacing w:before="0" w:after="0" w:line="200" w:lineRule="auto"/>
+              <w:jc w:val="center"/>
+            </w:pPr>
+            <w:r>
+              <w:rPr>
+                <w:rFonts w:ascii="Times New Roman" w:hAnsi="Times New Roman" w:eastAsia="宋体"/>
                 <w:sz w:val="15"/>
               </w:rPr>
               <w:t>涵盖独立距离公式、平票机制、零距离特权、Top-n 单调性</w:t>
@@ -6043,12 +7403,12 @@
           </w:tcPr>
           <w:p>
             <w:pPr>
-              <w:spacing w:after="0" w:before="0" w:line="200" w:lineRule="auto"/>
-              <w:jc w:val="center"/>
-            </w:pPr>
-            <w:r>
-              <w:rPr>
-                <w:rFonts w:ascii="Times New Roman" w:hAnsi="Times New Roman" w:eastAsia="SimSun"/>
+              <w:spacing w:before="0" w:after="0" w:line="200" w:lineRule="auto"/>
+              <w:jc w:val="center"/>
+            </w:pPr>
+            <w:r>
+              <w:rPr>
+                <w:rFonts w:ascii="Times New Roman" w:hAnsi="Times New Roman" w:eastAsia="宋体"/>
                 <w:sz w:val="15"/>
               </w:rPr>
               <w:t>全部通过 (11/11)</w:t>
@@ -6057,19 +7417,35 @@
         </w:tc>
       </w:tr>
       <w:tr>
+        <w:tblPrEx>
+          <w:tblBorders>
+            <w:top w:val="single" w:color="1E293B" w:sz="8" w:space="0"/>
+            <w:left w:val="none" w:color="auto" w:sz="0" w:space="0"/>
+            <w:bottom w:val="single" w:color="1E293B" w:sz="8" w:space="0"/>
+            <w:right w:val="none" w:color="auto" w:sz="0" w:space="0"/>
+            <w:insideH w:val="single" w:color="E2E8F0" w:sz="4" w:space="0"/>
+            <w:insideV w:val="none" w:color="auto" w:sz="0" w:space="0"/>
+          </w:tblBorders>
+          <w:tblCellMar>
+            <w:top w:w="50" w:type="dxa"/>
+            <w:left w:w="50" w:type="dxa"/>
+            <w:bottom w:w="50" w:type="dxa"/>
+            <w:right w:w="50" w:type="dxa"/>
+          </w:tblCellMar>
+        </w:tblPrEx>
         <w:tc>
           <w:tcPr>
             <w:tcW w:w="2300" w:type="dxa"/>
-            <w:shd w:fill="F8FAFC"/>
-          </w:tcPr>
-          <w:p>
-            <w:pPr>
-              <w:spacing w:after="0" w:before="0" w:line="200" w:lineRule="auto"/>
+            <w:shd w:val="clear" w:color="auto" w:fill="F8FAFC"/>
+          </w:tcPr>
+          <w:p>
+            <w:pPr>
+              <w:spacing w:before="0" w:after="0" w:line="200" w:lineRule="auto"/>
               <w:jc w:val="left"/>
             </w:pPr>
             <w:r>
               <w:rPr>
-                <w:rFonts w:ascii="Times New Roman" w:hAnsi="Times New Roman" w:eastAsia="SimSun"/>
+                <w:rFonts w:ascii="Times New Roman" w:hAnsi="Times New Roman" w:eastAsia="宋体"/>
                 <w:sz w:val="15"/>
               </w:rPr>
               <w:t>10 组 sklearn 交叉验证</w:t>
@@ -6079,16 +7455,16 @@
         <w:tc>
           <w:tcPr>
             <w:tcW w:w="4200" w:type="dxa"/>
-            <w:shd w:fill="F8FAFC"/>
-          </w:tcPr>
-          <w:p>
-            <w:pPr>
-              <w:spacing w:after="0" w:before="0" w:line="200" w:lineRule="auto"/>
-              <w:jc w:val="center"/>
-            </w:pPr>
-            <w:r>
-              <w:rPr>
-                <w:rFonts w:ascii="Times New Roman" w:hAnsi="Times New Roman" w:eastAsia="SimSun"/>
+            <w:shd w:val="clear" w:color="auto" w:fill="F8FAFC"/>
+          </w:tcPr>
+          <w:p>
+            <w:pPr>
+              <w:spacing w:before="0" w:after="0" w:line="200" w:lineRule="auto"/>
+              <w:jc w:val="center"/>
+            </w:pPr>
+            <w:r>
+              <w:rPr>
+                <w:rFonts w:ascii="Times New Roman" w:hAnsi="Times New Roman" w:eastAsia="宋体"/>
                 <w:sz w:val="15"/>
               </w:rPr>
               <w:t>在真实 MNIST 划分上与官方库输出逐样本完全比对</w:t>
@@ -6098,16 +7474,16 @@
         <w:tc>
           <w:tcPr>
             <w:tcW w:w="1800" w:type="dxa"/>
-            <w:shd w:fill="F8FAFC"/>
-          </w:tcPr>
-          <w:p>
-            <w:pPr>
-              <w:spacing w:after="0" w:before="0" w:line="200" w:lineRule="auto"/>
-              <w:jc w:val="center"/>
-            </w:pPr>
-            <w:r>
-              <w:rPr>
-                <w:rFonts w:ascii="Times New Roman" w:hAnsi="Times New Roman" w:eastAsia="SimSun"/>
+            <w:shd w:val="clear" w:color="auto" w:fill="F8FAFC"/>
+          </w:tcPr>
+          <w:p>
+            <w:pPr>
+              <w:spacing w:before="0" w:after="0" w:line="200" w:lineRule="auto"/>
+              <w:jc w:val="center"/>
+            </w:pPr>
+            <w:r>
+              <w:rPr>
+                <w:rFonts w:ascii="Times New Roman" w:hAnsi="Times New Roman" w:eastAsia="宋体"/>
                 <w:sz w:val="15"/>
               </w:rPr>
               <w:t>一致率 100.00%</w:t>
@@ -6116,18 +7492,34 @@
         </w:tc>
       </w:tr>
       <w:tr>
+        <w:tblPrEx>
+          <w:tblBorders>
+            <w:top w:val="single" w:color="1E293B" w:sz="8" w:space="0"/>
+            <w:left w:val="none" w:color="auto" w:sz="0" w:space="0"/>
+            <w:bottom w:val="single" w:color="1E293B" w:sz="8" w:space="0"/>
+            <w:right w:val="none" w:color="auto" w:sz="0" w:space="0"/>
+            <w:insideH w:val="single" w:color="E2E8F0" w:sz="4" w:space="0"/>
+            <w:insideV w:val="none" w:color="auto" w:sz="0" w:space="0"/>
+          </w:tblBorders>
+          <w:tblCellMar>
+            <w:top w:w="50" w:type="dxa"/>
+            <w:left w:w="50" w:type="dxa"/>
+            <w:bottom w:w="50" w:type="dxa"/>
+            <w:right w:w="50" w:type="dxa"/>
+          </w:tblCellMar>
+        </w:tblPrEx>
         <w:tc>
           <w:tcPr>
             <w:tcW w:w="2300" w:type="dxa"/>
           </w:tcPr>
           <w:p>
             <w:pPr>
-              <w:spacing w:after="0" w:before="0" w:line="200" w:lineRule="auto"/>
+              <w:spacing w:before="0" w:after="0" w:line="200" w:lineRule="auto"/>
               <w:jc w:val="left"/>
             </w:pPr>
             <w:r>
               <w:rPr>
-                <w:rFonts w:ascii="Times New Roman" w:hAnsi="Times New Roman" w:eastAsia="SimSun"/>
+                <w:rFonts w:ascii="Times New Roman" w:hAnsi="Times New Roman" w:eastAsia="宋体"/>
                 <w:sz w:val="15"/>
               </w:rPr>
               <w:t>端到端运行效率</w:t>
@@ -6140,12 +7532,12 @@
           </w:tcPr>
           <w:p>
             <w:pPr>
-              <w:spacing w:after="0" w:before="0" w:line="200" w:lineRule="auto"/>
-              <w:jc w:val="center"/>
-            </w:pPr>
-            <w:r>
-              <w:rPr>
-                <w:rFonts w:ascii="Times New Roman" w:hAnsi="Times New Roman" w:eastAsia="SimSun"/>
+              <w:spacing w:before="0" w:after="0" w:line="200" w:lineRule="auto"/>
+              <w:jc w:val="center"/>
+            </w:pPr>
+            <w:r>
+              <w:rPr>
+                <w:rFonts w:ascii="Times New Roman" w:hAnsi="Times New Roman" w:eastAsia="宋体"/>
                 <w:sz w:val="15"/>
               </w:rPr>
               <w:t>GPU 向量化近邻检索 2.53s；多数票统计 0.0021s</w:t>
@@ -6158,12 +7550,12 @@
           </w:tcPr>
           <w:p>
             <w:pPr>
-              <w:spacing w:after="0" w:before="0" w:line="200" w:lineRule="auto"/>
-              <w:jc w:val="center"/>
-            </w:pPr>
-            <w:r>
-              <w:rPr>
-                <w:rFonts w:ascii="Times New Roman" w:hAnsi="Times New Roman" w:eastAsia="SimSun"/>
+              <w:spacing w:before="0" w:after="0" w:line="200" w:lineRule="auto"/>
+              <w:jc w:val="center"/>
+            </w:pPr>
+            <w:r>
+              <w:rPr>
+                <w:rFonts w:ascii="Times New Roman" w:hAnsi="Times New Roman" w:eastAsia="宋体"/>
                 <w:sz w:val="15"/>
               </w:rPr>
               <w:t>达到工业级高效吞吐</w:t>
@@ -6177,136 +7569,129 @@
         <w:spacing w:after="30" w:line="240" w:lineRule="auto"/>
         <w:jc w:val="left"/>
       </w:pPr>
+    </w:p>
+    <w:p>
+      <w:pPr>
+        <w:spacing w:after="40" w:line="240" w:lineRule="auto"/>
+        <w:jc w:val="left"/>
+      </w:pPr>
       <w:r>
         <w:rPr>
-          <w:rFonts w:ascii="Times New Roman" w:hAnsi="Times New Roman" w:eastAsia="SimSun"/>
+          <w:rFonts w:ascii="黑体" w:hAnsi="黑体" w:eastAsia="黑体"/>
+          <w:b/>
+          <w:color w:val="0F172A"/>
+          <w:sz w:val="21"/>
+          <w:szCs w:val="21"/>
+        </w:rPr>
+        <w:t>8.2 作业工程复现说明</w:t>
+      </w:r>
+    </w:p>
+    <w:p>
+      <w:pPr>
+        <w:spacing w:after="40" w:line="240" w:lineRule="auto"/>
+        <w:ind w:firstLine="380" w:firstLineChars="200"/>
+        <w:jc w:val="left"/>
+      </w:pPr>
+      <w:r>
+        <w:rPr>
+          <w:rFonts w:ascii="Times New Roman" w:hAnsi="Times New Roman" w:eastAsia="宋体"/>
+          <w:sz w:val="19"/>
+          <w:szCs w:val="19"/>
+        </w:rPr>
+        <w:t>为保证实验严谨与结论可查，全部源代码均包含独立单元测试与哈希指纹校验：</w:t>
+      </w:r>
+    </w:p>
+    <w:p>
+      <w:pPr>
+        <w:spacing w:after="40" w:line="240" w:lineRule="auto"/>
+        <w:ind w:firstLine="380" w:firstLineChars="200"/>
+        <w:jc w:val="left"/>
+      </w:pPr>
+      <w:r>
+        <w:rPr>
+          <w:rFonts w:ascii="Times New Roman" w:hAnsi="Times New Roman" w:eastAsia="宋体"/>
+          <w:sz w:val="19"/>
+          <w:szCs w:val="19"/>
+        </w:rPr>
+        <w:t>• 环境要求：Python 3.11+ / PyTorch 2.2 / NumPy 1.26 / scikit-learn / scikit-image。</w:t>
+      </w:r>
+    </w:p>
+    <w:p>
+      <w:pPr>
+        <w:spacing w:after="40" w:line="240" w:lineRule="auto"/>
+        <w:ind w:firstLine="380" w:firstLineChars="200"/>
+        <w:jc w:val="left"/>
+      </w:pPr>
+      <w:r>
+        <w:rPr>
+          <w:rFonts w:ascii="Times New Roman" w:hAnsi="Times New Roman" w:eastAsia="宋体"/>
+          <w:sz w:val="19"/>
+          <w:szCs w:val="19"/>
+        </w:rPr>
+        <w:t>• 一键复现：运行 python run.py 执行全流程，运行 python qa.py 执行 11 项算法 QA 单元测试。</w:t>
+      </w:r>
+    </w:p>
+    <w:p>
+      <w:pPr>
+        <w:pageBreakBefore/>
+        <w:pBdr>
+          <w:bottom w:val="single" w:color="1E3A8A" w:sz="12" w:space="4"/>
+        </w:pBdr>
+        <w:spacing w:after="100" w:line="240" w:lineRule="auto"/>
+        <w:jc w:val="left"/>
+      </w:pPr>
+      <w:r>
+        <w:rPr>
+          <w:rFonts w:ascii="黑体" w:hAnsi="黑体" w:eastAsia="黑体"/>
+          <w:b/>
+          <w:color w:val="0F172A"/>
+          <w:sz w:val="28"/>
+          <w:szCs w:val="28"/>
+        </w:rPr>
+        <w:t>九、开源工程仓库与在线交互报告</w:t>
+      </w:r>
+    </w:p>
+    <w:p>
+      <w:pPr>
+        <w:spacing w:after="40" w:line="240" w:lineRule="auto"/>
+        <w:ind w:firstLine="380" w:firstLineChars="200"/>
+        <w:jc w:val="left"/>
+      </w:pPr>
+      <w:r>
+        <w:rPr>
+          <w:rFonts w:ascii="Times New Roman" w:hAnsi="Times New Roman" w:eastAsia="宋体"/>
+          <w:sz w:val="19"/>
+          <w:szCs w:val="19"/>
+        </w:rPr>
+        <w:t>为方便老师全方位审阅本次课程设计的完整实现、交互式检视 100 组超参数消融曲线并查验算法源代码，我已将全部源码、原始实验数据包及说明文档开源托管至 GitHub，并搭建了无依赖的 GitHub Pages 在线静态网站：</w:t>
+      </w:r>
+    </w:p>
+    <w:p>
+      <w:pPr>
+        <w:spacing w:after="20" w:line="240" w:lineRule="auto"/>
+        <w:jc w:val="center"/>
+      </w:pPr>
+      <w:r>
+        <w:rPr>
+          <w:rFonts w:ascii="Times New Roman" w:hAnsi="Times New Roman" w:eastAsia="宋体"/>
           <w:sz w:val="20"/>
           <w:szCs w:val="20"/>
         </w:rPr>
-        <w:t/>
-      </w:r>
-    </w:p>
-    <w:p>
-      <w:pPr>
-        <w:spacing w:after="40" w:line="240" w:lineRule="auto"/>
-        <w:jc w:val="left"/>
-      </w:pPr>
-      <w:r>
-        <w:rPr>
-          <w:rFonts w:ascii="SimHei" w:hAnsi="SimHei" w:eastAsia="SimHei"/>
-          <w:sz w:val="21"/>
-          <w:szCs w:val="21"/>
-          <w:color w:val="0F172A"/>
-          <w:b/>
-        </w:rPr>
-        <w:t>8.2 作业工程复现说明</w:t>
-      </w:r>
-    </w:p>
-    <w:p>
-      <w:pPr>
-        <w:spacing w:after="40" w:line="240" w:lineRule="auto"/>
-        <w:jc w:val="left"/>
-        <w:ind w:firstLineChars="200" w:firstLine="420"/>
-      </w:pPr>
-      <w:r>
-        <w:rPr>
-          <w:rFonts w:ascii="Times New Roman" w:hAnsi="Times New Roman" w:eastAsia="SimSun"/>
-          <w:sz w:val="19"/>
-          <w:szCs w:val="19"/>
-        </w:rPr>
-        <w:t>为保证实验严谨与结论可查，全部源代码均包含独立单元测试与哈希指纹校验：</w:t>
-      </w:r>
-    </w:p>
-    <w:p>
-      <w:pPr>
-        <w:spacing w:after="40" w:line="240" w:lineRule="auto"/>
-        <w:jc w:val="left"/>
-        <w:ind w:firstLineChars="200" w:firstLine="420"/>
-      </w:pPr>
-      <w:r>
-        <w:rPr>
-          <w:rFonts w:ascii="Times New Roman" w:hAnsi="Times New Roman" w:eastAsia="SimSun"/>
-          <w:sz w:val="19"/>
-          <w:szCs w:val="19"/>
-        </w:rPr>
-        <w:t>• 环境要求：Python 3.11+ / PyTorch 2.2 / NumPy 1.26 / scikit-learn / scikit-image。</w:t>
-      </w:r>
-    </w:p>
-    <w:p>
-      <w:pPr>
-        <w:spacing w:after="40" w:line="240" w:lineRule="auto"/>
-        <w:jc w:val="left"/>
-        <w:ind w:firstLineChars="200" w:firstLine="420"/>
-      </w:pPr>
-      <w:r>
-        <w:rPr>
-          <w:rFonts w:ascii="Times New Roman" w:hAnsi="Times New Roman" w:eastAsia="SimSun"/>
-          <w:sz w:val="19"/>
-          <w:szCs w:val="19"/>
-        </w:rPr>
-        <w:t>• 一键复现：运行 python run.py 执行全流程，运行 python qa.py 执行 11 项算法 QA 单元测试。</w:t>
-      </w:r>
-    </w:p>
-    <w:p>
-      <w:pPr>
-        <w:pageBreakBefore/>
-        <w:spacing w:after="100" w:line="240" w:lineRule="auto"/>
-        <w:jc w:val="left"/>
-        <w:pBdr>
-          <w:bottom w:val="single" w:sz="12" w:space="4" w:color="1E3A8A"/>
-        </w:pBdr>
-      </w:pPr>
-      <w:r>
-        <w:rPr>
-          <w:rFonts w:ascii="SimHei" w:hAnsi="SimHei" w:eastAsia="SimHei"/>
-          <w:sz w:val="28"/>
-          <w:szCs w:val="28"/>
-          <w:color w:val="0F172A"/>
-          <w:b/>
-        </w:rPr>
-        <w:t>九、开源工程仓库与在线交互报告</w:t>
-      </w:r>
-    </w:p>
-    <w:p>
-      <w:pPr>
-        <w:spacing w:after="40" w:line="240" w:lineRule="auto"/>
-        <w:jc w:val="left"/>
-        <w:ind w:firstLineChars="200" w:firstLine="420"/>
-      </w:pPr>
-      <w:r>
-        <w:rPr>
-          <w:rFonts w:ascii="Times New Roman" w:hAnsi="Times New Roman" w:eastAsia="SimSun"/>
-          <w:sz w:val="19"/>
-          <w:szCs w:val="19"/>
-        </w:rPr>
-        <w:t>为方便老师全方位审阅本次课程设计的完整实现、交互式检视 100 组超参数消融曲线并查验算法源代码，我已将全部源码、原始实验数据包及说明文档开源托管至 GitHub，并搭建了无依赖的 GitHub Pages 在线静态网站：</w:t>
-      </w:r>
-    </w:p>
-    <w:p>
-      <w:pPr>
-        <w:spacing w:after="20" w:line="240" w:lineRule="auto"/>
-        <w:jc w:val="center"/>
-      </w:pPr>
-      <w:r>
-        <w:rPr>
-          <w:rFonts w:ascii="Times New Roman" w:hAnsi="Times New Roman" w:eastAsia="SimSun"/>
-          <w:sz w:val="20"/>
-          <w:szCs w:val="20"/>
-        </w:rPr>
-        <w:t/>
         <w:drawing>
           <wp:inline distT="0" distB="0" distL="0" distR="0">
-            <wp:extent cx="5842000" cy="3397757"/>
+            <wp:extent cx="5842000" cy="3397250"/>
+            <wp:effectExtent l="0" t="0" r="10160" b="1270"/>
             <wp:docPr id="108" name="editorial_report_showcase.png"/>
-            <a:graphic>
+            <wp:cNvGraphicFramePr/>
+            <a:graphic xmlns:a="http://schemas.openxmlformats.org/drawingml/2006/main">
               <a:graphicData uri="http://schemas.openxmlformats.org/drawingml/2006/picture">
-                <pic:pic>
+                <pic:pic xmlns:pic="http://schemas.openxmlformats.org/drawingml/2006/picture">
                   <pic:nvPicPr>
-                    <pic:cNvPr id="0" name="editorial_report_showcase.png"/>
+                    <pic:cNvPr id="108" name="editorial_report_showcase.png"/>
                     <pic:cNvPicPr/>
                   </pic:nvPicPr>
                   <pic:blipFill>
-                    <a:blip r:embed="rId13"/>
+                    <a:blip r:embed="rId17"/>
                     <a:stretch>
                       <a:fillRect/>
                     </a:stretch>
@@ -6334,7 +7719,7 @@
       </w:pPr>
       <w:r>
         <w:rPr>
-          <w:rFonts w:ascii="Times New Roman" w:hAnsi="Times New Roman" w:eastAsia="SimSun"/>
+          <w:rFonts w:ascii="Times New Roman" w:hAnsi="Times New Roman" w:eastAsia="宋体"/>
           <w:sz w:val="17"/>
           <w:szCs w:val="17"/>
         </w:rPr>
@@ -6343,17 +7728,46 @@
     </w:p>
     <w:tbl>
       <w:tblPr>
+        <w:tblStyle w:val="4"/>
         <w:tblW w:w="8300" w:type="dxa"/>
+        <w:tblInd w:w="0" w:type="dxa"/>
         <w:tblBorders>
-          <w:top w:val="none"/>
-          <w:bottom w:val="none"/>
-          <w:left w:val="none"/>
-          <w:right w:val="none"/>
-          <w:insideH w:val="none"/>
-          <w:insideV w:val="none"/>
+          <w:top w:val="none" w:color="auto" w:sz="0" w:space="0"/>
+          <w:left w:val="none" w:color="auto" w:sz="0" w:space="0"/>
+          <w:bottom w:val="none" w:color="auto" w:sz="0" w:space="0"/>
+          <w:right w:val="none" w:color="auto" w:sz="0" w:space="0"/>
+          <w:insideH w:val="none" w:color="auto" w:sz="0" w:space="0"/>
+          <w:insideV w:val="none" w:color="auto" w:sz="0" w:space="0"/>
         </w:tblBorders>
+        <w:tblLayout w:type="autofit"/>
+        <w:tblCellMar>
+          <w:top w:w="0" w:type="dxa"/>
+          <w:left w:w="108" w:type="dxa"/>
+          <w:bottom w:w="0" w:type="dxa"/>
+          <w:right w:w="108" w:type="dxa"/>
+        </w:tblCellMar>
       </w:tblPr>
+      <w:tblGrid>
+        <w:gridCol w:w="6100"/>
+        <w:gridCol w:w="2200"/>
+      </w:tblGrid>
       <w:tr>
+        <w:tblPrEx>
+          <w:tblBorders>
+            <w:top w:val="none" w:color="auto" w:sz="0" w:space="0"/>
+            <w:left w:val="none" w:color="auto" w:sz="0" w:space="0"/>
+            <w:bottom w:val="none" w:color="auto" w:sz="0" w:space="0"/>
+            <w:right w:val="none" w:color="auto" w:sz="0" w:space="0"/>
+            <w:insideH w:val="none" w:color="auto" w:sz="0" w:space="0"/>
+            <w:insideV w:val="none" w:color="auto" w:sz="0" w:space="0"/>
+          </w:tblBorders>
+          <w:tblCellMar>
+            <w:top w:w="0" w:type="dxa"/>
+            <w:left w:w="108" w:type="dxa"/>
+            <w:bottom w:w="0" w:type="dxa"/>
+            <w:right w:w="108" w:type="dxa"/>
+          </w:tblCellMar>
+        </w:tblPrEx>
         <w:tc>
           <w:tcPr>
             <w:tcW w:w="6100" w:type="dxa"/>
@@ -6408,16 +7822,18 @@
               <w:drawing>
                 <wp:inline distT="0" distB="0" distL="0" distR="0">
                   <wp:extent cx="1079500" cy="1079500"/>
+                  <wp:effectExtent l="0" t="0" r="2540" b="2540"/>
                   <wp:docPr id="109" name="website_qr.png"/>
-                  <a:graphic>
+                  <wp:cNvGraphicFramePr/>
+                  <a:graphic xmlns:a="http://schemas.openxmlformats.org/drawingml/2006/main">
                     <a:graphicData uri="http://schemas.openxmlformats.org/drawingml/2006/picture">
-                      <pic:pic>
+                      <pic:pic xmlns:pic="http://schemas.openxmlformats.org/drawingml/2006/picture">
                         <pic:nvPicPr>
-                          <pic:cNvPr id="0" name="website_qr.png"/>
+                          <pic:cNvPr id="109" name="website_qr.png"/>
                           <pic:cNvPicPr/>
                         </pic:nvPicPr>
                         <pic:blipFill>
-                          <a:blip r:embed="rId14"/>
+                          <a:blip r:embed="rId18"/>
                           <a:stretch>
                             <a:fillRect/>
                           </a:stretch>
@@ -6452,7 +7868,9 @@
         </w:tc>
       </w:tr>
     </w:tbl>
+    <w:p/>
     <w:sectPr>
+      <w:footerReference r:id="rId7" w:type="default"/>
       <w:pgSz w:w="11906" w:h="16838"/>
       <w:pgMar w:top="1440" w:right="1800" w:bottom="1440" w:left="1800" w:header="851" w:footer="992" w:gutter="0"/>
       <w:cols w:space="425" w:num="1"/>
@@ -6460,6 +7878,118 @@
     </w:sectPr>
   </w:body>
 </w:document>
+</file>
+
+<file path=word/footer1.xml><?xml version="1.0" encoding="utf-8"?>
+<w:ftr xmlns:wpc="http://schemas.microsoft.com/office/word/2010/wordprocessingCanvas" xmlns:mc="http://schemas.openxmlformats.org/markup-compatibility/2006" xmlns:o="urn:schemas-microsoft-com:office:office" xmlns:r="http://schemas.openxmlformats.org/officeDocument/2006/relationships" xmlns:m="http://schemas.openxmlformats.org/officeDocument/2006/math" xmlns:v="urn:schemas-microsoft-com:vml" xmlns:wp14="http://schemas.microsoft.com/office/word/2010/wordprocessingDrawing" xmlns:wp="http://schemas.openxmlformats.org/drawingml/2006/wordprocessingDrawing" xmlns:w10="urn:schemas-microsoft-com:office:word" xmlns:w="http://schemas.openxmlformats.org/wordprocessingml/2006/main" xmlns:w14="http://schemas.microsoft.com/office/word/2010/wordml" xmlns:w15="http://schemas.microsoft.com/office/word/2012/wordml" xmlns:wpg="http://schemas.microsoft.com/office/word/2010/wordprocessingGroup" xmlns:wpi="http://schemas.microsoft.com/office/word/2010/wordprocessingInk" xmlns:wne="http://schemas.microsoft.com/office/word/2006/wordml" xmlns:wps="http://schemas.microsoft.com/office/word/2010/wordprocessingShape" xmlns:wpsCustomData="http://www.wps.cn/officeDocument/2013/wpsCustomData" mc:Ignorable="w14 w15 wp14">
+  <w:p>
+    <w:pPr>
+      <w:pStyle w:val="2"/>
+      <w:rPr>
+        <w:rFonts w:hint="eastAsia" w:eastAsiaTheme="minorEastAsia"/>
+        <w:lang w:eastAsia="zh-CN"/>
+      </w:rPr>
+    </w:pPr>
+  </w:p>
+</w:ftr>
+</file>
+
+<file path=word/footer2.xml><?xml version="1.0" encoding="utf-8"?>
+<w:ftr xmlns:wpc="http://schemas.microsoft.com/office/word/2010/wordprocessingCanvas" xmlns:mc="http://schemas.openxmlformats.org/markup-compatibility/2006" xmlns:o="urn:schemas-microsoft-com:office:office" xmlns:r="http://schemas.openxmlformats.org/officeDocument/2006/relationships" xmlns:m="http://schemas.openxmlformats.org/officeDocument/2006/math" xmlns:v="urn:schemas-microsoft-com:vml" xmlns:wp14="http://schemas.microsoft.com/office/word/2010/wordprocessingDrawing" xmlns:wp="http://schemas.openxmlformats.org/drawingml/2006/wordprocessingDrawing" xmlns:w10="urn:schemas-microsoft-com:office:word" xmlns:w="http://schemas.openxmlformats.org/wordprocessingml/2006/main" xmlns:w14="http://schemas.microsoft.com/office/word/2010/wordml" xmlns:w15="http://schemas.microsoft.com/office/word/2012/wordml" xmlns:wpg="http://schemas.microsoft.com/office/word/2010/wordprocessingGroup" xmlns:wpi="http://schemas.microsoft.com/office/word/2010/wordprocessingInk" xmlns:wne="http://schemas.microsoft.com/office/word/2006/wordml" xmlns:wps="http://schemas.microsoft.com/office/word/2010/wordprocessingShape" xmlns:wpsCustomData="http://www.wps.cn/officeDocument/2013/wpsCustomData" mc:Ignorable="w14 w15 wp14">
+  <w:p>
+    <w:pPr>
+      <w:pStyle w:val="2"/>
+      <w:rPr>
+        <w:rFonts w:hint="eastAsia" w:eastAsiaTheme="minorEastAsia"/>
+        <w:lang w:eastAsia="zh-CN"/>
+      </w:rPr>
+    </w:pPr>
+  </w:p>
+</w:ftr>
+</file>
+
+<file path=word/footer3.xml><?xml version="1.0" encoding="utf-8"?>
+<w:ftr xmlns:wpc="http://schemas.microsoft.com/office/word/2010/wordprocessingCanvas" xmlns:mc="http://schemas.openxmlformats.org/markup-compatibility/2006" xmlns:o="urn:schemas-microsoft-com:office:office" xmlns:r="http://schemas.openxmlformats.org/officeDocument/2006/relationships" xmlns:m="http://schemas.openxmlformats.org/officeDocument/2006/math" xmlns:v="urn:schemas-microsoft-com:vml" xmlns:wp14="http://schemas.microsoft.com/office/word/2010/wordprocessingDrawing" xmlns:wp="http://schemas.openxmlformats.org/drawingml/2006/wordprocessingDrawing" xmlns:w10="urn:schemas-microsoft-com:office:word" xmlns:w="http://schemas.openxmlformats.org/wordprocessingml/2006/main" xmlns:w14="http://schemas.microsoft.com/office/word/2010/wordml" xmlns:w15="http://schemas.microsoft.com/office/word/2012/wordml" xmlns:wpg="http://schemas.microsoft.com/office/word/2010/wordprocessingGroup" xmlns:wpi="http://schemas.microsoft.com/office/word/2010/wordprocessingInk" xmlns:wne="http://schemas.microsoft.com/office/word/2006/wordml" xmlns:wps="http://schemas.microsoft.com/office/word/2010/wordprocessingShape" xmlns:wpsCustomData="http://www.wps.cn/officeDocument/2013/wpsCustomData" mc:Ignorable="w14 w15 wp14">
+  <w:p>
+    <w:pPr>
+      <w:pStyle w:val="2"/>
+      <w:jc w:val="center"/>
+      <w:rPr>
+        <w:rFonts w:hint="eastAsia" w:eastAsiaTheme="minorEastAsia"/>
+        <w:lang w:eastAsia="zh-CN"/>
+      </w:rPr>
+    </w:pPr>
+    <w:r>
+      <w:rPr>
+        <w:rFonts w:hint="eastAsia"/>
+        <w:lang w:eastAsia="zh-CN"/>
+      </w:rPr>
+      <w:t xml:space="preserve">- </w:t>
+    </w:r>
+    <w:r>
+      <w:rPr>
+        <w:rFonts w:hint="eastAsia"/>
+        <w:lang w:eastAsia="zh-CN"/>
+      </w:rPr>
+      <w:fldChar w:fldCharType="begin"/>
+    </w:r>
+    <w:r>
+      <w:rPr>
+        <w:rFonts w:hint="eastAsia"/>
+        <w:lang w:eastAsia="zh-CN"/>
+      </w:rPr>
+      <w:instrText xml:space="preserve"> PAGE  \* MERGEFORMAT </w:instrText>
+    </w:r>
+    <w:r>
+      <w:rPr>
+        <w:rFonts w:hint="eastAsia"/>
+        <w:lang w:eastAsia="zh-CN"/>
+      </w:rPr>
+      <w:fldChar w:fldCharType="separate"/>
+    </w:r>
+    <w:r>
+      <w:rPr>
+        <w:rFonts w:hint="eastAsia"/>
+        <w:lang w:eastAsia="zh-CN"/>
+      </w:rPr>
+      <w:t>2</w:t>
+    </w:r>
+    <w:r>
+      <w:rPr>
+        <w:rFonts w:hint="eastAsia"/>
+        <w:lang w:eastAsia="zh-CN"/>
+      </w:rPr>
+      <w:fldChar w:fldCharType="end"/>
+    </w:r>
+    <w:r>
+      <w:rPr>
+        <w:rFonts w:hint="eastAsia"/>
+        <w:lang w:eastAsia="zh-CN"/>
+      </w:rPr>
+      <w:t xml:space="preserve"> -</w:t>
+    </w:r>
+  </w:p>
+</w:ftr>
+</file>
+
+<file path=word/header1.xml><?xml version="1.0" encoding="utf-8"?>
+<w:hdr xmlns:wpc="http://schemas.microsoft.com/office/word/2010/wordprocessingCanvas" xmlns:mc="http://schemas.openxmlformats.org/markup-compatibility/2006" xmlns:o="urn:schemas-microsoft-com:office:office" xmlns:r="http://schemas.openxmlformats.org/officeDocument/2006/relationships" xmlns:m="http://schemas.openxmlformats.org/officeDocument/2006/math" xmlns:v="urn:schemas-microsoft-com:vml" xmlns:wp14="http://schemas.microsoft.com/office/word/2010/wordprocessingDrawing" xmlns:wp="http://schemas.openxmlformats.org/drawingml/2006/wordprocessingDrawing" xmlns:w10="urn:schemas-microsoft-com:office:word" xmlns:w="http://schemas.openxmlformats.org/wordprocessingml/2006/main" xmlns:w14="http://schemas.microsoft.com/office/word/2010/wordml" xmlns:w15="http://schemas.microsoft.com/office/word/2012/wordml" xmlns:wpg="http://schemas.microsoft.com/office/word/2010/wordprocessingGroup" xmlns:wpi="http://schemas.microsoft.com/office/word/2010/wordprocessingInk" xmlns:wne="http://schemas.microsoft.com/office/word/2006/wordml" xmlns:wps="http://schemas.microsoft.com/office/word/2010/wordprocessingShape" xmlns:wpsCustomData="http://www.wps.cn/officeDocument/2013/wpsCustomData" mc:Ignorable="w14 w15 wp14">
+  <w:p>
+    <w:pPr>
+      <w:pStyle w:val="3"/>
+    </w:pPr>
+  </w:p>
+</w:hdr>
+</file>
+
+<file path=word/header2.xml><?xml version="1.0" encoding="utf-8"?>
+<w:hdr xmlns:wpc="http://schemas.microsoft.com/office/word/2010/wordprocessingCanvas" xmlns:mc="http://schemas.openxmlformats.org/markup-compatibility/2006" xmlns:o="urn:schemas-microsoft-com:office:office" xmlns:r="http://schemas.openxmlformats.org/officeDocument/2006/relationships" xmlns:m="http://schemas.openxmlformats.org/officeDocument/2006/math" xmlns:v="urn:schemas-microsoft-com:vml" xmlns:wp14="http://schemas.microsoft.com/office/word/2010/wordprocessingDrawing" xmlns:wp="http://schemas.openxmlformats.org/drawingml/2006/wordprocessingDrawing" xmlns:w10="urn:schemas-microsoft-com:office:word" xmlns:w="http://schemas.openxmlformats.org/wordprocessingml/2006/main" xmlns:w14="http://schemas.microsoft.com/office/word/2010/wordml" xmlns:w15="http://schemas.microsoft.com/office/word/2012/wordml" xmlns:wpg="http://schemas.microsoft.com/office/word/2010/wordprocessingGroup" xmlns:wpi="http://schemas.microsoft.com/office/word/2010/wordprocessingInk" xmlns:wne="http://schemas.microsoft.com/office/word/2006/wordml" xmlns:wps="http://schemas.microsoft.com/office/word/2010/wordprocessingShape" xmlns:wpsCustomData="http://www.wps.cn/officeDocument/2013/wpsCustomData" mc:Ignorable="w14 w15 wp14">
+  <w:p>
+    <w:pPr>
+      <w:pStyle w:val="3"/>
+    </w:pPr>
+  </w:p>
+</w:hdr>
 </file>
 
 <file path=word/styles.xml><?xml version="1.0" encoding="utf-8"?>
@@ -6739,12 +8269,12 @@
       <w14:ligatures w14:val="standardContextual"/>
     </w:rPr>
   </w:style>
-  <w:style w:type="character" w:default="1" w:styleId="4">
+  <w:style w:type="character" w:default="1" w:styleId="6">
     <w:name w:val="Default Paragraph Font"/>
     <w:semiHidden/>
     <w:uiPriority w:val="0"/>
   </w:style>
-  <w:style w:type="table" w:default="1" w:styleId="2">
+  <w:style w:type="table" w:default="1" w:styleId="4">
     <w:name w:val="Normal Table"/>
     <w:semiHidden/>
     <w:uiPriority w:val="0"/>
@@ -6757,9 +8287,49 @@
       </w:tblCellMar>
     </w:tblPr>
   </w:style>
-  <w:style w:type="table" w:styleId="3">
+  <w:style w:type="paragraph" w:styleId="2">
+    <w:name w:val="footer"/>
+    <w:basedOn w:val="1"/>
+    <w:uiPriority w:val="0"/>
+    <w:pPr>
+      <w:tabs>
+        <w:tab w:val="center" w:pos="4153"/>
+        <w:tab w:val="right" w:pos="8306"/>
+      </w:tabs>
+      <w:snapToGrid w:val="0"/>
+      <w:jc w:val="left"/>
+    </w:pPr>
+    <w:rPr>
+      <w:sz w:val="18"/>
+    </w:rPr>
+  </w:style>
+  <w:style w:type="paragraph" w:styleId="3">
+    <w:name w:val="header"/>
+    <w:basedOn w:val="1"/>
+    <w:uiPriority w:val="0"/>
+    <w:pPr>
+      <w:pBdr>
+        <w:top w:val="none" w:color="auto" w:sz="0" w:space="1"/>
+        <w:left w:val="none" w:color="auto" w:sz="0" w:space="4"/>
+        <w:bottom w:val="none" w:color="auto" w:sz="0" w:space="1"/>
+        <w:right w:val="none" w:color="auto" w:sz="0" w:space="4"/>
+      </w:pBdr>
+      <w:tabs>
+        <w:tab w:val="center" w:pos="4153"/>
+        <w:tab w:val="right" w:pos="8306"/>
+      </w:tabs>
+      <w:snapToGrid w:val="0"/>
+      <w:spacing w:line="240" w:lineRule="auto"/>
+      <w:jc w:val="both"/>
+      <w:outlineLvl w:val="9"/>
+    </w:pPr>
+    <w:rPr>
+      <w:sz w:val="18"/>
+    </w:rPr>
+  </w:style>
+  <w:style w:type="table" w:styleId="5">
     <w:name w:val="Table Grid"/>
-    <w:basedOn w:val="2"/>
+    <w:basedOn w:val="4"/>
     <w:qFormat/>
     <w:uiPriority w:val="0"/>
     <w:rPr>

--- a/MNIST_kNN_设计报告_最终提交版.docx
+++ b/MNIST_kNN_设计报告_最终提交版.docx
@@ -1166,6 +1166,697 @@
     <w:p/>
     <w:p>
       <w:pPr>
+        <w:spacing w:after="160" w:line="240" w:lineRule="auto"/>
+        <w:jc w:val="center"/>
+      </w:pPr>
+      <w:r>
+        <w:rPr>
+          <w:rFonts w:ascii="黑体" w:hAnsi="黑体" w:eastAsia="黑体"/>
+          <w:b/>
+          <w:color w:val="0F172A"/>
+          <w:sz w:val="32"/>
+          <w:szCs w:val="32"/>
+        </w:rPr>
+        <w:t>目    录</w:t>
+      </w:r>
+    </w:p>
+    <w:p>
+      <w:pPr>
+        <w:tabs>
+          <w:tab w:val="right" w:leader="dot" w:pos="8300"/>
+        </w:tabs>
+        <w:spacing w:before="40" w:after="50" w:line="230" w:lineRule="auto"/>
+      </w:pPr>
+      <w:r>
+        <w:rPr>
+          <w:rFonts w:ascii="黑体" w:hAnsi="黑体" w:eastAsia="黑体"/>
+          <w:b/>
+          <w:color w:val="0F172A"/>
+          <w:sz w:val="20"/>
+        </w:rPr>
+        <w:t>一、摘要与核心算法数学契约</w:t>
+      </w:r>
+      <w:r>
+        <w:tab/>
+      </w:r>
+      <w:r>
+        <w:rPr>
+          <w:rFonts w:ascii="Times New Roman" w:hAnsi="Times New Roman" w:eastAsia="Times New Roman"/>
+          <w:b/>
+          <w:sz w:val="20"/>
+        </w:rPr>
+        <w:t>3</w:t>
+      </w:r>
+    </w:p>
+    <w:p>
+      <w:pPr>
+        <w:tabs>
+          <w:tab w:val="right" w:leader="dot" w:pos="8300"/>
+        </w:tabs>
+        <w:spacing w:before="0" w:after="30" w:line="230" w:lineRule="auto"/>
+      </w:pPr>
+      <w:r>
+        <w:rPr>
+          <w:rFonts w:ascii="Times New Roman" w:hAnsi="Times New Roman" w:eastAsia="宋体"/>
+          <w:sz w:val="18"/>
+        </w:rPr>
+        <w:t>1.1 核心算法设计与数学契约</w:t>
+      </w:r>
+      <w:r>
+        <w:tab/>
+      </w:r>
+      <w:r>
+        <w:rPr>
+          <w:rFonts w:ascii="Times New Roman" w:hAnsi="Times New Roman" w:eastAsia="Times New Roman"/>
+          <w:sz w:val="18"/>
+        </w:rPr>
+        <w:t>3</w:t>
+      </w:r>
+    </w:p>
+    <w:p>
+      <w:pPr>
+        <w:tabs>
+          <w:tab w:val="right" w:leader="dot" w:pos="8300"/>
+        </w:tabs>
+        <w:spacing w:before="40" w:after="50" w:line="230" w:lineRule="auto"/>
+      </w:pPr>
+      <w:r>
+        <w:rPr>
+          <w:rFonts w:ascii="黑体" w:hAnsi="黑体" w:eastAsia="黑体"/>
+          <w:b/>
+          <w:color w:val="0F172A"/>
+          <w:sz w:val="20"/>
+        </w:rPr>
+        <w:t>二、数据集划分、实验环境与评价体系</w:t>
+      </w:r>
+      <w:r>
+        <w:tab/>
+      </w:r>
+      <w:r>
+        <w:rPr>
+          <w:rFonts w:ascii="Times New Roman" w:hAnsi="Times New Roman" w:eastAsia="Times New Roman"/>
+          <w:b/>
+          <w:sz w:val="20"/>
+        </w:rPr>
+        <w:t>4</w:t>
+      </w:r>
+    </w:p>
+    <w:p>
+      <w:pPr>
+        <w:tabs>
+          <w:tab w:val="right" w:leader="dot" w:pos="8300"/>
+        </w:tabs>
+        <w:spacing w:before="0" w:after="30" w:line="230" w:lineRule="auto"/>
+      </w:pPr>
+      <w:r>
+        <w:rPr>
+          <w:rFonts w:ascii="Times New Roman" w:hAnsi="Times New Roman" w:eastAsia="宋体"/>
+          <w:sz w:val="18"/>
+        </w:rPr>
+        <w:t>2.1 严谨的三阶段子集划分（避免数据泄漏）</w:t>
+      </w:r>
+      <w:r>
+        <w:tab/>
+      </w:r>
+      <w:r>
+        <w:rPr>
+          <w:rFonts w:ascii="Times New Roman" w:hAnsi="Times New Roman" w:eastAsia="Times New Roman"/>
+          <w:sz w:val="18"/>
+        </w:rPr>
+        <w:t>4</w:t>
+      </w:r>
+    </w:p>
+    <w:p>
+      <w:pPr>
+        <w:tabs>
+          <w:tab w:val="right" w:leader="dot" w:pos="8300"/>
+        </w:tabs>
+        <w:spacing w:before="0" w:after="30" w:line="230" w:lineRule="auto"/>
+      </w:pPr>
+      <w:r>
+        <w:rPr>
+          <w:rFonts w:ascii="Times New Roman" w:hAnsi="Times New Roman" w:eastAsia="宋体"/>
+          <w:sz w:val="18"/>
+        </w:rPr>
+        <w:t>2.2 软硬件运行环境与依赖</w:t>
+      </w:r>
+      <w:r>
+        <w:tab/>
+      </w:r>
+      <w:r>
+        <w:rPr>
+          <w:rFonts w:ascii="Times New Roman" w:hAnsi="Times New Roman" w:eastAsia="Times New Roman"/>
+          <w:sz w:val="18"/>
+        </w:rPr>
+        <w:t>4</w:t>
+      </w:r>
+    </w:p>
+    <w:p>
+      <w:pPr>
+        <w:tabs>
+          <w:tab w:val="right" w:leader="dot" w:pos="8300"/>
+        </w:tabs>
+        <w:spacing w:before="0" w:after="30" w:line="230" w:lineRule="auto"/>
+      </w:pPr>
+      <w:r>
+        <w:rPr>
+          <w:rFonts w:ascii="Times New Roman" w:hAnsi="Times New Roman" w:eastAsia="宋体"/>
+          <w:sz w:val="18"/>
+        </w:rPr>
+        <w:t>2.3 多维客观评价指标体系</w:t>
+      </w:r>
+      <w:r>
+        <w:tab/>
+      </w:r>
+      <w:r>
+        <w:rPr>
+          <w:rFonts w:ascii="Times New Roman" w:hAnsi="Times New Roman" w:eastAsia="Times New Roman"/>
+          <w:sz w:val="18"/>
+        </w:rPr>
+        <w:t>4</w:t>
+      </w:r>
+    </w:p>
+    <w:p>
+      <w:pPr>
+        <w:tabs>
+          <w:tab w:val="right" w:leader="dot" w:pos="8300"/>
+        </w:tabs>
+        <w:spacing w:before="40" w:after="50" w:line="230" w:lineRule="auto"/>
+      </w:pPr>
+      <w:r>
+        <w:rPr>
+          <w:rFonts w:ascii="黑体" w:hAnsi="黑体" w:eastAsia="黑体"/>
+          <w:b/>
+          <w:color w:val="0F172A"/>
+          <w:sz w:val="20"/>
+        </w:rPr>
+        <w:t>三、分批向量化 kNN 实现与微基准效率分析</w:t>
+      </w:r>
+      <w:r>
+        <w:tab/>
+      </w:r>
+      <w:r>
+        <w:rPr>
+          <w:rFonts w:ascii="Times New Roman" w:hAnsi="Times New Roman" w:eastAsia="Times New Roman"/>
+          <w:b/>
+          <w:sz w:val="20"/>
+        </w:rPr>
+        <w:t>5</w:t>
+      </w:r>
+    </w:p>
+    <w:p>
+      <w:pPr>
+        <w:tabs>
+          <w:tab w:val="right" w:leader="dot" w:pos="8300"/>
+        </w:tabs>
+        <w:spacing w:before="0" w:after="30" w:line="230" w:lineRule="auto"/>
+      </w:pPr>
+      <w:r>
+        <w:rPr>
+          <w:rFonts w:ascii="Times New Roman" w:hAnsi="Times New Roman" w:eastAsia="宋体"/>
+          <w:sz w:val="18"/>
+        </w:rPr>
+        <w:t>3.1 核心算法实现摘录（core.py）</w:t>
+      </w:r>
+      <w:r>
+        <w:tab/>
+      </w:r>
+      <w:r>
+        <w:rPr>
+          <w:rFonts w:ascii="Times New Roman" w:hAnsi="Times New Roman" w:eastAsia="Times New Roman"/>
+          <w:sz w:val="18"/>
+        </w:rPr>
+        <w:t>5</w:t>
+      </w:r>
+    </w:p>
+    <w:p>
+      <w:pPr>
+        <w:tabs>
+          <w:tab w:val="right" w:leader="dot" w:pos="8300"/>
+        </w:tabs>
+        <w:spacing w:before="0" w:after="30" w:line="230" w:lineRule="auto"/>
+      </w:pPr>
+      <w:r>
+        <w:rPr>
+          <w:rFonts w:ascii="Times New Roman" w:hAnsi="Times New Roman" w:eastAsia="宋体"/>
+          <w:sz w:val="18"/>
+        </w:rPr>
+        <w:t>3.2 距离计算微基准对比与加速分析</w:t>
+      </w:r>
+      <w:r>
+        <w:tab/>
+      </w:r>
+      <w:r>
+        <w:rPr>
+          <w:rFonts w:ascii="Times New Roman" w:hAnsi="Times New Roman" w:eastAsia="Times New Roman"/>
+          <w:sz w:val="18"/>
+        </w:rPr>
+        <w:t>5</w:t>
+      </w:r>
+    </w:p>
+    <w:p>
+      <w:pPr>
+        <w:tabs>
+          <w:tab w:val="right" w:leader="dot" w:pos="8300"/>
+        </w:tabs>
+        <w:spacing w:before="0" w:after="30" w:line="230" w:lineRule="auto"/>
+      </w:pPr>
+      <w:r>
+        <w:rPr>
+          <w:rFonts w:ascii="Times New Roman" w:hAnsi="Times New Roman" w:eastAsia="宋体"/>
+          <w:sz w:val="18"/>
+        </w:rPr>
+        <w:t>3.3 与 scikit-learn 交叉验证对照</w:t>
+      </w:r>
+      <w:r>
+        <w:tab/>
+      </w:r>
+      <w:r>
+        <w:rPr>
+          <w:rFonts w:ascii="Times New Roman" w:hAnsi="Times New Roman" w:eastAsia="Times New Roman"/>
+          <w:sz w:val="18"/>
+        </w:rPr>
+        <w:t>5</w:t>
+      </w:r>
+    </w:p>
+    <w:p>
+      <w:pPr>
+        <w:tabs>
+          <w:tab w:val="right" w:leader="dot" w:pos="8300"/>
+        </w:tabs>
+        <w:spacing w:before="40" w:after="50" w:line="230" w:lineRule="auto"/>
+      </w:pPr>
+      <w:r>
+        <w:rPr>
+          <w:rFonts w:ascii="黑体" w:hAnsi="黑体" w:eastAsia="黑体"/>
+          <w:b/>
+          <w:color w:val="0F172A"/>
+          <w:sz w:val="20"/>
+        </w:rPr>
+        <w:t>四、100 组网格搜索：超参数 k 与特征表现规律</w:t>
+      </w:r>
+      <w:r>
+        <w:tab/>
+      </w:r>
+      <w:r>
+        <w:rPr>
+          <w:rFonts w:ascii="Times New Roman" w:hAnsi="Times New Roman" w:eastAsia="Times New Roman"/>
+          <w:b/>
+          <w:sz w:val="20"/>
+        </w:rPr>
+        <w:t>6</w:t>
+      </w:r>
+    </w:p>
+    <w:p>
+      <w:pPr>
+        <w:tabs>
+          <w:tab w:val="right" w:leader="dot" w:pos="8300"/>
+        </w:tabs>
+        <w:spacing w:before="0" w:after="30" w:line="230" w:lineRule="auto"/>
+      </w:pPr>
+      <w:r>
+        <w:rPr>
+          <w:rFonts w:ascii="Times New Roman" w:hAnsi="Times New Roman" w:eastAsia="宋体"/>
+          <w:sz w:val="18"/>
+        </w:rPr>
+        <w:t>4.1 典型配置验证准确率对比</w:t>
+      </w:r>
+      <w:r>
+        <w:tab/>
+      </w:r>
+      <w:r>
+        <w:rPr>
+          <w:rFonts w:ascii="Times New Roman" w:hAnsi="Times New Roman" w:eastAsia="Times New Roman"/>
+          <w:sz w:val="18"/>
+        </w:rPr>
+        <w:t>6</w:t>
+      </w:r>
+    </w:p>
+    <w:p>
+      <w:pPr>
+        <w:tabs>
+          <w:tab w:val="right" w:leader="dot" w:pos="8300"/>
+        </w:tabs>
+        <w:spacing w:before="0" w:after="30" w:line="230" w:lineRule="auto"/>
+      </w:pPr>
+      <w:r>
+        <w:rPr>
+          <w:rFonts w:ascii="Times New Roman" w:hAnsi="Times New Roman" w:eastAsia="宋体"/>
+          <w:sz w:val="18"/>
+        </w:rPr>
+        <w:t>4.2 超参数敏感度与消融分析</w:t>
+      </w:r>
+      <w:r>
+        <w:tab/>
+      </w:r>
+      <w:r>
+        <w:rPr>
+          <w:rFonts w:ascii="Times New Roman" w:hAnsi="Times New Roman" w:eastAsia="Times New Roman"/>
+          <w:sz w:val="18"/>
+        </w:rPr>
+        <w:t>6</w:t>
+      </w:r>
+    </w:p>
+    <w:p>
+      <w:pPr>
+        <w:tabs>
+          <w:tab w:val="right" w:leader="dot" w:pos="8300"/>
+        </w:tabs>
+        <w:spacing w:before="40" w:after="50" w:line="230" w:lineRule="auto"/>
+      </w:pPr>
+      <w:r>
+        <w:rPr>
+          <w:rFonts w:ascii="黑体" w:hAnsi="黑体" w:eastAsia="黑体"/>
+          <w:b/>
+          <w:color w:val="0F172A"/>
+          <w:sz w:val="20"/>
+        </w:rPr>
+        <w:t>五、图像特征探索：SVD PCA 降维与局部梯度 HOG</w:t>
+      </w:r>
+      <w:r>
+        <w:tab/>
+      </w:r>
+      <w:r>
+        <w:rPr>
+          <w:rFonts w:ascii="Times New Roman" w:hAnsi="Times New Roman" w:eastAsia="Times New Roman"/>
+          <w:b/>
+          <w:sz w:val="20"/>
+        </w:rPr>
+        <w:t>7</w:t>
+      </w:r>
+    </w:p>
+    <w:p>
+      <w:pPr>
+        <w:tabs>
+          <w:tab w:val="right" w:leader="dot" w:pos="8300"/>
+        </w:tabs>
+        <w:spacing w:before="0" w:after="30" w:line="230" w:lineRule="auto"/>
+      </w:pPr>
+      <w:r>
+        <w:rPr>
+          <w:rFonts w:ascii="Times New Roman" w:hAnsi="Times New Roman" w:eastAsia="宋体"/>
+          <w:sz w:val="18"/>
+        </w:rPr>
+        <w:t>5.1 五种特征提取方案验证表现对比</w:t>
+      </w:r>
+      <w:r>
+        <w:tab/>
+      </w:r>
+      <w:r>
+        <w:rPr>
+          <w:rFonts w:ascii="Times New Roman" w:hAnsi="Times New Roman" w:eastAsia="Times New Roman"/>
+          <w:sz w:val="18"/>
+        </w:rPr>
+        <w:t>7</w:t>
+      </w:r>
+    </w:p>
+    <w:p>
+      <w:pPr>
+        <w:tabs>
+          <w:tab w:val="right" w:leader="dot" w:pos="8300"/>
+        </w:tabs>
+        <w:spacing w:before="0" w:after="30" w:line="230" w:lineRule="auto"/>
+      </w:pPr>
+      <w:r>
+        <w:rPr>
+          <w:rFonts w:ascii="Times New Roman" w:hAnsi="Times New Roman" w:eastAsia="宋体"/>
+          <w:sz w:val="18"/>
+        </w:rPr>
+        <w:t>5.2 特征表征能力与计算复杂度权衡</w:t>
+      </w:r>
+      <w:r>
+        <w:tab/>
+      </w:r>
+      <w:r>
+        <w:rPr>
+          <w:rFonts w:ascii="Times New Roman" w:hAnsi="Times New Roman" w:eastAsia="Times New Roman"/>
+          <w:sz w:val="18"/>
+        </w:rPr>
+        <w:t>7</w:t>
+      </w:r>
+    </w:p>
+    <w:p>
+      <w:pPr>
+        <w:tabs>
+          <w:tab w:val="right" w:leader="dot" w:pos="8300"/>
+        </w:tabs>
+        <w:spacing w:before="40" w:after="50" w:line="230" w:lineRule="auto"/>
+      </w:pPr>
+      <w:r>
+        <w:rPr>
+          <w:rFonts w:ascii="黑体" w:hAnsi="黑体" w:eastAsia="黑体"/>
+          <w:b/>
+          <w:color w:val="0F172A"/>
+          <w:sz w:val="20"/>
+        </w:rPr>
+        <w:t>六、完整测试集评估（10,000 张）与逐类性能诊断</w:t>
+      </w:r>
+      <w:r>
+        <w:tab/>
+      </w:r>
+      <w:r>
+        <w:rPr>
+          <w:rFonts w:ascii="Times New Roman" w:hAnsi="Times New Roman" w:eastAsia="Times New Roman"/>
+          <w:b/>
+          <w:sz w:val="20"/>
+        </w:rPr>
+        <w:t>8</w:t>
+      </w:r>
+    </w:p>
+    <w:p>
+      <w:pPr>
+        <w:tabs>
+          <w:tab w:val="right" w:leader="dot" w:pos="8300"/>
+        </w:tabs>
+        <w:spacing w:before="0" w:after="30" w:line="230" w:lineRule="auto"/>
+      </w:pPr>
+      <w:r>
+        <w:rPr>
+          <w:rFonts w:ascii="Times New Roman" w:hAnsi="Times New Roman" w:eastAsia="宋体"/>
+          <w:sz w:val="18"/>
+        </w:rPr>
+        <w:t>6.1 最终测试综合指标汇总</w:t>
+      </w:r>
+      <w:r>
+        <w:tab/>
+      </w:r>
+      <w:r>
+        <w:rPr>
+          <w:rFonts w:ascii="Times New Roman" w:hAnsi="Times New Roman" w:eastAsia="Times New Roman"/>
+          <w:sz w:val="18"/>
+        </w:rPr>
+        <w:t>8</w:t>
+      </w:r>
+    </w:p>
+    <w:p>
+      <w:pPr>
+        <w:tabs>
+          <w:tab w:val="right" w:leader="dot" w:pos="8300"/>
+        </w:tabs>
+        <w:spacing w:before="0" w:after="30" w:line="230" w:lineRule="auto"/>
+      </w:pPr>
+      <w:r>
+        <w:rPr>
+          <w:rFonts w:ascii="Times New Roman" w:hAnsi="Times New Roman" w:eastAsia="宋体"/>
+          <w:sz w:val="18"/>
+        </w:rPr>
+        <w:t>6.2 逐类别详细分类报告 (Precision / Recall / F1)</w:t>
+      </w:r>
+      <w:r>
+        <w:tab/>
+      </w:r>
+      <w:r>
+        <w:rPr>
+          <w:rFonts w:ascii="Times New Roman" w:hAnsi="Times New Roman" w:eastAsia="Times New Roman"/>
+          <w:sz w:val="18"/>
+        </w:rPr>
+        <w:t>8</w:t>
+      </w:r>
+    </w:p>
+    <w:p>
+      <w:pPr>
+        <w:tabs>
+          <w:tab w:val="right" w:leader="dot" w:pos="8300"/>
+        </w:tabs>
+        <w:spacing w:before="40" w:after="50" w:line="230" w:lineRule="auto"/>
+      </w:pPr>
+      <w:r>
+        <w:rPr>
+          <w:rFonts w:ascii="黑体" w:hAnsi="黑体" w:eastAsia="黑体"/>
+          <w:b/>
+          <w:color w:val="0F172A"/>
+          <w:sz w:val="20"/>
+        </w:rPr>
+        <w:t>七、混淆矩阵深入诊断与误分类案例归因</w:t>
+      </w:r>
+      <w:r>
+        <w:tab/>
+      </w:r>
+      <w:r>
+        <w:rPr>
+          <w:rFonts w:ascii="Times New Roman" w:hAnsi="Times New Roman" w:eastAsia="Times New Roman"/>
+          <w:b/>
+          <w:sz w:val="20"/>
+        </w:rPr>
+        <w:t>9</w:t>
+      </w:r>
+    </w:p>
+    <w:p>
+      <w:pPr>
+        <w:tabs>
+          <w:tab w:val="right" w:leader="dot" w:pos="8300"/>
+        </w:tabs>
+        <w:spacing w:before="0" w:after="30" w:line="230" w:lineRule="auto"/>
+      </w:pPr>
+      <w:r>
+        <w:rPr>
+          <w:rFonts w:ascii="Times New Roman" w:hAnsi="Times New Roman" w:eastAsia="宋体"/>
+          <w:sz w:val="18"/>
+        </w:rPr>
+        <w:t>7.1 典型误分类样本与训练集近邻对比原图</w:t>
+      </w:r>
+      <w:r>
+        <w:tab/>
+      </w:r>
+      <w:r>
+        <w:rPr>
+          <w:rFonts w:ascii="Times New Roman" w:hAnsi="Times New Roman" w:eastAsia="Times New Roman"/>
+          <w:sz w:val="18"/>
+        </w:rPr>
+        <w:t>9</w:t>
+      </w:r>
+    </w:p>
+    <w:p>
+      <w:pPr>
+        <w:tabs>
+          <w:tab w:val="right" w:leader="dot" w:pos="8300"/>
+        </w:tabs>
+        <w:spacing w:before="0" w:after="30" w:line="230" w:lineRule="auto"/>
+      </w:pPr>
+      <w:r>
+        <w:rPr>
+          <w:rFonts w:ascii="Times New Roman" w:hAnsi="Times New Roman" w:eastAsia="宋体"/>
+          <w:sz w:val="18"/>
+        </w:rPr>
+        <w:t>7.2 高频有向混淆形态学成因与算法局限性探讨</w:t>
+      </w:r>
+      <w:r>
+        <w:tab/>
+      </w:r>
+      <w:r>
+        <w:rPr>
+          <w:rFonts w:ascii="Times New Roman" w:hAnsi="Times New Roman" w:eastAsia="Times New Roman"/>
+          <w:sz w:val="18"/>
+        </w:rPr>
+        <w:t>9</w:t>
+      </w:r>
+    </w:p>
+    <w:p>
+      <w:pPr>
+        <w:tabs>
+          <w:tab w:val="right" w:leader="dot" w:pos="8300"/>
+        </w:tabs>
+        <w:spacing w:before="40" w:after="50" w:line="230" w:lineRule="auto"/>
+      </w:pPr>
+      <w:r>
+        <w:rPr>
+          <w:rFonts w:ascii="黑体" w:hAnsi="黑体" w:eastAsia="黑体"/>
+          <w:b/>
+          <w:color w:val="0F172A"/>
+          <w:sz w:val="20"/>
+        </w:rPr>
+        <w:t>八、总结讨论、QA 验证、工程复现与开源系统</w:t>
+      </w:r>
+      <w:r>
+        <w:tab/>
+      </w:r>
+      <w:r>
+        <w:rPr>
+          <w:rFonts w:ascii="Times New Roman" w:hAnsi="Times New Roman" w:eastAsia="Times New Roman"/>
+          <w:b/>
+          <w:sz w:val="20"/>
+        </w:rPr>
+        <w:t>10</w:t>
+      </w:r>
+    </w:p>
+    <w:p>
+      <w:pPr>
+        <w:tabs>
+          <w:tab w:val="right" w:leader="dot" w:pos="8300"/>
+        </w:tabs>
+        <w:spacing w:before="0" w:after="30" w:line="230" w:lineRule="auto"/>
+      </w:pPr>
+      <w:r>
+        <w:rPr>
+          <w:rFonts w:ascii="Times New Roman" w:hAnsi="Times New Roman" w:eastAsia="宋体"/>
+          <w:sz w:val="18"/>
+        </w:rPr>
+        <w:t>8.1 算法单元测试与科学性验证</w:t>
+      </w:r>
+      <w:r>
+        <w:tab/>
+      </w:r>
+      <w:r>
+        <w:rPr>
+          <w:rFonts w:ascii="Times New Roman" w:hAnsi="Times New Roman" w:eastAsia="Times New Roman"/>
+          <w:sz w:val="18"/>
+        </w:rPr>
+        <w:t>10</w:t>
+      </w:r>
+    </w:p>
+    <w:p>
+      <w:pPr>
+        <w:tabs>
+          <w:tab w:val="right" w:leader="dot" w:pos="8300"/>
+        </w:tabs>
+        <w:spacing w:before="0" w:after="30" w:line="230" w:lineRule="auto"/>
+      </w:pPr>
+      <w:r>
+        <w:rPr>
+          <w:rFonts w:ascii="Times New Roman" w:hAnsi="Times New Roman" w:eastAsia="宋体"/>
+          <w:sz w:val="18"/>
+        </w:rPr>
+        <w:t>8.2 作业工程复现指南</w:t>
+      </w:r>
+      <w:r>
+        <w:tab/>
+      </w:r>
+      <w:r>
+        <w:rPr>
+          <w:rFonts w:ascii="Times New Roman" w:hAnsi="Times New Roman" w:eastAsia="Times New Roman"/>
+          <w:sz w:val="18"/>
+        </w:rPr>
+        <w:t>10</w:t>
+      </w:r>
+    </w:p>
+    <w:p>
+      <w:pPr>
+        <w:tabs>
+          <w:tab w:val="right" w:leader="dot" w:pos="8300"/>
+        </w:tabs>
+        <w:spacing w:before="0" w:after="30" w:line="230" w:lineRule="auto"/>
+      </w:pPr>
+      <w:r>
+        <w:rPr>
+          <w:rFonts w:ascii="Times New Roman" w:hAnsi="Times New Roman" w:eastAsia="宋体"/>
+          <w:sz w:val="18"/>
+        </w:rPr>
+        <w:t>8.3 开源工程仓库与在线交互报告系统</w:t>
+      </w:r>
+      <w:r>
+        <w:tab/>
+      </w:r>
+      <w:r>
+        <w:rPr>
+          <w:rFonts w:ascii="Times New Roman" w:hAnsi="Times New Roman" w:eastAsia="Times New Roman"/>
+          <w:sz w:val="18"/>
+        </w:rPr>
+        <w:t>10</w:t>
+      </w:r>
+    </w:p>
+    <w:p>
+      <w:pPr>
+        <w:pageBreakBefore/>
         <w:pBdr>
           <w:bottom w:val="single" w:color="1E3A8A" w:sz="12" w:space="4"/>
         </w:pBdr>
@@ -1180,7 +1871,7 @@
           <w:sz w:val="28"/>
           <w:szCs w:val="28"/>
         </w:rPr>
-        <w:t>一、摘要、章节目录与方法原则</w:t>
+        <w:t>一、摘要与核心算法数学契约</w:t>
       </w:r>
     </w:p>
     <w:p>
@@ -1195,7 +1886,22 @@
           <w:sz w:val="19"/>
           <w:szCs w:val="19"/>
         </w:rPr>
-        <w:t>本报告基于经典非参数模式识别算法——k近邻（k-Nearest Neighbors, kNN），针对 MNIST 手写体数字图像分类任务展开全面系统的工程实现与评估。传统 kNN 训练零开销但推理计算量巨大，本项目完整实现了中心化 SVD PCA 降维、HOG 局部特征提取及分批向量化距离检索算法。实验遵循三阶段无泄漏划分原则：从 60,000 张训练集中抽取 12,000 张训练子集与 2,000 张独立验证子集进行 100 组超参数网格搜索；锁定最优配置后，使用全部 60,000 张训练样本拟合并在独立的 10,000 张全量测试集上进行最终评测。</w:t>
+        <w:t>本报告基于经典非参数模式识别算法——k近邻（k-Nearest Neighbors, kNN），针对 MNIST 手写体数字图像分类任务展开全面系统的工程实现与评估。传统 kNN 训练零开销但推理计算量巨大，本项目完整实现了中心化 SVD PCA 降维、HOG 局部特征提取及分批向量化距离检索算法。</w:t>
+      </w:r>
+    </w:p>
+    <w:p>
+      <w:pPr>
+        <w:spacing w:after="40" w:line="240" w:lineRule="auto"/>
+        <w:ind w:firstLine="380" w:firstLineChars="200"/>
+        <w:jc w:val="left"/>
+      </w:pPr>
+      <w:r>
+        <w:rPr>
+          <w:rFonts w:ascii="Times New Roman" w:hAnsi="Times New Roman" w:eastAsia="宋体"/>
+          <w:sz w:val="19"/>
+          <w:szCs w:val="19"/>
+        </w:rPr>
+        <w:t>实验遵循三阶段无泄漏划分原则：从 60,000 张训练集中抽取 12,000 张训练子集与 2,000 张独立验证子集进行 100 组超参数网格搜索；锁定最优配置后，使用全部 60,000 张训练样本拟合并在独立的 10,000 张全量测试集上进行最终评测。</w:t>
       </w:r>
     </w:p>
     <w:p>
@@ -1211,617 +1917,7 @@
           <w:sz w:val="21"/>
           <w:szCs w:val="21"/>
         </w:rPr>
-        <w:t>1.1 报告章节导航与目录索引 (Table of Contents)</w:t>
-      </w:r>
-    </w:p>
-    <w:tbl>
-      <w:tblPr>
-        <w:tblStyle w:val="4"/>
-        <w:tblW w:w="8300" w:type="dxa"/>
-        <w:tblInd w:w="0" w:type="dxa"/>
-        <w:tblBorders>
-          <w:top w:val="single" w:color="1E293B" w:sz="8" w:space="0"/>
-          <w:left w:val="none" w:color="auto" w:sz="0" w:space="0"/>
-          <w:bottom w:val="single" w:color="1E293B" w:sz="8" w:space="0"/>
-          <w:right w:val="none" w:color="auto" w:sz="0" w:space="0"/>
-          <w:insideH w:val="single" w:color="E2E8F0" w:sz="4" w:space="0"/>
-          <w:insideV w:val="none" w:color="auto" w:sz="0" w:space="0"/>
-        </w:tblBorders>
-        <w:tblLayout w:type="fixed"/>
-        <w:tblCellMar>
-          <w:top w:w="50" w:type="dxa"/>
-          <w:left w:w="50" w:type="dxa"/>
-          <w:bottom w:w="50" w:type="dxa"/>
-          <w:right w:w="50" w:type="dxa"/>
-        </w:tblCellMar>
-      </w:tblPr>
-      <w:tblGrid>
-        <w:gridCol w:w="2800"/>
-        <w:gridCol w:w="1350"/>
-        <w:gridCol w:w="2800"/>
-        <w:gridCol w:w="1350"/>
-      </w:tblGrid>
-      <w:tr>
-        <w:tblPrEx>
-          <w:tblBorders>
-            <w:top w:val="single" w:color="1E293B" w:sz="8" w:space="0"/>
-            <w:left w:val="none" w:color="auto" w:sz="0" w:space="0"/>
-            <w:bottom w:val="single" w:color="1E293B" w:sz="8" w:space="0"/>
-            <w:right w:val="none" w:color="auto" w:sz="0" w:space="0"/>
-            <w:insideH w:val="single" w:color="E2E8F0" w:sz="4" w:space="0"/>
-            <w:insideV w:val="none" w:color="auto" w:sz="0" w:space="0"/>
-          </w:tblBorders>
-          <w:tblCellMar>
-            <w:top w:w="50" w:type="dxa"/>
-            <w:left w:w="50" w:type="dxa"/>
-            <w:bottom w:w="50" w:type="dxa"/>
-            <w:right w:w="50" w:type="dxa"/>
-          </w:tblCellMar>
-        </w:tblPrEx>
-        <w:tc>
-          <w:tcPr>
-            <w:tcW w:w="2800" w:type="dxa"/>
-            <w:shd w:val="clear" w:color="auto" w:fill="1E3A8A"/>
-          </w:tcPr>
-          <w:p>
-            <w:pPr>
-              <w:spacing w:before="0" w:after="0" w:line="200" w:lineRule="auto"/>
-              <w:jc w:val="left"/>
-            </w:pPr>
-            <w:r>
-              <w:rPr>
-                <w:rFonts w:ascii="黑体" w:hAnsi="黑体" w:eastAsia="黑体"/>
-                <w:b/>
-                <w:color w:val="FFFFFF"/>
-                <w:sz w:val="15"/>
-              </w:rPr>
-              <w:t>章节编号与主题</w:t>
-            </w:r>
-          </w:p>
-        </w:tc>
-        <w:tc>
-          <w:tcPr>
-            <w:tcW w:w="1350" w:type="dxa"/>
-            <w:shd w:val="clear" w:color="auto" w:fill="1E3A8A"/>
-          </w:tcPr>
-          <w:p>
-            <w:pPr>
-              <w:spacing w:before="0" w:after="0" w:line="200" w:lineRule="auto"/>
-              <w:jc w:val="center"/>
-            </w:pPr>
-            <w:r>
-              <w:rPr>
-                <w:rFonts w:ascii="黑体" w:hAnsi="黑体" w:eastAsia="黑体"/>
-                <w:b/>
-                <w:color w:val="FFFFFF"/>
-                <w:sz w:val="15"/>
-              </w:rPr>
-              <w:t>所在页码</w:t>
-            </w:r>
-          </w:p>
-        </w:tc>
-        <w:tc>
-          <w:tcPr>
-            <w:tcW w:w="2800" w:type="dxa"/>
-            <w:shd w:val="clear" w:color="auto" w:fill="1E3A8A"/>
-          </w:tcPr>
-          <w:p>
-            <w:pPr>
-              <w:spacing w:before="0" w:after="0" w:line="200" w:lineRule="auto"/>
-              <w:jc w:val="center"/>
-            </w:pPr>
-            <w:r>
-              <w:rPr>
-                <w:rFonts w:ascii="黑体" w:hAnsi="黑体" w:eastAsia="黑体"/>
-                <w:b/>
-                <w:color w:val="FFFFFF"/>
-                <w:sz w:val="15"/>
-              </w:rPr>
-              <w:t>章节编号与主题</w:t>
-            </w:r>
-          </w:p>
-        </w:tc>
-        <w:tc>
-          <w:tcPr>
-            <w:tcW w:w="1350" w:type="dxa"/>
-            <w:shd w:val="clear" w:color="auto" w:fill="1E3A8A"/>
-          </w:tcPr>
-          <w:p>
-            <w:pPr>
-              <w:spacing w:before="0" w:after="0" w:line="200" w:lineRule="auto"/>
-              <w:jc w:val="center"/>
-            </w:pPr>
-            <w:r>
-              <w:rPr>
-                <w:rFonts w:ascii="黑体" w:hAnsi="黑体" w:eastAsia="黑体"/>
-                <w:b/>
-                <w:color w:val="FFFFFF"/>
-                <w:sz w:val="15"/>
-              </w:rPr>
-              <w:t>所在页码</w:t>
-            </w:r>
-          </w:p>
-        </w:tc>
-      </w:tr>
-      <w:tr>
-        <w:tblPrEx>
-          <w:tblBorders>
-            <w:top w:val="single" w:color="1E293B" w:sz="8" w:space="0"/>
-            <w:left w:val="none" w:color="auto" w:sz="0" w:space="0"/>
-            <w:bottom w:val="single" w:color="1E293B" w:sz="8" w:space="0"/>
-            <w:right w:val="none" w:color="auto" w:sz="0" w:space="0"/>
-            <w:insideH w:val="single" w:color="E2E8F0" w:sz="4" w:space="0"/>
-            <w:insideV w:val="none" w:color="auto" w:sz="0" w:space="0"/>
-          </w:tblBorders>
-          <w:tblCellMar>
-            <w:top w:w="50" w:type="dxa"/>
-            <w:left w:w="50" w:type="dxa"/>
-            <w:bottom w:w="50" w:type="dxa"/>
-            <w:right w:w="50" w:type="dxa"/>
-          </w:tblCellMar>
-        </w:tblPrEx>
-        <w:tc>
-          <w:tcPr>
-            <w:tcW w:w="2800" w:type="dxa"/>
-          </w:tcPr>
-          <w:p>
-            <w:pPr>
-              <w:spacing w:before="0" w:after="0" w:line="200" w:lineRule="auto"/>
-              <w:jc w:val="left"/>
-            </w:pPr>
-            <w:r>
-              <w:rPr>
-                <w:rFonts w:ascii="Times New Roman" w:hAnsi="Times New Roman" w:eastAsia="宋体"/>
-                <w:sz w:val="15"/>
-              </w:rPr>
-              <w:t>一、摘要、目录与方法原则</w:t>
-            </w:r>
-          </w:p>
-        </w:tc>
-        <w:tc>
-          <w:tcPr>
-            <w:tcW w:w="1350" w:type="dxa"/>
-          </w:tcPr>
-          <w:p>
-            <w:pPr>
-              <w:spacing w:before="0" w:after="0" w:line="200" w:lineRule="auto"/>
-              <w:jc w:val="center"/>
-            </w:pPr>
-            <w:r>
-              <w:rPr>
-                <w:rFonts w:ascii="Times New Roman" w:hAnsi="Times New Roman" w:eastAsia="宋体"/>
-                <w:sz w:val="15"/>
-              </w:rPr>
-              <w:t>第 2 页</w:t>
-            </w:r>
-          </w:p>
-        </w:tc>
-        <w:tc>
-          <w:tcPr>
-            <w:tcW w:w="2800" w:type="dxa"/>
-          </w:tcPr>
-          <w:p>
-            <w:pPr>
-              <w:spacing w:before="0" w:after="0" w:line="200" w:lineRule="auto"/>
-              <w:jc w:val="center"/>
-            </w:pPr>
-            <w:r>
-              <w:rPr>
-                <w:rFonts w:ascii="Times New Roman" w:hAnsi="Times New Roman" w:eastAsia="宋体"/>
-                <w:sz w:val="15"/>
-              </w:rPr>
-              <w:t>六、完整测试集评估与逐类诊断</w:t>
-            </w:r>
-          </w:p>
-        </w:tc>
-        <w:tc>
-          <w:tcPr>
-            <w:tcW w:w="1350" w:type="dxa"/>
-          </w:tcPr>
-          <w:p>
-            <w:pPr>
-              <w:spacing w:before="0" w:after="0" w:line="200" w:lineRule="auto"/>
-              <w:jc w:val="center"/>
-            </w:pPr>
-            <w:r>
-              <w:rPr>
-                <w:rFonts w:ascii="Times New Roman" w:hAnsi="Times New Roman" w:eastAsia="宋体"/>
-                <w:sz w:val="15"/>
-              </w:rPr>
-              <w:t>第 7 页</w:t>
-            </w:r>
-          </w:p>
-        </w:tc>
-      </w:tr>
-      <w:tr>
-        <w:tblPrEx>
-          <w:tblBorders>
-            <w:top w:val="single" w:color="1E293B" w:sz="8" w:space="0"/>
-            <w:left w:val="none" w:color="auto" w:sz="0" w:space="0"/>
-            <w:bottom w:val="single" w:color="1E293B" w:sz="8" w:space="0"/>
-            <w:right w:val="none" w:color="auto" w:sz="0" w:space="0"/>
-            <w:insideH w:val="single" w:color="E2E8F0" w:sz="4" w:space="0"/>
-            <w:insideV w:val="none" w:color="auto" w:sz="0" w:space="0"/>
-          </w:tblBorders>
-          <w:tblCellMar>
-            <w:top w:w="50" w:type="dxa"/>
-            <w:left w:w="50" w:type="dxa"/>
-            <w:bottom w:w="50" w:type="dxa"/>
-            <w:right w:w="50" w:type="dxa"/>
-          </w:tblCellMar>
-        </w:tblPrEx>
-        <w:tc>
-          <w:tcPr>
-            <w:tcW w:w="2800" w:type="dxa"/>
-            <w:shd w:val="clear" w:color="auto" w:fill="F8FAFC"/>
-          </w:tcPr>
-          <w:p>
-            <w:pPr>
-              <w:spacing w:before="0" w:after="0" w:line="200" w:lineRule="auto"/>
-              <w:jc w:val="left"/>
-            </w:pPr>
-            <w:r>
-              <w:rPr>
-                <w:rFonts w:ascii="Times New Roman" w:hAnsi="Times New Roman" w:eastAsia="宋体"/>
-                <w:sz w:val="15"/>
-              </w:rPr>
-              <w:t>二、数据集划分、环境与指标</w:t>
-            </w:r>
-          </w:p>
-        </w:tc>
-        <w:tc>
-          <w:tcPr>
-            <w:tcW w:w="1350" w:type="dxa"/>
-            <w:shd w:val="clear" w:color="auto" w:fill="F8FAFC"/>
-          </w:tcPr>
-          <w:p>
-            <w:pPr>
-              <w:spacing w:before="0" w:after="0" w:line="200" w:lineRule="auto"/>
-              <w:jc w:val="center"/>
-            </w:pPr>
-            <w:r>
-              <w:rPr>
-                <w:rFonts w:ascii="Times New Roman" w:hAnsi="Times New Roman" w:eastAsia="宋体"/>
-                <w:sz w:val="15"/>
-              </w:rPr>
-              <w:t>第 3 页</w:t>
-            </w:r>
-          </w:p>
-        </w:tc>
-        <w:tc>
-          <w:tcPr>
-            <w:tcW w:w="2800" w:type="dxa"/>
-            <w:shd w:val="clear" w:color="auto" w:fill="F8FAFC"/>
-          </w:tcPr>
-          <w:p>
-            <w:pPr>
-              <w:spacing w:before="0" w:after="0" w:line="200" w:lineRule="auto"/>
-              <w:jc w:val="center"/>
-            </w:pPr>
-            <w:r>
-              <w:rPr>
-                <w:rFonts w:ascii="Times New Roman" w:hAnsi="Times New Roman" w:eastAsia="宋体"/>
-                <w:sz w:val="15"/>
-              </w:rPr>
-              <w:t>七、混淆矩阵深入诊断与错误归因</w:t>
-            </w:r>
-          </w:p>
-        </w:tc>
-        <w:tc>
-          <w:tcPr>
-            <w:tcW w:w="1350" w:type="dxa"/>
-            <w:shd w:val="clear" w:color="auto" w:fill="F8FAFC"/>
-          </w:tcPr>
-          <w:p>
-            <w:pPr>
-              <w:spacing w:before="0" w:after="0" w:line="200" w:lineRule="auto"/>
-              <w:jc w:val="center"/>
-            </w:pPr>
-            <w:r>
-              <w:rPr>
-                <w:rFonts w:ascii="Times New Roman" w:hAnsi="Times New Roman" w:eastAsia="宋体"/>
-                <w:sz w:val="15"/>
-              </w:rPr>
-              <w:t>第 8 页</w:t>
-            </w:r>
-          </w:p>
-        </w:tc>
-      </w:tr>
-      <w:tr>
-        <w:tblPrEx>
-          <w:tblBorders>
-            <w:top w:val="single" w:color="1E293B" w:sz="8" w:space="0"/>
-            <w:left w:val="none" w:color="auto" w:sz="0" w:space="0"/>
-            <w:bottom w:val="single" w:color="1E293B" w:sz="8" w:space="0"/>
-            <w:right w:val="none" w:color="auto" w:sz="0" w:space="0"/>
-            <w:insideH w:val="single" w:color="E2E8F0" w:sz="4" w:space="0"/>
-            <w:insideV w:val="none" w:color="auto" w:sz="0" w:space="0"/>
-          </w:tblBorders>
-          <w:tblCellMar>
-            <w:top w:w="50" w:type="dxa"/>
-            <w:left w:w="50" w:type="dxa"/>
-            <w:bottom w:w="50" w:type="dxa"/>
-            <w:right w:w="50" w:type="dxa"/>
-          </w:tblCellMar>
-        </w:tblPrEx>
-        <w:tc>
-          <w:tcPr>
-            <w:tcW w:w="2800" w:type="dxa"/>
-          </w:tcPr>
-          <w:p>
-            <w:pPr>
-              <w:spacing w:before="0" w:after="0" w:line="200" w:lineRule="auto"/>
-              <w:jc w:val="left"/>
-            </w:pPr>
-            <w:r>
-              <w:rPr>
-                <w:rFonts w:ascii="Times New Roman" w:hAnsi="Times New Roman" w:eastAsia="宋体"/>
-                <w:sz w:val="15"/>
-              </w:rPr>
-              <w:t>三、向量化实现与微基准对比</w:t>
-            </w:r>
-          </w:p>
-        </w:tc>
-        <w:tc>
-          <w:tcPr>
-            <w:tcW w:w="1350" w:type="dxa"/>
-          </w:tcPr>
-          <w:p>
-            <w:pPr>
-              <w:spacing w:before="0" w:after="0" w:line="200" w:lineRule="auto"/>
-              <w:jc w:val="center"/>
-            </w:pPr>
-            <w:r>
-              <w:rPr>
-                <w:rFonts w:ascii="Times New Roman" w:hAnsi="Times New Roman" w:eastAsia="宋体"/>
-                <w:sz w:val="15"/>
-              </w:rPr>
-              <w:t>第 4 页</w:t>
-            </w:r>
-          </w:p>
-        </w:tc>
-        <w:tc>
-          <w:tcPr>
-            <w:tcW w:w="2800" w:type="dxa"/>
-          </w:tcPr>
-          <w:p>
-            <w:pPr>
-              <w:spacing w:before="0" w:after="0" w:line="200" w:lineRule="auto"/>
-              <w:jc w:val="center"/>
-            </w:pPr>
-            <w:r>
-              <w:rPr>
-                <w:rFonts w:ascii="Times New Roman" w:hAnsi="Times New Roman" w:eastAsia="宋体"/>
-                <w:sz w:val="15"/>
-              </w:rPr>
-              <w:t>八、总结讨论、QA验证与工程复现</w:t>
-            </w:r>
-          </w:p>
-        </w:tc>
-        <w:tc>
-          <w:tcPr>
-            <w:tcW w:w="1350" w:type="dxa"/>
-          </w:tcPr>
-          <w:p>
-            <w:pPr>
-              <w:spacing w:before="0" w:after="0" w:line="200" w:lineRule="auto"/>
-              <w:jc w:val="center"/>
-            </w:pPr>
-            <w:r>
-              <w:rPr>
-                <w:rFonts w:ascii="Times New Roman" w:hAnsi="Times New Roman" w:eastAsia="宋体"/>
-                <w:sz w:val="15"/>
-              </w:rPr>
-              <w:t>第 9 页</w:t>
-            </w:r>
-          </w:p>
-        </w:tc>
-      </w:tr>
-      <w:tr>
-        <w:tblPrEx>
-          <w:tblBorders>
-            <w:top w:val="single" w:color="1E293B" w:sz="8" w:space="0"/>
-            <w:left w:val="none" w:color="auto" w:sz="0" w:space="0"/>
-            <w:bottom w:val="single" w:color="1E293B" w:sz="8" w:space="0"/>
-            <w:right w:val="none" w:color="auto" w:sz="0" w:space="0"/>
-            <w:insideH w:val="single" w:color="E2E8F0" w:sz="4" w:space="0"/>
-            <w:insideV w:val="none" w:color="auto" w:sz="0" w:space="0"/>
-          </w:tblBorders>
-          <w:tblCellMar>
-            <w:top w:w="50" w:type="dxa"/>
-            <w:left w:w="50" w:type="dxa"/>
-            <w:bottom w:w="50" w:type="dxa"/>
-            <w:right w:w="50" w:type="dxa"/>
-          </w:tblCellMar>
-        </w:tblPrEx>
-        <w:tc>
-          <w:tcPr>
-            <w:tcW w:w="2800" w:type="dxa"/>
-            <w:shd w:val="clear" w:color="auto" w:fill="F8FAFC"/>
-          </w:tcPr>
-          <w:p>
-            <w:pPr>
-              <w:spacing w:before="0" w:after="0" w:line="200" w:lineRule="auto"/>
-              <w:jc w:val="left"/>
-            </w:pPr>
-            <w:r>
-              <w:rPr>
-                <w:rFonts w:ascii="Times New Roman" w:hAnsi="Times New Roman" w:eastAsia="宋体"/>
-                <w:sz w:val="15"/>
-              </w:rPr>
-              <w:t>四、100 组网格搜索消融规律</w:t>
-            </w:r>
-          </w:p>
-        </w:tc>
-        <w:tc>
-          <w:tcPr>
-            <w:tcW w:w="1350" w:type="dxa"/>
-            <w:shd w:val="clear" w:color="auto" w:fill="F8FAFC"/>
-          </w:tcPr>
-          <w:p>
-            <w:pPr>
-              <w:spacing w:before="0" w:after="0" w:line="200" w:lineRule="auto"/>
-              <w:jc w:val="center"/>
-            </w:pPr>
-            <w:r>
-              <w:rPr>
-                <w:rFonts w:ascii="Times New Roman" w:hAnsi="Times New Roman" w:eastAsia="宋体"/>
-                <w:sz w:val="15"/>
-              </w:rPr>
-              <w:t>第 5 页</w:t>
-            </w:r>
-          </w:p>
-        </w:tc>
-        <w:tc>
-          <w:tcPr>
-            <w:tcW w:w="2800" w:type="dxa"/>
-            <w:shd w:val="clear" w:color="auto" w:fill="F8FAFC"/>
-          </w:tcPr>
-          <w:p>
-            <w:pPr>
-              <w:spacing w:before="0" w:after="0" w:line="200" w:lineRule="auto"/>
-              <w:jc w:val="center"/>
-            </w:pPr>
-            <w:r>
-              <w:rPr>
-                <w:rFonts w:ascii="Times New Roman" w:hAnsi="Times New Roman" w:eastAsia="宋体"/>
-                <w:sz w:val="15"/>
-              </w:rPr>
-              <w:t>九、开源工程仓库与在线交互报告</w:t>
-            </w:r>
-          </w:p>
-        </w:tc>
-        <w:tc>
-          <w:tcPr>
-            <w:tcW w:w="1350" w:type="dxa"/>
-            <w:shd w:val="clear" w:color="auto" w:fill="F8FAFC"/>
-          </w:tcPr>
-          <w:p>
-            <w:pPr>
-              <w:spacing w:before="0" w:after="0" w:line="200" w:lineRule="auto"/>
-              <w:jc w:val="center"/>
-            </w:pPr>
-            <w:r>
-              <w:rPr>
-                <w:rFonts w:ascii="Times New Roman" w:hAnsi="Times New Roman" w:eastAsia="宋体"/>
-                <w:sz w:val="15"/>
-              </w:rPr>
-              <w:t>第 10 页</w:t>
-            </w:r>
-          </w:p>
-        </w:tc>
-      </w:tr>
-      <w:tr>
-        <w:tblPrEx>
-          <w:tblBorders>
-            <w:top w:val="single" w:color="1E293B" w:sz="8" w:space="0"/>
-            <w:left w:val="none" w:color="auto" w:sz="0" w:space="0"/>
-            <w:bottom w:val="single" w:color="1E293B" w:sz="8" w:space="0"/>
-            <w:right w:val="none" w:color="auto" w:sz="0" w:space="0"/>
-            <w:insideH w:val="single" w:color="E2E8F0" w:sz="4" w:space="0"/>
-            <w:insideV w:val="none" w:color="auto" w:sz="0" w:space="0"/>
-          </w:tblBorders>
-          <w:tblCellMar>
-            <w:top w:w="50" w:type="dxa"/>
-            <w:left w:w="50" w:type="dxa"/>
-            <w:bottom w:w="50" w:type="dxa"/>
-            <w:right w:w="50" w:type="dxa"/>
-          </w:tblCellMar>
-        </w:tblPrEx>
-        <w:tc>
-          <w:tcPr>
-            <w:tcW w:w="2800" w:type="dxa"/>
-          </w:tcPr>
-          <w:p>
-            <w:pPr>
-              <w:spacing w:before="0" w:after="0" w:line="200" w:lineRule="auto"/>
-              <w:jc w:val="left"/>
-            </w:pPr>
-            <w:r>
-              <w:rPr>
-                <w:rFonts w:ascii="Times New Roman" w:hAnsi="Times New Roman" w:eastAsia="宋体"/>
-                <w:sz w:val="15"/>
-              </w:rPr>
-              <w:t>五、图像特征探索与降维对比</w:t>
-            </w:r>
-          </w:p>
-        </w:tc>
-        <w:tc>
-          <w:tcPr>
-            <w:tcW w:w="1350" w:type="dxa"/>
-          </w:tcPr>
-          <w:p>
-            <w:pPr>
-              <w:spacing w:before="0" w:after="0" w:line="200" w:lineRule="auto"/>
-              <w:jc w:val="center"/>
-            </w:pPr>
-            <w:r>
-              <w:rPr>
-                <w:rFonts w:ascii="Times New Roman" w:hAnsi="Times New Roman" w:eastAsia="宋体"/>
-                <w:sz w:val="15"/>
-              </w:rPr>
-              <w:t>第 6 页</w:t>
-            </w:r>
-          </w:p>
-        </w:tc>
-        <w:tc>
-          <w:tcPr>
-            <w:tcW w:w="2800" w:type="dxa"/>
-          </w:tcPr>
-          <w:p>
-            <w:pPr>
-              <w:spacing w:before="0" w:after="0" w:line="200" w:lineRule="auto"/>
-              <w:jc w:val="center"/>
-            </w:pPr>
-            <w:r>
-              <w:rPr>
-                <w:rFonts w:ascii="Times New Roman" w:hAnsi="Times New Roman" w:eastAsia="宋体"/>
-                <w:sz w:val="15"/>
-              </w:rPr>
-              <w:t>附录：在线网站与扫码查验系统</w:t>
-            </w:r>
-          </w:p>
-        </w:tc>
-        <w:tc>
-          <w:tcPr>
-            <w:tcW w:w="1350" w:type="dxa"/>
-          </w:tcPr>
-          <w:p>
-            <w:pPr>
-              <w:spacing w:before="0" w:after="0" w:line="200" w:lineRule="auto"/>
-              <w:jc w:val="center"/>
-            </w:pPr>
-            <w:r>
-              <w:rPr>
-                <w:rFonts w:ascii="Times New Roman" w:hAnsi="Times New Roman" w:eastAsia="宋体"/>
-                <w:sz w:val="15"/>
-              </w:rPr>
-              <w:t>第 10 页</w:t>
-            </w:r>
-          </w:p>
-        </w:tc>
-      </w:tr>
-    </w:tbl>
-    <w:p>
-      <w:pPr>
-        <w:spacing w:after="30" w:line="240" w:lineRule="auto"/>
-        <w:jc w:val="left"/>
-      </w:pPr>
-    </w:p>
-    <w:p>
-      <w:pPr>
-        <w:spacing w:after="40" w:line="240" w:lineRule="auto"/>
-        <w:jc w:val="left"/>
-      </w:pPr>
-      <w:r>
-        <w:rPr>
-          <w:rFonts w:ascii="黑体" w:hAnsi="黑体" w:eastAsia="黑体"/>
-          <w:b/>
-          <w:color w:val="0F172A"/>
-          <w:sz w:val="21"/>
-          <w:szCs w:val="21"/>
-        </w:rPr>
-        <w:t>1.2 核心算法设计与数学契约</w:t>
+        <w:t>1.1 核心算法设计与数学契约</w:t>
       </w:r>
     </w:p>
     <w:p>
@@ -1852,8 +1948,8 @@
         </w:rPr>
         <w:drawing>
           <wp:inline distT="0" distB="0" distL="0" distR="0">
-            <wp:extent cx="3810000" cy="410845"/>
-            <wp:effectExtent l="0" t="0" r="0" b="635"/>
+            <wp:extent cx="4191000" cy="451485"/>
+            <wp:effectExtent l="0" t="0" r="0" b="5080"/>
             <wp:docPr id="101" name="eq_l2.png"/>
             <wp:cNvGraphicFramePr/>
             <a:graphic xmlns:a="http://schemas.openxmlformats.org/drawingml/2006/main">
@@ -1872,7 +1968,7 @@
                   <pic:spPr>
                     <a:xfrm>
                       <a:off x="0" y="0"/>
-                      <a:ext cx="3810000" cy="410966"/>
+                      <a:ext cx="4191000" cy="452062"/>
                     </a:xfrm>
                     <a:prstGeom prst="rect">
                       <a:avLst/>
@@ -1919,8 +2015,8 @@
         </w:rPr>
         <w:drawing>
           <wp:inline distT="0" distB="0" distL="0" distR="0">
-            <wp:extent cx="1524000" cy="458470"/>
-            <wp:effectExtent l="0" t="0" r="0" b="13970"/>
+            <wp:extent cx="1651000" cy="496570"/>
+            <wp:effectExtent l="0" t="0" r="10160" b="5715"/>
             <wp:docPr id="102" name="eq_weight.png"/>
             <wp:cNvGraphicFramePr/>
             <a:graphic xmlns:a="http://schemas.openxmlformats.org/drawingml/2006/main">
@@ -1939,7 +2035,7 @@
                   <pic:spPr>
                     <a:xfrm>
                       <a:off x="0" y="0"/>
-                      <a:ext cx="1524000" cy="458931"/>
+                      <a:ext cx="1651000" cy="497176"/>
                     </a:xfrm>
                     <a:prstGeom prst="rect">
                       <a:avLst/>
@@ -1970,7 +2066,7 @@
           <w:sz w:val="19"/>
           <w:szCs w:val="19"/>
         </w:rPr>
-        <w:t>最终多数票决策目标函数如下（式中 I 为指示函数）：</w:t>
+        <w:t>最终多数票决策目标函数如下：</w:t>
       </w:r>
     </w:p>
     <w:p>
@@ -1986,8 +2082,8 @@
         </w:rPr>
         <w:drawing>
           <wp:inline distT="0" distB="0" distL="0" distR="0">
-            <wp:extent cx="3683000" cy="798195"/>
-            <wp:effectExtent l="0" t="0" r="5080" b="9525"/>
+            <wp:extent cx="4064000" cy="880745"/>
+            <wp:effectExtent l="0" t="0" r="5080" b="3175"/>
             <wp:docPr id="103" name="eq_vote.png"/>
             <wp:cNvGraphicFramePr/>
             <a:graphic xmlns:a="http://schemas.openxmlformats.org/drawingml/2006/main">
@@ -2006,7 +2102,7 @@
                   <pic:spPr>
                     <a:xfrm>
                       <a:off x="0" y="0"/>
-                      <a:ext cx="3683000" cy="798384"/>
+                      <a:ext cx="4064000" cy="880976"/>
                     </a:xfrm>
                     <a:prstGeom prst="rect">
                       <a:avLst/>
@@ -2037,7 +2133,22 @@
           <w:sz w:val="19"/>
           <w:szCs w:val="19"/>
         </w:rPr>
-        <w:t>• 确定性平票仲裁：近邻检索并列优先保留训练行号较小样本；多数票统计并列严格判定为类别编号较小者（0-9）。</w:t>
+        <w:t>• 确定性双层平票仲裁：近邻检索并列优先保留训练行号较小样本；多数票统计并列严格判定为类别编号较小者（0-9），契合课程标准。</w:t>
+      </w:r>
+    </w:p>
+    <w:p>
+      <w:pPr>
+        <w:spacing w:after="40" w:line="240" w:lineRule="auto"/>
+        <w:ind w:firstLine="380" w:firstLineChars="200"/>
+        <w:jc w:val="left"/>
+      </w:pPr>
+      <w:r>
+        <w:rPr>
+          <w:rFonts w:ascii="Times New Roman" w:hAnsi="Times New Roman" w:eastAsia="宋体"/>
+          <w:sz w:val="19"/>
+          <w:szCs w:val="19"/>
+        </w:rPr>
+        <w:t>• Top-n 精度口径：按投票得分降序、类别编号升序排序，未获票类别得分归零后按编号补位，避免虚构高置信候选。</w:t>
       </w:r>
     </w:p>
     <w:p>
@@ -2573,6 +2684,21 @@
           <w:szCs w:val="19"/>
         </w:rPr>
         <w:t>建立多维客观评价指标：Top-1 准确率、Top-3/Top-5 覆盖率（真实标签出现在前 3/5 个候选类的比例）、10×10 混淆矩阵，以及宏平均 Macro-F1（平衡各类精度）。精确测时特征变换、近邻检索与投票过程。</w:t>
+      </w:r>
+    </w:p>
+    <w:p>
+      <w:pPr>
+        <w:spacing w:after="40" w:line="240" w:lineRule="auto"/>
+        <w:ind w:firstLine="380" w:firstLineChars="200"/>
+        <w:jc w:val="left"/>
+      </w:pPr>
+      <w:r>
+        <w:rPr>
+          <w:rFonts w:ascii="Times New Roman" w:hAnsi="Times New Roman" w:eastAsia="宋体"/>
+          <w:sz w:val="19"/>
+          <w:szCs w:val="19"/>
+        </w:rPr>
+        <w:t>• 科学评估防泄漏原则：在整个 100 组网格搜索探索阶段，全量 10,000 张独立测试集完全保持不可见；特征工程（如 PCA 均值向量与投影基矩阵）严格仅在 12,000 张训练子集上拟合，验证集与测试集仅应用已训练变换，杜绝任何形式的全局统计信息泄露。</w:t>
       </w:r>
     </w:p>
     <w:p>
@@ -4355,6 +4481,22 @@
     <w:p>
       <w:pPr>
         <w:spacing w:after="40" w:line="240" w:lineRule="auto"/>
+        <w:jc w:val="left"/>
+      </w:pPr>
+      <w:r>
+        <w:rPr>
+          <w:rFonts w:ascii="黑体" w:hAnsi="黑体" w:eastAsia="黑体"/>
+          <w:b/>
+          <w:color w:val="0F172A"/>
+          <w:sz w:val="21"/>
+          <w:szCs w:val="21"/>
+        </w:rPr>
+        <w:t>4.2 超参数敏感度与消融分析</w:t>
+      </w:r>
+    </w:p>
+    <w:p>
+      <w:pPr>
+        <w:spacing w:after="40" w:line="240" w:lineRule="auto"/>
         <w:ind w:firstLine="380" w:firstLineChars="200"/>
         <w:jc w:val="left"/>
       </w:pPr>
@@ -4364,7 +4506,22 @@
           <w:sz w:val="19"/>
           <w:szCs w:val="19"/>
         </w:rPr>
-        <w:t>k 过小易受噪点影响过拟合；k 过大决策平滑欠拟合。在 HOG 特征下，k=5 取得 96.00% 最高验证率，有效平衡了局部判别力与抗噪鲁棒性。</w:t>
+        <w:t>• k 值敏感度：k=1 时易受孤立噪点影响发生过拟合；k 过大（k=7, 9）决策面过度平滑导致欠拟合。在 HOG 特征下，k=5 取得 96.00% 最高验证率，有效平衡了局部判别力与抗噪鲁棒性。</w:t>
+      </w:r>
+    </w:p>
+    <w:p>
+      <w:pPr>
+        <w:spacing w:after="40" w:line="240" w:lineRule="auto"/>
+        <w:ind w:firstLine="380" w:firstLineChars="200"/>
+        <w:jc w:val="left"/>
+      </w:pPr>
+      <w:r>
+        <w:rPr>
+          <w:rFonts w:ascii="Times New Roman" w:hAnsi="Times New Roman" w:eastAsia="宋体"/>
+          <w:sz w:val="19"/>
+          <w:szCs w:val="19"/>
+        </w:rPr>
+        <w:t>• 距离度量与加权对比：欧氏距离（L2）在连续梯度空间中的判别边界更为平滑，平均准确率略高于曼哈顿距离；当 k 增至 7 或 9 时，距离倒数加权赋予最近邻更高置信度，有效抑制了远距离边界样本的投票干扰。</w:t>
       </w:r>
     </w:p>
     <w:p>
@@ -5189,6 +5346,22 @@
     <w:p>
       <w:pPr>
         <w:spacing w:after="40" w:line="240" w:lineRule="auto"/>
+        <w:jc w:val="left"/>
+      </w:pPr>
+      <w:r>
+        <w:rPr>
+          <w:rFonts w:ascii="黑体" w:hAnsi="黑体" w:eastAsia="黑体"/>
+          <w:b/>
+          <w:color w:val="0F172A"/>
+          <w:sz w:val="21"/>
+          <w:szCs w:val="21"/>
+        </w:rPr>
+        <w:t>5.2 特征表征能力与计算复杂度权衡</w:t>
+      </w:r>
+    </w:p>
+    <w:p>
+      <w:pPr>
+        <w:spacing w:after="40" w:line="240" w:lineRule="auto"/>
         <w:ind w:firstLine="380" w:firstLineChars="200"/>
         <w:jc w:val="left"/>
       </w:pPr>
@@ -5198,7 +5371,22 @@
           <w:sz w:val="19"/>
           <w:szCs w:val="19"/>
         </w:rPr>
-        <w:t>PCA-50 仅用 50 维即反超 784 维原始像素；HOG 凭借 9 方向局部梯度对笔画形变的强几何不变性取得最优表现。因此最终配置锁定为 HOG、324 维、L2、k=5、均匀投票。</w:t>
+        <w:t>• 降维去噪机制：原始 784 维像素存在高度空间冗余及高频背景噪声；PCA 投影通过正交分解去除了非主方向方差，50 维特征不仅降低了 93.6% 的距离计算量，分类精度反提升 0.85%。</w:t>
+      </w:r>
+    </w:p>
+    <w:p>
+      <w:pPr>
+        <w:spacing w:after="40" w:line="240" w:lineRule="auto"/>
+        <w:ind w:firstLine="380" w:firstLineChars="200"/>
+        <w:jc w:val="left"/>
+      </w:pPr>
+      <w:r>
+        <w:rPr>
+          <w:rFonts w:ascii="Times New Roman" w:hAnsi="Times New Roman" w:eastAsia="宋体"/>
+          <w:sz w:val="19"/>
+          <w:szCs w:val="19"/>
+        </w:rPr>
+        <w:t>• 局部梯度几何不变性：手写数字存在笔画粗细不均、轻度倾斜与平移扭曲等问题；HOG 特征统计局部方向梯度直方图，对笔画连续性与拓扑形态具有极佳的尺度与几何不变性，从而获得 96.00% 的最高验证表现。因此最终配置锁定为 HOG、324 维、L2、k=5、均匀投票。</w:t>
       </w:r>
     </w:p>
     <w:p>
@@ -7203,7 +7391,7 @@
           <w:sz w:val="28"/>
           <w:szCs w:val="28"/>
         </w:rPr>
-        <w:t>八、总结讨论、算法 QA 验证与工程复现</w:t>
+        <w:t>八、总结讨论、QA 验证、工程复现与开源系统</w:t>
       </w:r>
     </w:p>
     <w:p>
@@ -7583,7 +7771,7 @@
           <w:sz w:val="21"/>
           <w:szCs w:val="21"/>
         </w:rPr>
-        <w:t>8.2 作业工程复现说明</w:t>
+        <w:t>8.2 作业工程复现指南与开源系统</w:t>
       </w:r>
     </w:p>
     <w:p>
@@ -7598,7 +7786,7 @@
           <w:sz w:val="19"/>
           <w:szCs w:val="19"/>
         </w:rPr>
-        <w:t>为保证实验严谨与结论可查，全部源代码均包含独立单元测试与哈希指纹校验：</w:t>
+        <w:t>• 环境与复现：Python 3.11+ / PyTorch 2.2 / NumPy 1.26 / scikit-learn。运行 python run.py 执行全流程，运行 python qa.py 执行 11 项算法 QA 单元测试。</w:t>
       </w:r>
     </w:p>
     <w:p>
@@ -7613,57 +7801,7 @@
           <w:sz w:val="19"/>
           <w:szCs w:val="19"/>
         </w:rPr>
-        <w:t>• 环境要求：Python 3.11+ / PyTorch 2.2 / NumPy 1.26 / scikit-learn / scikit-image。</w:t>
-      </w:r>
-    </w:p>
-    <w:p>
-      <w:pPr>
-        <w:spacing w:after="40" w:line="240" w:lineRule="auto"/>
-        <w:ind w:firstLine="380" w:firstLineChars="200"/>
-        <w:jc w:val="left"/>
-      </w:pPr>
-      <w:r>
-        <w:rPr>
-          <w:rFonts w:ascii="Times New Roman" w:hAnsi="Times New Roman" w:eastAsia="宋体"/>
-          <w:sz w:val="19"/>
-          <w:szCs w:val="19"/>
-        </w:rPr>
-        <w:t>• 一键复现：运行 python run.py 执行全流程，运行 python qa.py 执行 11 项算法 QA 单元测试。</w:t>
-      </w:r>
-    </w:p>
-    <w:p>
-      <w:pPr>
-        <w:pageBreakBefore/>
-        <w:pBdr>
-          <w:bottom w:val="single" w:color="1E3A8A" w:sz="12" w:space="4"/>
-        </w:pBdr>
-        <w:spacing w:after="100" w:line="240" w:lineRule="auto"/>
-        <w:jc w:val="left"/>
-      </w:pPr>
-      <w:r>
-        <w:rPr>
-          <w:rFonts w:ascii="黑体" w:hAnsi="黑体" w:eastAsia="黑体"/>
-          <w:b/>
-          <w:color w:val="0F172A"/>
-          <w:sz w:val="28"/>
-          <w:szCs w:val="28"/>
-        </w:rPr>
-        <w:t>九、开源工程仓库与在线交互报告</w:t>
-      </w:r>
-    </w:p>
-    <w:p>
-      <w:pPr>
-        <w:spacing w:after="40" w:line="240" w:lineRule="auto"/>
-        <w:ind w:firstLine="380" w:firstLineChars="200"/>
-        <w:jc w:val="left"/>
-      </w:pPr>
-      <w:r>
-        <w:rPr>
-          <w:rFonts w:ascii="Times New Roman" w:hAnsi="Times New Roman" w:eastAsia="宋体"/>
-          <w:sz w:val="19"/>
-          <w:szCs w:val="19"/>
-        </w:rPr>
-        <w:t>为方便老师全方位审阅本次课程设计的完整实现、交互式检视 100 组超参数消融曲线并查验算法源代码，我已将全部源码、原始实验数据包及说明文档开源托管至 GitHub，并搭建了无依赖的 GitHub Pages 在线静态网站：</w:t>
+        <w:t>• 开源交互报告系统：为方便老师审阅本次课程设计的完整实现并交互式检视 100 组超参数消融曲线，我已将全部源码托管至 GitHub 并搭建了 GitHub Pages 在线静态网站：</w:t>
       </w:r>
     </w:p>
     <w:p>
@@ -7679,8 +7817,8 @@
         </w:rPr>
         <w:drawing>
           <wp:inline distT="0" distB="0" distL="0" distR="0">
-            <wp:extent cx="5842000" cy="3397250"/>
-            <wp:effectExtent l="0" t="0" r="10160" b="1270"/>
+            <wp:extent cx="4826000" cy="2806700"/>
+            <wp:effectExtent l="0" t="0" r="5080" b="12700"/>
             <wp:docPr id="108" name="editorial_report_showcase.png"/>
             <wp:cNvGraphicFramePr/>
             <a:graphic xmlns:a="http://schemas.openxmlformats.org/drawingml/2006/main">
@@ -7699,7 +7837,7 @@
                   <pic:spPr>
                     <a:xfrm>
                       <a:off x="0" y="0"/>
-                      <a:ext cx="5842000" cy="3397757"/>
+                      <a:ext cx="4826000" cy="2806843"/>
                     </a:xfrm>
                     <a:prstGeom prst="rect">
                       <a:avLst/>
@@ -7821,8 +7959,8 @@
             <w:r>
               <w:drawing>
                 <wp:inline distT="0" distB="0" distL="0" distR="0">
-                  <wp:extent cx="1079500" cy="1079500"/>
-                  <wp:effectExtent l="0" t="0" r="2540" b="2540"/>
+                  <wp:extent cx="1016000" cy="1016000"/>
+                  <wp:effectExtent l="0" t="0" r="5080" b="5080"/>
                   <wp:docPr id="109" name="website_qr.png"/>
                   <wp:cNvGraphicFramePr/>
                   <a:graphic xmlns:a="http://schemas.openxmlformats.org/drawingml/2006/main">
@@ -7841,7 +7979,7 @@
                         <pic:spPr>
                           <a:xfrm>
                             <a:off x="0" y="0"/>
-                            <a:ext cx="1079500" cy="1079500"/>
+                            <a:ext cx="1016000" cy="1016000"/>
                           </a:xfrm>
                           <a:prstGeom prst="rect">
                             <a:avLst/>

--- a/MNIST_kNN_设计报告_最终提交版.docx
+++ b/MNIST_kNN_设计报告_最终提交版.docx
@@ -2133,7 +2133,7 @@
           <w:sz w:val="19"/>
           <w:szCs w:val="19"/>
         </w:rPr>
-        <w:t>• 确定性双层平票仲裁：近邻检索并列优先保留训练行号较小样本；多数票统计并列严格判定为类别编号较小者（0-9），契合课程标准。</w:t>
+        <w:t>• 确定性双层平票仲裁：近邻检索并列优先保留训练行号较小样本；多数票统计并列严格判定为类别编号较小者（0-9）。</w:t>
       </w:r>
     </w:p>
     <w:p>
